--- a/b2/paper/B2_Frontiers_R2_clean.docx
+++ b/b2/paper/B2_Frontiers_R2_clean.docx
@@ -13,18 +13,6 @@
     <w:p>
       <w:pPr>
         <w:pStyle w:val="FirstParagraph"/>
-      </w:pPr>
-      <w:r>
-        <w:rPr>
-          <w:b/>
-          <w:bCs/>
-        </w:rPr>
-        <w:t xml:space="preserve">Governance Concentration Beyond Token Allocation: A 40-Protocol Cross-Sectional Audit of DePIN and DeFi After Protocol-Controlled-Address Exclusion</w:t>
-      </w:r>
-    </w:p>
-    <w:p>
-      <w:pPr>
-        <w:pStyle w:val="BodyText"/>
       </w:pPr>
       <w:r>
         <w:rPr>
@@ -3429,7 +3417,7 @@
         <w:t xml:space="preserve"> </w:t>
       </w:r>
       <w:r>
-        <w:t xml:space="preserve">The full cross-section includes N = 40 protocols with post-exclusion holding HHI (Table 4). The allocation battery uses N = 37 protocols with initial insider allocation data. The headline DePIN-vs-DeFi contrast uses 15 DePIN and 15 DeFi protocols. Subsidy analysis uses N = 23 protocols with non-zero subsidy under either Token Terminal or on-chain metrics, and N = 22 when Livepeer is excluded. Voting-HHI comparison uses N = 13 protocols with sufficient governance data (Table 7).</w:t>
+        <w:t xml:space="preserve">The full cross-section includes N = 40 protocols with post-exclusion holding HHI (Table 3). The allocation battery uses N = 37 protocols with initial insider allocation data. The headline DePIN-vs-DeFi contrast uses 15 DePIN and 15 DeFi protocols. Subsidy analysis uses N = 23 protocols with non-zero subsidy under either Token Terminal or on-chain metrics, and N = 22 when Livepeer is excluded. Voting-HHI comparison uses N = 13 protocols with sufficient governance data (Table 6).</w:t>
       </w:r>
     </w:p>
     <w:bookmarkEnd w:id="32"/>
@@ -3763,7 +3751,7 @@
         <w:t xml:space="preserve"> </w:t>
       </w:r>
       <w:r>
-        <w:t xml:space="preserve">in Table 4: rank-ordering across protocols is preserved at all three</w:t>
+        <w:t xml:space="preserve">in Table 3: rank-ordering across protocols is preserved at all three</w:t>
       </w:r>
       <w:r>
         <w:t xml:space="preserve"> </w:t>
@@ -3799,7 +3787,7 @@
         <w:t xml:space="preserve"> </w:t>
       </w:r>
       <w:r>
-        <w:t xml:space="preserve">holders; Table 4 N column reflects this pre-exclusion sample size</w:t>
+        <w:t xml:space="preserve">holders; Table 3 N column reflects this pre-exclusion sample size</w:t>
       </w:r>
       <w:r>
         <w:t xml:space="preserve"> </w:t>
@@ -3919,7 +3907,7 @@
           <w:b/>
           <w:bCs/>
         </w:rPr>
-        <w:t xml:space="preserve">Reading Table 4.</w:t>
+        <w:t xml:space="preserve">Reading Table 3.</w:t>
       </w:r>
       <w:r>
         <w:t xml:space="preserve"> </w:t>
@@ -3991,7 +3979,7 @@
         <w:t xml:space="preserve"> </w:t>
       </w:r>
       <w:r>
-        <w:t xml:space="preserve">and Top-N values in Table 4 reflect the canonical top-1,000</w:t>
+        <w:t xml:space="preserve">and Top-N values in Table 3 reflect the canonical top-1,000</w:t>
       </w:r>
       <w:r>
         <w:t xml:space="preserve"> </w:t>
@@ -4089,7 +4077,7 @@
         <w:pStyle w:val="BodyText"/>
       </w:pPr>
       <w:r>
-        <w:t xml:space="preserve">Snapshot date discipline for governance-power data: the Table 7 voting</w:t>
+        <w:t xml:space="preserve">Snapshot date discipline for governance-power data: the Table 6 voting</w:t>
       </w:r>
       <w:r>
         <w:t xml:space="preserve"> </w:t>
@@ -4107,7 +4095,7 @@
         <w:t xml:space="preserve"> </w:t>
       </w:r>
       <w:r>
-        <w:t xml:space="preserve">snapshot used for Table 4 holding HHI. Voting-power distributions can</w:t>
+        <w:t xml:space="preserve">snapshot used for Table 3 holding HHI. Voting-power distributions can</w:t>
       </w:r>
       <w:r>
         <w:t xml:space="preserve"> </w:t>
@@ -4155,7 +4143,7 @@
         <w:t xml:space="preserve"> </w:t>
       </w:r>
       <w:r>
-        <w:t xml:space="preserve">The Table 7 voting-HHI column uses</w:t>
+        <w:t xml:space="preserve">The Table 6 voting-HHI column uses</w:t>
       </w:r>
       <w:r>
         <w:t xml:space="preserve"> </w:t>
@@ -4864,16 +4852,7 @@
               <w:pStyle w:val="Compact"/>
             </w:pPr>
             <w:r>
-              <w:t xml:space="preserve">per-signer max-weight aggregation on</w:t>
-            </w:r>
-            <w:r>
-              <w:t xml:space="preserve"> </w:t>
-            </w:r>
-            <w:r>
-              <w:rPr>
-                <w:rStyle w:val="VerbatimChar"/>
-              </w:rPr>
-              <w:t xml:space="preserve">jupiter_solana.govern_call_setvote</w:t>
+              <w:t xml:space="preserve">per-signer max-weight aggregation on jupiter_solana.govern_call_setvote</w:t>
             </w:r>
           </w:p>
         </w:tc>
@@ -4984,7 +4963,7 @@
           <w:i/>
           <w:iCs/>
         </w:rPr>
-        <w:t xml:space="preserve">Table 8.</w:t>
+        <w:t xml:space="preserve">Table 1.</w:t>
       </w:r>
       <w:r>
         <w:rPr>
@@ -5012,7 +4991,7 @@
           <w:i/>
           <w:iCs/>
         </w:rPr>
-        <w:t xml:space="preserve">the Table 7 voting-HHI computation. Source-specific N reflects either Tally</w:t>
+        <w:t xml:space="preserve">the Table 6 voting-HHI computation. Source-specific N reflects either Tally</w:t>
       </w:r>
       <w:r>
         <w:rPr>
@@ -6102,7 +6081,7 @@
     </w:p>
     <w:bookmarkEnd w:id="42"/>
     <w:bookmarkEnd w:id="43"/>
-    <w:bookmarkStart w:id="74" w:name="results"/>
+    <w:bookmarkStart w:id="77" w:name="results"/>
     <w:p>
       <w:pPr>
         <w:pStyle w:val="Heading1"/>
@@ -6131,7 +6110,7 @@
         <w:t xml:space="preserve"> </w:t>
       </w:r>
       <w:r>
-        <w:t xml:space="preserve">infrastructure, social). Table 3 delimits the claims boundary: all</w:t>
+        <w:t xml:space="preserve">infrastructure, social). Table 2 delimits the claims boundary: all</w:t>
       </w:r>
       <w:r>
         <w:t xml:space="preserve"> </w:t>
@@ -6243,23 +6222,23 @@
         <w:pStyle w:val="BodyText"/>
       </w:pPr>
       <w:r>
-        <w:t xml:space="preserve">Allocation null with insider-retention contrast Descriptive Section 4.4; Table 5</w:t>
-      </w:r>
-    </w:p>
-    <w:p>
-      <w:pPr>
-        <w:pStyle w:val="BodyText"/>
-      </w:pPr>
-      <w:r>
-        <w:t xml:space="preserve">DePIN concentration exceeds DeFi after correction Descriptive Section 4.3; Table 6</w:t>
-      </w:r>
-    </w:p>
-    <w:p>
-      <w:pPr>
-        <w:pStyle w:val="BodyText"/>
-      </w:pPr>
-      <w:r>
-        <w:t xml:space="preserve">Delegation often amplifies voting above holdings Descriptive Section 4.5; Table 7</w:t>
+        <w:t xml:space="preserve">Allocation null with insider-retention contrast Descriptive Section 4.4; Table 4</w:t>
+      </w:r>
+    </w:p>
+    <w:p>
+      <w:pPr>
+        <w:pStyle w:val="BodyText"/>
+      </w:pPr>
+      <w:r>
+        <w:t xml:space="preserve">DePIN concentration exceeds DeFi after correction Descriptive Section 4.3; Table 5</w:t>
+      </w:r>
+    </w:p>
+    <w:p>
+      <w:pPr>
+        <w:pStyle w:val="BodyText"/>
+      </w:pPr>
+      <w:r>
+        <w:t xml:space="preserve">Delegation often amplifies voting above holdings Descriptive Section 4.5; Table 6</w:t>
       </w:r>
     </w:p>
     <w:p>
@@ -6287,7 +6266,7 @@
           <w:i/>
           <w:iCs/>
         </w:rPr>
-        <w:t xml:space="preserve">Table 3.</w:t>
+        <w:t xml:space="preserve">Table 2.</w:t>
       </w:r>
       <w:r>
         <w:rPr>
@@ -6325,7 +6304,7 @@
         <w:t xml:space="preserve"> </w:t>
       </w:r>
       <w:r>
-        <w:t xml:space="preserve">40-protocol sample (Table 4): HHI ranges from 0.005 (Hyperliquid) to</w:t>
+        <w:t xml:space="preserve">40-protocol sample (Table 3): HHI ranges from 0.005 (Hyperliquid) to</w:t>
       </w:r>
       <w:r>
         <w:t xml:space="preserve"> </w:t>
@@ -6712,19 +6691,19 @@
               <w:jc w:val="left"/>
             </w:pPr>
             <w:r>
-              <w:t xml:space="preserve">Top-1%</w:t>
-            </w:r>
-          </w:p>
-        </w:tc>
-        <w:tc>
-          <w:tcPr/>
-          <w:p>
-            <w:pPr>
-              <w:pStyle w:val="Compact"/>
-              <w:jc w:val="left"/>
-            </w:pPr>
-            <w:r>
-              <w:t xml:space="preserve">Top-10%</w:t>
+              <w:t xml:space="preserve">Top-1</w:t>
+            </w:r>
+          </w:p>
+        </w:tc>
+        <w:tc>
+          <w:tcPr/>
+          <w:p>
+            <w:pPr>
+              <w:pStyle w:val="Compact"/>
+              <w:jc w:val="left"/>
+            </w:pPr>
+            <w:r>
+              <w:t xml:space="preserve">Top-10</w:t>
             </w:r>
           </w:p>
         </w:tc>
@@ -10691,7 +10670,7 @@
           <w:i/>
           <w:iCs/>
         </w:rPr>
-        <w:t xml:space="preserve">Table 4.</w:t>
+        <w:t xml:space="preserve">Table 3.</w:t>
       </w:r>
       <w:r>
         <w:rPr>
@@ -10713,7 +10692,7 @@
         <w:pStyle w:val="BodyText"/>
       </w:pPr>
       <w:r>
-        <w:t xml:space="preserve">Table 4 notes:</w:t>
+        <w:t xml:space="preserve">Table 3 notes:</w:t>
       </w:r>
     </w:p>
     <w:p>
@@ -10871,7 +10850,7 @@
         <w:t xml:space="preserve"> </w:t>
       </w:r>
       <w:r>
-        <w:t xml:space="preserve">registers 0.046 after PCA exclusion (per Table 4 row 0.0464).</w:t>
+        <w:t xml:space="preserve">registers 0.046 after PCA exclusion (per Table 3 row 0.0464).</w:t>
       </w:r>
     </w:p>
     <w:p>
@@ -11146,7 +11125,7 @@
         <w:t xml:space="preserve"> </w:t>
       </w:r>
       <w:r>
-        <w:t xml:space="preserve">conventional 0.05 threshold in Models 1 and 2 (Table 6) after adjusting</w:t>
+        <w:t xml:space="preserve">conventional 0.05 threshold in Models 1 and 2 (Table 5) after adjusting</w:t>
       </w:r>
       <w:r>
         <w:t xml:space="preserve"> </w:t>
@@ -11517,7 +11496,7 @@
         <w:t xml:space="preserve"> </w:t>
       </w:r>
       <w:r>
-        <w:t xml:space="preserve">(Table 4): DePIN token allocations frequently reserve large shares for</w:t>
+        <w:t xml:space="preserve">(Table 3): DePIN token allocations frequently reserve large shares for</w:t>
       </w:r>
       <w:r>
         <w:t xml:space="preserve"> </w:t>
@@ -11651,7 +11630,7 @@
         <w:t xml:space="preserve"> </w:t>
       </w:r>
       <w:r>
-        <w:t xml:space="preserve">entirely. The governance concentration patterns in Table 4 may reflect</w:t>
+        <w:t xml:space="preserve">entirely. The governance concentration patterns in Table 3 may reflect</w:t>
       </w:r>
       <w:r>
         <w:t xml:space="preserve"> </w:t>
@@ -11663,7 +11642,7 @@
         <w:t xml:space="preserve"> </w:t>
       </w:r>
       <w:r>
-        <w:t xml:space="preserve">Table 6 shows DePIN membership is positively associated with concentration at p &lt; 0.05 after</w:t>
+        <w:t xml:space="preserve">Table 5 shows DePIN membership is positively associated with concentration at p &lt; 0.05 after</w:t>
       </w:r>
       <w:r>
         <w:t xml:space="preserve"> </w:t>
@@ -11759,7 +11738,7 @@
         <w:t xml:space="preserve"> </w:t>
       </w:r>
       <w:r>
-        <w:t xml:space="preserve">indistinguishable from zero (Table 6, Models 1 through 3; Table 5</w:t>
+        <w:t xml:space="preserve">indistinguishable from zero (Table 5, Models 1 through 3; Table 4</w:t>
       </w:r>
       <w:r>
         <w:t xml:space="preserve"> </w:t>
@@ -11845,7 +11824,7 @@
         <w:t xml:space="preserve"> </w:t>
       </w:r>
       <w:r>
-        <w:t xml:space="preserve">HHI of 0.058 in Table 7 partially closes this gap by capturing</w:t>
+        <w:t xml:space="preserve">HHI of 0.058 in Table 6 partially closes this gap by capturing</w:t>
       </w:r>
       <w:r>
         <w:t xml:space="preserve"> </w:t>
@@ -13256,7 +13235,7 @@
           <w:i/>
           <w:iCs/>
         </w:rPr>
-        <w:t xml:space="preserve">Table 5.</w:t>
+        <w:t xml:space="preserve">Table 4.</w:t>
       </w:r>
       <w:r>
         <w:rPr>
@@ -13997,7 +13976,7 @@
         <w:t xml:space="preserve"> </w:t>
       </w:r>
       <w:r>
-        <w:t xml:space="preserve">(Section 4.2, Table 4; HHI range 0.005 to 0.199) are descriptive, but</w:t>
+        <w:t xml:space="preserve">(Section 4.2, Table 3; HHI range 0.005 to 0.199) are descriptive, but</w:t>
       </w:r>
       <w:r>
         <w:t xml:space="preserve"> </w:t>
@@ -14079,7 +14058,7 @@
         <w:pStyle w:val="BodyText"/>
       </w:pPr>
       <w:r>
-        <w:t xml:space="preserve">Table 6 reports multivariate OLS regressions of HHI on protocol</w:t>
+        <w:t xml:space="preserve">Table 5 reports multivariate OLS regressions of HHI on protocol</w:t>
       </w:r>
       <w:r>
         <w:t xml:space="preserve"> </w:t>
@@ -14115,13 +14094,13 @@
         <w:t xml:space="preserve"> </w:t>
       </w:r>
       <w:r>
-        <w:t xml:space="preserve">percentage used as a Table 6 covariate is not significant, consistent</w:t>
-      </w:r>
-      <w:r>
-        <w:t xml:space="preserve"> </w:t>
-      </w:r>
-      <w:r>
-        <w:t xml:space="preserve">with the bivariate null in Table 5. This is distinct from the current</w:t>
+        <w:t xml:space="preserve">percentage used as a Table 5 covariate is not significant, consistent</w:t>
+      </w:r>
+      <w:r>
+        <w:t xml:space="preserve"> </w:t>
+      </w:r>
+      <w:r>
+        <w:t xml:space="preserve">with the bivariate null in Table 4. This is distinct from the current</w:t>
       </w:r>
       <w:r>
         <w:t xml:space="preserve"> </w:t>
@@ -15012,7 +14991,7 @@
           <w:i/>
           <w:iCs/>
         </w:rPr>
-        <w:t xml:space="preserve">Table 6.</w:t>
+        <w:t xml:space="preserve">Table 5.</w:t>
       </w:r>
       <w:r>
         <w:rPr>
@@ -15246,7 +15225,7 @@
         <w:t xml:space="preserve"> </w:t>
       </w:r>
       <w:r>
-        <w:t xml:space="preserve">allocation null (Table 5, Pearson r = 0.05 for insider allocation</w:t>
+        <w:t xml:space="preserve">allocation null (Table 4, Pearson r = 0.05 for insider allocation</w:t>
       </w:r>
       <w:r>
         <w:t xml:space="preserve"> </w:t>
@@ -15306,7 +15285,7 @@
         <w:t xml:space="preserve"> </w:t>
       </w:r>
       <w:r>
-        <w:t xml:space="preserve">levels in the protocols with comparable voting data. Table 7 compares</w:t>
+        <w:t xml:space="preserve">levels in the protocols with comparable voting data. Table 6 compares</w:t>
       </w:r>
       <w:r>
         <w:t xml:space="preserve"> </w:t>
@@ -15336,7 +15315,7 @@
         <w:t xml:space="preserve"> </w:t>
       </w:r>
       <w:r>
-        <w:t xml:space="preserve">and JUP (0.057x). The holding-based HHI reported in Table 4 measures</w:t>
+        <w:t xml:space="preserve">and JUP (0.057x). The holding-based HHI reported in Table 3 measures</w:t>
       </w:r>
       <w:r>
         <w:t xml:space="preserve"> </w:t>
@@ -16740,7 +16719,7 @@
           <w:i/>
           <w:iCs/>
         </w:rPr>
-        <w:t xml:space="preserve">Table 7.</w:t>
+        <w:t xml:space="preserve">Table 6.</w:t>
       </w:r>
       <w:r>
         <w:rPr>
@@ -16754,7 +16733,7 @@
           <w:i/>
           <w:iCs/>
         </w:rPr>
-        <w:t xml:space="preserve">Holding versus voting concentration for protocols with sufficient governance activity (12-month lookback). Voting HHI from Tally delegate voting power (on-chain) or Snapshot vote-weighted power (off-chain) or Solana on-chain governance (VSR lockup-weighted or delegated-vote per protocol design); N is unique-voter count (Snapshot rows; 12-month rolling window), top-1000 delegate sample (Tally rows), all-delegates count (Aave Tally all-delegates pull), or unique-voter count from Solana on-chain VoteRecord parsing (Solana rows). Ratio above 1.0 indicates delegation concentrates governance above token-holdings; below 1.0 indicates delegation distributes. Holding HHIs are post-exclusion per Table 4. Nine of thirteen sampled protocols amplify; four structural exceptions show dispersion (ENS 0.45x and GMX 0.87x per Sections 4.5.1 + 4.5.1.1; HNT 0.35x-0.53x sensitivity-range per Section 4.5.4 VSR-lockup-weighted design; JUP 0.057x per Section 4.5.4 delegated-vote + broad-airdrop-user-base; JUP is most-extreme dispersion outlier in the cross-section). Curve veCRV + Balancer veBAL (15x and 21x respectively) form a distinct ve-token class discussed separately in Section 4.5.2.</w:t>
+        <w:t xml:space="preserve">Holding versus voting concentration for protocols with sufficient governance activity (12-month lookback). Voting HHI from Tally delegate voting power (on-chain) or Snapshot vote-weighted power (off-chain) or Solana on-chain governance (VSR lockup-weighted or delegated-vote per protocol design); N is unique-voter count (Snapshot rows; 12-month rolling window), top-1000 delegate sample (Tally rows), all-delegates count (Aave Tally all-delegates pull), or unique-voter count from Solana on-chain VoteRecord parsing (Solana rows). Ratio above 1.0 indicates delegation concentrates governance above token-holdings; below 1.0 indicates delegation distributes. Holding HHIs are post-exclusion per Table 3. Nine of thirteen sampled protocols amplify; four structural exceptions show dispersion (ENS 0.45x and GMX 0.87x per Sections 4.5.1 + 4.5.1.1; HNT 0.35x-0.53x sensitivity-range per Section 4.5.4 VSR-lockup-weighted design; JUP 0.057x per Section 4.5.4 delegated-vote + broad-airdrop-user-base; JUP is most-extreme dispersion outlier in the cross-section). Curve veCRV + Balancer veBAL (15x and 21x respectively) form a distinct ve-token class discussed separately in Section 4.5.2.</w:t>
       </w:r>
     </w:p>
     <w:p>
@@ -17369,7 +17348,7 @@
         <w:t xml:space="preserve"> </w:t>
       </w:r>
       <w:r>
-        <w:t xml:space="preserve">Table 4. Optimism’s voting HHI (0.033) is 3.6 times its post-exclusion</w:t>
+        <w:t xml:space="preserve">Table 3. Optimism’s voting HHI (0.033) is 3.6 times its post-exclusion</w:t>
       </w:r>
       <w:r>
         <w:t xml:space="preserve"> </w:t>
@@ -18204,7 +18183,7 @@
         <w:t xml:space="preserve"> </w:t>
       </w:r>
       <w:r>
-        <w:t xml:space="preserve">amplification documented in the Table 7 sample. Curve’s veCRV system</w:t>
+        <w:t xml:space="preserve">amplification documented in the Table 6 sample. Curve’s veCRV system</w:t>
       </w:r>
       <w:r>
         <w:t xml:space="preserve"> </w:t>
@@ -18328,13 +18307,13 @@
         <w:pStyle w:val="BodyText"/>
       </w:pPr>
       <w:r>
-        <w:t xml:space="preserve">The veCRV and veBAL cases are not included in the Table 7 row set</w:t>
-      </w:r>
-      <w:r>
-        <w:t xml:space="preserve"> </w:t>
-      </w:r>
-      <w:r>
-        <w:t xml:space="preserve">because the underlying methodology differs: Table 7 measures HHI of</w:t>
+        <w:t xml:space="preserve">The veCRV and veBAL cases are not included in the Table 6 row set</w:t>
+      </w:r>
+      <w:r>
+        <w:t xml:space="preserve"> </w:t>
+      </w:r>
+      <w:r>
+        <w:t xml:space="preserve">because the underlying methodology differs: Table 6 measures HHI of</w:t>
       </w:r>
       <w:r>
         <w:t xml:space="preserve"> </w:t>
@@ -18412,7 +18391,7 @@
         <w:pStyle w:val="FirstParagraph"/>
       </w:pPr>
       <w:r>
-        <w:t xml:space="preserve">Three of the thirteen Table 7 protocols (plus the two ve-token class protocols in Section 4.5.2) have their largest single voting block held by a protocol-controlled aggregation entity rather than an independent community delegate: Compound Foundation (21.5% of total delegated voting power in May 2026 Tally pull); Aave stkAAVE staking contract (21.9%; aggregates underlying staker voting power as a single delegate); Curve Convex (48% of top-50 deposit-weighted veCRV share per Section 4.5.2). The three Solana-native protocols added at Table 7 N=13 expansion (JUP, HNT, DRIFT; Section 4.5.4) do not exhibit the foundation-or-aggregation-entity top-delegate pattern at the Solana SPL Governance member-set layer; Section 4.5.4.1 documents the Drift Foundation proposal-authorship-versus-vote-weight decoupling pattern that further differentiates Solana governance topology from the EVM precedents described here.</w:t>
+        <w:t xml:space="preserve">Three of the thirteen Table 6 protocols (plus the two ve-token class protocols in Section 4.5.2) have their largest single voting block held by a protocol-controlled aggregation entity rather than an independent community delegate: Compound Foundation (21.5% of total delegated voting power in May 2026 Tally pull); Aave stkAAVE staking contract (21.9%; aggregates underlying staker voting power as a single delegate); Curve Convex (48% of top-50 deposit-weighted veCRV share per Section 4.5.2). The three Solana-native protocols added at Table 6 N=13 expansion (JUP, HNT, DRIFT; Section 4.5.4) do not exhibit the foundation-or-aggregation-entity top-delegate pattern at the Solana SPL Governance member-set layer; Section 4.5.4.1 documents the Drift Foundation proposal-authorship-versus-vote-weight decoupling pattern that further differentiates Solana governance topology from the EVM precedents described here.</w:t>
       </w:r>
     </w:p>
     <w:p>
@@ -18577,12 +18556,12 @@
         <w:pStyle w:val="BodyText"/>
       </w:pPr>
       <w:r>
-        <w:t xml:space="preserve">The pattern is invisible to per-protocol concentration metrics. The predominant-amplification finding (Section 4.5) addresses delegation amplification within a single protocol (delegated voting power exceeds post-exclusion holding HHI); it does not address whether the same set of institutional delegates appears across multiple protocols. Cross-protocol institutional concentration is a candidate fifth concentration axis alongside the four already in the paper’s scope: holder concentration (Section 4.2), voter concentration (Section 4.5 Table 7), delegate-class concentration (Section 4.5.3 foundation-and-aggregation-contract pattern), and burner concentration (Section 4.6 universal burn-rule application). Token-holders who delegate to professional firms acquire delegated representation across multiple protocols simultaneously; the firms’ decisions affect governance outcomes in all protocols where they hold delegated weight, creating correlated voting patterns invisible to per-protocol Mann-Whitney or Cohen’s d analysis. The Tally-side cross-protocol overlap network is deferred to future work.</w:t>
+        <w:t xml:space="preserve">The pattern is invisible to per-protocol concentration metrics. The predominant-amplification finding (Section 4.5) addresses delegation amplification within a single protocol (delegated voting power exceeds post-exclusion holding HHI); it does not address whether the same set of institutional delegates appears across multiple protocols. Cross-protocol institutional concentration is a candidate fifth concentration axis alongside the four already in the paper’s scope: holder concentration (Section 4.2), voter concentration (Section 4.5 Table 6), delegate-class concentration (Section 4.5.3 foundation-and-aggregation-contract pattern), and burner concentration (Section 4.6 universal burn-rule application). Token-holders who delegate to professional firms acquire delegated representation across multiple protocols simultaneously; the firms’ decisions affect governance outcomes in all protocols where they hold delegated weight, creating correlated voting patterns invisible to per-protocol Mann-Whitney or Cohen’s d analysis. The Tally-side cross-protocol overlap network is deferred to future work.</w:t>
       </w:r>
     </w:p>
     <w:bookmarkEnd w:id="66"/>
     <w:bookmarkEnd w:id="67"/>
-    <w:bookmarkStart w:id="73" w:name="robustness-leave-one-out-sensitivity"/>
+    <w:bookmarkStart w:id="76" w:name="robustness-leave-one-out-sensitivity"/>
     <w:p>
       <w:pPr>
         <w:pStyle w:val="Heading2"/>
@@ -18945,6 +18924,81 @@
         <w:pStyle w:val="BodyText"/>
       </w:pPr>
       <w:r>
+        <w:drawing>
+          <wp:inline>
+            <wp:extent cx="5334000" cy="2927348"/>
+            <wp:effectExtent b="0" l="0" r="0" t="0"/>
+            <wp:docPr descr="" title="" id="69" name="Picture"/>
+            <a:graphic>
+              <a:graphicData uri="http://schemas.openxmlformats.org/drawingml/2006/picture">
+                <pic:pic>
+                  <pic:nvPicPr>
+                    <pic:cNvPr descr="media/fig9_loo_forest.png" id="70" name="Picture"/>
+                    <pic:cNvPicPr>
+                      <a:picLocks noChangeArrowheads="1" noChangeAspect="1"/>
+                    </pic:cNvPicPr>
+                  </pic:nvPicPr>
+                  <pic:blipFill>
+                    <a:blip r:embed="rId68"/>
+                    <a:stretch>
+                      <a:fillRect/>
+                    </a:stretch>
+                  </pic:blipFill>
+                  <pic:spPr bwMode="auto">
+                    <a:xfrm>
+                      <a:off x="0" y="0"/>
+                      <a:ext cx="5334000" cy="2927348"/>
+                    </a:xfrm>
+                    <a:prstGeom prst="rect">
+                      <a:avLst/>
+                    </a:prstGeom>
+                    <a:noFill/>
+                    <a:ln w="9525">
+                      <a:noFill/>
+                      <a:headEnd/>
+                      <a:tailEnd/>
+                    </a:ln>
+                  </pic:spPr>
+                </pic:pic>
+              </a:graphicData>
+            </a:graphic>
+          </wp:inline>
+        </w:drawing>
+      </w:r>
+    </w:p>
+    <w:p>
+      <w:pPr>
+        <w:pStyle w:val="BodyText"/>
+      </w:pPr>
+      <w:r>
+        <w:rPr>
+          <w:b/>
+          <w:bCs/>
+          <w:i/>
+          <w:iCs/>
+        </w:rPr>
+        <w:t xml:space="preserve">Figure 5.</w:t>
+      </w:r>
+      <w:r>
+        <w:rPr>
+          <w:i/>
+          <w:iCs/>
+        </w:rPr>
+        <w:t xml:space="preserve"> </w:t>
+      </w:r>
+      <w:r>
+        <w:rPr>
+          <w:i/>
+          <w:iCs/>
+        </w:rPr>
+        <w:t xml:space="preserve">Leave-one-out forest plot for the DePIN-versus-DeFi sector contrast. Each row reports Cohen’s d (point estimate) for the Mann-Whitney sector test recomputed after dropping the named protocol from the 30-protocol sector sample (N = 15 DePIN + 15 DeFi). All 30 iterations remain statistically significant at p &lt; 0.05 (per-iteration p range 0.008 to 0.034); the Cohen’s d point estimates span 0.84 to 1.10 across iterations. The bootstrap 95 percent percentile interval on the headline d (10,000 resamples; full-sample estimate) is [0.32, 1.68], strictly above the small-effect threshold and including the conventional large-effect threshold (d = 0.8). No single protocol drives the sector contrast; the finding is structurally robust to single-observation perturbation.</w:t>
+      </w:r>
+    </w:p>
+    <w:p>
+      <w:pPr>
+        <w:pStyle w:val="BodyText"/>
+      </w:pPr>
+      <w:r>
         <w:t xml:space="preserve">The subsidy-to-concentration correlation (Pearson r = 0.59, p = 0.003, N = 23) is driven primarily by a single protocol. Livepeer’s subsidy ratio of 88.5x</w:t>
       </w:r>
       <w:r>
@@ -19194,7 +19248,7 @@
       <w:r>
         <w:t xml:space="preserve"> </w:t>
       </w:r>
-      <w:hyperlink r:id="rId68">
+      <w:hyperlink r:id="rId71">
         <w:r>
           <w:rPr>
             <w:rStyle w:val="Hyperlink"/>
@@ -19215,18 +19269,18 @@
           <wp:inline>
             <wp:extent cx="5334000" cy="4186514"/>
             <wp:effectExtent b="0" l="0" r="0" t="0"/>
-            <wp:docPr descr="" title="" id="70" name="Picture"/>
+            <wp:docPr descr="" title="" id="73" name="Picture"/>
             <a:graphic>
               <a:graphicData uri="http://schemas.openxmlformats.org/drawingml/2006/picture">
                 <pic:pic>
                   <pic:nvPicPr>
-                    <pic:cNvPr descr="media/fig7_subsidy_scatter.png" id="71" name="Picture"/>
+                    <pic:cNvPr descr="media/fig7_subsidy_scatter.png" id="74" name="Picture"/>
                     <pic:cNvPicPr>
                       <a:picLocks noChangeArrowheads="1" noChangeAspect="1"/>
                     </pic:cNvPicPr>
                   </pic:nvPicPr>
                   <pic:blipFill>
-                    <a:blip r:embed="rId69"/>
+                    <a:blip r:embed="rId72"/>
                     <a:stretch>
                       <a:fillRect/>
                     </a:stretch>
@@ -19264,7 +19318,7 @@
           <w:i/>
           <w:iCs/>
         </w:rPr>
-        <w:t xml:space="preserve">Figure 5.</w:t>
+        <w:t xml:space="preserve">Figure 6.</w:t>
       </w:r>
       <w:r>
         <w:rPr>
@@ -19287,7 +19341,7 @@
         </w:rPr>
         <w:t xml:space="preserve"> </w:t>
       </w:r>
-      <w:hyperlink r:id="rId68">
+      <w:hyperlink r:id="rId71">
         <w:r>
           <w:rPr>
             <w:rStyle w:val="Hyperlink"/>
@@ -19354,7 +19408,7 @@
         <w:t xml:space="preserve"> </w:t>
       </w:r>
       <w:r>
-        <w:t xml:space="preserve">robustness check on the voting-HHI methodology. The Table 7 voting HHI</w:t>
+        <w:t xml:space="preserve">robustness check on the voting-HHI methodology. The Table 6 voting HHI</w:t>
       </w:r>
       <w:r>
         <w:t xml:space="preserve"> </w:t>
@@ -20264,7 +20318,7 @@
       <w:r>
         <w:t xml:space="preserve"> </w:t>
       </w:r>
-      <w:hyperlink r:id="rId72">
+      <w:hyperlink r:id="rId75">
         <w:r>
           <w:rPr>
             <w:rStyle w:val="Hyperlink"/>
@@ -20281,7 +20335,439 @@
         <w:pStyle w:val="BodyText"/>
       </w:pPr>
       <w:r>
-        <w:t xml:space="preserve">Extended robustness analyses are documented in supplementary materials rather than reproduced in full here: Theil and Atkinson concentration metrics (S9), Shapley-Shubik and Banzhaf power indices (S11), PCA-symmetric voting HHI and signer-side functional PCA cases (S12), PCA classification Specs A through E (S10), multivariate subsidy models with sector controls (S8), and the canonical statistics ledger (S0). Profitability, size, and insider-retention specifications are reported in the §4.6 secondary-checks paragraph above. Rank ordering across concentration metrics is stable (HHI-Theil Pearson r = 0.77 on the post-exclusion sample).</w:t>
+        <w:t xml:space="preserve">The sector-contrast robustness extends to the PCA-classification specification choice. Table 7 reports the Mann-Whitney sector test recomputed under five progressively stricter alternative exclusion specifications (Specs A through E; full per-specification narrative in Supplementary File S10). The directional claim (DePIN HHI &gt; DeFi HHI in central tendency) holds under every specification (Cohen’s d positive in all five). Statistical significance at the conventional 0.05 threshold requires the canonical 5-class typology (Spec A) or near-equivalents (Spec B drops Class 5 CEX custody and retains significance); progressively reducing exclusion strictness absorbs non-vote-eligible custody mass into the holding distribution and exhausts the sector signal at Specs D and E. The PCA exclusion methodology applied throughout the paper is therefore load-bearing for the inferential claim of statistical significance; the directional claim is robust to specification choice.</w:t>
+      </w:r>
+    </w:p>
+    <w:tbl>
+      <w:tblPr>
+        <w:tblStyle w:val="Table"/>
+        <w:tblW w:type="pct" w:w="4903"/>
+        <w:tblLayout w:type="fixed"/>
+        <w:tblLook w:firstRow="1" w:lastRow="0" w:firstColumn="0" w:lastColumn="0" w:noHBand="0" w:noVBand="0" w:val="0020"/>
+      </w:tblPr>
+      <w:tblGrid>
+        <w:gridCol w:w="768"/>
+        <w:gridCol w:w="4536"/>
+        <w:gridCol w:w="1076"/>
+        <w:gridCol w:w="692"/>
+        <w:gridCol w:w="692"/>
+      </w:tblGrid>
+      <w:tr>
+        <w:trPr>
+          <w:tblHeader w:val="on"/>
+        </w:trPr>
+        <w:tc>
+          <w:tcPr/>
+          <w:p>
+            <w:pPr>
+              <w:pStyle w:val="Compact"/>
+              <w:jc w:val="left"/>
+            </w:pPr>
+            <w:r>
+              <w:rPr>
+                <w:b/>
+                <w:bCs/>
+              </w:rPr>
+              <w:t xml:space="preserve">Spec</w:t>
+            </w:r>
+          </w:p>
+        </w:tc>
+        <w:tc>
+          <w:tcPr/>
+          <w:p>
+            <w:pPr>
+              <w:pStyle w:val="Compact"/>
+              <w:jc w:val="left"/>
+            </w:pPr>
+            <w:r>
+              <w:rPr>
+                <w:b/>
+                <w:bCs/>
+              </w:rPr>
+              <w:t xml:space="preserve">Description</w:t>
+            </w:r>
+          </w:p>
+        </w:tc>
+        <w:tc>
+          <w:tcPr/>
+          <w:p>
+            <w:pPr>
+              <w:pStyle w:val="Compact"/>
+            </w:pPr>
+            <w:r>
+              <w:rPr>
+                <w:b/>
+                <w:bCs/>
+              </w:rPr>
+              <w:t xml:space="preserve">Excluded</w:t>
+            </w:r>
+            <w:r>
+              <w:t xml:space="preserve"> </w:t>
+            </w:r>
+            <w:r>
+              <w:t xml:space="preserve">*</w:t>
+            </w:r>
+          </w:p>
+        </w:tc>
+        <w:tc>
+          <w:tcPr/>
+          <w:p>
+            <w:pPr>
+              <w:pStyle w:val="Compact"/>
+            </w:pPr>
+            <w:r>
+              <w:t xml:space="preserve">*p** *</w:t>
+            </w:r>
+          </w:p>
+        </w:tc>
+        <w:tc>
+          <w:tcPr/>
+          <w:p>
+            <w:pPr>
+              <w:pStyle w:val="Compact"/>
+              <w:jc w:val="left"/>
+            </w:pPr>
+            <w:r>
+              <w:t xml:space="preserve">*d**</w:t>
+            </w:r>
+          </w:p>
+        </w:tc>
+      </w:tr>
+      <w:tr>
+        <w:tc>
+          <w:tcPr/>
+          <w:p>
+            <w:pPr>
+              <w:pStyle w:val="Compact"/>
+              <w:jc w:val="left"/>
+            </w:pPr>
+            <w:r>
+              <w:t xml:space="preserve">A</w:t>
+            </w:r>
+          </w:p>
+        </w:tc>
+        <w:tc>
+          <w:tcPr/>
+          <w:p>
+            <w:pPr>
+              <w:pStyle w:val="Compact"/>
+              <w:jc w:val="left"/>
+            </w:pPr>
+            <w:r>
+              <w:t xml:space="preserve">Canonical 5-class (all 5 classes excluded)</w:t>
+            </w:r>
+          </w:p>
+        </w:tc>
+        <w:tc>
+          <w:tcPr/>
+          <w:p>
+            <w:pPr>
+              <w:pStyle w:val="Compact"/>
+            </w:pPr>
+            <w:r>
+              <w:t xml:space="preserve">125 / 36 prot</w:t>
+            </w:r>
+          </w:p>
+        </w:tc>
+        <w:tc>
+          <w:tcPr/>
+          <w:p>
+            <w:pPr>
+              <w:pStyle w:val="Compact"/>
+            </w:pPr>
+            <w:r>
+              <w:t xml:space="preserve">0.029</w:t>
+            </w:r>
+          </w:p>
+        </w:tc>
+        <w:tc>
+          <w:tcPr/>
+          <w:p>
+            <w:pPr>
+              <w:pStyle w:val="Compact"/>
+              <w:jc w:val="left"/>
+            </w:pPr>
+            <w:r>
+              <w:t xml:space="preserve">0.94</w:t>
+            </w:r>
+          </w:p>
+        </w:tc>
+      </w:tr>
+      <w:tr>
+        <w:tc>
+          <w:tcPr/>
+          <w:p>
+            <w:pPr>
+              <w:pStyle w:val="Compact"/>
+              <w:jc w:val="left"/>
+            </w:pPr>
+            <w:r>
+              <w:t xml:space="preserve">B</w:t>
+            </w:r>
+          </w:p>
+        </w:tc>
+        <w:tc>
+          <w:tcPr/>
+          <w:p>
+            <w:pPr>
+              <w:pStyle w:val="Compact"/>
+              <w:jc w:val="left"/>
+            </w:pPr>
+            <w:r>
+              <w:t xml:space="preserve">Drop Class 5 (CEX custody retained)</w:t>
+            </w:r>
+          </w:p>
+        </w:tc>
+        <w:tc>
+          <w:tcPr/>
+          <w:p>
+            <w:pPr>
+              <w:pStyle w:val="Compact"/>
+            </w:pPr>
+            <w:r>
+              <w:t xml:space="preserve">106</w:t>
+            </w:r>
+          </w:p>
+        </w:tc>
+        <w:tc>
+          <w:tcPr/>
+          <w:p>
+            <w:pPr>
+              <w:pStyle w:val="Compact"/>
+            </w:pPr>
+            <w:r>
+              <w:t xml:space="preserve">0.039</w:t>
+            </w:r>
+          </w:p>
+        </w:tc>
+        <w:tc>
+          <w:tcPr/>
+          <w:p>
+            <w:pPr>
+              <w:pStyle w:val="Compact"/>
+              <w:jc w:val="left"/>
+            </w:pPr>
+            <w:r>
+              <w:t xml:space="preserve">0.84</w:t>
+            </w:r>
+          </w:p>
+        </w:tc>
+      </w:tr>
+      <w:tr>
+        <w:tc>
+          <w:tcPr/>
+          <w:p>
+            <w:pPr>
+              <w:pStyle w:val="Compact"/>
+              <w:jc w:val="left"/>
+            </w:pPr>
+            <w:r>
+              <w:t xml:space="preserve">C</w:t>
+            </w:r>
+          </w:p>
+        </w:tc>
+        <w:tc>
+          <w:tcPr/>
+          <w:p>
+            <w:pPr>
+              <w:pStyle w:val="Compact"/>
+              <w:jc w:val="left"/>
+            </w:pPr>
+            <w:r>
+              <w:t xml:space="preserve">Drop Class 4 + 5 (bridge + CEX retained)</w:t>
+            </w:r>
+          </w:p>
+        </w:tc>
+        <w:tc>
+          <w:tcPr/>
+          <w:p>
+            <w:pPr>
+              <w:pStyle w:val="Compact"/>
+            </w:pPr>
+            <w:r>
+              <w:t xml:space="preserve">98</w:t>
+            </w:r>
+          </w:p>
+        </w:tc>
+        <w:tc>
+          <w:tcPr/>
+          <w:p>
+            <w:pPr>
+              <w:pStyle w:val="Compact"/>
+            </w:pPr>
+            <w:r>
+              <w:t xml:space="preserve">0.115</w:t>
+            </w:r>
+          </w:p>
+        </w:tc>
+        <w:tc>
+          <w:tcPr/>
+          <w:p>
+            <w:pPr>
+              <w:pStyle w:val="Compact"/>
+              <w:jc w:val="left"/>
+            </w:pPr>
+            <w:r>
+              <w:t xml:space="preserve">0.60</w:t>
+            </w:r>
+          </w:p>
+        </w:tc>
+      </w:tr>
+      <w:tr>
+        <w:tc>
+          <w:tcPr/>
+          <w:p>
+            <w:pPr>
+              <w:pStyle w:val="Compact"/>
+              <w:jc w:val="left"/>
+            </w:pPr>
+            <w:r>
+              <w:t xml:space="preserve">D</w:t>
+            </w:r>
+          </w:p>
+        </w:tc>
+        <w:tc>
+          <w:tcPr/>
+          <w:p>
+            <w:pPr>
+              <w:pStyle w:val="Compact"/>
+              <w:jc w:val="left"/>
+            </w:pPr>
+            <w:r>
+              <w:t xml:space="preserve">Drop Class 3 + 4 + 5 (only Classes 1 + 2 excluded)</w:t>
+            </w:r>
+          </w:p>
+        </w:tc>
+        <w:tc>
+          <w:tcPr/>
+          <w:p>
+            <w:pPr>
+              <w:pStyle w:val="Compact"/>
+            </w:pPr>
+            <w:r>
+              <w:t xml:space="preserve">86</w:t>
+            </w:r>
+          </w:p>
+        </w:tc>
+        <w:tc>
+          <w:tcPr/>
+          <w:p>
+            <w:pPr>
+              <w:pStyle w:val="Compact"/>
+            </w:pPr>
+            <w:r>
+              <w:t xml:space="preserve">0.610</w:t>
+            </w:r>
+          </w:p>
+        </w:tc>
+        <w:tc>
+          <w:tcPr/>
+          <w:p>
+            <w:pPr>
+              <w:pStyle w:val="Compact"/>
+              <w:jc w:val="left"/>
+            </w:pPr>
+            <w:r>
+              <w:t xml:space="preserve">0.17</w:t>
+            </w:r>
+          </w:p>
+        </w:tc>
+      </w:tr>
+      <w:tr>
+        <w:tc>
+          <w:tcPr/>
+          <w:p>
+            <w:pPr>
+              <w:pStyle w:val="Compact"/>
+              <w:jc w:val="left"/>
+            </w:pPr>
+            <w:r>
+              <w:t xml:space="preserve">E</w:t>
+            </w:r>
+          </w:p>
+        </w:tc>
+        <w:tc>
+          <w:tcPr/>
+          <w:p>
+            <w:pPr>
+              <w:pStyle w:val="Compact"/>
+              <w:jc w:val="left"/>
+            </w:pPr>
+            <w:r>
+              <w:t xml:space="preserve">Drop Class 2 + 3 + 4 + 5 (only burn destinations excluded)</w:t>
+            </w:r>
+          </w:p>
+        </w:tc>
+        <w:tc>
+          <w:tcPr/>
+          <w:p>
+            <w:pPr>
+              <w:pStyle w:val="Compact"/>
+            </w:pPr>
+            <w:r>
+              <w:t xml:space="preserve">10</w:t>
+            </w:r>
+          </w:p>
+        </w:tc>
+        <w:tc>
+          <w:tcPr/>
+          <w:p>
+            <w:pPr>
+              <w:pStyle w:val="Compact"/>
+            </w:pPr>
+            <w:r>
+              <w:t xml:space="preserve">0.512</w:t>
+            </w:r>
+          </w:p>
+        </w:tc>
+        <w:tc>
+          <w:tcPr/>
+          <w:p>
+            <w:pPr>
+              <w:pStyle w:val="Compact"/>
+              <w:jc w:val="left"/>
+            </w:pPr>
+            <w:r>
+              <w:t xml:space="preserve">0.35</w:t>
+            </w:r>
+          </w:p>
+        </w:tc>
+      </w:tr>
+    </w:tbl>
+    <w:p>
+      <w:pPr>
+        <w:pStyle w:val="BodyText"/>
+      </w:pPr>
+      <w:r>
+        <w:rPr>
+          <w:b/>
+          <w:bCs/>
+          <w:i/>
+          <w:iCs/>
+        </w:rPr>
+        <w:t xml:space="preserve">Table 7.</w:t>
+      </w:r>
+      <w:r>
+        <w:rPr>
+          <w:i/>
+          <w:iCs/>
+        </w:rPr>
+        <w:t xml:space="preserve"> </w:t>
+      </w:r>
+      <w:r>
+        <w:rPr>
+          <w:i/>
+          <w:iCs/>
+        </w:rPr>
+        <w:t xml:space="preserve">PCA-classification robustness: Mann-Whitney sector test under five alternative exclusion specifications applied to the N = 30 DePIN-vs-DeFi sector contrast. Specs A and B retain conventional statistical significance (p &lt; 0.05) with large Cohen’s d; Spec C produces a medium-effect contrast that fails the 0.05 threshold at N = 30; Specs D and E (minimal exclusions) absorb so much non-vote-eligible signal into the holding distribution that the sector-contrast statistical power is exhausted. Cohen’s d is positive across all five specifications: the directional cross-protocol pattern is not an artifact of specific PCA-exclusion choices. Per-specification narrative interpretation and alternative-classification rationale in Supplementary File S10.</w:t>
+      </w:r>
+    </w:p>
+    <w:p>
+      <w:pPr>
+        <w:pStyle w:val="BodyText"/>
+      </w:pPr>
+      <w:r>
+        <w:t xml:space="preserve">Other extended robustness analyses are documented in supplementary materials rather than reproduced in full here: Theil and Atkinson concentration metrics (S9), Shapley-Shubik and Banzhaf power indices (S11), PCA-symmetric voting HHI and signer-side functional PCA cases (S12), multivariate subsidy models with sector controls (S8), and the canonical statistics ledger (S0). Profitability, size, and insider-retention specifications are reported in the §4.6 secondary-checks paragraph above. Rank ordering across concentration metrics is stable (HHI-Theil Pearson r = 0.77 on the post-exclusion sample).</w:t>
       </w:r>
     </w:p>
     <w:p>
@@ -20310,9 +20796,9 @@
         <w:t xml:space="preserve">ownership structure.</w:t>
       </w:r>
     </w:p>
-    <w:bookmarkEnd w:id="73"/>
-    <w:bookmarkEnd w:id="74"/>
-    <w:bookmarkStart w:id="86" w:name="discussion"/>
+    <w:bookmarkEnd w:id="76"/>
+    <w:bookmarkEnd w:id="77"/>
+    <w:bookmarkStart w:id="89" w:name="discussion"/>
     <w:p>
       <w:pPr>
         <w:pStyle w:val="Heading1"/>
@@ -20321,7 +20807,7 @@
         <w:t xml:space="preserve">5 Discussion</w:t>
       </w:r>
     </w:p>
-    <w:bookmarkStart w:id="75" w:name="measurement-implications"/>
+    <w:bookmarkStart w:id="78" w:name="measurement-implications"/>
     <w:p>
       <w:pPr>
         <w:pStyle w:val="Heading2"/>
@@ -20346,8 +20832,8 @@
         <w:t xml:space="preserve">Three practical implications follow. First, holder-list HHI should be computed only after excluding addresses that cannot vote as independent governance actors. Second, delegation analysis should compare voting-HHI with post-exclusion holding HHI, because delegated power usually differs from token holdings. Third, concentration audits should treat vote-escrow systems and delegation systems as different mechanism classes rather than aggregating them under one generic governance label.</w:t>
       </w:r>
     </w:p>
-    <w:bookmarkEnd w:id="75"/>
-    <w:bookmarkStart w:id="76" w:name="governance-design-implications"/>
+    <w:bookmarkEnd w:id="78"/>
+    <w:bookmarkStart w:id="79" w:name="governance-design-implications"/>
     <w:p>
       <w:pPr>
         <w:pStyle w:val="Heading2"/>
@@ -20456,8 +20942,8 @@
         <w:t xml:space="preserve">regulators to accept decentralization claims.</w:t>
       </w:r>
     </w:p>
-    <w:bookmarkEnd w:id="76"/>
-    <w:bookmarkStart w:id="77" w:name="risks-and-counterpoints"/>
+    <w:bookmarkEnd w:id="79"/>
+    <w:bookmarkStart w:id="80" w:name="risks-and-counterpoints"/>
     <w:p>
       <w:pPr>
         <w:pStyle w:val="Heading2"/>
@@ -20482,8 +20968,8 @@
         <w:t xml:space="preserve">Measurement remains incomplete. Informal influence, off-chain coordination, and legal or equity-holder obligations can affect governance without appearing in token-holder lists. The paper therefore treats HHI and voting-HHI as necessary but not sufficient measures of governance power.</w:t>
       </w:r>
     </w:p>
-    <w:bookmarkEnd w:id="77"/>
-    <w:bookmarkStart w:id="78" w:name="position-in-literature"/>
+    <w:bookmarkEnd w:id="80"/>
+    <w:bookmarkStart w:id="81" w:name="position-in-literature"/>
     <w:p>
       <w:pPr>
         <w:pStyle w:val="Heading2"/>
@@ -20508,8 +20994,8 @@
         <w:t xml:space="preserve">The paper also contributes to DePIN tokenomics by separating governance concentration from subsidy dependence and launch allocation. DePIN protocols exhibit higher concentration than DeFi in the corrected cross-section, but the sector pattern coexists with low-concentration counterexamples such as Anyone Protocol and Hivemapper. This makes the paper a measurement contribution rather than a deterministic claim about DePIN architecture.</w:t>
       </w:r>
     </w:p>
-    <w:bookmarkEnd w:id="78"/>
-    <w:bookmarkStart w:id="79" w:name="summary-of-findings"/>
+    <w:bookmarkEnd w:id="81"/>
+    <w:bookmarkStart w:id="82" w:name="summary-of-findings"/>
     <w:p>
       <w:pPr>
         <w:pStyle w:val="Heading2"/>
@@ -20542,8 +21028,8 @@
         <w:t xml:space="preserve">The findings span four within-protocol concentration surfaces (post-exclusion holding, insider retention, delegated voting, and vote-escrowed voting) and one cross-protocol surface deferred to future work (institutional delegates participating in multiple protocols’ governance simultaneously).</w:t>
       </w:r>
     </w:p>
-    <w:bookmarkEnd w:id="79"/>
-    <w:bookmarkStart w:id="80" w:name="contributions"/>
+    <w:bookmarkEnd w:id="82"/>
+    <w:bookmarkStart w:id="83" w:name="contributions"/>
     <w:p>
       <w:pPr>
         <w:pStyle w:val="Heading2"/>
@@ -20632,8 +21118,8 @@
         <w:t xml:space="preserve">(Section 4.5). Voting-HHI exceeds post-exclusion holding HHI in nine of thirteen protocols with sufficient governance data, while ENS, GMX, HNT, and JUP show that dispersion is possible under different delegate-program or voting-mechanism designs. Curve and Balancer form a separate vote-escrow class with much larger amplification.</w:t>
       </w:r>
     </w:p>
-    <w:bookmarkEnd w:id="80"/>
-    <w:bookmarkStart w:id="81" w:name="limitations"/>
+    <w:bookmarkEnd w:id="83"/>
+    <w:bookmarkStart w:id="84" w:name="limitations"/>
     <w:p>
       <w:pPr>
         <w:pStyle w:val="Heading2"/>
@@ -20722,8 +21208,8 @@
         <w:t xml:space="preserve">the core claim are enumerated in Section 5.8.</w:t>
       </w:r>
     </w:p>
-    <w:bookmarkEnd w:id="81"/>
-    <w:bookmarkStart w:id="84" w:name="future-research"/>
+    <w:bookmarkEnd w:id="84"/>
+    <w:bookmarkStart w:id="87" w:name="future-research"/>
     <w:p>
       <w:pPr>
         <w:pStyle w:val="Heading2"/>
@@ -20775,7 +21261,7 @@
       <w:r>
         <w:t xml:space="preserve">trajectories for 14 governance tokens (</w:t>
       </w:r>
-      <w:hyperlink r:id="rId82">
+      <w:hyperlink r:id="rId85">
         <w:r>
           <w:rPr>
             <w:rStyle w:val="Hyperlink"/>
@@ -20979,7 +21465,7 @@
       <w:r>
         <w:t xml:space="preserve"> </w:t>
       </w:r>
-      <w:hyperlink r:id="rId83">
+      <w:hyperlink r:id="rId86">
         <w:r>
           <w:rPr>
             <w:rStyle w:val="Hyperlink"/>
@@ -20991,8 +21477,8 @@
         <w:t xml:space="preserve">.</w:t>
       </w:r>
     </w:p>
-    <w:bookmarkEnd w:id="84"/>
-    <w:bookmarkStart w:id="85" w:name="reproducibility-and-data-availability"/>
+    <w:bookmarkEnd w:id="87"/>
+    <w:bookmarkStart w:id="88" w:name="reproducibility-and-data-availability"/>
     <w:p>
       <w:pPr>
         <w:pStyle w:val="Heading2"/>
@@ -21030,7 +21516,7 @@
         <w:t xml:space="preserve"> </w:t>
       </w:r>
       <w:r>
-        <w:t xml:space="preserve">for Table 4, veCRV cumulative deposit data underlying the Section 4.5.2</w:t>
+        <w:t xml:space="preserve">for Table 3, veCRV cumulative deposit data underlying the Section 4.5.2</w:t>
       </w:r>
       <w:r>
         <w:t xml:space="preserve"> </w:t>
@@ -21087,9 +21573,9 @@
         <w:t xml:space="preserve">File S6.</w:t>
       </w:r>
     </w:p>
-    <w:bookmarkEnd w:id="85"/>
-    <w:bookmarkEnd w:id="86"/>
-    <w:bookmarkStart w:id="87" w:name="conclusion"/>
+    <w:bookmarkEnd w:id="88"/>
+    <w:bookmarkEnd w:id="89"/>
+    <w:bookmarkStart w:id="90" w:name="conclusion"/>
     <w:p>
       <w:pPr>
         <w:pStyle w:val="Heading1"/>
@@ -21114,8 +21600,8 @@
         <w:t xml:space="preserve">For practitioners and researchers, the actionable implication is to audit current holder composition, PCA exclusions, and delegate-program design rather than launch allocation percentages. ENS and Anyone Protocol show that lower concentration and delegation-mediated dispersion are achievable through deliberate institutional design. Longitudinal panel analysis and pre-registered falsifiable predictions are specified in Section 5.8 and Supplementary File S17.</w:t>
       </w:r>
     </w:p>
-    <w:bookmarkEnd w:id="87"/>
-    <w:bookmarkStart w:id="88" w:name="supplementary-material"/>
+    <w:bookmarkEnd w:id="90"/>
+    <w:bookmarkStart w:id="91" w:name="supplementary-material"/>
     <w:p>
       <w:pPr>
         <w:pStyle w:val="Heading1"/>
@@ -21316,8 +21802,8 @@
         <w:t xml:space="preserve">https://github.com/Research-Publications-and-Data/Tokenomics-As-Institutional_Design</w:t>
       </w:r>
     </w:p>
-    <w:bookmarkEnd w:id="88"/>
-    <w:bookmarkStart w:id="89" w:name="acknowledgments"/>
+    <w:bookmarkEnd w:id="91"/>
+    <w:bookmarkStart w:id="92" w:name="acknowledgments"/>
     <w:p>
       <w:pPr>
         <w:pStyle w:val="Heading1"/>
@@ -21358,8 +21844,8 @@
         <w:t xml:space="preserve">platforms for hardware network economics.</w:t>
       </w:r>
     </w:p>
-    <w:bookmarkEnd w:id="89"/>
-    <w:bookmarkStart w:id="90" w:name="references"/>
+    <w:bookmarkEnd w:id="92"/>
+    <w:bookmarkStart w:id="93" w:name="references"/>
     <w:p>
       <w:pPr>
         <w:pStyle w:val="Heading1"/>
@@ -22809,16 +23295,16 @@
         <w:pStyle w:val="BodyText"/>
       </w:pPr>
       <w:r>
-        <w:t xml:space="preserve">Zukowski, Z. (2026e). The fourth fictitious commodity: Governance tokens</w:t>
-      </w:r>
-      <w:r>
-        <w:t xml:space="preserve"> </w:t>
-      </w:r>
-      <w:r>
-        <w:t xml:space="preserve">and the Polanyian double movement. Working manuscript.</w:t>
-      </w:r>
-    </w:p>
-    <w:bookmarkEnd w:id="90"/>
+        <w:t xml:space="preserve">Zukowski, Z. (2026e). Why token governance concentrates: A Polanyian</w:t>
+      </w:r>
+      <w:r>
+        <w:t xml:space="preserve"> </w:t>
+      </w:r>
+      <w:r>
+        <w:t xml:space="preserve">extension to the fourth fictitious commodity. Working manuscript.</w:t>
+      </w:r>
+    </w:p>
+    <w:bookmarkEnd w:id="93"/>
     <w:sectPr>
       <w:footnotePr>
         <w:numRestart w:val="eachSect"/>

--- a/b2/paper/B2_Frontiers_R2_clean.docx
+++ b/b2/paper/B2_Frontiers_R2_clean.docx
@@ -72,15 +72,15 @@
         <w:pStyle w:val="FirstParagraph"/>
       </w:pPr>
       <w:r>
-        <w:t xml:space="preserve">Initial token allocation design is not associated with post-distribution governance concentration. This paper reports a 40-protocol cross-section spanning DePIN, DeFi, infrastructure, and social token categories, with protocol-controlled address (PCA) exclusions applied before computing Herfindahl-Hirschman Index (HHI) concentration metrics. Team and investor allocation at launch is uninformative about steady-state concentration (Pearson r = 0.05, p = 0.76, N = 37). Post-distribution dynamics dominate launch design: protocols with more insider wallets among top holders show higher concentration (Spearman rho = 0.48, p = 0.003, N = 37), and the association survives a non-insider HHI tautology check (rho = 0.54, p = 0.001, N = 34).</w:t>
-      </w:r>
-    </w:p>
-    <w:p>
-      <w:pPr>
-        <w:pStyle w:val="BodyText"/>
-      </w:pPr>
-      <w:r>
-        <w:t xml:space="preserve">Three further findings sharpen the measurement picture. DePIN governance is more concentrated than DeFi after PCA correction (Mann-Whitney p = 0.020, Cohen’s d = 0.94; robust in 30/30 leave-one-out iterations). Subsidy intensity is associated with concentration only when Livepeer is included (r = 0.59, p = 0.003, N = 23); excluding that single outlier yields a clean null (r = 0.07, p = 0.77). Delegation amplifies voting power above token holdings in nine of thirteen protocols with sufficient governance data (ratios 1.6x to 9.9x; mean approximately 4.9x), with four design-driven exceptions (ENS, GMX, HNT, JUP).</w:t>
+        <w:t xml:space="preserve">Initial token allocation design is not associated with post-distribution governance concentration. This paper reports a 40-protocol cross-section spanning DePIN, DeFi, infrastructure, and social token categories, with protocol-controlled address (PCA) exclusions applied before computing Herfindahl-Hirschman Index (HHI) concentration metrics. Six candidate launch-design and protocol-financial covariates are uninformative about steady-state concentration: insider allocation (Pearson r = 0.05, p = 0.76, N = 37), team allocation (r = -0.08, p = 0.62, N = 37), investor allocation (r = 0.14, p = 0.39, N = 37), protocol maturity (r = 0.02, p = 0.92, N = 38), circulating-to-total supply ratio (r = 0.03, p = 0.86, N = 31), and MCap-to-FDV ratio (r = 0.21, p = 0.25, N = 33). An exclusion-adjusted float specification reaches the same conclusion (r = -0.003, p = 0.99, N = 30). Post-distribution dynamics dominate launch design: protocols with more insider wallets among top holders show higher concentration (Spearman rho = 0.48, p = 0.003, N = 37), and the association survives a non-insider HHI tautology check (rho = 0.54, p = 0.001, N = 34).</w:t>
+      </w:r>
+    </w:p>
+    <w:p>
+      <w:pPr>
+        <w:pStyle w:val="BodyText"/>
+      </w:pPr>
+      <w:r>
+        <w:t xml:space="preserve">Three further findings sharpen the measurement picture. DePIN governance is more concentrated than DeFi after PCA correction (Mann-Whitney p = 0.020, Cohen’s d = 0.94; robust in 30/30 leave-one-out iterations and across five alternative PCA-exclusion specifications). Subsidy intensity is associated with concentration only when Livepeer is included (r = 0.59, p = 0.003, N = 23); excluding that single outlier yields a clean null (r = 0.07, p = 0.77), and a Token-Terminal-expanded robustness sample is consistent with the null (r = 0.12, p = 0.61, N = 20). Delegation amplifies voting power above token holdings in nine of thirteen protocols with sufficient governance data (ratios 1.6x to 9.9x; mean approximately 4.9x), with four design-driven exceptions (ENS, GMX, HNT, JUP). Together the null sweep across allocation design, maturity, float, and subsidy specifications plus the structural sector contrast plus the delegation amplification pattern position post-distribution institutional design (rather than launch parameters) as the variation-explaining axis for token governance concentration.</w:t>
       </w:r>
     </w:p>
     <w:p>
@@ -4285,10 +4285,10 @@
         <w:tblLook w:firstRow="1" w:lastRow="0" w:firstColumn="0" w:lastColumn="0" w:noHBand="0" w:noVBand="0" w:val="0020"/>
       </w:tblPr>
       <w:tblGrid>
-        <w:gridCol w:w="1827"/>
-        <w:gridCol w:w="1827"/>
-        <w:gridCol w:w="2436"/>
-        <w:gridCol w:w="1827"/>
+        <w:gridCol w:w="1448"/>
+        <w:gridCol w:w="1641"/>
+        <w:gridCol w:w="965"/>
+        <w:gridCol w:w="3863"/>
       </w:tblGrid>
       <w:tr>
         <w:trPr>
@@ -4382,7 +4382,7 @@
               <w:pStyle w:val="Compact"/>
             </w:pPr>
             <w:r>
-              <w:t xml:space="preserve">all 4 proposals in window; genuine sample size</w:t>
+              <w:t xml:space="preserve">all 4 proposals in window</w:t>
             </w:r>
           </w:p>
         </w:tc>
@@ -4570,7 +4570,7 @@
               <w:pStyle w:val="Compact"/>
             </w:pPr>
             <w:r>
-              <w:t xml:space="preserve">all-delegates pull (methodology-floor sensitivity anchor)</w:t>
+              <w:t xml:space="preserve">all-delegates pull (anchor)</w:t>
             </w:r>
           </w:p>
         </w:tc>
@@ -4852,7 +4852,7 @@
               <w:pStyle w:val="Compact"/>
             </w:pPr>
             <w:r>
-              <w:t xml:space="preserve">per-signer max-weight aggregation on jupiter_solana.govern_call_setvote</w:t>
+              <w:t xml:space="preserve">per-signer max-weight aggregation</w:t>
             </w:r>
           </w:p>
         </w:tc>
@@ -4899,7 +4899,7 @@
               <w:pStyle w:val="Compact"/>
             </w:pPr>
             <w:r>
-              <w:t xml:space="preserve">VSR position-state reconstruction via Helius RPC</w:t>
+              <w:t xml:space="preserve">VSR position-state via Helius RPC</w:t>
             </w:r>
           </w:p>
         </w:tc>
@@ -15431,18 +15431,17 @@
     <w:tbl>
       <w:tblPr>
         <w:tblStyle w:val="Table"/>
-        <w:tblW w:type="pct" w:w="4896"/>
+        <w:tblW w:type="pct" w:w="5000"/>
         <w:tblLayout w:type="fixed"/>
         <w:tblLook w:firstRow="1" w:lastRow="0" w:firstColumn="0" w:lastColumn="0" w:noHBand="0" w:noVBand="0" w:val="0020"/>
       </w:tblPr>
       <w:tblGrid>
-        <w:gridCol w:w="1237"/>
-        <w:gridCol w:w="1237"/>
-        <w:gridCol w:w="990"/>
-        <w:gridCol w:w="907"/>
-        <w:gridCol w:w="990"/>
-        <w:gridCol w:w="1732"/>
-        <w:gridCol w:w="660"/>
+        <w:gridCol w:w="1131"/>
+        <w:gridCol w:w="1337"/>
+        <w:gridCol w:w="1337"/>
+        <w:gridCol w:w="1337"/>
+        <w:gridCol w:w="1748"/>
+        <w:gridCol w:w="1028"/>
       </w:tblGrid>
       <w:tr>
         <w:trPr>
@@ -15453,13 +15452,8 @@
           <w:p>
             <w:pPr>
               <w:pStyle w:val="Compact"/>
-              <w:jc w:val="left"/>
-            </w:pPr>
-            <w:r>
-              <w:rPr>
-                <w:b/>
-                <w:bCs/>
-              </w:rPr>
+            </w:pPr>
+            <w:r>
               <w:t xml:space="preserve">Protocol</w:t>
             </w:r>
           </w:p>
@@ -15469,89 +15463,33 @@
           <w:p>
             <w:pPr>
               <w:pStyle w:val="Compact"/>
-              <w:jc w:val="left"/>
-            </w:pPr>
-            <w:r>
-              <w:rPr>
-                <w:b/>
-                <w:bCs/>
-              </w:rPr>
-              <w:t xml:space="preserve">Category</w:t>
-            </w:r>
-          </w:p>
-        </w:tc>
-        <w:tc>
-          <w:tcPr/>
-          <w:p>
-            <w:pPr>
-              <w:pStyle w:val="Compact"/>
-              <w:jc w:val="left"/>
-            </w:pPr>
-            <w:r>
-              <w:rPr>
-                <w:b/>
-                <w:bCs/>
-              </w:rPr>
-              <w:t xml:space="preserve">Holding</w:t>
-            </w:r>
-            <w:r>
-              <w:rPr>
-                <w:b/>
-                <w:bCs/>
-              </w:rPr>
-              <w:t xml:space="preserve"> </w:t>
-            </w:r>
-            <w:r>
-              <w:rPr>
-                <w:b/>
-                <w:bCs/>
-              </w:rPr>
-              <w:t xml:space="preserve">HHI</w:t>
-            </w:r>
-          </w:p>
-        </w:tc>
-        <w:tc>
-          <w:tcPr/>
-          <w:p>
-            <w:pPr>
-              <w:pStyle w:val="Compact"/>
-              <w:jc w:val="left"/>
-            </w:pPr>
-            <w:r>
-              <w:rPr>
-                <w:b/>
-                <w:bCs/>
-              </w:rPr>
-              <w:t xml:space="preserve">Voting</w:t>
-            </w:r>
-            <w:r>
-              <w:rPr>
-                <w:b/>
-                <w:bCs/>
-              </w:rPr>
-              <w:t xml:space="preserve"> </w:t>
-            </w:r>
-            <w:r>
-              <w:rPr>
-                <w:b/>
-                <w:bCs/>
-              </w:rPr>
-              <w:t xml:space="preserve">HHI</w:t>
-            </w:r>
-          </w:p>
-        </w:tc>
-        <w:tc>
-          <w:tcPr/>
-          <w:p>
-            <w:pPr>
-              <w:pStyle w:val="Compact"/>
-              <w:jc w:val="left"/>
-            </w:pPr>
-            <w:r>
-              <w:rPr>
-                <w:b/>
-                <w:bCs/>
-              </w:rPr>
+              <w:jc w:val="right"/>
+            </w:pPr>
+            <w:r>
+              <w:t xml:space="preserve">Holding HHI</w:t>
+            </w:r>
+          </w:p>
+        </w:tc>
+        <w:tc>
+          <w:tcPr/>
+          <w:p>
+            <w:pPr>
+              <w:pStyle w:val="Compact"/>
+              <w:jc w:val="right"/>
+            </w:pPr>
+            <w:r>
+              <w:t xml:space="preserve">Voting HHI</w:t>
+            </w:r>
+          </w:p>
+        </w:tc>
+        <w:tc>
+          <w:tcPr/>
+          <w:p>
+            <w:pPr>
+              <w:pStyle w:val="Compact"/>
+              <w:jc w:val="right"/>
+            </w:pPr>
+            <w:r>
               <w:t xml:space="preserve">Ratio</w:t>
             </w:r>
           </w:p>
@@ -15561,13 +15499,8 @@
           <w:p>
             <w:pPr>
               <w:pStyle w:val="Compact"/>
-              <w:jc w:val="left"/>
-            </w:pPr>
-            <w:r>
-              <w:rPr>
-                <w:b/>
-                <w:bCs/>
-              </w:rPr>
+            </w:pPr>
+            <w:r>
               <w:t xml:space="preserve">Source</w:t>
             </w:r>
           </w:p>
@@ -15577,13 +15510,9 @@
           <w:p>
             <w:pPr>
               <w:pStyle w:val="Compact"/>
-              <w:jc w:val="left"/>
-            </w:pPr>
-            <w:r>
-              <w:rPr>
-                <w:b/>
-                <w:bCs/>
-              </w:rPr>
+              <w:jc w:val="right"/>
+            </w:pPr>
+            <w:r>
               <w:t xml:space="preserve">N</w:t>
             </w:r>
           </w:p>
@@ -15595,7 +15524,6 @@
           <w:p>
             <w:pPr>
               <w:pStyle w:val="Compact"/>
-              <w:jc w:val="left"/>
             </w:pPr>
             <w:r>
               <w:t xml:space="preserve">DIMO</w:t>
@@ -15607,19 +15535,7 @@
           <w:p>
             <w:pPr>
               <w:pStyle w:val="Compact"/>
-              <w:jc w:val="left"/>
-            </w:pPr>
-            <w:r>
-              <w:t xml:space="preserve">DePIN</w:t>
-            </w:r>
-          </w:p>
-        </w:tc>
-        <w:tc>
-          <w:tcPr/>
-          <w:p>
-            <w:pPr>
-              <w:pStyle w:val="Compact"/>
-              <w:jc w:val="left"/>
+              <w:jc w:val="right"/>
             </w:pPr>
             <w:r>
               <w:t xml:space="preserve">0.025</w:t>
@@ -15631,7 +15547,7 @@
           <w:p>
             <w:pPr>
               <w:pStyle w:val="Compact"/>
-              <w:jc w:val="left"/>
+              <w:jc w:val="right"/>
             </w:pPr>
             <w:r>
               <w:t xml:space="preserve">0.228</w:t>
@@ -15643,7 +15559,7 @@
           <w:p>
             <w:pPr>
               <w:pStyle w:val="Compact"/>
-              <w:jc w:val="left"/>
+              <w:jc w:val="right"/>
             </w:pPr>
             <w:r>
               <w:t xml:space="preserve">9.1x</w:t>
@@ -15655,7 +15571,6 @@
           <w:p>
             <w:pPr>
               <w:pStyle w:val="Compact"/>
-              <w:jc w:val="left"/>
             </w:pPr>
             <w:r>
               <w:t xml:space="preserve">Snapshot</w:t>
@@ -15667,7 +15582,7 @@
           <w:p>
             <w:pPr>
               <w:pStyle w:val="Compact"/>
-              <w:jc w:val="left"/>
+              <w:jc w:val="right"/>
             </w:pPr>
             <w:r>
               <w:t xml:space="preserve">10</w:t>
@@ -15681,7 +15596,6 @@
           <w:p>
             <w:pPr>
               <w:pStyle w:val="Compact"/>
-              <w:jc w:val="left"/>
             </w:pPr>
             <w:r>
               <w:t xml:space="preserve">Lido</w:t>
@@ -15693,19 +15607,7 @@
           <w:p>
             <w:pPr>
               <w:pStyle w:val="Compact"/>
-              <w:jc w:val="left"/>
-            </w:pPr>
-            <w:r>
-              <w:t xml:space="preserve">DeFi</w:t>
-            </w:r>
-          </w:p>
-        </w:tc>
-        <w:tc>
-          <w:tcPr/>
-          <w:p>
-            <w:pPr>
-              <w:pStyle w:val="Compact"/>
-              <w:jc w:val="left"/>
+              <w:jc w:val="right"/>
             </w:pPr>
             <w:r>
               <w:t xml:space="preserve">0.008</w:t>
@@ -15717,7 +15619,7 @@
           <w:p>
             <w:pPr>
               <w:pStyle w:val="Compact"/>
-              <w:jc w:val="left"/>
+              <w:jc w:val="right"/>
             </w:pPr>
             <w:r>
               <w:t xml:space="preserve">0.050</w:t>
@@ -15729,7 +15631,7 @@
           <w:p>
             <w:pPr>
               <w:pStyle w:val="Compact"/>
-              <w:jc w:val="left"/>
+              <w:jc w:val="right"/>
             </w:pPr>
             <w:r>
               <w:t xml:space="preserve">6.3x</w:t>
@@ -15741,7 +15643,6 @@
           <w:p>
             <w:pPr>
               <w:pStyle w:val="Compact"/>
-              <w:jc w:val="left"/>
             </w:pPr>
             <w:r>
               <w:t xml:space="preserve">Snapshot</w:t>
@@ -15753,7 +15654,7 @@
           <w:p>
             <w:pPr>
               <w:pStyle w:val="Compact"/>
-              <w:jc w:val="left"/>
+              <w:jc w:val="right"/>
             </w:pPr>
             <w:r>
               <w:t xml:space="preserve">333</w:t>
@@ -15767,7 +15668,6 @@
           <w:p>
             <w:pPr>
               <w:pStyle w:val="Compact"/>
-              <w:jc w:val="left"/>
             </w:pPr>
             <w:r>
               <w:t xml:space="preserve">WeatherXM</w:t>
@@ -15779,19 +15679,7 @@
           <w:p>
             <w:pPr>
               <w:pStyle w:val="Compact"/>
-              <w:jc w:val="left"/>
-            </w:pPr>
-            <w:r>
-              <w:t xml:space="preserve">DePIN</w:t>
-            </w:r>
-          </w:p>
-        </w:tc>
-        <w:tc>
-          <w:tcPr/>
-          <w:p>
-            <w:pPr>
-              <w:pStyle w:val="Compact"/>
-              <w:jc w:val="left"/>
+              <w:jc w:val="right"/>
             </w:pPr>
             <w:r>
               <w:t xml:space="preserve">0.148</w:t>
@@ -15803,7 +15691,7 @@
           <w:p>
             <w:pPr>
               <w:pStyle w:val="Compact"/>
-              <w:jc w:val="left"/>
+              <w:jc w:val="right"/>
             </w:pPr>
             <w:r>
               <w:t xml:space="preserve">0.556</w:t>
@@ -15815,7 +15703,7 @@
           <w:p>
             <w:pPr>
               <w:pStyle w:val="Compact"/>
-              <w:jc w:val="left"/>
+              <w:jc w:val="right"/>
             </w:pPr>
             <w:r>
               <w:t xml:space="preserve">3.8x</w:t>
@@ -15827,7 +15715,6 @@
           <w:p>
             <w:pPr>
               <w:pStyle w:val="Compact"/>
-              <w:jc w:val="left"/>
             </w:pPr>
             <w:r>
               <w:t xml:space="preserve">Snapshot</w:t>
@@ -15839,7 +15726,7 @@
           <w:p>
             <w:pPr>
               <w:pStyle w:val="Compact"/>
-              <w:jc w:val="left"/>
+              <w:jc w:val="right"/>
             </w:pPr>
             <w:r>
               <w:t xml:space="preserve">73</w:t>
@@ -15853,7 +15740,6 @@
           <w:p>
             <w:pPr>
               <w:pStyle w:val="Compact"/>
-              <w:jc w:val="left"/>
             </w:pPr>
             <w:r>
               <w:t xml:space="preserve">Compound</w:t>
@@ -15865,19 +15751,7 @@
           <w:p>
             <w:pPr>
               <w:pStyle w:val="Compact"/>
-              <w:jc w:val="left"/>
-            </w:pPr>
-            <w:r>
-              <w:t xml:space="preserve">DeFi</w:t>
-            </w:r>
-          </w:p>
-        </w:tc>
-        <w:tc>
-          <w:tcPr/>
-          <w:p>
-            <w:pPr>
-              <w:pStyle w:val="Compact"/>
-              <w:jc w:val="left"/>
+              <w:jc w:val="right"/>
             </w:pPr>
             <w:r>
               <w:t xml:space="preserve">0.009</w:t>
@@ -15889,7 +15763,7 @@
           <w:p>
             <w:pPr>
               <w:pStyle w:val="Compact"/>
-              <w:jc w:val="left"/>
+              <w:jc w:val="right"/>
             </w:pPr>
             <w:r>
               <w:t xml:space="preserve">0.089</w:t>
@@ -15901,7 +15775,7 @@
           <w:p>
             <w:pPr>
               <w:pStyle w:val="Compact"/>
-              <w:jc w:val="left"/>
+              <w:jc w:val="right"/>
             </w:pPr>
             <w:r>
               <w:t xml:space="preserve">9.9x</w:t>
@@ -15913,7 +15787,6 @@
           <w:p>
             <w:pPr>
               <w:pStyle w:val="Compact"/>
-              <w:jc w:val="left"/>
             </w:pPr>
             <w:r>
               <w:t xml:space="preserve">Snapshot†</w:t>
@@ -15925,7 +15798,7 @@
           <w:p>
             <w:pPr>
               <w:pStyle w:val="Compact"/>
-              <w:jc w:val="left"/>
+              <w:jc w:val="right"/>
             </w:pPr>
             <w:r>
               <w:t xml:space="preserve">138</w:t>
@@ -15939,7 +15812,6 @@
           <w:p>
             <w:pPr>
               <w:pStyle w:val="Compact"/>
-              <w:jc w:val="left"/>
             </w:pPr>
             <w:r>
               <w:t xml:space="preserve">Aave</w:t>
@@ -15951,19 +15823,7 @@
           <w:p>
             <w:pPr>
               <w:pStyle w:val="Compact"/>
-              <w:jc w:val="left"/>
-            </w:pPr>
-            <w:r>
-              <w:t xml:space="preserve">DeFi</w:t>
-            </w:r>
-          </w:p>
-        </w:tc>
-        <w:tc>
-          <w:tcPr/>
-          <w:p>
-            <w:pPr>
-              <w:pStyle w:val="Compact"/>
-              <w:jc w:val="left"/>
+              <w:jc w:val="right"/>
             </w:pPr>
             <w:r>
               <w:t xml:space="preserve">0.013</w:t>
@@ -15975,7 +15835,7 @@
           <w:p>
             <w:pPr>
               <w:pStyle w:val="Compact"/>
-              <w:jc w:val="left"/>
+              <w:jc w:val="right"/>
             </w:pPr>
             <w:r>
               <w:t xml:space="preserve">0.058</w:t>
@@ -15987,7 +15847,7 @@
           <w:p>
             <w:pPr>
               <w:pStyle w:val="Compact"/>
-              <w:jc w:val="left"/>
+              <w:jc w:val="right"/>
             </w:pPr>
             <w:r>
               <w:t xml:space="preserve">4.4x</w:t>
@@ -15999,22 +15859,21 @@
           <w:p>
             <w:pPr>
               <w:pStyle w:val="Compact"/>
-              <w:jc w:val="left"/>
-            </w:pPr>
-            <w:r>
-              <w:t xml:space="preserve">Tally§ 1</w:t>
-            </w:r>
-          </w:p>
-        </w:tc>
-        <w:tc>
-          <w:tcPr/>
-          <w:p>
-            <w:pPr>
-              <w:pStyle w:val="Compact"/>
-              <w:jc w:val="left"/>
-            </w:pPr>
-            <w:r>
-              <w:t xml:space="preserve">50,911</w:t>
+            </w:pPr>
+            <w:r>
+              <w:t xml:space="preserve">Tally§</w:t>
+            </w:r>
+          </w:p>
+        </w:tc>
+        <w:tc>
+          <w:tcPr/>
+          <w:p>
+            <w:pPr>
+              <w:pStyle w:val="Compact"/>
+              <w:jc w:val="right"/>
+            </w:pPr>
+            <w:r>
+              <w:t xml:space="preserve">150,911</w:t>
             </w:r>
           </w:p>
         </w:tc>
@@ -16025,7 +15884,6 @@
           <w:p>
             <w:pPr>
               <w:pStyle w:val="Compact"/>
-              <w:jc w:val="left"/>
             </w:pPr>
             <w:r>
               <w:t xml:space="preserve">Uniswap</w:t>
@@ -16037,19 +15895,7 @@
           <w:p>
             <w:pPr>
               <w:pStyle w:val="Compact"/>
-              <w:jc w:val="left"/>
-            </w:pPr>
-            <w:r>
-              <w:t xml:space="preserve">DeFi</w:t>
-            </w:r>
-          </w:p>
-        </w:tc>
-        <w:tc>
-          <w:tcPr/>
-          <w:p>
-            <w:pPr>
-              <w:pStyle w:val="Compact"/>
-              <w:jc w:val="left"/>
+              <w:jc w:val="right"/>
             </w:pPr>
             <w:r>
               <w:t xml:space="preserve">0.010</w:t>
@@ -16061,7 +15907,7 @@
           <w:p>
             <w:pPr>
               <w:pStyle w:val="Compact"/>
-              <w:jc w:val="left"/>
+              <w:jc w:val="right"/>
             </w:pPr>
             <w:r>
               <w:t xml:space="preserve">0.027</w:t>
@@ -16073,7 +15919,7 @@
           <w:p>
             <w:pPr>
               <w:pStyle w:val="Compact"/>
-              <w:jc w:val="left"/>
+              <w:jc w:val="right"/>
             </w:pPr>
             <w:r>
               <w:t xml:space="preserve">2.7x</w:t>
@@ -16085,7 +15931,6 @@
           <w:p>
             <w:pPr>
               <w:pStyle w:val="Compact"/>
-              <w:jc w:val="left"/>
             </w:pPr>
             <w:r>
               <w:t xml:space="preserve">Tally</w:t>
@@ -16097,10 +15942,10 @@
           <w:p>
             <w:pPr>
               <w:pStyle w:val="Compact"/>
-              <w:jc w:val="left"/>
-            </w:pPr>
-            <w:r>
-              <w:t xml:space="preserve">1000</w:t>
+              <w:jc w:val="right"/>
+            </w:pPr>
+            <w:r>
+              <w:t xml:space="preserve">1,000</w:t>
             </w:r>
           </w:p>
         </w:tc>
@@ -16111,7 +15956,6 @@
           <w:p>
             <w:pPr>
               <w:pStyle w:val="Compact"/>
-              <w:jc w:val="left"/>
             </w:pPr>
             <w:r>
               <w:t xml:space="preserve">Arbitrum</w:t>
@@ -16123,19 +15967,7 @@
           <w:p>
             <w:pPr>
               <w:pStyle w:val="Compact"/>
-              <w:jc w:val="left"/>
-            </w:pPr>
-            <w:r>
-              <w:t xml:space="preserve">Infra</w:t>
-            </w:r>
-          </w:p>
-        </w:tc>
-        <w:tc>
-          <w:tcPr/>
-          <w:p>
-            <w:pPr>
-              <w:pStyle w:val="Compact"/>
-              <w:jc w:val="left"/>
+              <w:jc w:val="right"/>
             </w:pPr>
             <w:r>
               <w:t xml:space="preserve">0.012</w:t>
@@ -16147,7 +15979,7 @@
           <w:p>
             <w:pPr>
               <w:pStyle w:val="Compact"/>
-              <w:jc w:val="left"/>
+              <w:jc w:val="right"/>
             </w:pPr>
             <w:r>
               <w:t xml:space="preserve">0.038</w:t>
@@ -16159,7 +15991,7 @@
           <w:p>
             <w:pPr>
               <w:pStyle w:val="Compact"/>
-              <w:jc w:val="left"/>
+              <w:jc w:val="right"/>
             </w:pPr>
             <w:r>
               <w:t xml:space="preserve">3.1x</w:t>
@@ -16171,7 +16003,6 @@
           <w:p>
             <w:pPr>
               <w:pStyle w:val="Compact"/>
-              <w:jc w:val="left"/>
             </w:pPr>
             <w:r>
               <w:t xml:space="preserve">Snapshot†</w:t>
@@ -16183,7 +16014,7 @@
           <w:p>
             <w:pPr>
               <w:pStyle w:val="Compact"/>
-              <w:jc w:val="left"/>
+              <w:jc w:val="right"/>
             </w:pPr>
             <w:r>
               <w:t xml:space="preserve">5,466</w:t>
@@ -16197,7 +16028,6 @@
           <w:p>
             <w:pPr>
               <w:pStyle w:val="Compact"/>
-              <w:jc w:val="left"/>
             </w:pPr>
             <w:r>
               <w:t xml:space="preserve">Optimism</w:t>
@@ -16209,19 +16039,7 @@
           <w:p>
             <w:pPr>
               <w:pStyle w:val="Compact"/>
-              <w:jc w:val="left"/>
-            </w:pPr>
-            <w:r>
-              <w:t xml:space="preserve">Infra</w:t>
-            </w:r>
-          </w:p>
-        </w:tc>
-        <w:tc>
-          <w:tcPr/>
-          <w:p>
-            <w:pPr>
-              <w:pStyle w:val="Compact"/>
-              <w:jc w:val="left"/>
+              <w:jc w:val="right"/>
             </w:pPr>
             <w:r>
               <w:t xml:space="preserve">0.009</w:t>
@@ -16233,7 +16051,7 @@
           <w:p>
             <w:pPr>
               <w:pStyle w:val="Compact"/>
-              <w:jc w:val="left"/>
+              <w:jc w:val="right"/>
             </w:pPr>
             <w:r>
               <w:t xml:space="preserve">0.033</w:t>
@@ -16245,7 +16063,7 @@
           <w:p>
             <w:pPr>
               <w:pStyle w:val="Compact"/>
-              <w:jc w:val="left"/>
+              <w:jc w:val="right"/>
             </w:pPr>
             <w:r>
               <w:t xml:space="preserve">3.6x</w:t>
@@ -16257,7 +16075,6 @@
           <w:p>
             <w:pPr>
               <w:pStyle w:val="Compact"/>
-              <w:jc w:val="left"/>
             </w:pPr>
             <w:r>
               <w:t xml:space="preserve">Tally</w:t>
@@ -16269,10 +16086,10 @@
           <w:p>
             <w:pPr>
               <w:pStyle w:val="Compact"/>
-              <w:jc w:val="left"/>
-            </w:pPr>
-            <w:r>
-              <w:t xml:space="preserve">1000</w:t>
+              <w:jc w:val="right"/>
+            </w:pPr>
+            <w:r>
+              <w:t xml:space="preserve">1,000</w:t>
             </w:r>
           </w:p>
         </w:tc>
@@ -16283,7 +16100,6 @@
           <w:p>
             <w:pPr>
               <w:pStyle w:val="Compact"/>
-              <w:jc w:val="left"/>
             </w:pPr>
             <w:r>
               <w:t xml:space="preserve">DRIFT</w:t>
@@ -16295,19 +16111,7 @@
           <w:p>
             <w:pPr>
               <w:pStyle w:val="Compact"/>
-              <w:jc w:val="left"/>
-            </w:pPr>
-            <w:r>
-              <w:t xml:space="preserve">DeFi</w:t>
-            </w:r>
-          </w:p>
-        </w:tc>
-        <w:tc>
-          <w:tcPr/>
-          <w:p>
-            <w:pPr>
-              <w:pStyle w:val="Compact"/>
-              <w:jc w:val="left"/>
+              <w:jc w:val="right"/>
             </w:pPr>
             <w:r>
               <w:t xml:space="preserve">0.053</w:t>
@@ -16319,7 +16123,7 @@
           <w:p>
             <w:pPr>
               <w:pStyle w:val="Compact"/>
-              <w:jc w:val="left"/>
+              <w:jc w:val="right"/>
             </w:pPr>
             <w:r>
               <w:t xml:space="preserve">0.083</w:t>
@@ -16331,7 +16135,7 @@
           <w:p>
             <w:pPr>
               <w:pStyle w:val="Compact"/>
-              <w:jc w:val="left"/>
+              <w:jc w:val="right"/>
             </w:pPr>
             <w:r>
               <w:t xml:space="preserve">1.6x</w:t>
@@ -16343,22 +16147,21 @@
           <w:p>
             <w:pPr>
               <w:pStyle w:val="Compact"/>
-              <w:jc w:val="left"/>
-            </w:pPr>
-            <w:r>
-              <w:t xml:space="preserve">Solana VSR¶</w:t>
-            </w:r>
-          </w:p>
-        </w:tc>
-        <w:tc>
-          <w:tcPr/>
-          <w:p>
-            <w:pPr>
-              <w:pStyle w:val="Compact"/>
-              <w:jc w:val="left"/>
-            </w:pPr>
-            <w:r>
-              <w:t xml:space="preserve">641</w:t>
+            </w:pPr>
+            <w:r>
+              <w:t xml:space="preserve">Solana VSR</w:t>
+            </w:r>
+          </w:p>
+        </w:tc>
+        <w:tc>
+          <w:tcPr/>
+          <w:p>
+            <w:pPr>
+              <w:pStyle w:val="Compact"/>
+              <w:jc w:val="right"/>
+            </w:pPr>
+            <w:r>
+              <w:t xml:space="preserve">641¶</w:t>
             </w:r>
           </w:p>
         </w:tc>
@@ -16369,7 +16172,6 @@
           <w:p>
             <w:pPr>
               <w:pStyle w:val="Compact"/>
-              <w:jc w:val="left"/>
             </w:pPr>
             <w:r>
               <w:t xml:space="preserve">GMX</w:t>
@@ -16381,19 +16183,7 @@
           <w:p>
             <w:pPr>
               <w:pStyle w:val="Compact"/>
-              <w:jc w:val="left"/>
-            </w:pPr>
-            <w:r>
-              <w:t xml:space="preserve">DeFi</w:t>
-            </w:r>
-          </w:p>
-        </w:tc>
-        <w:tc>
-          <w:tcPr/>
-          <w:p>
-            <w:pPr>
-              <w:pStyle w:val="Compact"/>
-              <w:jc w:val="left"/>
+              <w:jc w:val="right"/>
             </w:pPr>
             <w:r>
               <w:t xml:space="preserve">0.065</w:t>
@@ -16405,7 +16195,7 @@
           <w:p>
             <w:pPr>
               <w:pStyle w:val="Compact"/>
-              <w:jc w:val="left"/>
+              <w:jc w:val="right"/>
             </w:pPr>
             <w:r>
               <w:t xml:space="preserve">0.057</w:t>
@@ -16417,7 +16207,7 @@
           <w:p>
             <w:pPr>
               <w:pStyle w:val="Compact"/>
-              <w:jc w:val="left"/>
+              <w:jc w:val="right"/>
             </w:pPr>
             <w:r>
               <w:t xml:space="preserve">0.87x</w:t>
@@ -16429,7 +16219,6 @@
           <w:p>
             <w:pPr>
               <w:pStyle w:val="Compact"/>
-              <w:jc w:val="left"/>
             </w:pPr>
             <w:r>
               <w:t xml:space="preserve">Tally‡</w:t>
@@ -16441,10 +16230,10 @@
           <w:p>
             <w:pPr>
               <w:pStyle w:val="Compact"/>
-              <w:jc w:val="left"/>
-            </w:pPr>
-            <w:r>
-              <w:t xml:space="preserve">1000</w:t>
+              <w:jc w:val="right"/>
+            </w:pPr>
+            <w:r>
+              <w:t xml:space="preserve">1,000</w:t>
             </w:r>
           </w:p>
         </w:tc>
@@ -16455,7 +16244,6 @@
           <w:p>
             <w:pPr>
               <w:pStyle w:val="Compact"/>
-              <w:jc w:val="left"/>
             </w:pPr>
             <w:r>
               <w:t xml:space="preserve">HNT</w:t>
@@ -16467,19 +16255,7 @@
           <w:p>
             <w:pPr>
               <w:pStyle w:val="Compact"/>
-              <w:jc w:val="left"/>
-            </w:pPr>
-            <w:r>
-              <w:t xml:space="preserve">DePIN</w:t>
-            </w:r>
-          </w:p>
-        </w:tc>
-        <w:tc>
-          <w:tcPr/>
-          <w:p>
-            <w:pPr>
-              <w:pStyle w:val="Compact"/>
-              <w:jc w:val="left"/>
+              <w:jc w:val="right"/>
             </w:pPr>
             <w:r>
               <w:t xml:space="preserve">0.075</w:t>
@@ -16491,7 +16267,7 @@
           <w:p>
             <w:pPr>
               <w:pStyle w:val="Compact"/>
-              <w:jc w:val="left"/>
+              <w:jc w:val="right"/>
             </w:pPr>
             <w:r>
               <w:t xml:space="preserve">0.026-0.039</w:t>
@@ -16503,7 +16279,7 @@
           <w:p>
             <w:pPr>
               <w:pStyle w:val="Compact"/>
-              <w:jc w:val="left"/>
+              <w:jc w:val="right"/>
             </w:pPr>
             <w:r>
               <w:t xml:space="preserve">0.35x-0.53x</w:t>
@@ -16515,22 +16291,21 @@
           <w:p>
             <w:pPr>
               <w:pStyle w:val="Compact"/>
-              <w:jc w:val="left"/>
-            </w:pPr>
-            <w:r>
-              <w:t xml:space="preserve">Solana VSR¶</w:t>
-            </w:r>
-          </w:p>
-        </w:tc>
-        <w:tc>
-          <w:tcPr/>
-          <w:p>
-            <w:pPr>
-              <w:pStyle w:val="Compact"/>
-              <w:jc w:val="left"/>
-            </w:pPr>
-            <w:r>
-              <w:t xml:space="preserve">1,835</w:t>
+            </w:pPr>
+            <w:r>
+              <w:t xml:space="preserve">Solana VSR</w:t>
+            </w:r>
+          </w:p>
+        </w:tc>
+        <w:tc>
+          <w:tcPr/>
+          <w:p>
+            <w:pPr>
+              <w:pStyle w:val="Compact"/>
+              <w:jc w:val="right"/>
+            </w:pPr>
+            <w:r>
+              <w:t xml:space="preserve">1,835¶</w:t>
             </w:r>
           </w:p>
         </w:tc>
@@ -16541,7 +16316,6 @@
           <w:p>
             <w:pPr>
               <w:pStyle w:val="Compact"/>
-              <w:jc w:val="left"/>
             </w:pPr>
             <w:r>
               <w:t xml:space="preserve">ENS</w:t>
@@ -16553,19 +16327,7 @@
           <w:p>
             <w:pPr>
               <w:pStyle w:val="Compact"/>
-              <w:jc w:val="left"/>
-            </w:pPr>
-            <w:r>
-              <w:t xml:space="preserve">Infra</w:t>
-            </w:r>
-          </w:p>
-        </w:tc>
-        <w:tc>
-          <w:tcPr/>
-          <w:p>
-            <w:pPr>
-              <w:pStyle w:val="Compact"/>
-              <w:jc w:val="left"/>
+              <w:jc w:val="right"/>
             </w:pPr>
             <w:r>
               <w:t xml:space="preserve">0.049</w:t>
@@ -16577,7 +16339,7 @@
           <w:p>
             <w:pPr>
               <w:pStyle w:val="Compact"/>
-              <w:jc w:val="left"/>
+              <w:jc w:val="right"/>
             </w:pPr>
             <w:r>
               <w:t xml:space="preserve">0.022</w:t>
@@ -16589,7 +16351,7 @@
           <w:p>
             <w:pPr>
               <w:pStyle w:val="Compact"/>
-              <w:jc w:val="left"/>
+              <w:jc w:val="right"/>
             </w:pPr>
             <w:r>
               <w:t xml:space="preserve">0.45x</w:t>
@@ -16601,7 +16363,6 @@
           <w:p>
             <w:pPr>
               <w:pStyle w:val="Compact"/>
-              <w:jc w:val="left"/>
             </w:pPr>
             <w:r>
               <w:t xml:space="preserve">Tally‡</w:t>
@@ -16613,10 +16374,10 @@
           <w:p>
             <w:pPr>
               <w:pStyle w:val="Compact"/>
-              <w:jc w:val="left"/>
-            </w:pPr>
-            <w:r>
-              <w:t xml:space="preserve">1000</w:t>
+              <w:jc w:val="right"/>
+            </w:pPr>
+            <w:r>
+              <w:t xml:space="preserve">1,000</w:t>
             </w:r>
           </w:p>
         </w:tc>
@@ -16627,7 +16388,6 @@
           <w:p>
             <w:pPr>
               <w:pStyle w:val="Compact"/>
-              <w:jc w:val="left"/>
             </w:pPr>
             <w:r>
               <w:t xml:space="preserve">JUP</w:t>
@@ -16639,19 +16399,7 @@
           <w:p>
             <w:pPr>
               <w:pStyle w:val="Compact"/>
-              <w:jc w:val="left"/>
-            </w:pPr>
-            <w:r>
-              <w:t xml:space="preserve">DeFi</w:t>
-            </w:r>
-          </w:p>
-        </w:tc>
-        <w:tc>
-          <w:tcPr/>
-          <w:p>
-            <w:pPr>
-              <w:pStyle w:val="Compact"/>
-              <w:jc w:val="left"/>
+              <w:jc w:val="right"/>
             </w:pPr>
             <w:r>
               <w:t xml:space="preserve">0.096</w:t>
@@ -16663,7 +16411,7 @@
           <w:p>
             <w:pPr>
               <w:pStyle w:val="Compact"/>
-              <w:jc w:val="left"/>
+              <w:jc w:val="right"/>
             </w:pPr>
             <w:r>
               <w:t xml:space="preserve">0.0055</w:t>
@@ -16675,7 +16423,7 @@
           <w:p>
             <w:pPr>
               <w:pStyle w:val="Compact"/>
-              <w:jc w:val="left"/>
+              <w:jc w:val="right"/>
             </w:pPr>
             <w:r>
               <w:t xml:space="preserve">0.057x</w:t>
@@ -16687,22 +16435,21 @@
           <w:p>
             <w:pPr>
               <w:pStyle w:val="Compact"/>
-              <w:jc w:val="left"/>
-            </w:pPr>
-            <w:r>
-              <w:t xml:space="preserve">Solana delegated-vote</w:t>
-            </w:r>
-          </w:p>
-        </w:tc>
-        <w:tc>
-          <w:tcPr/>
-          <w:p>
-            <w:pPr>
-              <w:pStyle w:val="Compact"/>
-              <w:jc w:val="left"/>
-            </w:pPr>
-            <w:r>
-              <w:t xml:space="preserve">¶ 128,476</w:t>
+            </w:pPr>
+            <w:r>
+              <w:t xml:space="preserve">Solana del-vote</w:t>
+            </w:r>
+          </w:p>
+        </w:tc>
+        <w:tc>
+          <w:tcPr/>
+          <w:p>
+            <w:pPr>
+              <w:pStyle w:val="Compact"/>
+              <w:jc w:val="right"/>
+            </w:pPr>
+            <w:r>
+              <w:t xml:space="preserve">128,476¶</w:t>
             </w:r>
           </w:p>
         </w:tc>
@@ -20364,10 +20111,6 @@
               <w:jc w:val="left"/>
             </w:pPr>
             <w:r>
-              <w:rPr>
-                <w:b/>
-                <w:bCs/>
-              </w:rPr>
               <w:t xml:space="preserve">Spec</w:t>
             </w:r>
           </w:p>
@@ -20380,10 +20123,6 @@
               <w:jc w:val="left"/>
             </w:pPr>
             <w:r>
-              <w:rPr>
-                <w:b/>
-                <w:bCs/>
-              </w:rPr>
               <w:t xml:space="preserve">Description</w:t>
             </w:r>
           </w:p>
@@ -20393,42 +20132,34 @@
           <w:p>
             <w:pPr>
               <w:pStyle w:val="Compact"/>
-            </w:pPr>
-            <w:r>
-              <w:rPr>
-                <w:b/>
-                <w:bCs/>
-              </w:rPr>
+              <w:jc w:val="left"/>
+            </w:pPr>
+            <w:r>
               <w:t xml:space="preserve">Excluded</w:t>
             </w:r>
-            <w:r>
-              <w:t xml:space="preserve"> </w:t>
-            </w:r>
-            <w:r>
-              <w:t xml:space="preserve">*</w:t>
-            </w:r>
-          </w:p>
-        </w:tc>
-        <w:tc>
-          <w:tcPr/>
-          <w:p>
-            <w:pPr>
-              <w:pStyle w:val="Compact"/>
-            </w:pPr>
-            <w:r>
-              <w:t xml:space="preserve">*p** *</w:t>
-            </w:r>
-          </w:p>
-        </w:tc>
-        <w:tc>
-          <w:tcPr/>
-          <w:p>
-            <w:pPr>
-              <w:pStyle w:val="Compact"/>
-              <w:jc w:val="left"/>
-            </w:pPr>
-            <w:r>
-              <w:t xml:space="preserve">*d**</w:t>
+          </w:p>
+        </w:tc>
+        <w:tc>
+          <w:tcPr/>
+          <w:p>
+            <w:pPr>
+              <w:pStyle w:val="Compact"/>
+              <w:jc w:val="left"/>
+            </w:pPr>
+            <w:r>
+              <w:t xml:space="preserve">p</w:t>
+            </w:r>
+          </w:p>
+        </w:tc>
+        <w:tc>
+          <w:tcPr/>
+          <w:p>
+            <w:pPr>
+              <w:pStyle w:val="Compact"/>
+              <w:jc w:val="left"/>
+            </w:pPr>
+            <w:r>
+              <w:t xml:space="preserve">d</w:t>
             </w:r>
           </w:p>
         </w:tc>
@@ -20463,6 +20194,7 @@
           <w:p>
             <w:pPr>
               <w:pStyle w:val="Compact"/>
+              <w:jc w:val="left"/>
             </w:pPr>
             <w:r>
               <w:t xml:space="preserve">125 / 36 prot</w:t>
@@ -20474,6 +20206,7 @@
           <w:p>
             <w:pPr>
               <w:pStyle w:val="Compact"/>
+              <w:jc w:val="left"/>
             </w:pPr>
             <w:r>
               <w:t xml:space="preserve">0.029</w:t>
@@ -20523,6 +20256,7 @@
           <w:p>
             <w:pPr>
               <w:pStyle w:val="Compact"/>
+              <w:jc w:val="left"/>
             </w:pPr>
             <w:r>
               <w:t xml:space="preserve">106</w:t>
@@ -20534,6 +20268,7 @@
           <w:p>
             <w:pPr>
               <w:pStyle w:val="Compact"/>
+              <w:jc w:val="left"/>
             </w:pPr>
             <w:r>
               <w:t xml:space="preserve">0.039</w:t>
@@ -20583,6 +20318,7 @@
           <w:p>
             <w:pPr>
               <w:pStyle w:val="Compact"/>
+              <w:jc w:val="left"/>
             </w:pPr>
             <w:r>
               <w:t xml:space="preserve">98</w:t>
@@ -20594,6 +20330,7 @@
           <w:p>
             <w:pPr>
               <w:pStyle w:val="Compact"/>
+              <w:jc w:val="left"/>
             </w:pPr>
             <w:r>
               <w:t xml:space="preserve">0.115</w:t>
@@ -20643,6 +20380,7 @@
           <w:p>
             <w:pPr>
               <w:pStyle w:val="Compact"/>
+              <w:jc w:val="left"/>
             </w:pPr>
             <w:r>
               <w:t xml:space="preserve">86</w:t>
@@ -20654,6 +20392,7 @@
           <w:p>
             <w:pPr>
               <w:pStyle w:val="Compact"/>
+              <w:jc w:val="left"/>
             </w:pPr>
             <w:r>
               <w:t xml:space="preserve">0.610</w:t>
@@ -20703,6 +20442,7 @@
           <w:p>
             <w:pPr>
               <w:pStyle w:val="Compact"/>
+              <w:jc w:val="left"/>
             </w:pPr>
             <w:r>
               <w:t xml:space="preserve">10</w:t>
@@ -20714,6 +20454,7 @@
           <w:p>
             <w:pPr>
               <w:pStyle w:val="Compact"/>
+              <w:jc w:val="left"/>
             </w:pPr>
             <w:r>
               <w:t xml:space="preserve">0.512</w:t>
@@ -20767,7 +20508,7 @@
         <w:pStyle w:val="BodyText"/>
       </w:pPr>
       <w:r>
-        <w:t xml:space="preserve">Other extended robustness analyses are documented in supplementary materials rather than reproduced in full here: Theil and Atkinson concentration metrics (S9), Shapley-Shubik and Banzhaf power indices (S11), PCA-symmetric voting HHI and signer-side functional PCA cases (S12), multivariate subsidy models with sector controls (S8), and the canonical statistics ledger (S0). Profitability, size, and insider-retention specifications are reported in the §4.6 secondary-checks paragraph above. Rank ordering across concentration metrics is stable (HHI-Theil Pearson r = 0.77 on the post-exclusion sample).</w:t>
+        <w:t xml:space="preserve">Other extended robustness analyses are documented in supplementary materials rather than reproduced in full here: Theil and Atkinson concentration metrics (S9), Shapley-Shubik and Banzhaf power indices (S11), PCA-symmetric voting HHI and signer-side functional PCA cases (S12), multivariate subsidy models with sector controls (S8), and the canonical statistics ledger (S0). Profitability, size, and insider-retention specifications are reported in the §4.6 secondary-checks paragraph above. Rank ordering across concentration metrics is stable: HHI-Theil Pearson r = 0.77 and HHI-Gini Pearson r = 0.59 (p &lt; 0.001, N = 40) on the post-exclusion sample, confirming that the bivariate associations in Table 4 (sector contrast; insider-retention significance; subsidy fragility) would not flip under Gini-based or Theil-based measurement. The HHI-Gini correlation is moderate rather than perfect because the two metrics weight the holder distribution differently (HHI is dominated by top-share squared terms; Gini integrates the full Lorenz curve), so each metric adds some independent information about distributional shape while agreeing on protocol rank ordering.</w:t>
       </w:r>
     </w:p>
     <w:p>

--- a/b2/paper/B2_Frontiers_R2_clean.docx
+++ b/b2/paper/B2_Frontiers_R2_clean.docx
@@ -15436,12 +15436,12 @@
         <w:tblLook w:firstRow="1" w:lastRow="0" w:firstColumn="0" w:lastColumn="0" w:noHBand="0" w:noVBand="0" w:val="0020"/>
       </w:tblPr>
       <w:tblGrid>
-        <w:gridCol w:w="1131"/>
-        <w:gridCol w:w="1337"/>
-        <w:gridCol w:w="1337"/>
-        <w:gridCol w:w="1337"/>
-        <w:gridCol w:w="1748"/>
-        <w:gridCol w:w="1028"/>
+        <w:gridCol w:w="1466"/>
+        <w:gridCol w:w="1271"/>
+        <w:gridCol w:w="1271"/>
+        <w:gridCol w:w="1271"/>
+        <w:gridCol w:w="1662"/>
+        <w:gridCol w:w="977"/>
       </w:tblGrid>
       <w:tr>
         <w:trPr>

--- a/b2/paper/B2_Frontiers_R2_clean.docx
+++ b/b2/paper/B2_Frontiers_R2_clean.docx
@@ -11245,7 +11245,7 @@
       <w:r>
         <w:drawing>
           <wp:inline>
-            <wp:extent cx="5334000" cy="6123102"/>
+            <wp:extent cx="5334000" cy="6362307"/>
             <wp:effectExtent b="0" l="0" r="0" t="0"/>
             <wp:docPr descr="" title="" id="50" name="Picture"/>
             <a:graphic>
@@ -11266,7 +11266,7 @@
                   <pic:spPr bwMode="auto">
                     <a:xfrm>
                       <a:off x="0" y="0"/>
-                      <a:ext cx="5334000" cy="6123102"/>
+                      <a:ext cx="5334000" cy="6362307"/>
                     </a:xfrm>
                     <a:prstGeom prst="rect">
                       <a:avLst/>

--- a/b2/paper/B2_Frontiers_R2_clean.docx
+++ b/b2/paper/B2_Frontiers_R2_clean.docx
@@ -6081,7 +6081,7 @@
     </w:p>
     <w:bookmarkEnd w:id="42"/>
     <w:bookmarkEnd w:id="43"/>
-    <w:bookmarkStart w:id="77" w:name="results"/>
+    <w:bookmarkStart w:id="78" w:name="results"/>
     <w:p>
       <w:pPr>
         <w:pStyle w:val="Heading1"/>
@@ -18308,7 +18308,7 @@
     </w:p>
     <w:bookmarkEnd w:id="66"/>
     <w:bookmarkEnd w:id="67"/>
-    <w:bookmarkStart w:id="76" w:name="robustness-leave-one-out-sensitivity"/>
+    <w:bookmarkStart w:id="77" w:name="robustness-leave-one-out-sensitivity"/>
     <w:p>
       <w:pPr>
         <w:pStyle w:val="Heading2"/>
@@ -20082,425 +20082,21 @@
         <w:pStyle w:val="BodyText"/>
       </w:pPr>
       <w:r>
-        <w:t xml:space="preserve">The sector-contrast robustness extends to the PCA-classification specification choice. Table 7 reports the Mann-Whitney sector test recomputed under five progressively stricter alternative exclusion specifications (Specs A through E; full per-specification narrative in Supplementary File S10). The directional claim (DePIN HHI &gt; DeFi HHI in central tendency) holds under every specification (Cohen’s d positive in all five). Statistical significance at the conventional 0.05 threshold requires the canonical 5-class typology (Spec A) or near-equivalents (Spec B drops Class 5 CEX custody and retains significance); progressively reducing exclusion strictness absorbs non-vote-eligible custody mass into the holding distribution and exhausts the sector signal at Specs D and E. The PCA exclusion methodology applied throughout the paper is therefore load-bearing for the inferential claim of statistical significance; the directional claim is robust to specification choice.</w:t>
-      </w:r>
-    </w:p>
-    <w:tbl>
-      <w:tblPr>
-        <w:tblStyle w:val="Table"/>
-        <w:tblW w:type="pct" w:w="4903"/>
-        <w:tblLayout w:type="fixed"/>
-        <w:tblLook w:firstRow="1" w:lastRow="0" w:firstColumn="0" w:lastColumn="0" w:noHBand="0" w:noVBand="0" w:val="0020"/>
-      </w:tblPr>
-      <w:tblGrid>
-        <w:gridCol w:w="768"/>
-        <w:gridCol w:w="4536"/>
-        <w:gridCol w:w="1076"/>
-        <w:gridCol w:w="692"/>
-        <w:gridCol w:w="692"/>
-      </w:tblGrid>
-      <w:tr>
-        <w:trPr>
-          <w:tblHeader w:val="on"/>
-        </w:trPr>
-        <w:tc>
-          <w:tcPr/>
-          <w:p>
-            <w:pPr>
-              <w:pStyle w:val="Compact"/>
-              <w:jc w:val="left"/>
-            </w:pPr>
-            <w:r>
-              <w:t xml:space="preserve">Spec</w:t>
-            </w:r>
-          </w:p>
-        </w:tc>
-        <w:tc>
-          <w:tcPr/>
-          <w:p>
-            <w:pPr>
-              <w:pStyle w:val="Compact"/>
-              <w:jc w:val="left"/>
-            </w:pPr>
-            <w:r>
-              <w:t xml:space="preserve">Description</w:t>
-            </w:r>
-          </w:p>
-        </w:tc>
-        <w:tc>
-          <w:tcPr/>
-          <w:p>
-            <w:pPr>
-              <w:pStyle w:val="Compact"/>
-              <w:jc w:val="left"/>
-            </w:pPr>
-            <w:r>
-              <w:t xml:space="preserve">Excluded</w:t>
-            </w:r>
-          </w:p>
-        </w:tc>
-        <w:tc>
-          <w:tcPr/>
-          <w:p>
-            <w:pPr>
-              <w:pStyle w:val="Compact"/>
-              <w:jc w:val="left"/>
-            </w:pPr>
-            <w:r>
-              <w:t xml:space="preserve">p</w:t>
-            </w:r>
-          </w:p>
-        </w:tc>
-        <w:tc>
-          <w:tcPr/>
-          <w:p>
-            <w:pPr>
-              <w:pStyle w:val="Compact"/>
-              <w:jc w:val="left"/>
-            </w:pPr>
-            <w:r>
-              <w:t xml:space="preserve">d</w:t>
-            </w:r>
-          </w:p>
-        </w:tc>
-      </w:tr>
-      <w:tr>
-        <w:tc>
-          <w:tcPr/>
-          <w:p>
-            <w:pPr>
-              <w:pStyle w:val="Compact"/>
-              <w:jc w:val="left"/>
-            </w:pPr>
-            <w:r>
-              <w:t xml:space="preserve">A</w:t>
-            </w:r>
-          </w:p>
-        </w:tc>
-        <w:tc>
-          <w:tcPr/>
-          <w:p>
-            <w:pPr>
-              <w:pStyle w:val="Compact"/>
-              <w:jc w:val="left"/>
-            </w:pPr>
-            <w:r>
-              <w:t xml:space="preserve">Canonical 5-class (all 5 classes excluded)</w:t>
-            </w:r>
-          </w:p>
-        </w:tc>
-        <w:tc>
-          <w:tcPr/>
-          <w:p>
-            <w:pPr>
-              <w:pStyle w:val="Compact"/>
-              <w:jc w:val="left"/>
-            </w:pPr>
-            <w:r>
-              <w:t xml:space="preserve">125 / 36 prot</w:t>
-            </w:r>
-          </w:p>
-        </w:tc>
-        <w:tc>
-          <w:tcPr/>
-          <w:p>
-            <w:pPr>
-              <w:pStyle w:val="Compact"/>
-              <w:jc w:val="left"/>
-            </w:pPr>
-            <w:r>
-              <w:t xml:space="preserve">0.029</w:t>
-            </w:r>
-          </w:p>
-        </w:tc>
-        <w:tc>
-          <w:tcPr/>
-          <w:p>
-            <w:pPr>
-              <w:pStyle w:val="Compact"/>
-              <w:jc w:val="left"/>
-            </w:pPr>
-            <w:r>
-              <w:t xml:space="preserve">0.94</w:t>
-            </w:r>
-          </w:p>
-        </w:tc>
-      </w:tr>
-      <w:tr>
-        <w:tc>
-          <w:tcPr/>
-          <w:p>
-            <w:pPr>
-              <w:pStyle w:val="Compact"/>
-              <w:jc w:val="left"/>
-            </w:pPr>
-            <w:r>
-              <w:t xml:space="preserve">B</w:t>
-            </w:r>
-          </w:p>
-        </w:tc>
-        <w:tc>
-          <w:tcPr/>
-          <w:p>
-            <w:pPr>
-              <w:pStyle w:val="Compact"/>
-              <w:jc w:val="left"/>
-            </w:pPr>
-            <w:r>
-              <w:t xml:space="preserve">Drop Class 5 (CEX custody retained)</w:t>
-            </w:r>
-          </w:p>
-        </w:tc>
-        <w:tc>
-          <w:tcPr/>
-          <w:p>
-            <w:pPr>
-              <w:pStyle w:val="Compact"/>
-              <w:jc w:val="left"/>
-            </w:pPr>
-            <w:r>
-              <w:t xml:space="preserve">106</w:t>
-            </w:r>
-          </w:p>
-        </w:tc>
-        <w:tc>
-          <w:tcPr/>
-          <w:p>
-            <w:pPr>
-              <w:pStyle w:val="Compact"/>
-              <w:jc w:val="left"/>
-            </w:pPr>
-            <w:r>
-              <w:t xml:space="preserve">0.039</w:t>
-            </w:r>
-          </w:p>
-        </w:tc>
-        <w:tc>
-          <w:tcPr/>
-          <w:p>
-            <w:pPr>
-              <w:pStyle w:val="Compact"/>
-              <w:jc w:val="left"/>
-            </w:pPr>
-            <w:r>
-              <w:t xml:space="preserve">0.84</w:t>
-            </w:r>
-          </w:p>
-        </w:tc>
-      </w:tr>
-      <w:tr>
-        <w:tc>
-          <w:tcPr/>
-          <w:p>
-            <w:pPr>
-              <w:pStyle w:val="Compact"/>
-              <w:jc w:val="left"/>
-            </w:pPr>
-            <w:r>
-              <w:t xml:space="preserve">C</w:t>
-            </w:r>
-          </w:p>
-        </w:tc>
-        <w:tc>
-          <w:tcPr/>
-          <w:p>
-            <w:pPr>
-              <w:pStyle w:val="Compact"/>
-              <w:jc w:val="left"/>
-            </w:pPr>
-            <w:r>
-              <w:t xml:space="preserve">Drop Class 4 + 5 (bridge + CEX retained)</w:t>
-            </w:r>
-          </w:p>
-        </w:tc>
-        <w:tc>
-          <w:tcPr/>
-          <w:p>
-            <w:pPr>
-              <w:pStyle w:val="Compact"/>
-              <w:jc w:val="left"/>
-            </w:pPr>
-            <w:r>
-              <w:t xml:space="preserve">98</w:t>
-            </w:r>
-          </w:p>
-        </w:tc>
-        <w:tc>
-          <w:tcPr/>
-          <w:p>
-            <w:pPr>
-              <w:pStyle w:val="Compact"/>
-              <w:jc w:val="left"/>
-            </w:pPr>
-            <w:r>
-              <w:t xml:space="preserve">0.115</w:t>
-            </w:r>
-          </w:p>
-        </w:tc>
-        <w:tc>
-          <w:tcPr/>
-          <w:p>
-            <w:pPr>
-              <w:pStyle w:val="Compact"/>
-              <w:jc w:val="left"/>
-            </w:pPr>
-            <w:r>
-              <w:t xml:space="preserve">0.60</w:t>
-            </w:r>
-          </w:p>
-        </w:tc>
-      </w:tr>
-      <w:tr>
-        <w:tc>
-          <w:tcPr/>
-          <w:p>
-            <w:pPr>
-              <w:pStyle w:val="Compact"/>
-              <w:jc w:val="left"/>
-            </w:pPr>
-            <w:r>
-              <w:t xml:space="preserve">D</w:t>
-            </w:r>
-          </w:p>
-        </w:tc>
-        <w:tc>
-          <w:tcPr/>
-          <w:p>
-            <w:pPr>
-              <w:pStyle w:val="Compact"/>
-              <w:jc w:val="left"/>
-            </w:pPr>
-            <w:r>
-              <w:t xml:space="preserve">Drop Class 3 + 4 + 5 (only Classes 1 + 2 excluded)</w:t>
-            </w:r>
-          </w:p>
-        </w:tc>
-        <w:tc>
-          <w:tcPr/>
-          <w:p>
-            <w:pPr>
-              <w:pStyle w:val="Compact"/>
-              <w:jc w:val="left"/>
-            </w:pPr>
-            <w:r>
-              <w:t xml:space="preserve">86</w:t>
-            </w:r>
-          </w:p>
-        </w:tc>
-        <w:tc>
-          <w:tcPr/>
-          <w:p>
-            <w:pPr>
-              <w:pStyle w:val="Compact"/>
-              <w:jc w:val="left"/>
-            </w:pPr>
-            <w:r>
-              <w:t xml:space="preserve">0.610</w:t>
-            </w:r>
-          </w:p>
-        </w:tc>
-        <w:tc>
-          <w:tcPr/>
-          <w:p>
-            <w:pPr>
-              <w:pStyle w:val="Compact"/>
-              <w:jc w:val="left"/>
-            </w:pPr>
-            <w:r>
-              <w:t xml:space="preserve">0.17</w:t>
-            </w:r>
-          </w:p>
-        </w:tc>
-      </w:tr>
-      <w:tr>
-        <w:tc>
-          <w:tcPr/>
-          <w:p>
-            <w:pPr>
-              <w:pStyle w:val="Compact"/>
-              <w:jc w:val="left"/>
-            </w:pPr>
-            <w:r>
-              <w:t xml:space="preserve">E</w:t>
-            </w:r>
-          </w:p>
-        </w:tc>
-        <w:tc>
-          <w:tcPr/>
-          <w:p>
-            <w:pPr>
-              <w:pStyle w:val="Compact"/>
-              <w:jc w:val="left"/>
-            </w:pPr>
-            <w:r>
-              <w:t xml:space="preserve">Drop Class 2 + 3 + 4 + 5 (only burn destinations excluded)</w:t>
-            </w:r>
-          </w:p>
-        </w:tc>
-        <w:tc>
-          <w:tcPr/>
-          <w:p>
-            <w:pPr>
-              <w:pStyle w:val="Compact"/>
-              <w:jc w:val="left"/>
-            </w:pPr>
-            <w:r>
-              <w:t xml:space="preserve">10</w:t>
-            </w:r>
-          </w:p>
-        </w:tc>
-        <w:tc>
-          <w:tcPr/>
-          <w:p>
-            <w:pPr>
-              <w:pStyle w:val="Compact"/>
-              <w:jc w:val="left"/>
-            </w:pPr>
-            <w:r>
-              <w:t xml:space="preserve">0.512</w:t>
-            </w:r>
-          </w:p>
-        </w:tc>
-        <w:tc>
-          <w:tcPr/>
-          <w:p>
-            <w:pPr>
-              <w:pStyle w:val="Compact"/>
-              <w:jc w:val="left"/>
-            </w:pPr>
-            <w:r>
-              <w:t xml:space="preserve">0.35</w:t>
-            </w:r>
-          </w:p>
-        </w:tc>
-      </w:tr>
-    </w:tbl>
-    <w:p>
-      <w:pPr>
-        <w:pStyle w:val="BodyText"/>
-      </w:pPr>
-      <w:r>
-        <w:rPr>
-          <w:b/>
-          <w:bCs/>
-          <w:i/>
-          <w:iCs/>
-        </w:rPr>
-        <w:t xml:space="preserve">Table 7.</w:t>
-      </w:r>
-      <w:r>
-        <w:rPr>
-          <w:i/>
-          <w:iCs/>
-        </w:rPr>
-        <w:t xml:space="preserve"> </w:t>
-      </w:r>
-      <w:r>
-        <w:rPr>
-          <w:i/>
-          <w:iCs/>
-        </w:rPr>
-        <w:t xml:space="preserve">PCA-classification robustness: Mann-Whitney sector test under five alternative exclusion specifications applied to the N = 30 DePIN-vs-DeFi sector contrast. Specs A and B retain conventional statistical significance (p &lt; 0.05) with large Cohen’s d; Spec C produces a medium-effect contrast that fails the 0.05 threshold at N = 30; Specs D and E (minimal exclusions) absorb so much non-vote-eligible signal into the holding distribution that the sector-contrast statistical power is exhausted. Cohen’s d is positive across all five specifications: the directional cross-protocol pattern is not an artifact of specific PCA-exclusion choices. Per-specification narrative interpretation and alternative-classification rationale in Supplementary File S10.</w:t>
+        <w:t xml:space="preserve">The sector-contrast robustness extends to the choice of PCA exclusion strictness. We recompute the Mann-Whitney sector test under five progressively weaker exclusion specifications, from the canonical 5-class typology (all protocol-treasury, burn destinations, intermediary contracts, bridge contracts, and CEX custody addresses excluded) through to a minimal-exclusion case that excludes only burn destinations. The Cohen’s d point estimate stays positive across all five (range 0.17 to 0.94), so the directional claim (DePIN HHI &gt; DeFi HHI in central tendency) does not depend on which exclusion strictness is chosen. Statistical significance at the conventional 0.05 threshold holds for the canonical typology and its nearest neighbor (excluding CEX custody from the exclusion set) but is exhausted as progressively more non-vote-eligible custody mass flows into the holding distribution at the weakest specifications. The PCA exclusion methodology is therefore load-bearing for the inferential claim of significance and the directional claim is robust to specification choice. Full per-specification table, plain-language description of the five-class typology, and per-cell numerical detail are in</w:t>
+      </w:r>
+      <w:r>
+        <w:t xml:space="preserve"> </w:t>
+      </w:r>
+      <w:hyperlink r:id="rId76">
+        <w:r>
+          <w:rPr>
+            <w:rStyle w:val="Hyperlink"/>
+          </w:rPr>
+          <w:t xml:space="preserve">Supplementary File S10</w:t>
+        </w:r>
+      </w:hyperlink>
+      <w:r>
+        <w:t xml:space="preserve">.</w:t>
       </w:r>
     </w:p>
     <w:p>
@@ -20537,9 +20133,9 @@
         <w:t xml:space="preserve">ownership structure.</w:t>
       </w:r>
     </w:p>
-    <w:bookmarkEnd w:id="76"/>
     <w:bookmarkEnd w:id="77"/>
-    <w:bookmarkStart w:id="89" w:name="discussion"/>
+    <w:bookmarkEnd w:id="78"/>
+    <w:bookmarkStart w:id="90" w:name="discussion"/>
     <w:p>
       <w:pPr>
         <w:pStyle w:val="Heading1"/>
@@ -20548,7 +20144,7 @@
         <w:t xml:space="preserve">5 Discussion</w:t>
       </w:r>
     </w:p>
-    <w:bookmarkStart w:id="78" w:name="measurement-implications"/>
+    <w:bookmarkStart w:id="79" w:name="measurement-implications"/>
     <w:p>
       <w:pPr>
         <w:pStyle w:val="Heading2"/>
@@ -20573,8 +20169,8 @@
         <w:t xml:space="preserve">Three practical implications follow. First, holder-list HHI should be computed only after excluding addresses that cannot vote as independent governance actors. Second, delegation analysis should compare voting-HHI with post-exclusion holding HHI, because delegated power usually differs from token holdings. Third, concentration audits should treat vote-escrow systems and delegation systems as different mechanism classes rather than aggregating them under one generic governance label.</w:t>
       </w:r>
     </w:p>
-    <w:bookmarkEnd w:id="78"/>
-    <w:bookmarkStart w:id="79" w:name="governance-design-implications"/>
+    <w:bookmarkEnd w:id="79"/>
+    <w:bookmarkStart w:id="80" w:name="governance-design-implications"/>
     <w:p>
       <w:pPr>
         <w:pStyle w:val="Heading2"/>
@@ -20683,8 +20279,8 @@
         <w:t xml:space="preserve">regulators to accept decentralization claims.</w:t>
       </w:r>
     </w:p>
-    <w:bookmarkEnd w:id="79"/>
-    <w:bookmarkStart w:id="80" w:name="risks-and-counterpoints"/>
+    <w:bookmarkEnd w:id="80"/>
+    <w:bookmarkStart w:id="81" w:name="risks-and-counterpoints"/>
     <w:p>
       <w:pPr>
         <w:pStyle w:val="Heading2"/>
@@ -20709,8 +20305,8 @@
         <w:t xml:space="preserve">Measurement remains incomplete. Informal influence, off-chain coordination, and legal or equity-holder obligations can affect governance without appearing in token-holder lists. The paper therefore treats HHI and voting-HHI as necessary but not sufficient measures of governance power.</w:t>
       </w:r>
     </w:p>
-    <w:bookmarkEnd w:id="80"/>
-    <w:bookmarkStart w:id="81" w:name="position-in-literature"/>
+    <w:bookmarkEnd w:id="81"/>
+    <w:bookmarkStart w:id="82" w:name="position-in-literature"/>
     <w:p>
       <w:pPr>
         <w:pStyle w:val="Heading2"/>
@@ -20735,8 +20331,8 @@
         <w:t xml:space="preserve">The paper also contributes to DePIN tokenomics by separating governance concentration from subsidy dependence and launch allocation. DePIN protocols exhibit higher concentration than DeFi in the corrected cross-section, but the sector pattern coexists with low-concentration counterexamples such as Anyone Protocol and Hivemapper. This makes the paper a measurement contribution rather than a deterministic claim about DePIN architecture.</w:t>
       </w:r>
     </w:p>
-    <w:bookmarkEnd w:id="81"/>
-    <w:bookmarkStart w:id="82" w:name="summary-of-findings"/>
+    <w:bookmarkEnd w:id="82"/>
+    <w:bookmarkStart w:id="83" w:name="summary-of-findings"/>
     <w:p>
       <w:pPr>
         <w:pStyle w:val="Heading2"/>
@@ -20769,8 +20365,8 @@
         <w:t xml:space="preserve">The findings span four within-protocol concentration surfaces (post-exclusion holding, insider retention, delegated voting, and vote-escrowed voting) and one cross-protocol surface deferred to future work (institutional delegates participating in multiple protocols’ governance simultaneously).</w:t>
       </w:r>
     </w:p>
-    <w:bookmarkEnd w:id="82"/>
-    <w:bookmarkStart w:id="83" w:name="contributions"/>
+    <w:bookmarkEnd w:id="83"/>
+    <w:bookmarkStart w:id="84" w:name="contributions"/>
     <w:p>
       <w:pPr>
         <w:pStyle w:val="Heading2"/>
@@ -20859,8 +20455,8 @@
         <w:t xml:space="preserve">(Section 4.5). Voting-HHI exceeds post-exclusion holding HHI in nine of thirteen protocols with sufficient governance data, while ENS, GMX, HNT, and JUP show that dispersion is possible under different delegate-program or voting-mechanism designs. Curve and Balancer form a separate vote-escrow class with much larger amplification.</w:t>
       </w:r>
     </w:p>
-    <w:bookmarkEnd w:id="83"/>
-    <w:bookmarkStart w:id="84" w:name="limitations"/>
+    <w:bookmarkEnd w:id="84"/>
+    <w:bookmarkStart w:id="85" w:name="limitations"/>
     <w:p>
       <w:pPr>
         <w:pStyle w:val="Heading2"/>
@@ -20949,8 +20545,8 @@
         <w:t xml:space="preserve">the core claim are enumerated in Section 5.8.</w:t>
       </w:r>
     </w:p>
-    <w:bookmarkEnd w:id="84"/>
-    <w:bookmarkStart w:id="87" w:name="future-research"/>
+    <w:bookmarkEnd w:id="85"/>
+    <w:bookmarkStart w:id="88" w:name="future-research"/>
     <w:p>
       <w:pPr>
         <w:pStyle w:val="Heading2"/>
@@ -21002,7 +20598,7 @@
       <w:r>
         <w:t xml:space="preserve">trajectories for 14 governance tokens (</w:t>
       </w:r>
-      <w:hyperlink r:id="rId85">
+      <w:hyperlink r:id="rId86">
         <w:r>
           <w:rPr>
             <w:rStyle w:val="Hyperlink"/>
@@ -21206,7 +20802,7 @@
       <w:r>
         <w:t xml:space="preserve"> </w:t>
       </w:r>
-      <w:hyperlink r:id="rId86">
+      <w:hyperlink r:id="rId87">
         <w:r>
           <w:rPr>
             <w:rStyle w:val="Hyperlink"/>
@@ -21218,8 +20814,8 @@
         <w:t xml:space="preserve">.</w:t>
       </w:r>
     </w:p>
-    <w:bookmarkEnd w:id="87"/>
-    <w:bookmarkStart w:id="88" w:name="reproducibility-and-data-availability"/>
+    <w:bookmarkEnd w:id="88"/>
+    <w:bookmarkStart w:id="89" w:name="reproducibility-and-data-availability"/>
     <w:p>
       <w:pPr>
         <w:pStyle w:val="Heading2"/>
@@ -21314,9 +20910,9 @@
         <w:t xml:space="preserve">File S6.</w:t>
       </w:r>
     </w:p>
-    <w:bookmarkEnd w:id="88"/>
     <w:bookmarkEnd w:id="89"/>
-    <w:bookmarkStart w:id="90" w:name="conclusion"/>
+    <w:bookmarkEnd w:id="90"/>
+    <w:bookmarkStart w:id="91" w:name="conclusion"/>
     <w:p>
       <w:pPr>
         <w:pStyle w:val="Heading1"/>
@@ -21341,8 +20937,8 @@
         <w:t xml:space="preserve">For practitioners and researchers, the actionable implication is to audit current holder composition, PCA exclusions, and delegate-program design rather than launch allocation percentages. ENS and Anyone Protocol show that lower concentration and delegation-mediated dispersion are achievable through deliberate institutional design. Longitudinal panel analysis and pre-registered falsifiable predictions are specified in Section 5.8 and Supplementary File S17.</w:t>
       </w:r>
     </w:p>
-    <w:bookmarkEnd w:id="90"/>
-    <w:bookmarkStart w:id="91" w:name="supplementary-material"/>
+    <w:bookmarkEnd w:id="91"/>
+    <w:bookmarkStart w:id="92" w:name="supplementary-material"/>
     <w:p>
       <w:pPr>
         <w:pStyle w:val="Heading1"/>
@@ -21543,8 +21139,8 @@
         <w:t xml:space="preserve">https://github.com/Research-Publications-and-Data/Tokenomics-As-Institutional_Design</w:t>
       </w:r>
     </w:p>
-    <w:bookmarkEnd w:id="91"/>
-    <w:bookmarkStart w:id="92" w:name="acknowledgments"/>
+    <w:bookmarkEnd w:id="92"/>
+    <w:bookmarkStart w:id="93" w:name="acknowledgments"/>
     <w:p>
       <w:pPr>
         <w:pStyle w:val="Heading1"/>
@@ -21585,8 +21181,8 @@
         <w:t xml:space="preserve">platforms for hardware network economics.</w:t>
       </w:r>
     </w:p>
-    <w:bookmarkEnd w:id="92"/>
-    <w:bookmarkStart w:id="93" w:name="references"/>
+    <w:bookmarkEnd w:id="93"/>
+    <w:bookmarkStart w:id="94" w:name="references"/>
     <w:p>
       <w:pPr>
         <w:pStyle w:val="Heading1"/>
@@ -23045,7 +22641,7 @@
         <w:t xml:space="preserve">extension to the fourth fictitious commodity. Working manuscript.</w:t>
       </w:r>
     </w:p>
-    <w:bookmarkEnd w:id="93"/>
+    <w:bookmarkEnd w:id="94"/>
     <w:sectPr>
       <w:footnotePr>
         <w:numRestart w:val="eachSect"/>

--- a/b2/paper/B2_Frontiers_R2_clean.docx
+++ b/b2/paper/B2_Frontiers_R2_clean.docx
@@ -6052,31 +6052,85 @@
         <w:t xml:space="preserve"> </w:t>
       </w:r>
       <w:r>
-        <w:t xml:space="preserve">log dataset). The generalizable methodological</w:t>
-      </w:r>
-      <w:r>
-        <w:t xml:space="preserve"> </w:t>
-      </w:r>
-      <w:r>
-        <w:t xml:space="preserve">contribution: any future cross-protocol governance HHI analysis should</w:t>
-      </w:r>
-      <w:r>
-        <w:t xml:space="preserve"> </w:t>
-      </w:r>
-      <w:r>
-        <w:t xml:space="preserve">apply the five-class PCA exclusion uniformly before reporting holding</w:t>
-      </w:r>
-      <w:r>
-        <w:t xml:space="preserve"> </w:t>
-      </w:r>
-      <w:r>
-        <w:t xml:space="preserve">concentration metrics. The specific addresses depend on the protocol</w:t>
-      </w:r>
-      <w:r>
-        <w:t xml:space="preserve"> </w:t>
-      </w:r>
-      <w:r>
-        <w:t xml:space="preserve">sample; the methodology is sample-independent.</w:t>
+        <w:t xml:space="preserve">log dataset). The five classes are unevenly populated within the cross-section:</w:t>
+      </w:r>
+      <w:r>
+        <w:t xml:space="preserve"> </w:t>
+      </w:r>
+      <w:r>
+        <w:t xml:space="preserve">on the N = 30 DePIN-vs-DeFi sector contrast (125 exclusions across 36 protocols),</w:t>
+      </w:r>
+      <w:r>
+        <w:t xml:space="preserve"> </w:t>
+      </w:r>
+      <w:r>
+        <w:t xml:space="preserve">Class 2 (foundation and treasury custody) accounts for 76 of the 125 exclusions</w:t>
+      </w:r>
+      <w:r>
+        <w:t xml:space="preserve"> </w:t>
+      </w:r>
+      <w:r>
+        <w:t xml:space="preserve">(61 percent), Class 5 (CEX custody) for 19 (15 percent), Class 3 (staking-aggregation</w:t>
+      </w:r>
+      <w:r>
+        <w:t xml:space="preserve"> </w:t>
+      </w:r>
+      <w:r>
+        <w:t xml:space="preserve">contracts) for 12 (10 percent), Class 1 (burn destinations) for 10 (8 percent), and</w:t>
+      </w:r>
+      <w:r>
+        <w:t xml:space="preserve"> </w:t>
+      </w:r>
+      <w:r>
+        <w:t xml:space="preserve">Class 4 (bridge custody and migration) for 8 (6 percent). The Class 2 dominance has</w:t>
+      </w:r>
+      <w:r>
+        <w:t xml:space="preserve"> </w:t>
+      </w:r>
+      <w:r>
+        <w:t xml:space="preserve">a practical implication for replication: future researchers operationalizing this</w:t>
+      </w:r>
+      <w:r>
+        <w:t xml:space="preserve"> </w:t>
+      </w:r>
+      <w:r>
+        <w:t xml:space="preserve">methodology can prioritize Class 2 identification (label-based foundation-multisig</w:t>
+      </w:r>
+      <w:r>
+        <w:t xml:space="preserve"> </w:t>
+      </w:r>
+      <w:r>
+        <w:t xml:space="preserve">detection plus on-chain treasury-contract bytecode matching) as the highest-yield</w:t>
+      </w:r>
+      <w:r>
+        <w:t xml:space="preserve"> </w:t>
+      </w:r>
+      <w:r>
+        <w:t xml:space="preserve">exclusion class, with the remaining four classes contributing the residual 39 percent.</w:t>
+      </w:r>
+      <w:r>
+        <w:t xml:space="preserve"> </w:t>
+      </w:r>
+      <w:r>
+        <w:t xml:space="preserve">The generalizable methodological contribution: any future cross-protocol governance</w:t>
+      </w:r>
+      <w:r>
+        <w:t xml:space="preserve"> </w:t>
+      </w:r>
+      <w:r>
+        <w:t xml:space="preserve">HHI analysis should apply the five-class PCA exclusion uniformly before reporting</w:t>
+      </w:r>
+      <w:r>
+        <w:t xml:space="preserve"> </w:t>
+      </w:r>
+      <w:r>
+        <w:t xml:space="preserve">holding concentration metrics. The specific addresses depend on the protocol sample;</w:t>
+      </w:r>
+      <w:r>
+        <w:t xml:space="preserve"> </w:t>
+      </w:r>
+      <w:r>
+        <w:t xml:space="preserve">the methodology is sample-independent.</w:t>
       </w:r>
     </w:p>
     <w:bookmarkEnd w:id="42"/>
@@ -20082,7 +20136,23 @@
         <w:pStyle w:val="BodyText"/>
       </w:pPr>
       <w:r>
-        <w:t xml:space="preserve">The sector-contrast robustness extends to the choice of PCA exclusion strictness. We recompute the Mann-Whitney sector test under five progressively weaker exclusion specifications, from the canonical 5-class typology (all protocol-treasury, burn destinations, intermediary contracts, bridge contracts, and CEX custody addresses excluded) through to a minimal-exclusion case that excludes only burn destinations. The Cohen’s d point estimate stays positive across all five (range 0.17 to 0.94), so the directional claim (DePIN HHI &gt; DeFi HHI in central tendency) does not depend on which exclusion strictness is chosen. Statistical significance at the conventional 0.05 threshold holds for the canonical typology and its nearest neighbor (excluding CEX custody from the exclusion set) but is exhausted as progressively more non-vote-eligible custody mass flows into the holding distribution at the weakest specifications. The PCA exclusion methodology is therefore load-bearing for the inferential claim of significance and the directional claim is robust to specification choice. Full per-specification table, plain-language description of the five-class typology, and per-cell numerical detail are in</w:t>
+        <w:t xml:space="preserve">The sector-contrast robustness extends to the choice of PCA exclusion strictness. We recompute the Mann-Whitney sector test under five progressively weaker exclusion specifications, from the canonical 5-class typology (all protocol-treasury, burn destinations, intermediary contracts, bridge contracts, and CEX custody addresses excluded) through to a minimal-exclusion case that excludes only burn destinations. The Cohen’s d point estimate stays positive across all five (range 0.17 to 0.94), so the directional claim (DePIN HHI &gt; DeFi HHI in central tendency) does not depend on which exclusion strictness is chosen. Statistical significance at the conventional 0.05 threshold holds for the canonical typology and its nearest neighbor (excluding CEX custody from the exclusion set) but is exhausted as progressively more non-vote-eligible custody mass flows into the holding distribution at the weakest specifications. The PCA exclusion methodology is therefore load-bearing for the inferential claim of significance and the directional claim is robust to specification choice.</w:t>
+      </w:r>
+    </w:p>
+    <w:p>
+      <w:pPr>
+        <w:pStyle w:val="BodyText"/>
+      </w:pPr>
+      <w:r>
+        <w:t xml:space="preserve">Two per-class findings from the robustness sweep have downstream methodology implications. First, Class 3 (staking-aggregation contracts) carries disproportionate sector-distinguishing signal: dropping Class 3 from the exclusion set (in addition to Classes 4 + 5) collapses Cohen’s d from 0.60 to 0.17 (a 3.5x reduction), even though Class 3 contributes only 12 addresses to the 125-address total exclusion pool. Future researchers operationalizing this methodology should treat Class 3 staking-aggregation identification as load-bearing for sector-comparative inference, not as a minor procedural step. Second, Class 5 (CEX custody) is approximately sector-neutral: retaining CEX custody in the HHI calculation (Spec B) preserves significance (p = 0.039 versus the canonical p = 0.029) and only marginally reduces Cohen’s d (0.84 versus 0.94). CEX custody exclusion is methodologically defensible for cross-section consistency but is not load-bearing for the DePIN-vs-DeFi sector contrast in this sample, consistent with CEX listing rates being roughly comparable across the two sectors at the cross-section’s top-token level.</w:t>
+      </w:r>
+    </w:p>
+    <w:p>
+      <w:pPr>
+        <w:pStyle w:val="BodyText"/>
+      </w:pPr>
+      <w:r>
+        <w:t xml:space="preserve">Full per-specification table, plain-language description of the five-class typology, and per-cell numerical detail are in</w:t>
       </w:r>
       <w:r>
         <w:t xml:space="preserve"> </w:t>

--- a/b2/paper/B2_Frontiers_R2_clean.docx
+++ b/b2/paper/B2_Frontiers_R2_clean.docx
@@ -6135,7 +6135,7 @@
     </w:p>
     <w:bookmarkEnd w:id="42"/>
     <w:bookmarkEnd w:id="43"/>
-    <w:bookmarkStart w:id="78" w:name="results"/>
+    <w:bookmarkStart w:id="81" w:name="results"/>
     <w:p>
       <w:pPr>
         <w:pStyle w:val="Heading1"/>
@@ -18362,7 +18362,7 @@
     </w:p>
     <w:bookmarkEnd w:id="66"/>
     <w:bookmarkEnd w:id="67"/>
-    <w:bookmarkStart w:id="77" w:name="robustness-leave-one-out-sensitivity"/>
+    <w:bookmarkStart w:id="80" w:name="robustness-leave-one-out-sensitivity"/>
     <w:p>
       <w:pPr>
         <w:pStyle w:val="Heading2"/>
@@ -19198,162 +19198,29 @@
         <w:t xml:space="preserve">subsidy influence is singular.</w:t>
       </w:r>
     </w:p>
-    <w:p>
-      <w:pPr>
-        <w:pStyle w:val="BodyText"/>
-      </w:pPr>
-      <w:r>
-        <w:t xml:space="preserve">The predominant-amplification finding in Section 4.5 also requires a</w:t>
-      </w:r>
-      <w:r>
-        <w:t xml:space="preserve"> </w:t>
-      </w:r>
-      <w:r>
-        <w:t xml:space="preserve">robustness check on the voting-HHI methodology. The Table 6 voting HHI</w:t>
-      </w:r>
-      <w:r>
-        <w:t xml:space="preserve"> </w:t>
-      </w:r>
-      <w:r>
-        <w:t xml:space="preserve">follows established delegation-HHI literature (Fritsch et al., 2024) by</w:t>
-      </w:r>
-      <w:r>
-        <w:t xml:space="preserve"> </w:t>
-      </w:r>
-      <w:r>
-        <w:t xml:space="preserve">including all delegates with non-zero voting power, regardless of</w:t>
-      </w:r>
-      <w:r>
-        <w:t xml:space="preserve"> </w:t>
-      </w:r>
-      <w:r>
-        <w:t xml:space="preserve">whether the delegate is a protocol-controlled entity. Applying</w:t>
-      </w:r>
-      <w:r>
-        <w:t xml:space="preserve"> </w:t>
-      </w:r>
-      <w:r>
-        <w:t xml:space="preserve">protocol-controlled-address exclusion symmetrically (excluding</w:t>
-      </w:r>
-      <w:r>
-        <w:t xml:space="preserve"> </w:t>
-      </w:r>
-      <w:r>
-        <w:t xml:space="preserve">foundation, treasury, and aggregation-contract delegates from voting</w:t>
-      </w:r>
-      <w:r>
-        <w:t xml:space="preserve"> </w:t>
-      </w:r>
-      <w:r>
-        <w:t xml:space="preserve">HHI as we exclude them from holding HHI) requires careful methodology</w:t>
-      </w:r>
-      <w:r>
-        <w:t xml:space="preserve"> </w:t>
-      </w:r>
-      <w:r>
-        <w:t xml:space="preserve">because PCA addresses appear in three structurally distinct surface</w:t>
-      </w:r>
-      <w:r>
-        <w:t xml:space="preserve"> </w:t>
-      </w:r>
-      <w:r>
-        <w:t xml:space="preserve">classes: (a) holder-side custody addresses (treasury safes, vesting</w:t>
-      </w:r>
-      <w:r>
-        <w:t xml:space="preserve"> </w:t>
-      </w:r>
-      <w:r>
-        <w:t xml:space="preserve">multisigs, foundation cold wallets, staking-aggregation contracts,</w:t>
-      </w:r>
-      <w:r>
-        <w:t xml:space="preserve"> </w:t>
-      </w:r>
-      <w:r>
-        <w:t xml:space="preserve">CEX hot wallets, burn destinations) captured in</w:t>
-      </w:r>
-      <w:r>
-        <w:t xml:space="preserve"> </w:t>
-      </w:r>
-      <w:r>
-        <w:rPr>
-          <w:rStyle w:val="VerbatimChar"/>
-        </w:rPr>
-        <w:t xml:space="preserve">exclusions_log.csv</w:t>
-      </w:r>
-      <w:r>
-        <w:t xml:space="preserve">; (b) signer-side governance-operation addresses</w:t>
-      </w:r>
-      <w:r>
-        <w:t xml:space="preserve"> </w:t>
-      </w:r>
-      <w:r>
-        <w:t xml:space="preserve">(foundation operational signing wallets distinct from custody</w:t>
-      </w:r>
-      <w:r>
-        <w:t xml:space="preserve"> </w:t>
-      </w:r>
-      <w:r>
-        <w:t xml:space="preserve">addresses; for example Compound Foundation</w:t>
-      </w:r>
-      <w:r>
-        <w:t xml:space="preserve"> </w:t>
-      </w:r>
-      <w:r>
-        <w:rPr>
-          <w:rStyle w:val="VerbatimChar"/>
-        </w:rPr>
-        <w:t xml:space="preserve">0xb06df4dd...</w:t>
-      </w:r>
-      <w:r>
-        <w:t xml:space="preserve">,</w:t>
-      </w:r>
-      <w:r>
-        <w:t xml:space="preserve"> </w:t>
-      </w:r>
-      <w:r>
-        <w:t xml:space="preserve">Balancer DAO multisig</w:t>
-      </w:r>
-      <w:r>
-        <w:t xml:space="preserve"> </w:t>
-      </w:r>
-      <w:r>
-        <w:rPr>
-          <w:rStyle w:val="VerbatimChar"/>
-        </w:rPr>
-        <w:t xml:space="preserve">0xad9992f3...</w:t>
-      </w:r>
-      <w:r>
-        <w:t xml:space="preserve">, Kevin Owocki / Gitcoin</w:t>
-      </w:r>
-      <w:r>
-        <w:t xml:space="preserve"> </w:t>
-      </w:r>
-      <w:r>
-        <w:t xml:space="preserve">Maintainer</w:t>
-      </w:r>
-      <w:r>
-        <w:t xml:space="preserve"> </w:t>
-      </w:r>
-      <w:r>
-        <w:rPr>
-          <w:rStyle w:val="VerbatimChar"/>
-        </w:rPr>
-        <w:t xml:space="preserve">0x00de4b13...</w:t>
-      </w:r>
-      <w:r>
-        <w:t xml:space="preserve">, WXM Hedgey-vested insider</w:t>
-      </w:r>
-      <w:r>
-        <w:t xml:space="preserve"> </w:t>
-      </w:r>
-      <w:r>
-        <w:rPr>
-          <w:rStyle w:val="VerbatimChar"/>
-        </w:rPr>
-        <w:t xml:space="preserve">0x96d8901a...</w:t>
-      </w:r>
-      <w:r>
-        <w:t xml:space="preserve">) captured in the sibling canonical store</w:t>
+    <w:bookmarkStart w:id="76" w:name="voting-hhi-methodology-robustness"/>
+    <w:p>
+      <w:pPr>
+        <w:pStyle w:val="Heading3"/>
+      </w:pPr>
+      <w:r>
+        <w:t xml:space="preserve">4.6.1 Voting-HHI methodology robustness</w:t>
+      </w:r>
+    </w:p>
+    <w:p>
+      <w:pPr>
+        <w:pStyle w:val="FirstParagraph"/>
+      </w:pPr>
+      <w:r>
+        <w:t xml:space="preserve">The Section 4.5 amplification finding is sensitive to three methodology choices: delegate-sample depth on Tally, symmetric PCA exclusion on Snapshot, and proper-weight versus vote-count methodology on Solana VSR protocols. We address each in turn.</w:t>
+      </w:r>
+    </w:p>
+    <w:p>
+      <w:pPr>
+        <w:pStyle w:val="BodyText"/>
+      </w:pPr>
+      <w:r>
+        <w:t xml:space="preserve">Table 6 follows established delegation-HHI literature (Fritsch et al., 2024) by including all delegates with non-zero voting power. Applying PCA exclusion symmetrically on the voting side requires distinguishing three structurally distinct surface classes: holder-side custody addresses (treasury safes, vesting multisigs, foundation cold wallets, staking-aggregation contracts, CEX hot wallets, burn destinations); signer-side governance-operation addresses (foundation operational signing wallets distinct from custody, introduced in this revision via the sibling canonical store</w:t>
       </w:r>
       <w:r>
         <w:t xml:space="preserve"> </w:t>
@@ -19365,756 +19232,7 @@
         <w:t xml:space="preserve">exclusions_log_signer.csv</w:t>
       </w:r>
       <w:r>
-        <w:t xml:space="preserve"> </w:t>
-      </w:r>
-      <w:r>
-        <w:t xml:space="preserve">introduced this revision; and (c) off-Realms</w:t>
-      </w:r>
-      <w:r>
-        <w:t xml:space="preserve"> </w:t>
-      </w:r>
-      <w:r>
-        <w:t xml:space="preserve">custody multisigs for Solana protocols (Drift Foundation Squads V4</w:t>
-      </w:r>
-      <w:r>
-        <w:t xml:space="preserve"> </w:t>
-      </w:r>
-      <w:r>
-        <w:t xml:space="preserve">multisig</w:t>
-      </w:r>
-      <w:r>
-        <w:t xml:space="preserve"> </w:t>
-      </w:r>
-      <w:r>
-        <w:rPr>
-          <w:rStyle w:val="VerbatimChar"/>
-        </w:rPr>
-        <w:t xml:space="preserve">9Wiiyvy8...</w:t>
-      </w:r>
-      <w:r>
-        <w:t xml:space="preserve">; Helium Foundation treasury</w:t>
-      </w:r>
-      <w:r>
-        <w:t xml:space="preserve"> </w:t>
-      </w:r>
-      <w:r>
-        <w:rPr>
-          <w:rStyle w:val="VerbatimChar"/>
-        </w:rPr>
-        <w:t xml:space="preserve">AguTdjm...</w:t>
-      </w:r>
-      <w:r>
-        <w:t xml:space="preserve">) which do not appear in either the on-Realms voter set</w:t>
-      </w:r>
-      <w:r>
-        <w:t xml:space="preserve"> </w:t>
-      </w:r>
-      <w:r>
-        <w:t xml:space="preserve">or in Snapshot voter pools because Solana PCAs structurally separate</w:t>
-      </w:r>
-      <w:r>
-        <w:t xml:space="preserve"> </w:t>
-      </w:r>
-      <w:r>
-        <w:t xml:space="preserve">custody from governance signing.</w:t>
-      </w:r>
-    </w:p>
-    <w:p>
-      <w:pPr>
-        <w:pStyle w:val="BodyText"/>
-      </w:pPr>
-      <w:r>
-        <w:t xml:space="preserve">Applying symmetric PCA exclusion across all three surface classes for</w:t>
-      </w:r>
-      <w:r>
-        <w:t xml:space="preserve"> </w:t>
-      </w:r>
-      <w:r>
-        <w:t xml:space="preserve">the cross-section yields several substantive results.</w:t>
-      </w:r>
-    </w:p>
-    <w:p>
-      <w:pPr>
-        <w:pStyle w:val="BodyText"/>
-      </w:pPr>
-      <w:r>
-        <w:t xml:space="preserve">For four Tally-sourced protocols at all-delegates depth (AAVE</w:t>
-      </w:r>
-      <w:r>
-        <w:t xml:space="preserve"> </w:t>
-      </w:r>
-      <w:r>
-        <w:t xml:space="preserve">N=150,911; COMP N=18,627; UNI N=48,707; ARB N=437,453), PCA-symmetric</w:t>
-      </w:r>
-      <w:r>
-        <w:t xml:space="preserve"> </w:t>
-      </w:r>
-      <w:r>
-        <w:t xml:space="preserve">voting HHI values shift modestly from the top-1000 sample</w:t>
-      </w:r>
-      <w:r>
-        <w:t xml:space="preserve"> </w:t>
-      </w:r>
-      <w:r>
-        <w:t xml:space="preserve">baseline: AAVE 0.0357 to 0.0324 (delta minus 0.0033); COMP 0.0516</w:t>
-      </w:r>
-      <w:r>
-        <w:t xml:space="preserve"> </w:t>
-      </w:r>
-      <w:r>
-        <w:t xml:space="preserve">unchanged across the top-1000-to-all-delegates sweep (three additional</w:t>
-      </w:r>
-      <w:r>
-        <w:t xml:space="preserve"> </w:t>
-      </w:r>
-      <w:r>
-        <w:t xml:space="preserve">PCAs detected at deeper N have negligible voting share); UNI 0.0267</w:t>
-      </w:r>
-      <w:r>
-        <w:t xml:space="preserve"> </w:t>
-      </w:r>
-      <w:r>
-        <w:t xml:space="preserve">unchanged; ARB 0.0340 to 0.0320 (delta minus 0.002). All four sweeps</w:t>
-      </w:r>
-      <w:r>
-        <w:t xml:space="preserve"> </w:t>
-      </w:r>
-      <w:r>
-        <w:t xml:space="preserve">produce HHI shifts below 0.005. ARB at the maximum 437,453-delegate</w:t>
-      </w:r>
-      <w:r>
-        <w:t xml:space="preserve"> </w:t>
-      </w:r>
-      <w:r>
-        <w:t xml:space="preserve">depth serves as the deepest-N anchor for reviewer-defensibility</w:t>
-      </w:r>
-      <w:r>
-        <w:t xml:space="preserve"> </w:t>
-      </w:r>
-      <w:r>
-        <w:t xml:space="preserve">against the methodology-asked surface. The remaining six Tally-sourced</w:t>
-      </w:r>
-      <w:r>
-        <w:t xml:space="preserve"> </w:t>
-      </w:r>
-      <w:r>
-        <w:t xml:space="preserve">protocols (OP, ENS, GMX, GTC, W, DIMO) retain top-1000</w:t>
-      </w:r>
-      <w:r>
-        <w:t xml:space="preserve"> </w:t>
-      </w:r>
-      <w:r>
-        <w:t xml:space="preserve">sample-depth values as the methodology-floor canonical, empirically</w:t>
-      </w:r>
-      <w:r>
-        <w:t xml:space="preserve"> </w:t>
-      </w:r>
-      <w:r>
-        <w:t xml:space="preserve">validated by the four deeper-N sweeps. The top-1000 sample is robust</w:t>
-      </w:r>
-      <w:r>
-        <w:t xml:space="preserve"> </w:t>
-      </w:r>
-      <w:r>
-        <w:t xml:space="preserve">because PCAs concentrate at the top of the distribution and tail</w:t>
-      </w:r>
-      <w:r>
-        <w:t xml:space="preserve"> </w:t>
-      </w:r>
-      <w:r>
-        <w:t xml:space="preserve">delegates have share-squared contributions below ten to the negative</w:t>
-      </w:r>
-      <w:r>
-        <w:t xml:space="preserve"> </w:t>
-      </w:r>
-      <w:r>
-        <w:t xml:space="preserve">four.</w:t>
-      </w:r>
-    </w:p>
-    <w:p>
-      <w:pPr>
-        <w:pStyle w:val="BodyText"/>
-      </w:pPr>
-      <w:r>
-        <w:t xml:space="preserve">For Snapshot voter pools across 13 protocols (UNI, COMP, LDO, DIMO,</w:t>
-      </w:r>
-      <w:r>
-        <w:t xml:space="preserve"> </w:t>
-      </w:r>
-      <w:r>
-        <w:t xml:space="preserve">WXM, ARB, BAL, GTC, MPL_SYRUP, POKT, plus cross-source AAVE, ENS,</w:t>
-      </w:r>
-      <w:r>
-        <w:t xml:space="preserve"> </w:t>
-      </w:r>
-      <w:r>
-        <w:t xml:space="preserve">GMX), holder-side PCA-address-based symmetric exclusion detects zero</w:t>
-      </w:r>
-      <w:r>
-        <w:t xml:space="preserve"> </w:t>
-      </w:r>
-      <w:r>
-        <w:t xml:space="preserve">PCA voters across 12,878 voter rows. Snapshot voter pools (off-chain</w:t>
-      </w:r>
-      <w:r>
-        <w:t xml:space="preserve"> </w:t>
-      </w:r>
-      <w:r>
-        <w:t xml:space="preserve">message signers) are structurally disjoint from the holder-side</w:t>
-      </w:r>
-      <w:r>
-        <w:t xml:space="preserve"> </w:t>
-      </w:r>
-      <w:r>
-        <w:t xml:space="preserve">PCA-address taxonomy. However, functional-PCA voters operate via</w:t>
-      </w:r>
-      <w:r>
-        <w:t xml:space="preserve"> </w:t>
-      </w:r>
-      <w:r>
-        <w:t xml:space="preserve">signer-side addresses that are not captured in</w:t>
-      </w:r>
-      <w:r>
-        <w:t xml:space="preserve"> </w:t>
-      </w:r>
-      <w:r>
-        <w:rPr>
-          <w:rStyle w:val="VerbatimChar"/>
-        </w:rPr>
-        <w:t xml:space="preserve">exclusions_log.csv</w:t>
-      </w:r>
-      <w:r>
-        <w:t xml:space="preserve"> </w:t>
-      </w:r>
-      <w:r>
-        <w:t xml:space="preserve">but ARE substantial in voting weight: Compound</w:t>
-      </w:r>
-      <w:r>
-        <w:t xml:space="preserve"> </w:t>
-      </w:r>
-      <w:r>
-        <w:t xml:space="preserve">Foundation (25.01 percent of COMP Snapshot voting weight); Balancer</w:t>
-      </w:r>
-      <w:r>
-        <w:t xml:space="preserve"> </w:t>
-      </w:r>
-      <w:r>
-        <w:t xml:space="preserve">DAO multisig (51.95 percent of BAL); Kevin Owocki / Gitcoin</w:t>
-      </w:r>
-      <w:r>
-        <w:t xml:space="preserve"> </w:t>
-      </w:r>
-      <w:r>
-        <w:t xml:space="preserve">Maintainer (27.93 percent of GTC); WXM Hedgey-vested insider (74.04</w:t>
-      </w:r>
-      <w:r>
-        <w:t xml:space="preserve"> </w:t>
-      </w:r>
-      <w:r>
-        <w:t xml:space="preserve">percent of WXM). The original DIMO Foundation candidate cluster (rank-1</w:t>
-      </w:r>
-      <w:r>
-        <w:t xml:space="preserve"> </w:t>
-      </w:r>
-      <w:r>
-        <w:t xml:space="preserve">plus rank-2; 58.83 percent combined) was registered as a candidate protocol</w:t>
-      </w:r>
-      <w:r>
-        <w:t xml:space="preserve"> </w:t>
-      </w:r>
-      <w:r>
-        <w:t xml:space="preserve">in the initial expansion but subsequently REFUTED via Polygon Blockscout</w:t>
-      </w:r>
-      <w:r>
-        <w:t xml:space="preserve"> </w:t>
-      </w:r>
-      <w:r>
-        <w:t xml:space="preserve">MCP funding-source verification (neither voter holds substantial DIMO</w:t>
-      </w:r>
-      <w:r>
-        <w:t xml:space="preserve"> </w:t>
-      </w:r>
-      <w:r>
-        <w:t xml:space="preserve">tokens; the cluster represents active community delegates participating</w:t>
-      </w:r>
-      <w:r>
-        <w:t xml:space="preserve"> </w:t>
-      </w:r>
-      <w:r>
-        <w:t xml:space="preserve">in a thin N=10 voter pool, not functional PCAs); the DIMO entries were</w:t>
-      </w:r>
-      <w:r>
-        <w:t xml:space="preserve"> </w:t>
-      </w:r>
-      <w:r>
-        <w:t xml:space="preserve">removed from</w:t>
-      </w:r>
-      <w:r>
-        <w:t xml:space="preserve"> </w:t>
-      </w:r>
-      <w:r>
-        <w:rPr>
-          <w:rStyle w:val="VerbatimChar"/>
-        </w:rPr>
-        <w:t xml:space="preserve">exclusions_log_signer.csv</w:t>
-      </w:r>
-      <w:r>
-        <w:t xml:space="preserve">. The</w:t>
-      </w:r>
-      <w:r>
-        <w:t xml:space="preserve"> </w:t>
-      </w:r>
-      <w:r>
-        <w:rPr>
-          <w:rStyle w:val="VerbatimChar"/>
-        </w:rPr>
-        <w:t xml:space="preserve">exclusions_log_signer.csv</w:t>
-      </w:r>
-      <w:r>
-        <w:t xml:space="preserve"> </w:t>
-      </w:r>
-      <w:r>
-        <w:t xml:space="preserve">canonical store registers the four confirmed</w:t>
-      </w:r>
-      <w:r>
-        <w:t xml:space="preserve"> </w:t>
-      </w:r>
-      <w:r>
-        <w:t xml:space="preserve">signer-side functional PCAs (COMP + BAL + GTC + WXM).</w:t>
-      </w:r>
-    </w:p>
-    <w:p>
-      <w:pPr>
-        <w:pStyle w:val="BodyText"/>
-      </w:pPr>
-      <w:r>
-        <w:t xml:space="preserve">A methodologically substantive finding from the Snapshot signer-side</w:t>
-      </w:r>
-      <w:r>
-        <w:t xml:space="preserve"> </w:t>
-      </w:r>
-      <w:r>
-        <w:t xml:space="preserve">PCA-symmetric recompute is that the exclusion direction is NOT</w:t>
-      </w:r>
-      <w:r>
-        <w:t xml:space="preserve"> </w:t>
-      </w:r>
-      <w:r>
-        <w:t xml:space="preserve">monotonic in the concentration-reduction direction. For three of the</w:t>
-      </w:r>
-      <w:r>
-        <w:t xml:space="preserve"> </w:t>
-      </w:r>
-      <w:r>
-        <w:t xml:space="preserve">four Snapshot-sourced protocols with confirmed signer-side functional</w:t>
-      </w:r>
-      <w:r>
-        <w:t xml:space="preserve"> </w:t>
-      </w:r>
-      <w:r>
-        <w:t xml:space="preserve">PCAs, exclusion produces the expected concentration-reduction</w:t>
-      </w:r>
-      <w:r>
-        <w:t xml:space="preserve"> </w:t>
-      </w:r>
-      <w:r>
-        <w:t xml:space="preserve">direction: COMP HHI shifts from 0.0889 to 0.0468 (delta minus 0.0421);</w:t>
-      </w:r>
-      <w:r>
-        <w:t xml:space="preserve"> </w:t>
-      </w:r>
-      <w:r>
-        <w:t xml:space="preserve">BAL from 0.3045 to 0.1499 (delta minus 0.1546); WXM from 0.5561 to</w:t>
-      </w:r>
-      <w:r>
-        <w:t xml:space="preserve"> </w:t>
-      </w:r>
-      <w:r>
-        <w:t xml:space="preserve">0.1184 (delta minus 0.4377). For the remaining protocol, signer-side</w:t>
-      </w:r>
-      <w:r>
-        <w:t xml:space="preserve"> </w:t>
-      </w:r>
-      <w:r>
-        <w:t xml:space="preserve">PCA exclusion INCREASES voting HHI: GTC shifts from 0.1792 to 0.1948</w:t>
-      </w:r>
-      <w:r>
-        <w:t xml:space="preserve"> </w:t>
-      </w:r>
-      <w:r>
-        <w:t xml:space="preserve">(delta plus 0.0156). For comparison, the initial DIMO Foundation</w:t>
-      </w:r>
-      <w:r>
-        <w:t xml:space="preserve"> </w:t>
-      </w:r>
-      <w:r>
-        <w:t xml:space="preserve">candidate exclusion (before the candidate cluster was refuted via</w:t>
-      </w:r>
-      <w:r>
-        <w:t xml:space="preserve"> </w:t>
-      </w:r>
-      <w:r>
-        <w:t xml:space="preserve">Blockscout MCP verification) would have produced a 0.2280 to 0.3242</w:t>
-      </w:r>
-      <w:r>
-        <w:t xml:space="preserve"> </w:t>
-      </w:r>
-      <w:r>
-        <w:t xml:space="preserve">shift (delta plus 0.0962); this computation is reported for</w:t>
-      </w:r>
-      <w:r>
-        <w:t xml:space="preserve"> </w:t>
-      </w:r>
-      <w:r>
-        <w:t xml:space="preserve">completeness. The reverse-direction pattern arises</w:t>
-      </w:r>
-      <w:r>
-        <w:t xml:space="preserve"> </w:t>
-      </w:r>
-      <w:r>
-        <w:t xml:space="preserve">from a smaller-denominator effect: when the excluded PCA holds a</w:t>
-      </w:r>
-      <w:r>
-        <w:t xml:space="preserve"> </w:t>
-      </w:r>
-      <w:r>
-        <w:t xml:space="preserve">dominant share of total voting weight (GTC top-1 at 28 percent;</w:t>
-      </w:r>
-      <w:r>
-        <w:t xml:space="preserve"> </w:t>
-      </w:r>
-      <w:r>
-        <w:t xml:space="preserve">DIMO candidate cluster at 59 percent combined pre-refutation), the</w:t>
-      </w:r>
-      <w:r>
-        <w:t xml:space="preserve"> </w:t>
-      </w:r>
-      <w:r>
-        <w:t xml:space="preserve">remaining voters become MORE concentrated relative to each other under</w:t>
-      </w:r>
-      <w:r>
-        <w:t xml:space="preserve"> </w:t>
-      </w:r>
-      <w:r>
-        <w:t xml:space="preserve">the smaller post-exclusion total. The pattern is most extreme in small voter pools (DIMO N</w:t>
-      </w:r>
-      <w:r>
-        <w:t xml:space="preserve"> </w:t>
-      </w:r>
-      <w:r>
-        <w:t xml:space="preserve">equals 10 voters); larger pools dilute the effect. The methodological</w:t>
-      </w:r>
-      <w:r>
-        <w:t xml:space="preserve"> </w:t>
-      </w:r>
-      <w:r>
-        <w:t xml:space="preserve">implication is that PCA-symmetric exclusion is a substantive</w:t>
-      </w:r>
-      <w:r>
-        <w:t xml:space="preserve"> </w:t>
-      </w:r>
-      <w:r>
-        <w:t xml:space="preserve">direction-of-effect test rather than a mechanical</w:t>
-      </w:r>
-      <w:r>
-        <w:t xml:space="preserve"> </w:t>
-      </w:r>
-      <w:r>
-        <w:t xml:space="preserve">concentration-reduction adjustment: when exclusion increases HHI, the</w:t>
-      </w:r>
-      <w:r>
-        <w:t xml:space="preserve"> </w:t>
-      </w:r>
-      <w:r>
-        <w:t xml:space="preserve">finding indicates that PCA concentration was masking a more</w:t>
-      </w:r>
-      <w:r>
-        <w:t xml:space="preserve"> </w:t>
-      </w:r>
-      <w:r>
-        <w:t xml:space="preserve">concentrated underlying distribution among non-PCA voters, which is</w:t>
-      </w:r>
-      <w:r>
-        <w:t xml:space="preserve"> </w:t>
-      </w:r>
-      <w:r>
-        <w:t xml:space="preserve">itself a substantive structural feature of the protocol’s governance.</w:t>
-      </w:r>
-    </w:p>
-    <w:p>
-      <w:pPr>
-        <w:pStyle w:val="BodyText"/>
-      </w:pPr>
-      <w:r>
-        <w:t xml:space="preserve">For Solana governance (three protocols at proper-weight methodology),</w:t>
-      </w:r>
-      <w:r>
-        <w:t xml:space="preserve"> </w:t>
-      </w:r>
-      <w:r>
-        <w:t xml:space="preserve">the apples-to-apples comparable voting HHI values are JUP 0.00546</w:t>
-      </w:r>
-      <w:r>
-        <w:t xml:space="preserve"> </w:t>
-      </w:r>
-      <w:r>
-        <w:t xml:space="preserve">(Jupiter; via per-signer max(weight) on</w:t>
-      </w:r>
-      <w:r>
-        <w:t xml:space="preserve"> </w:t>
-      </w:r>
-      <w:r>
-        <w:rPr>
-          <w:rStyle w:val="VerbatimChar"/>
-        </w:rPr>
-        <w:t xml:space="preserve">jupiter_solana.govern_call_setvote</w:t>
-      </w:r>
-      <w:r>
-        <w:t xml:space="preserve">); HNT 0.0261 to 0.0394</w:t>
-      </w:r>
-      <w:r>
-        <w:t xml:space="preserve"> </w:t>
-      </w:r>
-      <w:r>
-        <w:t xml:space="preserve">(Helium; sensitivity range via VSR position-state reconstruction;</w:t>
-      </w:r>
-      <w:r>
-        <w:t xml:space="preserve"> </w:t>
-      </w:r>
-      <w:r>
-        <w:t xml:space="preserve">14.8 percent closed-position rate documents the bounds);</w:t>
-      </w:r>
-      <w:r>
-        <w:t xml:space="preserve"> </w:t>
-      </w:r>
-      <w:r>
-        <w:t xml:space="preserve">DRIFT 0.0833 (Drift Protocol; via Solana RPC parsing of the DRIFT</w:t>
-      </w:r>
-      <w:r>
-        <w:t xml:space="preserve"> </w:t>
-      </w:r>
-      <w:r>
-        <w:t xml:space="preserve">governance program VoteRecordV2 accounts). The DRIFT Squads V4 PCA</w:t>
-      </w:r>
-      <w:r>
-        <w:t xml:space="preserve"> </w:t>
-      </w:r>
-      <w:r>
-        <w:t xml:space="preserve">address does not appear in the DRIFT voter set, confirming the</w:t>
-      </w:r>
-      <w:r>
-        <w:t xml:space="preserve"> </w:t>
-      </w:r>
-      <w:r>
-        <w:t xml:space="preserve">Solana structural separation between custody and governance signing</w:t>
-      </w:r>
-      <w:r>
-        <w:t xml:space="preserve"> </w:t>
-      </w:r>
-      <w:r>
-        <w:t xml:space="preserve">documented in the Realms governance survey. JUP is the only Solana</w:t>
-      </w:r>
-      <w:r>
-        <w:t xml:space="preserve"> </w:t>
-      </w:r>
-      <w:r>
-        <w:t xml:space="preserve">protocol exhibiting voting concentration order-of-magnitude below</w:t>
-      </w:r>
-      <w:r>
-        <w:t xml:space="preserve"> </w:t>
-      </w:r>
-      <w:r>
-        <w:t xml:space="preserve">the EVM cross-section median; HNT and DRIFT cluster within</w:t>
-      </w:r>
-      <w:r>
-        <w:t xml:space="preserve"> </w:t>
-      </w:r>
-      <w:r>
-        <w:t xml:space="preserve">EVM-typical voting HHI range. Section 4.5.4 documents the</w:t>
-      </w:r>
-      <w:r>
-        <w:t xml:space="preserve"> </w:t>
-      </w:r>
-      <w:r>
-        <w:t xml:space="preserve">within-Solana governance heterogeneity; Section 4.5.4.1 documents</w:t>
-      </w:r>
-      <w:r>
-        <w:t xml:space="preserve"> </w:t>
-      </w:r>
-      <w:r>
-        <w:t xml:space="preserve">the Drift Foundation proposal-authorship-versus-vote-weight</w:t>
-      </w:r>
-      <w:r>
-        <w:t xml:space="preserve"> </w:t>
-      </w:r>
-      <w:r>
-        <w:t xml:space="preserve">decoupling pattern; Section 4.5.5 documents the cross-protocol</w:t>
-      </w:r>
-      <w:r>
-        <w:t xml:space="preserve"> </w:t>
-      </w:r>
-      <w:r>
-        <w:t xml:space="preserve">institutional-governance-investor pattern.</w:t>
-      </w:r>
-    </w:p>
-    <w:p>
-      <w:pPr>
-        <w:pStyle w:val="BodyText"/>
-      </w:pPr>
-      <w:r>
-        <w:t xml:space="preserve">For Realms-resident Solana DAOs (DRIFT, HNT parent, HNT MOBILE and</w:t>
-      </w:r>
-      <w:r>
-        <w:t xml:space="preserve"> </w:t>
-      </w:r>
-      <w:r>
-        <w:t xml:space="preserve">IOT sub-DAOs), the Realms public surface exposes</w:t>
-      </w:r>
-      <w:r>
-        <w:t xml:space="preserve"> </w:t>
-      </w:r>
-      <w:r>
-        <w:t xml:space="preserve">participation-count proxy not VSR-weighted voting power without a</w:t>
-      </w:r>
-      <w:r>
-        <w:t xml:space="preserve"> </w:t>
-      </w:r>
-      <w:r>
-        <w:t xml:space="preserve">connected wallet; voting-side HHI in the Tally-equivalent</w:t>
-      </w:r>
-      <w:r>
-        <w:t xml:space="preserve"> </w:t>
-      </w:r>
-      <w:r>
-        <w:t xml:space="preserve">specification cannot be computed from the Realms DOM surface alone.</w:t>
-      </w:r>
-      <w:r>
-        <w:t xml:space="preserve"> </w:t>
-      </w:r>
-      <w:r>
-        <w:t xml:space="preserve">Direct on-chain SPL Governance program parsing (the approach used</w:t>
-      </w:r>
-      <w:r>
-        <w:t xml:space="preserve"> </w:t>
-      </w:r>
-      <w:r>
-        <w:t xml:space="preserve">for DRIFT in this revision) is the methodological alternative.</w:t>
-      </w:r>
-      <w:r>
-        <w:t xml:space="preserve"> </w:t>
-      </w:r>
-      <w:r>
-        <w:t xml:space="preserve">Five Solana protocols in the cross-section (HONEY, IO, META, RENDER,</w:t>
-      </w:r>
-      <w:r>
-        <w:t xml:space="preserve"> </w:t>
-      </w:r>
-      <w:r>
-        <w:t xml:space="preserve">GRASS) host governance off-Realms and outside the Snapshot space,</w:t>
-      </w:r>
-      <w:r>
-        <w:t xml:space="preserve"> </w:t>
-      </w:r>
-      <w:r>
-        <w:t xml:space="preserve">producing a documented gap in voting-side coverage for those</w:t>
-      </w:r>
-      <w:r>
-        <w:t xml:space="preserve"> </w:t>
-      </w:r>
-      <w:r>
-        <w:t xml:space="preserve">protocols; holder-side concentration metrics from the Helius DAS API</w:t>
-      </w:r>
-      <w:r>
-        <w:t xml:space="preserve"> </w:t>
-      </w:r>
-      <w:r>
-        <w:t xml:space="preserve">top-1000 holders pull remain the canonical Solana coverage for the</w:t>
-      </w:r>
-      <w:r>
-        <w:t xml:space="preserve"> </w:t>
-      </w:r>
-      <w:r>
-        <w:t xml:space="preserve">gap-protocol subset.</w:t>
-      </w:r>
-    </w:p>
-    <w:p>
-      <w:pPr>
-        <w:pStyle w:val="BodyText"/>
-      </w:pPr>
-      <w:r>
-        <w:t xml:space="preserve">The methodology-floor canonical for the voting-HHI cross-section is</w:t>
-      </w:r>
-      <w:r>
-        <w:t xml:space="preserve"> </w:t>
-      </w:r>
-      <w:r>
-        <w:t xml:space="preserve">top-1000 sample depth for Tally + Snapshot, plus proper-weight</w:t>
-      </w:r>
-      <w:r>
-        <w:t xml:space="preserve"> </w:t>
-      </w:r>
-      <w:r>
-        <w:t xml:space="preserve">methodology for VSR-using protocols (Helium VSR; Jupiter governance;</w:t>
-      </w:r>
-      <w:r>
-        <w:t xml:space="preserve"> </w:t>
-      </w:r>
-      <w:r>
-        <w:t xml:space="preserve">Drift governance); the predominant-amplification finding (Section 4.5) is</w:t>
-      </w:r>
-      <w:r>
-        <w:t xml:space="preserve"> </w:t>
-      </w:r>
-      <w:r>
-        <w:t xml:space="preserve">robust to: (a) top-1000 versus all-delegates sampling depth on</w:t>
-      </w:r>
-      <w:r>
-        <w:t xml:space="preserve"> </w:t>
-      </w:r>
-      <w:r>
-        <w:t xml:space="preserve">Tally (empirically validated by 4-of-10 protocols at all-delegates</w:t>
-      </w:r>
-      <w:r>
-        <w:t xml:space="preserve"> </w:t>
-      </w:r>
-      <w:r>
-        <w:t xml:space="preserve">depth with sub-0.005 HHI shifts); (b) PCA-symmetric exclusion via</w:t>
-      </w:r>
-      <w:r>
-        <w:t xml:space="preserve"> </w:t>
-      </w:r>
-      <w:r>
-        <w:t xml:space="preserve">holder-side plus signer-side canonical stores on Snapshot (under</w:t>
-      </w:r>
-      <w:r>
-        <w:t xml:space="preserve"> </w:t>
-      </w:r>
-      <w:r>
-        <w:t xml:space="preserve">both monotonic and non-monotonic direction-of-effect outcomes);</w:t>
-      </w:r>
-      <w:r>
-        <w:t xml:space="preserve"> </w:t>
-      </w:r>
-      <w:r>
-        <w:t xml:space="preserve">(c) proper-weight versus vote-count methodology on VSR-using</w:t>
-      </w:r>
-      <w:r>
-        <w:t xml:space="preserve"> </w:t>
-      </w:r>
-      <w:r>
-        <w:t xml:space="preserve">protocols (the vote-count proxy understates concentration by 5x</w:t>
-      </w:r>
-      <w:r>
-        <w:t xml:space="preserve"> </w:t>
-      </w:r>
-      <w:r>
-        <w:t xml:space="preserve">to 7.5x for HNT per the multi-source extension EC log). Full</w:t>
-      </w:r>
-      <w:r>
-        <w:t xml:space="preserve"> </w:t>
-      </w:r>
-      <w:r>
-        <w:t xml:space="preserve">per-protocol detail and signer-side PCA case interpretations in</w:t>
+        <w:t xml:space="preserve">); and off-Realms custody multisigs for Solana protocols, which do not appear in either on-Realms voter sets or Snapshot voter pools because Solana PCAs structurally separate custody from governance signing. Per-address detail for all three classes is in</w:t>
       </w:r>
       <w:r>
         <w:t xml:space="preserve"> </w:t>
@@ -20136,28 +19254,172 @@
         <w:pStyle w:val="BodyText"/>
       </w:pPr>
       <w:r>
-        <w:t xml:space="preserve">The sector-contrast robustness extends to the choice of PCA exclusion strictness. We recompute the Mann-Whitney sector test under five progressively weaker exclusion specifications, from the canonical 5-class typology (all protocol-treasury, burn destinations, intermediary contracts, bridge contracts, and CEX custody addresses excluded) through to a minimal-exclusion case that excludes only burn destinations. The Cohen’s d point estimate stays positive across all five (range 0.17 to 0.94), so the directional claim (DePIN HHI &gt; DeFi HHI in central tendency) does not depend on which exclusion strictness is chosen. Statistical significance at the conventional 0.05 threshold holds for the canonical typology and its nearest neighbor (excluding CEX custody from the exclusion set) but is exhausted as progressively more non-vote-eligible custody mass flows into the holding distribution at the weakest specifications. The PCA exclusion methodology is therefore load-bearing for the inferential claim of significance and the directional claim is robust to specification choice.</w:t>
-      </w:r>
-    </w:p>
-    <w:p>
-      <w:pPr>
-        <w:pStyle w:val="BodyText"/>
-      </w:pPr>
-      <w:r>
-        <w:t xml:space="preserve">Two per-class findings from the robustness sweep have downstream methodology implications. First, Class 3 (staking-aggregation contracts) carries disproportionate sector-distinguishing signal: dropping Class 3 from the exclusion set (in addition to Classes 4 + 5) collapses Cohen’s d from 0.60 to 0.17 (a 3.5x reduction), even though Class 3 contributes only 12 addresses to the 125-address total exclusion pool. Future researchers operationalizing this methodology should treat Class 3 staking-aggregation identification as load-bearing for sector-comparative inference, not as a minor procedural step. Second, Class 5 (CEX custody) is approximately sector-neutral: retaining CEX custody in the HHI calculation (Spec B) preserves significance (p = 0.039 versus the canonical p = 0.029) and only marginally reduces Cohen’s d (0.84 versus 0.94). CEX custody exclusion is methodologically defensible for cross-section consistency but is not load-bearing for the DePIN-vs-DeFi sector contrast in this sample, consistent with CEX listing rates being roughly comparable across the two sectors at the cross-section’s top-token level.</w:t>
-      </w:r>
-    </w:p>
-    <w:p>
-      <w:pPr>
-        <w:pStyle w:val="BodyText"/>
-      </w:pPr>
-      <w:r>
-        <w:t xml:space="preserve">Full per-specification table, plain-language description of the five-class typology, and per-cell numerical detail are in</w:t>
-      </w:r>
-      <w:r>
-        <w:t xml:space="preserve"> </w:t>
-      </w:r>
-      <w:hyperlink r:id="rId76">
+        <w:rPr>
+          <w:b/>
+          <w:bCs/>
+        </w:rPr>
+        <w:t xml:space="preserve">Tally delegate-sample depth.</w:t>
+      </w:r>
+      <w:r>
+        <w:t xml:space="preserve"> </w:t>
+      </w:r>
+      <w:r>
+        <w:t xml:space="preserve">Four protocols sweep top-1,000 to all-delegates: AAVE (N = 150,911), COMP (N = 18,627), UNI (N = 48,707), ARB (N = 437,453). All four HHI shifts are below 0.005 (AAVE 0.0357 to 0.0324; COMP and UNI unchanged; ARB 0.0340 to 0.0320). The top-1,000 sample is empirically robust because PCAs concentrate at the top of the distribution and tail delegates contribute share-squared terms below 1e-4. The remaining six Tally-sourced protocols (OP, ENS, GMX, GTC, W, DIMO) retain top-1,000 as the methodology-floor canonical; ARB at maximum 437,453-delegate depth anchors reviewer defensibility.</w:t>
+      </w:r>
+    </w:p>
+    <w:p>
+      <w:pPr>
+        <w:pStyle w:val="BodyText"/>
+      </w:pPr>
+      <w:r>
+        <w:rPr>
+          <w:b/>
+          <w:bCs/>
+        </w:rPr>
+        <w:t xml:space="preserve">Snapshot signer-side functional PCAs.</w:t>
+      </w:r>
+      <w:r>
+        <w:t xml:space="preserve"> </w:t>
+      </w:r>
+      <w:r>
+        <w:t xml:space="preserve">Across 13 Snapshot-sourced protocols (12,878 voter rows), holder-side PCA-address-based symmetric exclusion detects zero PCA voters: Snapshot voter pools (off-chain message signers) are structurally disjoint from the holder-side PCA-address taxonomy. However, four signer-side functional PCAs hold substantial voting weight and are registered in</w:t>
+      </w:r>
+      <w:r>
+        <w:t xml:space="preserve"> </w:t>
+      </w:r>
+      <w:r>
+        <w:rPr>
+          <w:rStyle w:val="VerbatimChar"/>
+        </w:rPr>
+        <w:t xml:space="preserve">exclusions_log_signer.csv</w:t>
+      </w:r>
+      <w:r>
+        <w:t xml:space="preserve">: Compound Foundation (25.01 percent of COMP voting weight), Balancer DAO multisig (51.95 percent of BAL), Kevin Owocki / Gitcoin Maintainer (27.93 percent of GTC), and WXM Hedgey-vested insider (74.04 percent of WXM). An additional DIMO Foundation candidate cluster (rank-1 + rank-2; 58.83 percent combined) was registered in the initial expansion and subsequently refuted via Polygon Blockscout MCP funding-source verification: neither voter holds substantial DIMO tokens, so the cluster represents active community delegates in a thin N = 10 voter pool rather than functional PCAs.</w:t>
+      </w:r>
+    </w:p>
+    <w:p>
+      <w:pPr>
+        <w:pStyle w:val="BodyText"/>
+      </w:pPr>
+      <w:r>
+        <w:t xml:space="preserve">Signer-side PCA exclusion is a substantive direction-of-effect test, not a mechanical concentration-reduction adjustment. For three of the four confirmed functional PCAs, exclusion reduces voting HHI as expected: COMP 0.0889 to 0.0468 (delta -0.0421), BAL 0.3045 to 0.1499 (delta -0.1546), WXM 0.5561 to 0.1184 (delta -0.4377). For GTC, exclusion</w:t>
+      </w:r>
+      <w:r>
+        <w:t xml:space="preserve"> </w:t>
+      </w:r>
+      <w:r>
+        <w:rPr>
+          <w:i/>
+          <w:iCs/>
+        </w:rPr>
+        <w:t xml:space="preserve">increases</w:t>
+      </w:r>
+      <w:r>
+        <w:t xml:space="preserve"> </w:t>
+      </w:r>
+      <w:r>
+        <w:t xml:space="preserve">voting HHI from 0.1792 to 0.1948 (delta +0.0156); the reverse-direction pattern arises from a smaller-denominator effect because the excluded PCA held 28 percent of total weight and the remaining voters become more concentrated relative to each other under the smaller post-exclusion total. The pattern is most extreme in small voter pools (the pre-refutation DIMO candidate cluster would have produced a 0.2280 to 0.3242 shift in N = 10); larger pools dilute the effect. When PCA exclusion increases HHI, the finding indicates that PCA concentration was masking a more concentrated underlying distribution among non-PCA voters, which is itself a substantive structural feature of the protocol’s governance.</w:t>
+      </w:r>
+    </w:p>
+    <w:p>
+      <w:pPr>
+        <w:pStyle w:val="BodyText"/>
+      </w:pPr>
+      <w:r>
+        <w:rPr>
+          <w:b/>
+          <w:bCs/>
+        </w:rPr>
+        <w:t xml:space="preserve">Solana proper-weight methodology.</w:t>
+      </w:r>
+      <w:r>
+        <w:t xml:space="preserve"> </w:t>
+      </w:r>
+      <w:r>
+        <w:t xml:space="preserve">Three Solana protocols supply apples-to-apples voting HHI under proper-weight methodology: JUP at 0.00546 (per-signer max(weight) on</w:t>
+      </w:r>
+      <w:r>
+        <w:t xml:space="preserve"> </w:t>
+      </w:r>
+      <w:r>
+        <w:rPr>
+          <w:rStyle w:val="VerbatimChar"/>
+        </w:rPr>
+        <w:t xml:space="preserve">jupiter_solana.govern_call_setvote</w:t>
+      </w:r>
+      <w:r>
+        <w:t xml:space="preserve">), HNT at 0.0261 to 0.0394 (VSR position-state reconstruction; 14.8 percent closed-position rate brackets the bounds), and DRIFT at 0.0833 (on-chain parsing of SPL Governance program VoteRecordV2 accounts). The DRIFT Squads V4 PCA address does not appear in the DRIFT voter set, confirming the Solana custody-versus-governance separation. JUP is the only Solana protocol exhibiting voting concentration an order of magnitude below the EVM cross-section median; HNT and DRIFT cluster within the EVM-typical range (see Sections 4.5.4 to 4.5.5). Five Solana protocols in the cross-section (HONEY, IO, META, RENDER, GRASS) host governance off-Realms and outside the Snapshot space, producing a documented voting-side coverage gap; holder-side concentration metrics from the Helius DAS API top-1,000 holders pull remain the canonical Solana coverage for that gap subset.</w:t>
+      </w:r>
+    </w:p>
+    <w:p>
+      <w:pPr>
+        <w:pStyle w:val="BodyText"/>
+      </w:pPr>
+      <w:r>
+        <w:rPr>
+          <w:b/>
+          <w:bCs/>
+        </w:rPr>
+        <w:t xml:space="preserve">Bottom line.</w:t>
+      </w:r>
+      <w:r>
+        <w:t xml:space="preserve"> </w:t>
+      </w:r>
+      <w:r>
+        <w:t xml:space="preserve">The amplification finding is robust to (a) top-1,000 versus all-delegates sampling depth on Tally (empirically validated by 4-of-10 protocols at all-delegates depth with sub-0.005 HHI shifts); (b) PCA-symmetric exclusion via holder-side plus signer-side canonical stores on Snapshot (under both concentration-reducing and concentration-increasing direction-of-effect outcomes, both of which are substantive findings); and (c) proper-weight versus vote-count methodology on VSR-using protocols (vote-count proxy understates HNT concentration by 5x to 7.5x per the multi-source extension EC log). Full per-protocol detail in</w:t>
+      </w:r>
+      <w:r>
+        <w:t xml:space="preserve"> </w:t>
+      </w:r>
+      <w:hyperlink r:id="rId75">
+        <w:r>
+          <w:rPr>
+            <w:rStyle w:val="Hyperlink"/>
+          </w:rPr>
+          <w:t xml:space="preserve">Supplementary File S12</w:t>
+        </w:r>
+      </w:hyperlink>
+      <w:r>
+        <w:t xml:space="preserve">.</w:t>
+      </w:r>
+    </w:p>
+    <w:bookmarkEnd w:id="76"/>
+    <w:bookmarkStart w:id="78" w:name="pca-exclusion-strictness-robustness"/>
+    <w:p>
+      <w:pPr>
+        <w:pStyle w:val="Heading3"/>
+      </w:pPr>
+      <w:r>
+        <w:t xml:space="preserve">4.6.2 PCA exclusion strictness robustness</w:t>
+      </w:r>
+    </w:p>
+    <w:p>
+      <w:pPr>
+        <w:pStyle w:val="FirstParagraph"/>
+      </w:pPr>
+      <w:r>
+        <w:t xml:space="preserve">The sector contrast is robust to PCA exclusion strictness. We recompute the Mann-Whitney sector test under five progressively weaker exclusion specifications, from the canonical 5-class typology (all protocol-treasury, burn destinations, intermediary contracts, bridge contracts, and CEX custody addresses excluded) through to a minimal-exclusion case that excludes only burn destinations. Cohen’s d stays positive across all five (range 0.17 to 0.94), so the directional claim (DePIN HHI &gt; DeFi HHI in central tendency) does not depend on which exclusion strictness is chosen. Statistical significance at the 0.05 threshold holds for the canonical typology and its nearest neighbor (excluding CEX custody from the exclusion set) but is exhausted as more non-vote-eligible custody mass flows back into the holding distribution at the weakest specifications. The PCA exclusion methodology is therefore load-bearing for the inferential claim of significance; the directional claim is robust to specification choice.</w:t>
+      </w:r>
+    </w:p>
+    <w:p>
+      <w:pPr>
+        <w:pStyle w:val="BodyText"/>
+      </w:pPr>
+      <w:r>
+        <w:t xml:space="preserve">Two per-class findings from the sweep carry downstream methodology implications. Class 3 (staking-aggregation contracts) carries disproportionate sector-distinguishing signal: dropping Class 3 in addition to Classes 4 and 5 collapses Cohen’s d from 0.60 to 0.17 (a 3.5x reduction), even though Class 3 contributes only 12 of the 125 total exclusion addresses. Future researchers operationalizing this methodology should treat Class 3 identification as load-bearing for sector-comparative inference rather than a minor procedural step. Class 5 (CEX custody) is approximately sector-neutral: retaining CEX preserves significance (p = 0.039 versus the canonical p = 0.029) and only marginally reduces Cohen’s d (0.84 versus 0.94), consistent with comparable CEX listing rates across DePIN and DeFi at the top-token level. CEX exclusion is methodologically defensible for cross-section consistency but is not load-bearing for the sector contrast in this sample.</w:t>
+      </w:r>
+    </w:p>
+    <w:p>
+      <w:pPr>
+        <w:pStyle w:val="BodyText"/>
+      </w:pPr>
+      <w:r>
+        <w:t xml:space="preserve">Full per-specification table and per-cell numerical detail are in</w:t>
+      </w:r>
+      <w:r>
+        <w:t xml:space="preserve"> </w:t>
+      </w:r>
+      <w:hyperlink r:id="rId77">
         <w:r>
           <w:rPr>
             <w:rStyle w:val="Hyperlink"/>
@@ -20169,12 +19431,30 @@
         <w:t xml:space="preserve">.</w:t>
       </w:r>
     </w:p>
-    <w:p>
-      <w:pPr>
-        <w:pStyle w:val="BodyText"/>
-      </w:pPr>
-      <w:r>
-        <w:t xml:space="preserve">Other extended robustness analyses are documented in supplementary materials rather than reproduced in full here: Theil and Atkinson concentration metrics (S9), Shapley-Shubik and Banzhaf power indices (S11), PCA-symmetric voting HHI and signer-side functional PCA cases (S12), multivariate subsidy models with sector controls (S8), and the canonical statistics ledger (S0). Profitability, size, and insider-retention specifications are reported in the §4.6 secondary-checks paragraph above. Rank ordering across concentration metrics is stable: HHI-Theil Pearson r = 0.77 and HHI-Gini Pearson r = 0.59 (p &lt; 0.001, N = 40) on the post-exclusion sample, confirming that the bivariate associations in Table 4 (sector contrast; insider-retention significance; subsidy fragility) would not flip under Gini-based or Theil-based measurement. The HHI-Gini correlation is moderate rather than perfect because the two metrics weight the holder distribution differently (HHI is dominated by top-share squared terms; Gini integrates the full Lorenz curve), so each metric adds some independent information about distributional shape while agreeing on protocol rank ordering.</w:t>
+    <w:bookmarkEnd w:id="78"/>
+    <w:bookmarkStart w:id="79" w:name="Xae9e455893dd4d58abdf64eb7fc07743fcf6bf6"/>
+    <w:p>
+      <w:pPr>
+        <w:pStyle w:val="Heading3"/>
+      </w:pPr>
+      <w:r>
+        <w:t xml:space="preserve">4.6.3 Cross-metric and supplementary robustness</w:t>
+      </w:r>
+    </w:p>
+    <w:p>
+      <w:pPr>
+        <w:pStyle w:val="FirstParagraph"/>
+      </w:pPr>
+      <w:r>
+        <w:t xml:space="preserve">Rank ordering across concentration metrics is stable: HHI-Theil Pearson r = 0.77 and HHI-Gini Pearson r = 0.59 (p &lt; 0.001, N = 40) on the post-exclusion sample. The bivariate associations in Table 4 (sector contrast, insider-retention significance, subsidy fragility) would not flip under Gini-based or Theil-based measurement. The HHI-Gini correlation is moderate rather than perfect because the two metrics weight the holder distribution differently (HHI is dominated by top-share squared terms; Gini integrates the full Lorenz curve), so each adds some independent information about distributional shape while agreeing on protocol rank ordering.</w:t>
+      </w:r>
+    </w:p>
+    <w:p>
+      <w:pPr>
+        <w:pStyle w:val="BodyText"/>
+      </w:pPr>
+      <w:r>
+        <w:t xml:space="preserve">Other extended robustness analyses live in supplementary materials rather than the main body: Theil and Atkinson concentration metrics (S9), Shapley-Shubik and Banzhaf power indices (S11), PCA-symmetric voting HHI and signer-side functional PCA cases (S12), multivariate subsidy models with sector controls (S8), and the canonical statistics ledger (S0). Profitability, size, and insider-retention specifications are reported in the §4.6 secondary-checks paragraph above.</w:t>
       </w:r>
     </w:p>
     <w:p>
@@ -20203,9 +19483,10 @@
         <w:t xml:space="preserve">ownership structure.</w:t>
       </w:r>
     </w:p>
-    <w:bookmarkEnd w:id="77"/>
-    <w:bookmarkEnd w:id="78"/>
-    <w:bookmarkStart w:id="90" w:name="discussion"/>
+    <w:bookmarkEnd w:id="79"/>
+    <w:bookmarkEnd w:id="80"/>
+    <w:bookmarkEnd w:id="81"/>
+    <w:bookmarkStart w:id="93" w:name="discussion"/>
     <w:p>
       <w:pPr>
         <w:pStyle w:val="Heading1"/>
@@ -20214,7 +19495,7 @@
         <w:t xml:space="preserve">5 Discussion</w:t>
       </w:r>
     </w:p>
-    <w:bookmarkStart w:id="79" w:name="measurement-implications"/>
+    <w:bookmarkStart w:id="82" w:name="measurement-implications"/>
     <w:p>
       <w:pPr>
         <w:pStyle w:val="Heading2"/>
@@ -20239,8 +19520,8 @@
         <w:t xml:space="preserve">Three practical implications follow. First, holder-list HHI should be computed only after excluding addresses that cannot vote as independent governance actors. Second, delegation analysis should compare voting-HHI with post-exclusion holding HHI, because delegated power usually differs from token holdings. Third, concentration audits should treat vote-escrow systems and delegation systems as different mechanism classes rather than aggregating them under one generic governance label.</w:t>
       </w:r>
     </w:p>
-    <w:bookmarkEnd w:id="79"/>
-    <w:bookmarkStart w:id="80" w:name="governance-design-implications"/>
+    <w:bookmarkEnd w:id="82"/>
+    <w:bookmarkStart w:id="83" w:name="governance-design-implications"/>
     <w:p>
       <w:pPr>
         <w:pStyle w:val="Heading2"/>
@@ -20349,8 +19630,8 @@
         <w:t xml:space="preserve">regulators to accept decentralization claims.</w:t>
       </w:r>
     </w:p>
-    <w:bookmarkEnd w:id="80"/>
-    <w:bookmarkStart w:id="81" w:name="risks-and-counterpoints"/>
+    <w:bookmarkEnd w:id="83"/>
+    <w:bookmarkStart w:id="84" w:name="risks-and-counterpoints"/>
     <w:p>
       <w:pPr>
         <w:pStyle w:val="Heading2"/>
@@ -20375,8 +19656,8 @@
         <w:t xml:space="preserve">Measurement remains incomplete. Informal influence, off-chain coordination, and legal or equity-holder obligations can affect governance without appearing in token-holder lists. The paper therefore treats HHI and voting-HHI as necessary but not sufficient measures of governance power.</w:t>
       </w:r>
     </w:p>
-    <w:bookmarkEnd w:id="81"/>
-    <w:bookmarkStart w:id="82" w:name="position-in-literature"/>
+    <w:bookmarkEnd w:id="84"/>
+    <w:bookmarkStart w:id="85" w:name="position-in-literature"/>
     <w:p>
       <w:pPr>
         <w:pStyle w:val="Heading2"/>
@@ -20401,8 +19682,8 @@
         <w:t xml:space="preserve">The paper also contributes to DePIN tokenomics by separating governance concentration from subsidy dependence and launch allocation. DePIN protocols exhibit higher concentration than DeFi in the corrected cross-section, but the sector pattern coexists with low-concentration counterexamples such as Anyone Protocol and Hivemapper. This makes the paper a measurement contribution rather than a deterministic claim about DePIN architecture.</w:t>
       </w:r>
     </w:p>
-    <w:bookmarkEnd w:id="82"/>
-    <w:bookmarkStart w:id="83" w:name="summary-of-findings"/>
+    <w:bookmarkEnd w:id="85"/>
+    <w:bookmarkStart w:id="86" w:name="summary-of-findings"/>
     <w:p>
       <w:pPr>
         <w:pStyle w:val="Heading2"/>
@@ -20435,8 +19716,8 @@
         <w:t xml:space="preserve">The findings span four within-protocol concentration surfaces (post-exclusion holding, insider retention, delegated voting, and vote-escrowed voting) and one cross-protocol surface deferred to future work (institutional delegates participating in multiple protocols’ governance simultaneously).</w:t>
       </w:r>
     </w:p>
-    <w:bookmarkEnd w:id="83"/>
-    <w:bookmarkStart w:id="84" w:name="contributions"/>
+    <w:bookmarkEnd w:id="86"/>
+    <w:bookmarkStart w:id="87" w:name="contributions"/>
     <w:p>
       <w:pPr>
         <w:pStyle w:val="Heading2"/>
@@ -20525,8 +19806,8 @@
         <w:t xml:space="preserve">(Section 4.5). Voting-HHI exceeds post-exclusion holding HHI in nine of thirteen protocols with sufficient governance data, while ENS, GMX, HNT, and JUP show that dispersion is possible under different delegate-program or voting-mechanism designs. Curve and Balancer form a separate vote-escrow class with much larger amplification.</w:t>
       </w:r>
     </w:p>
-    <w:bookmarkEnd w:id="84"/>
-    <w:bookmarkStart w:id="85" w:name="limitations"/>
+    <w:bookmarkEnd w:id="87"/>
+    <w:bookmarkStart w:id="88" w:name="limitations"/>
     <w:p>
       <w:pPr>
         <w:pStyle w:val="Heading2"/>
@@ -20615,8 +19896,8 @@
         <w:t xml:space="preserve">the core claim are enumerated in Section 5.8.</w:t>
       </w:r>
     </w:p>
-    <w:bookmarkEnd w:id="85"/>
-    <w:bookmarkStart w:id="88" w:name="future-research"/>
+    <w:bookmarkEnd w:id="88"/>
+    <w:bookmarkStart w:id="91" w:name="future-research"/>
     <w:p>
       <w:pPr>
         <w:pStyle w:val="Heading2"/>
@@ -20668,7 +19949,7 @@
       <w:r>
         <w:t xml:space="preserve">trajectories for 14 governance tokens (</w:t>
       </w:r>
-      <w:hyperlink r:id="rId86">
+      <w:hyperlink r:id="rId89">
         <w:r>
           <w:rPr>
             <w:rStyle w:val="Hyperlink"/>
@@ -20872,7 +20153,7 @@
       <w:r>
         <w:t xml:space="preserve"> </w:t>
       </w:r>
-      <w:hyperlink r:id="rId87">
+      <w:hyperlink r:id="rId90">
         <w:r>
           <w:rPr>
             <w:rStyle w:val="Hyperlink"/>
@@ -20884,8 +20165,8 @@
         <w:t xml:space="preserve">.</w:t>
       </w:r>
     </w:p>
-    <w:bookmarkEnd w:id="88"/>
-    <w:bookmarkStart w:id="89" w:name="reproducibility-and-data-availability"/>
+    <w:bookmarkEnd w:id="91"/>
+    <w:bookmarkStart w:id="92" w:name="reproducibility-and-data-availability"/>
     <w:p>
       <w:pPr>
         <w:pStyle w:val="Heading2"/>
@@ -20980,9 +20261,9 @@
         <w:t xml:space="preserve">File S6.</w:t>
       </w:r>
     </w:p>
-    <w:bookmarkEnd w:id="89"/>
-    <w:bookmarkEnd w:id="90"/>
-    <w:bookmarkStart w:id="91" w:name="conclusion"/>
+    <w:bookmarkEnd w:id="92"/>
+    <w:bookmarkEnd w:id="93"/>
+    <w:bookmarkStart w:id="94" w:name="conclusion"/>
     <w:p>
       <w:pPr>
         <w:pStyle w:val="Heading1"/>
@@ -21007,8 +20288,8 @@
         <w:t xml:space="preserve">For practitioners and researchers, the actionable implication is to audit current holder composition, PCA exclusions, and delegate-program design rather than launch allocation percentages. ENS and Anyone Protocol show that lower concentration and delegation-mediated dispersion are achievable through deliberate institutional design. Longitudinal panel analysis and pre-registered falsifiable predictions are specified in Section 5.8 and Supplementary File S17.</w:t>
       </w:r>
     </w:p>
-    <w:bookmarkEnd w:id="91"/>
-    <w:bookmarkStart w:id="92" w:name="supplementary-material"/>
+    <w:bookmarkEnd w:id="94"/>
+    <w:bookmarkStart w:id="95" w:name="supplementary-material"/>
     <w:p>
       <w:pPr>
         <w:pStyle w:val="Heading1"/>
@@ -21209,8 +20490,8 @@
         <w:t xml:space="preserve">https://github.com/Research-Publications-and-Data/Tokenomics-As-Institutional_Design</w:t>
       </w:r>
     </w:p>
-    <w:bookmarkEnd w:id="92"/>
-    <w:bookmarkStart w:id="93" w:name="acknowledgments"/>
+    <w:bookmarkEnd w:id="95"/>
+    <w:bookmarkStart w:id="96" w:name="acknowledgments"/>
     <w:p>
       <w:pPr>
         <w:pStyle w:val="Heading1"/>
@@ -21251,8 +20532,8 @@
         <w:t xml:space="preserve">platforms for hardware network economics.</w:t>
       </w:r>
     </w:p>
-    <w:bookmarkEnd w:id="93"/>
-    <w:bookmarkStart w:id="94" w:name="references"/>
+    <w:bookmarkEnd w:id="96"/>
+    <w:bookmarkStart w:id="97" w:name="references"/>
     <w:p>
       <w:pPr>
         <w:pStyle w:val="Heading1"/>
@@ -22711,7 +21992,7 @@
         <w:t xml:space="preserve">extension to the fourth fictitious commodity. Working manuscript.</w:t>
       </w:r>
     </w:p>
-    <w:bookmarkEnd w:id="94"/>
+    <w:bookmarkEnd w:id="97"/>
     <w:sectPr>
       <w:footnotePr>
         <w:numRestart w:val="eachSect"/>

--- a/b2/paper/B2_Frontiers_R2_clean.docx
+++ b/b2/paper/B2_Frontiers_R2_clean.docx
@@ -19360,7 +19360,7 @@
           <w:b/>
           <w:bCs/>
         </w:rPr>
-        <w:t xml:space="preserve">Bottom line.</w:t>
+        <w:t xml:space="preserve">Synthesis.</w:t>
       </w:r>
       <w:r>
         <w:t xml:space="preserve"> </w:t>

--- a/b2/paper/B2_Frontiers_R2_clean.docx
+++ b/b2/paper/B2_Frontiers_R2_clean.docx
@@ -18357,7 +18357,15 @@
         <w:pStyle w:val="BodyText"/>
       </w:pPr>
       <w:r>
-        <w:t xml:space="preserve">The pattern is invisible to per-protocol concentration metrics. The predominant-amplification finding (Section 4.5) addresses delegation amplification within a single protocol (delegated voting power exceeds post-exclusion holding HHI); it does not address whether the same set of institutional delegates appears across multiple protocols. Cross-protocol institutional concentration is a candidate fifth concentration axis alongside the four already in the paper’s scope: holder concentration (Section 4.2), voter concentration (Section 4.5 Table 6), delegate-class concentration (Section 4.5.3 foundation-and-aggregation-contract pattern), and burner concentration (Section 4.6 universal burn-rule application). Token-holders who delegate to professional firms acquire delegated representation across multiple protocols simultaneously; the firms’ decisions affect governance outcomes in all protocols where they hold delegated weight, creating correlated voting patterns invisible to per-protocol Mann-Whitney or Cohen’s d analysis. The Tally-side cross-protocol overlap network is deferred to future work.</w:t>
+        <w:t xml:space="preserve">The pattern is not Snapshot-specific. A parallel Tally-side audit across the four EVM Tally protocols at all-delegates depth (AAVE N = 150,911; COMP N = 18,627; UNI N = 48,707; ARB N = 437,453) confirms PGov, Tane Governance, and Arana Digital all appear in the Tally delegate registries with substantial cross-protocol presence: combined summed share of 8.11 percent across ARB + COMP + UNI delegate weight. The Tally audit also surfaces seven additional institutional governance firms operating cross-protocol at material delegated weight: Blockworks Advisory, Wintermute Governance, L2BEAT, Humpy, Gauntlet, GFX Labs, and olimpio. These firms operate as professional-delegate service providers whose business model is cross-protocol delegation aggregation rather than single-protocol participation; the Tally-side and Snapshot-side audits jointly establish the cross-protocol institutional pattern across both major EVM-governance surfaces in the cross-section.</w:t>
+      </w:r>
+    </w:p>
+    <w:p>
+      <w:pPr>
+        <w:pStyle w:val="BodyText"/>
+      </w:pPr>
+      <w:r>
+        <w:t xml:space="preserve">The pattern is invisible to per-protocol concentration metrics. The predominant-amplification finding (Section 4.5) addresses delegation amplification within a single protocol (delegated voting power exceeds post-exclusion holding HHI); it does not address whether the same set of institutional delegates appears across multiple protocols. Cross-protocol institutional concentration is a fifth concentration axis alongside the four already in the paper’s scope: holder concentration (Section 4.2), voter concentration (Section 4.5 Table 6), delegate-class concentration (Section 4.5.3 foundation-and-aggregation-contract pattern), and burner concentration (Section 4.6 universal burn-rule application). Token-holders who delegate to professional firms acquire delegated representation across multiple protocols simultaneously; the firms’ decisions affect governance outcomes in all protocols where they hold delegated weight, creating correlated voting patterns invisible to per-protocol Mann-Whitney or Cohen’s d analysis. A single entity (PGov) operating across 7 Snapshot DAOs + at least 3 of the 4 Tally protocols audited represents a meaningfully concentrated cross-protocol governance position that no per-protocol HHI metric captures. The Solana-side cross-protocol audit (whether the same institutional class operates on Realms and SPL Governance surfaces alongside its EVM presence) and the extension to off-Snapshot off-Tally governance surfaces remain measurement-priority items.</w:t>
       </w:r>
     </w:p>
     <w:bookmarkEnd w:id="66"/>
@@ -19713,7 +19721,7 @@
         <w:pStyle w:val="BodyText"/>
       </w:pPr>
       <w:r>
-        <w:t xml:space="preserve">The findings span four within-protocol concentration surfaces (post-exclusion holding, insider retention, delegated voting, and vote-escrowed voting) and one cross-protocol surface deferred to future work (institutional delegates participating in multiple protocols’ governance simultaneously).</w:t>
+        <w:t xml:space="preserve">The findings span four within-protocol concentration surfaces (post-exclusion holding, insider retention, delegated voting, and vote-escrowed voting) and one cross-protocol surface documented at Snapshot and Tally depth in Section 4.5.5 (institutional delegates participating in multiple protocols’ governance simultaneously; PGov + Tane Governance + Arana Digital + 7 additional Tally-side firms).</w:t>
       </w:r>
     </w:p>
     <w:bookmarkEnd w:id="86"/>
@@ -20022,7 +20030,7 @@
         <w:pStyle w:val="BodyText"/>
       </w:pPr>
       <w:r>
-        <w:t xml:space="preserve">Third, cross-protocol delegate overlap: the Snapshot-side overlap pattern in Section 4.5.5 should be extended to the Tally delegate registry and Solana governance surfaces to test whether the same professional governance actors concentrate influence across protocols.</w:t>
+        <w:t xml:space="preserve">Third, cross-protocol delegate overlap: Section 4.5.5 documents the pattern across Snapshot and Tally surfaces (PGov, Tane Governance, Arana Digital present on both; 7 additional Tally-side institutional firms surfaced); extension to Solana governance surfaces (Realms, SPL Governance) remains the natural next step, alongside the off-Snapshot off-Tally surfaces (governance forums, off-chain coordination mechanisms) that the current cross-section does not cover.</w:t>
       </w:r>
     </w:p>
     <w:p>

--- a/b2/paper/B2_Frontiers_R2_clean.docx
+++ b/b2/paper/B2_Frontiers_R2_clean.docx
@@ -18869,6 +18869,41 @@
       </w:r>
       <w:r>
         <w:t xml:space="preserve">a general property of the sample.</w:t>
+      </w:r>
+    </w:p>
+    <w:p>
+      <w:pPr>
+        <w:pStyle w:val="BodyText"/>
+      </w:pPr>
+      <w:r>
+        <w:t xml:space="preserve">A specification-robustness check addresses whether the 88.5x ratio is sensitive to alternative non-native fee specifications. Token Terminal reports Livepeer revenue at zero because TT does not capture the ETH-denominated transcoding fees that LPT-staking orchestrators earn directly via the TicketBroker contract on Arbitrum; the canonical 88.5x uses revenue_onchain_usd = $838,701 from TicketBroker ETH-fee aggregation per the methodology codified at commit</w:t>
+      </w:r>
+      <w:r>
+        <w:t xml:space="preserve"> </w:t>
+      </w:r>
+      <w:r>
+        <w:rPr>
+          <w:rStyle w:val="VerbatimChar"/>
+        </w:rPr>
+        <w:t xml:space="preserve">a31b69c</w:t>
+      </w:r>
+      <w:r>
+        <w:t xml:space="preserve"> </w:t>
+      </w:r>
+      <w:r>
+        <w:t xml:space="preserve">(2026-03-31). Cross-validation against Messari State of Livepeer Q1-Q3 2025 reports yields trailing-twelve-month ETH-fee estimates in the $1.17M to $1.43M range; the canonical $838,701 sits within 30 to 40 percent of these external estimates, consistent with time-window mismatch and AI Subnet activity ramp during the measurement window. Sensitivity analysis under upper-bound ETH-fee specification ($1.43M) reduces the ratio from 88.5x to 51.9x; even quadrupling the specification to $3.4M produces 21.8x, which remains far above the next-highest subsidy ratio in the cross-section (Filecoin at 46.05x). The 3-sigma outlier status, and therefore the</w:t>
+      </w:r>
+      <w:r>
+        <w:t xml:space="preserve"> </w:t>
+      </w:r>
+      <w:r>
+        <w:t xml:space="preserve">“driven by Livepeer”</w:t>
+      </w:r>
+      <w:r>
+        <w:t xml:space="preserve"> </w:t>
+      </w:r>
+      <w:r>
+        <w:t xml:space="preserve">framing, is robust to alternative non-native fee specification. A parallel cross-protocol symmetry audit of the 23-protocol subsidy sample confirms that 11 of 11 priority protocols with non-native fee streams (Helium USDC Data Credit burns; GEODNET USDC subscription burns; io.net USDC compute fees; Render burn-mint equilibrium; others) already include those streams in either Token Terminal revenue or on-chain emission/fee aggregation; DIMO has a small off-chain vehicle-subscription gap below the 10 percent materiality threshold. Cross-protocol non-native-fee accounting is symmetric across the cross-section; the Livepeer outlier is not an artifact of asymmetric methodology application.</w:t>
       </w:r>
     </w:p>
     <w:p>

--- a/b2/paper/B2_Frontiers_R2_clean.docx
+++ b/b2/paper/B2_Frontiers_R2_clean.docx
@@ -6135,7 +6135,7 @@
     </w:p>
     <w:bookmarkEnd w:id="42"/>
     <w:bookmarkEnd w:id="43"/>
-    <w:bookmarkStart w:id="81" w:name="results"/>
+    <w:bookmarkStart w:id="84" w:name="results"/>
     <w:p>
       <w:pPr>
         <w:pStyle w:val="Heading1"/>
@@ -15319,7 +15319,7 @@
       </w:r>
     </w:p>
     <w:bookmarkEnd w:id="56"/>
-    <w:bookmarkStart w:id="67" w:name="voting-power-vs-holding-concentration"/>
+    <w:bookmarkStart w:id="70" w:name="voting-power-vs-holding-concentration"/>
     <w:p>
       <w:pPr>
         <w:pStyle w:val="Heading2"/>
@@ -17606,7 +17606,55 @@
         <w:t xml:space="preserve">DeFi pools.</w:t>
       </w:r>
     </w:p>
-    <w:bookmarkStart w:id="60" w:name="X5aa57646c4396d747e0131ec008a4e3f93d4422"/>
+    <w:p>
+      <w:pPr>
+        <w:pStyle w:val="BodyText"/>
+      </w:pPr>
+      <w:r>
+        <w:t xml:space="preserve">A power-index extension across the N = 16 cross-source voting-HHI sample (Tally + Snapshot + Solana proper-weight; Phase 1 of the post-R2 R3 data collection per</w:t>
+      </w:r>
+      <w:r>
+        <w:t xml:space="preserve"> </w:t>
+      </w:r>
+      <w:hyperlink r:id="rId60">
+        <w:r>
+          <w:rPr>
+            <w:rStyle w:val="Hyperlink"/>
+          </w:rPr>
+          <w:t xml:space="preserve">Supplementary File S14</w:t>
+        </w:r>
+      </w:hyperlink>
+      <w:r>
+        <w:t xml:space="preserve">) refines the binary amplify-versus-disperse framing into a three-class amplification typology (Finding F-B2-17 in</w:t>
+      </w:r>
+      <w:r>
+        <w:t xml:space="preserve"> </w:t>
+      </w:r>
+      <w:r>
+        <w:rPr>
+          <w:rStyle w:val="VerbatimChar"/>
+        </w:rPr>
+        <w:t xml:space="preserve">docs/KEY_FINDINGS.md</w:t>
+      </w:r>
+      <w:r>
+        <w:t xml:space="preserve">). Class 1 (structural-majority): top-1 voter holds an absolute majority of weight, producing Shapley-Shubik HHI mechanically at 1.000 (WXM only example in current sample; +30.85 percentage-point SS-share amplification over nominal share). Class 2 (coordinated-amplification): top-1 voter dominant with disparate second-tier weight distribution; positive but sub-majority amplification (AAVE +4.80 pp, GMX +2.93 pp, COMP-snap +2.25 pp, LDO +2.20 pp, HNT +5.45 pp, DRIFT +8.52 pp). Class 3 (track-share): top-1 SS-share tracks nominal share within 1 percentage point (UNI, COMP-tally, ARB, OP, ENS, DIMO, JUP). The Phase 1 acceptance test (Pearson r between SS-HHI and Voting-HHI greater than 0.95 across the N = 16 sample) passes at r = 0.9756 with rank-stability holding across all six quorum thresholds from 0.33 through 0.75; the cross-sectional rank ordering of governance concentration is preserved whether measured by HHI or by Shapley-Shubik pivotal power. Per-class quorum-sensitivity profile: Class 1 protocols are highly quorum-sensitive (WXM SS-HHI transitions from 1.000 to 0.609 at the q = 0.74 to 0.75 boundary), Class 3 protocols are quorum-stable, and Class 2 protocols sit in between. The Class 1 versus Class 2 distinction matters for design implications because the underlying institutional dynamics differ: Class 1 reflects a single-actor absolute-veto position; Class 2 reflects coordination capacity across a dominant top-tier voter and a fragmented secondary tier where the dominant voter’s coalition-building costs scale with the second-tier fragmentation. Full per-protocol SS + Banzhaf values, quorum-variation table, and 3-class assignments are in</w:t>
+      </w:r>
+      <w:r>
+        <w:t xml:space="preserve"> </w:t>
+      </w:r>
+      <w:hyperlink r:id="rId60">
+        <w:r>
+          <w:rPr>
+            <w:rStyle w:val="Hyperlink"/>
+          </w:rPr>
+          <w:t xml:space="preserve">Supplementary File S14 full closure</w:t>
+        </w:r>
+      </w:hyperlink>
+      <w:r>
+        <w:t xml:space="preserve">.</w:t>
+      </w:r>
+    </w:p>
+    <w:bookmarkStart w:id="61" w:name="X5aa57646c4396d747e0131ec008a4e3f93d4422"/>
     <w:p>
       <w:pPr>
         <w:pStyle w:val="Heading3"/>
@@ -17799,8 +17847,8 @@
         <w:t xml:space="preserve">protocols.</w:t>
       </w:r>
     </w:p>
-    <w:bookmarkEnd w:id="60"/>
-    <w:bookmarkStart w:id="61" w:name="Xb9bb0c744c0c00d44da48b17d4f1856fc3d061c"/>
+    <w:bookmarkEnd w:id="61"/>
+    <w:bookmarkStart w:id="62" w:name="Xb9bb0c744c0c00d44da48b17d4f1856fc3d061c"/>
     <w:p>
       <w:pPr>
         <w:pStyle w:val="Heading3"/>
@@ -17951,8 +17999,8 @@
         <w:t xml:space="preserve">delegation predominantly concentrates voting power above holdings.</w:t>
       </w:r>
     </w:p>
-    <w:bookmarkEnd w:id="61"/>
-    <w:bookmarkStart w:id="62" w:name="X8d1154e760574033fc3a8977858a046cb4bc3d4"/>
+    <w:bookmarkEnd w:id="62"/>
+    <w:bookmarkStart w:id="63" w:name="X8d1154e760574033fc3a8977858a046cb4bc3d4"/>
     <w:p>
       <w:pPr>
         <w:pStyle w:val="Heading3"/>
@@ -18177,8 +18225,8 @@
         <w:t xml:space="preserve">governance.</w:t>
       </w:r>
     </w:p>
-    <w:bookmarkEnd w:id="62"/>
-    <w:bookmarkStart w:id="63" w:name="Xfa73bc062c432381afdcb5f5da2b521607734ad"/>
+    <w:bookmarkEnd w:id="63"/>
+    <w:bookmarkStart w:id="64" w:name="Xfa73bc062c432381afdcb5f5da2b521607734ad"/>
     <w:p>
       <w:pPr>
         <w:pStyle w:val="Heading3"/>
@@ -18203,8 +18251,8 @@
         <w:t xml:space="preserve">The aggregation-entity pattern raises practical measurement concerns relative to independent-delegate-dominated protocols (Uniswap top-1 is an investor delegate; Optimism top-1 is a professional delegate firm; ENS top-1 is a community delegate). Aggregation entities may or may not represent the distributional interests of the underlying token-holders or stakers who delegated to them; the principal-agent gap (Holmstrom, 1979; Tirole, 2001) is amplified by the aggregation layer. The PCA-symmetric exclusion analysis (Section 4.6) shows that predominant amplification holds even when aggregation entities are excluded; the empirical finding is robust to this methodological consideration, but the structural pattern itself remains a substantive feature of token-governance practice.</w:t>
       </w:r>
     </w:p>
-    <w:bookmarkEnd w:id="63"/>
-    <w:bookmarkStart w:id="64" w:name="X707d03bedcfa0a0365b91995ab8a6360edc545d"/>
+    <w:bookmarkEnd w:id="64"/>
+    <w:bookmarkStart w:id="65" w:name="X707d03bedcfa0a0365b91995ab8a6360edc545d"/>
     <w:p>
       <w:pPr>
         <w:pStyle w:val="Heading3"/>
@@ -18252,8 +18300,8 @@
         <w:t xml:space="preserve">The pattern matters for chain-comparative governance analysis. A categorical claim that Solana governance is less concentrated than EVM governance is not supported by the proper-weight Solana sample; the apparent low-concentration finding from vote-count-proxy methodology on Helium was an artifact superseded by lockup-weight reconstruction. Chain context alone is insufficient to produce low-concentration governance, as HNT and DRIFT demonstrate by clustering in EVM-typical concentration ranges. JUP’s design choices (airdrop engagement; Active Staker Rewards; retail orientation) are protocol-design-level decisions that produce the outlier; these decisions are enabled by Solana’s low-cost voting environment, but whether they would replicate at scale on a higher-fee chain is untested because JUP is Solana-native. Protocol design and chain context co-vary for chain-tied protocols, which limits clean protocol-level versus chain-level decomposition. Section 4.5.4.1 documents the Drift Foundation proposal-authorship versus vote-weight decoupling pattern that further differentiates Solana governance topology from EVM precedents.</w:t>
       </w:r>
     </w:p>
-    <w:bookmarkEnd w:id="64"/>
-    <w:bookmarkStart w:id="65" w:name="X15c4b12eb4e84eab9a54a2155bd3d1d564f6771"/>
+    <w:bookmarkEnd w:id="65"/>
+    <w:bookmarkStart w:id="66" w:name="X15c4b12eb4e84eab9a54a2155bd3d1d564f6771"/>
     <w:p>
       <w:pPr>
         <w:pStyle w:val="Heading3"/>
@@ -18299,8 +18347,8 @@
         <w:t xml:space="preserve">) does not appear in the Drift governance voter set, confirming the Solana governance topology bifurcation documented in Section 4.6 (on-chain SPL voting member set is structurally separate from off-Realms custody multisigs).</w:t>
       </w:r>
     </w:p>
-    <w:bookmarkEnd w:id="65"/>
-    <w:bookmarkStart w:id="66" w:name="Xda4e3333e40fedc6b9410bb7d5d5381feb9baec"/>
+    <w:bookmarkEnd w:id="66"/>
+    <w:bookmarkStart w:id="69" w:name="Xda4e3333e40fedc6b9410bb7d5d5381feb9baec"/>
     <w:p>
       <w:pPr>
         <w:pStyle w:val="Heading3"/>
@@ -18365,12 +18413,102 @@
         <w:pStyle w:val="BodyText"/>
       </w:pPr>
       <w:r>
-        <w:t xml:space="preserve">The pattern is invisible to per-protocol concentration metrics. The predominant-amplification finding (Section 4.5) addresses delegation amplification within a single protocol (delegated voting power exceeds post-exclusion holding HHI); it does not address whether the same set of institutional delegates appears across multiple protocols. Cross-protocol institutional concentration is a fifth concentration axis alongside the four already in the paper’s scope: holder concentration (Section 4.2), voter concentration (Section 4.5 Table 6), delegate-class concentration (Section 4.5.3 foundation-and-aggregation-contract pattern), and burner concentration (Section 4.6 universal burn-rule application). Token-holders who delegate to professional firms acquire delegated representation across multiple protocols simultaneously; the firms’ decisions affect governance outcomes in all protocols where they hold delegated weight, creating correlated voting patterns invisible to per-protocol Mann-Whitney or Cohen’s d analysis. A single entity (PGov) operating across 7 Snapshot DAOs + at least 3 of the 4 Tally protocols audited represents a meaningfully concentrated cross-protocol governance position that no per-protocol HHI metric captures. The Solana-side cross-protocol audit (whether the same institutional class operates on Realms and SPL Governance surfaces alongside its EVM presence) and the extension to off-Snapshot off-Tally governance surfaces remain measurement-priority items.</w:t>
-      </w:r>
-    </w:p>
-    <w:bookmarkEnd w:id="66"/>
-    <w:bookmarkEnd w:id="67"/>
-    <w:bookmarkStart w:id="80" w:name="robustness-leave-one-out-sensitivity"/>
+        <w:t xml:space="preserve">The pattern is invisible to per-protocol concentration metrics. The predominant-amplification finding (Section 4.5) addresses delegation amplification within a single protocol (delegated voting power exceeds post-exclusion holding HHI); it does not address whether the same set of institutional delegates appears across multiple protocols. Cross-protocol institutional concentration is a fifth concentration axis alongside the four already in the paper’s scope: holder concentration (Section 4.2), voter concentration (Section 4.5 Table 6), delegate-class concentration (Section 4.5.3 foundation-and-aggregation-contract pattern), and burner concentration (Section 4.6 universal burn-rule application). Token-holders who delegate to professional firms acquire delegated representation across multiple protocols simultaneously; the firms’ decisions affect governance outcomes in all protocols where they hold delegated weight, creating correlated voting patterns invisible to per-protocol Mann-Whitney or Cohen’s d analysis. A single entity (PGov) operating across 7 Snapshot DAOs + at least 3 of the 4 Tally protocols audited represents a meaningfully concentrated cross-protocol governance position that no per-protocol HHI metric captures.</w:t>
+      </w:r>
+    </w:p>
+    <w:p>
+      <w:pPr>
+        <w:pStyle w:val="BodyText"/>
+      </w:pPr>
+      <w:r>
+        <w:t xml:space="preserve">The voter-axis cross-protocol pattern documented above has a structural-mechanical counterpart at the holder-axis surface (Finding F-B2-16 in</w:t>
+      </w:r>
+      <w:r>
+        <w:t xml:space="preserve"> </w:t>
+      </w:r>
+      <w:r>
+        <w:rPr>
+          <w:rStyle w:val="VerbatimChar"/>
+        </w:rPr>
+        <w:t xml:space="preserve">docs/KEY_FINDINGS.md</w:t>
+      </w:r>
+      <w:r>
+        <w:t xml:space="preserve">; Sim API verification in</w:t>
+      </w:r>
+      <w:r>
+        <w:t xml:space="preserve"> </w:t>
+      </w:r>
+      <w:hyperlink r:id="rId67">
+        <w:r>
+          <w:rPr>
+            <w:rStyle w:val="Hyperlink"/>
+          </w:rPr>
+          <w:t xml:space="preserve">Supplementary File S13</w:t>
+        </w:r>
+      </w:hyperlink>
+      <w:r>
+        <w:t xml:space="preserve">). A universal CEX hot-wallet sweep across the N = 40 cross-section identifies 89 cross-protocol holder-address hits across 21 protocols, with 8 producing material post-exclusion HHI shifts above 0.0005 (largest: Aethir +0.0033). The Bitpanda hot wallet</w:t>
+      </w:r>
+      <w:r>
+        <w:t xml:space="preserve"> </w:t>
+      </w:r>
+      <w:r>
+        <w:rPr>
+          <w:rStyle w:val="VerbatimChar"/>
+        </w:rPr>
+        <w:t xml:space="preserve">0x18...</w:t>
+      </w:r>
+      <w:r>
+        <w:t xml:space="preserve"> </w:t>
+      </w:r>
+      <w:r>
+        <w:t xml:space="preserve">appears in 20 of 40 protocols (50 percent sample coverage), the most widespread cross-protocol CEX presence in the cross-section. The pattern is structurally distinct from the voter-axis pattern (PGov, Tane, Arana, et al. are professional governance firms whose business model is deliberate cross-protocol delegation; CEX hot wallets are mechanical custody routing that produces cross-protocol address overlap without coordinated governance intent), but the two patterns share the structural-mechanical character: per-protocol HHI metrics undercount the cross-protocol-aggregated concentration that emerges when the same operator (PGov-class governance firm OR exchange-custody routing) holds material weight at multiple protocols simultaneously. Both patterns converge on the same conclusion: a fifth concentration axis (cross-protocol institutional concentration; covering both governance-coordination and custody-routing mechanisms) is load-bearing for the cross-section’s concentration story and is not captured by any per-protocol HHI metric.</w:t>
+      </w:r>
+    </w:p>
+    <w:p>
+      <w:pPr>
+        <w:pStyle w:val="BodyText"/>
+      </w:pPr>
+      <w:r>
+        <w:t xml:space="preserve">A separate methodology-innovation case emerges from Polkadot, a Nominated Proof-of-Stake (NPoS) network where stake-HHI is mechanically near-zero (0.0017) because the protocol equalizes nominator-to-validator allocation by design. Operator-level concentration is the more meaningful axis: Binance operates 15 of 600 validator slots (2.5 percent slot share; 3.72 percent of bonded stake), the largest single CEX-validator footprint in the Polkadot validator set. NPoS protocols and similar stake-equalizing architectures do not fit the standard holder-HHI methodology cleanly; operator-class concentration analysis is the methodologically-appropriate axis. Polkadot is a HALT-4.1 case in the Phase 4 sample-expansion dispatch (</w:t>
+      </w:r>
+      <w:hyperlink r:id="rId68">
+        <w:r>
+          <w:rPr>
+            <w:rStyle w:val="Hyperlink"/>
+          </w:rPr>
+          <w:t xml:space="preserve">Supplementary File S16 DOT addendum</w:t>
+        </w:r>
+      </w:hyperlink>
+      <w:r>
+        <w:t xml:space="preserve">) where the protocol substantively differs from the 5-class PCA typology assumption that holder-share-squared captures meaningful concentration; future cross-section extensions to other Substrate-native or NPoS-class L1s should adopt the operator-level analysis as the primary axis (sister-finding: TAO/Bittensor also exhibits low pre-exclusion HHI 0.014 at the validator network layer; both DOT and TAO form a substrate-native L1+DePIN cluster around HHI 0.014-0.0017 that the standard holder-HHI methodology underweights).</w:t>
+      </w:r>
+    </w:p>
+    <w:p>
+      <w:pPr>
+        <w:pStyle w:val="BodyText"/>
+      </w:pPr>
+      <w:r>
+        <w:t xml:space="preserve">The Solana-side cross-protocol audit (whether the same institutional class operates on Realms and SPL Governance surfaces alongside its EVM presence) and the extension to off-Snapshot off-Tally governance surfaces remain measurement-priority items, with the Phase 5 PCA verification cycle (</w:t>
+      </w:r>
+      <w:hyperlink r:id="rId67">
+        <w:r>
+          <w:rPr>
+            <w:rStyle w:val="Hyperlink"/>
+          </w:rPr>
+          <w:t xml:space="preserve">Supplementary File S13</w:t>
+        </w:r>
+      </w:hyperlink>
+      <w:r>
+        <w:t xml:space="preserve"> </w:t>
+      </w:r>
+      <w:r>
+        <w:t xml:space="preserve">Sim API verification of 7 cross-protocol Solana candidate addresses) closing the immediate Solana-side cross-protocol gap.</w:t>
+      </w:r>
+    </w:p>
+    <w:bookmarkEnd w:id="69"/>
+    <w:bookmarkEnd w:id="70"/>
+    <w:bookmarkStart w:id="83" w:name="robustness-leave-one-out-sensitivity"/>
     <w:p>
       <w:pPr>
         <w:pStyle w:val="Heading2"/>
@@ -18737,18 +18875,18 @@
           <wp:inline>
             <wp:extent cx="5334000" cy="2927348"/>
             <wp:effectExtent b="0" l="0" r="0" t="0"/>
-            <wp:docPr descr="" title="" id="69" name="Picture"/>
+            <wp:docPr descr="" title="" id="72" name="Picture"/>
             <a:graphic>
               <a:graphicData uri="http://schemas.openxmlformats.org/drawingml/2006/picture">
                 <pic:pic>
                   <pic:nvPicPr>
-                    <pic:cNvPr descr="media/fig9_loo_forest.png" id="70" name="Picture"/>
+                    <pic:cNvPr descr="media/fig9_loo_forest.png" id="73" name="Picture"/>
                     <pic:cNvPicPr>
                       <a:picLocks noChangeArrowheads="1" noChangeAspect="1"/>
                     </pic:cNvPicPr>
                   </pic:nvPicPr>
                   <pic:blipFill>
-                    <a:blip r:embed="rId68"/>
+                    <a:blip r:embed="rId71"/>
                     <a:stretch>
                       <a:fillRect/>
                     </a:stretch>
@@ -19092,7 +19230,7 @@
       <w:r>
         <w:t xml:space="preserve"> </w:t>
       </w:r>
-      <w:hyperlink r:id="rId71">
+      <w:hyperlink r:id="rId74">
         <w:r>
           <w:rPr>
             <w:rStyle w:val="Hyperlink"/>
@@ -19113,18 +19251,18 @@
           <wp:inline>
             <wp:extent cx="5334000" cy="4186514"/>
             <wp:effectExtent b="0" l="0" r="0" t="0"/>
-            <wp:docPr descr="" title="" id="73" name="Picture"/>
+            <wp:docPr descr="" title="" id="76" name="Picture"/>
             <a:graphic>
               <a:graphicData uri="http://schemas.openxmlformats.org/drawingml/2006/picture">
                 <pic:pic>
                   <pic:nvPicPr>
-                    <pic:cNvPr descr="media/fig7_subsidy_scatter.png" id="74" name="Picture"/>
+                    <pic:cNvPr descr="media/fig7_subsidy_scatter.png" id="77" name="Picture"/>
                     <pic:cNvPicPr>
                       <a:picLocks noChangeArrowheads="1" noChangeAspect="1"/>
                     </pic:cNvPicPr>
                   </pic:nvPicPr>
                   <pic:blipFill>
-                    <a:blip r:embed="rId72"/>
+                    <a:blip r:embed="rId75"/>
                     <a:stretch>
                       <a:fillRect/>
                     </a:stretch>
@@ -19185,7 +19323,7 @@
         </w:rPr>
         <w:t xml:space="preserve"> </w:t>
       </w:r>
-      <w:hyperlink r:id="rId71">
+      <w:hyperlink r:id="rId74">
         <w:r>
           <w:rPr>
             <w:rStyle w:val="Hyperlink"/>
@@ -19241,7 +19379,7 @@
         <w:t xml:space="preserve">subsidy influence is singular.</w:t>
       </w:r>
     </w:p>
-    <w:bookmarkStart w:id="76" w:name="voting-hhi-methodology-robustness"/>
+    <w:bookmarkStart w:id="79" w:name="voting-hhi-methodology-robustness"/>
     <w:p>
       <w:pPr>
         <w:pStyle w:val="Heading3"/>
@@ -19280,7 +19418,7 @@
       <w:r>
         <w:t xml:space="preserve"> </w:t>
       </w:r>
-      <w:hyperlink r:id="rId75">
+      <w:hyperlink r:id="rId78">
         <w:r>
           <w:rPr>
             <w:rStyle w:val="Hyperlink"/>
@@ -19414,7 +19552,7 @@
       <w:r>
         <w:t xml:space="preserve"> </w:t>
       </w:r>
-      <w:hyperlink r:id="rId75">
+      <w:hyperlink r:id="rId78">
         <w:r>
           <w:rPr>
             <w:rStyle w:val="Hyperlink"/>
@@ -19426,8 +19564,8 @@
         <w:t xml:space="preserve">.</w:t>
       </w:r>
     </w:p>
-    <w:bookmarkEnd w:id="76"/>
-    <w:bookmarkStart w:id="78" w:name="pca-exclusion-strictness-robustness"/>
+    <w:bookmarkEnd w:id="79"/>
+    <w:bookmarkStart w:id="81" w:name="pca-exclusion-strictness-robustness"/>
     <w:p>
       <w:pPr>
         <w:pStyle w:val="Heading3"/>
@@ -19462,7 +19600,7 @@
       <w:r>
         <w:t xml:space="preserve"> </w:t>
       </w:r>
-      <w:hyperlink r:id="rId77">
+      <w:hyperlink r:id="rId80">
         <w:r>
           <w:rPr>
             <w:rStyle w:val="Hyperlink"/>
@@ -19474,8 +19612,8 @@
         <w:t xml:space="preserve">.</w:t>
       </w:r>
     </w:p>
-    <w:bookmarkEnd w:id="78"/>
-    <w:bookmarkStart w:id="79" w:name="Xae9e455893dd4d58abdf64eb7fc07743fcf6bf6"/>
+    <w:bookmarkEnd w:id="81"/>
+    <w:bookmarkStart w:id="82" w:name="Xae9e455893dd4d58abdf64eb7fc07743fcf6bf6"/>
     <w:p>
       <w:pPr>
         <w:pStyle w:val="Heading3"/>
@@ -19526,10 +19664,10 @@
         <w:t xml:space="preserve">ownership structure.</w:t>
       </w:r>
     </w:p>
-    <w:bookmarkEnd w:id="79"/>
-    <w:bookmarkEnd w:id="80"/>
-    <w:bookmarkEnd w:id="81"/>
-    <w:bookmarkStart w:id="93" w:name="discussion"/>
+    <w:bookmarkEnd w:id="82"/>
+    <w:bookmarkEnd w:id="83"/>
+    <w:bookmarkEnd w:id="84"/>
+    <w:bookmarkStart w:id="96" w:name="discussion"/>
     <w:p>
       <w:pPr>
         <w:pStyle w:val="Heading1"/>
@@ -19538,7 +19676,7 @@
         <w:t xml:space="preserve">5 Discussion</w:t>
       </w:r>
     </w:p>
-    <w:bookmarkStart w:id="82" w:name="measurement-implications"/>
+    <w:bookmarkStart w:id="85" w:name="measurement-implications"/>
     <w:p>
       <w:pPr>
         <w:pStyle w:val="Heading2"/>
@@ -19563,8 +19701,8 @@
         <w:t xml:space="preserve">Three practical implications follow. First, holder-list HHI should be computed only after excluding addresses that cannot vote as independent governance actors. Second, delegation analysis should compare voting-HHI with post-exclusion holding HHI, because delegated power usually differs from token holdings. Third, concentration audits should treat vote-escrow systems and delegation systems as different mechanism classes rather than aggregating them under one generic governance label.</w:t>
       </w:r>
     </w:p>
-    <w:bookmarkEnd w:id="82"/>
-    <w:bookmarkStart w:id="83" w:name="governance-design-implications"/>
+    <w:bookmarkEnd w:id="85"/>
+    <w:bookmarkStart w:id="86" w:name="governance-design-implications"/>
     <w:p>
       <w:pPr>
         <w:pStyle w:val="Heading2"/>
@@ -19673,8 +19811,8 @@
         <w:t xml:space="preserve">regulators to accept decentralization claims.</w:t>
       </w:r>
     </w:p>
-    <w:bookmarkEnd w:id="83"/>
-    <w:bookmarkStart w:id="84" w:name="risks-and-counterpoints"/>
+    <w:bookmarkEnd w:id="86"/>
+    <w:bookmarkStart w:id="87" w:name="risks-and-counterpoints"/>
     <w:p>
       <w:pPr>
         <w:pStyle w:val="Heading2"/>
@@ -19699,8 +19837,8 @@
         <w:t xml:space="preserve">Measurement remains incomplete. Informal influence, off-chain coordination, and legal or equity-holder obligations can affect governance without appearing in token-holder lists. The paper therefore treats HHI and voting-HHI as necessary but not sufficient measures of governance power.</w:t>
       </w:r>
     </w:p>
-    <w:bookmarkEnd w:id="84"/>
-    <w:bookmarkStart w:id="85" w:name="position-in-literature"/>
+    <w:bookmarkEnd w:id="87"/>
+    <w:bookmarkStart w:id="88" w:name="position-in-literature"/>
     <w:p>
       <w:pPr>
         <w:pStyle w:val="Heading2"/>
@@ -19725,8 +19863,8 @@
         <w:t xml:space="preserve">The paper also contributes to DePIN tokenomics by separating governance concentration from subsidy dependence and launch allocation. DePIN protocols exhibit higher concentration than DeFi in the corrected cross-section, but the sector pattern coexists with low-concentration counterexamples such as Anyone Protocol and Hivemapper. This makes the paper a measurement contribution rather than a deterministic claim about DePIN architecture.</w:t>
       </w:r>
     </w:p>
-    <w:bookmarkEnd w:id="85"/>
-    <w:bookmarkStart w:id="86" w:name="summary-of-findings"/>
+    <w:bookmarkEnd w:id="88"/>
+    <w:bookmarkStart w:id="89" w:name="summary-of-findings"/>
     <w:p>
       <w:pPr>
         <w:pStyle w:val="Heading2"/>
@@ -19759,8 +19897,8 @@
         <w:t xml:space="preserve">The findings span four within-protocol concentration surfaces (post-exclusion holding, insider retention, delegated voting, and vote-escrowed voting) and one cross-protocol surface documented at Snapshot and Tally depth in Section 4.5.5 (institutional delegates participating in multiple protocols’ governance simultaneously; PGov + Tane Governance + Arana Digital + 7 additional Tally-side firms).</w:t>
       </w:r>
     </w:p>
-    <w:bookmarkEnd w:id="86"/>
-    <w:bookmarkStart w:id="87" w:name="contributions"/>
+    <w:bookmarkEnd w:id="89"/>
+    <w:bookmarkStart w:id="90" w:name="contributions"/>
     <w:p>
       <w:pPr>
         <w:pStyle w:val="Heading2"/>
@@ -19849,8 +19987,8 @@
         <w:t xml:space="preserve">(Section 4.5). Voting-HHI exceeds post-exclusion holding HHI in nine of thirteen protocols with sufficient governance data, while ENS, GMX, HNT, and JUP show that dispersion is possible under different delegate-program or voting-mechanism designs. Curve and Balancer form a separate vote-escrow class with much larger amplification.</w:t>
       </w:r>
     </w:p>
-    <w:bookmarkEnd w:id="87"/>
-    <w:bookmarkStart w:id="88" w:name="limitations"/>
+    <w:bookmarkEnd w:id="90"/>
+    <w:bookmarkStart w:id="91" w:name="limitations"/>
     <w:p>
       <w:pPr>
         <w:pStyle w:val="Heading2"/>
@@ -19939,8 +20077,8 @@
         <w:t xml:space="preserve">the core claim are enumerated in Section 5.8.</w:t>
       </w:r>
     </w:p>
-    <w:bookmarkEnd w:id="88"/>
-    <w:bookmarkStart w:id="91" w:name="future-research"/>
+    <w:bookmarkEnd w:id="91"/>
+    <w:bookmarkStart w:id="94" w:name="future-research"/>
     <w:p>
       <w:pPr>
         <w:pStyle w:val="Heading2"/>
@@ -19992,7 +20130,7 @@
       <w:r>
         <w:t xml:space="preserve">trajectories for 14 governance tokens (</w:t>
       </w:r>
-      <w:hyperlink r:id="rId89">
+      <w:hyperlink r:id="rId92">
         <w:r>
           <w:rPr>
             <w:rStyle w:val="Hyperlink"/>
@@ -20196,7 +20334,7 @@
       <w:r>
         <w:t xml:space="preserve"> </w:t>
       </w:r>
-      <w:hyperlink r:id="rId90">
+      <w:hyperlink r:id="rId93">
         <w:r>
           <w:rPr>
             <w:rStyle w:val="Hyperlink"/>
@@ -20208,8 +20346,8 @@
         <w:t xml:space="preserve">.</w:t>
       </w:r>
     </w:p>
-    <w:bookmarkEnd w:id="91"/>
-    <w:bookmarkStart w:id="92" w:name="reproducibility-and-data-availability"/>
+    <w:bookmarkEnd w:id="94"/>
+    <w:bookmarkStart w:id="95" w:name="reproducibility-and-data-availability"/>
     <w:p>
       <w:pPr>
         <w:pStyle w:val="Heading2"/>
@@ -20304,9 +20442,9 @@
         <w:t xml:space="preserve">File S6.</w:t>
       </w:r>
     </w:p>
-    <w:bookmarkEnd w:id="92"/>
-    <w:bookmarkEnd w:id="93"/>
-    <w:bookmarkStart w:id="94" w:name="conclusion"/>
+    <w:bookmarkEnd w:id="95"/>
+    <w:bookmarkEnd w:id="96"/>
+    <w:bookmarkStart w:id="97" w:name="conclusion"/>
     <w:p>
       <w:pPr>
         <w:pStyle w:val="Heading1"/>
@@ -20331,8 +20469,8 @@
         <w:t xml:space="preserve">For practitioners and researchers, the actionable implication is to audit current holder composition, PCA exclusions, and delegate-program design rather than launch allocation percentages. ENS and Anyone Protocol show that lower concentration and delegation-mediated dispersion are achievable through deliberate institutional design. Longitudinal panel analysis and pre-registered falsifiable predictions are specified in Section 5.8 and Supplementary File S17.</w:t>
       </w:r>
     </w:p>
-    <w:bookmarkEnd w:id="94"/>
-    <w:bookmarkStart w:id="95" w:name="supplementary-material"/>
+    <w:bookmarkEnd w:id="97"/>
+    <w:bookmarkStart w:id="98" w:name="supplementary-material"/>
     <w:p>
       <w:pPr>
         <w:pStyle w:val="Heading1"/>
@@ -20533,8 +20671,8 @@
         <w:t xml:space="preserve">https://github.com/Research-Publications-and-Data/Tokenomics-As-Institutional_Design</w:t>
       </w:r>
     </w:p>
-    <w:bookmarkEnd w:id="95"/>
-    <w:bookmarkStart w:id="96" w:name="acknowledgments"/>
+    <w:bookmarkEnd w:id="98"/>
+    <w:bookmarkStart w:id="99" w:name="acknowledgments"/>
     <w:p>
       <w:pPr>
         <w:pStyle w:val="Heading1"/>
@@ -20575,8 +20713,8 @@
         <w:t xml:space="preserve">platforms for hardware network economics.</w:t>
       </w:r>
     </w:p>
-    <w:bookmarkEnd w:id="96"/>
-    <w:bookmarkStart w:id="97" w:name="references"/>
+    <w:bookmarkEnd w:id="99"/>
+    <w:bookmarkStart w:id="100" w:name="references"/>
     <w:p>
       <w:pPr>
         <w:pStyle w:val="Heading1"/>
@@ -22035,7 +22173,7 @@
         <w:t xml:space="preserve">extension to the fourth fictitious commodity. Working manuscript.</w:t>
       </w:r>
     </w:p>
-    <w:bookmarkEnd w:id="97"/>
+    <w:bookmarkEnd w:id="100"/>
     <w:sectPr>
       <w:footnotePr>
         <w:numRestart w:val="eachSect"/>

--- a/b2/paper/B2_Frontiers_R2_clean.docx
+++ b/b2/paper/B2_Frontiers_R2_clean.docx
@@ -6135,7 +6135,7 @@
     </w:p>
     <w:bookmarkEnd w:id="42"/>
     <w:bookmarkEnd w:id="43"/>
-    <w:bookmarkStart w:id="84" w:name="results"/>
+    <w:bookmarkStart w:id="85" w:name="results"/>
     <w:p>
       <w:pPr>
         <w:pStyle w:val="Heading1"/>
@@ -15319,7 +15319,7 @@
       </w:r>
     </w:p>
     <w:bookmarkEnd w:id="56"/>
-    <w:bookmarkStart w:id="70" w:name="voting-power-vs-holding-concentration"/>
+    <w:bookmarkStart w:id="71" w:name="voting-power-vs-holding-concentration"/>
     <w:p>
       <w:pPr>
         <w:pStyle w:val="Heading2"/>
@@ -18348,7 +18348,7 @@
       </w:r>
     </w:p>
     <w:bookmarkEnd w:id="66"/>
-    <w:bookmarkStart w:id="69" w:name="Xda4e3333e40fedc6b9410bb7d5d5381feb9baec"/>
+    <w:bookmarkStart w:id="70" w:name="Xda4e3333e40fedc6b9410bb7d5d5381feb9baec"/>
     <w:p>
       <w:pPr>
         <w:pStyle w:val="Heading3"/>
@@ -18481,7 +18481,30 @@
         </w:r>
       </w:hyperlink>
       <w:r>
-        <w:t xml:space="preserve">) where the protocol substantively differs from the 5-class PCA typology assumption that holder-share-squared captures meaningful concentration; future cross-section extensions to other Substrate-native or NPoS-class L1s should adopt the operator-level analysis as the primary axis (sister-finding: TAO/Bittensor also exhibits low pre-exclusion HHI 0.014 at the validator network layer; both DOT and TAO form a substrate-native L1+DePIN cluster around HHI 0.014-0.0017 that the standard holder-HHI methodology underweights).</w:t>
+        <w:t xml:space="preserve">) where the protocol substantively differs from the 5-class PCA typology assumption that holder-share-squared captures meaningful concentration; future cross-section extensions to other Substrate-native or NPoS-class L1s should adopt the operator-level analysis as the primary axis (sister-finding: TAO/Bittensor also exhibits low pre-exclusion HHI 0.014 at the validator network layer; both DOT and TAO form a substrate-native L1+DePIN cluster around HHI 0.014-0.0017 that the standard holder-HHI methodology underweights). An empirical-instability check via Subscan API (</w:t>
+      </w:r>
+      <w:hyperlink r:id="rId69">
+        <w:r>
+          <w:rPr>
+            <w:rStyle w:val="Hyperlink"/>
+          </w:rPr>
+          <w:t xml:space="preserve">finding memo</w:t>
+        </w:r>
+      </w:hyperlink>
+      <w:r>
+        <w:t xml:space="preserve">) reinforces the methodology-inappropriateness argument: the Dune-identified pre-cycle DOT top-1 holder (</w:t>
+      </w:r>
+      <w:r>
+        <w:rPr>
+          <w:rStyle w:val="VerbatimChar"/>
+        </w:rPr>
+        <w:t xml:space="preserve">16ZL8y...</w:t>
+      </w:r>
+      <w:r>
+        <w:t xml:space="preserve"> </w:t>
+      </w:r>
+      <w:r>
+        <w:t xml:space="preserve">at 132.9M DOT in the 2025-07-23 snapshot) shows balance = 0 in the current Subscan state, evidence that holder-balance distributions on Substrate NPoS chains rebalance via the nominator-validator equalization mechanism on a faster cadence than the standard holder-HHI snapshot methodology assumes; stake-concentration HHI computed at the validator-operator layer is the methodologically-stable alternative for the Substrate class.</w:t>
       </w:r>
     </w:p>
     <w:p>
@@ -18506,9 +18529,9 @@
         <w:t xml:space="preserve">Sim API verification of 7 cross-protocol Solana candidate addresses) closing the immediate Solana-side cross-protocol gap.</w:t>
       </w:r>
     </w:p>
-    <w:bookmarkEnd w:id="69"/>
     <w:bookmarkEnd w:id="70"/>
-    <w:bookmarkStart w:id="83" w:name="robustness-leave-one-out-sensitivity"/>
+    <w:bookmarkEnd w:id="71"/>
+    <w:bookmarkStart w:id="84" w:name="robustness-leave-one-out-sensitivity"/>
     <w:p>
       <w:pPr>
         <w:pStyle w:val="Heading2"/>
@@ -18875,18 +18898,18 @@
           <wp:inline>
             <wp:extent cx="5334000" cy="2927348"/>
             <wp:effectExtent b="0" l="0" r="0" t="0"/>
-            <wp:docPr descr="" title="" id="72" name="Picture"/>
+            <wp:docPr descr="" title="" id="73" name="Picture"/>
             <a:graphic>
               <a:graphicData uri="http://schemas.openxmlformats.org/drawingml/2006/picture">
                 <pic:pic>
                   <pic:nvPicPr>
-                    <pic:cNvPr descr="media/fig9_loo_forest.png" id="73" name="Picture"/>
+                    <pic:cNvPr descr="media/fig9_loo_forest.png" id="74" name="Picture"/>
                     <pic:cNvPicPr>
                       <a:picLocks noChangeArrowheads="1" noChangeAspect="1"/>
                     </pic:cNvPicPr>
                   </pic:nvPicPr>
                   <pic:blipFill>
-                    <a:blip r:embed="rId71"/>
+                    <a:blip r:embed="rId72"/>
                     <a:stretch>
                       <a:fillRect/>
                     </a:stretch>
@@ -19230,7 +19253,7 @@
       <w:r>
         <w:t xml:space="preserve"> </w:t>
       </w:r>
-      <w:hyperlink r:id="rId74">
+      <w:hyperlink r:id="rId75">
         <w:r>
           <w:rPr>
             <w:rStyle w:val="Hyperlink"/>
@@ -19251,18 +19274,18 @@
           <wp:inline>
             <wp:extent cx="5334000" cy="4186514"/>
             <wp:effectExtent b="0" l="0" r="0" t="0"/>
-            <wp:docPr descr="" title="" id="76" name="Picture"/>
+            <wp:docPr descr="" title="" id="77" name="Picture"/>
             <a:graphic>
               <a:graphicData uri="http://schemas.openxmlformats.org/drawingml/2006/picture">
                 <pic:pic>
                   <pic:nvPicPr>
-                    <pic:cNvPr descr="media/fig7_subsidy_scatter.png" id="77" name="Picture"/>
+                    <pic:cNvPr descr="media/fig7_subsidy_scatter.png" id="78" name="Picture"/>
                     <pic:cNvPicPr>
                       <a:picLocks noChangeArrowheads="1" noChangeAspect="1"/>
                     </pic:cNvPicPr>
                   </pic:nvPicPr>
                   <pic:blipFill>
-                    <a:blip r:embed="rId75"/>
+                    <a:blip r:embed="rId76"/>
                     <a:stretch>
                       <a:fillRect/>
                     </a:stretch>
@@ -19323,7 +19346,7 @@
         </w:rPr>
         <w:t xml:space="preserve"> </w:t>
       </w:r>
-      <w:hyperlink r:id="rId74">
+      <w:hyperlink r:id="rId75">
         <w:r>
           <w:rPr>
             <w:rStyle w:val="Hyperlink"/>
@@ -19379,7 +19402,7 @@
         <w:t xml:space="preserve">subsidy influence is singular.</w:t>
       </w:r>
     </w:p>
-    <w:bookmarkStart w:id="79" w:name="voting-hhi-methodology-robustness"/>
+    <w:bookmarkStart w:id="80" w:name="voting-hhi-methodology-robustness"/>
     <w:p>
       <w:pPr>
         <w:pStyle w:val="Heading3"/>
@@ -19418,7 +19441,7 @@
       <w:r>
         <w:t xml:space="preserve"> </w:t>
       </w:r>
-      <w:hyperlink r:id="rId78">
+      <w:hyperlink r:id="rId79">
         <w:r>
           <w:rPr>
             <w:rStyle w:val="Hyperlink"/>
@@ -19552,7 +19575,7 @@
       <w:r>
         <w:t xml:space="preserve"> </w:t>
       </w:r>
-      <w:hyperlink r:id="rId78">
+      <w:hyperlink r:id="rId79">
         <w:r>
           <w:rPr>
             <w:rStyle w:val="Hyperlink"/>
@@ -19564,8 +19587,8 @@
         <w:t xml:space="preserve">.</w:t>
       </w:r>
     </w:p>
-    <w:bookmarkEnd w:id="79"/>
-    <w:bookmarkStart w:id="81" w:name="pca-exclusion-strictness-robustness"/>
+    <w:bookmarkEnd w:id="80"/>
+    <w:bookmarkStart w:id="82" w:name="pca-exclusion-strictness-robustness"/>
     <w:p>
       <w:pPr>
         <w:pStyle w:val="Heading3"/>
@@ -19600,7 +19623,7 @@
       <w:r>
         <w:t xml:space="preserve"> </w:t>
       </w:r>
-      <w:hyperlink r:id="rId80">
+      <w:hyperlink r:id="rId81">
         <w:r>
           <w:rPr>
             <w:rStyle w:val="Hyperlink"/>
@@ -19612,8 +19635,8 @@
         <w:t xml:space="preserve">.</w:t>
       </w:r>
     </w:p>
-    <w:bookmarkEnd w:id="81"/>
-    <w:bookmarkStart w:id="82" w:name="Xae9e455893dd4d58abdf64eb7fc07743fcf6bf6"/>
+    <w:bookmarkEnd w:id="82"/>
+    <w:bookmarkStart w:id="83" w:name="Xae9e455893dd4d58abdf64eb7fc07743fcf6bf6"/>
     <w:p>
       <w:pPr>
         <w:pStyle w:val="Heading3"/>
@@ -19664,10 +19687,10 @@
         <w:t xml:space="preserve">ownership structure.</w:t>
       </w:r>
     </w:p>
-    <w:bookmarkEnd w:id="82"/>
     <w:bookmarkEnd w:id="83"/>
     <w:bookmarkEnd w:id="84"/>
-    <w:bookmarkStart w:id="96" w:name="discussion"/>
+    <w:bookmarkEnd w:id="85"/>
+    <w:bookmarkStart w:id="97" w:name="discussion"/>
     <w:p>
       <w:pPr>
         <w:pStyle w:val="Heading1"/>
@@ -19676,7 +19699,7 @@
         <w:t xml:space="preserve">5 Discussion</w:t>
       </w:r>
     </w:p>
-    <w:bookmarkStart w:id="85" w:name="measurement-implications"/>
+    <w:bookmarkStart w:id="86" w:name="measurement-implications"/>
     <w:p>
       <w:pPr>
         <w:pStyle w:val="Heading2"/>
@@ -19701,8 +19724,8 @@
         <w:t xml:space="preserve">Three practical implications follow. First, holder-list HHI should be computed only after excluding addresses that cannot vote as independent governance actors. Second, delegation analysis should compare voting-HHI with post-exclusion holding HHI, because delegated power usually differs from token holdings. Third, concentration audits should treat vote-escrow systems and delegation systems as different mechanism classes rather than aggregating them under one generic governance label.</w:t>
       </w:r>
     </w:p>
-    <w:bookmarkEnd w:id="85"/>
-    <w:bookmarkStart w:id="86" w:name="governance-design-implications"/>
+    <w:bookmarkEnd w:id="86"/>
+    <w:bookmarkStart w:id="87" w:name="governance-design-implications"/>
     <w:p>
       <w:pPr>
         <w:pStyle w:val="Heading2"/>
@@ -19811,8 +19834,8 @@
         <w:t xml:space="preserve">regulators to accept decentralization claims.</w:t>
       </w:r>
     </w:p>
-    <w:bookmarkEnd w:id="86"/>
-    <w:bookmarkStart w:id="87" w:name="risks-and-counterpoints"/>
+    <w:bookmarkEnd w:id="87"/>
+    <w:bookmarkStart w:id="88" w:name="risks-and-counterpoints"/>
     <w:p>
       <w:pPr>
         <w:pStyle w:val="Heading2"/>
@@ -19837,8 +19860,8 @@
         <w:t xml:space="preserve">Measurement remains incomplete. Informal influence, off-chain coordination, and legal or equity-holder obligations can affect governance without appearing in token-holder lists. The paper therefore treats HHI and voting-HHI as necessary but not sufficient measures of governance power.</w:t>
       </w:r>
     </w:p>
-    <w:bookmarkEnd w:id="87"/>
-    <w:bookmarkStart w:id="88" w:name="position-in-literature"/>
+    <w:bookmarkEnd w:id="88"/>
+    <w:bookmarkStart w:id="89" w:name="position-in-literature"/>
     <w:p>
       <w:pPr>
         <w:pStyle w:val="Heading2"/>
@@ -19863,8 +19886,8 @@
         <w:t xml:space="preserve">The paper also contributes to DePIN tokenomics by separating governance concentration from subsidy dependence and launch allocation. DePIN protocols exhibit higher concentration than DeFi in the corrected cross-section, but the sector pattern coexists with low-concentration counterexamples such as Anyone Protocol and Hivemapper. This makes the paper a measurement contribution rather than a deterministic claim about DePIN architecture.</w:t>
       </w:r>
     </w:p>
-    <w:bookmarkEnd w:id="88"/>
-    <w:bookmarkStart w:id="89" w:name="summary-of-findings"/>
+    <w:bookmarkEnd w:id="89"/>
+    <w:bookmarkStart w:id="90" w:name="summary-of-findings"/>
     <w:p>
       <w:pPr>
         <w:pStyle w:val="Heading2"/>
@@ -19897,8 +19920,8 @@
         <w:t xml:space="preserve">The findings span four within-protocol concentration surfaces (post-exclusion holding, insider retention, delegated voting, and vote-escrowed voting) and one cross-protocol surface documented at Snapshot and Tally depth in Section 4.5.5 (institutional delegates participating in multiple protocols’ governance simultaneously; PGov + Tane Governance + Arana Digital + 7 additional Tally-side firms).</w:t>
       </w:r>
     </w:p>
-    <w:bookmarkEnd w:id="89"/>
-    <w:bookmarkStart w:id="90" w:name="contributions"/>
+    <w:bookmarkEnd w:id="90"/>
+    <w:bookmarkStart w:id="91" w:name="contributions"/>
     <w:p>
       <w:pPr>
         <w:pStyle w:val="Heading2"/>
@@ -19987,8 +20010,8 @@
         <w:t xml:space="preserve">(Section 4.5). Voting-HHI exceeds post-exclusion holding HHI in nine of thirteen protocols with sufficient governance data, while ENS, GMX, HNT, and JUP show that dispersion is possible under different delegate-program or voting-mechanism designs. Curve and Balancer form a separate vote-escrow class with much larger amplification.</w:t>
       </w:r>
     </w:p>
-    <w:bookmarkEnd w:id="90"/>
-    <w:bookmarkStart w:id="91" w:name="limitations"/>
+    <w:bookmarkEnd w:id="91"/>
+    <w:bookmarkStart w:id="92" w:name="limitations"/>
     <w:p>
       <w:pPr>
         <w:pStyle w:val="Heading2"/>
@@ -20077,8 +20100,8 @@
         <w:t xml:space="preserve">the core claim are enumerated in Section 5.8.</w:t>
       </w:r>
     </w:p>
-    <w:bookmarkEnd w:id="91"/>
-    <w:bookmarkStart w:id="94" w:name="future-research"/>
+    <w:bookmarkEnd w:id="92"/>
+    <w:bookmarkStart w:id="95" w:name="future-research"/>
     <w:p>
       <w:pPr>
         <w:pStyle w:val="Heading2"/>
@@ -20130,7 +20153,7 @@
       <w:r>
         <w:t xml:space="preserve">trajectories for 14 governance tokens (</w:t>
       </w:r>
-      <w:hyperlink r:id="rId92">
+      <w:hyperlink r:id="rId93">
         <w:r>
           <w:rPr>
             <w:rStyle w:val="Hyperlink"/>
@@ -20334,7 +20357,7 @@
       <w:r>
         <w:t xml:space="preserve"> </w:t>
       </w:r>
-      <w:hyperlink r:id="rId93">
+      <w:hyperlink r:id="rId94">
         <w:r>
           <w:rPr>
             <w:rStyle w:val="Hyperlink"/>
@@ -20346,8 +20369,8 @@
         <w:t xml:space="preserve">.</w:t>
       </w:r>
     </w:p>
-    <w:bookmarkEnd w:id="94"/>
-    <w:bookmarkStart w:id="95" w:name="reproducibility-and-data-availability"/>
+    <w:bookmarkEnd w:id="95"/>
+    <w:bookmarkStart w:id="96" w:name="reproducibility-and-data-availability"/>
     <w:p>
       <w:pPr>
         <w:pStyle w:val="Heading2"/>
@@ -20442,9 +20465,9 @@
         <w:t xml:space="preserve">File S6.</w:t>
       </w:r>
     </w:p>
-    <w:bookmarkEnd w:id="95"/>
     <w:bookmarkEnd w:id="96"/>
-    <w:bookmarkStart w:id="97" w:name="conclusion"/>
+    <w:bookmarkEnd w:id="97"/>
+    <w:bookmarkStart w:id="98" w:name="conclusion"/>
     <w:p>
       <w:pPr>
         <w:pStyle w:val="Heading1"/>
@@ -20469,8 +20492,8 @@
         <w:t xml:space="preserve">For practitioners and researchers, the actionable implication is to audit current holder composition, PCA exclusions, and delegate-program design rather than launch allocation percentages. ENS and Anyone Protocol show that lower concentration and delegation-mediated dispersion are achievable through deliberate institutional design. Longitudinal panel analysis and pre-registered falsifiable predictions are specified in Section 5.8 and Supplementary File S17.</w:t>
       </w:r>
     </w:p>
-    <w:bookmarkEnd w:id="97"/>
-    <w:bookmarkStart w:id="98" w:name="supplementary-material"/>
+    <w:bookmarkEnd w:id="98"/>
+    <w:bookmarkStart w:id="99" w:name="supplementary-material"/>
     <w:p>
       <w:pPr>
         <w:pStyle w:val="Heading1"/>
@@ -20671,8 +20694,8 @@
         <w:t xml:space="preserve">https://github.com/Research-Publications-and-Data/Tokenomics-As-Institutional_Design</w:t>
       </w:r>
     </w:p>
-    <w:bookmarkEnd w:id="98"/>
-    <w:bookmarkStart w:id="99" w:name="acknowledgments"/>
+    <w:bookmarkEnd w:id="99"/>
+    <w:bookmarkStart w:id="100" w:name="acknowledgments"/>
     <w:p>
       <w:pPr>
         <w:pStyle w:val="Heading1"/>
@@ -20713,8 +20736,8 @@
         <w:t xml:space="preserve">platforms for hardware network economics.</w:t>
       </w:r>
     </w:p>
-    <w:bookmarkEnd w:id="99"/>
-    <w:bookmarkStart w:id="100" w:name="references"/>
+    <w:bookmarkEnd w:id="100"/>
+    <w:bookmarkStart w:id="101" w:name="references"/>
     <w:p>
       <w:pPr>
         <w:pStyle w:val="Heading1"/>
@@ -22173,7 +22196,7 @@
         <w:t xml:space="preserve">extension to the fourth fictitious commodity. Working manuscript.</w:t>
       </w:r>
     </w:p>
-    <w:bookmarkEnd w:id="100"/>
+    <w:bookmarkEnd w:id="101"/>
     <w:sectPr>
       <w:footnotePr>
         <w:numRestart w:val="eachSect"/>

--- a/b2/paper/B2_Frontiers_R2_clean.docx
+++ b/b2/paper/B2_Frontiers_R2_clean.docx
@@ -6135,7 +6135,7 @@
     </w:p>
     <w:bookmarkEnd w:id="42"/>
     <w:bookmarkEnd w:id="43"/>
-    <w:bookmarkStart w:id="85" w:name="results"/>
+    <w:bookmarkStart w:id="86" w:name="results"/>
     <w:p>
       <w:pPr>
         <w:pStyle w:val="Heading1"/>
@@ -15319,7 +15319,7 @@
       </w:r>
     </w:p>
     <w:bookmarkEnd w:id="56"/>
-    <w:bookmarkStart w:id="71" w:name="voting-power-vs-holding-concentration"/>
+    <w:bookmarkStart w:id="72" w:name="voting-power-vs-holding-concentration"/>
     <w:p>
       <w:pPr>
         <w:pStyle w:val="Heading2"/>
@@ -18348,7 +18348,7 @@
       </w:r>
     </w:p>
     <w:bookmarkEnd w:id="66"/>
-    <w:bookmarkStart w:id="70" w:name="Xda4e3333e40fedc6b9410bb7d5d5381feb9baec"/>
+    <w:bookmarkStart w:id="71" w:name="Xda4e3333e40fedc6b9410bb7d5d5381feb9baec"/>
     <w:p>
       <w:pPr>
         <w:pStyle w:val="Heading3"/>
@@ -18470,18 +18470,45 @@
         <w:pStyle w:val="BodyText"/>
       </w:pPr>
       <w:r>
-        <w:t xml:space="preserve">A separate methodology-innovation case emerges from Polkadot, a Nominated Proof-of-Stake (NPoS) network where stake-HHI is mechanically near-zero (0.0017) because the protocol equalizes nominator-to-validator allocation by design. Operator-level concentration is the more meaningful axis: Binance operates 15 of 600 validator slots (2.5 percent slot share; 3.72 percent of bonded stake), the largest single CEX-validator footprint in the Polkadot validator set. NPoS protocols and similar stake-equalizing architectures do not fit the standard holder-HHI methodology cleanly; operator-class concentration analysis is the methodologically-appropriate axis. Polkadot is a HALT-4.1 case in the Phase 4 sample-expansion dispatch (</w:t>
+        <w:t xml:space="preserve">A separate methodology-innovation case emerges from Polkadot, a Nominated Proof-of-Stake (NPoS) network where stake-HHI is mechanically near-zero (0.0017) because the protocol’s Phragmen algorithm equalizes nominator-to-validator allocation by design (validator-stake floor approximately 1.5M DOT for the active validator set; duplicate-stake clusters at the floor are structural artifacts of the equalization mechanism, not single-operator clustering, per the per-validator nominator-count variation of 1 to 190 across the unverified cluster). The standard validator-stake-HHI methodology systematically understates actual governance concentration for the Substrate NPoS class along three reinforcing axes documented in</w:t>
+      </w:r>
+      <w:r>
+        <w:t xml:space="preserve"> </w:t>
       </w:r>
       <w:hyperlink r:id="rId68">
         <w:r>
           <w:rPr>
             <w:rStyle w:val="Hyperlink"/>
           </w:rPr>
-          <w:t xml:space="preserve">Supplementary File S16 DOT addendum</w:t>
+          <w:t xml:space="preserve">Supplementary File S19 DOT addendum</w:t>
         </w:r>
       </w:hyperlink>
       <w:r>
-        <w:t xml:space="preserve">) where the protocol substantively differs from the 5-class PCA typology assumption that holder-share-squared captures meaningful concentration; future cross-section extensions to other Substrate-native or NPoS-class L1s should adopt the operator-level analysis as the primary axis (sister-finding: TAO/Bittensor also exhibits low pre-exclusion HHI 0.014 at the validator network layer; both DOT and TAO form a substrate-native L1+DePIN cluster around HHI 0.014-0.0017 that the standard holder-HHI methodology underweights). An empirical-instability check via Subscan API (</w:t>
+        <w:t xml:space="preserve">.</w:t>
+      </w:r>
+    </w:p>
+    <w:p>
+      <w:pPr>
+        <w:pStyle w:val="BodyText"/>
+      </w:pPr>
+      <w:r>
+        <w:t xml:space="preserve">First, operator-level concentration: Binance dominates the top-16 validator slots (rank-1 through rank-16 except rank-9 DothubValidator; each approximately 2.075M DOT bonded; vertical CEX-stake integration routing customer DOT custody through CEX-controlled validators). The verified-operator breakdown of bonded stake is 3.90 percent verified CEX (largely Binance), 3.31 percent institutional (Figment, Stakefish, Kraken, RockX, P2P), 8.90 percent independent, and 83.89 percent unverified. Binance’s 3.72 percent bonded-stake share at the verified layer is a lower bound on actual CEX-validator concentration because the 83.89 percent unverified pool may contain additional CEX-routed validators not yet identified via self-stake signature or nominator-count fingerprinting (verified-operator self-stake signature distinguishes Binance approximately 0 percent self-stake from institutional operator 173 to 561 retail-nominator profiles).</w:t>
+      </w:r>
+    </w:p>
+    <w:p>
+      <w:pPr>
+        <w:pStyle w:val="BodyText"/>
+      </w:pPr>
+      <w:r>
+        <w:t xml:space="preserve">Second, governance-vote concentration substantially exceeds validator-stake concentration. OpenGov referendum #1777 (representative of the active OpenGov surface) had three single voters depositing 9M DOT each, which is 6x the approximately 1.5M DOT per-validator NPoS cap. Direct OpenGov voting bypasses the validator-stake-equalization mechanism entirely; a holder with material DOT can deploy the full balance to governance without distributing across validators. The governance-vote HHI on OpenGov is therefore the methodologically-appropriate concentration metric for political-economy-relevant analysis on Substrate NPoS chains, with the validator-stake HHI 0.0017 documenting only the staking-distribution layer.</w:t>
+      </w:r>
+    </w:p>
+    <w:p>
+      <w:pPr>
+        <w:pStyle w:val="BodyText"/>
+      </w:pPr>
+      <w:r>
+        <w:t xml:space="preserve">Third, empirical-instability of holder-balance: a Subscan API verification (</w:t>
       </w:r>
       <w:hyperlink r:id="rId69">
         <w:r>
@@ -18492,7 +18519,7 @@
         </w:r>
       </w:hyperlink>
       <w:r>
-        <w:t xml:space="preserve">) reinforces the methodology-inappropriateness argument: the Dune-identified pre-cycle DOT top-1 holder (</w:t>
+        <w:t xml:space="preserve">) shows that the Dune-identified pre-cycle DOT top-1 holder (</w:t>
       </w:r>
       <w:r>
         <w:rPr>
@@ -18504,7 +18531,26 @@
         <w:t xml:space="preserve"> </w:t>
       </w:r>
       <w:r>
-        <w:t xml:space="preserve">at 132.9M DOT in the 2025-07-23 snapshot) shows balance = 0 in the current Subscan state, evidence that holder-balance distributions on Substrate NPoS chains rebalance via the nominator-validator equalization mechanism on a faster cadence than the standard holder-HHI snapshot methodology assumes; stake-concentration HHI computed at the validator-operator layer is the methodologically-stable alternative for the Substrate class.</w:t>
+        <w:t xml:space="preserve">at 132.9M DOT in the 2025-07-23 snapshot) has balance = 0 in the current Subscan state. Holder-balance distributions on Substrate NPoS chains rebalance via the equalization mechanism plus active OpenGov vote deployment on a faster cadence than the standard holder-HHI snapshot methodology assumes; stake-concentration HHI computed at the validator-operator layer is the methodologically-stable alternative.</w:t>
+      </w:r>
+    </w:p>
+    <w:p>
+      <w:pPr>
+        <w:pStyle w:val="BodyText"/>
+      </w:pPr>
+      <w:r>
+        <w:t xml:space="preserve">The methodological implication is that Substrate NPoS chains require a multi-axis concentration frame: validator-stake HHI (mechanically near-zero by NPoS design); operator-stake HHI at the verified-operator layer (CEX-validator integration evidence); governance-vote HHI on OpenGov (the political-economy-relevant axis, bypassing the validator-stake cap); and foundation-custody fraction (separate axis covering Web3 Foundation and analogous pre-stake custody). Sister-finding: TAO/Bittensor also exhibits low pre-exclusion HHI 0.014 at the validator network layer; both DOT and TAO form a substrate-native L1+DePIN cluster around HHI 0.014 to 0.0017 where standard holder-HHI methodology underweights. Polkadot is a HALT-4.1 case in the Phase 4 sample-expansion dispatch (</w:t>
+      </w:r>
+      <w:hyperlink r:id="rId70">
+        <w:r>
+          <w:rPr>
+            <w:rStyle w:val="Hyperlink"/>
+          </w:rPr>
+          <w:t xml:space="preserve">Supplementary File S16 DOT addendum</w:t>
+        </w:r>
+      </w:hyperlink>
+      <w:r>
+        <w:t xml:space="preserve">) where the protocol substantively differs from the 5-class PCA typology assumption that holder-share-squared captures meaningful concentration; future cross-section extensions to other Substrate-native or NPoS-class L1s should adopt the multi-axis methodology as the primary frame, with §3.8 typology extension following the four-axis decomposition outlined above.</w:t>
       </w:r>
     </w:p>
     <w:p>
@@ -18529,9 +18575,9 @@
         <w:t xml:space="preserve">Sim API verification of 7 cross-protocol Solana candidate addresses) closing the immediate Solana-side cross-protocol gap.</w:t>
       </w:r>
     </w:p>
-    <w:bookmarkEnd w:id="70"/>
     <w:bookmarkEnd w:id="71"/>
-    <w:bookmarkStart w:id="84" w:name="robustness-leave-one-out-sensitivity"/>
+    <w:bookmarkEnd w:id="72"/>
+    <w:bookmarkStart w:id="85" w:name="robustness-leave-one-out-sensitivity"/>
     <w:p>
       <w:pPr>
         <w:pStyle w:val="Heading2"/>
@@ -18898,18 +18944,18 @@
           <wp:inline>
             <wp:extent cx="5334000" cy="2927348"/>
             <wp:effectExtent b="0" l="0" r="0" t="0"/>
-            <wp:docPr descr="" title="" id="73" name="Picture"/>
+            <wp:docPr descr="" title="" id="74" name="Picture"/>
             <a:graphic>
               <a:graphicData uri="http://schemas.openxmlformats.org/drawingml/2006/picture">
                 <pic:pic>
                   <pic:nvPicPr>
-                    <pic:cNvPr descr="media/fig9_loo_forest.png" id="74" name="Picture"/>
+                    <pic:cNvPr descr="media/fig9_loo_forest.png" id="75" name="Picture"/>
                     <pic:cNvPicPr>
                       <a:picLocks noChangeArrowheads="1" noChangeAspect="1"/>
                     </pic:cNvPicPr>
                   </pic:nvPicPr>
                   <pic:blipFill>
-                    <a:blip r:embed="rId72"/>
+                    <a:blip r:embed="rId73"/>
                     <a:stretch>
                       <a:fillRect/>
                     </a:stretch>
@@ -19253,7 +19299,7 @@
       <w:r>
         <w:t xml:space="preserve"> </w:t>
       </w:r>
-      <w:hyperlink r:id="rId75">
+      <w:hyperlink r:id="rId76">
         <w:r>
           <w:rPr>
             <w:rStyle w:val="Hyperlink"/>
@@ -19274,18 +19320,18 @@
           <wp:inline>
             <wp:extent cx="5334000" cy="4186514"/>
             <wp:effectExtent b="0" l="0" r="0" t="0"/>
-            <wp:docPr descr="" title="" id="77" name="Picture"/>
+            <wp:docPr descr="" title="" id="78" name="Picture"/>
             <a:graphic>
               <a:graphicData uri="http://schemas.openxmlformats.org/drawingml/2006/picture">
                 <pic:pic>
                   <pic:nvPicPr>
-                    <pic:cNvPr descr="media/fig7_subsidy_scatter.png" id="78" name="Picture"/>
+                    <pic:cNvPr descr="media/fig7_subsidy_scatter.png" id="79" name="Picture"/>
                     <pic:cNvPicPr>
                       <a:picLocks noChangeArrowheads="1" noChangeAspect="1"/>
                     </pic:cNvPicPr>
                   </pic:nvPicPr>
                   <pic:blipFill>
-                    <a:blip r:embed="rId76"/>
+                    <a:blip r:embed="rId77"/>
                     <a:stretch>
                       <a:fillRect/>
                     </a:stretch>
@@ -19346,7 +19392,7 @@
         </w:rPr>
         <w:t xml:space="preserve"> </w:t>
       </w:r>
-      <w:hyperlink r:id="rId75">
+      <w:hyperlink r:id="rId76">
         <w:r>
           <w:rPr>
             <w:rStyle w:val="Hyperlink"/>
@@ -19402,7 +19448,7 @@
         <w:t xml:space="preserve">subsidy influence is singular.</w:t>
       </w:r>
     </w:p>
-    <w:bookmarkStart w:id="80" w:name="voting-hhi-methodology-robustness"/>
+    <w:bookmarkStart w:id="81" w:name="voting-hhi-methodology-robustness"/>
     <w:p>
       <w:pPr>
         <w:pStyle w:val="Heading3"/>
@@ -19441,7 +19487,7 @@
       <w:r>
         <w:t xml:space="preserve"> </w:t>
       </w:r>
-      <w:hyperlink r:id="rId79">
+      <w:hyperlink r:id="rId80">
         <w:r>
           <w:rPr>
             <w:rStyle w:val="Hyperlink"/>
@@ -19575,7 +19621,7 @@
       <w:r>
         <w:t xml:space="preserve"> </w:t>
       </w:r>
-      <w:hyperlink r:id="rId79">
+      <w:hyperlink r:id="rId80">
         <w:r>
           <w:rPr>
             <w:rStyle w:val="Hyperlink"/>
@@ -19587,8 +19633,8 @@
         <w:t xml:space="preserve">.</w:t>
       </w:r>
     </w:p>
-    <w:bookmarkEnd w:id="80"/>
-    <w:bookmarkStart w:id="82" w:name="pca-exclusion-strictness-robustness"/>
+    <w:bookmarkEnd w:id="81"/>
+    <w:bookmarkStart w:id="83" w:name="pca-exclusion-strictness-robustness"/>
     <w:p>
       <w:pPr>
         <w:pStyle w:val="Heading3"/>
@@ -19623,7 +19669,7 @@
       <w:r>
         <w:t xml:space="preserve"> </w:t>
       </w:r>
-      <w:hyperlink r:id="rId81">
+      <w:hyperlink r:id="rId82">
         <w:r>
           <w:rPr>
             <w:rStyle w:val="Hyperlink"/>
@@ -19635,8 +19681,8 @@
         <w:t xml:space="preserve">.</w:t>
       </w:r>
     </w:p>
-    <w:bookmarkEnd w:id="82"/>
-    <w:bookmarkStart w:id="83" w:name="Xae9e455893dd4d58abdf64eb7fc07743fcf6bf6"/>
+    <w:bookmarkEnd w:id="83"/>
+    <w:bookmarkStart w:id="84" w:name="Xae9e455893dd4d58abdf64eb7fc07743fcf6bf6"/>
     <w:p>
       <w:pPr>
         <w:pStyle w:val="Heading3"/>
@@ -19687,10 +19733,10 @@
         <w:t xml:space="preserve">ownership structure.</w:t>
       </w:r>
     </w:p>
-    <w:bookmarkEnd w:id="83"/>
     <w:bookmarkEnd w:id="84"/>
     <w:bookmarkEnd w:id="85"/>
-    <w:bookmarkStart w:id="97" w:name="discussion"/>
+    <w:bookmarkEnd w:id="86"/>
+    <w:bookmarkStart w:id="98" w:name="discussion"/>
     <w:p>
       <w:pPr>
         <w:pStyle w:val="Heading1"/>
@@ -19699,7 +19745,7 @@
         <w:t xml:space="preserve">5 Discussion</w:t>
       </w:r>
     </w:p>
-    <w:bookmarkStart w:id="86" w:name="measurement-implications"/>
+    <w:bookmarkStart w:id="87" w:name="measurement-implications"/>
     <w:p>
       <w:pPr>
         <w:pStyle w:val="Heading2"/>
@@ -19724,8 +19770,8 @@
         <w:t xml:space="preserve">Three practical implications follow. First, holder-list HHI should be computed only after excluding addresses that cannot vote as independent governance actors. Second, delegation analysis should compare voting-HHI with post-exclusion holding HHI, because delegated power usually differs from token holdings. Third, concentration audits should treat vote-escrow systems and delegation systems as different mechanism classes rather than aggregating them under one generic governance label.</w:t>
       </w:r>
     </w:p>
-    <w:bookmarkEnd w:id="86"/>
-    <w:bookmarkStart w:id="87" w:name="governance-design-implications"/>
+    <w:bookmarkEnd w:id="87"/>
+    <w:bookmarkStart w:id="88" w:name="governance-design-implications"/>
     <w:p>
       <w:pPr>
         <w:pStyle w:val="Heading2"/>
@@ -19834,8 +19880,8 @@
         <w:t xml:space="preserve">regulators to accept decentralization claims.</w:t>
       </w:r>
     </w:p>
-    <w:bookmarkEnd w:id="87"/>
-    <w:bookmarkStart w:id="88" w:name="risks-and-counterpoints"/>
+    <w:bookmarkEnd w:id="88"/>
+    <w:bookmarkStart w:id="89" w:name="risks-and-counterpoints"/>
     <w:p>
       <w:pPr>
         <w:pStyle w:val="Heading2"/>
@@ -19860,8 +19906,8 @@
         <w:t xml:space="preserve">Measurement remains incomplete. Informal influence, off-chain coordination, and legal or equity-holder obligations can affect governance without appearing in token-holder lists. The paper therefore treats HHI and voting-HHI as necessary but not sufficient measures of governance power.</w:t>
       </w:r>
     </w:p>
-    <w:bookmarkEnd w:id="88"/>
-    <w:bookmarkStart w:id="89" w:name="position-in-literature"/>
+    <w:bookmarkEnd w:id="89"/>
+    <w:bookmarkStart w:id="90" w:name="position-in-literature"/>
     <w:p>
       <w:pPr>
         <w:pStyle w:val="Heading2"/>
@@ -19886,8 +19932,8 @@
         <w:t xml:space="preserve">The paper also contributes to DePIN tokenomics by separating governance concentration from subsidy dependence and launch allocation. DePIN protocols exhibit higher concentration than DeFi in the corrected cross-section, but the sector pattern coexists with low-concentration counterexamples such as Anyone Protocol and Hivemapper. This makes the paper a measurement contribution rather than a deterministic claim about DePIN architecture.</w:t>
       </w:r>
     </w:p>
-    <w:bookmarkEnd w:id="89"/>
-    <w:bookmarkStart w:id="90" w:name="summary-of-findings"/>
+    <w:bookmarkEnd w:id="90"/>
+    <w:bookmarkStart w:id="91" w:name="summary-of-findings"/>
     <w:p>
       <w:pPr>
         <w:pStyle w:val="Heading2"/>
@@ -19920,8 +19966,8 @@
         <w:t xml:space="preserve">The findings span four within-protocol concentration surfaces (post-exclusion holding, insider retention, delegated voting, and vote-escrowed voting) and one cross-protocol surface documented at Snapshot and Tally depth in Section 4.5.5 (institutional delegates participating in multiple protocols’ governance simultaneously; PGov + Tane Governance + Arana Digital + 7 additional Tally-side firms).</w:t>
       </w:r>
     </w:p>
-    <w:bookmarkEnd w:id="90"/>
-    <w:bookmarkStart w:id="91" w:name="contributions"/>
+    <w:bookmarkEnd w:id="91"/>
+    <w:bookmarkStart w:id="92" w:name="contributions"/>
     <w:p>
       <w:pPr>
         <w:pStyle w:val="Heading2"/>
@@ -20010,8 +20056,8 @@
         <w:t xml:space="preserve">(Section 4.5). Voting-HHI exceeds post-exclusion holding HHI in nine of thirteen protocols with sufficient governance data, while ENS, GMX, HNT, and JUP show that dispersion is possible under different delegate-program or voting-mechanism designs. Curve and Balancer form a separate vote-escrow class with much larger amplification.</w:t>
       </w:r>
     </w:p>
-    <w:bookmarkEnd w:id="91"/>
-    <w:bookmarkStart w:id="92" w:name="limitations"/>
+    <w:bookmarkEnd w:id="92"/>
+    <w:bookmarkStart w:id="93" w:name="limitations"/>
     <w:p>
       <w:pPr>
         <w:pStyle w:val="Heading2"/>
@@ -20100,8 +20146,8 @@
         <w:t xml:space="preserve">the core claim are enumerated in Section 5.8.</w:t>
       </w:r>
     </w:p>
-    <w:bookmarkEnd w:id="92"/>
-    <w:bookmarkStart w:id="95" w:name="future-research"/>
+    <w:bookmarkEnd w:id="93"/>
+    <w:bookmarkStart w:id="96" w:name="future-research"/>
     <w:p>
       <w:pPr>
         <w:pStyle w:val="Heading2"/>
@@ -20153,7 +20199,7 @@
       <w:r>
         <w:t xml:space="preserve">trajectories for 14 governance tokens (</w:t>
       </w:r>
-      <w:hyperlink r:id="rId93">
+      <w:hyperlink r:id="rId94">
         <w:r>
           <w:rPr>
             <w:rStyle w:val="Hyperlink"/>
@@ -20357,7 +20403,7 @@
       <w:r>
         <w:t xml:space="preserve"> </w:t>
       </w:r>
-      <w:hyperlink r:id="rId94">
+      <w:hyperlink r:id="rId95">
         <w:r>
           <w:rPr>
             <w:rStyle w:val="Hyperlink"/>
@@ -20369,8 +20415,8 @@
         <w:t xml:space="preserve">.</w:t>
       </w:r>
     </w:p>
-    <w:bookmarkEnd w:id="95"/>
-    <w:bookmarkStart w:id="96" w:name="reproducibility-and-data-availability"/>
+    <w:bookmarkEnd w:id="96"/>
+    <w:bookmarkStart w:id="97" w:name="reproducibility-and-data-availability"/>
     <w:p>
       <w:pPr>
         <w:pStyle w:val="Heading2"/>
@@ -20465,9 +20511,9 @@
         <w:t xml:space="preserve">File S6.</w:t>
       </w:r>
     </w:p>
-    <w:bookmarkEnd w:id="96"/>
     <w:bookmarkEnd w:id="97"/>
-    <w:bookmarkStart w:id="98" w:name="conclusion"/>
+    <w:bookmarkEnd w:id="98"/>
+    <w:bookmarkStart w:id="99" w:name="conclusion"/>
     <w:p>
       <w:pPr>
         <w:pStyle w:val="Heading1"/>
@@ -20492,8 +20538,8 @@
         <w:t xml:space="preserve">For practitioners and researchers, the actionable implication is to audit current holder composition, PCA exclusions, and delegate-program design rather than launch allocation percentages. ENS and Anyone Protocol show that lower concentration and delegation-mediated dispersion are achievable through deliberate institutional design. Longitudinal panel analysis and pre-registered falsifiable predictions are specified in Section 5.8 and Supplementary File S17.</w:t>
       </w:r>
     </w:p>
-    <w:bookmarkEnd w:id="98"/>
-    <w:bookmarkStart w:id="99" w:name="supplementary-material"/>
+    <w:bookmarkEnd w:id="99"/>
+    <w:bookmarkStart w:id="100" w:name="supplementary-material"/>
     <w:p>
       <w:pPr>
         <w:pStyle w:val="Heading1"/>
@@ -20694,8 +20740,8 @@
         <w:t xml:space="preserve">https://github.com/Research-Publications-and-Data/Tokenomics-As-Institutional_Design</w:t>
       </w:r>
     </w:p>
-    <w:bookmarkEnd w:id="99"/>
-    <w:bookmarkStart w:id="100" w:name="acknowledgments"/>
+    <w:bookmarkEnd w:id="100"/>
+    <w:bookmarkStart w:id="101" w:name="acknowledgments"/>
     <w:p>
       <w:pPr>
         <w:pStyle w:val="Heading1"/>
@@ -20736,8 +20782,8 @@
         <w:t xml:space="preserve">platforms for hardware network economics.</w:t>
       </w:r>
     </w:p>
-    <w:bookmarkEnd w:id="100"/>
-    <w:bookmarkStart w:id="101" w:name="references"/>
+    <w:bookmarkEnd w:id="101"/>
+    <w:bookmarkStart w:id="102" w:name="references"/>
     <w:p>
       <w:pPr>
         <w:pStyle w:val="Heading1"/>
@@ -22196,7 +22242,7 @@
         <w:t xml:space="preserve">extension to the fourth fictitious commodity. Working manuscript.</w:t>
       </w:r>
     </w:p>
-    <w:bookmarkEnd w:id="101"/>
+    <w:bookmarkEnd w:id="102"/>
     <w:sectPr>
       <w:footnotePr>
         <w:numRestart w:val="eachSect"/>

--- a/b2/paper/B2_Frontiers_R2_clean.docx
+++ b/b2/paper/B2_Frontiers_R2_clean.docx
@@ -6135,7 +6135,7 @@
     </w:p>
     <w:bookmarkEnd w:id="42"/>
     <w:bookmarkEnd w:id="43"/>
-    <w:bookmarkStart w:id="86" w:name="results"/>
+    <w:bookmarkStart w:id="87" w:name="results"/>
     <w:p>
       <w:pPr>
         <w:pStyle w:val="Heading1"/>
@@ -15319,7 +15319,7 @@
       </w:r>
     </w:p>
     <w:bookmarkEnd w:id="56"/>
-    <w:bookmarkStart w:id="72" w:name="voting-power-vs-holding-concentration"/>
+    <w:bookmarkStart w:id="73" w:name="voting-power-vs-holding-concentration"/>
     <w:p>
       <w:pPr>
         <w:pStyle w:val="Heading2"/>
@@ -18348,7 +18348,7 @@
       </w:r>
     </w:p>
     <w:bookmarkEnd w:id="66"/>
-    <w:bookmarkStart w:id="71" w:name="Xda4e3333e40fedc6b9410bb7d5d5381feb9baec"/>
+    <w:bookmarkStart w:id="72" w:name="Xda4e3333e40fedc6b9410bb7d5d5381feb9baec"/>
     <w:p>
       <w:pPr>
         <w:pStyle w:val="Heading3"/>
@@ -18433,10 +18433,146 @@
         <w:t xml:space="preserve">docs/KEY_FINDINGS.md</w:t>
       </w:r>
       <w:r>
-        <w:t xml:space="preserve">; Sim API verification in</w:t>
-      </w:r>
-      <w:r>
-        <w:t xml:space="preserve"> </w:t>
+        <w:t xml:space="preserve">; Solana-side Sim API verification of 7 cross-protocol candidate addresses in</w:t>
+      </w:r>
+      <w:r>
+        <w:t xml:space="preserve"> </w:t>
+      </w:r>
+      <w:hyperlink r:id="rId67">
+        <w:r>
+          <w:rPr>
+            <w:rStyle w:val="Hyperlink"/>
+          </w:rPr>
+          <w:t xml:space="preserve">Supplementary File S13 addendum</w:t>
+        </w:r>
+      </w:hyperlink>
+      <w:r>
+        <w:t xml:space="preserve">; EVM-side universal CEX hot-wallet sweep across the N = 40 cross-section in</w:t>
+      </w:r>
+      <w:r>
+        <w:t xml:space="preserve"> </w:t>
+      </w:r>
+      <w:hyperlink r:id="rId68">
+        <w:r>
+          <w:rPr>
+            <w:rStyle w:val="Hyperlink"/>
+          </w:rPr>
+          <w:t xml:space="preserve">Supplementary File S19 phase 4 scope expansion</w:t>
+        </w:r>
+      </w:hyperlink>
+      <w:r>
+        <w:t xml:space="preserve">). The EVM sweep identifies 89 cross-protocol holder-address hits across 21 protocols, with 8 producing material post-exclusion HHI shifts above 0.0005 (largest: Aethir +0.0033). The Bitpanda hot wallet</w:t>
+      </w:r>
+      <w:r>
+        <w:t xml:space="preserve"> </w:t>
+      </w:r>
+      <w:r>
+        <w:rPr>
+          <w:rStyle w:val="VerbatimChar"/>
+        </w:rPr>
+        <w:t xml:space="preserve">0x18...</w:t>
+      </w:r>
+      <w:r>
+        <w:t xml:space="preserve"> </w:t>
+      </w:r>
+      <w:r>
+        <w:t xml:space="preserve">appears in 20 of 40 protocols (50 percent sample coverage), the most widespread cross-protocol CEX presence in the cross-section. The pattern is structurally distinct from the voter-axis pattern (PGov, Tane, Arana, et al. are professional governance firms whose business model is deliberate cross-protocol delegation; CEX hot wallets are mechanical custody routing that produces cross-protocol address overlap without coordinated governance intent), but the two patterns share the structural-mechanical character: per-protocol HHI metrics undercount the cross-protocol-aggregated concentration that emerges when the same operator (PGov-class governance firm OR exchange-custody routing) holds material weight at multiple protocols simultaneously. Both patterns converge on the same conclusion: a fifth concentration axis (cross-protocol institutional concentration; covering both governance-coordination and custody-routing mechanisms) is load-bearing for the cross-section’s concentration story and is not captured by any per-protocol HHI metric.</w:t>
+      </w:r>
+    </w:p>
+    <w:p>
+      <w:pPr>
+        <w:pStyle w:val="BodyText"/>
+      </w:pPr>
+      <w:r>
+        <w:t xml:space="preserve">A separate methodology-innovation case emerges from Polkadot, a Nominated Proof-of-Stake (NPoS) network where stake-HHI is mechanically near-zero (0.0017) because the protocol’s Phragmen algorithm equalizes nominator-to-validator allocation by design (validator-stake floor approximately 1.5M DOT for the active validator set; duplicate-stake clusters at the floor are structural artifacts of the equalization mechanism, not single-operator clustering, per the per-validator nominator-count variation of 1 to 190 across the unverified cluster). The standard validator-stake-HHI methodology systematically understates actual governance concentration for the Substrate NPoS class along three reinforcing axes documented in</w:t>
+      </w:r>
+      <w:r>
+        <w:t xml:space="preserve"> </w:t>
+      </w:r>
+      <w:hyperlink r:id="rId69">
+        <w:r>
+          <w:rPr>
+            <w:rStyle w:val="Hyperlink"/>
+          </w:rPr>
+          <w:t xml:space="preserve">Supplementary File S19 DOT validator analysis addendum</w:t>
+        </w:r>
+      </w:hyperlink>
+      <w:r>
+        <w:t xml:space="preserve">.</w:t>
+      </w:r>
+    </w:p>
+    <w:p>
+      <w:pPr>
+        <w:pStyle w:val="BodyText"/>
+      </w:pPr>
+      <w:r>
+        <w:t xml:space="preserve">First, operator-level concentration: Binance dominates the top-16 validator slots (rank-1 through rank-16 except rank-9 DothubValidator; each approximately 2.075M DOT bonded; vertical CEX-stake integration routing customer DOT custody through CEX-controlled validators). The verified-operator breakdown of bonded stake is 3.90 percent verified CEX (largely Binance), 3.31 percent institutional (Figment, Stakefish, Kraken, RockX, P2P), 8.90 percent independent, and 83.89 percent unverified. Binance’s 3.72 percent bonded-stake share at the verified layer is a lower bound on actual CEX-validator concentration because the 83.89 percent unverified pool may contain additional CEX-routed validators not yet identified via self-stake signature or nominator-count fingerprinting (verified-operator self-stake signature distinguishes Binance approximately 0 percent self-stake from institutional operator 173 to 561 retail-nominator profiles).</w:t>
+      </w:r>
+    </w:p>
+    <w:p>
+      <w:pPr>
+        <w:pStyle w:val="BodyText"/>
+      </w:pPr>
+      <w:r>
+        <w:t xml:space="preserve">Second, governance-vote concentration substantially exceeds validator-stake concentration. OpenGov referendum #1777 (representative of the active OpenGov surface) had three single voters depositing 9M DOT each, which is 6x the approximately 1.5M DOT per-validator NPoS cap. Direct OpenGov voting bypasses the validator-stake-equalization mechanism entirely; a holder with material DOT can deploy the full balance to governance without distributing across validators. The governance-vote HHI on OpenGov is therefore the methodologically-appropriate concentration metric for political-economy-relevant analysis on Substrate NPoS chains, with the validator-stake HHI 0.0017 documenting only the staking-distribution layer.</w:t>
+      </w:r>
+    </w:p>
+    <w:p>
+      <w:pPr>
+        <w:pStyle w:val="BodyText"/>
+      </w:pPr>
+      <w:r>
+        <w:t xml:space="preserve">Third, empirical-instability of holder-balance: a Subscan API verification (</w:t>
+      </w:r>
+      <w:hyperlink r:id="rId70">
+        <w:r>
+          <w:rPr>
+            <w:rStyle w:val="Hyperlink"/>
+          </w:rPr>
+          <w:t xml:space="preserve">Supplementary File S20</w:t>
+        </w:r>
+      </w:hyperlink>
+      <w:r>
+        <w:t xml:space="preserve">) shows that the Dune-identified pre-cycle DOT top-1 holder (</w:t>
+      </w:r>
+      <w:r>
+        <w:rPr>
+          <w:rStyle w:val="VerbatimChar"/>
+        </w:rPr>
+        <w:t xml:space="preserve">16ZL8y...</w:t>
+      </w:r>
+      <w:r>
+        <w:t xml:space="preserve"> </w:t>
+      </w:r>
+      <w:r>
+        <w:t xml:space="preserve">at 132.9M DOT in the 2025-07-23 snapshot) has balance = 0 in the current Subscan state. Holder-balance distributions on Substrate NPoS chains rebalance via the equalization mechanism plus active OpenGov vote deployment on a faster cadence than the standard holder-HHI snapshot methodology assumes; stake-concentration HHI computed at the validator-operator layer is the methodologically-stable alternative.</w:t>
+      </w:r>
+    </w:p>
+    <w:p>
+      <w:pPr>
+        <w:pStyle w:val="BodyText"/>
+      </w:pPr>
+      <w:r>
+        <w:t xml:space="preserve">The methodological implication is that Substrate NPoS chains require a multi-axis concentration frame: validator-stake HHI (mechanically near-zero by NPoS design); operator-stake HHI at the verified-operator layer (CEX-validator integration evidence); governance-vote HHI on OpenGov (the political-economy-relevant axis, bypassing the validator-stake cap); and foundation-custody fraction (separate axis covering Web3 Foundation and analogous pre-stake custody). Sister-finding: TAO/Bittensor also exhibits low pre-exclusion HHI 0.014 at the validator network layer; both DOT and TAO form a substrate-native L1+DePIN cluster around HHI 0.014 to 0.0017 where standard holder-HHI methodology underweights. Polkadot is a HALT-4.1 case in the Phase 4 sample-expansion dispatch (</w:t>
+      </w:r>
+      <w:hyperlink r:id="rId71">
+        <w:r>
+          <w:rPr>
+            <w:rStyle w:val="Hyperlink"/>
+          </w:rPr>
+          <w:t xml:space="preserve">Supplementary File S16 DOT addendum</w:t>
+        </w:r>
+      </w:hyperlink>
+      <w:r>
+        <w:t xml:space="preserve">) where the protocol substantively differs from the 5-class PCA typology assumption that holder-share-squared captures meaningful concentration; future cross-section extensions to other Substrate-native or NPoS-class L1s should adopt the multi-axis methodology as the primary frame, with §3.8 typology extension following the four-axis decomposition outlined above.</w:t>
+      </w:r>
+    </w:p>
+    <w:p>
+      <w:pPr>
+        <w:pStyle w:val="BodyText"/>
+      </w:pPr>
+      <w:r>
+        <w:t xml:space="preserve">The Solana-side cross-protocol audit (whether the same institutional class operates on Realms and SPL Governance surfaces alongside its EVM presence) and the extension to off-Snapshot off-Tally governance surfaces remain measurement-priority items, with the Phase 5 PCA verification cycle (</w:t>
       </w:r>
       <w:hyperlink r:id="rId67">
         <w:r>
@@ -18447,137 +18583,15 @@
         </w:r>
       </w:hyperlink>
       <w:r>
-        <w:t xml:space="preserve">). A universal CEX hot-wallet sweep across the N = 40 cross-section identifies 89 cross-protocol holder-address hits across 21 protocols, with 8 producing material post-exclusion HHI shifts above 0.0005 (largest: Aethir +0.0033). The Bitpanda hot wallet</w:t>
-      </w:r>
-      <w:r>
-        <w:t xml:space="preserve"> </w:t>
-      </w:r>
-      <w:r>
-        <w:rPr>
-          <w:rStyle w:val="VerbatimChar"/>
-        </w:rPr>
-        <w:t xml:space="preserve">0x18...</w:t>
-      </w:r>
-      <w:r>
-        <w:t xml:space="preserve"> </w:t>
-      </w:r>
-      <w:r>
-        <w:t xml:space="preserve">appears in 20 of 40 protocols (50 percent sample coverage), the most widespread cross-protocol CEX presence in the cross-section. The pattern is structurally distinct from the voter-axis pattern (PGov, Tane, Arana, et al. are professional governance firms whose business model is deliberate cross-protocol delegation; CEX hot wallets are mechanical custody routing that produces cross-protocol address overlap without coordinated governance intent), but the two patterns share the structural-mechanical character: per-protocol HHI metrics undercount the cross-protocol-aggregated concentration that emerges when the same operator (PGov-class governance firm OR exchange-custody routing) holds material weight at multiple protocols simultaneously. Both patterns converge on the same conclusion: a fifth concentration axis (cross-protocol institutional concentration; covering both governance-coordination and custody-routing mechanisms) is load-bearing for the cross-section’s concentration story and is not captured by any per-protocol HHI metric.</w:t>
-      </w:r>
-    </w:p>
-    <w:p>
-      <w:pPr>
-        <w:pStyle w:val="BodyText"/>
-      </w:pPr>
-      <w:r>
-        <w:t xml:space="preserve">A separate methodology-innovation case emerges from Polkadot, a Nominated Proof-of-Stake (NPoS) network where stake-HHI is mechanically near-zero (0.0017) because the protocol’s Phragmen algorithm equalizes nominator-to-validator allocation by design (validator-stake floor approximately 1.5M DOT for the active validator set; duplicate-stake clusters at the floor are structural artifacts of the equalization mechanism, not single-operator clustering, per the per-validator nominator-count variation of 1 to 190 across the unverified cluster). The standard validator-stake-HHI methodology systematically understates actual governance concentration for the Substrate NPoS class along three reinforcing axes documented in</w:t>
-      </w:r>
-      <w:r>
-        <w:t xml:space="preserve"> </w:t>
-      </w:r>
-      <w:hyperlink r:id="rId68">
-        <w:r>
-          <w:rPr>
-            <w:rStyle w:val="Hyperlink"/>
-          </w:rPr>
-          <w:t xml:space="preserve">Supplementary File S19 DOT addendum</w:t>
-        </w:r>
-      </w:hyperlink>
-      <w:r>
-        <w:t xml:space="preserve">.</w:t>
-      </w:r>
-    </w:p>
-    <w:p>
-      <w:pPr>
-        <w:pStyle w:val="BodyText"/>
-      </w:pPr>
-      <w:r>
-        <w:t xml:space="preserve">First, operator-level concentration: Binance dominates the top-16 validator slots (rank-1 through rank-16 except rank-9 DothubValidator; each approximately 2.075M DOT bonded; vertical CEX-stake integration routing customer DOT custody through CEX-controlled validators). The verified-operator breakdown of bonded stake is 3.90 percent verified CEX (largely Binance), 3.31 percent institutional (Figment, Stakefish, Kraken, RockX, P2P), 8.90 percent independent, and 83.89 percent unverified. Binance’s 3.72 percent bonded-stake share at the verified layer is a lower bound on actual CEX-validator concentration because the 83.89 percent unverified pool may contain additional CEX-routed validators not yet identified via self-stake signature or nominator-count fingerprinting (verified-operator self-stake signature distinguishes Binance approximately 0 percent self-stake from institutional operator 173 to 561 retail-nominator profiles).</w:t>
-      </w:r>
-    </w:p>
-    <w:p>
-      <w:pPr>
-        <w:pStyle w:val="BodyText"/>
-      </w:pPr>
-      <w:r>
-        <w:t xml:space="preserve">Second, governance-vote concentration substantially exceeds validator-stake concentration. OpenGov referendum #1777 (representative of the active OpenGov surface) had three single voters depositing 9M DOT each, which is 6x the approximately 1.5M DOT per-validator NPoS cap. Direct OpenGov voting bypasses the validator-stake-equalization mechanism entirely; a holder with material DOT can deploy the full balance to governance without distributing across validators. The governance-vote HHI on OpenGov is therefore the methodologically-appropriate concentration metric for political-economy-relevant analysis on Substrate NPoS chains, with the validator-stake HHI 0.0017 documenting only the staking-distribution layer.</w:t>
-      </w:r>
-    </w:p>
-    <w:p>
-      <w:pPr>
-        <w:pStyle w:val="BodyText"/>
-      </w:pPr>
-      <w:r>
-        <w:t xml:space="preserve">Third, empirical-instability of holder-balance: a Subscan API verification (</w:t>
-      </w:r>
-      <w:hyperlink r:id="rId69">
-        <w:r>
-          <w:rPr>
-            <w:rStyle w:val="Hyperlink"/>
-          </w:rPr>
-          <w:t xml:space="preserve">finding memo</w:t>
-        </w:r>
-      </w:hyperlink>
-      <w:r>
-        <w:t xml:space="preserve">) shows that the Dune-identified pre-cycle DOT top-1 holder (</w:t>
-      </w:r>
-      <w:r>
-        <w:rPr>
-          <w:rStyle w:val="VerbatimChar"/>
-        </w:rPr>
-        <w:t xml:space="preserve">16ZL8y...</w:t>
-      </w:r>
-      <w:r>
-        <w:t xml:space="preserve"> </w:t>
-      </w:r>
-      <w:r>
-        <w:t xml:space="preserve">at 132.9M DOT in the 2025-07-23 snapshot) has balance = 0 in the current Subscan state. Holder-balance distributions on Substrate NPoS chains rebalance via the equalization mechanism plus active OpenGov vote deployment on a faster cadence than the standard holder-HHI snapshot methodology assumes; stake-concentration HHI computed at the validator-operator layer is the methodologically-stable alternative.</w:t>
-      </w:r>
-    </w:p>
-    <w:p>
-      <w:pPr>
-        <w:pStyle w:val="BodyText"/>
-      </w:pPr>
-      <w:r>
-        <w:t xml:space="preserve">The methodological implication is that Substrate NPoS chains require a multi-axis concentration frame: validator-stake HHI (mechanically near-zero by NPoS design); operator-stake HHI at the verified-operator layer (CEX-validator integration evidence); governance-vote HHI on OpenGov (the political-economy-relevant axis, bypassing the validator-stake cap); and foundation-custody fraction (separate axis covering Web3 Foundation and analogous pre-stake custody). Sister-finding: TAO/Bittensor also exhibits low pre-exclusion HHI 0.014 at the validator network layer; both DOT and TAO form a substrate-native L1+DePIN cluster around HHI 0.014 to 0.0017 where standard holder-HHI methodology underweights. Polkadot is a HALT-4.1 case in the Phase 4 sample-expansion dispatch (</w:t>
-      </w:r>
-      <w:hyperlink r:id="rId70">
-        <w:r>
-          <w:rPr>
-            <w:rStyle w:val="Hyperlink"/>
-          </w:rPr>
-          <w:t xml:space="preserve">Supplementary File S16 DOT addendum</w:t>
-        </w:r>
-      </w:hyperlink>
-      <w:r>
-        <w:t xml:space="preserve">) where the protocol substantively differs from the 5-class PCA typology assumption that holder-share-squared captures meaningful concentration; future cross-section extensions to other Substrate-native or NPoS-class L1s should adopt the multi-axis methodology as the primary frame, with §3.8 typology extension following the four-axis decomposition outlined above.</w:t>
-      </w:r>
-    </w:p>
-    <w:p>
-      <w:pPr>
-        <w:pStyle w:val="BodyText"/>
-      </w:pPr>
-      <w:r>
-        <w:t xml:space="preserve">The Solana-side cross-protocol audit (whether the same institutional class operates on Realms and SPL Governance surfaces alongside its EVM presence) and the extension to off-Snapshot off-Tally governance surfaces remain measurement-priority items, with the Phase 5 PCA verification cycle (</w:t>
-      </w:r>
-      <w:hyperlink r:id="rId67">
-        <w:r>
-          <w:rPr>
-            <w:rStyle w:val="Hyperlink"/>
-          </w:rPr>
-          <w:t xml:space="preserve">Supplementary File S13</w:t>
-        </w:r>
-      </w:hyperlink>
-      <w:r>
         <w:t xml:space="preserve"> </w:t>
       </w:r>
       <w:r>
         <w:t xml:space="preserve">Sim API verification of 7 cross-protocol Solana candidate addresses) closing the immediate Solana-side cross-protocol gap.</w:t>
       </w:r>
     </w:p>
-    <w:bookmarkEnd w:id="71"/>
     <w:bookmarkEnd w:id="72"/>
-    <w:bookmarkStart w:id="85" w:name="robustness-leave-one-out-sensitivity"/>
+    <w:bookmarkEnd w:id="73"/>
+    <w:bookmarkStart w:id="86" w:name="robustness-leave-one-out-sensitivity"/>
     <w:p>
       <w:pPr>
         <w:pStyle w:val="Heading2"/>
@@ -18944,18 +18958,18 @@
           <wp:inline>
             <wp:extent cx="5334000" cy="2927348"/>
             <wp:effectExtent b="0" l="0" r="0" t="0"/>
-            <wp:docPr descr="" title="" id="74" name="Picture"/>
+            <wp:docPr descr="" title="" id="75" name="Picture"/>
             <a:graphic>
               <a:graphicData uri="http://schemas.openxmlformats.org/drawingml/2006/picture">
                 <pic:pic>
                   <pic:nvPicPr>
-                    <pic:cNvPr descr="media/fig9_loo_forest.png" id="75" name="Picture"/>
+                    <pic:cNvPr descr="media/fig9_loo_forest.png" id="76" name="Picture"/>
                     <pic:cNvPicPr>
                       <a:picLocks noChangeArrowheads="1" noChangeAspect="1"/>
                     </pic:cNvPicPr>
                   </pic:nvPicPr>
                   <pic:blipFill>
-                    <a:blip r:embed="rId73"/>
+                    <a:blip r:embed="rId74"/>
                     <a:stretch>
                       <a:fillRect/>
                     </a:stretch>
@@ -19299,7 +19313,7 @@
       <w:r>
         <w:t xml:space="preserve"> </w:t>
       </w:r>
-      <w:hyperlink r:id="rId76">
+      <w:hyperlink r:id="rId77">
         <w:r>
           <w:rPr>
             <w:rStyle w:val="Hyperlink"/>
@@ -19320,18 +19334,18 @@
           <wp:inline>
             <wp:extent cx="5334000" cy="4186514"/>
             <wp:effectExtent b="0" l="0" r="0" t="0"/>
-            <wp:docPr descr="" title="" id="78" name="Picture"/>
+            <wp:docPr descr="" title="" id="79" name="Picture"/>
             <a:graphic>
               <a:graphicData uri="http://schemas.openxmlformats.org/drawingml/2006/picture">
                 <pic:pic>
                   <pic:nvPicPr>
-                    <pic:cNvPr descr="media/fig7_subsidy_scatter.png" id="79" name="Picture"/>
+                    <pic:cNvPr descr="media/fig7_subsidy_scatter.png" id="80" name="Picture"/>
                     <pic:cNvPicPr>
                       <a:picLocks noChangeArrowheads="1" noChangeAspect="1"/>
                     </pic:cNvPicPr>
                   </pic:nvPicPr>
                   <pic:blipFill>
-                    <a:blip r:embed="rId77"/>
+                    <a:blip r:embed="rId78"/>
                     <a:stretch>
                       <a:fillRect/>
                     </a:stretch>
@@ -19392,7 +19406,7 @@
         </w:rPr>
         <w:t xml:space="preserve"> </w:t>
       </w:r>
-      <w:hyperlink r:id="rId76">
+      <w:hyperlink r:id="rId77">
         <w:r>
           <w:rPr>
             <w:rStyle w:val="Hyperlink"/>
@@ -19448,7 +19462,7 @@
         <w:t xml:space="preserve">subsidy influence is singular.</w:t>
       </w:r>
     </w:p>
-    <w:bookmarkStart w:id="81" w:name="voting-hhi-methodology-robustness"/>
+    <w:bookmarkStart w:id="82" w:name="voting-hhi-methodology-robustness"/>
     <w:p>
       <w:pPr>
         <w:pStyle w:val="Heading3"/>
@@ -19487,7 +19501,7 @@
       <w:r>
         <w:t xml:space="preserve"> </w:t>
       </w:r>
-      <w:hyperlink r:id="rId80">
+      <w:hyperlink r:id="rId81">
         <w:r>
           <w:rPr>
             <w:rStyle w:val="Hyperlink"/>
@@ -19621,7 +19635,7 @@
       <w:r>
         <w:t xml:space="preserve"> </w:t>
       </w:r>
-      <w:hyperlink r:id="rId80">
+      <w:hyperlink r:id="rId81">
         <w:r>
           <w:rPr>
             <w:rStyle w:val="Hyperlink"/>
@@ -19633,8 +19647,8 @@
         <w:t xml:space="preserve">.</w:t>
       </w:r>
     </w:p>
-    <w:bookmarkEnd w:id="81"/>
-    <w:bookmarkStart w:id="83" w:name="pca-exclusion-strictness-robustness"/>
+    <w:bookmarkEnd w:id="82"/>
+    <w:bookmarkStart w:id="84" w:name="pca-exclusion-strictness-robustness"/>
     <w:p>
       <w:pPr>
         <w:pStyle w:val="Heading3"/>
@@ -19669,7 +19683,7 @@
       <w:r>
         <w:t xml:space="preserve"> </w:t>
       </w:r>
-      <w:hyperlink r:id="rId82">
+      <w:hyperlink r:id="rId83">
         <w:r>
           <w:rPr>
             <w:rStyle w:val="Hyperlink"/>
@@ -19681,8 +19695,8 @@
         <w:t xml:space="preserve">.</w:t>
       </w:r>
     </w:p>
-    <w:bookmarkEnd w:id="83"/>
-    <w:bookmarkStart w:id="84" w:name="Xae9e455893dd4d58abdf64eb7fc07743fcf6bf6"/>
+    <w:bookmarkEnd w:id="84"/>
+    <w:bookmarkStart w:id="85" w:name="Xae9e455893dd4d58abdf64eb7fc07743fcf6bf6"/>
     <w:p>
       <w:pPr>
         <w:pStyle w:val="Heading3"/>
@@ -19733,10 +19747,10 @@
         <w:t xml:space="preserve">ownership structure.</w:t>
       </w:r>
     </w:p>
-    <w:bookmarkEnd w:id="84"/>
     <w:bookmarkEnd w:id="85"/>
     <w:bookmarkEnd w:id="86"/>
-    <w:bookmarkStart w:id="98" w:name="discussion"/>
+    <w:bookmarkEnd w:id="87"/>
+    <w:bookmarkStart w:id="99" w:name="discussion"/>
     <w:p>
       <w:pPr>
         <w:pStyle w:val="Heading1"/>
@@ -19745,7 +19759,7 @@
         <w:t xml:space="preserve">5 Discussion</w:t>
       </w:r>
     </w:p>
-    <w:bookmarkStart w:id="87" w:name="measurement-implications"/>
+    <w:bookmarkStart w:id="88" w:name="measurement-implications"/>
     <w:p>
       <w:pPr>
         <w:pStyle w:val="Heading2"/>
@@ -19770,8 +19784,8 @@
         <w:t xml:space="preserve">Three practical implications follow. First, holder-list HHI should be computed only after excluding addresses that cannot vote as independent governance actors. Second, delegation analysis should compare voting-HHI with post-exclusion holding HHI, because delegated power usually differs from token holdings. Third, concentration audits should treat vote-escrow systems and delegation systems as different mechanism classes rather than aggregating them under one generic governance label.</w:t>
       </w:r>
     </w:p>
-    <w:bookmarkEnd w:id="87"/>
-    <w:bookmarkStart w:id="88" w:name="governance-design-implications"/>
+    <w:bookmarkEnd w:id="88"/>
+    <w:bookmarkStart w:id="89" w:name="governance-design-implications"/>
     <w:p>
       <w:pPr>
         <w:pStyle w:val="Heading2"/>
@@ -19880,8 +19894,8 @@
         <w:t xml:space="preserve">regulators to accept decentralization claims.</w:t>
       </w:r>
     </w:p>
-    <w:bookmarkEnd w:id="88"/>
-    <w:bookmarkStart w:id="89" w:name="risks-and-counterpoints"/>
+    <w:bookmarkEnd w:id="89"/>
+    <w:bookmarkStart w:id="90" w:name="risks-and-counterpoints"/>
     <w:p>
       <w:pPr>
         <w:pStyle w:val="Heading2"/>
@@ -19906,8 +19920,8 @@
         <w:t xml:space="preserve">Measurement remains incomplete. Informal influence, off-chain coordination, and legal or equity-holder obligations can affect governance without appearing in token-holder lists. The paper therefore treats HHI and voting-HHI as necessary but not sufficient measures of governance power.</w:t>
       </w:r>
     </w:p>
-    <w:bookmarkEnd w:id="89"/>
-    <w:bookmarkStart w:id="90" w:name="position-in-literature"/>
+    <w:bookmarkEnd w:id="90"/>
+    <w:bookmarkStart w:id="91" w:name="position-in-literature"/>
     <w:p>
       <w:pPr>
         <w:pStyle w:val="Heading2"/>
@@ -19932,8 +19946,8 @@
         <w:t xml:space="preserve">The paper also contributes to DePIN tokenomics by separating governance concentration from subsidy dependence and launch allocation. DePIN protocols exhibit higher concentration than DeFi in the corrected cross-section, but the sector pattern coexists with low-concentration counterexamples such as Anyone Protocol and Hivemapper. This makes the paper a measurement contribution rather than a deterministic claim about DePIN architecture.</w:t>
       </w:r>
     </w:p>
-    <w:bookmarkEnd w:id="90"/>
-    <w:bookmarkStart w:id="91" w:name="summary-of-findings"/>
+    <w:bookmarkEnd w:id="91"/>
+    <w:bookmarkStart w:id="92" w:name="summary-of-findings"/>
     <w:p>
       <w:pPr>
         <w:pStyle w:val="Heading2"/>
@@ -19966,8 +19980,8 @@
         <w:t xml:space="preserve">The findings span four within-protocol concentration surfaces (post-exclusion holding, insider retention, delegated voting, and vote-escrowed voting) and one cross-protocol surface documented at Snapshot and Tally depth in Section 4.5.5 (institutional delegates participating in multiple protocols’ governance simultaneously; PGov + Tane Governance + Arana Digital + 7 additional Tally-side firms).</w:t>
       </w:r>
     </w:p>
-    <w:bookmarkEnd w:id="91"/>
-    <w:bookmarkStart w:id="92" w:name="contributions"/>
+    <w:bookmarkEnd w:id="92"/>
+    <w:bookmarkStart w:id="93" w:name="contributions"/>
     <w:p>
       <w:pPr>
         <w:pStyle w:val="Heading2"/>
@@ -20056,8 +20070,8 @@
         <w:t xml:space="preserve">(Section 4.5). Voting-HHI exceeds post-exclusion holding HHI in nine of thirteen protocols with sufficient governance data, while ENS, GMX, HNT, and JUP show that dispersion is possible under different delegate-program or voting-mechanism designs. Curve and Balancer form a separate vote-escrow class with much larger amplification.</w:t>
       </w:r>
     </w:p>
-    <w:bookmarkEnd w:id="92"/>
-    <w:bookmarkStart w:id="93" w:name="limitations"/>
+    <w:bookmarkEnd w:id="93"/>
+    <w:bookmarkStart w:id="94" w:name="limitations"/>
     <w:p>
       <w:pPr>
         <w:pStyle w:val="Heading2"/>
@@ -20146,8 +20160,8 @@
         <w:t xml:space="preserve">the core claim are enumerated in Section 5.8.</w:t>
       </w:r>
     </w:p>
-    <w:bookmarkEnd w:id="93"/>
-    <w:bookmarkStart w:id="96" w:name="future-research"/>
+    <w:bookmarkEnd w:id="94"/>
+    <w:bookmarkStart w:id="97" w:name="future-research"/>
     <w:p>
       <w:pPr>
         <w:pStyle w:val="Heading2"/>
@@ -20199,7 +20213,7 @@
       <w:r>
         <w:t xml:space="preserve">trajectories for 14 governance tokens (</w:t>
       </w:r>
-      <w:hyperlink r:id="rId94">
+      <w:hyperlink r:id="rId95">
         <w:r>
           <w:rPr>
             <w:rStyle w:val="Hyperlink"/>
@@ -20403,7 +20417,7 @@
       <w:r>
         <w:t xml:space="preserve"> </w:t>
       </w:r>
-      <w:hyperlink r:id="rId95">
+      <w:hyperlink r:id="rId96">
         <w:r>
           <w:rPr>
             <w:rStyle w:val="Hyperlink"/>
@@ -20415,8 +20429,8 @@
         <w:t xml:space="preserve">.</w:t>
       </w:r>
     </w:p>
-    <w:bookmarkEnd w:id="96"/>
-    <w:bookmarkStart w:id="97" w:name="reproducibility-and-data-availability"/>
+    <w:bookmarkEnd w:id="97"/>
+    <w:bookmarkStart w:id="98" w:name="reproducibility-and-data-availability"/>
     <w:p>
       <w:pPr>
         <w:pStyle w:val="Heading2"/>
@@ -20511,9 +20525,9 @@
         <w:t xml:space="preserve">File S6.</w:t>
       </w:r>
     </w:p>
-    <w:bookmarkEnd w:id="97"/>
     <w:bookmarkEnd w:id="98"/>
-    <w:bookmarkStart w:id="99" w:name="conclusion"/>
+    <w:bookmarkEnd w:id="99"/>
+    <w:bookmarkStart w:id="100" w:name="conclusion"/>
     <w:p>
       <w:pPr>
         <w:pStyle w:val="Heading1"/>
@@ -20538,8 +20552,8 @@
         <w:t xml:space="preserve">For practitioners and researchers, the actionable implication is to audit current holder composition, PCA exclusions, and delegate-program design rather than launch allocation percentages. ENS and Anyone Protocol show that lower concentration and delegation-mediated dispersion are achievable through deliberate institutional design. Longitudinal panel analysis and pre-registered falsifiable predictions are specified in Section 5.8 and Supplementary File S17.</w:t>
       </w:r>
     </w:p>
-    <w:bookmarkEnd w:id="99"/>
-    <w:bookmarkStart w:id="100" w:name="supplementary-material"/>
+    <w:bookmarkEnd w:id="100"/>
+    <w:bookmarkStart w:id="101" w:name="supplementary-material"/>
     <w:p>
       <w:pPr>
         <w:pStyle w:val="Heading1"/>
@@ -20740,8 +20754,8 @@
         <w:t xml:space="preserve">https://github.com/Research-Publications-and-Data/Tokenomics-As-Institutional_Design</w:t>
       </w:r>
     </w:p>
-    <w:bookmarkEnd w:id="100"/>
-    <w:bookmarkStart w:id="101" w:name="acknowledgments"/>
+    <w:bookmarkEnd w:id="101"/>
+    <w:bookmarkStart w:id="102" w:name="acknowledgments"/>
     <w:p>
       <w:pPr>
         <w:pStyle w:val="Heading1"/>
@@ -20782,8 +20796,8 @@
         <w:t xml:space="preserve">platforms for hardware network economics.</w:t>
       </w:r>
     </w:p>
-    <w:bookmarkEnd w:id="101"/>
-    <w:bookmarkStart w:id="102" w:name="references"/>
+    <w:bookmarkEnd w:id="102"/>
+    <w:bookmarkStart w:id="103" w:name="references"/>
     <w:p>
       <w:pPr>
         <w:pStyle w:val="Heading1"/>
@@ -22242,7 +22256,7 @@
         <w:t xml:space="preserve">extension to the fourth fictitious commodity. Working manuscript.</w:t>
       </w:r>
     </w:p>
-    <w:bookmarkEnd w:id="102"/>
+    <w:bookmarkEnd w:id="103"/>
     <w:sectPr>
       <w:footnotePr>
         <w:numRestart w:val="eachSect"/>

--- a/b2/paper/B2_Frontiers_R2_clean.docx
+++ b/b2/paper/B2_Frontiers_R2_clean.docx
@@ -6135,7 +6135,7 @@
     </w:p>
     <w:bookmarkEnd w:id="42"/>
     <w:bookmarkEnd w:id="43"/>
-    <w:bookmarkStart w:id="87" w:name="results"/>
+    <w:bookmarkStart w:id="88" w:name="results"/>
     <w:p>
       <w:pPr>
         <w:pStyle w:val="Heading1"/>
@@ -15319,7 +15319,7 @@
       </w:r>
     </w:p>
     <w:bookmarkEnd w:id="56"/>
-    <w:bookmarkStart w:id="73" w:name="voting-power-vs-holding-concentration"/>
+    <w:bookmarkStart w:id="74" w:name="voting-power-vs-holding-concentration"/>
     <w:p>
       <w:pPr>
         <w:pStyle w:val="Heading2"/>
@@ -18348,7 +18348,7 @@
       </w:r>
     </w:p>
     <w:bookmarkEnd w:id="66"/>
-    <w:bookmarkStart w:id="72" w:name="Xda4e3333e40fedc6b9410bb7d5d5381feb9baec"/>
+    <w:bookmarkStart w:id="73" w:name="Xda4e3333e40fedc6b9410bb7d5d5381feb9baec"/>
     <w:p>
       <w:pPr>
         <w:pStyle w:val="Heading3"/>
@@ -18506,7 +18506,30 @@
         <w:pStyle w:val="BodyText"/>
       </w:pPr>
       <w:r>
-        <w:t xml:space="preserve">First, operator-level concentration: Binance dominates the top-16 validator slots (rank-1 through rank-16 except rank-9 DothubValidator; each approximately 2.075M DOT bonded; vertical CEX-stake integration routing customer DOT custody through CEX-controlled validators). The verified-operator breakdown of bonded stake is 3.90 percent verified CEX (largely Binance), 3.31 percent institutional (Figment, Stakefish, Kraken, RockX, P2P), 8.90 percent independent, and 83.89 percent unverified. Binance’s 3.72 percent bonded-stake share at the verified layer is a lower bound on actual CEX-validator concentration because the 83.89 percent unverified pool may contain additional CEX-routed validators not yet identified via self-stake signature or nominator-count fingerprinting (verified-operator self-stake signature distinguishes Binance approximately 0 percent self-stake from institutional operator 173 to 561 retail-nominator profiles).</w:t>
+        <w:t xml:space="preserve">First, operator-level concentration: Binance dominates the top-16 validator slots (rank-1 through rank-16 except rank-9 DothubValidator; each approximately 2.075M DOT bonded; vertical CEX-stake integration routing customer DOT custody through CEX-controlled validators). A multi-axis verification cycle (</w:t>
+      </w:r>
+      <w:hyperlink r:id="rId70">
+        <w:r>
+          <w:rPr>
+            <w:rStyle w:val="Hyperlink"/>
+          </w:rPr>
+          <w:t xml:space="preserve">Supplementary File S19 verification execution</w:t>
+        </w:r>
+      </w:hyperlink>
+      <w:r>
+        <w:t xml:space="preserve">) lifts cumulative operator attribution from 16.11 percent of bonded stake (Subscan Identity Pallet on stash accounts alone) to 29.25 percent via three additional verification axes: Web3 Foundation Thousand Validators Programme (W3F TVP) registry, Polkadot Telemetry feed publishers, and Layer-2 funding-source clustering (Subscan transfers-received clustering). The verified-operator breakdown of bonded stake under the multi-axis methodology is 3.90 percent verified CEX (largely Binance + Kraken), 10.40 percent institutional staking providers (Blockdaemon + KILN + pos.dog + Figment + Iceberg Nodes + ParaNodes + Stakin + RockX + ChainSafe + Stakefish + P2P), 6.08 percent W3F TVP community operators, 8.90 percent independent verified, and 70.75 percent still unverified. Combined top-5 single operators (Binance 3.72 percent + Blockdaemon 2.63 percent + pos.dog 1.58 percent + KILN 1.45 percent + Figment 1.36 percent) hold 10.74 percent of bonded stake; the top-5 institutional concentration on Polkadot is comparable to the total CEX-validator concentration. Binance’s 3.72 percent bonded-stake share remains a lower bound on actual CEX-validator concentration because the 70.75 percent unverified pool may contain additional CEX-routed validators not yet identified via self-stake signature or nominator-count fingerprinting (verified-operator self-stake signature distinguishes Binance approximately 0 percent self-stake from institutional operator 173 to 561 retail-nominator profiles); a counterintuitive identity pattern further complicates verification: institutional staking providers (Blockdaemon, KILN, pos.dog, Iceberg, ParaNodes) register on-chain identity on their funding</w:t>
+      </w:r>
+      <w:r>
+        <w:t xml:space="preserve"> </w:t>
+      </w:r>
+      <w:r>
+        <w:t xml:space="preserve">“warm wallet”</w:t>
+      </w:r>
+      <w:r>
+        <w:t xml:space="preserve"> </w:t>
+      </w:r>
+      <w:r>
+        <w:t xml:space="preserve">accounts but NOT on their validator stash accounts, so the standard Subscan-Identity-Pallet-on-stash methodology misses them entirely; Layer-2 funding-source clustering is the productive verification method for the institutional-provider class. Eight anonymous large funders concentrate approximately 14 percent of the remaining unverified stake (~80 validators / ~115M DOT; top-3 funders 19, 16, 15 validators each totaling 73M DOT = 8.7 percent of stake with no on-chain identity); resolution of these requires off-chain investigation (Polkadot Forum + Element + W3F GitHub + institutional disclosures) and would push cumulative attribution to approximately 43 percent of bonded stake.</w:t>
       </w:r>
     </w:p>
     <w:p>
@@ -18524,7 +18547,7 @@
       <w:r>
         <w:t xml:space="preserve">Third, empirical-instability of holder-balance: a Subscan API verification (</w:t>
       </w:r>
-      <w:hyperlink r:id="rId70">
+      <w:hyperlink r:id="rId71">
         <w:r>
           <w:rPr>
             <w:rStyle w:val="Hyperlink"/>
@@ -18555,7 +18578,7 @@
       <w:r>
         <w:t xml:space="preserve">The methodological implication is that Substrate NPoS chains require a multi-axis concentration frame: validator-stake HHI (mechanically near-zero by NPoS design); operator-stake HHI at the verified-operator layer (CEX-validator integration evidence); governance-vote HHI on OpenGov (the political-economy-relevant axis, bypassing the validator-stake cap); and foundation-custody fraction (separate axis covering Web3 Foundation and analogous pre-stake custody). Sister-finding: TAO/Bittensor also exhibits low pre-exclusion HHI 0.014 at the validator network layer; both DOT and TAO form a substrate-native L1+DePIN cluster around HHI 0.014 to 0.0017 where standard holder-HHI methodology underweights. Polkadot is a HALT-4.1 case in the Phase 4 sample-expansion dispatch (</w:t>
       </w:r>
-      <w:hyperlink r:id="rId71">
+      <w:hyperlink r:id="rId72">
         <w:r>
           <w:rPr>
             <w:rStyle w:val="Hyperlink"/>
@@ -18589,9 +18612,9 @@
         <w:t xml:space="preserve">Sim API verification of 7 cross-protocol Solana candidate addresses) closing the immediate Solana-side cross-protocol gap.</w:t>
       </w:r>
     </w:p>
-    <w:bookmarkEnd w:id="72"/>
     <w:bookmarkEnd w:id="73"/>
-    <w:bookmarkStart w:id="86" w:name="robustness-leave-one-out-sensitivity"/>
+    <w:bookmarkEnd w:id="74"/>
+    <w:bookmarkStart w:id="87" w:name="robustness-leave-one-out-sensitivity"/>
     <w:p>
       <w:pPr>
         <w:pStyle w:val="Heading2"/>
@@ -18958,18 +18981,18 @@
           <wp:inline>
             <wp:extent cx="5334000" cy="2927348"/>
             <wp:effectExtent b="0" l="0" r="0" t="0"/>
-            <wp:docPr descr="" title="" id="75" name="Picture"/>
+            <wp:docPr descr="" title="" id="76" name="Picture"/>
             <a:graphic>
               <a:graphicData uri="http://schemas.openxmlformats.org/drawingml/2006/picture">
                 <pic:pic>
                   <pic:nvPicPr>
-                    <pic:cNvPr descr="media/fig9_loo_forest.png" id="76" name="Picture"/>
+                    <pic:cNvPr descr="media/fig9_loo_forest.png" id="77" name="Picture"/>
                     <pic:cNvPicPr>
                       <a:picLocks noChangeArrowheads="1" noChangeAspect="1"/>
                     </pic:cNvPicPr>
                   </pic:nvPicPr>
                   <pic:blipFill>
-                    <a:blip r:embed="rId74"/>
+                    <a:blip r:embed="rId75"/>
                     <a:stretch>
                       <a:fillRect/>
                     </a:stretch>
@@ -19313,7 +19336,7 @@
       <w:r>
         <w:t xml:space="preserve"> </w:t>
       </w:r>
-      <w:hyperlink r:id="rId77">
+      <w:hyperlink r:id="rId78">
         <w:r>
           <w:rPr>
             <w:rStyle w:val="Hyperlink"/>
@@ -19334,18 +19357,18 @@
           <wp:inline>
             <wp:extent cx="5334000" cy="4186514"/>
             <wp:effectExtent b="0" l="0" r="0" t="0"/>
-            <wp:docPr descr="" title="" id="79" name="Picture"/>
+            <wp:docPr descr="" title="" id="80" name="Picture"/>
             <a:graphic>
               <a:graphicData uri="http://schemas.openxmlformats.org/drawingml/2006/picture">
                 <pic:pic>
                   <pic:nvPicPr>
-                    <pic:cNvPr descr="media/fig7_subsidy_scatter.png" id="80" name="Picture"/>
+                    <pic:cNvPr descr="media/fig7_subsidy_scatter.png" id="81" name="Picture"/>
                     <pic:cNvPicPr>
                       <a:picLocks noChangeArrowheads="1" noChangeAspect="1"/>
                     </pic:cNvPicPr>
                   </pic:nvPicPr>
                   <pic:blipFill>
-                    <a:blip r:embed="rId78"/>
+                    <a:blip r:embed="rId79"/>
                     <a:stretch>
                       <a:fillRect/>
                     </a:stretch>
@@ -19406,7 +19429,7 @@
         </w:rPr>
         <w:t xml:space="preserve"> </w:t>
       </w:r>
-      <w:hyperlink r:id="rId77">
+      <w:hyperlink r:id="rId78">
         <w:r>
           <w:rPr>
             <w:rStyle w:val="Hyperlink"/>
@@ -19462,7 +19485,7 @@
         <w:t xml:space="preserve">subsidy influence is singular.</w:t>
       </w:r>
     </w:p>
-    <w:bookmarkStart w:id="82" w:name="voting-hhi-methodology-robustness"/>
+    <w:bookmarkStart w:id="83" w:name="voting-hhi-methodology-robustness"/>
     <w:p>
       <w:pPr>
         <w:pStyle w:val="Heading3"/>
@@ -19501,7 +19524,7 @@
       <w:r>
         <w:t xml:space="preserve"> </w:t>
       </w:r>
-      <w:hyperlink r:id="rId81">
+      <w:hyperlink r:id="rId82">
         <w:r>
           <w:rPr>
             <w:rStyle w:val="Hyperlink"/>
@@ -19635,7 +19658,7 @@
       <w:r>
         <w:t xml:space="preserve"> </w:t>
       </w:r>
-      <w:hyperlink r:id="rId81">
+      <w:hyperlink r:id="rId82">
         <w:r>
           <w:rPr>
             <w:rStyle w:val="Hyperlink"/>
@@ -19647,8 +19670,8 @@
         <w:t xml:space="preserve">.</w:t>
       </w:r>
     </w:p>
-    <w:bookmarkEnd w:id="82"/>
-    <w:bookmarkStart w:id="84" w:name="pca-exclusion-strictness-robustness"/>
+    <w:bookmarkEnd w:id="83"/>
+    <w:bookmarkStart w:id="85" w:name="pca-exclusion-strictness-robustness"/>
     <w:p>
       <w:pPr>
         <w:pStyle w:val="Heading3"/>
@@ -19683,7 +19706,7 @@
       <w:r>
         <w:t xml:space="preserve"> </w:t>
       </w:r>
-      <w:hyperlink r:id="rId83">
+      <w:hyperlink r:id="rId84">
         <w:r>
           <w:rPr>
             <w:rStyle w:val="Hyperlink"/>
@@ -19695,8 +19718,8 @@
         <w:t xml:space="preserve">.</w:t>
       </w:r>
     </w:p>
-    <w:bookmarkEnd w:id="84"/>
-    <w:bookmarkStart w:id="85" w:name="Xae9e455893dd4d58abdf64eb7fc07743fcf6bf6"/>
+    <w:bookmarkEnd w:id="85"/>
+    <w:bookmarkStart w:id="86" w:name="Xae9e455893dd4d58abdf64eb7fc07743fcf6bf6"/>
     <w:p>
       <w:pPr>
         <w:pStyle w:val="Heading3"/>
@@ -19747,10 +19770,10 @@
         <w:t xml:space="preserve">ownership structure.</w:t>
       </w:r>
     </w:p>
-    <w:bookmarkEnd w:id="85"/>
     <w:bookmarkEnd w:id="86"/>
     <w:bookmarkEnd w:id="87"/>
-    <w:bookmarkStart w:id="99" w:name="discussion"/>
+    <w:bookmarkEnd w:id="88"/>
+    <w:bookmarkStart w:id="100" w:name="discussion"/>
     <w:p>
       <w:pPr>
         <w:pStyle w:val="Heading1"/>
@@ -19759,7 +19782,7 @@
         <w:t xml:space="preserve">5 Discussion</w:t>
       </w:r>
     </w:p>
-    <w:bookmarkStart w:id="88" w:name="measurement-implications"/>
+    <w:bookmarkStart w:id="89" w:name="measurement-implications"/>
     <w:p>
       <w:pPr>
         <w:pStyle w:val="Heading2"/>
@@ -19784,8 +19807,8 @@
         <w:t xml:space="preserve">Three practical implications follow. First, holder-list HHI should be computed only after excluding addresses that cannot vote as independent governance actors. Second, delegation analysis should compare voting-HHI with post-exclusion holding HHI, because delegated power usually differs from token holdings. Third, concentration audits should treat vote-escrow systems and delegation systems as different mechanism classes rather than aggregating them under one generic governance label.</w:t>
       </w:r>
     </w:p>
-    <w:bookmarkEnd w:id="88"/>
-    <w:bookmarkStart w:id="89" w:name="governance-design-implications"/>
+    <w:bookmarkEnd w:id="89"/>
+    <w:bookmarkStart w:id="90" w:name="governance-design-implications"/>
     <w:p>
       <w:pPr>
         <w:pStyle w:val="Heading2"/>
@@ -19894,8 +19917,8 @@
         <w:t xml:space="preserve">regulators to accept decentralization claims.</w:t>
       </w:r>
     </w:p>
-    <w:bookmarkEnd w:id="89"/>
-    <w:bookmarkStart w:id="90" w:name="risks-and-counterpoints"/>
+    <w:bookmarkEnd w:id="90"/>
+    <w:bookmarkStart w:id="91" w:name="risks-and-counterpoints"/>
     <w:p>
       <w:pPr>
         <w:pStyle w:val="Heading2"/>
@@ -19920,8 +19943,8 @@
         <w:t xml:space="preserve">Measurement remains incomplete. Informal influence, off-chain coordination, and legal or equity-holder obligations can affect governance without appearing in token-holder lists. The paper therefore treats HHI and voting-HHI as necessary but not sufficient measures of governance power.</w:t>
       </w:r>
     </w:p>
-    <w:bookmarkEnd w:id="90"/>
-    <w:bookmarkStart w:id="91" w:name="position-in-literature"/>
+    <w:bookmarkEnd w:id="91"/>
+    <w:bookmarkStart w:id="92" w:name="position-in-literature"/>
     <w:p>
       <w:pPr>
         <w:pStyle w:val="Heading2"/>
@@ -19946,8 +19969,8 @@
         <w:t xml:space="preserve">The paper also contributes to DePIN tokenomics by separating governance concentration from subsidy dependence and launch allocation. DePIN protocols exhibit higher concentration than DeFi in the corrected cross-section, but the sector pattern coexists with low-concentration counterexamples such as Anyone Protocol and Hivemapper. This makes the paper a measurement contribution rather than a deterministic claim about DePIN architecture.</w:t>
       </w:r>
     </w:p>
-    <w:bookmarkEnd w:id="91"/>
-    <w:bookmarkStart w:id="92" w:name="summary-of-findings"/>
+    <w:bookmarkEnd w:id="92"/>
+    <w:bookmarkStart w:id="93" w:name="summary-of-findings"/>
     <w:p>
       <w:pPr>
         <w:pStyle w:val="Heading2"/>
@@ -19980,8 +20003,8 @@
         <w:t xml:space="preserve">The findings span four within-protocol concentration surfaces (post-exclusion holding, insider retention, delegated voting, and vote-escrowed voting) and one cross-protocol surface documented at Snapshot and Tally depth in Section 4.5.5 (institutional delegates participating in multiple protocols’ governance simultaneously; PGov + Tane Governance + Arana Digital + 7 additional Tally-side firms).</w:t>
       </w:r>
     </w:p>
-    <w:bookmarkEnd w:id="92"/>
-    <w:bookmarkStart w:id="93" w:name="contributions"/>
+    <w:bookmarkEnd w:id="93"/>
+    <w:bookmarkStart w:id="94" w:name="contributions"/>
     <w:p>
       <w:pPr>
         <w:pStyle w:val="Heading2"/>
@@ -20070,8 +20093,8 @@
         <w:t xml:space="preserve">(Section 4.5). Voting-HHI exceeds post-exclusion holding HHI in nine of thirteen protocols with sufficient governance data, while ENS, GMX, HNT, and JUP show that dispersion is possible under different delegate-program or voting-mechanism designs. Curve and Balancer form a separate vote-escrow class with much larger amplification.</w:t>
       </w:r>
     </w:p>
-    <w:bookmarkEnd w:id="93"/>
-    <w:bookmarkStart w:id="94" w:name="limitations"/>
+    <w:bookmarkEnd w:id="94"/>
+    <w:bookmarkStart w:id="95" w:name="limitations"/>
     <w:p>
       <w:pPr>
         <w:pStyle w:val="Heading2"/>
@@ -20160,8 +20183,8 @@
         <w:t xml:space="preserve">the core claim are enumerated in Section 5.8.</w:t>
       </w:r>
     </w:p>
-    <w:bookmarkEnd w:id="94"/>
-    <w:bookmarkStart w:id="97" w:name="future-research"/>
+    <w:bookmarkEnd w:id="95"/>
+    <w:bookmarkStart w:id="98" w:name="future-research"/>
     <w:p>
       <w:pPr>
         <w:pStyle w:val="Heading2"/>
@@ -20213,7 +20236,7 @@
       <w:r>
         <w:t xml:space="preserve">trajectories for 14 governance tokens (</w:t>
       </w:r>
-      <w:hyperlink r:id="rId95">
+      <w:hyperlink r:id="rId96">
         <w:r>
           <w:rPr>
             <w:rStyle w:val="Hyperlink"/>
@@ -20417,7 +20440,7 @@
       <w:r>
         <w:t xml:space="preserve"> </w:t>
       </w:r>
-      <w:hyperlink r:id="rId96">
+      <w:hyperlink r:id="rId97">
         <w:r>
           <w:rPr>
             <w:rStyle w:val="Hyperlink"/>
@@ -20429,8 +20452,8 @@
         <w:t xml:space="preserve">.</w:t>
       </w:r>
     </w:p>
-    <w:bookmarkEnd w:id="97"/>
-    <w:bookmarkStart w:id="98" w:name="reproducibility-and-data-availability"/>
+    <w:bookmarkEnd w:id="98"/>
+    <w:bookmarkStart w:id="99" w:name="reproducibility-and-data-availability"/>
     <w:p>
       <w:pPr>
         <w:pStyle w:val="Heading2"/>
@@ -20525,9 +20548,9 @@
         <w:t xml:space="preserve">File S6.</w:t>
       </w:r>
     </w:p>
-    <w:bookmarkEnd w:id="98"/>
     <w:bookmarkEnd w:id="99"/>
-    <w:bookmarkStart w:id="100" w:name="conclusion"/>
+    <w:bookmarkEnd w:id="100"/>
+    <w:bookmarkStart w:id="101" w:name="conclusion"/>
     <w:p>
       <w:pPr>
         <w:pStyle w:val="Heading1"/>
@@ -20552,8 +20575,8 @@
         <w:t xml:space="preserve">For practitioners and researchers, the actionable implication is to audit current holder composition, PCA exclusions, and delegate-program design rather than launch allocation percentages. ENS and Anyone Protocol show that lower concentration and delegation-mediated dispersion are achievable through deliberate institutional design. Longitudinal panel analysis and pre-registered falsifiable predictions are specified in Section 5.8 and Supplementary File S17.</w:t>
       </w:r>
     </w:p>
-    <w:bookmarkEnd w:id="100"/>
-    <w:bookmarkStart w:id="101" w:name="supplementary-material"/>
+    <w:bookmarkEnd w:id="101"/>
+    <w:bookmarkStart w:id="102" w:name="supplementary-material"/>
     <w:p>
       <w:pPr>
         <w:pStyle w:val="Heading1"/>
@@ -20754,8 +20777,8 @@
         <w:t xml:space="preserve">https://github.com/Research-Publications-and-Data/Tokenomics-As-Institutional_Design</w:t>
       </w:r>
     </w:p>
-    <w:bookmarkEnd w:id="101"/>
-    <w:bookmarkStart w:id="102" w:name="acknowledgments"/>
+    <w:bookmarkEnd w:id="102"/>
+    <w:bookmarkStart w:id="103" w:name="acknowledgments"/>
     <w:p>
       <w:pPr>
         <w:pStyle w:val="Heading1"/>
@@ -20796,8 +20819,8 @@
         <w:t xml:space="preserve">platforms for hardware network economics.</w:t>
       </w:r>
     </w:p>
-    <w:bookmarkEnd w:id="102"/>
-    <w:bookmarkStart w:id="103" w:name="references"/>
+    <w:bookmarkEnd w:id="103"/>
+    <w:bookmarkStart w:id="104" w:name="references"/>
     <w:p>
       <w:pPr>
         <w:pStyle w:val="Heading1"/>
@@ -22256,7 +22279,7 @@
         <w:t xml:space="preserve">extension to the fourth fictitious commodity. Working manuscript.</w:t>
       </w:r>
     </w:p>
-    <w:bookmarkEnd w:id="103"/>
+    <w:bookmarkEnd w:id="104"/>
     <w:sectPr>
       <w:footnotePr>
         <w:numRestart w:val="eachSect"/>

--- a/b2/paper/B2_Frontiers_R2_clean.docx
+++ b/b2/paper/B2_Frontiers_R2_clean.docx
@@ -6135,7 +6135,7 @@
     </w:p>
     <w:bookmarkEnd w:id="42"/>
     <w:bookmarkEnd w:id="43"/>
-    <w:bookmarkStart w:id="88" w:name="results"/>
+    <w:bookmarkStart w:id="90" w:name="results"/>
     <w:p>
       <w:pPr>
         <w:pStyle w:val="Heading1"/>
@@ -15319,7 +15319,7 @@
       </w:r>
     </w:p>
     <w:bookmarkEnd w:id="56"/>
-    <w:bookmarkStart w:id="74" w:name="voting-power-vs-holding-concentration"/>
+    <w:bookmarkStart w:id="76" w:name="voting-power-vs-holding-concentration"/>
     <w:p>
       <w:pPr>
         <w:pStyle w:val="Heading2"/>
@@ -18348,7 +18348,7 @@
       </w:r>
     </w:p>
     <w:bookmarkEnd w:id="66"/>
-    <w:bookmarkStart w:id="73" w:name="Xda4e3333e40fedc6b9410bb7d5d5381feb9baec"/>
+    <w:bookmarkStart w:id="75" w:name="Xda4e3333e40fedc6b9410bb7d5d5381feb9baec"/>
     <w:p>
       <w:pPr>
         <w:pStyle w:val="Heading3"/>
@@ -18506,7 +18506,7 @@
         <w:pStyle w:val="BodyText"/>
       </w:pPr>
       <w:r>
-        <w:t xml:space="preserve">First, operator-level concentration: Binance dominates the top-16 validator slots (rank-1 through rank-16 except rank-9 DothubValidator; each approximately 2.075M DOT bonded; vertical CEX-stake integration routing customer DOT custody through CEX-controlled validators). A multi-axis verification cycle (</w:t>
+        <w:t xml:space="preserve">First, operator-level concentration: Binance dominates the top-16 on-chain-attributed validator slots (rank-1 through rank-16 except rank-9 DothubValidator; each approximately 2.075M DOT bonded; vertical CEX-stake integration routing customer DOT custody through CEX-controlled validators). A five-axis verification cycle (</w:t>
       </w:r>
       <w:hyperlink r:id="rId70">
         <w:r>
@@ -18517,7 +18517,63 @@
         </w:r>
       </w:hyperlink>
       <w:r>
-        <w:t xml:space="preserve">) lifts cumulative operator attribution from 16.11 percent of bonded stake (Subscan Identity Pallet on stash accounts alone) to 29.25 percent via three additional verification axes: Web3 Foundation Thousand Validators Programme (W3F TVP) registry, Polkadot Telemetry feed publishers, and Layer-2 funding-source clustering (Subscan transfers-received clustering). The verified-operator breakdown of bonded stake under the multi-axis methodology is 3.90 percent verified CEX (largely Binance + Kraken), 10.40 percent institutional staking providers (Blockdaemon + KILN + pos.dog + Figment + Iceberg Nodes + ParaNodes + Stakin + RockX + ChainSafe + Stakefish + P2P), 6.08 percent W3F TVP community operators, 8.90 percent independent verified, and 70.75 percent still unverified. Combined top-5 single operators (Binance 3.72 percent + Blockdaemon 2.63 percent + pos.dog 1.58 percent + KILN 1.45 percent + Figment 1.36 percent) hold 10.74 percent of bonded stake; the top-5 institutional concentration on Polkadot is comparable to the total CEX-validator concentration. Binance’s 3.72 percent bonded-stake share remains a lower bound on actual CEX-validator concentration because the 70.75 percent unverified pool may contain additional CEX-routed validators not yet identified via self-stake signature or nominator-count fingerprinting (verified-operator self-stake signature distinguishes Binance approximately 0 percent self-stake from institutional operator 173 to 561 retail-nominator profiles); a counterintuitive identity pattern further complicates verification: institutional staking providers (Blockdaemon, KILN, pos.dog, Iceberg, ParaNodes) register on-chain identity on their funding</w:t>
+        <w:t xml:space="preserve">;</w:t>
+      </w:r>
+      <w:r>
+        <w:t xml:space="preserve"> </w:t>
+      </w:r>
+      <w:hyperlink r:id="rId71">
+        <w:r>
+          <w:rPr>
+            <w:rStyle w:val="Hyperlink"/>
+          </w:rPr>
+          <w:t xml:space="preserve">Polkawatch synthesis</w:t>
+        </w:r>
+      </w:hyperlink>
+      <w:r>
+        <w:t xml:space="preserve">;</w:t>
+      </w:r>
+      <w:r>
+        <w:t xml:space="preserve"> </w:t>
+      </w:r>
+      <w:hyperlink r:id="rId72">
+        <w:r>
+          <w:rPr>
+            <w:rStyle w:val="Hyperlink"/>
+          </w:rPr>
+          <w:t xml:space="preserve">Polkawatch API discovery</w:t>
+        </w:r>
+      </w:hyperlink>
+      <w:r>
+        <w:t xml:space="preserve">) lifts cumulative operator attribution from 16.11 percent of bonded stake (Subscan Identity Pallet on stash accounts alone) to 53.04 percent (300 of 600 validators attributed) by progressively combining: (i) Identity Pallet baseline 16.11 percent, (ii) Web3 Foundation Thousand Validators Programme (W3F TVP) registry +6.08 percent, (iii) Layer-2 funding-source clustering via Subscan transfers-received +6.97 percent, (iv) Polkawatch display-name pattern matching +0.18 percent, and (v) direct Polkawatch DDP API access (IPFS-hosted static JSON via DNSLink at</w:t>
+      </w:r>
+      <w:r>
+        <w:t xml:space="preserve"> </w:t>
+      </w:r>
+      <w:r>
+        <w:rPr>
+          <w:rStyle w:val="VerbatimChar"/>
+        </w:rPr>
+        <w:t xml:space="preserve">_dnslink.polkawatch.app</w:t>
+      </w:r>
+      <w:r>
+        <w:t xml:space="preserve">; 275 validator-stash addresses extracted) +36.93 percent. The verified-operator breakdown of bonded stake includes 3.90 percent on-chain CEX (Binance 3.72 percent + Kraken 0.18 percent), 10.40 percent institutional staking providers (Blockdaemon 2.63 percent + pos.dog 1.58 percent + KILN 1.45 percent + Figment 1.36 percent + Iceberg Nodes 1.06 percent + ParaNodes + Stakin + RockX + ChainSafe + Stakefish + P2P), 6.08 percent W3F TVP community operators, 8.90 percent independent verified, and approximately 32 percent additional Polkawatch-attributed (geographic + ISP topology + reward-pattern fingerprint + manual curation), with the residual approximately 47 percent representing a structural attribution ceiling (newly-elected validators outside the Polkawatch 30-day rolling window, W3F operational accounts with explicit identity-blank policy, custom enterprise deployments, and operators with explicit anonymity policy).</w:t>
+      </w:r>
+    </w:p>
+    <w:p>
+      <w:pPr>
+        <w:pStyle w:val="BodyText"/>
+      </w:pPr>
+      <w:r>
+        <w:t xml:space="preserve">The Polkawatch API discovery substantively revises the CEX-validator-footprint lower bound. Polkawatch’s address-to-operator mapping reveals Coinbase operates 12 Polkadot validators (the largest single CEX operator footprint by validator count, exceeding Binance’s 15-validator footprint by stake but not by count; Coinbase uses on-chain-anonymous operational accounts funded via relay-mixing patterns and is completely invisible to the four on-chain attribution axes Identity Pallet, W3F TVP, Telemetry, and Funding-source clustering). EXNESS.COM (broker) operates 6 additional validators with similar on-chain anonymity. Combined CEX-validator footprint is at least 27 validators (Binance 15 + Coinbase 12) compared with the on-chain-only verification’s 16 (Binance 15 + Kraken 1), a 69 percent increase in counted CEX presence once external attribution is incorporated.</w:t>
+      </w:r>
+    </w:p>
+    <w:p>
+      <w:pPr>
+        <w:pStyle w:val="BodyText"/>
+      </w:pPr>
+      <w:r>
+        <w:t xml:space="preserve">A counterintuitive identity pattern further complicates on-chain verification of the institutional-provider class: Blockdaemon, KILN, pos.dog, Iceberg, ParaNodes register on-chain identity on their funding</w:t>
       </w:r>
       <w:r>
         <w:t xml:space="preserve"> </w:t>
@@ -18529,7 +18585,15 @@
         <w:t xml:space="preserve"> </w:t>
       </w:r>
       <w:r>
-        <w:t xml:space="preserve">accounts but NOT on their validator stash accounts, so the standard Subscan-Identity-Pallet-on-stash methodology misses them entirely; Layer-2 funding-source clustering is the productive verification method for the institutional-provider class. Eight anonymous large funders concentrate approximately 14 percent of the remaining unverified stake (~80 validators / ~115M DOT; top-3 funders 19, 16, 15 validators each totaling 73M DOT = 8.7 percent of stake with no on-chain identity); resolution of these requires off-chain investigation (Polkadot Forum + Element + W3F GitHub + institutional disclosures) and would push cumulative attribution to approximately 43 percent of bonded stake.</w:t>
+        <w:t xml:space="preserve">accounts but NOT on their validator stash accounts (operational anonymity for stash combined with brand attestation for funding); standard Subscan-Identity-Pallet-on-stash methodology misses them entirely. Layer-2 funding-source clustering is the productive on-chain verification method for the institutional-provider class. Eight anonymous large funders concentrate approximately 14 percent of the remaining on-chain-unattributed stake (~80 validators / ~115M DOT; top-3 funders 19, 16, 15 validators each totaling 73M DOT = 8.7 percent of stake with no on-chain identity). Combined top-5 single operators (Binance 3.72 percent + Blockdaemon 2.63 percent + pos.dog 1.58 percent + KILN 1.45 percent + Figment 1.36 percent) hold 10.74 percent of bonded stake; the top-5 institutional concentration on Polkadot is comparable to the total CEX-validator concentration when only on-chain verification is applied, but the Polkawatch external attribution lifts the actual CEX-validator concentration substantially (Binance + Coinbase combined operate 27 validators, larger than the top-5 institutional providers combined).</w:t>
+      </w:r>
+    </w:p>
+    <w:p>
+      <w:pPr>
+        <w:pStyle w:val="BodyText"/>
+      </w:pPr>
+      <w:r>
+        <w:t xml:space="preserve">The Polkawatch validator records also surface a sixth concentration axis specific to validator-network infrastructure: operator-infrastructure concentration. Each record includes LastRegion + LastCountry + LastNetwork + Nominators + TokenRewards fields; the LastNetwork field (cloud-provider / colocation-provider / self-hosted attribution) enables computation of validator-infrastructure HHI at the ISP-tier (Hetzner Online GmbH versus AWS versus DigitalOcean versus self-hosted residential). This axis is not load-bearing for the §4.5 amplification finding but is methodologically relevant for any future §3.8 typology extension covering operator-infrastructure as a distinct concentration class.</w:t>
       </w:r>
     </w:p>
     <w:p>
@@ -18547,7 +18611,7 @@
       <w:r>
         <w:t xml:space="preserve">Third, empirical-instability of holder-balance: a Subscan API verification (</w:t>
       </w:r>
-      <w:hyperlink r:id="rId71">
+      <w:hyperlink r:id="rId73">
         <w:r>
           <w:rPr>
             <w:rStyle w:val="Hyperlink"/>
@@ -18578,7 +18642,7 @@
       <w:r>
         <w:t xml:space="preserve">The methodological implication is that Substrate NPoS chains require a multi-axis concentration frame: validator-stake HHI (mechanically near-zero by NPoS design); operator-stake HHI at the verified-operator layer (CEX-validator integration evidence); governance-vote HHI on OpenGov (the political-economy-relevant axis, bypassing the validator-stake cap); and foundation-custody fraction (separate axis covering Web3 Foundation and analogous pre-stake custody). Sister-finding: TAO/Bittensor also exhibits low pre-exclusion HHI 0.014 at the validator network layer; both DOT and TAO form a substrate-native L1+DePIN cluster around HHI 0.014 to 0.0017 where standard holder-HHI methodology underweights. Polkadot is a HALT-4.1 case in the Phase 4 sample-expansion dispatch (</w:t>
       </w:r>
-      <w:hyperlink r:id="rId72">
+      <w:hyperlink r:id="rId74">
         <w:r>
           <w:rPr>
             <w:rStyle w:val="Hyperlink"/>
@@ -18612,9 +18676,9 @@
         <w:t xml:space="preserve">Sim API verification of 7 cross-protocol Solana candidate addresses) closing the immediate Solana-side cross-protocol gap.</w:t>
       </w:r>
     </w:p>
-    <w:bookmarkEnd w:id="73"/>
-    <w:bookmarkEnd w:id="74"/>
-    <w:bookmarkStart w:id="87" w:name="robustness-leave-one-out-sensitivity"/>
+    <w:bookmarkEnd w:id="75"/>
+    <w:bookmarkEnd w:id="76"/>
+    <w:bookmarkStart w:id="89" w:name="robustness-leave-one-out-sensitivity"/>
     <w:p>
       <w:pPr>
         <w:pStyle w:val="Heading2"/>
@@ -18981,18 +19045,18 @@
           <wp:inline>
             <wp:extent cx="5334000" cy="2927348"/>
             <wp:effectExtent b="0" l="0" r="0" t="0"/>
-            <wp:docPr descr="" title="" id="76" name="Picture"/>
+            <wp:docPr descr="" title="" id="78" name="Picture"/>
             <a:graphic>
               <a:graphicData uri="http://schemas.openxmlformats.org/drawingml/2006/picture">
                 <pic:pic>
                   <pic:nvPicPr>
-                    <pic:cNvPr descr="media/fig9_loo_forest.png" id="77" name="Picture"/>
+                    <pic:cNvPr descr="media/fig9_loo_forest.png" id="79" name="Picture"/>
                     <pic:cNvPicPr>
                       <a:picLocks noChangeArrowheads="1" noChangeAspect="1"/>
                     </pic:cNvPicPr>
                   </pic:nvPicPr>
                   <pic:blipFill>
-                    <a:blip r:embed="rId75"/>
+                    <a:blip r:embed="rId77"/>
                     <a:stretch>
                       <a:fillRect/>
                     </a:stretch>
@@ -19336,7 +19400,7 @@
       <w:r>
         <w:t xml:space="preserve"> </w:t>
       </w:r>
-      <w:hyperlink r:id="rId78">
+      <w:hyperlink r:id="rId80">
         <w:r>
           <w:rPr>
             <w:rStyle w:val="Hyperlink"/>
@@ -19357,18 +19421,18 @@
           <wp:inline>
             <wp:extent cx="5334000" cy="4186514"/>
             <wp:effectExtent b="0" l="0" r="0" t="0"/>
-            <wp:docPr descr="" title="" id="80" name="Picture"/>
+            <wp:docPr descr="" title="" id="82" name="Picture"/>
             <a:graphic>
               <a:graphicData uri="http://schemas.openxmlformats.org/drawingml/2006/picture">
                 <pic:pic>
                   <pic:nvPicPr>
-                    <pic:cNvPr descr="media/fig7_subsidy_scatter.png" id="81" name="Picture"/>
+                    <pic:cNvPr descr="media/fig7_subsidy_scatter.png" id="83" name="Picture"/>
                     <pic:cNvPicPr>
                       <a:picLocks noChangeArrowheads="1" noChangeAspect="1"/>
                     </pic:cNvPicPr>
                   </pic:nvPicPr>
                   <pic:blipFill>
-                    <a:blip r:embed="rId79"/>
+                    <a:blip r:embed="rId81"/>
                     <a:stretch>
                       <a:fillRect/>
                     </a:stretch>
@@ -19429,7 +19493,7 @@
         </w:rPr>
         <w:t xml:space="preserve"> </w:t>
       </w:r>
-      <w:hyperlink r:id="rId78">
+      <w:hyperlink r:id="rId80">
         <w:r>
           <w:rPr>
             <w:rStyle w:val="Hyperlink"/>
@@ -19485,7 +19549,7 @@
         <w:t xml:space="preserve">subsidy influence is singular.</w:t>
       </w:r>
     </w:p>
-    <w:bookmarkStart w:id="83" w:name="voting-hhi-methodology-robustness"/>
+    <w:bookmarkStart w:id="85" w:name="voting-hhi-methodology-robustness"/>
     <w:p>
       <w:pPr>
         <w:pStyle w:val="Heading3"/>
@@ -19524,7 +19588,7 @@
       <w:r>
         <w:t xml:space="preserve"> </w:t>
       </w:r>
-      <w:hyperlink r:id="rId82">
+      <w:hyperlink r:id="rId84">
         <w:r>
           <w:rPr>
             <w:rStyle w:val="Hyperlink"/>
@@ -19658,7 +19722,7 @@
       <w:r>
         <w:t xml:space="preserve"> </w:t>
       </w:r>
-      <w:hyperlink r:id="rId82">
+      <w:hyperlink r:id="rId84">
         <w:r>
           <w:rPr>
             <w:rStyle w:val="Hyperlink"/>
@@ -19670,8 +19734,8 @@
         <w:t xml:space="preserve">.</w:t>
       </w:r>
     </w:p>
-    <w:bookmarkEnd w:id="83"/>
-    <w:bookmarkStart w:id="85" w:name="pca-exclusion-strictness-robustness"/>
+    <w:bookmarkEnd w:id="85"/>
+    <w:bookmarkStart w:id="87" w:name="pca-exclusion-strictness-robustness"/>
     <w:p>
       <w:pPr>
         <w:pStyle w:val="Heading3"/>
@@ -19706,7 +19770,7 @@
       <w:r>
         <w:t xml:space="preserve"> </w:t>
       </w:r>
-      <w:hyperlink r:id="rId84">
+      <w:hyperlink r:id="rId86">
         <w:r>
           <w:rPr>
             <w:rStyle w:val="Hyperlink"/>
@@ -19718,8 +19782,8 @@
         <w:t xml:space="preserve">.</w:t>
       </w:r>
     </w:p>
-    <w:bookmarkEnd w:id="85"/>
-    <w:bookmarkStart w:id="86" w:name="Xae9e455893dd4d58abdf64eb7fc07743fcf6bf6"/>
+    <w:bookmarkEnd w:id="87"/>
+    <w:bookmarkStart w:id="88" w:name="Xae9e455893dd4d58abdf64eb7fc07743fcf6bf6"/>
     <w:p>
       <w:pPr>
         <w:pStyle w:val="Heading3"/>
@@ -19770,10 +19834,10 @@
         <w:t xml:space="preserve">ownership structure.</w:t>
       </w:r>
     </w:p>
-    <w:bookmarkEnd w:id="86"/>
-    <w:bookmarkEnd w:id="87"/>
     <w:bookmarkEnd w:id="88"/>
-    <w:bookmarkStart w:id="100" w:name="discussion"/>
+    <w:bookmarkEnd w:id="89"/>
+    <w:bookmarkEnd w:id="90"/>
+    <w:bookmarkStart w:id="102" w:name="discussion"/>
     <w:p>
       <w:pPr>
         <w:pStyle w:val="Heading1"/>
@@ -19782,7 +19846,7 @@
         <w:t xml:space="preserve">5 Discussion</w:t>
       </w:r>
     </w:p>
-    <w:bookmarkStart w:id="89" w:name="measurement-implications"/>
+    <w:bookmarkStart w:id="91" w:name="measurement-implications"/>
     <w:p>
       <w:pPr>
         <w:pStyle w:val="Heading2"/>
@@ -19807,8 +19871,8 @@
         <w:t xml:space="preserve">Three practical implications follow. First, holder-list HHI should be computed only after excluding addresses that cannot vote as independent governance actors. Second, delegation analysis should compare voting-HHI with post-exclusion holding HHI, because delegated power usually differs from token holdings. Third, concentration audits should treat vote-escrow systems and delegation systems as different mechanism classes rather than aggregating them under one generic governance label.</w:t>
       </w:r>
     </w:p>
-    <w:bookmarkEnd w:id="89"/>
-    <w:bookmarkStart w:id="90" w:name="governance-design-implications"/>
+    <w:bookmarkEnd w:id="91"/>
+    <w:bookmarkStart w:id="92" w:name="governance-design-implications"/>
     <w:p>
       <w:pPr>
         <w:pStyle w:val="Heading2"/>
@@ -19917,8 +19981,8 @@
         <w:t xml:space="preserve">regulators to accept decentralization claims.</w:t>
       </w:r>
     </w:p>
-    <w:bookmarkEnd w:id="90"/>
-    <w:bookmarkStart w:id="91" w:name="risks-and-counterpoints"/>
+    <w:bookmarkEnd w:id="92"/>
+    <w:bookmarkStart w:id="93" w:name="risks-and-counterpoints"/>
     <w:p>
       <w:pPr>
         <w:pStyle w:val="Heading2"/>
@@ -19943,8 +20007,8 @@
         <w:t xml:space="preserve">Measurement remains incomplete. Informal influence, off-chain coordination, and legal or equity-holder obligations can affect governance without appearing in token-holder lists. The paper therefore treats HHI and voting-HHI as necessary but not sufficient measures of governance power.</w:t>
       </w:r>
     </w:p>
-    <w:bookmarkEnd w:id="91"/>
-    <w:bookmarkStart w:id="92" w:name="position-in-literature"/>
+    <w:bookmarkEnd w:id="93"/>
+    <w:bookmarkStart w:id="94" w:name="position-in-literature"/>
     <w:p>
       <w:pPr>
         <w:pStyle w:val="Heading2"/>
@@ -19969,8 +20033,8 @@
         <w:t xml:space="preserve">The paper also contributes to DePIN tokenomics by separating governance concentration from subsidy dependence and launch allocation. DePIN protocols exhibit higher concentration than DeFi in the corrected cross-section, but the sector pattern coexists with low-concentration counterexamples such as Anyone Protocol and Hivemapper. This makes the paper a measurement contribution rather than a deterministic claim about DePIN architecture.</w:t>
       </w:r>
     </w:p>
-    <w:bookmarkEnd w:id="92"/>
-    <w:bookmarkStart w:id="93" w:name="summary-of-findings"/>
+    <w:bookmarkEnd w:id="94"/>
+    <w:bookmarkStart w:id="95" w:name="summary-of-findings"/>
     <w:p>
       <w:pPr>
         <w:pStyle w:val="Heading2"/>
@@ -20003,8 +20067,8 @@
         <w:t xml:space="preserve">The findings span four within-protocol concentration surfaces (post-exclusion holding, insider retention, delegated voting, and vote-escrowed voting) and one cross-protocol surface documented at Snapshot and Tally depth in Section 4.5.5 (institutional delegates participating in multiple protocols’ governance simultaneously; PGov + Tane Governance + Arana Digital + 7 additional Tally-side firms).</w:t>
       </w:r>
     </w:p>
-    <w:bookmarkEnd w:id="93"/>
-    <w:bookmarkStart w:id="94" w:name="contributions"/>
+    <w:bookmarkEnd w:id="95"/>
+    <w:bookmarkStart w:id="96" w:name="contributions"/>
     <w:p>
       <w:pPr>
         <w:pStyle w:val="Heading2"/>
@@ -20093,8 +20157,8 @@
         <w:t xml:space="preserve">(Section 4.5). Voting-HHI exceeds post-exclusion holding HHI in nine of thirteen protocols with sufficient governance data, while ENS, GMX, HNT, and JUP show that dispersion is possible under different delegate-program or voting-mechanism designs. Curve and Balancer form a separate vote-escrow class with much larger amplification.</w:t>
       </w:r>
     </w:p>
-    <w:bookmarkEnd w:id="94"/>
-    <w:bookmarkStart w:id="95" w:name="limitations"/>
+    <w:bookmarkEnd w:id="96"/>
+    <w:bookmarkStart w:id="97" w:name="limitations"/>
     <w:p>
       <w:pPr>
         <w:pStyle w:val="Heading2"/>
@@ -20183,8 +20247,8 @@
         <w:t xml:space="preserve">the core claim are enumerated in Section 5.8.</w:t>
       </w:r>
     </w:p>
-    <w:bookmarkEnd w:id="95"/>
-    <w:bookmarkStart w:id="98" w:name="future-research"/>
+    <w:bookmarkEnd w:id="97"/>
+    <w:bookmarkStart w:id="100" w:name="future-research"/>
     <w:p>
       <w:pPr>
         <w:pStyle w:val="Heading2"/>
@@ -20236,7 +20300,7 @@
       <w:r>
         <w:t xml:space="preserve">trajectories for 14 governance tokens (</w:t>
       </w:r>
-      <w:hyperlink r:id="rId96">
+      <w:hyperlink r:id="rId98">
         <w:r>
           <w:rPr>
             <w:rStyle w:val="Hyperlink"/>
@@ -20440,7 +20504,7 @@
       <w:r>
         <w:t xml:space="preserve"> </w:t>
       </w:r>
-      <w:hyperlink r:id="rId97">
+      <w:hyperlink r:id="rId99">
         <w:r>
           <w:rPr>
             <w:rStyle w:val="Hyperlink"/>
@@ -20452,8 +20516,8 @@
         <w:t xml:space="preserve">.</w:t>
       </w:r>
     </w:p>
-    <w:bookmarkEnd w:id="98"/>
-    <w:bookmarkStart w:id="99" w:name="reproducibility-and-data-availability"/>
+    <w:bookmarkEnd w:id="100"/>
+    <w:bookmarkStart w:id="101" w:name="reproducibility-and-data-availability"/>
     <w:p>
       <w:pPr>
         <w:pStyle w:val="Heading2"/>
@@ -20548,9 +20612,9 @@
         <w:t xml:space="preserve">File S6.</w:t>
       </w:r>
     </w:p>
-    <w:bookmarkEnd w:id="99"/>
-    <w:bookmarkEnd w:id="100"/>
-    <w:bookmarkStart w:id="101" w:name="conclusion"/>
+    <w:bookmarkEnd w:id="101"/>
+    <w:bookmarkEnd w:id="102"/>
+    <w:bookmarkStart w:id="103" w:name="conclusion"/>
     <w:p>
       <w:pPr>
         <w:pStyle w:val="Heading1"/>
@@ -20575,8 +20639,8 @@
         <w:t xml:space="preserve">For practitioners and researchers, the actionable implication is to audit current holder composition, PCA exclusions, and delegate-program design rather than launch allocation percentages. ENS and Anyone Protocol show that lower concentration and delegation-mediated dispersion are achievable through deliberate institutional design. Longitudinal panel analysis and pre-registered falsifiable predictions are specified in Section 5.8 and Supplementary File S17.</w:t>
       </w:r>
     </w:p>
-    <w:bookmarkEnd w:id="101"/>
-    <w:bookmarkStart w:id="102" w:name="supplementary-material"/>
+    <w:bookmarkEnd w:id="103"/>
+    <w:bookmarkStart w:id="104" w:name="supplementary-material"/>
     <w:p>
       <w:pPr>
         <w:pStyle w:val="Heading1"/>
@@ -20777,8 +20841,8 @@
         <w:t xml:space="preserve">https://github.com/Research-Publications-and-Data/Tokenomics-As-Institutional_Design</w:t>
       </w:r>
     </w:p>
-    <w:bookmarkEnd w:id="102"/>
-    <w:bookmarkStart w:id="103" w:name="acknowledgments"/>
+    <w:bookmarkEnd w:id="104"/>
+    <w:bookmarkStart w:id="105" w:name="acknowledgments"/>
     <w:p>
       <w:pPr>
         <w:pStyle w:val="Heading1"/>
@@ -20819,8 +20883,8 @@
         <w:t xml:space="preserve">platforms for hardware network economics.</w:t>
       </w:r>
     </w:p>
-    <w:bookmarkEnd w:id="103"/>
-    <w:bookmarkStart w:id="104" w:name="references"/>
+    <w:bookmarkEnd w:id="105"/>
+    <w:bookmarkStart w:id="106" w:name="references"/>
     <w:p>
       <w:pPr>
         <w:pStyle w:val="Heading1"/>
@@ -22279,7 +22343,7 @@
         <w:t xml:space="preserve">extension to the fourth fictitious commodity. Working manuscript.</w:t>
       </w:r>
     </w:p>
-    <w:bookmarkEnd w:id="104"/>
+    <w:bookmarkEnd w:id="106"/>
     <w:sectPr>
       <w:footnotePr>
         <w:numRestart w:val="eachSect"/>

--- a/b2/paper/B2_Frontiers_R2_clean.docx
+++ b/b2/paper/B2_Frontiers_R2_clean.docx
@@ -6135,7 +6135,7 @@
     </w:p>
     <w:bookmarkEnd w:id="42"/>
     <w:bookmarkEnd w:id="43"/>
-    <w:bookmarkStart w:id="90" w:name="results"/>
+    <w:bookmarkStart w:id="89" w:name="results"/>
     <w:p>
       <w:pPr>
         <w:pStyle w:val="Heading1"/>
@@ -15319,7 +15319,7 @@
       </w:r>
     </w:p>
     <w:bookmarkEnd w:id="56"/>
-    <w:bookmarkStart w:id="76" w:name="voting-power-vs-holding-concentration"/>
+    <w:bookmarkStart w:id="75" w:name="voting-power-vs-holding-concentration"/>
     <w:p>
       <w:pPr>
         <w:pStyle w:val="Heading2"/>
@@ -18348,7 +18348,7 @@
       </w:r>
     </w:p>
     <w:bookmarkEnd w:id="66"/>
-    <w:bookmarkStart w:id="75" w:name="Xda4e3333e40fedc6b9410bb7d5d5381feb9baec"/>
+    <w:bookmarkStart w:id="74" w:name="Xda4e3333e40fedc6b9410bb7d5d5381feb9baec"/>
     <w:p>
       <w:pPr>
         <w:pStyle w:val="Heading3"/>
@@ -18484,7 +18484,7 @@
         <w:pStyle w:val="BodyText"/>
       </w:pPr>
       <w:r>
-        <w:t xml:space="preserve">A separate methodology-innovation case emerges from Polkadot, a Nominated Proof-of-Stake (NPoS) network where stake-HHI is mechanically near-zero (0.0017) because the protocol’s Phragmen algorithm equalizes nominator-to-validator allocation by design (validator-stake floor approximately 1.5M DOT for the active validator set; duplicate-stake clusters at the floor are structural artifacts of the equalization mechanism, not single-operator clustering, per the per-validator nominator-count variation of 1 to 190 across the unverified cluster). The standard validator-stake-HHI methodology systematically understates actual governance concentration for the Substrate NPoS class along three reinforcing axes documented in</w:t>
+        <w:t xml:space="preserve">A second, structurally-distinct evidence path converges on the cross-protocol CEX-mediated concentration pattern at the Substrate validator-set layer. On Polkadot (Nominated Proof-of-Stake; standard holder-HHI returns 0.0017 mechanically by Phragmen-equalization design and is not the analytical surface where concentration manifests), a five-axis operator-attribution methodology combining Subscan Identity Pallet + Web3 Foundation Thousand Validators Programme registry + Layer-2 funding-source clustering + Polkawatch display-name matching + direct Polkawatch DDP API access lifts cumulative attribution from 16 percent of bonded stake (Identity Pallet baseline) to 53 percent (300 of 600 validators attributed) and surfaces Binance at 15 validators (3.72 percent of bonded stake), Coinbase at 12 validators, and EXNESS at 6 validators (the latter two invisible to all four on-chain attribution axes; operational accounts funded via relay-mixing patterns). Combined CEX-validator footprint is at least 27 validators across the Polkadot active set, a 69 percent increase in counted CEX presence relative to on-chain-only verification. The Polkadot evidence demonstrates that the EVM universal CEX-sweep pattern is not EVM-specific: cross-protocol CEX-mediated concentration generalizes to Substrate NPoS chains under appropriate methodology adaptation. Sister-finding: TAO (Bittensor) exhibits validator-network-layer concentration patterns analogous to Polkadot, suggesting the substrate-native L1+DePIN class warrants methodology adaptation as a coherent class rather than ad-hoc per-protocol treatment. Full multi-axis methodology + per-axis attribution decomposition + 47 percent structural attribution ceiling discussion + per-operator stake breakdown + operator-infrastructure-axis candidate (Hetzner / AWS / colocation / self-hosted classification surfaced via Polkawatch LastNetwork field) in</w:t>
       </w:r>
       <w:r>
         <w:t xml:space="preserve"> </w:t>
@@ -18494,19 +18494,14 @@
           <w:rPr>
             <w:rStyle w:val="Hyperlink"/>
           </w:rPr>
-          <w:t xml:space="preserve">Supplementary File S19 DOT validator analysis addendum</w:t>
+          <w:t xml:space="preserve">Supplementary File S16 DOT addendum</w:t>
         </w:r>
       </w:hyperlink>
       <w:r>
-        <w:t xml:space="preserve">.</w:t>
-      </w:r>
-    </w:p>
-    <w:p>
-      <w:pPr>
-        <w:pStyle w:val="BodyText"/>
-      </w:pPr>
-      <w:r>
-        <w:t xml:space="preserve">First, operator-level concentration: Binance dominates the top-16 on-chain-attributed validator slots (rank-1 through rank-16 except rank-9 DothubValidator; each approximately 2.075M DOT bonded; vertical CEX-stake integration routing customer DOT custody through CEX-controlled validators). A five-axis verification cycle (</w:t>
+        <w:t xml:space="preserve">,</w:t>
+      </w:r>
+      <w:r>
+        <w:t xml:space="preserve"> </w:t>
       </w:r>
       <w:hyperlink r:id="rId70">
         <w:r>
@@ -18517,7 +18512,7 @@
         </w:r>
       </w:hyperlink>
       <w:r>
-        <w:t xml:space="preserve">;</w:t>
+        <w:t xml:space="preserve">,</w:t>
       </w:r>
       <w:r>
         <w:t xml:space="preserve"> </w:t>
@@ -18531,7 +18526,7 @@
         </w:r>
       </w:hyperlink>
       <w:r>
-        <w:t xml:space="preserve">;</w:t>
+        <w:t xml:space="preserve">,</w:t>
       </w:r>
       <w:r>
         <w:t xml:space="preserve"> </w:t>
@@ -18545,113 +18540,21 @@
         </w:r>
       </w:hyperlink>
       <w:r>
-        <w:t xml:space="preserve">) lifts cumulative operator attribution from 16.11 percent of bonded stake (Subscan Identity Pallet on stash accounts alone) to 53.04 percent (300 of 600 validators attributed) by progressively combining: (i) Identity Pallet baseline 16.11 percent, (ii) Web3 Foundation Thousand Validators Programme (W3F TVP) registry +6.08 percent, (iii) Layer-2 funding-source clustering via Subscan transfers-received +6.97 percent, (iv) Polkawatch display-name pattern matching +0.18 percent, and (v) direct Polkawatch DDP API access (IPFS-hosted static JSON via DNSLink at</w:t>
-      </w:r>
-      <w:r>
-        <w:t xml:space="preserve"> </w:t>
-      </w:r>
-      <w:r>
-        <w:rPr>
-          <w:rStyle w:val="VerbatimChar"/>
-        </w:rPr>
-        <w:t xml:space="preserve">_dnslink.polkawatch.app</w:t>
-      </w:r>
-      <w:r>
-        <w:t xml:space="preserve">; 275 validator-stash addresses extracted) +36.93 percent. The verified-operator breakdown of bonded stake includes 3.90 percent on-chain CEX (Binance 3.72 percent + Kraken 0.18 percent), 10.40 percent institutional staking providers (Blockdaemon 2.63 percent + pos.dog 1.58 percent + KILN 1.45 percent + Figment 1.36 percent + Iceberg Nodes 1.06 percent + ParaNodes + Stakin + RockX + ChainSafe + Stakefish + P2P), 6.08 percent W3F TVP community operators, 8.90 percent independent verified, and approximately 32 percent additional Polkawatch-attributed (geographic + ISP topology + reward-pattern fingerprint + manual curation), with the residual approximately 47 percent representing a structural attribution ceiling (newly-elected validators outside the Polkawatch 30-day rolling window, W3F operational accounts with explicit identity-blank policy, custom enterprise deployments, and operators with explicit anonymity policy).</w:t>
-      </w:r>
-    </w:p>
-    <w:p>
-      <w:pPr>
-        <w:pStyle w:val="BodyText"/>
-      </w:pPr>
-      <w:r>
-        <w:t xml:space="preserve">The Polkawatch API discovery substantively revises the CEX-validator-footprint lower bound. Polkawatch’s address-to-operator mapping reveals Coinbase operates 12 Polkadot validators (the largest single CEX operator footprint by validator count, exceeding Binance’s 15-validator footprint by stake but not by count; Coinbase uses on-chain-anonymous operational accounts funded via relay-mixing patterns and is completely invisible to the four on-chain attribution axes Identity Pallet, W3F TVP, Telemetry, and Funding-source clustering). EXNESS.COM (broker) operates 6 additional validators with similar on-chain anonymity. Combined CEX-validator footprint is at least 27 validators (Binance 15 + Coinbase 12) compared with the on-chain-only verification’s 16 (Binance 15 + Kraken 1), a 69 percent increase in counted CEX presence once external attribution is incorporated.</w:t>
-      </w:r>
-    </w:p>
-    <w:p>
-      <w:pPr>
-        <w:pStyle w:val="BodyText"/>
-      </w:pPr>
-      <w:r>
-        <w:t xml:space="preserve">A counterintuitive identity pattern further complicates on-chain verification of the institutional-provider class: Blockdaemon, KILN, pos.dog, Iceberg, ParaNodes register on-chain identity on their funding</w:t>
-      </w:r>
-      <w:r>
-        <w:t xml:space="preserve"> </w:t>
-      </w:r>
-      <w:r>
-        <w:t xml:space="preserve">“warm wallet”</w:t>
-      </w:r>
-      <w:r>
-        <w:t xml:space="preserve"> </w:t>
-      </w:r>
-      <w:r>
-        <w:t xml:space="preserve">accounts but NOT on their validator stash accounts (operational anonymity for stash combined with brand attestation for funding); standard Subscan-Identity-Pallet-on-stash methodology misses them entirely. Layer-2 funding-source clustering is the productive on-chain verification method for the institutional-provider class. Eight anonymous large funders concentrate approximately 14 percent of the remaining on-chain-unattributed stake (~80 validators / ~115M DOT; top-3 funders 19, 16, 15 validators each totaling 73M DOT = 8.7 percent of stake with no on-chain identity). Combined top-5 single operators (Binance 3.72 percent + Blockdaemon 2.63 percent + pos.dog 1.58 percent + KILN 1.45 percent + Figment 1.36 percent) hold 10.74 percent of bonded stake; the top-5 institutional concentration on Polkadot is comparable to the total CEX-validator concentration when only on-chain verification is applied, but the Polkawatch external attribution lifts the actual CEX-validator concentration substantially (Binance + Coinbase combined operate 27 validators, larger than the top-5 institutional providers combined).</w:t>
-      </w:r>
-    </w:p>
-    <w:p>
-      <w:pPr>
-        <w:pStyle w:val="BodyText"/>
-      </w:pPr>
-      <w:r>
-        <w:t xml:space="preserve">The Polkawatch validator records also surface a sixth concentration axis specific to validator-network infrastructure: operator-infrastructure concentration. Each record includes LastRegion + LastCountry + LastNetwork + Nominators + TokenRewards fields; the LastNetwork field (cloud-provider / colocation-provider / self-hosted attribution) enables computation of validator-infrastructure HHI at the ISP-tier (Hetzner Online GmbH versus AWS versus DigitalOcean versus self-hosted residential). This axis is not load-bearing for the §4.5 amplification finding but is methodologically relevant for any future §3.8 typology extension covering operator-infrastructure as a distinct concentration class.</w:t>
-      </w:r>
-    </w:p>
-    <w:p>
-      <w:pPr>
-        <w:pStyle w:val="BodyText"/>
-      </w:pPr>
-      <w:r>
-        <w:t xml:space="preserve">Second, governance-vote concentration substantially exceeds validator-stake concentration. OpenGov referendum #1777 (representative of the active OpenGov surface) had three single voters depositing 9M DOT each, which is 6x the approximately 1.5M DOT per-validator NPoS cap. Direct OpenGov voting bypasses the validator-stake-equalization mechanism entirely; a holder with material DOT can deploy the full balance to governance without distributing across validators. The governance-vote HHI on OpenGov is therefore the methodologically-appropriate concentration metric for political-economy-relevant analysis on Substrate NPoS chains, with the validator-stake HHI 0.0017 documenting only the staking-distribution layer.</w:t>
-      </w:r>
-    </w:p>
-    <w:p>
-      <w:pPr>
-        <w:pStyle w:val="BodyText"/>
-      </w:pPr>
-      <w:r>
-        <w:t xml:space="preserve">Third, empirical-instability of holder-balance: a Subscan API verification (</w:t>
+        <w:t xml:space="preserve">, and</w:t>
+      </w:r>
+      <w:r>
+        <w:t xml:space="preserve"> </w:t>
       </w:r>
       <w:hyperlink r:id="rId73">
         <w:r>
           <w:rPr>
             <w:rStyle w:val="Hyperlink"/>
           </w:rPr>
-          <w:t xml:space="preserve">Supplementary File S20</w:t>
+          <w:t xml:space="preserve">Subscan refresh finding</w:t>
         </w:r>
       </w:hyperlink>
       <w:r>
-        <w:t xml:space="preserve">) shows that the Dune-identified pre-cycle DOT top-1 holder (</w:t>
-      </w:r>
-      <w:r>
-        <w:rPr>
-          <w:rStyle w:val="VerbatimChar"/>
-        </w:rPr>
-        <w:t xml:space="preserve">16ZL8y...</w:t>
-      </w:r>
-      <w:r>
-        <w:t xml:space="preserve"> </w:t>
-      </w:r>
-      <w:r>
-        <w:t xml:space="preserve">at 132.9M DOT in the 2025-07-23 snapshot) has balance = 0 in the current Subscan state. Holder-balance distributions on Substrate NPoS chains rebalance via the equalization mechanism plus active OpenGov vote deployment on a faster cadence than the standard holder-HHI snapshot methodology assumes; stake-concentration HHI computed at the validator-operator layer is the methodologically-stable alternative.</w:t>
-      </w:r>
-    </w:p>
-    <w:p>
-      <w:pPr>
-        <w:pStyle w:val="BodyText"/>
-      </w:pPr>
-      <w:r>
-        <w:t xml:space="preserve">The methodological implication is that Substrate NPoS chains require a multi-axis concentration frame: validator-stake HHI (mechanically near-zero by NPoS design); operator-stake HHI at the verified-operator layer (CEX-validator integration evidence); governance-vote HHI on OpenGov (the political-economy-relevant axis, bypassing the validator-stake cap); and foundation-custody fraction (separate axis covering Web3 Foundation and analogous pre-stake custody). Sister-finding: TAO/Bittensor also exhibits low pre-exclusion HHI 0.014 at the validator network layer; both DOT and TAO form a substrate-native L1+DePIN cluster around HHI 0.014 to 0.0017 where standard holder-HHI methodology underweights. Polkadot is a HALT-4.1 case in the Phase 4 sample-expansion dispatch (</w:t>
-      </w:r>
-      <w:hyperlink r:id="rId74">
-        <w:r>
-          <w:rPr>
-            <w:rStyle w:val="Hyperlink"/>
-          </w:rPr>
-          <w:t xml:space="preserve">Supplementary File S16 DOT addendum</w:t>
-        </w:r>
-      </w:hyperlink>
-      <w:r>
-        <w:t xml:space="preserve">) where the protocol substantively differs from the 5-class PCA typology assumption that holder-share-squared captures meaningful concentration; future cross-section extensions to other Substrate-native or NPoS-class L1s should adopt the multi-axis methodology as the primary frame, with §3.8 typology extension following the four-axis decomposition outlined above.</w:t>
+        <w:t xml:space="preserve">; Section 5.7 documents the cross-architecture attribution-coverage asymmetry as a methodological limitation.</w:t>
       </w:r>
     </w:p>
     <w:p>
@@ -18676,9 +18579,9 @@
         <w:t xml:space="preserve">Sim API verification of 7 cross-protocol Solana candidate addresses) closing the immediate Solana-side cross-protocol gap.</w:t>
       </w:r>
     </w:p>
+    <w:bookmarkEnd w:id="74"/>
     <w:bookmarkEnd w:id="75"/>
-    <w:bookmarkEnd w:id="76"/>
-    <w:bookmarkStart w:id="89" w:name="robustness-leave-one-out-sensitivity"/>
+    <w:bookmarkStart w:id="88" w:name="robustness-leave-one-out-sensitivity"/>
     <w:p>
       <w:pPr>
         <w:pStyle w:val="Heading2"/>
@@ -19045,18 +18948,18 @@
           <wp:inline>
             <wp:extent cx="5334000" cy="2927348"/>
             <wp:effectExtent b="0" l="0" r="0" t="0"/>
-            <wp:docPr descr="" title="" id="78" name="Picture"/>
+            <wp:docPr descr="" title="" id="77" name="Picture"/>
             <a:graphic>
               <a:graphicData uri="http://schemas.openxmlformats.org/drawingml/2006/picture">
                 <pic:pic>
                   <pic:nvPicPr>
-                    <pic:cNvPr descr="media/fig9_loo_forest.png" id="79" name="Picture"/>
+                    <pic:cNvPr descr="media/fig9_loo_forest.png" id="78" name="Picture"/>
                     <pic:cNvPicPr>
                       <a:picLocks noChangeArrowheads="1" noChangeAspect="1"/>
                     </pic:cNvPicPr>
                   </pic:nvPicPr>
                   <pic:blipFill>
-                    <a:blip r:embed="rId77"/>
+                    <a:blip r:embed="rId76"/>
                     <a:stretch>
                       <a:fillRect/>
                     </a:stretch>
@@ -19400,7 +19303,7 @@
       <w:r>
         <w:t xml:space="preserve"> </w:t>
       </w:r>
-      <w:hyperlink r:id="rId80">
+      <w:hyperlink r:id="rId79">
         <w:r>
           <w:rPr>
             <w:rStyle w:val="Hyperlink"/>
@@ -19421,18 +19324,18 @@
           <wp:inline>
             <wp:extent cx="5334000" cy="4186514"/>
             <wp:effectExtent b="0" l="0" r="0" t="0"/>
-            <wp:docPr descr="" title="" id="82" name="Picture"/>
+            <wp:docPr descr="" title="" id="81" name="Picture"/>
             <a:graphic>
               <a:graphicData uri="http://schemas.openxmlformats.org/drawingml/2006/picture">
                 <pic:pic>
                   <pic:nvPicPr>
-                    <pic:cNvPr descr="media/fig7_subsidy_scatter.png" id="83" name="Picture"/>
+                    <pic:cNvPr descr="media/fig7_subsidy_scatter.png" id="82" name="Picture"/>
                     <pic:cNvPicPr>
                       <a:picLocks noChangeArrowheads="1" noChangeAspect="1"/>
                     </pic:cNvPicPr>
                   </pic:nvPicPr>
                   <pic:blipFill>
-                    <a:blip r:embed="rId81"/>
+                    <a:blip r:embed="rId80"/>
                     <a:stretch>
                       <a:fillRect/>
                     </a:stretch>
@@ -19493,7 +19396,7 @@
         </w:rPr>
         <w:t xml:space="preserve"> </w:t>
       </w:r>
-      <w:hyperlink r:id="rId80">
+      <w:hyperlink r:id="rId79">
         <w:r>
           <w:rPr>
             <w:rStyle w:val="Hyperlink"/>
@@ -19549,7 +19452,7 @@
         <w:t xml:space="preserve">subsidy influence is singular.</w:t>
       </w:r>
     </w:p>
-    <w:bookmarkStart w:id="85" w:name="voting-hhi-methodology-robustness"/>
+    <w:bookmarkStart w:id="84" w:name="voting-hhi-methodology-robustness"/>
     <w:p>
       <w:pPr>
         <w:pStyle w:val="Heading3"/>
@@ -19588,7 +19491,7 @@
       <w:r>
         <w:t xml:space="preserve"> </w:t>
       </w:r>
-      <w:hyperlink r:id="rId84">
+      <w:hyperlink r:id="rId83">
         <w:r>
           <w:rPr>
             <w:rStyle w:val="Hyperlink"/>
@@ -19653,6 +19556,26 @@
         <w:pStyle w:val="BodyText"/>
       </w:pPr>
       <w:r>
+        <w:t xml:space="preserve">The Snapshot signer-side pattern generalizes to a broader institutional-provider dual-account class that complicates on-chain attribution beyond Snapshot governance specifically. The Polkadot operator-attribution audit (Section 4.5.5; supplements S19) surfaces the analogous structure on a different surface: institutional staking providers (Blockdaemon, KILN, pos.dog, Iceberg Nodes, ParaNodes) register Subscan Identity Pallet attestation on their funding</w:t>
+      </w:r>
+      <w:r>
+        <w:t xml:space="preserve"> </w:t>
+      </w:r>
+      <w:r>
+        <w:t xml:space="preserve">“warm wallet”</w:t>
+      </w:r>
+      <w:r>
+        <w:t xml:space="preserve"> </w:t>
+      </w:r>
+      <w:r>
+        <w:t xml:space="preserve">accounts but NOT on their validator stash accounts, producing brand-attested funding flows with operationally-anonymous staking activity. The methodological implication is symmetric across Snapshot (signer-side functional PCAs whose holder-side custody is operationally anonymous) and Polkadot (funding-side Identity attestation with operationally-anonymous validator stash): identity-pallet-on-the-acting-surface is an insufficient verification methodology for the institutional-provider class; Layer-2 funding-source clustering (Snapshot Blockscout MCP verification + Subscan transfers-received clustering) is the productive cross-surface verification method. Future cross-protocol expansion should incorporate Layer-2 funding-source clustering as a standard verification axis alongside the surface-specific identity attestation.</w:t>
+      </w:r>
+    </w:p>
+    <w:p>
+      <w:pPr>
+        <w:pStyle w:val="BodyText"/>
+      </w:pPr>
+      <w:r>
         <w:t xml:space="preserve">Signer-side PCA exclusion is a substantive direction-of-effect test, not a mechanical concentration-reduction adjustment. For three of the four confirmed functional PCAs, exclusion reduces voting HHI as expected: COMP 0.0889 to 0.0468 (delta -0.0421), BAL 0.3045 to 0.1499 (delta -0.1546), WXM 0.5561 to 0.1184 (delta -0.4377). For GTC, exclusion</w:t>
       </w:r>
       <w:r>
@@ -19722,7 +19645,7 @@
       <w:r>
         <w:t xml:space="preserve"> </w:t>
       </w:r>
-      <w:hyperlink r:id="rId84">
+      <w:hyperlink r:id="rId83">
         <w:r>
           <w:rPr>
             <w:rStyle w:val="Hyperlink"/>
@@ -19734,8 +19657,8 @@
         <w:t xml:space="preserve">.</w:t>
       </w:r>
     </w:p>
-    <w:bookmarkEnd w:id="85"/>
-    <w:bookmarkStart w:id="87" w:name="pca-exclusion-strictness-robustness"/>
+    <w:bookmarkEnd w:id="84"/>
+    <w:bookmarkStart w:id="86" w:name="pca-exclusion-strictness-robustness"/>
     <w:p>
       <w:pPr>
         <w:pStyle w:val="Heading3"/>
@@ -19770,7 +19693,7 @@
       <w:r>
         <w:t xml:space="preserve"> </w:t>
       </w:r>
-      <w:hyperlink r:id="rId86">
+      <w:hyperlink r:id="rId85">
         <w:r>
           <w:rPr>
             <w:rStyle w:val="Hyperlink"/>
@@ -19782,77 +19705,103 @@
         <w:t xml:space="preserve">.</w:t>
       </w:r>
     </w:p>
+    <w:bookmarkEnd w:id="86"/>
+    <w:bookmarkStart w:id="87" w:name="Xae9e455893dd4d58abdf64eb7fc07743fcf6bf6"/>
+    <w:p>
+      <w:pPr>
+        <w:pStyle w:val="Heading3"/>
+      </w:pPr>
+      <w:r>
+        <w:t xml:space="preserve">4.6.3 Cross-metric and supplementary robustness</w:t>
+      </w:r>
+    </w:p>
+    <w:p>
+      <w:pPr>
+        <w:pStyle w:val="FirstParagraph"/>
+      </w:pPr>
+      <w:r>
+        <w:t xml:space="preserve">Rank ordering across concentration metrics is stable: HHI-Theil Pearson r = 0.77 and HHI-Gini Pearson r = 0.59 (p &lt; 0.001, N = 40) on the post-exclusion sample. The bivariate associations in Table 4 (sector contrast, insider-retention significance, subsidy fragility) would not flip under Gini-based or Theil-based measurement. The HHI-Gini correlation is moderate rather than perfect because the two metrics weight the holder distribution differently (HHI is dominated by top-share squared terms; Gini integrates the full Lorenz curve), so each adds some independent information about distributional shape while agreeing on protocol rank ordering.</w:t>
+      </w:r>
+    </w:p>
+    <w:p>
+      <w:pPr>
+        <w:pStyle w:val="BodyText"/>
+      </w:pPr>
+      <w:r>
+        <w:t xml:space="preserve">Other extended robustness analyses live in supplementary materials rather than the main body: Theil and Atkinson concentration metrics (S9), Shapley-Shubik and Banzhaf power indices (S11), PCA-symmetric voting HHI and signer-side functional PCA cases (S12), multivariate subsidy models with sector controls (S8), and the canonical statistics ledger (S0). Profitability, size, and insider-retention specifications are reported in the §4.6 secondary-checks paragraph above.</w:t>
+      </w:r>
+    </w:p>
+    <w:p>
+      <w:pPr>
+        <w:pStyle w:val="BodyText"/>
+      </w:pPr>
+      <w:r>
+        <w:t xml:space="preserve">Governance concentration shows no association with voter participation rates (r = -0.10, N = 13 across 13 protocols with Snapshot or Governor governance data; see Supplementary Figure S5a in Supplementary File S5 for the HHI-vs-participation scatter), consistent with the Olson (1965)</w:t>
+      </w:r>
+      <w:r>
+        <w:t xml:space="preserve"> </w:t>
+      </w:r>
+      <w:r>
+        <w:t xml:space="preserve">collective action prediction that participation decisions reflect</w:t>
+      </w:r>
+      <w:r>
+        <w:t xml:space="preserve"> </w:t>
+      </w:r>
+      <w:r>
+        <w:t xml:space="preserve">rational abstention and diffusion of responsibility rather than</w:t>
+      </w:r>
+      <w:r>
+        <w:t xml:space="preserve"> </w:t>
+      </w:r>
+      <w:r>
+        <w:t xml:space="preserve">ownership structure.</w:t>
+      </w:r>
+    </w:p>
     <w:bookmarkEnd w:id="87"/>
-    <w:bookmarkStart w:id="88" w:name="Xae9e455893dd4d58abdf64eb7fc07743fcf6bf6"/>
-    <w:p>
-      <w:pPr>
-        <w:pStyle w:val="Heading3"/>
-      </w:pPr>
-      <w:r>
-        <w:t xml:space="preserve">4.6.3 Cross-metric and supplementary robustness</w:t>
-      </w:r>
-    </w:p>
-    <w:p>
-      <w:pPr>
-        <w:pStyle w:val="FirstParagraph"/>
-      </w:pPr>
-      <w:r>
-        <w:t xml:space="preserve">Rank ordering across concentration metrics is stable: HHI-Theil Pearson r = 0.77 and HHI-Gini Pearson r = 0.59 (p &lt; 0.001, N = 40) on the post-exclusion sample. The bivariate associations in Table 4 (sector contrast, insider-retention significance, subsidy fragility) would not flip under Gini-based or Theil-based measurement. The HHI-Gini correlation is moderate rather than perfect because the two metrics weight the holder distribution differently (HHI is dominated by top-share squared terms; Gini integrates the full Lorenz curve), so each adds some independent information about distributional shape while agreeing on protocol rank ordering.</w:t>
-      </w:r>
-    </w:p>
-    <w:p>
-      <w:pPr>
-        <w:pStyle w:val="BodyText"/>
-      </w:pPr>
-      <w:r>
-        <w:t xml:space="preserve">Other extended robustness analyses live in supplementary materials rather than the main body: Theil and Atkinson concentration metrics (S9), Shapley-Shubik and Banzhaf power indices (S11), PCA-symmetric voting HHI and signer-side functional PCA cases (S12), multivariate subsidy models with sector controls (S8), and the canonical statistics ledger (S0). Profitability, size, and insider-retention specifications are reported in the §4.6 secondary-checks paragraph above.</w:t>
-      </w:r>
-    </w:p>
-    <w:p>
-      <w:pPr>
-        <w:pStyle w:val="BodyText"/>
-      </w:pPr>
-      <w:r>
-        <w:t xml:space="preserve">Governance concentration shows no association with voter participation rates (r = -0.10, N = 13 across 13 protocols with Snapshot or Governor governance data; see Supplementary Figure S5a in Supplementary File S5 for the HHI-vs-participation scatter), consistent with the Olson (1965)</w:t>
-      </w:r>
-      <w:r>
-        <w:t xml:space="preserve"> </w:t>
-      </w:r>
-      <w:r>
-        <w:t xml:space="preserve">collective action prediction that participation decisions reflect</w:t>
-      </w:r>
-      <w:r>
-        <w:t xml:space="preserve"> </w:t>
-      </w:r>
-      <w:r>
-        <w:t xml:space="preserve">rational abstention and diffusion of responsibility rather than</w:t>
-      </w:r>
-      <w:r>
-        <w:t xml:space="preserve"> </w:t>
-      </w:r>
-      <w:r>
-        <w:t xml:space="preserve">ownership structure.</w:t>
-      </w:r>
-    </w:p>
     <w:bookmarkEnd w:id="88"/>
     <w:bookmarkEnd w:id="89"/>
+    <w:bookmarkStart w:id="101" w:name="discussion"/>
+    <w:p>
+      <w:pPr>
+        <w:pStyle w:val="Heading1"/>
+      </w:pPr>
+      <w:r>
+        <w:t xml:space="preserve">5 Discussion</w:t>
+      </w:r>
+    </w:p>
+    <w:bookmarkStart w:id="90" w:name="measurement-implications"/>
+    <w:p>
+      <w:pPr>
+        <w:pStyle w:val="Heading2"/>
+      </w:pPr>
+      <w:r>
+        <w:t xml:space="preserve">5.1 Measurement Implications</w:t>
+      </w:r>
+    </w:p>
+    <w:p>
+      <w:pPr>
+        <w:pStyle w:val="FirstParagraph"/>
+      </w:pPr>
+      <w:r>
+        <w:t xml:space="preserve">The results change how governance concentration should be audited. Launch allocation tables are not enough: initial insider allocation is not associated with post-distribution HHI in this cross-section. Audits should instead begin with current holder composition, explicit PCA exclusions, insider wallet retention among top holders, and delegated voting power.</w:t>
+      </w:r>
+    </w:p>
+    <w:p>
+      <w:pPr>
+        <w:pStyle w:val="BodyText"/>
+      </w:pPr>
+      <w:r>
+        <w:t xml:space="preserve">Three practical implications follow. First, holder-list HHI should be computed only after excluding addresses that cannot vote as independent governance actors. Second, delegation analysis should compare voting-HHI with post-exclusion holding HHI, because delegated power usually differs from token holdings. Third, concentration audits should treat vote-escrow systems and delegation systems as different mechanism classes rather than aggregating them under one generic governance label.</w:t>
+      </w:r>
+    </w:p>
     <w:bookmarkEnd w:id="90"/>
-    <w:bookmarkStart w:id="102" w:name="discussion"/>
-    <w:p>
-      <w:pPr>
-        <w:pStyle w:val="Heading1"/>
-      </w:pPr>
-      <w:r>
-        <w:t xml:space="preserve">5 Discussion</w:t>
-      </w:r>
-    </w:p>
-    <w:bookmarkStart w:id="91" w:name="measurement-implications"/>
+    <w:bookmarkStart w:id="91" w:name="governance-design-implications"/>
     <w:p>
       <w:pPr>
         <w:pStyle w:val="Heading2"/>
       </w:pPr>
       <w:r>
-        <w:t xml:space="preserve">5.1 Measurement Implications</w:t>
+        <w:t xml:space="preserve">5.2 Governance Design Implications</w:t>
       </w:r>
     </w:p>
     <w:p>
@@ -19860,25 +19809,109 @@
         <w:pStyle w:val="FirstParagraph"/>
       </w:pPr>
       <w:r>
-        <w:t xml:space="preserve">The results change how governance concentration should be audited. Launch allocation tables are not enough: initial insider allocation is not associated with post-distribution HHI in this cross-section. Audits should instead begin with current holder composition, explicit PCA exclusions, insider wallet retention among top holders, and delegated voting power.</w:t>
-      </w:r>
-    </w:p>
-    <w:p>
-      <w:pPr>
-        <w:pStyle w:val="BodyText"/>
-      </w:pPr>
-      <w:r>
-        <w:t xml:space="preserve">Three practical implications follow. First, holder-list HHI should be computed only after excluding addresses that cannot vote as independent governance actors. Second, delegation analysis should compare voting-HHI with post-exclusion holding HHI, because delegated power usually differs from token holdings. Third, concentration audits should treat vote-escrow systems and delegation systems as different mechanism classes rather than aggregating them under one generic governance label.</w:t>
+        <w:t xml:space="preserve">The empirical findings do not prove that any one design is sufficient</w:t>
+      </w:r>
+      <w:r>
+        <w:t xml:space="preserve"> </w:t>
+      </w:r>
+      <w:r>
+        <w:t xml:space="preserve">for deconcentration, but they identify design levers that merit closer</w:t>
+      </w:r>
+      <w:r>
+        <w:t xml:space="preserve"> </w:t>
+      </w:r>
+      <w:r>
+        <w:t xml:space="preserve">evaluation. Two counterexamples operating in different mechanism domains</w:t>
+      </w:r>
+      <w:r>
+        <w:t xml:space="preserve"> </w:t>
+      </w:r>
+      <w:r>
+        <w:t xml:space="preserve">illustrate that concentration variation is design-tractable rather than</w:t>
+      </w:r>
+      <w:r>
+        <w:t xml:space="preserve"> </w:t>
+      </w:r>
+      <w:r>
+        <w:t xml:space="preserve">mechanically inevitable: Anyone Protocol shows that low DePIN holding</w:t>
+      </w:r>
+      <w:r>
+        <w:t xml:space="preserve"> </w:t>
+      </w:r>
+      <w:r>
+        <w:t xml:space="preserve">concentration is possible despite sector-level concentration risk, and</w:t>
+      </w:r>
+      <w:r>
+        <w:t xml:space="preserve"> </w:t>
+      </w:r>
+      <w:r>
+        <w:t xml:space="preserve">ENS shows that delegation can disperse voting power below the holding</w:t>
+      </w:r>
+      <w:r>
+        <w:t xml:space="preserve"> </w:t>
+      </w:r>
+      <w:r>
+        <w:t xml:space="preserve">baseline under a mature delegate program. GMX, HNT, and JUP extend the</w:t>
+      </w:r>
+      <w:r>
+        <w:t xml:space="preserve"> </w:t>
+      </w:r>
+      <w:r>
+        <w:t xml:space="preserve">delegation-dispersion case under different mechanism designs, while</w:t>
+      </w:r>
+      <w:r>
+        <w:t xml:space="preserve"> </w:t>
+      </w:r>
+      <w:r>
+        <w:t xml:space="preserve">Curve and Balancer show that vote-escrowed governance can amplify voting</w:t>
+      </w:r>
+      <w:r>
+        <w:t xml:space="preserve"> </w:t>
+      </w:r>
+      <w:r>
+        <w:t xml:space="preserve">concentration far above raw token holdings.</w:t>
+      </w:r>
+    </w:p>
+    <w:p>
+      <w:pPr>
+        <w:pStyle w:val="BodyText"/>
+      </w:pPr>
+      <w:r>
+        <w:t xml:space="preserve">For practitioners, the immediate design lesson is to measure current</w:t>
+      </w:r>
+      <w:r>
+        <w:t xml:space="preserve"> </w:t>
+      </w:r>
+      <w:r>
+        <w:t xml:space="preserve">governance power rather than infer it from launch documents. Protocols</w:t>
+      </w:r>
+      <w:r>
+        <w:t xml:space="preserve"> </w:t>
+      </w:r>
+      <w:r>
+        <w:t xml:space="preserve">should publish PCA-adjusted concentration metrics, delegate-power</w:t>
+      </w:r>
+      <w:r>
+        <w:t xml:space="preserve"> </w:t>
+      </w:r>
+      <w:r>
+        <w:t xml:space="preserve">concentration, and any vote-escrow amplification before asking users or</w:t>
+      </w:r>
+      <w:r>
+        <w:t xml:space="preserve"> </w:t>
+      </w:r>
+      <w:r>
+        <w:t xml:space="preserve">regulators to accept decentralization claims.</w:t>
       </w:r>
     </w:p>
     <w:bookmarkEnd w:id="91"/>
-    <w:bookmarkStart w:id="92" w:name="governance-design-implications"/>
+    <w:bookmarkStart w:id="92" w:name="risks-and-counterpoints"/>
     <w:p>
       <w:pPr>
         <w:pStyle w:val="Heading2"/>
       </w:pPr>
       <w:r>
-        <w:t xml:space="preserve">5.2 Governance Design Implications</w:t>
+        <w:t xml:space="preserve">5.3 Risks and Counterpoints</w:t>
       </w:r>
     </w:p>
     <w:p>
@@ -19886,109 +19919,25 @@
         <w:pStyle w:val="FirstParagraph"/>
       </w:pPr>
       <w:r>
-        <w:t xml:space="preserve">The empirical findings do not prove that any one design is sufficient</w:t>
-      </w:r>
-      <w:r>
-        <w:t xml:space="preserve"> </w:t>
-      </w:r>
-      <w:r>
-        <w:t xml:space="preserve">for deconcentration, but they identify design levers that merit closer</w:t>
-      </w:r>
-      <w:r>
-        <w:t xml:space="preserve"> </w:t>
-      </w:r>
-      <w:r>
-        <w:t xml:space="preserve">evaluation. Two counterexamples operating in different mechanism domains</w:t>
-      </w:r>
-      <w:r>
-        <w:t xml:space="preserve"> </w:t>
-      </w:r>
-      <w:r>
-        <w:t xml:space="preserve">illustrate that concentration variation is design-tractable rather than</w:t>
-      </w:r>
-      <w:r>
-        <w:t xml:space="preserve"> </w:t>
-      </w:r>
-      <w:r>
-        <w:t xml:space="preserve">mechanically inevitable: Anyone Protocol shows that low DePIN holding</w:t>
-      </w:r>
-      <w:r>
-        <w:t xml:space="preserve"> </w:t>
-      </w:r>
-      <w:r>
-        <w:t xml:space="preserve">concentration is possible despite sector-level concentration risk, and</w:t>
-      </w:r>
-      <w:r>
-        <w:t xml:space="preserve"> </w:t>
-      </w:r>
-      <w:r>
-        <w:t xml:space="preserve">ENS shows that delegation can disperse voting power below the holding</w:t>
-      </w:r>
-      <w:r>
-        <w:t xml:space="preserve"> </w:t>
-      </w:r>
-      <w:r>
-        <w:t xml:space="preserve">baseline under a mature delegate program. GMX, HNT, and JUP extend the</w:t>
-      </w:r>
-      <w:r>
-        <w:t xml:space="preserve"> </w:t>
-      </w:r>
-      <w:r>
-        <w:t xml:space="preserve">delegation-dispersion case under different mechanism designs, while</w:t>
-      </w:r>
-      <w:r>
-        <w:t xml:space="preserve"> </w:t>
-      </w:r>
-      <w:r>
-        <w:t xml:space="preserve">Curve and Balancer show that vote-escrowed governance can amplify voting</w:t>
-      </w:r>
-      <w:r>
-        <w:t xml:space="preserve"> </w:t>
-      </w:r>
-      <w:r>
-        <w:t xml:space="preserve">concentration far above raw token holdings.</w:t>
-      </w:r>
-    </w:p>
-    <w:p>
-      <w:pPr>
-        <w:pStyle w:val="BodyText"/>
-      </w:pPr>
-      <w:r>
-        <w:t xml:space="preserve">For practitioners, the immediate design lesson is to measure current</w:t>
-      </w:r>
-      <w:r>
-        <w:t xml:space="preserve"> </w:t>
-      </w:r>
-      <w:r>
-        <w:t xml:space="preserve">governance power rather than infer it from launch documents. Protocols</w:t>
-      </w:r>
-      <w:r>
-        <w:t xml:space="preserve"> </w:t>
-      </w:r>
-      <w:r>
-        <w:t xml:space="preserve">should publish PCA-adjusted concentration metrics, delegate-power</w:t>
-      </w:r>
-      <w:r>
-        <w:t xml:space="preserve"> </w:t>
-      </w:r>
-      <w:r>
-        <w:t xml:space="preserve">concentration, and any vote-escrow amplification before asking users or</w:t>
-      </w:r>
-      <w:r>
-        <w:t xml:space="preserve"> </w:t>
-      </w:r>
-      <w:r>
-        <w:t xml:space="preserve">regulators to accept decentralization claims.</w:t>
+        <w:t xml:space="preserve">Several empirical risks deserve candid acknowledgment. First, concentration may be efficient in some protocols if high-stake holders are also the participants most informed about protocol maintenance. This paper does not resolve that normative dispute; it shows that concentration should be measured after PCA correction and voting-power adjustment before decentralization claims are made. Second, launch allocation is empirically uninformative about current concentration, so audits that rely on allocation documents alone will miss post-distribution accumulation. Third, voting-HHI depends on governance-platform data that can drift over time, making rank ordering more durable than exact point estimates.</w:t>
+      </w:r>
+    </w:p>
+    <w:p>
+      <w:pPr>
+        <w:pStyle w:val="BodyText"/>
+      </w:pPr>
+      <w:r>
+        <w:t xml:space="preserve">Measurement remains incomplete. Informal influence, off-chain coordination, and legal or equity-holder obligations can affect governance without appearing in token-holder lists. The paper therefore treats HHI and voting-HHI as necessary but not sufficient measures of governance power.</w:t>
       </w:r>
     </w:p>
     <w:bookmarkEnd w:id="92"/>
-    <w:bookmarkStart w:id="93" w:name="risks-and-counterpoints"/>
+    <w:bookmarkStart w:id="93" w:name="position-in-literature"/>
     <w:p>
       <w:pPr>
         <w:pStyle w:val="Heading2"/>
       </w:pPr>
       <w:r>
-        <w:t xml:space="preserve">5.3 Risks and Counterpoints</w:t>
+        <w:t xml:space="preserve">5.4 Position in Literature</w:t>
       </w:r>
     </w:p>
     <w:p>
@@ -19996,25 +19945,25 @@
         <w:pStyle w:val="FirstParagraph"/>
       </w:pPr>
       <w:r>
-        <w:t xml:space="preserve">Several empirical risks deserve candid acknowledgment. First, concentration may be efficient in some protocols if high-stake holders are also the participants most informed about protocol maintenance. This paper does not resolve that normative dispute; it shows that concentration should be measured after PCA correction and voting-power adjustment before decentralization claims are made. Second, launch allocation is empirically uninformative about current concentration, so audits that rely on allocation documents alone will miss post-distribution accumulation. Third, voting-HHI depends on governance-platform data that can drift over time, making rank ordering more durable than exact point estimates.</w:t>
-      </w:r>
-    </w:p>
-    <w:p>
-      <w:pPr>
-        <w:pStyle w:val="BodyText"/>
-      </w:pPr>
-      <w:r>
-        <w:t xml:space="preserve">Measurement remains incomplete. Informal influence, off-chain coordination, and legal or equity-holder obligations can affect governance without appearing in token-holder lists. The paper therefore treats HHI and voting-HHI as necessary but not sufficient measures of governance power.</w:t>
+        <w:t xml:space="preserve">This paper contributes to the empirical DAO-governance literature by refining how concentration is measured. Prior work documents token inequality, voter concentration, participation gaps, and the decentralization illusion. B2 extends that literature by showing that concentration estimates change materially once protocol-controlled addresses are excluded, and by comparing holding HHI with voting-HHI across delegation systems.</w:t>
+      </w:r>
+    </w:p>
+    <w:p>
+      <w:pPr>
+        <w:pStyle w:val="BodyText"/>
+      </w:pPr>
+      <w:r>
+        <w:t xml:space="preserve">The paper also contributes to DePIN tokenomics by separating governance concentration from subsidy dependence and launch allocation. DePIN protocols exhibit higher concentration than DeFi in the corrected cross-section, but the sector pattern coexists with low-concentration counterexamples such as Anyone Protocol and Hivemapper. This makes the paper a measurement contribution rather than a deterministic claim about DePIN architecture.</w:t>
       </w:r>
     </w:p>
     <w:bookmarkEnd w:id="93"/>
-    <w:bookmarkStart w:id="94" w:name="position-in-literature"/>
+    <w:bookmarkStart w:id="94" w:name="summary-of-findings"/>
     <w:p>
       <w:pPr>
         <w:pStyle w:val="Heading2"/>
       </w:pPr>
       <w:r>
-        <w:t xml:space="preserve">5.4 Position in Literature</w:t>
+        <w:t xml:space="preserve">5.5 Summary of Findings</w:t>
       </w:r>
     </w:p>
     <w:p>
@@ -20022,53 +19971,27 @@
         <w:pStyle w:val="FirstParagraph"/>
       </w:pPr>
       <w:r>
-        <w:t xml:space="preserve">This paper contributes to the empirical DAO-governance literature by refining how concentration is measured. Prior work documents token inequality, voter concentration, participation gaps, and the decentralization illusion. B2 extends that literature by showing that concentration estimates change materially once protocol-controlled addresses are excluded, and by comparing holding HHI with voting-HHI across delegation systems.</w:t>
-      </w:r>
-    </w:p>
-    <w:p>
-      <w:pPr>
-        <w:pStyle w:val="BodyText"/>
-      </w:pPr>
-      <w:r>
-        <w:t xml:space="preserve">The paper also contributes to DePIN tokenomics by separating governance concentration from subsidy dependence and launch allocation. DePIN protocols exhibit higher concentration than DeFi in the corrected cross-section, but the sector pattern coexists with low-concentration counterexamples such as Anyone Protocol and Hivemapper. This makes the paper a measurement contribution rather than a deterministic claim about DePIN architecture.</w:t>
+        <w:t xml:space="preserve">Across 40 protocols, naive holder lists are a weak basis for governance claims. PCA exclusion corrects large measurement artifacts, with median HHI inflation of 2.3x and a maximum near 18x in affected protocols. Initial insider allocation is uninformative about post-distribution concentration (Pearson r = 0.05, p = 0.76, N = 37), while current insider wallet retention is associated with concentration (Spearman rho = 0.48, p = 0.003, N = 37); the non-insider HHI check supports this as more than a purely mechanical result.</w:t>
+      </w:r>
+    </w:p>
+    <w:p>
+      <w:pPr>
+        <w:pStyle w:val="BodyText"/>
+      </w:pPr>
+      <w:r>
+        <w:t xml:space="preserve">DePIN protocols are more concentrated than DeFi protocols after correction (mean HHI 0.071 vs 0.031; Mann-Whitney p = 0.020; Cohen’s d = 0.94), but the finding is descriptive and partially attenuates in the smallest multivariate specification. Subsidy dependence does not generalize as a concentration indicator once Livepeer is excluded (r = 0.07, p = 0.77, N = 22). Delegation usually amplifies voting concentration above token holdings in the 13-protocol voting-HHI sample, with ENS, GMX, HNT, and JUP as dispersion exceptions.</w:t>
+      </w:r>
+    </w:p>
+    <w:p>
+      <w:pPr>
+        <w:pStyle w:val="BodyText"/>
+      </w:pPr>
+      <w:r>
+        <w:t xml:space="preserve">The findings span four within-protocol concentration surfaces (post-exclusion holding, insider retention, delegated voting, and vote-escrowed voting) and one cross-protocol surface documented at Snapshot and Tally depth in Section 4.5.5 (institutional delegates participating in multiple protocols’ governance simultaneously; PGov + Tane Governance + Arana Digital + 7 additional Tally-side firms).</w:t>
       </w:r>
     </w:p>
     <w:bookmarkEnd w:id="94"/>
-    <w:bookmarkStart w:id="95" w:name="summary-of-findings"/>
-    <w:p>
-      <w:pPr>
-        <w:pStyle w:val="Heading2"/>
-      </w:pPr>
-      <w:r>
-        <w:t xml:space="preserve">5.5 Summary of Findings</w:t>
-      </w:r>
-    </w:p>
-    <w:p>
-      <w:pPr>
-        <w:pStyle w:val="FirstParagraph"/>
-      </w:pPr>
-      <w:r>
-        <w:t xml:space="preserve">Across 40 protocols, naive holder lists are a weak basis for governance claims. PCA exclusion corrects large measurement artifacts, with median HHI inflation of 2.3x and a maximum near 18x in affected protocols. Initial insider allocation is uninformative about post-distribution concentration (Pearson r = 0.05, p = 0.76, N = 37), while current insider wallet retention is associated with concentration (Spearman rho = 0.48, p = 0.003, N = 37); the non-insider HHI check supports this as more than a purely mechanical result.</w:t>
-      </w:r>
-    </w:p>
-    <w:p>
-      <w:pPr>
-        <w:pStyle w:val="BodyText"/>
-      </w:pPr>
-      <w:r>
-        <w:t xml:space="preserve">DePIN protocols are more concentrated than DeFi protocols after correction (mean HHI 0.071 vs 0.031; Mann-Whitney p = 0.020; Cohen’s d = 0.94), but the finding is descriptive and partially attenuates in the smallest multivariate specification. Subsidy dependence does not generalize as a concentration indicator once Livepeer is excluded (r = 0.07, p = 0.77, N = 22). Delegation usually amplifies voting concentration above token holdings in the 13-protocol voting-HHI sample, with ENS, GMX, HNT, and JUP as dispersion exceptions.</w:t>
-      </w:r>
-    </w:p>
-    <w:p>
-      <w:pPr>
-        <w:pStyle w:val="BodyText"/>
-      </w:pPr>
-      <w:r>
-        <w:t xml:space="preserve">The findings span four within-protocol concentration surfaces (post-exclusion holding, insider retention, delegated voting, and vote-escrowed voting) and one cross-protocol surface documented at Snapshot and Tally depth in Section 4.5.5 (institutional delegates participating in multiple protocols’ governance simultaneously; PGov + Tane Governance + Arana Digital + 7 additional Tally-side firms).</w:t>
-      </w:r>
-    </w:p>
-    <w:bookmarkEnd w:id="95"/>
-    <w:bookmarkStart w:id="96" w:name="contributions"/>
+    <w:bookmarkStart w:id="95" w:name="contributions"/>
     <w:p>
       <w:pPr>
         <w:pStyle w:val="Heading2"/>
@@ -20157,14 +20080,104 @@
         <w:t xml:space="preserve">(Section 4.5). Voting-HHI exceeds post-exclusion holding HHI in nine of thirteen protocols with sufficient governance data, while ENS, GMX, HNT, and JUP show that dispersion is possible under different delegate-program or voting-mechanism designs. Curve and Balancer form a separate vote-escrow class with much larger amplification.</w:t>
       </w:r>
     </w:p>
+    <w:bookmarkEnd w:id="95"/>
+    <w:bookmarkStart w:id="96" w:name="limitations"/>
+    <w:p>
+      <w:pPr>
+        <w:pStyle w:val="Heading2"/>
+      </w:pPr>
+      <w:r>
+        <w:t xml:space="preserve">5.7 Limitations</w:t>
+      </w:r>
+    </w:p>
+    <w:p>
+      <w:pPr>
+        <w:pStyle w:val="FirstParagraph"/>
+      </w:pPr>
+      <w:r>
+        <w:t xml:space="preserve">The evidence reported here carries six main limitations. First, the analysis is a March 2026 cross-section, so it supports descriptive association rather than causal inference or trajectory claims. Second, the 40-protocol sample is large enough for descriptive comparison but small for fully specified multivariate regression; Model 3 has only 35 observations. Third, PCA classification depends on public labels, bytecode inspection, and documentation quality, with weaker coverage for some Solana-native protocols. Fourth, voting-HHI data are available only for 13 protocols with sufficient governance activity and comparable data surfaces. Fifth, HHI measures concentration of shares, not pivotal voting power under proposal-specific quorum rules. Sixth, operator-attribution coverage is asymmetric across chain architectures: Etherscan + Nansen labels yield roughly 95 percent high-share holder attribution on EVM protocols; Helius DAS + Sim API yields roughly 80 percent on Solana protocols; Substrate NPoS protocols (Polkadot; sister substrate-native L1+DePIN) require external attribution services (Polkawatch DDP API; Web3 Foundation TVP registry) to reach 53 percent coverage from a 16 percent on-chain baseline, with the residual approximately 47 percent representing a structural attribution ceiling for voluntary-identity-pallet protocols. The CEX-validator concentration findings in Section 4.5.5 are therefore reported as lower bounds for Substrate NPoS protocols; the same is not true for the EVM and Solana CEX-overlap findings, which use near-complete-coverage attribution data.</w:t>
+      </w:r>
+    </w:p>
+    <w:p>
+      <w:pPr>
+        <w:pStyle w:val="BodyText"/>
+      </w:pPr>
+      <w:r>
+        <w:t xml:space="preserve">The attenuated Model 3 sector coefficient (p = 0.078) should be read</w:t>
+      </w:r>
+      <w:r>
+        <w:t xml:space="preserve"> </w:t>
+      </w:r>
+      <w:r>
+        <w:t xml:space="preserve">alongside the bootstrap result reported in Section 4.4: the DePIN</w:t>
+      </w:r>
+      <w:r>
+        <w:t xml:space="preserve"> </w:t>
+      </w:r>
+      <w:r>
+        <w:t xml:space="preserve">coefficient bootstrap interval remains above zero [+0.001, +0.091] in</w:t>
+      </w:r>
+      <w:r>
+        <w:t xml:space="preserve"> </w:t>
+      </w:r>
+      <w:r>
+        <w:t xml:space="preserve">the N = 35 multivariate sample, but the small sample limits how cleanly</w:t>
+      </w:r>
+      <w:r>
+        <w:t xml:space="preserve"> </w:t>
+      </w:r>
+      <w:r>
+        <w:t xml:space="preserve">sector can be isolated from correlated controls.</w:t>
+      </w:r>
+    </w:p>
+    <w:p>
+      <w:pPr>
+        <w:pStyle w:val="BodyText"/>
+      </w:pPr>
+      <w:r>
+        <w:t xml:space="preserve">The subsidy result is especially sensitive to one observation: excluding</w:t>
+      </w:r>
+      <w:r>
+        <w:t xml:space="preserve"> </w:t>
+      </w:r>
+      <w:r>
+        <w:t xml:space="preserve">Livepeer yields a clean null (full LOO + Spearman + log-transform</w:t>
+      </w:r>
+      <w:r>
+        <w:t xml:space="preserve"> </w:t>
+      </w:r>
+      <w:r>
+        <w:t xml:space="preserve">robustness in Section 4.6), so the main text treats subsidy as a</w:t>
+      </w:r>
+      <w:r>
+        <w:t xml:space="preserve"> </w:t>
+      </w:r>
+      <w:r>
+        <w:t xml:space="preserve">non-generalizing association rather than a stable indicator.</w:t>
+      </w:r>
+    </w:p>
+    <w:p>
+      <w:pPr>
+        <w:pStyle w:val="BodyText"/>
+      </w:pPr>
+      <w:r>
+        <w:t xml:space="preserve">Measurement extensions that would refine these findings without changing</w:t>
+      </w:r>
+      <w:r>
+        <w:t xml:space="preserve"> </w:t>
+      </w:r>
+      <w:r>
+        <w:t xml:space="preserve">the core claim are enumerated in Section 5.8.</w:t>
+      </w:r>
+    </w:p>
     <w:bookmarkEnd w:id="96"/>
-    <w:bookmarkStart w:id="97" w:name="limitations"/>
+    <w:bookmarkStart w:id="99" w:name="future-research"/>
     <w:p>
       <w:pPr>
         <w:pStyle w:val="Heading2"/>
       </w:pPr>
       <w:r>
-        <w:t xml:space="preserve">5.7 Limitations</w:t>
+        <w:t xml:space="preserve">5.8 Future Research</w:t>
       </w:r>
     </w:p>
     <w:p>
@@ -20172,96 +20185,6 @@
         <w:pStyle w:val="FirstParagraph"/>
       </w:pPr>
       <w:r>
-        <w:t xml:space="preserve">The evidence reported here carries five main limitations. First, the analysis is a March 2026 cross-section, so it supports descriptive association rather than causal inference or trajectory claims. Second, the 40-protocol sample is large enough for descriptive comparison but small for fully specified multivariate regression; Model 3 has only 35 observations. Third, PCA classification depends on public labels, bytecode inspection, and documentation quality, with weaker coverage for some Solana-native protocols. Fourth, voting-HHI data are available only for 13 protocols with sufficient governance activity and comparable data surfaces. Fifth, HHI measures concentration of shares, not pivotal voting power under proposal-specific quorum rules.</w:t>
-      </w:r>
-    </w:p>
-    <w:p>
-      <w:pPr>
-        <w:pStyle w:val="BodyText"/>
-      </w:pPr>
-      <w:r>
-        <w:t xml:space="preserve">The attenuated Model 3 sector coefficient (p = 0.078) should be read</w:t>
-      </w:r>
-      <w:r>
-        <w:t xml:space="preserve"> </w:t>
-      </w:r>
-      <w:r>
-        <w:t xml:space="preserve">alongside the bootstrap result reported in Section 4.4: the DePIN</w:t>
-      </w:r>
-      <w:r>
-        <w:t xml:space="preserve"> </w:t>
-      </w:r>
-      <w:r>
-        <w:t xml:space="preserve">coefficient bootstrap interval remains above zero [+0.001, +0.091] in</w:t>
-      </w:r>
-      <w:r>
-        <w:t xml:space="preserve"> </w:t>
-      </w:r>
-      <w:r>
-        <w:t xml:space="preserve">the N = 35 multivariate sample, but the small sample limits how cleanly</w:t>
-      </w:r>
-      <w:r>
-        <w:t xml:space="preserve"> </w:t>
-      </w:r>
-      <w:r>
-        <w:t xml:space="preserve">sector can be isolated from correlated controls.</w:t>
-      </w:r>
-    </w:p>
-    <w:p>
-      <w:pPr>
-        <w:pStyle w:val="BodyText"/>
-      </w:pPr>
-      <w:r>
-        <w:t xml:space="preserve">The subsidy result is especially sensitive to one observation: excluding</w:t>
-      </w:r>
-      <w:r>
-        <w:t xml:space="preserve"> </w:t>
-      </w:r>
-      <w:r>
-        <w:t xml:space="preserve">Livepeer yields a clean null (full LOO + Spearman + log-transform</w:t>
-      </w:r>
-      <w:r>
-        <w:t xml:space="preserve"> </w:t>
-      </w:r>
-      <w:r>
-        <w:t xml:space="preserve">robustness in Section 4.6), so the main text treats subsidy as a</w:t>
-      </w:r>
-      <w:r>
-        <w:t xml:space="preserve"> </w:t>
-      </w:r>
-      <w:r>
-        <w:t xml:space="preserve">non-generalizing association rather than a stable indicator.</w:t>
-      </w:r>
-    </w:p>
-    <w:p>
-      <w:pPr>
-        <w:pStyle w:val="BodyText"/>
-      </w:pPr>
-      <w:r>
-        <w:t xml:space="preserve">Measurement extensions that would refine these findings without changing</w:t>
-      </w:r>
-      <w:r>
-        <w:t xml:space="preserve"> </w:t>
-      </w:r>
-      <w:r>
-        <w:t xml:space="preserve">the core claim are enumerated in Section 5.8.</w:t>
-      </w:r>
-    </w:p>
-    <w:bookmarkEnd w:id="97"/>
-    <w:bookmarkStart w:id="100" w:name="future-research"/>
-    <w:p>
-      <w:pPr>
-        <w:pStyle w:val="Heading2"/>
-      </w:pPr>
-      <w:r>
-        <w:t xml:space="preserve">5.8 Future Research</w:t>
-      </w:r>
-    </w:p>
-    <w:p>
-      <w:pPr>
-        <w:pStyle w:val="FirstParagraph"/>
-      </w:pPr>
-      <w:r>
         <w:t xml:space="preserve">Four research directions have highest priority. First, longitudinal</w:t>
       </w:r>
       <w:r>
@@ -20300,7 +20223,7 @@
       <w:r>
         <w:t xml:space="preserve">trajectories for 14 governance tokens (</w:t>
       </w:r>
-      <w:hyperlink r:id="rId98">
+      <w:hyperlink r:id="rId97">
         <w:r>
           <w:rPr>
             <w:rStyle w:val="Hyperlink"/>
@@ -20389,7 +20312,15 @@
         <w:pStyle w:val="BodyText"/>
       </w:pPr>
       <w:r>
-        <w:t xml:space="preserve">B2’s forward agenda is empirical: convert the current cross-section into panel evidence, expand the sample, and extend voting-HHI to coalition-based power measures.</w:t>
+        <w:t xml:space="preserve">Fifth, operator-infrastructure concentration as candidate sixth concentration axis. The Polkadot operator-attribution audit (Section 4.5.5; supplements S19) surfaces a candidate axis specific to validator-network infrastructure: cloud-provider / colocation / self-hosted classification of the underlying compute substrate, computable from external sources (Polkawatch records include LastRegion + LastCountry + LastNetwork + Nominators + TokenRewards fields). Validator-infrastructure HHI at the ISP-tier (Hetzner Online GmbH vs AWS vs DigitalOcean vs self-hosted residential) is not load-bearing for the Section 4.5 amplification finding but is methodologically relevant for any future Section 3.8 typology extension covering operator-infrastructure as a distinct concentration class. The axis generalizes beyond Polkadot to any protocol with validator-set governance (Ethereum proposer-builder separation; Cosmos validator sets; Solana validator clusters); cross-protocol operator-infrastructure HHI is a natural N &gt;= 5 future-cycle expansion target.</w:t>
+      </w:r>
+    </w:p>
+    <w:p>
+      <w:pPr>
+        <w:pStyle w:val="BodyText"/>
+      </w:pPr>
+      <w:r>
+        <w:t xml:space="preserve">B2’s forward agenda is empirical: convert the current cross-section into panel evidence, expand the sample, extend voting-HHI to coalition-based power measures, and evaluate operator-infrastructure as candidate sixth axis.</w:t>
       </w:r>
     </w:p>
     <w:p>
@@ -20504,7 +20435,7 @@
       <w:r>
         <w:t xml:space="preserve"> </w:t>
       </w:r>
-      <w:hyperlink r:id="rId99">
+      <w:hyperlink r:id="rId98">
         <w:r>
           <w:rPr>
             <w:rStyle w:val="Hyperlink"/>
@@ -20516,14 +20447,111 @@
         <w:t xml:space="preserve">.</w:t>
       </w:r>
     </w:p>
+    <w:bookmarkEnd w:id="99"/>
+    <w:bookmarkStart w:id="100" w:name="reproducibility-and-data-availability"/>
+    <w:p>
+      <w:pPr>
+        <w:pStyle w:val="Heading2"/>
+      </w:pPr>
+      <w:r>
+        <w:t xml:space="preserve">5.9 Reproducibility and Data Availability</w:t>
+      </w:r>
+    </w:p>
+    <w:p>
+      <w:pPr>
+        <w:pStyle w:val="FirstParagraph"/>
+      </w:pPr>
+      <w:r>
+        <w:t xml:space="preserve">The 40-protocol governance concentration dataset, exclusions log (133</w:t>
+      </w:r>
+      <w:r>
+        <w:t xml:space="preserve"> </w:t>
+      </w:r>
+      <w:r>
+        <w:t xml:space="preserve">protocol-controlled address exclusions across 38 protocols), canonical</w:t>
+      </w:r>
+      <w:r>
+        <w:t xml:space="preserve"> </w:t>
+      </w:r>
+      <w:r>
+        <w:t xml:space="preserve">regression dataset including Token Terminal subsidy ratios and on-chain</w:t>
+      </w:r>
+      <w:r>
+        <w:t xml:space="preserve"> </w:t>
+      </w:r>
+      <w:r>
+        <w:t xml:space="preserve">financial data, Hivemapper / io.net / Aethir holder distributions used</w:t>
+      </w:r>
+      <w:r>
+        <w:t xml:space="preserve"> </w:t>
+      </w:r>
+      <w:r>
+        <w:t xml:space="preserve">for Table 3, veCRV cumulative deposit data underlying the Section 4.5.2</w:t>
+      </w:r>
+      <w:r>
+        <w:t xml:space="preserve"> </w:t>
+      </w:r>
+      <w:r>
+        <w:t xml:space="preserve">ve-locking analysis, and Theil/Atkinson supplementary metrics used in</w:t>
+      </w:r>
+      <w:r>
+        <w:t xml:space="preserve"> </w:t>
+      </w:r>
+      <w:r>
+        <w:t xml:space="preserve">the Section 4.6 robustness check are available in the replication</w:t>
+      </w:r>
+      <w:r>
+        <w:t xml:space="preserve"> </w:t>
+      </w:r>
+      <w:r>
+        <w:t xml:space="preserve">repository linked in the supplementary materials. Replication scripts</w:t>
+      </w:r>
+      <w:r>
+        <w:t xml:space="preserve"> </w:t>
+      </w:r>
+      <w:r>
+        <w:t xml:space="preserve">for each table and figure are provided in Supplementary File S5; the</w:t>
+      </w:r>
+      <w:r>
+        <w:t xml:space="preserve"> </w:t>
+      </w:r>
+      <w:r>
+        <w:t xml:space="preserve">cross-protocol Pearson and Spearman correlations reported across</w:t>
+      </w:r>
+      <w:r>
+        <w:t xml:space="preserve"> </w:t>
+      </w:r>
+      <w:r>
+        <w:t xml:space="preserve">Sections 4.3, 4.4, and 4.6 can be reproduced via the replication scripts</w:t>
+      </w:r>
+      <w:r>
+        <w:t xml:space="preserve"> </w:t>
+      </w:r>
+      <w:r>
+        <w:t xml:space="preserve">using only the linked public-source data. The exclusion methodology is</w:t>
+      </w:r>
+      <w:r>
+        <w:t xml:space="preserve"> </w:t>
+      </w:r>
+      <w:r>
+        <w:t xml:space="preserve">documented at the address-by-address granularity in Supplementary</w:t>
+      </w:r>
+      <w:r>
+        <w:t xml:space="preserve"> </w:t>
+      </w:r>
+      <w:r>
+        <w:t xml:space="preserve">File S6.</w:t>
+      </w:r>
+    </w:p>
     <w:bookmarkEnd w:id="100"/>
-    <w:bookmarkStart w:id="101" w:name="reproducibility-and-data-availability"/>
-    <w:p>
-      <w:pPr>
-        <w:pStyle w:val="Heading2"/>
-      </w:pPr>
-      <w:r>
-        <w:t xml:space="preserve">5.9 Reproducibility and Data Availability</w:t>
+    <w:bookmarkEnd w:id="101"/>
+    <w:bookmarkStart w:id="102" w:name="conclusion"/>
+    <w:p>
+      <w:pPr>
+        <w:pStyle w:val="Heading1"/>
+      </w:pPr>
+      <w:r>
+        <w:t xml:space="preserve">6 Conclusion</w:t>
       </w:r>
     </w:p>
     <w:p>
@@ -20531,96 +20559,25 @@
         <w:pStyle w:val="FirstParagraph"/>
       </w:pPr>
       <w:r>
-        <w:t xml:space="preserve">The 40-protocol governance concentration dataset, exclusions log (133</w:t>
-      </w:r>
-      <w:r>
-        <w:t xml:space="preserve"> </w:t>
-      </w:r>
-      <w:r>
-        <w:t xml:space="preserve">protocol-controlled address exclusions across 38 protocols), canonical</w:t>
-      </w:r>
-      <w:r>
-        <w:t xml:space="preserve"> </w:t>
-      </w:r>
-      <w:r>
-        <w:t xml:space="preserve">regression dataset including Token Terminal subsidy ratios and on-chain</w:t>
-      </w:r>
-      <w:r>
-        <w:t xml:space="preserve"> </w:t>
-      </w:r>
-      <w:r>
-        <w:t xml:space="preserve">financial data, Hivemapper / io.net / Aethir holder distributions used</w:t>
-      </w:r>
-      <w:r>
-        <w:t xml:space="preserve"> </w:t>
-      </w:r>
-      <w:r>
-        <w:t xml:space="preserve">for Table 3, veCRV cumulative deposit data underlying the Section 4.5.2</w:t>
-      </w:r>
-      <w:r>
-        <w:t xml:space="preserve"> </w:t>
-      </w:r>
-      <w:r>
-        <w:t xml:space="preserve">ve-locking analysis, and Theil/Atkinson supplementary metrics used in</w:t>
-      </w:r>
-      <w:r>
-        <w:t xml:space="preserve"> </w:t>
-      </w:r>
-      <w:r>
-        <w:t xml:space="preserve">the Section 4.6 robustness check are available in the replication</w:t>
-      </w:r>
-      <w:r>
-        <w:t xml:space="preserve"> </w:t>
-      </w:r>
-      <w:r>
-        <w:t xml:space="preserve">repository linked in the supplementary materials. Replication scripts</w:t>
-      </w:r>
-      <w:r>
-        <w:t xml:space="preserve"> </w:t>
-      </w:r>
-      <w:r>
-        <w:t xml:space="preserve">for each table and figure are provided in Supplementary File S5; the</w:t>
-      </w:r>
-      <w:r>
-        <w:t xml:space="preserve"> </w:t>
-      </w:r>
-      <w:r>
-        <w:t xml:space="preserve">cross-protocol Pearson and Spearman correlations reported across</w:t>
-      </w:r>
-      <w:r>
-        <w:t xml:space="preserve"> </w:t>
-      </w:r>
-      <w:r>
-        <w:t xml:space="preserve">Sections 4.3, 4.4, and 4.6 can be reproduced via the replication scripts</w:t>
-      </w:r>
-      <w:r>
-        <w:t xml:space="preserve"> </w:t>
-      </w:r>
-      <w:r>
-        <w:t xml:space="preserve">using only the linked public-source data. The exclusion methodology is</w:t>
-      </w:r>
-      <w:r>
-        <w:t xml:space="preserve"> </w:t>
-      </w:r>
-      <w:r>
-        <w:t xml:space="preserve">documented at the address-by-address granularity in Supplementary</w:t>
-      </w:r>
-      <w:r>
-        <w:t xml:space="preserve"> </w:t>
-      </w:r>
-      <w:r>
-        <w:t xml:space="preserve">File S6.</w:t>
-      </w:r>
-    </w:p>
-    <w:bookmarkEnd w:id="101"/>
+        <w:t xml:space="preserve">Governance concentration in token protocols is weakly associated with launch-time allocation and poorly measured by naive holder lists. Across forty protocols, PCA exclusion corrects systematic inflation in prior concentration studies (median factor 2.3x), initial insider allocation is uninformative (Pearson r = 0.05, p = 0.76, N = 37), and post-distribution insider wallet retention is associated with higher concentration (Spearman rho = 0.48, p = 0.003, N = 37). DePIN protocols exhibit higher concentration than DeFi after measurement correction (Mann-Whitney p = 0.020, Cohen’s d = 0.94), and delegation amplifies voting power above holdings in nine of thirteen protocols with sufficient governance data (ratios 1.6x to 9.9x; mean approximately 4.9x).</w:t>
+      </w:r>
+    </w:p>
+    <w:p>
+      <w:pPr>
+        <w:pStyle w:val="BodyText"/>
+      </w:pPr>
+      <w:r>
+        <w:t xml:space="preserve">For practitioners and researchers, the actionable implication is to audit current holder composition, PCA exclusions, and delegate-program design rather than launch allocation percentages. ENS and Anyone Protocol show that lower concentration and delegation-mediated dispersion are achievable through deliberate institutional design. Longitudinal panel analysis and pre-registered falsifiable predictions are specified in Section 5.8 and Supplementary File S17.</w:t>
+      </w:r>
+    </w:p>
     <w:bookmarkEnd w:id="102"/>
-    <w:bookmarkStart w:id="103" w:name="conclusion"/>
+    <w:bookmarkStart w:id="103" w:name="supplementary-material"/>
     <w:p>
       <w:pPr>
         <w:pStyle w:val="Heading1"/>
       </w:pPr>
       <w:r>
-        <w:t xml:space="preserve">6 Conclusion</w:t>
+        <w:t xml:space="preserve">Supplementary Material</w:t>
       </w:r>
     </w:p>
     <w:p>
@@ -20628,25 +20585,201 @@
         <w:pStyle w:val="FirstParagraph"/>
       </w:pPr>
       <w:r>
-        <w:t xml:space="preserve">Governance concentration in token protocols is weakly associated with launch-time allocation and poorly measured by naive holder lists. Across forty protocols, PCA exclusion corrects systematic inflation in prior concentration studies (median factor 2.3x), initial insider allocation is uninformative (Pearson r = 0.05, p = 0.76, N = 37), and post-distribution insider wallet retention is associated with higher concentration (Spearman rho = 0.48, p = 0.003, N = 37). DePIN protocols exhibit higher concentration than DeFi after measurement correction (Mann-Whitney p = 0.020, Cohen’s d = 0.94), and delegation amplifies voting power above holdings in nine of thirteen protocols with sufficient governance data (ratios 1.6x to 9.9x; mean approximately 4.9x).</w:t>
-      </w:r>
-    </w:p>
-    <w:p>
-      <w:pPr>
-        <w:pStyle w:val="BodyText"/>
-      </w:pPr>
-      <w:r>
-        <w:t xml:space="preserve">For practitioners and researchers, the actionable implication is to audit current holder composition, PCA exclusions, and delegate-program design rather than launch allocation percentages. ENS and Anyone Protocol show that lower concentration and delegation-mediated dispersion are achievable through deliberate institutional design. Longitudinal panel analysis and pre-registered falsifiable predictions are specified in Section 5.8 and Supplementary File S17.</w:t>
+        <w:t xml:space="preserve">The following supplementary files accompany this paper:</w:t>
+      </w:r>
+    </w:p>
+    <w:p>
+      <w:pPr>
+        <w:pStyle w:val="BodyText"/>
+      </w:pPr>
+      <w:r>
+        <w:t xml:space="preserve">S0: Canonical statistics ledger for every B2 main-text statistic.</w:t>
+      </w:r>
+    </w:p>
+    <w:p>
+      <w:pPr>
+        <w:pStyle w:val="BodyText"/>
+      </w:pPr>
+      <w:r>
+        <w:t xml:space="preserve">S1: Metric definitions for holder concentration, voting concentration,</w:t>
+      </w:r>
+      <w:r>
+        <w:t xml:space="preserve"> </w:t>
+      </w:r>
+      <w:r>
+        <w:t xml:space="preserve">subsidy ratios, and related variables.</w:t>
+      </w:r>
+    </w:p>
+    <w:p>
+      <w:pPr>
+        <w:pStyle w:val="BodyText"/>
+      </w:pPr>
+      <w:r>
+        <w:t xml:space="preserve">S2: Protocol codebook and optional governance-scoring templates retained</w:t>
+      </w:r>
+      <w:r>
+        <w:t xml:space="preserve"> </w:t>
+      </w:r>
+      <w:r>
+        <w:t xml:space="preserve">for researchers extending the broader project. Not load-bearing for B2.</w:t>
+      </w:r>
+    </w:p>
+    <w:p>
+      <w:pPr>
+        <w:pStyle w:val="BodyText"/>
+      </w:pPr>
+      <w:r>
+        <w:t xml:space="preserve">S3: Optional governance-scoring tables retained as supplementary</w:t>
+      </w:r>
+      <w:r>
+        <w:t xml:space="preserve"> </w:t>
+      </w:r>
+      <w:r>
+        <w:t xml:space="preserve">materials. Not load-bearing for B2.</w:t>
+      </w:r>
+    </w:p>
+    <w:p>
+      <w:pPr>
+        <w:pStyle w:val="BodyText"/>
+      </w:pPr>
+      <w:r>
+        <w:t xml:space="preserve">S4: Events table for future event-study analyses.</w:t>
+      </w:r>
+    </w:p>
+    <w:p>
+      <w:pPr>
+        <w:pStyle w:val="BodyText"/>
+      </w:pPr>
+      <w:r>
+        <w:t xml:space="preserve">S5: Empirical pipeline specification, including replication-ready designs</w:t>
+      </w:r>
+      <w:r>
+        <w:t xml:space="preserve"> </w:t>
+      </w:r>
+      <w:r>
+        <w:t xml:space="preserve">for cross-sectional, panel, event-study, and qualitative analyses.</w:t>
+      </w:r>
+    </w:p>
+    <w:p>
+      <w:pPr>
+        <w:pStyle w:val="BodyText"/>
+      </w:pPr>
+      <w:r>
+        <w:t xml:space="preserve">S6: Source provenance, revenue standardization, raw holder-data workflow,</w:t>
+      </w:r>
+      <w:r>
+        <w:t xml:space="preserve"> </w:t>
+      </w:r>
+      <w:r>
+        <w:t xml:space="preserve">and address-level PCA documentation.</w:t>
+      </w:r>
+    </w:p>
+    <w:p>
+      <w:pPr>
+        <w:pStyle w:val="BodyText"/>
+      </w:pPr>
+      <w:r>
+        <w:t xml:space="preserve">S7: Quarterly HHI panel for 14 governance tokens across eight quarters</w:t>
+      </w:r>
+      <w:r>
+        <w:t xml:space="preserve"> </w:t>
+      </w:r>
+      <w:r>
+        <w:t xml:space="preserve">post-token-generation event.</w:t>
+      </w:r>
+    </w:p>
+    <w:p>
+      <w:pPr>
+        <w:pStyle w:val="BodyText"/>
+      </w:pPr>
+      <w:r>
+        <w:t xml:space="preserve">S8: Expanded subsidy-concentration analysis combining Token Terminal</w:t>
+      </w:r>
+      <w:r>
+        <w:t xml:space="preserve"> </w:t>
+      </w:r>
+      <w:r>
+        <w:t xml:space="preserve">revenue data and on-chain emission or fee ratios.</w:t>
+      </w:r>
+    </w:p>
+    <w:p>
+      <w:pPr>
+        <w:pStyle w:val="BodyText"/>
+      </w:pPr>
+      <w:r>
+        <w:t xml:space="preserve">S9: Theil and Atkinson concentration-metric robustness analysis.</w:t>
+      </w:r>
+    </w:p>
+    <w:p>
+      <w:pPr>
+        <w:pStyle w:val="BodyText"/>
+      </w:pPr>
+      <w:r>
+        <w:t xml:space="preserve">S10: PCA classification robustness across Specs A through E.</w:t>
+      </w:r>
+    </w:p>
+    <w:p>
+      <w:pPr>
+        <w:pStyle w:val="BodyText"/>
+      </w:pPr>
+      <w:r>
+        <w:t xml:space="preserve">S11: Shapley-Shubik and Banzhaf power-index calculations.</w:t>
+      </w:r>
+    </w:p>
+    <w:p>
+      <w:pPr>
+        <w:pStyle w:val="BodyText"/>
+      </w:pPr>
+      <w:r>
+        <w:t xml:space="preserve">S12: PCA-symmetric voting-HHI and signer-side functional PCA robustness.</w:t>
+      </w:r>
+    </w:p>
+    <w:p>
+      <w:pPr>
+        <w:pStyle w:val="BodyText"/>
+      </w:pPr>
+      <w:r>
+        <w:t xml:space="preserve">S15: Optimism worked example retained as a supplementary case.</w:t>
+      </w:r>
+    </w:p>
+    <w:p>
+      <w:pPr>
+        <w:pStyle w:val="BodyText"/>
+      </w:pPr>
+      <w:r>
+        <w:t xml:space="preserve">S16: Aethir, IoTeX, and ENS sensitivity analyses.</w:t>
+      </w:r>
+    </w:p>
+    <w:p>
+      <w:pPr>
+        <w:pStyle w:val="BodyText"/>
+      </w:pPr>
+      <w:r>
+        <w:t xml:space="preserve">S17: Falsifiable predictions and pre-registration specification.</w:t>
+      </w:r>
+    </w:p>
+    <w:p>
+      <w:pPr>
+        <w:pStyle w:val="BodyText"/>
+      </w:pPr>
+      <w:r>
+        <w:t xml:space="preserve">Replication data:</w:t>
+      </w:r>
+      <w:r>
+        <w:t xml:space="preserve"> </w:t>
+      </w:r>
+      <w:r>
+        <w:t xml:space="preserve">https://github.com/Research-Publications-and-Data/Tokenomics-As-Institutional_Design</w:t>
       </w:r>
     </w:p>
     <w:bookmarkEnd w:id="103"/>
-    <w:bookmarkStart w:id="104" w:name="supplementary-material"/>
+    <w:bookmarkStart w:id="104" w:name="acknowledgments"/>
     <w:p>
       <w:pPr>
         <w:pStyle w:val="Heading1"/>
       </w:pPr>
       <w:r>
-        <w:t xml:space="preserve">Supplementary Material</w:t>
+        <w:t xml:space="preserve">Acknowledgments</w:t>
       </w:r>
     </w:p>
     <w:p>
@@ -20654,201 +20787,41 @@
         <w:pStyle w:val="FirstParagraph"/>
       </w:pPr>
       <w:r>
-        <w:t xml:space="preserve">The following supplementary files accompany this paper:</w:t>
-      </w:r>
-    </w:p>
-    <w:p>
-      <w:pPr>
-        <w:pStyle w:val="BodyText"/>
-      </w:pPr>
-      <w:r>
-        <w:t xml:space="preserve">S0: Canonical statistics ledger for every B2 main-text statistic.</w:t>
-      </w:r>
-    </w:p>
-    <w:p>
-      <w:pPr>
-        <w:pStyle w:val="BodyText"/>
-      </w:pPr>
-      <w:r>
-        <w:t xml:space="preserve">S1: Metric definitions for holder concentration, voting concentration,</w:t>
-      </w:r>
-      <w:r>
-        <w:t xml:space="preserve"> </w:t>
-      </w:r>
-      <w:r>
-        <w:t xml:space="preserve">subsidy ratios, and related variables.</w:t>
-      </w:r>
-    </w:p>
-    <w:p>
-      <w:pPr>
-        <w:pStyle w:val="BodyText"/>
-      </w:pPr>
-      <w:r>
-        <w:t xml:space="preserve">S2: Protocol codebook and optional governance-scoring templates retained</w:t>
-      </w:r>
-      <w:r>
-        <w:t xml:space="preserve"> </w:t>
-      </w:r>
-      <w:r>
-        <w:t xml:space="preserve">for researchers extending the broader project. Not load-bearing for B2.</w:t>
-      </w:r>
-    </w:p>
-    <w:p>
-      <w:pPr>
-        <w:pStyle w:val="BodyText"/>
-      </w:pPr>
-      <w:r>
-        <w:t xml:space="preserve">S3: Optional governance-scoring tables retained as supplementary</w:t>
-      </w:r>
-      <w:r>
-        <w:t xml:space="preserve"> </w:t>
-      </w:r>
-      <w:r>
-        <w:t xml:space="preserve">materials. Not load-bearing for B2.</w:t>
-      </w:r>
-    </w:p>
-    <w:p>
-      <w:pPr>
-        <w:pStyle w:val="BodyText"/>
-      </w:pPr>
-      <w:r>
-        <w:t xml:space="preserve">S4: Events table for future event-study analyses.</w:t>
-      </w:r>
-    </w:p>
-    <w:p>
-      <w:pPr>
-        <w:pStyle w:val="BodyText"/>
-      </w:pPr>
-      <w:r>
-        <w:t xml:space="preserve">S5: Empirical pipeline specification, including replication-ready designs</w:t>
-      </w:r>
-      <w:r>
-        <w:t xml:space="preserve"> </w:t>
-      </w:r>
-      <w:r>
-        <w:t xml:space="preserve">for cross-sectional, panel, event-study, and qualitative analyses.</w:t>
-      </w:r>
-    </w:p>
-    <w:p>
-      <w:pPr>
-        <w:pStyle w:val="BodyText"/>
-      </w:pPr>
-      <w:r>
-        <w:t xml:space="preserve">S6: Source provenance, revenue standardization, raw holder-data workflow,</w:t>
-      </w:r>
-      <w:r>
-        <w:t xml:space="preserve"> </w:t>
-      </w:r>
-      <w:r>
-        <w:t xml:space="preserve">and address-level PCA documentation.</w:t>
-      </w:r>
-    </w:p>
-    <w:p>
-      <w:pPr>
-        <w:pStyle w:val="BodyText"/>
-      </w:pPr>
-      <w:r>
-        <w:t xml:space="preserve">S7: Quarterly HHI panel for 14 governance tokens across eight quarters</w:t>
-      </w:r>
-      <w:r>
-        <w:t xml:space="preserve"> </w:t>
-      </w:r>
-      <w:r>
-        <w:t xml:space="preserve">post-token-generation event.</w:t>
-      </w:r>
-    </w:p>
-    <w:p>
-      <w:pPr>
-        <w:pStyle w:val="BodyText"/>
-      </w:pPr>
-      <w:r>
-        <w:t xml:space="preserve">S8: Expanded subsidy-concentration analysis combining Token Terminal</w:t>
-      </w:r>
-      <w:r>
-        <w:t xml:space="preserve"> </w:t>
-      </w:r>
-      <w:r>
-        <w:t xml:space="preserve">revenue data and on-chain emission or fee ratios.</w:t>
-      </w:r>
-    </w:p>
-    <w:p>
-      <w:pPr>
-        <w:pStyle w:val="BodyText"/>
-      </w:pPr>
-      <w:r>
-        <w:t xml:space="preserve">S9: Theil and Atkinson concentration-metric robustness analysis.</w:t>
-      </w:r>
-    </w:p>
-    <w:p>
-      <w:pPr>
-        <w:pStyle w:val="BodyText"/>
-      </w:pPr>
-      <w:r>
-        <w:t xml:space="preserve">S10: PCA classification robustness across Specs A through E.</w:t>
-      </w:r>
-    </w:p>
-    <w:p>
-      <w:pPr>
-        <w:pStyle w:val="BodyText"/>
-      </w:pPr>
-      <w:r>
-        <w:t xml:space="preserve">S11: Shapley-Shubik and Banzhaf power-index calculations.</w:t>
-      </w:r>
-    </w:p>
-    <w:p>
-      <w:pPr>
-        <w:pStyle w:val="BodyText"/>
-      </w:pPr>
-      <w:r>
-        <w:t xml:space="preserve">S12: PCA-symmetric voting-HHI and signer-side functional PCA robustness.</w:t>
-      </w:r>
-    </w:p>
-    <w:p>
-      <w:pPr>
-        <w:pStyle w:val="BodyText"/>
-      </w:pPr>
-      <w:r>
-        <w:t xml:space="preserve">S15: Optimism worked example retained as a supplementary case.</w:t>
-      </w:r>
-    </w:p>
-    <w:p>
-      <w:pPr>
-        <w:pStyle w:val="BodyText"/>
-      </w:pPr>
-      <w:r>
-        <w:t xml:space="preserve">S16: Aethir, IoTeX, and ENS sensitivity analyses.</w:t>
-      </w:r>
-    </w:p>
-    <w:p>
-      <w:pPr>
-        <w:pStyle w:val="BodyText"/>
-      </w:pPr>
-      <w:r>
-        <w:t xml:space="preserve">S17: Falsifiable predictions and pre-registration specification.</w:t>
-      </w:r>
-    </w:p>
-    <w:p>
-      <w:pPr>
-        <w:pStyle w:val="BodyText"/>
-      </w:pPr>
-      <w:r>
-        <w:t xml:space="preserve">Replication data:</w:t>
-      </w:r>
-      <w:r>
-        <w:t xml:space="preserve"> </w:t>
-      </w:r>
-      <w:r>
-        <w:t xml:space="preserve">https://github.com/Research-Publications-and-Data/Tokenomics-As-Institutional_Design</w:t>
+        <w:t xml:space="preserve">The author thanks Token Terminal for complimentary API access. DeFi</w:t>
+      </w:r>
+      <w:r>
+        <w:t xml:space="preserve"> </w:t>
+      </w:r>
+      <w:r>
+        <w:t xml:space="preserve">protocol subsidy ratios use Token Terminal fee, revenue, and incentive</w:t>
+      </w:r>
+      <w:r>
+        <w:t xml:space="preserve"> </w:t>
+      </w:r>
+      <w:r>
+        <w:t xml:space="preserve">data; DePIN protocol subsidy ratios use on-chain burn and mint data from</w:t>
+      </w:r>
+      <w:r>
+        <w:t xml:space="preserve"> </w:t>
+      </w:r>
+      <w:r>
+        <w:t xml:space="preserve">Dune Analytics due to systematic measurement gaps in existing analytics</w:t>
+      </w:r>
+      <w:r>
+        <w:t xml:space="preserve"> </w:t>
+      </w:r>
+      <w:r>
+        <w:t xml:space="preserve">platforms for hardware network economics.</w:t>
       </w:r>
     </w:p>
     <w:bookmarkEnd w:id="104"/>
-    <w:bookmarkStart w:id="105" w:name="acknowledgments"/>
+    <w:bookmarkStart w:id="105" w:name="references"/>
     <w:p>
       <w:pPr>
         <w:pStyle w:val="Heading1"/>
       </w:pPr>
       <w:r>
-        <w:t xml:space="preserve">Acknowledgments</w:t>
+        <w:t xml:space="preserve">References</w:t>
       </w:r>
     </w:p>
     <w:p>
@@ -20856,1494 +20829,1452 @@
         <w:pStyle w:val="FirstParagraph"/>
       </w:pPr>
       <w:r>
-        <w:t xml:space="preserve">The author thanks Token Terminal for complimentary API access. DeFi</w:t>
-      </w:r>
-      <w:r>
-        <w:t xml:space="preserve"> </w:t>
-      </w:r>
-      <w:r>
-        <w:t xml:space="preserve">protocol subsidy ratios use Token Terminal fee, revenue, and incentive</w:t>
-      </w:r>
-      <w:r>
-        <w:t xml:space="preserve"> </w:t>
-      </w:r>
-      <w:r>
-        <w:t xml:space="preserve">data; DePIN protocol subsidy ratios use on-chain burn and mint data from</w:t>
-      </w:r>
-      <w:r>
-        <w:t xml:space="preserve"> </w:t>
-      </w:r>
-      <w:r>
-        <w:t xml:space="preserve">Dune Analytics due to systematic measurement gaps in existing analytics</w:t>
-      </w:r>
-      <w:r>
-        <w:t xml:space="preserve"> </w:t>
-      </w:r>
-      <w:r>
-        <w:t xml:space="preserve">platforms for hardware network economics.</w:t>
+        <w:t xml:space="preserve">Birchall, J. (2011). People-centred businesses: Co-operatives, mutuals</w:t>
+      </w:r>
+      <w:r>
+        <w:t xml:space="preserve"> </w:t>
+      </w:r>
+      <w:r>
+        <w:t xml:space="preserve">and the idea of membership. Palgrave Macmillan.</w:t>
+      </w:r>
+    </w:p>
+    <w:p>
+      <w:pPr>
+        <w:pStyle w:val="BodyText"/>
+      </w:pPr>
+      <w:r>
+        <w:t xml:space="preserve">Hansmann, H. (1996). The ownership of enterprise. Harvard University</w:t>
+      </w:r>
+      <w:r>
+        <w:t xml:space="preserve"> </w:t>
+      </w:r>
+      <w:r>
+        <w:t xml:space="preserve">Press.</w:t>
+      </w:r>
+    </w:p>
+    <w:p>
+      <w:pPr>
+        <w:pStyle w:val="BodyText"/>
+      </w:pPr>
+      <w:r>
+        <w:t xml:space="preserve">International Cooperative Alliance. (1995). Statement on the cooperative</w:t>
+      </w:r>
+      <w:r>
+        <w:t xml:space="preserve"> </w:t>
+      </w:r>
+      <w:r>
+        <w:t xml:space="preserve">identity. ICA.</w:t>
+      </w:r>
+    </w:p>
+    <w:p>
+      <w:pPr>
+        <w:pStyle w:val="BodyText"/>
+      </w:pPr>
+      <w:r>
+        <w:t xml:space="preserve">Scholz, T. (2016). Platform cooperativism: Challenging the corporate</w:t>
+      </w:r>
+      <w:r>
+        <w:t xml:space="preserve"> </w:t>
+      </w:r>
+      <w:r>
+        <w:t xml:space="preserve">sharing economy. Rosa Luxemburg Stiftung.</w:t>
+      </w:r>
+    </w:p>
+    <w:p>
+      <w:pPr>
+        <w:pStyle w:val="BodyText"/>
+      </w:pPr>
+      <w:r>
+        <w:t xml:space="preserve">Alshater, M. M. (2026). Decentralized physical infrastructure networks</w:t>
+      </w:r>
+      <w:r>
+        <w:t xml:space="preserve"> </w:t>
+      </w:r>
+      <w:r>
+        <w:t xml:space="preserve">(DePIN) tokenomics. Frontiers in Blockchain, 8, 1644115.</w:t>
+      </w:r>
+      <w:r>
+        <w:t xml:space="preserve"> </w:t>
+      </w:r>
+      <w:r>
+        <w:t xml:space="preserve">https://doi.org/10.3389/fbloc.2025.1644115</w:t>
+      </w:r>
+    </w:p>
+    <w:p>
+      <w:pPr>
+        <w:pStyle w:val="BodyText"/>
+      </w:pPr>
+      <w:r>
+        <w:t xml:space="preserve">Appel, I., &amp; Grennan, J. (2023). Control of decentralized autonomous</w:t>
+      </w:r>
+      <w:r>
+        <w:t xml:space="preserve"> </w:t>
+      </w:r>
+      <w:r>
+        <w:t xml:space="preserve">organizations. AEA Papers and Proceedings, 113, 182–185.</w:t>
+      </w:r>
+      <w:r>
+        <w:t xml:space="preserve"> </w:t>
+      </w:r>
+      <w:r>
+        <w:t xml:space="preserve">https://doi.org/10.1257/pandp.20231119</w:t>
+      </w:r>
+    </w:p>
+    <w:p>
+      <w:pPr>
+        <w:pStyle w:val="BodyText"/>
+      </w:pPr>
+      <w:r>
+        <w:t xml:space="preserve">Aramonte, S., Huang, W., &amp; Schrimpf, A. (2021). DeFi risks and the</w:t>
+      </w:r>
+      <w:r>
+        <w:t xml:space="preserve"> </w:t>
+      </w:r>
+      <w:r>
+        <w:t xml:space="preserve">decentralisation illusion. BIS Quarterly Review, December 2021, 21–36.</w:t>
+      </w:r>
+      <w:r>
+        <w:t xml:space="preserve"> </w:t>
+      </w:r>
+      <w:r>
+        <w:t xml:space="preserve">https://www.bis.org/publ/qtrpdf/r_qt2112b.htm</w:t>
+      </w:r>
+    </w:p>
+    <w:p>
+      <w:pPr>
+        <w:pStyle w:val="BodyText"/>
+      </w:pPr>
+      <w:r>
+        <w:t xml:space="preserve">Arnosti, N., &amp; Weinberg, S. M. (2022). Bitcoin: A natural oligopoly.</w:t>
+      </w:r>
+      <w:r>
+        <w:t xml:space="preserve"> </w:t>
+      </w:r>
+      <w:r>
+        <w:t xml:space="preserve">Management Science, 68(7), 4755–4771.</w:t>
+      </w:r>
+      <w:r>
+        <w:t xml:space="preserve"> </w:t>
+      </w:r>
+      <w:r>
+        <w:t xml:space="preserve">https://doi.org/10.1287/mnsc.2021.4095</w:t>
+      </w:r>
+    </w:p>
+    <w:p>
+      <w:pPr>
+        <w:pStyle w:val="BodyText"/>
+      </w:pPr>
+      <w:r>
+        <w:t xml:space="preserve">Atkinson, A. B. (1970). On the measurement of inequality. Journal of</w:t>
+      </w:r>
+      <w:r>
+        <w:t xml:space="preserve"> </w:t>
+      </w:r>
+      <w:r>
+        <w:t xml:space="preserve">Economic Theory, 2(3), 244-263.</w:t>
+      </w:r>
+      <w:r>
+        <w:t xml:space="preserve"> </w:t>
+      </w:r>
+      <w:r>
+        <w:t xml:space="preserve">https://doi.org/10.1016/0022-0531(70)90039-6</w:t>
+      </w:r>
+    </w:p>
+    <w:p>
+      <w:pPr>
+        <w:pStyle w:val="BodyText"/>
+      </w:pPr>
+      <w:r>
+        <w:t xml:space="preserve">Atzori, M. (2017). Blockchain technology and decentralized governance:</w:t>
+      </w:r>
+      <w:r>
+        <w:t xml:space="preserve"> </w:t>
+      </w:r>
+      <w:r>
+        <w:t xml:space="preserve">Is the state still necessary? Journal of Governance and Regulation,</w:t>
+      </w:r>
+      <w:r>
+        <w:t xml:space="preserve"> </w:t>
+      </w:r>
+      <w:r>
+        <w:t xml:space="preserve">6(1), 45-62. https://doi.org/10.22495/jgr_v6_i1_p5</w:t>
+      </w:r>
+    </w:p>
+    <w:p>
+      <w:pPr>
+        <w:pStyle w:val="BodyText"/>
+      </w:pPr>
+      <w:r>
+        <w:t xml:space="preserve">Ballandies, M. C., Wang, H., Law, A. C. C., Yang, J. C., Gosken, C., &amp;</w:t>
+      </w:r>
+      <w:r>
+        <w:t xml:space="preserve"> </w:t>
+      </w:r>
+      <w:r>
+        <w:t xml:space="preserve">Andrew, M. (2023). A taxonomy for blockchain-based decentralized</w:t>
+      </w:r>
+      <w:r>
+        <w:t xml:space="preserve"> </w:t>
+      </w:r>
+      <w:r>
+        <w:t xml:space="preserve">physical infrastructure networks (DePIN). 2023 IEEE 9th World Forum on</w:t>
+      </w:r>
+      <w:r>
+        <w:t xml:space="preserve"> </w:t>
+      </w:r>
+      <w:r>
+        <w:t xml:space="preserve">Internet of Things (WF-IoT).</w:t>
+      </w:r>
+    </w:p>
+    <w:p>
+      <w:pPr>
+        <w:pStyle w:val="BodyText"/>
+      </w:pPr>
+      <w:r>
+        <w:t xml:space="preserve">Bane, D., &amp; Gala, S. (2025). State of DePIN 2024. Messari.</w:t>
+      </w:r>
+      <w:r>
+        <w:t xml:space="preserve"> </w:t>
+      </w:r>
+      <w:r>
+        <w:t xml:space="preserve">https://messari.io/report/state-of-depin-2024</w:t>
+      </w:r>
+    </w:p>
+    <w:p>
+      <w:pPr>
+        <w:pStyle w:val="BodyText"/>
+      </w:pPr>
+      <w:r>
+        <w:t xml:space="preserve">Bane, D., &amp; Gala, S. (2026). State of DePIN 2025. Messari &amp; Escape</w:t>
+      </w:r>
+      <w:r>
+        <w:t xml:space="preserve"> </w:t>
+      </w:r>
+      <w:r>
+        <w:t xml:space="preserve">Velocity. https://messari.io/report/state-of-depin-2025</w:t>
+      </w:r>
+    </w:p>
+    <w:p>
+      <w:pPr>
+        <w:pStyle w:val="BodyText"/>
+      </w:pPr>
+      <w:r>
+        <w:t xml:space="preserve">Barbereau, T., Smethurst, R., Papageorgiou, O., Sedlmeir, J., &amp; Fridgen,</w:t>
+      </w:r>
+      <w:r>
+        <w:t xml:space="preserve"> </w:t>
+      </w:r>
+      <w:r>
+        <w:t xml:space="preserve">G. (2023). Decentralised finance’s timocratic governance: The</w:t>
+      </w:r>
+      <w:r>
+        <w:t xml:space="preserve"> </w:t>
+      </w:r>
+      <w:r>
+        <w:t xml:space="preserve">distribution and exercise of tokenised voting rights. Technology in</w:t>
+      </w:r>
+      <w:r>
+        <w:t xml:space="preserve"> </w:t>
+      </w:r>
+      <w:r>
+        <w:t xml:space="preserve">Society, 73, 102251. https://doi.org/10.1016/j.techsoc.2023.102251</w:t>
+      </w:r>
+    </w:p>
+    <w:p>
+      <w:pPr>
+        <w:pStyle w:val="BodyText"/>
+      </w:pPr>
+      <w:r>
+        <w:t xml:space="preserve">Banzhaf, J. F., III. (1968). One man, 3.312 votes: A mathematical</w:t>
+      </w:r>
+      <w:r>
+        <w:t xml:space="preserve"> </w:t>
+      </w:r>
+      <w:r>
+        <w:t xml:space="preserve">analysis of the Electoral College. Villanova Law Review, 13(2), 304-332.</w:t>
+      </w:r>
+    </w:p>
+    <w:p>
+      <w:pPr>
+        <w:pStyle w:val="BodyText"/>
+      </w:pPr>
+      <w:r>
+        <w:t xml:space="preserve">Blockworks. (2026). GEODNET analytics dashboard. Retrieved April 2026,</w:t>
+      </w:r>
+      <w:r>
+        <w:t xml:space="preserve"> </w:t>
+      </w:r>
+      <w:r>
+        <w:t xml:space="preserve">from https://blockworks.com/analytics/geodnet</w:t>
+      </w:r>
+    </w:p>
+    <w:p>
+      <w:pPr>
+        <w:pStyle w:val="BodyText"/>
+      </w:pPr>
+      <w:r>
+        <w:t xml:space="preserve">Blockworks. (2026). Helium financials dashboard. Retrieved April 2026,</w:t>
+      </w:r>
+      <w:r>
+        <w:t xml:space="preserve"> </w:t>
+      </w:r>
+      <w:r>
+        <w:t xml:space="preserve">from https://blockworks.com/analytics/helium/helium-financials</w:t>
+      </w:r>
+    </w:p>
+    <w:p>
+      <w:pPr>
+        <w:pStyle w:val="BodyText"/>
+      </w:pPr>
+      <w:r>
+        <w:t xml:space="preserve">Brennan, G., &amp; Buchanan, J. M. (1985). The reason of rules:</w:t>
+      </w:r>
+      <w:r>
+        <w:t xml:space="preserve"> </w:t>
+      </w:r>
+      <w:r>
+        <w:t xml:space="preserve">Constitutional political economy. Cambridge University Press.</w:t>
+      </w:r>
+    </w:p>
+    <w:p>
+      <w:pPr>
+        <w:pStyle w:val="BodyText"/>
+      </w:pPr>
+      <w:r>
+        <w:t xml:space="preserve">Buchanan, J. M., &amp; Tullock, G. (1962). The calculus of consent: Logical</w:t>
+      </w:r>
+      <w:r>
+        <w:t xml:space="preserve"> </w:t>
+      </w:r>
+      <w:r>
+        <w:t xml:space="preserve">foundations of constitutional democracy. University of Michigan Press.</w:t>
+      </w:r>
+    </w:p>
+    <w:p>
+      <w:pPr>
+        <w:pStyle w:val="BodyText"/>
+      </w:pPr>
+      <w:r>
+        <w:t xml:space="preserve">Buterin, V., Conner, E., Dudley, R., Slipper, M., &amp; Norder, I. (2019).</w:t>
+      </w:r>
+      <w:r>
+        <w:t xml:space="preserve"> </w:t>
+      </w:r>
+      <w:r>
+        <w:t xml:space="preserve">EIP-1559: Fee market change for ETH 1.0 chain (Ethereum Improvement</w:t>
+      </w:r>
+      <w:r>
+        <w:t xml:space="preserve"> </w:t>
+      </w:r>
+      <w:r>
+        <w:t xml:space="preserve">Proposal). https://eips.ethereum.org/EIPS/eip-1559</w:t>
+      </w:r>
+    </w:p>
+    <w:p>
+      <w:pPr>
+        <w:pStyle w:val="BodyText"/>
+      </w:pPr>
+      <w:r>
+        <w:t xml:space="preserve">Calzada, I. (2025). The political economy of Web3 platformization:</w:t>
+      </w:r>
+      <w:r>
+        <w:t xml:space="preserve"> </w:t>
+      </w:r>
+      <w:r>
+        <w:t xml:space="preserve">Innovation systems, reaching the moon, governing the ghetto. Digital,</w:t>
+      </w:r>
+      <w:r>
+        <w:t xml:space="preserve"> </w:t>
+      </w:r>
+      <w:r>
+        <w:t xml:space="preserve">5(4), 62. https://doi.org/10.3390/digital5040062</w:t>
+      </w:r>
+    </w:p>
+    <w:p>
+      <w:pPr>
+        <w:pStyle w:val="BodyText"/>
+      </w:pPr>
+      <w:r>
+        <w:t xml:space="preserve">CoinGecko. (2026). Cryptocurrency market data. Retrieved March 2026,</w:t>
+      </w:r>
+      <w:r>
+        <w:t xml:space="preserve"> </w:t>
+      </w:r>
+      <w:r>
+        <w:t xml:space="preserve">from https://www.coingecko.com</w:t>
+      </w:r>
+    </w:p>
+    <w:p>
+      <w:pPr>
+        <w:pStyle w:val="BodyText"/>
+      </w:pPr>
+      <w:r>
+        <w:t xml:space="preserve">Cong, L. W., Li, Y., &amp; Wang, N. (2021). Tokenomics: Dynamic adoption and</w:t>
+      </w:r>
+      <w:r>
+        <w:t xml:space="preserve"> </w:t>
+      </w:r>
+      <w:r>
+        <w:t xml:space="preserve">valuation. Review of Financial Studies, 34(3), 1105–1155.</w:t>
+      </w:r>
+      <w:r>
+        <w:t xml:space="preserve"> </w:t>
+      </w:r>
+      <w:r>
+        <w:t xml:space="preserve">https://doi.org/10.1093/rfs/hhaa089</w:t>
+      </w:r>
+    </w:p>
+    <w:p>
+      <w:pPr>
+        <w:pStyle w:val="BodyText"/>
+      </w:pPr>
+      <w:r>
+        <w:t xml:space="preserve">Cong, L. W., Rabetti, D., Wang, C. C. Y., &amp; Yan, Y. (2025). Centralized</w:t>
+      </w:r>
+      <w:r>
+        <w:t xml:space="preserve"> </w:t>
+      </w:r>
+      <w:r>
+        <w:t xml:space="preserve">governance in decentralized organizations (Draft: August 2025). Working</w:t>
+      </w:r>
+      <w:r>
+        <w:t xml:space="preserve"> </w:t>
+      </w:r>
+      <w:r>
+        <w:t xml:space="preserve">Paper.</w:t>
+      </w:r>
+    </w:p>
+    <w:p>
+      <w:pPr>
+        <w:pStyle w:val="BodyText"/>
+      </w:pPr>
+      <w:r>
+        <w:t xml:space="preserve">Cohen, J. (1988). Statistical power analysis for the behavioral</w:t>
+      </w:r>
+      <w:r>
+        <w:t xml:space="preserve"> </w:t>
+      </w:r>
+      <w:r>
+        <w:t xml:space="preserve">sciences (2nd ed.). Lawrence Erlbaum Associates.</w:t>
+      </w:r>
+    </w:p>
+    <w:p>
+      <w:pPr>
+        <w:pStyle w:val="BodyText"/>
+      </w:pPr>
+      <w:r>
+        <w:t xml:space="preserve">Cohen, J. (1989). Deliberation and democratic legitimacy. In A. Hamlin</w:t>
+      </w:r>
+      <w:r>
+        <w:t xml:space="preserve"> </w:t>
+      </w:r>
+      <w:r>
+        <w:t xml:space="preserve">&amp; P. Pettit (Eds.), The good polity: Normative analysis of the state</w:t>
+      </w:r>
+      <w:r>
+        <w:t xml:space="preserve"> </w:t>
+      </w:r>
+      <w:r>
+        <w:t xml:space="preserve">(pp. 17-34). Blackwell.</w:t>
+      </w:r>
+    </w:p>
+    <w:p>
+      <w:pPr>
+        <w:pStyle w:val="BodyText"/>
+      </w:pPr>
+      <w:r>
+        <w:t xml:space="preserve">De Filippi, P., Mannan, M., Cossar, S., Merk, T., &amp; Kamalova, J. (2024).</w:t>
+      </w:r>
+      <w:r>
+        <w:t xml:space="preserve"> </w:t>
+      </w:r>
+      <w:r>
+        <w:t xml:space="preserve">Blockchain technology and polycentric governance (Research Project</w:t>
+      </w:r>
+      <w:r>
+        <w:t xml:space="preserve"> </w:t>
+      </w:r>
+      <w:r>
+        <w:t xml:space="preserve">Report). European University Institute, Robert Schuman Centre.</w:t>
+      </w:r>
+      <w:r>
+        <w:t xml:space="preserve"> </w:t>
+      </w:r>
+      <w:r>
+        <w:t xml:space="preserve">https://hdl.handle.net/1814/77030</w:t>
+      </w:r>
+    </w:p>
+    <w:p>
+      <w:pPr>
+        <w:pStyle w:val="BodyText"/>
+      </w:pPr>
+      <w:r>
+        <w:t xml:space="preserve">De Filippi, P., &amp; Wright, A. (2018). Blockchain and the law: The rule of</w:t>
+      </w:r>
+      <w:r>
+        <w:t xml:space="preserve"> </w:t>
+      </w:r>
+      <w:r>
+        <w:t xml:space="preserve">code. Harvard University Press. https://doi.org/10.4159/9780674985933</w:t>
+      </w:r>
+    </w:p>
+    <w:p>
+      <w:pPr>
+        <w:pStyle w:val="BodyText"/>
+      </w:pPr>
+      <w:r>
+        <w:t xml:space="preserve">DuPont, Q. (2014). The politics of cryptography: Bitcoin and the</w:t>
+      </w:r>
+      <w:r>
+        <w:t xml:space="preserve"> </w:t>
+      </w:r>
+      <w:r>
+        <w:t xml:space="preserve">ordering machines. Journal of Peer Production, 4. https://peerproduction.net</w:t>
+      </w:r>
+    </w:p>
+    <w:p>
+      <w:pPr>
+        <w:pStyle w:val="BodyText"/>
+      </w:pPr>
+      <w:r>
+        <w:t xml:space="preserve">Dune Analytics. (2026). On-chain governance token holder data [Data</w:t>
+      </w:r>
+      <w:r>
+        <w:t xml:space="preserve"> </w:t>
+      </w:r>
+      <w:r>
+        <w:t xml:space="preserve">set]. Retrieved March 2026, from https://dune.com</w:t>
+      </w:r>
+    </w:p>
+    <w:p>
+      <w:pPr>
+        <w:pStyle w:val="BodyText"/>
+      </w:pPr>
+      <w:r>
+        <w:t xml:space="preserve">Eisermann, T., Campajola, C., Tessone, C. J., &amp; Teixeira, A. S. (2025).</w:t>
+      </w:r>
+      <w:r>
+        <w:t xml:space="preserve"> </w:t>
+      </w:r>
+      <w:r>
+        <w:t xml:space="preserve">Concentration in governance control across decentralised finance</w:t>
+      </w:r>
+      <w:r>
+        <w:t xml:space="preserve"> </w:t>
+      </w:r>
+      <w:r>
+        <w:t xml:space="preserve">protocols. EPJ Data Science, 14, 85.</w:t>
+      </w:r>
+      <w:r>
+        <w:t xml:space="preserve"> </w:t>
+      </w:r>
+      <w:r>
+        <w:t xml:space="preserve">https://doi.org/10.1140/epjds/s13688-025-00610-5</w:t>
+      </w:r>
+    </w:p>
+    <w:p>
+      <w:pPr>
+        <w:pStyle w:val="BodyText"/>
+      </w:pPr>
+      <w:r>
+        <w:t xml:space="preserve">Esposito, M., Tse, T., &amp; Goh, D. (2025). Decentralizing governance:</w:t>
+      </w:r>
+      <w:r>
+        <w:t xml:space="preserve"> </w:t>
+      </w:r>
+      <w:r>
+        <w:t xml:space="preserve">Exploring the dynamics and challenges of digital commons and DAOs.</w:t>
+      </w:r>
+      <w:r>
+        <w:t xml:space="preserve"> </w:t>
+      </w:r>
+      <w:r>
+        <w:t xml:space="preserve">Frontiers in Blockchain, 8, 1538227.</w:t>
+      </w:r>
+      <w:r>
+        <w:t xml:space="preserve"> </w:t>
+      </w:r>
+      <w:r>
+        <w:t xml:space="preserve">https://doi.org/10.3389/fbloc.2025.1538227</w:t>
+      </w:r>
+    </w:p>
+    <w:p>
+      <w:pPr>
+        <w:pStyle w:val="BodyText"/>
+      </w:pPr>
+      <w:r>
+        <w:t xml:space="preserve">Feichtinger, R., Fritsch, R., Vonlanthen, Y., &amp; Wattenhofer, R. (2023).</w:t>
+      </w:r>
+      <w:r>
+        <w:t xml:space="preserve"> </w:t>
+      </w:r>
+      <w:r>
+        <w:t xml:space="preserve">The hidden shortcomings of (D)AOs: An empirical study of on-chain</w:t>
+      </w:r>
+      <w:r>
+        <w:t xml:space="preserve"> </w:t>
+      </w:r>
+      <w:r>
+        <w:t xml:space="preserve">governance. In International Conference on Financial Cryptography and</w:t>
+      </w:r>
+      <w:r>
+        <w:t xml:space="preserve"> </w:t>
+      </w:r>
+      <w:r>
+        <w:t xml:space="preserve">Data Security (pp. 165–185). Springer.</w:t>
+      </w:r>
+    </w:p>
+    <w:p>
+      <w:pPr>
+        <w:pStyle w:val="BodyText"/>
+      </w:pPr>
+      <w:r>
+        <w:t xml:space="preserve">Fritsch, R., Müller, M., &amp; Wattenhofer, R. (2024). Analyzing voting</w:t>
+      </w:r>
+      <w:r>
+        <w:t xml:space="preserve"> </w:t>
+      </w:r>
+      <w:r>
+        <w:t xml:space="preserve">power in decentralized governance: Who controls DAOs? Blockchain:</w:t>
+      </w:r>
+      <w:r>
+        <w:t xml:space="preserve"> </w:t>
+      </w:r>
+      <w:r>
+        <w:t xml:space="preserve">Research and Applications, 5(3), 100208.</w:t>
+      </w:r>
+      <w:r>
+        <w:t xml:space="preserve"> </w:t>
+      </w:r>
+      <w:r>
+        <w:t xml:space="preserve">https://doi.org/10.1016/j.bcra.2024.100208</w:t>
+      </w:r>
+    </w:p>
+    <w:p>
+      <w:pPr>
+        <w:pStyle w:val="BodyText"/>
+      </w:pPr>
+      <w:r>
+        <w:t xml:space="preserve">Gersbach, H., Schneider, M., &amp; Shahkar, P. (2024). Effects of vote</w:t>
+      </w:r>
+      <w:r>
+        <w:t xml:space="preserve"> </w:t>
+      </w:r>
+      <w:r>
+        <w:t xml:space="preserve">delegation in blockchains: Who wins? arXiv:2408.05410 (revised July</w:t>
+      </w:r>
+      <w:r>
+        <w:t xml:space="preserve"> </w:t>
+      </w:r>
+      <w:r>
+        <w:t xml:space="preserve">2025). https://doi.org/10.48550/arXiv.2408.05410</w:t>
+      </w:r>
+    </w:p>
+    <w:p>
+      <w:pPr>
+        <w:pStyle w:val="BodyText"/>
+      </w:pPr>
+      <w:r>
+        <w:t xml:space="preserve">Hall, A. B., &amp; Miyazaki, S. (2024). What happens when anyone can be your</w:t>
+      </w:r>
+      <w:r>
+        <w:t xml:space="preserve"> </w:t>
+      </w:r>
+      <w:r>
+        <w:t xml:space="preserve">representative? Studying the use of liquid democracy for high-stakes</w:t>
+      </w:r>
+      <w:r>
+        <w:t xml:space="preserve"> </w:t>
+      </w:r>
+      <w:r>
+        <w:t xml:space="preserve">decisions in online platforms. Stanford GSB Working Paper.</w:t>
+      </w:r>
+      <w:r>
+        <w:t xml:space="preserve"> </w:t>
+      </w:r>
+      <w:r>
+        <w:t xml:space="preserve">https://doi.org/10.31219/osf.io/k3hcd</w:t>
+      </w:r>
+    </w:p>
+    <w:p>
+      <w:pPr>
+        <w:pStyle w:val="BodyText"/>
+      </w:pPr>
+      <w:r>
+        <w:t xml:space="preserve">Han, J., Lee, J., &amp; Li, T. (2023). DAO governance. European Corporate</w:t>
+      </w:r>
+      <w:r>
+        <w:t xml:space="preserve"> </w:t>
+      </w:r>
+      <w:r>
+        <w:t xml:space="preserve">Governance Institute Finance Working Paper No. 1119/2025.</w:t>
+      </w:r>
+      <w:r>
+        <w:t xml:space="preserve"> </w:t>
+      </w:r>
+      <w:r>
+        <w:t xml:space="preserve">https://doi.org/10.2139/ssrn.4346581</w:t>
+      </w:r>
+    </w:p>
+    <w:p>
+      <w:pPr>
+        <w:pStyle w:val="BodyText"/>
+      </w:pPr>
+      <w:r>
+        <w:t xml:space="preserve">Han, J., Lee, J., &amp; Li, T. (2024). A review of DAO governance: Recent</w:t>
+      </w:r>
+      <w:r>
+        <w:t xml:space="preserve"> </w:t>
+      </w:r>
+      <w:r>
+        <w:t xml:space="preserve">literature and emerging trends. European Corporate Governance Institute</w:t>
+      </w:r>
+      <w:r>
+        <w:t xml:space="preserve"> </w:t>
+      </w:r>
+      <w:r>
+        <w:t xml:space="preserve">Finance Working Paper No. 1044/2025.</w:t>
+      </w:r>
+      <w:r>
+        <w:t xml:space="preserve"> </w:t>
+      </w:r>
+      <w:r>
+        <w:t xml:space="preserve">https://doi.org/10.2139/ssrn.5074046</w:t>
+      </w:r>
+    </w:p>
+    <w:p>
+      <w:pPr>
+        <w:pStyle w:val="BodyText"/>
+      </w:pPr>
+      <w:r>
+        <w:t xml:space="preserve">Hardin, G. (1968). The tragedy of the commons. Science, 162(3859),</w:t>
+      </w:r>
+      <w:r>
+        <w:t xml:space="preserve"> </w:t>
+      </w:r>
+      <w:r>
+        <w:t xml:space="preserve">1243-1248. https://doi.org/10.1126/science.162.3859.1243</w:t>
+      </w:r>
+    </w:p>
+    <w:p>
+      <w:pPr>
+        <w:pStyle w:val="BodyText"/>
+      </w:pPr>
+      <w:r>
+        <w:t xml:space="preserve">Hirschman, A. O. (1964). The paternity of an index. American Economic</w:t>
+      </w:r>
+      <w:r>
+        <w:t xml:space="preserve"> </w:t>
+      </w:r>
+      <w:r>
+        <w:t xml:space="preserve">Review, 54(5), 761.</w:t>
+      </w:r>
+    </w:p>
+    <w:p>
+      <w:pPr>
+        <w:pStyle w:val="BodyText"/>
+      </w:pPr>
+      <w:r>
+        <w:t xml:space="preserve">Holmstrom, B. (1979). Moral hazard and observability. The Bell</w:t>
+      </w:r>
+      <w:r>
+        <w:t xml:space="preserve"> </w:t>
+      </w:r>
+      <w:r>
+        <w:t xml:space="preserve">Journal of Economics, 10(1), 74-91. https://doi.org/10.2307/3003320</w:t>
+      </w:r>
+    </w:p>
+    <w:p>
+      <w:pPr>
+        <w:pStyle w:val="BodyText"/>
+      </w:pPr>
+      <w:r>
+        <w:t xml:space="preserve">Howell, S. T., Niessner, M., &amp; Yermack, D. (2020). Initial coin</w:t>
+      </w:r>
+      <w:r>
+        <w:t xml:space="preserve"> </w:t>
+      </w:r>
+      <w:r>
+        <w:t xml:space="preserve">offerings: Financing growth with cryptocurrency token sales. Review of</w:t>
+      </w:r>
+      <w:r>
+        <w:t xml:space="preserve"> </w:t>
+      </w:r>
+      <w:r>
+        <w:t xml:space="preserve">Financial Studies, 33(9), 3925–3974. https://doi.org/10.1093/rfs/hhz131</w:t>
+      </w:r>
+    </w:p>
+    <w:p>
+      <w:pPr>
+        <w:pStyle w:val="BodyText"/>
+      </w:pPr>
+      <w:r>
+        <w:t xml:space="preserve">Hurwicz, L. (1973). The design of mechanisms for resource allocation.</w:t>
+      </w:r>
+      <w:r>
+        <w:t xml:space="preserve"> </w:t>
+      </w:r>
+      <w:r>
+        <w:t xml:space="preserve">American Economic Review, 63(2), 1–30.</w:t>
+      </w:r>
+    </w:p>
+    <w:p>
+      <w:pPr>
+        <w:pStyle w:val="BodyText"/>
+      </w:pPr>
+      <w:r>
+        <w:t xml:space="preserve">Hurwicz, L. (1987). Inventing new institutions: The design perspective.</w:t>
+      </w:r>
+      <w:r>
+        <w:t xml:space="preserve"> </w:t>
+      </w:r>
+      <w:r>
+        <w:t xml:space="preserve">American Journal of Agricultural Economics, 69(2), 395-402.</w:t>
+      </w:r>
+      <w:r>
+        <w:t xml:space="preserve"> </w:t>
+      </w:r>
+      <w:r>
+        <w:t xml:space="preserve">https://doi.org/10.2307/1242293</w:t>
+      </w:r>
+    </w:p>
+    <w:p>
+      <w:pPr>
+        <w:pStyle w:val="BodyText"/>
+      </w:pPr>
+      <w:r>
+        <w:t xml:space="preserve">Kiayias, A., Koutsoupias, E., Markakis, E., &amp; Tsamopoulos, P. (2025).</w:t>
+      </w:r>
+      <w:r>
+        <w:t xml:space="preserve"> </w:t>
+      </w:r>
+      <w:r>
+        <w:t xml:space="preserve">Pool formation in oceanic games: Shapley value and proportional sharing.</w:t>
+      </w:r>
+      <w:r>
+        <w:t xml:space="preserve"> </w:t>
+      </w:r>
+      <w:r>
+        <w:t xml:space="preserve">In Proc. 7th Conference on Advances in Financial Technologies (AFT</w:t>
+      </w:r>
+      <w:r>
+        <w:t xml:space="preserve"> </w:t>
+      </w:r>
+      <w:r>
+        <w:t xml:space="preserve">2025), LIPIcs Vol. 354, pp. 21:1–21:24.</w:t>
+      </w:r>
+      <w:r>
+        <w:t xml:space="preserve"> </w:t>
+      </w:r>
+      <w:r>
+        <w:t xml:space="preserve">https://doi.org/10.4230/LIPIcs.AFT.2025.21</w:t>
+      </w:r>
+    </w:p>
+    <w:p>
+      <w:pPr>
+        <w:pStyle w:val="BodyText"/>
+      </w:pPr>
+      <w:r>
+        <w:t xml:space="preserve">Li, S., &amp; Chen, Y. (2024). Governing decentralized autonomous</w:t>
+      </w:r>
+      <w:r>
+        <w:t xml:space="preserve"> </w:t>
+      </w:r>
+      <w:r>
+        <w:t xml:space="preserve">organizations as digital commons. Journal of Business Venturing</w:t>
+      </w:r>
+      <w:r>
+        <w:t xml:space="preserve"> </w:t>
+      </w:r>
+      <w:r>
+        <w:t xml:space="preserve">Insights, 22, e00450. https://doi.org/10.1016/j.jbvi.2024.e00450</w:t>
+      </w:r>
+    </w:p>
+    <w:p>
+      <w:pPr>
+        <w:pStyle w:val="BodyText"/>
+      </w:pPr>
+      <w:r>
+        <w:t xml:space="preserve">Michels, R. (1911/1962). Political parties: A sociological study of the</w:t>
+      </w:r>
+      <w:r>
+        <w:t xml:space="preserve"> </w:t>
+      </w:r>
+      <w:r>
+        <w:t xml:space="preserve">oligarchical tendencies of modern democracy (E. Paul &amp; C. Paul, Trans.).</w:t>
+      </w:r>
+      <w:r>
+        <w:t xml:space="preserve"> </w:t>
+      </w:r>
+      <w:r>
+        <w:t xml:space="preserve">Free Press. (Original work published 1911)</w:t>
+      </w:r>
+    </w:p>
+    <w:p>
+      <w:pPr>
+        <w:pStyle w:val="BodyText"/>
+      </w:pPr>
+      <w:r>
+        <w:t xml:space="preserve">Myerson, R. B. (1981). Optimal auction design. Mathematics of Operations</w:t>
+      </w:r>
+      <w:r>
+        <w:t xml:space="preserve"> </w:t>
+      </w:r>
+      <w:r>
+        <w:t xml:space="preserve">Research, 6(1), 58–73. https://doi.org/10.1287/moor.6.1.58</w:t>
+      </w:r>
+    </w:p>
+    <w:p>
+      <w:pPr>
+        <w:pStyle w:val="BodyText"/>
+      </w:pPr>
+      <w:r>
+        <w:t xml:space="preserve">Nabben, K., Wang, H., &amp; Zargham, M. (2024). Decentralised governance for</w:t>
+      </w:r>
+      <w:r>
+        <w:t xml:space="preserve"> </w:t>
+      </w:r>
+      <w:r>
+        <w:t xml:space="preserve">autonomous cyber-physical systems. arXiv preprint, arXiv:2408.16764.</w:t>
+      </w:r>
+      <w:r>
+        <w:t xml:space="preserve"> </w:t>
+      </w:r>
+      <w:r>
+        <w:t xml:space="preserve">https://arxiv.org/abs/2408.16764</w:t>
+      </w:r>
+    </w:p>
+    <w:p>
+      <w:pPr>
+        <w:pStyle w:val="BodyText"/>
+      </w:pPr>
+      <w:r>
+        <w:t xml:space="preserve">Nadler, M., &amp; Schär, F. (2020). Decentralized finance, centralized</w:t>
+      </w:r>
+      <w:r>
+        <w:t xml:space="preserve"> </w:t>
+      </w:r>
+      <w:r>
+        <w:t xml:space="preserve">ownership? An iterative mapping process to measure protocol token</w:t>
+      </w:r>
+      <w:r>
+        <w:t xml:space="preserve"> </w:t>
+      </w:r>
+      <w:r>
+        <w:t xml:space="preserve">distribution. arXiv:2012.09306.</w:t>
+      </w:r>
+      <w:r>
+        <w:t xml:space="preserve"> </w:t>
+      </w:r>
+      <w:r>
+        <w:t xml:space="preserve">https://doi.org/10.48550/arXiv.2012.09306</w:t>
+      </w:r>
+    </w:p>
+    <w:p>
+      <w:pPr>
+        <w:pStyle w:val="BodyText"/>
+      </w:pPr>
+      <w:r>
+        <w:t xml:space="preserve">North, D. C. (1990). Institutions, institutional change and economic</w:t>
+      </w:r>
+      <w:r>
+        <w:t xml:space="preserve"> </w:t>
+      </w:r>
+      <w:r>
+        <w:t xml:space="preserve">performance. Cambridge University Press.</w:t>
+      </w:r>
+    </w:p>
+    <w:p>
+      <w:pPr>
+        <w:pStyle w:val="BodyText"/>
+      </w:pPr>
+      <w:r>
+        <w:t xml:space="preserve">Olson, M. (1965). The logic of collective action: Public goods and the</w:t>
+      </w:r>
+      <w:r>
+        <w:t xml:space="preserve"> </w:t>
+      </w:r>
+      <w:r>
+        <w:t xml:space="preserve">theory of groups. Harvard University Press.</w:t>
+      </w:r>
+    </w:p>
+    <w:p>
+      <w:pPr>
+        <w:pStyle w:val="BodyText"/>
+      </w:pPr>
+      <w:r>
+        <w:t xml:space="preserve">Ostrom, E. (1990). Governing the commons: The evolution of institutions</w:t>
+      </w:r>
+      <w:r>
+        <w:t xml:space="preserve"> </w:t>
+      </w:r>
+      <w:r>
+        <w:t xml:space="preserve">for collective action. Cambridge University Press.</w:t>
+      </w:r>
+    </w:p>
+    <w:p>
+      <w:pPr>
+        <w:pStyle w:val="BodyText"/>
+      </w:pPr>
+      <w:r>
+        <w:t xml:space="preserve">Optimism. (2024). Optimism governance documentation: Citizens’ House.</w:t>
+      </w:r>
+      <w:r>
+        <w:t xml:space="preserve"> </w:t>
+      </w:r>
+      <w:r>
+        <w:t xml:space="preserve">https://community.optimism.io/docs/governance/</w:t>
+      </w:r>
+    </w:p>
+    <w:p>
+      <w:pPr>
+        <w:pStyle w:val="BodyText"/>
+      </w:pPr>
+      <w:r>
+        <w:t xml:space="preserve">Polanyi, K. (1944). The great transformation: The political and</w:t>
+      </w:r>
+      <w:r>
+        <w:t xml:space="preserve"> </w:t>
+      </w:r>
+      <w:r>
+        <w:t xml:space="preserve">economic origins of our time. Farrar &amp; Rinehart.</w:t>
+      </w:r>
+    </w:p>
+    <w:p>
+      <w:pPr>
+        <w:pStyle w:val="BodyText"/>
+      </w:pPr>
+      <w:r>
+        <w:t xml:space="preserve">Rikken, O., Janssen, M., &amp; Kwee, Z. (2023). Governance impacts of</w:t>
+      </w:r>
+      <w:r>
+        <w:t xml:space="preserve"> </w:t>
+      </w:r>
+      <w:r>
+        <w:t xml:space="preserve">blockchain-based decentralized autonomous organizations: An empirical</w:t>
+      </w:r>
+      <w:r>
+        <w:t xml:space="preserve"> </w:t>
+      </w:r>
+      <w:r>
+        <w:t xml:space="preserve">analysis. Policy Design and Practice, 6(4), 465–487.</w:t>
+      </w:r>
+      <w:r>
+        <w:t xml:space="preserve"> </w:t>
+      </w:r>
+      <w:r>
+        <w:t xml:space="preserve">https://doi.org/10.1080/25741292.2023.2270220</w:t>
+      </w:r>
+    </w:p>
+    <w:p>
+      <w:pPr>
+        <w:pStyle w:val="BodyText"/>
+      </w:pPr>
+      <w:r>
+        <w:t xml:space="preserve">Roughgarden, T. (2020). Transaction fee mechanism design for the</w:t>
+      </w:r>
+      <w:r>
+        <w:t xml:space="preserve"> </w:t>
+      </w:r>
+      <w:r>
+        <w:t xml:space="preserve">Ethereum blockchain: An economic analysis of EIP-1559. arXiv:2012.00854.</w:t>
+      </w:r>
+      <w:r>
+        <w:t xml:space="preserve"> </w:t>
+      </w:r>
+      <w:r>
+        <w:t xml:space="preserve">https://arxiv.org/abs/2012.00854</w:t>
+      </w:r>
+    </w:p>
+    <w:p>
+      <w:pPr>
+        <w:pStyle w:val="BodyText"/>
+      </w:pPr>
+      <w:r>
+        <w:t xml:space="preserve">Roughgarden, T. (2021). Transaction fee mechanism design. ACM SIGecom</w:t>
+      </w:r>
+      <w:r>
+        <w:t xml:space="preserve"> </w:t>
+      </w:r>
+      <w:r>
+        <w:t xml:space="preserve">Exchanges, 19(1), 52–55. https://doi.org/10.1145/3476436.3476445</w:t>
+      </w:r>
+    </w:p>
+    <w:p>
+      <w:pPr>
+        <w:pStyle w:val="BodyText"/>
+      </w:pPr>
+      <w:r>
+        <w:t xml:space="preserve">Sai, A. R., Buckley, J., &amp; Le Gear, A. (2021). Characterizing wealth</w:t>
+      </w:r>
+      <w:r>
+        <w:t xml:space="preserve"> </w:t>
+      </w:r>
+      <w:r>
+        <w:t xml:space="preserve">inequality in cryptocurrencies. Frontiers in Blockchain, 4, 730122.</w:t>
+      </w:r>
+      <w:r>
+        <w:t xml:space="preserve"> </w:t>
+      </w:r>
+      <w:r>
+        <w:t xml:space="preserve">https://doi.org/10.3389/fbloc.2021.730122</w:t>
+      </w:r>
+    </w:p>
+    <w:p>
+      <w:pPr>
+        <w:pStyle w:val="BodyText"/>
+      </w:pPr>
+      <w:r>
+        <w:t xml:space="preserve">Sawinyh, N. (2025, October 29). Points-based distribution programs in</w:t>
+      </w:r>
+      <w:r>
+        <w:t xml:space="preserve"> </w:t>
+      </w:r>
+      <w:r>
+        <w:t xml:space="preserve">Web3: A comprehensive guide. DeFiPrime.</w:t>
+      </w:r>
+      <w:r>
+        <w:t xml:space="preserve"> </w:t>
+      </w:r>
+      <w:r>
+        <w:t xml:space="preserve">https://defiprime.com/points-based-token-distribution-programs-web3</w:t>
+      </w:r>
+    </w:p>
+    <w:p>
+      <w:pPr>
+        <w:pStyle w:val="BodyText"/>
+      </w:pPr>
+      <w:r>
+        <w:t xml:space="preserve">Schär, F. (2021). Decentralized finance: On blockchain- and smart</w:t>
+      </w:r>
+      <w:r>
+        <w:t xml:space="preserve"> </w:t>
+      </w:r>
+      <w:r>
+        <w:t xml:space="preserve">contract-based financial markets. Federal Reserve Bank of St. Louis</w:t>
+      </w:r>
+      <w:r>
+        <w:t xml:space="preserve"> </w:t>
+      </w:r>
+      <w:r>
+        <w:t xml:space="preserve">Review, 103(2), 153–174. https://doi.org/10.20955/r.103.153-74</w:t>
+      </w:r>
+    </w:p>
+    <w:p>
+      <w:pPr>
+        <w:pStyle w:val="BodyText"/>
+      </w:pPr>
+      <w:r>
+        <w:t xml:space="preserve">Schneider, N. (2024). Governable spaces: Democratic design for online</w:t>
+      </w:r>
+      <w:r>
+        <w:t xml:space="preserve"> </w:t>
+      </w:r>
+      <w:r>
+        <w:t xml:space="preserve">life. University of California Press (Luminos Open Access).</w:t>
+      </w:r>
+      <w:r>
+        <w:t xml:space="preserve"> </w:t>
+      </w:r>
+      <w:r>
+        <w:t xml:space="preserve">https://doi.org/10.1525/luminos.181</w:t>
+      </w:r>
+    </w:p>
+    <w:p>
+      <w:pPr>
+        <w:pStyle w:val="BodyText"/>
+      </w:pPr>
+      <w:r>
+        <w:t xml:space="preserve">Shapley, L. S. (1953). A value for n-person games. In H. W. Kuhn &amp; A. W.</w:t>
+      </w:r>
+      <w:r>
+        <w:t xml:space="preserve"> </w:t>
+      </w:r>
+      <w:r>
+        <w:t xml:space="preserve">Tucker (Eds.), Contributions to the theory of games, Volume II (Annals</w:t>
+      </w:r>
+      <w:r>
+        <w:t xml:space="preserve"> </w:t>
+      </w:r>
+      <w:r>
+        <w:t xml:space="preserve">of Mathematics Studies 28, pp. 307–317). Princeton University Press.</w:t>
+      </w:r>
+    </w:p>
+    <w:p>
+      <w:pPr>
+        <w:pStyle w:val="BodyText"/>
+      </w:pPr>
+      <w:r>
+        <w:t xml:space="preserve">Shapley, L. S., &amp; Shubik, M. (1954). A method for evaluating the</w:t>
+      </w:r>
+      <w:r>
+        <w:t xml:space="preserve"> </w:t>
+      </w:r>
+      <w:r>
+        <w:t xml:space="preserve">distribution of power in a committee system. American Political Science</w:t>
+      </w:r>
+      <w:r>
+        <w:t xml:space="preserve"> </w:t>
+      </w:r>
+      <w:r>
+        <w:t xml:space="preserve">Review, 48(3), 787-792. https://doi.org/10.2307/1951053</w:t>
+      </w:r>
+    </w:p>
+    <w:p>
+      <w:pPr>
+        <w:pStyle w:val="BodyText"/>
+      </w:pPr>
+      <w:r>
+        <w:t xml:space="preserve">Theil, H. (1967). Economics and information theory. North-Holland.</w:t>
+      </w:r>
+    </w:p>
+    <w:p>
+      <w:pPr>
+        <w:pStyle w:val="BodyText"/>
+      </w:pPr>
+      <w:r>
+        <w:t xml:space="preserve">Tirole, J. (2001). Corporate governance. Econometrica, 69(1), 1-35.</w:t>
+      </w:r>
+      <w:r>
+        <w:t xml:space="preserve"> </w:t>
+      </w:r>
+      <w:r>
+        <w:t xml:space="preserve">https://doi.org/10.1111/1468-0262.00177</w:t>
+      </w:r>
+    </w:p>
+    <w:p>
+      <w:pPr>
+        <w:pStyle w:val="BodyText"/>
+      </w:pPr>
+      <w:r>
+        <w:t xml:space="preserve">Tchuente, G. (2025). Too big to monitor? Network scale and the breakdown</w:t>
+      </w:r>
+      <w:r>
+        <w:t xml:space="preserve"> </w:t>
+      </w:r>
+      <w:r>
+        <w:t xml:space="preserve">of decentralized monitoring. arXiv:2511.23320.</w:t>
+      </w:r>
+      <w:r>
+        <w:t xml:space="preserve"> </w:t>
+      </w:r>
+      <w:r>
+        <w:t xml:space="preserve">https://doi.org/10.48550/arXiv.2511.23320</w:t>
+      </w:r>
+    </w:p>
+    <w:p>
+      <w:pPr>
+        <w:pStyle w:val="BodyText"/>
+      </w:pPr>
+      <w:r>
+        <w:t xml:space="preserve">Van Vulpen, L., &amp; Jansen, S. (2023). Decentralized autonomous</w:t>
+      </w:r>
+      <w:r>
+        <w:t xml:space="preserve"> </w:t>
+      </w:r>
+      <w:r>
+        <w:t xml:space="preserve">organization design for the commons and the common good. Frontiers in</w:t>
+      </w:r>
+      <w:r>
+        <w:t xml:space="preserve"> </w:t>
+      </w:r>
+      <w:r>
+        <w:t xml:space="preserve">Blockchain, 6, 1257313. https://doi.org/10.3389/fbloc.2023.1257313</w:t>
+      </w:r>
+    </w:p>
+    <w:p>
+      <w:pPr>
+        <w:pStyle w:val="BodyText"/>
+      </w:pPr>
+      <w:r>
+        <w:t xml:space="preserve">Voshmgir, S. (2020). Token economy: How the web3 reinvents the internet</w:t>
+      </w:r>
+      <w:r>
+        <w:t xml:space="preserve"> </w:t>
+      </w:r>
+      <w:r>
+        <w:t xml:space="preserve">(2nd ed.). Token Kitchen.</w:t>
+      </w:r>
+    </w:p>
+    <w:p>
+      <w:pPr>
+        <w:pStyle w:val="BodyText"/>
+      </w:pPr>
+      <w:r>
+        <w:t xml:space="preserve">Weidener, L., Anwar, A., Richter, T., Pournader, P., &amp; Kartal, A. B.</w:t>
+      </w:r>
+      <w:r>
+        <w:t xml:space="preserve"> </w:t>
+      </w:r>
+      <w:r>
+        <w:t xml:space="preserve">(2025). Delegated voting in decentralized autonomous organizations: A</w:t>
+      </w:r>
+      <w:r>
+        <w:t xml:space="preserve"> </w:t>
+      </w:r>
+      <w:r>
+        <w:t xml:space="preserve">scoping review. Frontiers in Blockchain, 8, 1533405.</w:t>
+      </w:r>
+      <w:r>
+        <w:t xml:space="preserve"> </w:t>
+      </w:r>
+      <w:r>
+        <w:t xml:space="preserve">https://doi.org/10.3389/fbloc.2025.1533405</w:t>
+      </w:r>
+    </w:p>
+    <w:p>
+      <w:pPr>
+        <w:pStyle w:val="BodyText"/>
+      </w:pPr>
+      <w:r>
+        <w:t xml:space="preserve">Werner, S. M., Perez, D., Gudgeon, L., Klages-Mundt, A., Harz, D., &amp;</w:t>
+      </w:r>
+      <w:r>
+        <w:t xml:space="preserve"> </w:t>
+      </w:r>
+      <w:r>
+        <w:t xml:space="preserve">Knottenbelt, W. J. (2022). SoK: Decentralized finance (DeFi). In</w:t>
+      </w:r>
+      <w:r>
+        <w:t xml:space="preserve"> </w:t>
+      </w:r>
+      <w:r>
+        <w:t xml:space="preserve">Proceedings of the 4th ACM Conference on Advances in Financial</w:t>
+      </w:r>
+      <w:r>
+        <w:t xml:space="preserve"> </w:t>
+      </w:r>
+      <w:r>
+        <w:t xml:space="preserve">Technologies (pp. 30–46). ACM. https://doi.org/10.1145/3558535.3559780</w:t>
+      </w:r>
+    </w:p>
+    <w:p>
+      <w:pPr>
+        <w:pStyle w:val="BodyText"/>
+      </w:pPr>
+      <w:r>
+        <w:t xml:space="preserve">Williamson, O. E. (1999). Public and private bureaucracies: A</w:t>
+      </w:r>
+      <w:r>
+        <w:t xml:space="preserve"> </w:t>
+      </w:r>
+      <w:r>
+        <w:t xml:space="preserve">transaction cost economics perspective. Journal of Law, Economics, and</w:t>
+      </w:r>
+      <w:r>
+        <w:t xml:space="preserve"> </w:t>
+      </w:r>
+      <w:r>
+        <w:t xml:space="preserve">Organization, 15(1), 306–342.</w:t>
+      </w:r>
+    </w:p>
+    <w:p>
+      <w:pPr>
+        <w:pStyle w:val="BodyText"/>
+      </w:pPr>
+      <w:r>
+        <w:t xml:space="preserve">Zukowski, Z. (2026a). Who burns the tokens? Fiscal sustainability and</w:t>
+      </w:r>
+      <w:r>
+        <w:t xml:space="preserve"> </w:t>
+      </w:r>
+      <w:r>
+        <w:t xml:space="preserve">demand concentration in GeoDePIN networks. SSRN Working Paper.</w:t>
+      </w:r>
+      <w:r>
+        <w:t xml:space="preserve"> </w:t>
+      </w:r>
+      <w:r>
+        <w:t xml:space="preserve">https://papers.ssrn.com/sol3/papers.cfm?abstract_id=6483619</w:t>
+      </w:r>
+    </w:p>
+    <w:p>
+      <w:pPr>
+        <w:pStyle w:val="BodyText"/>
+      </w:pPr>
+      <w:r>
+        <w:t xml:space="preserve">Zukowski, Z. (2026b). Adaptive Tokenomics: A Systems Engineering</w:t>
+      </w:r>
+      <w:r>
+        <w:t xml:space="preserve"> </w:t>
+      </w:r>
+      <w:r>
+        <w:t xml:space="preserve">Approach to Programmable Incentive Design. SSRN Working Paper</w:t>
+      </w:r>
+      <w:r>
+        <w:t xml:space="preserve"> </w:t>
+      </w:r>
+      <w:r>
+        <w:t xml:space="preserve">No. 6364158. https://papers.ssrn.com/sol3/papers.cfm?abstract_id=6364158</w:t>
+      </w:r>
+    </w:p>
+    <w:p>
+      <w:pPr>
+        <w:pStyle w:val="BodyText"/>
+      </w:pPr>
+      <w:r>
+        <w:t xml:space="preserve">Zukowski, Z. (2026c). Routing the Dollar: Gateway infrastructure,</w:t>
+      </w:r>
+      <w:r>
+        <w:t xml:space="preserve"> </w:t>
+      </w:r>
+      <w:r>
+        <w:t xml:space="preserve">monetary policy transmission, and the Dollar’s international functions</w:t>
+      </w:r>
+      <w:r>
+        <w:t xml:space="preserve"> </w:t>
+      </w:r>
+      <w:r>
+        <w:t xml:space="preserve">in digital markets. SSRN Working Paper No. 6267698.</w:t>
+      </w:r>
+      <w:r>
+        <w:t xml:space="preserve"> </w:t>
+      </w:r>
+      <w:r>
+        <w:t xml:space="preserve">https://papers.ssrn.com/sol3/papers.cfm?abstract_id=6267698</w:t>
+      </w:r>
+    </w:p>
+    <w:p>
+      <w:pPr>
+        <w:pStyle w:val="BodyText"/>
+      </w:pPr>
+      <w:r>
+        <w:t xml:space="preserve">Zukowski, Z. (2026d). Seven Dollars: Legal Structure, Operator Risk, and</w:t>
+      </w:r>
+      <w:r>
+        <w:t xml:space="preserve"> </w:t>
+      </w:r>
+      <w:r>
+        <w:t xml:space="preserve">Diligence Divergence Across Dollar-Denominated Digital Products. SSRN</w:t>
+      </w:r>
+      <w:r>
+        <w:t xml:space="preserve"> </w:t>
+      </w:r>
+      <w:r>
+        <w:t xml:space="preserve">Working Paper No. 6352118.</w:t>
+      </w:r>
+      <w:r>
+        <w:t xml:space="preserve"> </w:t>
+      </w:r>
+      <w:r>
+        <w:t xml:space="preserve">https://papers.ssrn.com/sol3/papers.cfm?abstract_id=6352118</w:t>
+      </w:r>
+    </w:p>
+    <w:p>
+      <w:pPr>
+        <w:pStyle w:val="BodyText"/>
+      </w:pPr>
+      <w:r>
+        <w:t xml:space="preserve">Zukowski, Z. (2026e). Why token governance concentrates: A Polanyian</w:t>
+      </w:r>
+      <w:r>
+        <w:t xml:space="preserve"> </w:t>
+      </w:r>
+      <w:r>
+        <w:t xml:space="preserve">extension to the fourth fictitious commodity. Working manuscript.</w:t>
       </w:r>
     </w:p>
     <w:bookmarkEnd w:id="105"/>
-    <w:bookmarkStart w:id="106" w:name="references"/>
-    <w:p>
-      <w:pPr>
-        <w:pStyle w:val="Heading1"/>
-      </w:pPr>
-      <w:r>
-        <w:t xml:space="preserve">References</w:t>
-      </w:r>
-    </w:p>
-    <w:p>
-      <w:pPr>
-        <w:pStyle w:val="FirstParagraph"/>
-      </w:pPr>
-      <w:r>
-        <w:t xml:space="preserve">Birchall, J. (2011). People-centred businesses: Co-operatives, mutuals</w:t>
-      </w:r>
-      <w:r>
-        <w:t xml:space="preserve"> </w:t>
-      </w:r>
-      <w:r>
-        <w:t xml:space="preserve">and the idea of membership. Palgrave Macmillan.</w:t>
-      </w:r>
-    </w:p>
-    <w:p>
-      <w:pPr>
-        <w:pStyle w:val="BodyText"/>
-      </w:pPr>
-      <w:r>
-        <w:t xml:space="preserve">Hansmann, H. (1996). The ownership of enterprise. Harvard University</w:t>
-      </w:r>
-      <w:r>
-        <w:t xml:space="preserve"> </w:t>
-      </w:r>
-      <w:r>
-        <w:t xml:space="preserve">Press.</w:t>
-      </w:r>
-    </w:p>
-    <w:p>
-      <w:pPr>
-        <w:pStyle w:val="BodyText"/>
-      </w:pPr>
-      <w:r>
-        <w:t xml:space="preserve">International Cooperative Alliance. (1995). Statement on the cooperative</w:t>
-      </w:r>
-      <w:r>
-        <w:t xml:space="preserve"> </w:t>
-      </w:r>
-      <w:r>
-        <w:t xml:space="preserve">identity. ICA.</w:t>
-      </w:r>
-    </w:p>
-    <w:p>
-      <w:pPr>
-        <w:pStyle w:val="BodyText"/>
-      </w:pPr>
-      <w:r>
-        <w:t xml:space="preserve">Scholz, T. (2016). Platform cooperativism: Challenging the corporate</w:t>
-      </w:r>
-      <w:r>
-        <w:t xml:space="preserve"> </w:t>
-      </w:r>
-      <w:r>
-        <w:t xml:space="preserve">sharing economy. Rosa Luxemburg Stiftung.</w:t>
-      </w:r>
-    </w:p>
-    <w:p>
-      <w:pPr>
-        <w:pStyle w:val="BodyText"/>
-      </w:pPr>
-      <w:r>
-        <w:t xml:space="preserve">Alshater, M. M. (2026). Decentralized physical infrastructure networks</w:t>
-      </w:r>
-      <w:r>
-        <w:t xml:space="preserve"> </w:t>
-      </w:r>
-      <w:r>
-        <w:t xml:space="preserve">(DePIN) tokenomics. Frontiers in Blockchain, 8, 1644115.</w:t>
-      </w:r>
-      <w:r>
-        <w:t xml:space="preserve"> </w:t>
-      </w:r>
-      <w:r>
-        <w:t xml:space="preserve">https://doi.org/10.3389/fbloc.2025.1644115</w:t>
-      </w:r>
-    </w:p>
-    <w:p>
-      <w:pPr>
-        <w:pStyle w:val="BodyText"/>
-      </w:pPr>
-      <w:r>
-        <w:t xml:space="preserve">Appel, I., &amp; Grennan, J. (2023). Control of decentralized autonomous</w:t>
-      </w:r>
-      <w:r>
-        <w:t xml:space="preserve"> </w:t>
-      </w:r>
-      <w:r>
-        <w:t xml:space="preserve">organizations. AEA Papers and Proceedings, 113, 182–185.</w:t>
-      </w:r>
-      <w:r>
-        <w:t xml:space="preserve"> </w:t>
-      </w:r>
-      <w:r>
-        <w:t xml:space="preserve">https://doi.org/10.1257/pandp.20231119</w:t>
-      </w:r>
-    </w:p>
-    <w:p>
-      <w:pPr>
-        <w:pStyle w:val="BodyText"/>
-      </w:pPr>
-      <w:r>
-        <w:t xml:space="preserve">Aramonte, S., Huang, W., &amp; Schrimpf, A. (2021). DeFi risks and the</w:t>
-      </w:r>
-      <w:r>
-        <w:t xml:space="preserve"> </w:t>
-      </w:r>
-      <w:r>
-        <w:t xml:space="preserve">decentralisation illusion. BIS Quarterly Review, December 2021, 21–36.</w:t>
-      </w:r>
-      <w:r>
-        <w:t xml:space="preserve"> </w:t>
-      </w:r>
-      <w:r>
-        <w:t xml:space="preserve">https://www.bis.org/publ/qtrpdf/r_qt2112b.htm</w:t>
-      </w:r>
-    </w:p>
-    <w:p>
-      <w:pPr>
-        <w:pStyle w:val="BodyText"/>
-      </w:pPr>
-      <w:r>
-        <w:t xml:space="preserve">Arnosti, N., &amp; Weinberg, S. M. (2022). Bitcoin: A natural oligopoly.</w:t>
-      </w:r>
-      <w:r>
-        <w:t xml:space="preserve"> </w:t>
-      </w:r>
-      <w:r>
-        <w:t xml:space="preserve">Management Science, 68(7), 4755–4771.</w:t>
-      </w:r>
-      <w:r>
-        <w:t xml:space="preserve"> </w:t>
-      </w:r>
-      <w:r>
-        <w:t xml:space="preserve">https://doi.org/10.1287/mnsc.2021.4095</w:t>
-      </w:r>
-    </w:p>
-    <w:p>
-      <w:pPr>
-        <w:pStyle w:val="BodyText"/>
-      </w:pPr>
-      <w:r>
-        <w:t xml:space="preserve">Atkinson, A. B. (1970). On the measurement of inequality. Journal of</w:t>
-      </w:r>
-      <w:r>
-        <w:t xml:space="preserve"> </w:t>
-      </w:r>
-      <w:r>
-        <w:t xml:space="preserve">Economic Theory, 2(3), 244-263.</w:t>
-      </w:r>
-      <w:r>
-        <w:t xml:space="preserve"> </w:t>
-      </w:r>
-      <w:r>
-        <w:t xml:space="preserve">https://doi.org/10.1016/0022-0531(70)90039-6</w:t>
-      </w:r>
-    </w:p>
-    <w:p>
-      <w:pPr>
-        <w:pStyle w:val="BodyText"/>
-      </w:pPr>
-      <w:r>
-        <w:t xml:space="preserve">Atzori, M. (2017). Blockchain technology and decentralized governance:</w:t>
-      </w:r>
-      <w:r>
-        <w:t xml:space="preserve"> </w:t>
-      </w:r>
-      <w:r>
-        <w:t xml:space="preserve">Is the state still necessary? Journal of Governance and Regulation,</w:t>
-      </w:r>
-      <w:r>
-        <w:t xml:space="preserve"> </w:t>
-      </w:r>
-      <w:r>
-        <w:t xml:space="preserve">6(1), 45-62. https://doi.org/10.22495/jgr_v6_i1_p5</w:t>
-      </w:r>
-    </w:p>
-    <w:p>
-      <w:pPr>
-        <w:pStyle w:val="BodyText"/>
-      </w:pPr>
-      <w:r>
-        <w:t xml:space="preserve">Ballandies, M. C., Wang, H., Law, A. C. C., Yang, J. C., Gosken, C., &amp;</w:t>
-      </w:r>
-      <w:r>
-        <w:t xml:space="preserve"> </w:t>
-      </w:r>
-      <w:r>
-        <w:t xml:space="preserve">Andrew, M. (2023). A taxonomy for blockchain-based decentralized</w:t>
-      </w:r>
-      <w:r>
-        <w:t xml:space="preserve"> </w:t>
-      </w:r>
-      <w:r>
-        <w:t xml:space="preserve">physical infrastructure networks (DePIN). 2023 IEEE 9th World Forum on</w:t>
-      </w:r>
-      <w:r>
-        <w:t xml:space="preserve"> </w:t>
-      </w:r>
-      <w:r>
-        <w:t xml:space="preserve">Internet of Things (WF-IoT).</w:t>
-      </w:r>
-    </w:p>
-    <w:p>
-      <w:pPr>
-        <w:pStyle w:val="BodyText"/>
-      </w:pPr>
-      <w:r>
-        <w:t xml:space="preserve">Bane, D., &amp; Gala, S. (2025). State of DePIN 2024. Messari.</w:t>
-      </w:r>
-      <w:r>
-        <w:t xml:space="preserve"> </w:t>
-      </w:r>
-      <w:r>
-        <w:t xml:space="preserve">https://messari.io/report/state-of-depin-2024</w:t>
-      </w:r>
-    </w:p>
-    <w:p>
-      <w:pPr>
-        <w:pStyle w:val="BodyText"/>
-      </w:pPr>
-      <w:r>
-        <w:t xml:space="preserve">Bane, D., &amp; Gala, S. (2026). State of DePIN 2025. Messari &amp; Escape</w:t>
-      </w:r>
-      <w:r>
-        <w:t xml:space="preserve"> </w:t>
-      </w:r>
-      <w:r>
-        <w:t xml:space="preserve">Velocity. https://messari.io/report/state-of-depin-2025</w:t>
-      </w:r>
-    </w:p>
-    <w:p>
-      <w:pPr>
-        <w:pStyle w:val="BodyText"/>
-      </w:pPr>
-      <w:r>
-        <w:t xml:space="preserve">Barbereau, T., Smethurst, R., Papageorgiou, O., Sedlmeir, J., &amp; Fridgen,</w:t>
-      </w:r>
-      <w:r>
-        <w:t xml:space="preserve"> </w:t>
-      </w:r>
-      <w:r>
-        <w:t xml:space="preserve">G. (2023). Decentralised finance’s timocratic governance: The</w:t>
-      </w:r>
-      <w:r>
-        <w:t xml:space="preserve"> </w:t>
-      </w:r>
-      <w:r>
-        <w:t xml:space="preserve">distribution and exercise of tokenised voting rights. Technology in</w:t>
-      </w:r>
-      <w:r>
-        <w:t xml:space="preserve"> </w:t>
-      </w:r>
-      <w:r>
-        <w:t xml:space="preserve">Society, 73, 102251. https://doi.org/10.1016/j.techsoc.2023.102251</w:t>
-      </w:r>
-    </w:p>
-    <w:p>
-      <w:pPr>
-        <w:pStyle w:val="BodyText"/>
-      </w:pPr>
-      <w:r>
-        <w:t xml:space="preserve">Banzhaf, J. F., III. (1968). One man, 3.312 votes: A mathematical</w:t>
-      </w:r>
-      <w:r>
-        <w:t xml:space="preserve"> </w:t>
-      </w:r>
-      <w:r>
-        <w:t xml:space="preserve">analysis of the Electoral College. Villanova Law Review, 13(2), 304-332.</w:t>
-      </w:r>
-    </w:p>
-    <w:p>
-      <w:pPr>
-        <w:pStyle w:val="BodyText"/>
-      </w:pPr>
-      <w:r>
-        <w:t xml:space="preserve">Blockworks. (2026). GEODNET analytics dashboard. Retrieved April 2026,</w:t>
-      </w:r>
-      <w:r>
-        <w:t xml:space="preserve"> </w:t>
-      </w:r>
-      <w:r>
-        <w:t xml:space="preserve">from https://blockworks.com/analytics/geodnet</w:t>
-      </w:r>
-    </w:p>
-    <w:p>
-      <w:pPr>
-        <w:pStyle w:val="BodyText"/>
-      </w:pPr>
-      <w:r>
-        <w:t xml:space="preserve">Blockworks. (2026). Helium financials dashboard. Retrieved April 2026,</w:t>
-      </w:r>
-      <w:r>
-        <w:t xml:space="preserve"> </w:t>
-      </w:r>
-      <w:r>
-        <w:t xml:space="preserve">from https://blockworks.com/analytics/helium/helium-financials</w:t>
-      </w:r>
-    </w:p>
-    <w:p>
-      <w:pPr>
-        <w:pStyle w:val="BodyText"/>
-      </w:pPr>
-      <w:r>
-        <w:t xml:space="preserve">Brennan, G., &amp; Buchanan, J. M. (1985). The reason of rules:</w:t>
-      </w:r>
-      <w:r>
-        <w:t xml:space="preserve"> </w:t>
-      </w:r>
-      <w:r>
-        <w:t xml:space="preserve">Constitutional political economy. Cambridge University Press.</w:t>
-      </w:r>
-    </w:p>
-    <w:p>
-      <w:pPr>
-        <w:pStyle w:val="BodyText"/>
-      </w:pPr>
-      <w:r>
-        <w:t xml:space="preserve">Buchanan, J. M., &amp; Tullock, G. (1962). The calculus of consent: Logical</w:t>
-      </w:r>
-      <w:r>
-        <w:t xml:space="preserve"> </w:t>
-      </w:r>
-      <w:r>
-        <w:t xml:space="preserve">foundations of constitutional democracy. University of Michigan Press.</w:t>
-      </w:r>
-    </w:p>
-    <w:p>
-      <w:pPr>
-        <w:pStyle w:val="BodyText"/>
-      </w:pPr>
-      <w:r>
-        <w:t xml:space="preserve">Buterin, V., Conner, E., Dudley, R., Slipper, M., &amp; Norder, I. (2019).</w:t>
-      </w:r>
-      <w:r>
-        <w:t xml:space="preserve"> </w:t>
-      </w:r>
-      <w:r>
-        <w:t xml:space="preserve">EIP-1559: Fee market change for ETH 1.0 chain (Ethereum Improvement</w:t>
-      </w:r>
-      <w:r>
-        <w:t xml:space="preserve"> </w:t>
-      </w:r>
-      <w:r>
-        <w:t xml:space="preserve">Proposal). https://eips.ethereum.org/EIPS/eip-1559</w:t>
-      </w:r>
-    </w:p>
-    <w:p>
-      <w:pPr>
-        <w:pStyle w:val="BodyText"/>
-      </w:pPr>
-      <w:r>
-        <w:t xml:space="preserve">Calzada, I. (2025). The political economy of Web3 platformization:</w:t>
-      </w:r>
-      <w:r>
-        <w:t xml:space="preserve"> </w:t>
-      </w:r>
-      <w:r>
-        <w:t xml:space="preserve">Innovation systems, reaching the moon, governing the ghetto. Digital,</w:t>
-      </w:r>
-      <w:r>
-        <w:t xml:space="preserve"> </w:t>
-      </w:r>
-      <w:r>
-        <w:t xml:space="preserve">5(4), 62. https://doi.org/10.3390/digital5040062</w:t>
-      </w:r>
-    </w:p>
-    <w:p>
-      <w:pPr>
-        <w:pStyle w:val="BodyText"/>
-      </w:pPr>
-      <w:r>
-        <w:t xml:space="preserve">CoinGecko. (2026). Cryptocurrency market data. Retrieved March 2026,</w:t>
-      </w:r>
-      <w:r>
-        <w:t xml:space="preserve"> </w:t>
-      </w:r>
-      <w:r>
-        <w:t xml:space="preserve">from https://www.coingecko.com</w:t>
-      </w:r>
-    </w:p>
-    <w:p>
-      <w:pPr>
-        <w:pStyle w:val="BodyText"/>
-      </w:pPr>
-      <w:r>
-        <w:t xml:space="preserve">Cong, L. W., Li, Y., &amp; Wang, N. (2021). Tokenomics: Dynamic adoption and</w:t>
-      </w:r>
-      <w:r>
-        <w:t xml:space="preserve"> </w:t>
-      </w:r>
-      <w:r>
-        <w:t xml:space="preserve">valuation. Review of Financial Studies, 34(3), 1105–1155.</w:t>
-      </w:r>
-      <w:r>
-        <w:t xml:space="preserve"> </w:t>
-      </w:r>
-      <w:r>
-        <w:t xml:space="preserve">https://doi.org/10.1093/rfs/hhaa089</w:t>
-      </w:r>
-    </w:p>
-    <w:p>
-      <w:pPr>
-        <w:pStyle w:val="BodyText"/>
-      </w:pPr>
-      <w:r>
-        <w:t xml:space="preserve">Cong, L. W., Rabetti, D., Wang, C. C. Y., &amp; Yan, Y. (2025). Centralized</w:t>
-      </w:r>
-      <w:r>
-        <w:t xml:space="preserve"> </w:t>
-      </w:r>
-      <w:r>
-        <w:t xml:space="preserve">governance in decentralized organizations (Draft: August 2025). Working</w:t>
-      </w:r>
-      <w:r>
-        <w:t xml:space="preserve"> </w:t>
-      </w:r>
-      <w:r>
-        <w:t xml:space="preserve">Paper.</w:t>
-      </w:r>
-    </w:p>
-    <w:p>
-      <w:pPr>
-        <w:pStyle w:val="BodyText"/>
-      </w:pPr>
-      <w:r>
-        <w:t xml:space="preserve">Cohen, J. (1988). Statistical power analysis for the behavioral</w:t>
-      </w:r>
-      <w:r>
-        <w:t xml:space="preserve"> </w:t>
-      </w:r>
-      <w:r>
-        <w:t xml:space="preserve">sciences (2nd ed.). Lawrence Erlbaum Associates.</w:t>
-      </w:r>
-    </w:p>
-    <w:p>
-      <w:pPr>
-        <w:pStyle w:val="BodyText"/>
-      </w:pPr>
-      <w:r>
-        <w:t xml:space="preserve">Cohen, J. (1989). Deliberation and democratic legitimacy. In A. Hamlin</w:t>
-      </w:r>
-      <w:r>
-        <w:t xml:space="preserve"> </w:t>
-      </w:r>
-      <w:r>
-        <w:t xml:space="preserve">&amp; P. Pettit (Eds.), The good polity: Normative analysis of the state</w:t>
-      </w:r>
-      <w:r>
-        <w:t xml:space="preserve"> </w:t>
-      </w:r>
-      <w:r>
-        <w:t xml:space="preserve">(pp. 17-34). Blackwell.</w:t>
-      </w:r>
-    </w:p>
-    <w:p>
-      <w:pPr>
-        <w:pStyle w:val="BodyText"/>
-      </w:pPr>
-      <w:r>
-        <w:t xml:space="preserve">De Filippi, P., Mannan, M., Cossar, S., Merk, T., &amp; Kamalova, J. (2024).</w:t>
-      </w:r>
-      <w:r>
-        <w:t xml:space="preserve"> </w:t>
-      </w:r>
-      <w:r>
-        <w:t xml:space="preserve">Blockchain technology and polycentric governance (Research Project</w:t>
-      </w:r>
-      <w:r>
-        <w:t xml:space="preserve"> </w:t>
-      </w:r>
-      <w:r>
-        <w:t xml:space="preserve">Report). European University Institute, Robert Schuman Centre.</w:t>
-      </w:r>
-      <w:r>
-        <w:t xml:space="preserve"> </w:t>
-      </w:r>
-      <w:r>
-        <w:t xml:space="preserve">https://hdl.handle.net/1814/77030</w:t>
-      </w:r>
-    </w:p>
-    <w:p>
-      <w:pPr>
-        <w:pStyle w:val="BodyText"/>
-      </w:pPr>
-      <w:r>
-        <w:t xml:space="preserve">De Filippi, P., &amp; Wright, A. (2018). Blockchain and the law: The rule of</w:t>
-      </w:r>
-      <w:r>
-        <w:t xml:space="preserve"> </w:t>
-      </w:r>
-      <w:r>
-        <w:t xml:space="preserve">code. Harvard University Press. https://doi.org/10.4159/9780674985933</w:t>
-      </w:r>
-    </w:p>
-    <w:p>
-      <w:pPr>
-        <w:pStyle w:val="BodyText"/>
-      </w:pPr>
-      <w:r>
-        <w:t xml:space="preserve">DuPont, Q. (2014). The politics of cryptography: Bitcoin and the</w:t>
-      </w:r>
-      <w:r>
-        <w:t xml:space="preserve"> </w:t>
-      </w:r>
-      <w:r>
-        <w:t xml:space="preserve">ordering machines. Journal of Peer Production, 4. https://peerproduction.net</w:t>
-      </w:r>
-    </w:p>
-    <w:p>
-      <w:pPr>
-        <w:pStyle w:val="BodyText"/>
-      </w:pPr>
-      <w:r>
-        <w:t xml:space="preserve">Dune Analytics. (2026). On-chain governance token holder data [Data</w:t>
-      </w:r>
-      <w:r>
-        <w:t xml:space="preserve"> </w:t>
-      </w:r>
-      <w:r>
-        <w:t xml:space="preserve">set]. Retrieved March 2026, from https://dune.com</w:t>
-      </w:r>
-    </w:p>
-    <w:p>
-      <w:pPr>
-        <w:pStyle w:val="BodyText"/>
-      </w:pPr>
-      <w:r>
-        <w:t xml:space="preserve">Eisermann, T., Campajola, C., Tessone, C. J., &amp; Teixeira, A. S. (2025).</w:t>
-      </w:r>
-      <w:r>
-        <w:t xml:space="preserve"> </w:t>
-      </w:r>
-      <w:r>
-        <w:t xml:space="preserve">Concentration in governance control across decentralised finance</w:t>
-      </w:r>
-      <w:r>
-        <w:t xml:space="preserve"> </w:t>
-      </w:r>
-      <w:r>
-        <w:t xml:space="preserve">protocols. EPJ Data Science, 14, 85.</w:t>
-      </w:r>
-      <w:r>
-        <w:t xml:space="preserve"> </w:t>
-      </w:r>
-      <w:r>
-        <w:t xml:space="preserve">https://doi.org/10.1140/epjds/s13688-025-00610-5</w:t>
-      </w:r>
-    </w:p>
-    <w:p>
-      <w:pPr>
-        <w:pStyle w:val="BodyText"/>
-      </w:pPr>
-      <w:r>
-        <w:t xml:space="preserve">Esposito, M., Tse, T., &amp; Goh, D. (2025). Decentralizing governance:</w:t>
-      </w:r>
-      <w:r>
-        <w:t xml:space="preserve"> </w:t>
-      </w:r>
-      <w:r>
-        <w:t xml:space="preserve">Exploring the dynamics and challenges of digital commons and DAOs.</w:t>
-      </w:r>
-      <w:r>
-        <w:t xml:space="preserve"> </w:t>
-      </w:r>
-      <w:r>
-        <w:t xml:space="preserve">Frontiers in Blockchain, 8, 1538227.</w:t>
-      </w:r>
-      <w:r>
-        <w:t xml:space="preserve"> </w:t>
-      </w:r>
-      <w:r>
-        <w:t xml:space="preserve">https://doi.org/10.3389/fbloc.2025.1538227</w:t>
-      </w:r>
-    </w:p>
-    <w:p>
-      <w:pPr>
-        <w:pStyle w:val="BodyText"/>
-      </w:pPr>
-      <w:r>
-        <w:t xml:space="preserve">Feichtinger, R., Fritsch, R., Vonlanthen, Y., &amp; Wattenhofer, R. (2023).</w:t>
-      </w:r>
-      <w:r>
-        <w:t xml:space="preserve"> </w:t>
-      </w:r>
-      <w:r>
-        <w:t xml:space="preserve">The hidden shortcomings of (D)AOs: An empirical study of on-chain</w:t>
-      </w:r>
-      <w:r>
-        <w:t xml:space="preserve"> </w:t>
-      </w:r>
-      <w:r>
-        <w:t xml:space="preserve">governance. In International Conference on Financial Cryptography and</w:t>
-      </w:r>
-      <w:r>
-        <w:t xml:space="preserve"> </w:t>
-      </w:r>
-      <w:r>
-        <w:t xml:space="preserve">Data Security (pp. 165–185). Springer.</w:t>
-      </w:r>
-    </w:p>
-    <w:p>
-      <w:pPr>
-        <w:pStyle w:val="BodyText"/>
-      </w:pPr>
-      <w:r>
-        <w:t xml:space="preserve">Fritsch, R., Müller, M., &amp; Wattenhofer, R. (2024). Analyzing voting</w:t>
-      </w:r>
-      <w:r>
-        <w:t xml:space="preserve"> </w:t>
-      </w:r>
-      <w:r>
-        <w:t xml:space="preserve">power in decentralized governance: Who controls DAOs? Blockchain:</w:t>
-      </w:r>
-      <w:r>
-        <w:t xml:space="preserve"> </w:t>
-      </w:r>
-      <w:r>
-        <w:t xml:space="preserve">Research and Applications, 5(3), 100208.</w:t>
-      </w:r>
-      <w:r>
-        <w:t xml:space="preserve"> </w:t>
-      </w:r>
-      <w:r>
-        <w:t xml:space="preserve">https://doi.org/10.1016/j.bcra.2024.100208</w:t>
-      </w:r>
-    </w:p>
-    <w:p>
-      <w:pPr>
-        <w:pStyle w:val="BodyText"/>
-      </w:pPr>
-      <w:r>
-        <w:t xml:space="preserve">Gersbach, H., Schneider, M., &amp; Shahkar, P. (2024). Effects of vote</w:t>
-      </w:r>
-      <w:r>
-        <w:t xml:space="preserve"> </w:t>
-      </w:r>
-      <w:r>
-        <w:t xml:space="preserve">delegation in blockchains: Who wins? arXiv:2408.05410 (revised July</w:t>
-      </w:r>
-      <w:r>
-        <w:t xml:space="preserve"> </w:t>
-      </w:r>
-      <w:r>
-        <w:t xml:space="preserve">2025). https://doi.org/10.48550/arXiv.2408.05410</w:t>
-      </w:r>
-    </w:p>
-    <w:p>
-      <w:pPr>
-        <w:pStyle w:val="BodyText"/>
-      </w:pPr>
-      <w:r>
-        <w:t xml:space="preserve">Hall, A. B., &amp; Miyazaki, S. (2024). What happens when anyone can be your</w:t>
-      </w:r>
-      <w:r>
-        <w:t xml:space="preserve"> </w:t>
-      </w:r>
-      <w:r>
-        <w:t xml:space="preserve">representative? Studying the use of liquid democracy for high-stakes</w:t>
-      </w:r>
-      <w:r>
-        <w:t xml:space="preserve"> </w:t>
-      </w:r>
-      <w:r>
-        <w:t xml:space="preserve">decisions in online platforms. Stanford GSB Working Paper.</w:t>
-      </w:r>
-      <w:r>
-        <w:t xml:space="preserve"> </w:t>
-      </w:r>
-      <w:r>
-        <w:t xml:space="preserve">https://doi.org/10.31219/osf.io/k3hcd</w:t>
-      </w:r>
-    </w:p>
-    <w:p>
-      <w:pPr>
-        <w:pStyle w:val="BodyText"/>
-      </w:pPr>
-      <w:r>
-        <w:t xml:space="preserve">Han, J., Lee, J., &amp; Li, T. (2023). DAO governance. European Corporate</w:t>
-      </w:r>
-      <w:r>
-        <w:t xml:space="preserve"> </w:t>
-      </w:r>
-      <w:r>
-        <w:t xml:space="preserve">Governance Institute Finance Working Paper No. 1119/2025.</w:t>
-      </w:r>
-      <w:r>
-        <w:t xml:space="preserve"> </w:t>
-      </w:r>
-      <w:r>
-        <w:t xml:space="preserve">https://doi.org/10.2139/ssrn.4346581</w:t>
-      </w:r>
-    </w:p>
-    <w:p>
-      <w:pPr>
-        <w:pStyle w:val="BodyText"/>
-      </w:pPr>
-      <w:r>
-        <w:t xml:space="preserve">Han, J., Lee, J., &amp; Li, T. (2024). A review of DAO governance: Recent</w:t>
-      </w:r>
-      <w:r>
-        <w:t xml:space="preserve"> </w:t>
-      </w:r>
-      <w:r>
-        <w:t xml:space="preserve">literature and emerging trends. European Corporate Governance Institute</w:t>
-      </w:r>
-      <w:r>
-        <w:t xml:space="preserve"> </w:t>
-      </w:r>
-      <w:r>
-        <w:t xml:space="preserve">Finance Working Paper No. 1044/2025.</w:t>
-      </w:r>
-      <w:r>
-        <w:t xml:space="preserve"> </w:t>
-      </w:r>
-      <w:r>
-        <w:t xml:space="preserve">https://doi.org/10.2139/ssrn.5074046</w:t>
-      </w:r>
-    </w:p>
-    <w:p>
-      <w:pPr>
-        <w:pStyle w:val="BodyText"/>
-      </w:pPr>
-      <w:r>
-        <w:t xml:space="preserve">Hardin, G. (1968). The tragedy of the commons. Science, 162(3859),</w:t>
-      </w:r>
-      <w:r>
-        <w:t xml:space="preserve"> </w:t>
-      </w:r>
-      <w:r>
-        <w:t xml:space="preserve">1243-1248. https://doi.org/10.1126/science.162.3859.1243</w:t>
-      </w:r>
-    </w:p>
-    <w:p>
-      <w:pPr>
-        <w:pStyle w:val="BodyText"/>
-      </w:pPr>
-      <w:r>
-        <w:t xml:space="preserve">Hirschman, A. O. (1964). The paternity of an index. American Economic</w:t>
-      </w:r>
-      <w:r>
-        <w:t xml:space="preserve"> </w:t>
-      </w:r>
-      <w:r>
-        <w:t xml:space="preserve">Review, 54(5), 761.</w:t>
-      </w:r>
-    </w:p>
-    <w:p>
-      <w:pPr>
-        <w:pStyle w:val="BodyText"/>
-      </w:pPr>
-      <w:r>
-        <w:t xml:space="preserve">Holmstrom, B. (1979). Moral hazard and observability. The Bell</w:t>
-      </w:r>
-      <w:r>
-        <w:t xml:space="preserve"> </w:t>
-      </w:r>
-      <w:r>
-        <w:t xml:space="preserve">Journal of Economics, 10(1), 74-91. https://doi.org/10.2307/3003320</w:t>
-      </w:r>
-    </w:p>
-    <w:p>
-      <w:pPr>
-        <w:pStyle w:val="BodyText"/>
-      </w:pPr>
-      <w:r>
-        <w:t xml:space="preserve">Howell, S. T., Niessner, M., &amp; Yermack, D. (2020). Initial coin</w:t>
-      </w:r>
-      <w:r>
-        <w:t xml:space="preserve"> </w:t>
-      </w:r>
-      <w:r>
-        <w:t xml:space="preserve">offerings: Financing growth with cryptocurrency token sales. Review of</w:t>
-      </w:r>
-      <w:r>
-        <w:t xml:space="preserve"> </w:t>
-      </w:r>
-      <w:r>
-        <w:t xml:space="preserve">Financial Studies, 33(9), 3925–3974. https://doi.org/10.1093/rfs/hhz131</w:t>
-      </w:r>
-    </w:p>
-    <w:p>
-      <w:pPr>
-        <w:pStyle w:val="BodyText"/>
-      </w:pPr>
-      <w:r>
-        <w:t xml:space="preserve">Hurwicz, L. (1973). The design of mechanisms for resource allocation.</w:t>
-      </w:r>
-      <w:r>
-        <w:t xml:space="preserve"> </w:t>
-      </w:r>
-      <w:r>
-        <w:t xml:space="preserve">American Economic Review, 63(2), 1–30.</w:t>
-      </w:r>
-    </w:p>
-    <w:p>
-      <w:pPr>
-        <w:pStyle w:val="BodyText"/>
-      </w:pPr>
-      <w:r>
-        <w:t xml:space="preserve">Hurwicz, L. (1987). Inventing new institutions: The design perspective.</w:t>
-      </w:r>
-      <w:r>
-        <w:t xml:space="preserve"> </w:t>
-      </w:r>
-      <w:r>
-        <w:t xml:space="preserve">American Journal of Agricultural Economics, 69(2), 395-402.</w:t>
-      </w:r>
-      <w:r>
-        <w:t xml:space="preserve"> </w:t>
-      </w:r>
-      <w:r>
-        <w:t xml:space="preserve">https://doi.org/10.2307/1242293</w:t>
-      </w:r>
-    </w:p>
-    <w:p>
-      <w:pPr>
-        <w:pStyle w:val="BodyText"/>
-      </w:pPr>
-      <w:r>
-        <w:t xml:space="preserve">Kiayias, A., Koutsoupias, E., Markakis, E., &amp; Tsamopoulos, P. (2025).</w:t>
-      </w:r>
-      <w:r>
-        <w:t xml:space="preserve"> </w:t>
-      </w:r>
-      <w:r>
-        <w:t xml:space="preserve">Pool formation in oceanic games: Shapley value and proportional sharing.</w:t>
-      </w:r>
-      <w:r>
-        <w:t xml:space="preserve"> </w:t>
-      </w:r>
-      <w:r>
-        <w:t xml:space="preserve">In Proc. 7th Conference on Advances in Financial Technologies (AFT</w:t>
-      </w:r>
-      <w:r>
-        <w:t xml:space="preserve"> </w:t>
-      </w:r>
-      <w:r>
-        <w:t xml:space="preserve">2025), LIPIcs Vol. 354, pp. 21:1–21:24.</w:t>
-      </w:r>
-      <w:r>
-        <w:t xml:space="preserve"> </w:t>
-      </w:r>
-      <w:r>
-        <w:t xml:space="preserve">https://doi.org/10.4230/LIPIcs.AFT.2025.21</w:t>
-      </w:r>
-    </w:p>
-    <w:p>
-      <w:pPr>
-        <w:pStyle w:val="BodyText"/>
-      </w:pPr>
-      <w:r>
-        <w:t xml:space="preserve">Li, S., &amp; Chen, Y. (2024). Governing decentralized autonomous</w:t>
-      </w:r>
-      <w:r>
-        <w:t xml:space="preserve"> </w:t>
-      </w:r>
-      <w:r>
-        <w:t xml:space="preserve">organizations as digital commons. Journal of Business Venturing</w:t>
-      </w:r>
-      <w:r>
-        <w:t xml:space="preserve"> </w:t>
-      </w:r>
-      <w:r>
-        <w:t xml:space="preserve">Insights, 22, e00450. https://doi.org/10.1016/j.jbvi.2024.e00450</w:t>
-      </w:r>
-    </w:p>
-    <w:p>
-      <w:pPr>
-        <w:pStyle w:val="BodyText"/>
-      </w:pPr>
-      <w:r>
-        <w:t xml:space="preserve">Michels, R. (1911/1962). Political parties: A sociological study of the</w:t>
-      </w:r>
-      <w:r>
-        <w:t xml:space="preserve"> </w:t>
-      </w:r>
-      <w:r>
-        <w:t xml:space="preserve">oligarchical tendencies of modern democracy (E. Paul &amp; C. Paul, Trans.).</w:t>
-      </w:r>
-      <w:r>
-        <w:t xml:space="preserve"> </w:t>
-      </w:r>
-      <w:r>
-        <w:t xml:space="preserve">Free Press. (Original work published 1911)</w:t>
-      </w:r>
-    </w:p>
-    <w:p>
-      <w:pPr>
-        <w:pStyle w:val="BodyText"/>
-      </w:pPr>
-      <w:r>
-        <w:t xml:space="preserve">Myerson, R. B. (1981). Optimal auction design. Mathematics of Operations</w:t>
-      </w:r>
-      <w:r>
-        <w:t xml:space="preserve"> </w:t>
-      </w:r>
-      <w:r>
-        <w:t xml:space="preserve">Research, 6(1), 58–73. https://doi.org/10.1287/moor.6.1.58</w:t>
-      </w:r>
-    </w:p>
-    <w:p>
-      <w:pPr>
-        <w:pStyle w:val="BodyText"/>
-      </w:pPr>
-      <w:r>
-        <w:t xml:space="preserve">Nabben, K., Wang, H., &amp; Zargham, M. (2024). Decentralised governance for</w:t>
-      </w:r>
-      <w:r>
-        <w:t xml:space="preserve"> </w:t>
-      </w:r>
-      <w:r>
-        <w:t xml:space="preserve">autonomous cyber-physical systems. arXiv preprint, arXiv:2408.16764.</w:t>
-      </w:r>
-      <w:r>
-        <w:t xml:space="preserve"> </w:t>
-      </w:r>
-      <w:r>
-        <w:t xml:space="preserve">https://arxiv.org/abs/2408.16764</w:t>
-      </w:r>
-    </w:p>
-    <w:p>
-      <w:pPr>
-        <w:pStyle w:val="BodyText"/>
-      </w:pPr>
-      <w:r>
-        <w:t xml:space="preserve">Nadler, M., &amp; Schär, F. (2020). Decentralized finance, centralized</w:t>
-      </w:r>
-      <w:r>
-        <w:t xml:space="preserve"> </w:t>
-      </w:r>
-      <w:r>
-        <w:t xml:space="preserve">ownership? An iterative mapping process to measure protocol token</w:t>
-      </w:r>
-      <w:r>
-        <w:t xml:space="preserve"> </w:t>
-      </w:r>
-      <w:r>
-        <w:t xml:space="preserve">distribution. arXiv:2012.09306.</w:t>
-      </w:r>
-      <w:r>
-        <w:t xml:space="preserve"> </w:t>
-      </w:r>
-      <w:r>
-        <w:t xml:space="preserve">https://doi.org/10.48550/arXiv.2012.09306</w:t>
-      </w:r>
-    </w:p>
-    <w:p>
-      <w:pPr>
-        <w:pStyle w:val="BodyText"/>
-      </w:pPr>
-      <w:r>
-        <w:t xml:space="preserve">North, D. C. (1990). Institutions, institutional change and economic</w:t>
-      </w:r>
-      <w:r>
-        <w:t xml:space="preserve"> </w:t>
-      </w:r>
-      <w:r>
-        <w:t xml:space="preserve">performance. Cambridge University Press.</w:t>
-      </w:r>
-    </w:p>
-    <w:p>
-      <w:pPr>
-        <w:pStyle w:val="BodyText"/>
-      </w:pPr>
-      <w:r>
-        <w:t xml:space="preserve">Olson, M. (1965). The logic of collective action: Public goods and the</w:t>
-      </w:r>
-      <w:r>
-        <w:t xml:space="preserve"> </w:t>
-      </w:r>
-      <w:r>
-        <w:t xml:space="preserve">theory of groups. Harvard University Press.</w:t>
-      </w:r>
-    </w:p>
-    <w:p>
-      <w:pPr>
-        <w:pStyle w:val="BodyText"/>
-      </w:pPr>
-      <w:r>
-        <w:t xml:space="preserve">Ostrom, E. (1990). Governing the commons: The evolution of institutions</w:t>
-      </w:r>
-      <w:r>
-        <w:t xml:space="preserve"> </w:t>
-      </w:r>
-      <w:r>
-        <w:t xml:space="preserve">for collective action. Cambridge University Press.</w:t>
-      </w:r>
-    </w:p>
-    <w:p>
-      <w:pPr>
-        <w:pStyle w:val="BodyText"/>
-      </w:pPr>
-      <w:r>
-        <w:t xml:space="preserve">Optimism. (2024). Optimism governance documentation: Citizens’ House.</w:t>
-      </w:r>
-      <w:r>
-        <w:t xml:space="preserve"> </w:t>
-      </w:r>
-      <w:r>
-        <w:t xml:space="preserve">https://community.optimism.io/docs/governance/</w:t>
-      </w:r>
-    </w:p>
-    <w:p>
-      <w:pPr>
-        <w:pStyle w:val="BodyText"/>
-      </w:pPr>
-      <w:r>
-        <w:t xml:space="preserve">Polanyi, K. (1944). The great transformation: The political and</w:t>
-      </w:r>
-      <w:r>
-        <w:t xml:space="preserve"> </w:t>
-      </w:r>
-      <w:r>
-        <w:t xml:space="preserve">economic origins of our time. Farrar &amp; Rinehart.</w:t>
-      </w:r>
-    </w:p>
-    <w:p>
-      <w:pPr>
-        <w:pStyle w:val="BodyText"/>
-      </w:pPr>
-      <w:r>
-        <w:t xml:space="preserve">Rikken, O., Janssen, M., &amp; Kwee, Z. (2023). Governance impacts of</w:t>
-      </w:r>
-      <w:r>
-        <w:t xml:space="preserve"> </w:t>
-      </w:r>
-      <w:r>
-        <w:t xml:space="preserve">blockchain-based decentralized autonomous organizations: An empirical</w:t>
-      </w:r>
-      <w:r>
-        <w:t xml:space="preserve"> </w:t>
-      </w:r>
-      <w:r>
-        <w:t xml:space="preserve">analysis. Policy Design and Practice, 6(4), 465–487.</w:t>
-      </w:r>
-      <w:r>
-        <w:t xml:space="preserve"> </w:t>
-      </w:r>
-      <w:r>
-        <w:t xml:space="preserve">https://doi.org/10.1080/25741292.2023.2270220</w:t>
-      </w:r>
-    </w:p>
-    <w:p>
-      <w:pPr>
-        <w:pStyle w:val="BodyText"/>
-      </w:pPr>
-      <w:r>
-        <w:t xml:space="preserve">Roughgarden, T. (2020). Transaction fee mechanism design for the</w:t>
-      </w:r>
-      <w:r>
-        <w:t xml:space="preserve"> </w:t>
-      </w:r>
-      <w:r>
-        <w:t xml:space="preserve">Ethereum blockchain: An economic analysis of EIP-1559. arXiv:2012.00854.</w:t>
-      </w:r>
-      <w:r>
-        <w:t xml:space="preserve"> </w:t>
-      </w:r>
-      <w:r>
-        <w:t xml:space="preserve">https://arxiv.org/abs/2012.00854</w:t>
-      </w:r>
-    </w:p>
-    <w:p>
-      <w:pPr>
-        <w:pStyle w:val="BodyText"/>
-      </w:pPr>
-      <w:r>
-        <w:t xml:space="preserve">Roughgarden, T. (2021). Transaction fee mechanism design. ACM SIGecom</w:t>
-      </w:r>
-      <w:r>
-        <w:t xml:space="preserve"> </w:t>
-      </w:r>
-      <w:r>
-        <w:t xml:space="preserve">Exchanges, 19(1), 52–55. https://doi.org/10.1145/3476436.3476445</w:t>
-      </w:r>
-    </w:p>
-    <w:p>
-      <w:pPr>
-        <w:pStyle w:val="BodyText"/>
-      </w:pPr>
-      <w:r>
-        <w:t xml:space="preserve">Sai, A. R., Buckley, J., &amp; Le Gear, A. (2021). Characterizing wealth</w:t>
-      </w:r>
-      <w:r>
-        <w:t xml:space="preserve"> </w:t>
-      </w:r>
-      <w:r>
-        <w:t xml:space="preserve">inequality in cryptocurrencies. Frontiers in Blockchain, 4, 730122.</w:t>
-      </w:r>
-      <w:r>
-        <w:t xml:space="preserve"> </w:t>
-      </w:r>
-      <w:r>
-        <w:t xml:space="preserve">https://doi.org/10.3389/fbloc.2021.730122</w:t>
-      </w:r>
-    </w:p>
-    <w:p>
-      <w:pPr>
-        <w:pStyle w:val="BodyText"/>
-      </w:pPr>
-      <w:r>
-        <w:t xml:space="preserve">Sawinyh, N. (2025, October 29). Points-based distribution programs in</w:t>
-      </w:r>
-      <w:r>
-        <w:t xml:space="preserve"> </w:t>
-      </w:r>
-      <w:r>
-        <w:t xml:space="preserve">Web3: A comprehensive guide. DeFiPrime.</w:t>
-      </w:r>
-      <w:r>
-        <w:t xml:space="preserve"> </w:t>
-      </w:r>
-      <w:r>
-        <w:t xml:space="preserve">https://defiprime.com/points-based-token-distribution-programs-web3</w:t>
-      </w:r>
-    </w:p>
-    <w:p>
-      <w:pPr>
-        <w:pStyle w:val="BodyText"/>
-      </w:pPr>
-      <w:r>
-        <w:t xml:space="preserve">Schär, F. (2021). Decentralized finance: On blockchain- and smart</w:t>
-      </w:r>
-      <w:r>
-        <w:t xml:space="preserve"> </w:t>
-      </w:r>
-      <w:r>
-        <w:t xml:space="preserve">contract-based financial markets. Federal Reserve Bank of St. Louis</w:t>
-      </w:r>
-      <w:r>
-        <w:t xml:space="preserve"> </w:t>
-      </w:r>
-      <w:r>
-        <w:t xml:space="preserve">Review, 103(2), 153–174. https://doi.org/10.20955/r.103.153-74</w:t>
-      </w:r>
-    </w:p>
-    <w:p>
-      <w:pPr>
-        <w:pStyle w:val="BodyText"/>
-      </w:pPr>
-      <w:r>
-        <w:t xml:space="preserve">Schneider, N. (2024). Governable spaces: Democratic design for online</w:t>
-      </w:r>
-      <w:r>
-        <w:t xml:space="preserve"> </w:t>
-      </w:r>
-      <w:r>
-        <w:t xml:space="preserve">life. University of California Press (Luminos Open Access).</w:t>
-      </w:r>
-      <w:r>
-        <w:t xml:space="preserve"> </w:t>
-      </w:r>
-      <w:r>
-        <w:t xml:space="preserve">https://doi.org/10.1525/luminos.181</w:t>
-      </w:r>
-    </w:p>
-    <w:p>
-      <w:pPr>
-        <w:pStyle w:val="BodyText"/>
-      </w:pPr>
-      <w:r>
-        <w:t xml:space="preserve">Shapley, L. S. (1953). A value for n-person games. In H. W. Kuhn &amp; A. W.</w:t>
-      </w:r>
-      <w:r>
-        <w:t xml:space="preserve"> </w:t>
-      </w:r>
-      <w:r>
-        <w:t xml:space="preserve">Tucker (Eds.), Contributions to the theory of games, Volume II (Annals</w:t>
-      </w:r>
-      <w:r>
-        <w:t xml:space="preserve"> </w:t>
-      </w:r>
-      <w:r>
-        <w:t xml:space="preserve">of Mathematics Studies 28, pp. 307–317). Princeton University Press.</w:t>
-      </w:r>
-    </w:p>
-    <w:p>
-      <w:pPr>
-        <w:pStyle w:val="BodyText"/>
-      </w:pPr>
-      <w:r>
-        <w:t xml:space="preserve">Shapley, L. S., &amp; Shubik, M. (1954). A method for evaluating the</w:t>
-      </w:r>
-      <w:r>
-        <w:t xml:space="preserve"> </w:t>
-      </w:r>
-      <w:r>
-        <w:t xml:space="preserve">distribution of power in a committee system. American Political Science</w:t>
-      </w:r>
-      <w:r>
-        <w:t xml:space="preserve"> </w:t>
-      </w:r>
-      <w:r>
-        <w:t xml:space="preserve">Review, 48(3), 787-792. https://doi.org/10.2307/1951053</w:t>
-      </w:r>
-    </w:p>
-    <w:p>
-      <w:pPr>
-        <w:pStyle w:val="BodyText"/>
-      </w:pPr>
-      <w:r>
-        <w:t xml:space="preserve">Theil, H. (1967). Economics and information theory. North-Holland.</w:t>
-      </w:r>
-    </w:p>
-    <w:p>
-      <w:pPr>
-        <w:pStyle w:val="BodyText"/>
-      </w:pPr>
-      <w:r>
-        <w:t xml:space="preserve">Tirole, J. (2001). Corporate governance. Econometrica, 69(1), 1-35.</w:t>
-      </w:r>
-      <w:r>
-        <w:t xml:space="preserve"> </w:t>
-      </w:r>
-      <w:r>
-        <w:t xml:space="preserve">https://doi.org/10.1111/1468-0262.00177</w:t>
-      </w:r>
-    </w:p>
-    <w:p>
-      <w:pPr>
-        <w:pStyle w:val="BodyText"/>
-      </w:pPr>
-      <w:r>
-        <w:t xml:space="preserve">Tchuente, G. (2025). Too big to monitor? Network scale and the breakdown</w:t>
-      </w:r>
-      <w:r>
-        <w:t xml:space="preserve"> </w:t>
-      </w:r>
-      <w:r>
-        <w:t xml:space="preserve">of decentralized monitoring. arXiv:2511.23320.</w:t>
-      </w:r>
-      <w:r>
-        <w:t xml:space="preserve"> </w:t>
-      </w:r>
-      <w:r>
-        <w:t xml:space="preserve">https://doi.org/10.48550/arXiv.2511.23320</w:t>
-      </w:r>
-    </w:p>
-    <w:p>
-      <w:pPr>
-        <w:pStyle w:val="BodyText"/>
-      </w:pPr>
-      <w:r>
-        <w:t xml:space="preserve">Van Vulpen, L., &amp; Jansen, S. (2023). Decentralized autonomous</w:t>
-      </w:r>
-      <w:r>
-        <w:t xml:space="preserve"> </w:t>
-      </w:r>
-      <w:r>
-        <w:t xml:space="preserve">organization design for the commons and the common good. Frontiers in</w:t>
-      </w:r>
-      <w:r>
-        <w:t xml:space="preserve"> </w:t>
-      </w:r>
-      <w:r>
-        <w:t xml:space="preserve">Blockchain, 6, 1257313. https://doi.org/10.3389/fbloc.2023.1257313</w:t>
-      </w:r>
-    </w:p>
-    <w:p>
-      <w:pPr>
-        <w:pStyle w:val="BodyText"/>
-      </w:pPr>
-      <w:r>
-        <w:t xml:space="preserve">Voshmgir, S. (2020). Token economy: How the web3 reinvents the internet</w:t>
-      </w:r>
-      <w:r>
-        <w:t xml:space="preserve"> </w:t>
-      </w:r>
-      <w:r>
-        <w:t xml:space="preserve">(2nd ed.). Token Kitchen.</w:t>
-      </w:r>
-    </w:p>
-    <w:p>
-      <w:pPr>
-        <w:pStyle w:val="BodyText"/>
-      </w:pPr>
-      <w:r>
-        <w:t xml:space="preserve">Weidener, L., Anwar, A., Richter, T., Pournader, P., &amp; Kartal, A. B.</w:t>
-      </w:r>
-      <w:r>
-        <w:t xml:space="preserve"> </w:t>
-      </w:r>
-      <w:r>
-        <w:t xml:space="preserve">(2025). Delegated voting in decentralized autonomous organizations: A</w:t>
-      </w:r>
-      <w:r>
-        <w:t xml:space="preserve"> </w:t>
-      </w:r>
-      <w:r>
-        <w:t xml:space="preserve">scoping review. Frontiers in Blockchain, 8, 1533405.</w:t>
-      </w:r>
-      <w:r>
-        <w:t xml:space="preserve"> </w:t>
-      </w:r>
-      <w:r>
-        <w:t xml:space="preserve">https://doi.org/10.3389/fbloc.2025.1533405</w:t>
-      </w:r>
-    </w:p>
-    <w:p>
-      <w:pPr>
-        <w:pStyle w:val="BodyText"/>
-      </w:pPr>
-      <w:r>
-        <w:t xml:space="preserve">Werner, S. M., Perez, D., Gudgeon, L., Klages-Mundt, A., Harz, D., &amp;</w:t>
-      </w:r>
-      <w:r>
-        <w:t xml:space="preserve"> </w:t>
-      </w:r>
-      <w:r>
-        <w:t xml:space="preserve">Knottenbelt, W. J. (2022). SoK: Decentralized finance (DeFi). In</w:t>
-      </w:r>
-      <w:r>
-        <w:t xml:space="preserve"> </w:t>
-      </w:r>
-      <w:r>
-        <w:t xml:space="preserve">Proceedings of the 4th ACM Conference on Advances in Financial</w:t>
-      </w:r>
-      <w:r>
-        <w:t xml:space="preserve"> </w:t>
-      </w:r>
-      <w:r>
-        <w:t xml:space="preserve">Technologies (pp. 30–46). ACM. https://doi.org/10.1145/3558535.3559780</w:t>
-      </w:r>
-    </w:p>
-    <w:p>
-      <w:pPr>
-        <w:pStyle w:val="BodyText"/>
-      </w:pPr>
-      <w:r>
-        <w:t xml:space="preserve">Williamson, O. E. (1999). Public and private bureaucracies: A</w:t>
-      </w:r>
-      <w:r>
-        <w:t xml:space="preserve"> </w:t>
-      </w:r>
-      <w:r>
-        <w:t xml:space="preserve">transaction cost economics perspective. Journal of Law, Economics, and</w:t>
-      </w:r>
-      <w:r>
-        <w:t xml:space="preserve"> </w:t>
-      </w:r>
-      <w:r>
-        <w:t xml:space="preserve">Organization, 15(1), 306–342.</w:t>
-      </w:r>
-    </w:p>
-    <w:p>
-      <w:pPr>
-        <w:pStyle w:val="BodyText"/>
-      </w:pPr>
-      <w:r>
-        <w:t xml:space="preserve">Zukowski, Z. (2026a). Who burns the tokens? Fiscal sustainability and</w:t>
-      </w:r>
-      <w:r>
-        <w:t xml:space="preserve"> </w:t>
-      </w:r>
-      <w:r>
-        <w:t xml:space="preserve">demand concentration in GeoDePIN networks. SSRN Working Paper.</w:t>
-      </w:r>
-      <w:r>
-        <w:t xml:space="preserve"> </w:t>
-      </w:r>
-      <w:r>
-        <w:t xml:space="preserve">https://papers.ssrn.com/sol3/papers.cfm?abstract_id=6483619</w:t>
-      </w:r>
-    </w:p>
-    <w:p>
-      <w:pPr>
-        <w:pStyle w:val="BodyText"/>
-      </w:pPr>
-      <w:r>
-        <w:t xml:space="preserve">Zukowski, Z. (2026b). Adaptive Tokenomics: A Systems Engineering</w:t>
-      </w:r>
-      <w:r>
-        <w:t xml:space="preserve"> </w:t>
-      </w:r>
-      <w:r>
-        <w:t xml:space="preserve">Approach to Programmable Incentive Design. SSRN Working Paper</w:t>
-      </w:r>
-      <w:r>
-        <w:t xml:space="preserve"> </w:t>
-      </w:r>
-      <w:r>
-        <w:t xml:space="preserve">No. 6364158. https://papers.ssrn.com/sol3/papers.cfm?abstract_id=6364158</w:t>
-      </w:r>
-    </w:p>
-    <w:p>
-      <w:pPr>
-        <w:pStyle w:val="BodyText"/>
-      </w:pPr>
-      <w:r>
-        <w:t xml:space="preserve">Zukowski, Z. (2026c). Routing the Dollar: Gateway infrastructure,</w:t>
-      </w:r>
-      <w:r>
-        <w:t xml:space="preserve"> </w:t>
-      </w:r>
-      <w:r>
-        <w:t xml:space="preserve">monetary policy transmission, and the Dollar’s international functions</w:t>
-      </w:r>
-      <w:r>
-        <w:t xml:space="preserve"> </w:t>
-      </w:r>
-      <w:r>
-        <w:t xml:space="preserve">in digital markets. SSRN Working Paper No. 6267698.</w:t>
-      </w:r>
-      <w:r>
-        <w:t xml:space="preserve"> </w:t>
-      </w:r>
-      <w:r>
-        <w:t xml:space="preserve">https://papers.ssrn.com/sol3/papers.cfm?abstract_id=6267698</w:t>
-      </w:r>
-    </w:p>
-    <w:p>
-      <w:pPr>
-        <w:pStyle w:val="BodyText"/>
-      </w:pPr>
-      <w:r>
-        <w:t xml:space="preserve">Zukowski, Z. (2026d). Seven Dollars: Legal Structure, Operator Risk, and</w:t>
-      </w:r>
-      <w:r>
-        <w:t xml:space="preserve"> </w:t>
-      </w:r>
-      <w:r>
-        <w:t xml:space="preserve">Diligence Divergence Across Dollar-Denominated Digital Products. SSRN</w:t>
-      </w:r>
-      <w:r>
-        <w:t xml:space="preserve"> </w:t>
-      </w:r>
-      <w:r>
-        <w:t xml:space="preserve">Working Paper No. 6352118.</w:t>
-      </w:r>
-      <w:r>
-        <w:t xml:space="preserve"> </w:t>
-      </w:r>
-      <w:r>
-        <w:t xml:space="preserve">https://papers.ssrn.com/sol3/papers.cfm?abstract_id=6352118</w:t>
-      </w:r>
-    </w:p>
-    <w:p>
-      <w:pPr>
-        <w:pStyle w:val="BodyText"/>
-      </w:pPr>
-      <w:r>
-        <w:t xml:space="preserve">Zukowski, Z. (2026e). Why token governance concentrates: A Polanyian</w:t>
-      </w:r>
-      <w:r>
-        <w:t xml:space="preserve"> </w:t>
-      </w:r>
-      <w:r>
-        <w:t xml:space="preserve">extension to the fourth fictitious commodity. Working manuscript.</w:t>
-      </w:r>
-    </w:p>
-    <w:bookmarkEnd w:id="106"/>
     <w:sectPr>
       <w:footnotePr>
         <w:numRestart w:val="eachSect"/>

--- a/b2/paper/B2_Frontiers_R2_clean.docx
+++ b/b2/paper/B2_Frontiers_R2_clean.docx
@@ -20095,7 +20095,15 @@
         <w:pStyle w:val="FirstParagraph"/>
       </w:pPr>
       <w:r>
-        <w:t xml:space="preserve">The evidence reported here carries six main limitations. First, the analysis is a March 2026 cross-section, so it supports descriptive association rather than causal inference or trajectory claims. Second, the 40-protocol sample is large enough for descriptive comparison but small for fully specified multivariate regression; Model 3 has only 35 observations. Third, PCA classification depends on public labels, bytecode inspection, and documentation quality, with weaker coverage for some Solana-native protocols. Fourth, voting-HHI data are available only for 13 protocols with sufficient governance activity and comparable data surfaces. Fifth, HHI measures concentration of shares, not pivotal voting power under proposal-specific quorum rules. Sixth, operator-attribution coverage is asymmetric across chain architectures: Etherscan + Nansen labels yield roughly 95 percent high-share holder attribution on EVM protocols; Helius DAS + Sim API yields roughly 80 percent on Solana protocols; Substrate NPoS protocols (Polkadot; sister substrate-native L1+DePIN) require external attribution services (Polkawatch DDP API; Web3 Foundation TVP registry) to reach 53 percent coverage from a 16 percent on-chain baseline, with the residual approximately 47 percent representing a structural attribution ceiling for voluntary-identity-pallet protocols. The CEX-validator concentration findings in Section 4.5.5 are therefore reported as lower bounds for Substrate NPoS protocols; the same is not true for the EVM and Solana CEX-overlap findings, which use near-complete-coverage attribution data.</w:t>
+        <w:t xml:space="preserve">The evidence reported here carries three main limitations and three documented-as-resolved or partially-resolved methodology cases. First, the analysis is a March 2026 cross-section, so it supports descriptive association rather than causal inference or trajectory claims; partial longitudinal evidence is reported in Supplementary File S7 (14-protocol quarterly HHI panel; 11 of 14 monotonic-decay) and Supplementary File S17 (14-protocol Q1/Q8 trajectory analysis; 85.7 percent monotonic-decay; HALT-3.2 PASS), but a full 40-protocol monthly panel remains future work (Section 5.8). Second, the 40-protocol sample is large enough for descriptive comparison but small for fully specified multivariate regression; Model 3 has only 35 observations, and the Phase 4 mini-batch extension to 45 protocols (Supplementary File S16) closes the sample-size limitation pending Token Terminal covariate availability for the 5 added protocols (revenue + FDV + treasury + incentives). Third, operator-attribution coverage is asymmetric across chain architectures: Etherscan + Nansen labels yield roughly 95 percent high-share holder attribution on EVM protocols; Helius DAS + Sim API yields roughly 80 percent on Solana protocols (Phase 5 cross-protocol candidate verification cycle closed at 7 of 7 candidates per S13 addendum); Substrate NPoS protocols (Polkadot; sister substrate-native L1+DePIN) require external attribution services (Polkawatch DDP API; Web3 Foundation TVP registry) to reach 53 percent coverage from a 16 percent on-chain baseline, with the residual approximately 47 percent representing a structural attribution ceiling for voluntary-identity-pallet protocols. The CEX-validator concentration findings in Section 4.5.5 are therefore reported as lower bounds for Substrate NPoS protocols; the same is not true for the EVM and Solana CEX-overlap findings, which use near-complete-coverage attribution data.</w:t>
+      </w:r>
+    </w:p>
+    <w:p>
+      <w:pPr>
+        <w:pStyle w:val="BodyText"/>
+      </w:pPr>
+      <w:r>
+        <w:t xml:space="preserve">Three originally-identified limitations have been substantively resolved across the post-R2 data-collection arc and are noted here for review-process completeness rather than as standing limitations. The voting-HHI coverage gap (originally 13 protocols) has been extended to 17 protocols via the Phase 2 voting-HHI expansion (Supplementary File S15 addendum: BAL + GTC + POKT + MPL_SYRUP added through Snapshot Hub voter-pool extension); the predominant-amplification fraction 68.75 percent on the extended sample remains above the conventional two-thirds threshold supporting the Section 4.5 finding. The HHI-versus-pivotal-power gap has been closed via the Phase 1 Shapley-Shubik + Banzhaf full-sample extension to N = 16 (Supplementary File S14 full closure); the 3-class amplification typology in Section 4.5 (structural-majority; coordinated-amplification; track-share) replaces the originally-identified gap with a methodologically-stronger framework, with the Phase 1 acceptance test (Pearson r SS-HHI versus Voting-HHI greater than 0.95) passing at r = 0.9756 across the full N = 16 sample with rank-stability holding across all six quorum thresholds from 0.33 through 0.75. The Solana PCA classification gap has been closed via the Phase 5 cross-protocol Solana candidate verification cycle: 7 of 7 candidates verified via Sim API balance + token-portfolio analysis (6 classified as CEX hot wallet; 1 as institutional investor; HONEY exclusion-attribution mismatch and IO holder-data gap both resolved per supplements S13 and S13 addendum).</w:t>
       </w:r>
     </w:p>
     <w:p>
@@ -20185,43 +20193,7 @@
         <w:pStyle w:val="FirstParagraph"/>
       </w:pPr>
       <w:r>
-        <w:t xml:space="preserve">Four research directions have highest priority. First, longitudinal</w:t>
-      </w:r>
-      <w:r>
-        <w:t xml:space="preserve"> </w:t>
-      </w:r>
-      <w:r>
-        <w:t xml:space="preserve">governance tracking: monthly snapshots of HHI and Gini across the full</w:t>
-      </w:r>
-      <w:r>
-        <w:t xml:space="preserve"> </w:t>
-      </w:r>
-      <w:r>
-        <w:t xml:space="preserve">sample would convert the current cross-section into a panel dataset,</w:t>
-      </w:r>
-      <w:r>
-        <w:t xml:space="preserve"> </w:t>
-      </w:r>
-      <w:r>
-        <w:t xml:space="preserve">enabling analysis of deconcentration trajectories and the governance</w:t>
-      </w:r>
-      <w:r>
-        <w:t xml:space="preserve"> </w:t>
-      </w:r>
-      <w:r>
-        <w:t xml:space="preserve">effects of specific reform events (e.g., delegation program launches,</w:t>
-      </w:r>
-      <w:r>
-        <w:t xml:space="preserve"> </w:t>
-      </w:r>
-      <w:r>
-        <w:t xml:space="preserve">vesting cliff expirations). A companion panel analysis of quarterly HHI</w:t>
-      </w:r>
-      <w:r>
-        <w:t xml:space="preserve"> </w:t>
-      </w:r>
-      <w:r>
-        <w:t xml:space="preserve">trajectories for 14 governance tokens (</w:t>
+        <w:t xml:space="preserve">Three research directions have highest priority. First, longitudinal governance tracking: monthly snapshots of HHI and Gini across the full 40-protocol sample would convert the current cross-section into a panel dataset, enabling analysis of deconcentration trajectories and the governance effects of specific reform events (delegation program launches, vesting cliff expirations). Partial closure of this direction has already shipped via a 14-protocol quarterly panel (</w:t>
       </w:r>
       <w:hyperlink r:id="rId97">
         <w:r>
@@ -20232,95 +20204,50 @@
         </w:r>
       </w:hyperlink>
       <w:r>
-        <w:t xml:space="preserve">)</w:t>
-      </w:r>
-      <w:r>
-        <w:t xml:space="preserve"> </w:t>
-      </w:r>
-      <w:r>
-        <w:t xml:space="preserve">documents that 11 of 14 protocols exhibit monotonic governance HHI decay</w:t>
-      </w:r>
-      <w:r>
-        <w:t xml:space="preserve"> </w:t>
-      </w:r>
-      <w:r>
-        <w:t xml:space="preserve">over 24 months post-token-generation event, with vote-escrow (CRV),</w:t>
-      </w:r>
-      <w:r>
-        <w:t xml:space="preserve"> </w:t>
-      </w:r>
-      <w:r>
-        <w:t xml:space="preserve">reservoir-drip (COMP), and claim-window (ENS) designs as exceptions;</w:t>
-      </w:r>
-      <w:r>
-        <w:t xml:space="preserve"> </w:t>
-      </w:r>
-      <w:r>
-        <w:t xml:space="preserve">this longitudinal pattern is consistent with the cross-sectional</w:t>
-      </w:r>
-      <w:r>
-        <w:t xml:space="preserve"> </w:t>
-      </w:r>
-      <w:r>
-        <w:t xml:space="preserve">allocation null reported in Section 4.4.</w:t>
-      </w:r>
-    </w:p>
-    <w:p>
-      <w:pPr>
-        <w:pStyle w:val="BodyText"/>
-      </w:pPr>
-      <w:r>
-        <w:t xml:space="preserve">Second, sample expansion: the current cross-section of 40 protocols</w:t>
-      </w:r>
-      <w:r>
-        <w:t xml:space="preserve"> </w:t>
-      </w:r>
-      <w:r>
-        <w:t xml:space="preserve">supports descriptive analysis; expanding the sample to 50 to 60</w:t>
-      </w:r>
-      <w:r>
-        <w:t xml:space="preserve"> </w:t>
-      </w:r>
-      <w:r>
-        <w:t xml:space="preserve">protocols would enable the regression, panel, and event-study analyses</w:t>
-      </w:r>
-      <w:r>
-        <w:t xml:space="preserve"> </w:t>
-      </w:r>
-      <w:r>
-        <w:t xml:space="preserve">currently specified as replication-ready designs.</w:t>
-      </w:r>
-    </w:p>
-    <w:p>
-      <w:pPr>
-        <w:pStyle w:val="BodyText"/>
-      </w:pPr>
-      <w:r>
-        <w:t xml:space="preserve">Third, cross-protocol delegate overlap: Section 4.5.5 documents the pattern across Snapshot and Tally surfaces (PGov, Tane Governance, Arana Digital present on both; 7 additional Tally-side institutional firms surfaced); extension to Solana governance surfaces (Realms, SPL Governance) remains the natural next step, alongside the off-Snapshot off-Tally surfaces (governance forums, off-chain coordination mechanisms) that the current cross-section does not cover.</w:t>
-      </w:r>
-    </w:p>
-    <w:p>
-      <w:pPr>
-        <w:pStyle w:val="BodyText"/>
-      </w:pPr>
-      <w:r>
-        <w:t xml:space="preserve">Fourth, extending concentration measurement from holding-based HHI to coalition-based power indices (Shapley &amp; Shubik, 1954; Banzhaf, 1968) would quantify whether token holders’ pivotal probability diverges from nominal share. Partial-sample computations across five Tally-sourced protocols (Section 4.6; full detail in Supplementary File S11) show Shapley-Shubik tracks voting-HHI at Pearson r = 0.999 under simple-majority quorum, with one protocol-specific Banzhaf divergence (AAVE top-1 Banzhaf 33.5% vs SS 26.7% vs share 21.9%). The 3 Snapshot-sourced protocols (DIMO, LDO, WXM) lack complete delegate-by-delegate weight data and remain the natural expansion target along with proposal-level quorum-configuration data. Recent game-theoretic results (Kiayias et al., 2025) indicate Shapley-based reward distributions achieve bounded Price of Stability (4/3) in oceanic staking models while resisting Sybil stake-splitting attacks, supporting the measurement extension’s theoretical grounding and computational feasibility for the sample sizes in the current dataset.</w:t>
-      </w:r>
-    </w:p>
-    <w:p>
-      <w:pPr>
-        <w:pStyle w:val="BodyText"/>
-      </w:pPr>
-      <w:r>
-        <w:t xml:space="preserve">Fifth, operator-infrastructure concentration as candidate sixth concentration axis. The Polkadot operator-attribution audit (Section 4.5.5; supplements S19) surfaces a candidate axis specific to validator-network infrastructure: cloud-provider / colocation / self-hosted classification of the underlying compute substrate, computable from external sources (Polkawatch records include LastRegion + LastCountry + LastNetwork + Nominators + TokenRewards fields). Validator-infrastructure HHI at the ISP-tier (Hetzner Online GmbH vs AWS vs DigitalOcean vs self-hosted residential) is not load-bearing for the Section 4.5 amplification finding but is methodologically relevant for any future Section 3.8 typology extension covering operator-infrastructure as a distinct concentration class. The axis generalizes beyond Polkadot to any protocol with validator-set governance (Ethereum proposer-builder separation; Cosmos validator sets; Solana validator clusters); cross-protocol operator-infrastructure HHI is a natural N &gt;= 5 future-cycle expansion target.</w:t>
-      </w:r>
-    </w:p>
-    <w:p>
-      <w:pPr>
-        <w:pStyle w:val="BodyText"/>
-      </w:pPr>
-      <w:r>
-        <w:t xml:space="preserve">B2’s forward agenda is empirical: convert the current cross-section into panel evidence, expand the sample, extend voting-HHI to coalition-based power measures, and evaluate operator-infrastructure as candidate sixth axis.</w:t>
+        <w:t xml:space="preserve">; 11 of 14 protocols exhibit monotonic governance HHI decay over 24 months post-token-generation event with vote-escrow CRV, reservoir-drip COMP, and claim-window ENS as exceptions) and a 14-protocol Q1/Q8 trajectory analysis (</w:t>
+      </w:r>
+      <w:hyperlink r:id="rId98">
+        <w:r>
+          <w:rPr>
+            <w:rStyle w:val="Hyperlink"/>
+          </w:rPr>
+          <w:t xml:space="preserve">Supplementary File S17</w:t>
+        </w:r>
+      </w:hyperlink>
+      <w:r>
+        <w:t xml:space="preserve">; 85.7 percent monotonic-decay; HALT-3.2 PASS); both are consistent with the cross-sectional allocation null reported in Section 4.4. Full 40-protocol monthly extraction remains a dedicated multi-cycle dispatch.</w:t>
+      </w:r>
+    </w:p>
+    <w:p>
+      <w:pPr>
+        <w:pStyle w:val="BodyText"/>
+      </w:pPr>
+      <w:r>
+        <w:t xml:space="preserve">Second, sample expansion: the current cross-section of 40 protocols supports descriptive analysis. A Phase 4 mini-batch already extends the sample to 45 protocols (FXS, SNX, GNO, TAO, DOT added; PCA classification + holder distributions + top-N values shipped to Supplementary File S16); the remaining expansion to N = 50-60 plus the multivariate regression on the extended sample is the natural next step (the latter pending Dune extraction of revenue + treasury covariates for the 5 added protocols, since Token Terminal coverage is not yet available for these protocols).</w:t>
+      </w:r>
+    </w:p>
+    <w:p>
+      <w:pPr>
+        <w:pStyle w:val="BodyText"/>
+      </w:pPr>
+      <w:r>
+        <w:t xml:space="preserve">Third, operator-infrastructure concentration as candidate sixth concentration axis. The Polkadot operator-attribution audit (Section 4.5.5; supplements S19) surfaces a candidate axis specific to validator-network infrastructure: cloud-provider / colocation / self-hosted classification of the underlying compute substrate, computable from external sources (Polkawatch records include LastRegion + LastCountry + LastNetwork + Nominators + TokenRewards fields). Validator-infrastructure HHI at the ISP-tier (Hetzner Online GmbH vs AWS vs DigitalOcean vs self-hosted residential) is not load-bearing for the Section 4.5 amplification finding but is methodologically relevant for any future Section 3.8 typology extension covering operator-infrastructure as a distinct concentration class. The axis generalizes beyond Polkadot to any protocol with validator-set governance (Ethereum proposer-builder separation; Cosmos validator sets; Solana validator clusters); cross-protocol operator-infrastructure HHI is a natural N &gt;= 5 future-cycle expansion target.</w:t>
+      </w:r>
+    </w:p>
+    <w:p>
+      <w:pPr>
+        <w:pStyle w:val="BodyText"/>
+      </w:pPr>
+      <w:r>
+        <w:t xml:space="preserve">Three originally-identified future directions have been substantively addressed across the post-R2 data-collection arc and are noted here for review-process completeness. The cross-protocol delegate overlap research direction is closed at the Snapshot + Tally surfaces via Section 4.5.5 (PGov + Tane Governance + Arana Digital cross-platform attestation; 7 additional Tally-side institutional firms surfaced including Blockworks Advisory, Wintermute Governance, L2BEAT, Humpy, Gauntlet, GFX Labs, olimpio) and via the Polkadot sister-evidence (Coinbase 12 + EXNESS 6 + Binance 15 cross-protocol CEX-validator footprint at least 27); extension to Solana governance surfaces (Realms, SPL Governance) and to off-Snapshot off-Tally surfaces (governance forums, off-chain coordination mechanisms) remains the natural next step. The coalition-based power-index extension (Shapley &amp; Shubik, 1954; Banzhaf, 1968) is closed via the Phase 1 full-sample extension to N = 16 (Supplementary File S14 full closure); the 3-class amplification typology in Section 4.5 (structural-majority; coordinated-amplification; track-share) is the substantive contribution. Recent game-theoretic results (Kiayias et al., 2025) indicate Shapley-based reward distributions achieve bounded Price of Stability (4/3) in oceanic staking models while resisting Sybil stake-splitting attacks, supporting the measurement extension’s theoretical grounding. The voting-HHI coverage gap has been extended from 13 to 17 protocols via the Phase 2 expansion (Supplementary File S15 addendum: BAL + GTC + POKT + MPL_SYRUP added through Snapshot Hub voter-pool extension); the predominant-amplification fraction 68.75 percent on the extended sample remains above the conventional two-thirds threshold supporting the Section 4.5 finding.</w:t>
+      </w:r>
+    </w:p>
+    <w:p>
+      <w:pPr>
+        <w:pStyle w:val="BodyText"/>
+      </w:pPr>
+      <w:r>
+        <w:t xml:space="preserve">B2’s forward agenda is empirical: convert the current cross-section into panel evidence, complete the sample expansion to N = 50-60 with multivariate regression on the extended sample, and evaluate operator-infrastructure as candidate sixth axis.</w:t>
       </w:r>
     </w:p>
     <w:p>

--- a/b2/paper/B2_Frontiers_R2_clean.docx
+++ b/b2/paper/B2_Frontiers_R2_clean.docx
@@ -17611,7 +17611,7 @@
         <w:pStyle w:val="BodyText"/>
       </w:pPr>
       <w:r>
-        <w:t xml:space="preserve">A power-index extension across the N = 16 cross-source voting-HHI sample (Tally + Snapshot + Solana proper-weight; Phase 1 of the post-R2 R3 data collection per</w:t>
+        <w:t xml:space="preserve">A power-index extension across the N = 16 cross-source voting-HHI sample (Tally + Snapshot + Solana proper-weight) refines the binary amplify-versus-disperse framing into a three-class amplification typology. Class 1 (structural-majority): top-1 voter holds an absolute majority of weight, producing Shapley-Shubik HHI mechanically at 1.000 (WXM only example in current sample; +30.85 percentage-point SS-share amplification over nominal share). Class 2 (coordinated-amplification): top-1 voter dominant with disparate second-tier weight distribution; positive but sub-majority amplification (AAVE +4.80 pp, GMX +2.93 pp, COMP-snap +2.25 pp, LDO +2.20 pp, HNT +5.45 pp, DRIFT +8.52 pp). Class 3 (track-share): top-1 SS-share tracks nominal share within 1 percentage point (UNI, COMP-tally, ARB, OP, ENS, DIMO, JUP). Pearson r between SS-HHI and Voting-HHI is 0.9756 across the N = 16 sample, with rank-stability holding across all six quorum thresholds from 0.33 through 0.75; the cross-sectional rank ordering of governance concentration is preserved whether measured by HHI or by Shapley-Shubik pivotal power. Per-class quorum-sensitivity profile: Class 1 protocols are highly quorum-sensitive (WXM SS-HHI transitions from 1.000 to 0.609 at the q = 0.74 to 0.75 boundary), Class 3 protocols are quorum-stable, and Class 2 protocols sit in between. The Class 1 versus Class 2 distinction matters for design implications because the underlying institutional dynamics differ: Class 1 reflects a single-actor absolute-veto position; Class 2 reflects coordination capacity across a dominant top-tier voter and a fragmented secondary tier where the dominant voter’s coalition-building costs scale with the second-tier fragmentation. Full per-protocol SS + Banzhaf values, quorum-variation table, and 3-class assignments are in</w:t>
       </w:r>
       <w:r>
         <w:t xml:space="preserve"> </w:t>
@@ -17625,32 +17625,6 @@
         </w:r>
       </w:hyperlink>
       <w:r>
-        <w:t xml:space="preserve">) refines the binary amplify-versus-disperse framing into a three-class amplification typology (Finding F-B2-17 in</w:t>
-      </w:r>
-      <w:r>
-        <w:t xml:space="preserve"> </w:t>
-      </w:r>
-      <w:r>
-        <w:rPr>
-          <w:rStyle w:val="VerbatimChar"/>
-        </w:rPr>
-        <w:t xml:space="preserve">docs/KEY_FINDINGS.md</w:t>
-      </w:r>
-      <w:r>
-        <w:t xml:space="preserve">). Class 1 (structural-majority): top-1 voter holds an absolute majority of weight, producing Shapley-Shubik HHI mechanically at 1.000 (WXM only example in current sample; +30.85 percentage-point SS-share amplification over nominal share). Class 2 (coordinated-amplification): top-1 voter dominant with disparate second-tier weight distribution; positive but sub-majority amplification (AAVE +4.80 pp, GMX +2.93 pp, COMP-snap +2.25 pp, LDO +2.20 pp, HNT +5.45 pp, DRIFT +8.52 pp). Class 3 (track-share): top-1 SS-share tracks nominal share within 1 percentage point (UNI, COMP-tally, ARB, OP, ENS, DIMO, JUP). The Phase 1 acceptance test (Pearson r between SS-HHI and Voting-HHI greater than 0.95 across the N = 16 sample) passes at r = 0.9756 with rank-stability holding across all six quorum thresholds from 0.33 through 0.75; the cross-sectional rank ordering of governance concentration is preserved whether measured by HHI or by Shapley-Shubik pivotal power. Per-class quorum-sensitivity profile: Class 1 protocols are highly quorum-sensitive (WXM SS-HHI transitions from 1.000 to 0.609 at the q = 0.74 to 0.75 boundary), Class 3 protocols are quorum-stable, and Class 2 protocols sit in between. The Class 1 versus Class 2 distinction matters for design implications because the underlying institutional dynamics differ: Class 1 reflects a single-actor absolute-veto position; Class 2 reflects coordination capacity across a dominant top-tier voter and a fragmented secondary tier where the dominant voter’s coalition-building costs scale with the second-tier fragmentation. Full per-protocol SS + Banzhaf values, quorum-variation table, and 3-class assignments are in</w:t>
-      </w:r>
-      <w:r>
-        <w:t xml:space="preserve"> </w:t>
-      </w:r>
-      <w:hyperlink r:id="rId60">
-        <w:r>
-          <w:rPr>
-            <w:rStyle w:val="Hyperlink"/>
-          </w:rPr>
-          <w:t xml:space="preserve">Supplementary File S14 full closure</w:t>
-        </w:r>
-      </w:hyperlink>
-      <w:r>
         <w:t xml:space="preserve">.</w:t>
       </w:r>
     </w:p>
@@ -18562,7 +18536,10 @@
         <w:pStyle w:val="BodyText"/>
       </w:pPr>
       <w:r>
-        <w:t xml:space="preserve">The Solana-side cross-protocol audit (whether the same institutional class operates on Realms and SPL Governance surfaces alongside its EVM presence) and the extension to off-Snapshot off-Tally governance surfaces remain measurement-priority items, with the Phase 5 PCA verification cycle (</w:t>
+        <w:t xml:space="preserve">The Solana-side cross-protocol audit (whether the same institutional class operates on Realms and SPL Governance surfaces alongside its EVM presence) and the extension to off-Snapshot off-Tally governance surfaces remain measurement-priority items. An initial cross-protocol Solana candidate-address verification (Sim API balance + token-portfolio analysis on 7 candidate addresses; 6 classified as CEX hot wallet and 1 as institutional investor) is reported in</w:t>
+      </w:r>
+      <w:r>
+        <w:t xml:space="preserve"> </w:t>
       </w:r>
       <w:hyperlink r:id="rId67">
         <w:r>
@@ -18573,10 +18550,7 @@
         </w:r>
       </w:hyperlink>
       <w:r>
-        <w:t xml:space="preserve"> </w:t>
-      </w:r>
-      <w:r>
-        <w:t xml:space="preserve">Sim API verification of 7 cross-protocol Solana candidate addresses) closing the immediate Solana-side cross-protocol gap.</w:t>
+        <w:t xml:space="preserve">.</w:t>
       </w:r>
     </w:p>
     <w:bookmarkEnd w:id="74"/>
@@ -19087,22 +19061,7 @@
         <w:pStyle w:val="BodyText"/>
       </w:pPr>
       <w:r>
-        <w:t xml:space="preserve">A specification-robustness check addresses whether the 88.5x ratio is sensitive to alternative non-native fee specifications. Token Terminal reports Livepeer revenue at zero because TT does not capture the ETH-denominated transcoding fees that LPT-staking orchestrators earn directly via the TicketBroker contract on Arbitrum; the canonical 88.5x uses revenue_onchain_usd = $838,701 from TicketBroker ETH-fee aggregation per the methodology codified at commit</w:t>
-      </w:r>
-      <w:r>
-        <w:t xml:space="preserve"> </w:t>
-      </w:r>
-      <w:r>
-        <w:rPr>
-          <w:rStyle w:val="VerbatimChar"/>
-        </w:rPr>
-        <w:t xml:space="preserve">a31b69c</w:t>
-      </w:r>
-      <w:r>
-        <w:t xml:space="preserve"> </w:t>
-      </w:r>
-      <w:r>
-        <w:t xml:space="preserve">(2026-03-31). Cross-validation against Messari State of Livepeer Q1-Q3 2025 reports yields trailing-twelve-month ETH-fee estimates in the $1.17M to $1.43M range; the canonical $838,701 sits within 30 to 40 percent of these external estimates, consistent with time-window mismatch and AI Subnet activity ramp during the measurement window. Sensitivity analysis under upper-bound ETH-fee specification ($1.43M) reduces the ratio from 88.5x to 51.9x; even quadrupling the specification to $3.4M produces 21.8x, which remains far above the next-highest subsidy ratio in the cross-section (Filecoin at 46.05x). The 3-sigma outlier status, and therefore the</w:t>
+        <w:t xml:space="preserve">A specification-robustness check addresses whether the 88.5x ratio is sensitive to alternative non-native fee specifications. Token Terminal reports Livepeer revenue at zero because TT does not capture the ETH-denominated transcoding fees that LPT-staking orchestrators earn directly via the TicketBroker contract on Arbitrum; the canonical 88.5x uses revenue_onchain_usd = $838,701 from TicketBroker ETH-fee aggregation. Cross-validation against Messari State of Livepeer Q1-Q3 2025 reports yields trailing-twelve-month ETH-fee estimates in the $1.17M to $1.43M range; the canonical $838,701 sits within 30 to 40 percent of these external estimates, consistent with time-window mismatch and AI Subnet activity ramp during the measurement window. Sensitivity analysis under upper-bound ETH-fee specification ($1.43M) reduces the ratio from 88.5x to 51.9x; even quadrupling the specification to $3.4M produces 21.8x, which remains far above the next-highest subsidy ratio in the cross-section (Filecoin at 46.05x). The 3-sigma outlier status, and therefore the</w:t>
       </w:r>
       <w:r>
         <w:t xml:space="preserve"> </w:t>
@@ -19474,7 +19433,7 @@
         <w:pStyle w:val="BodyText"/>
       </w:pPr>
       <w:r>
-        <w:t xml:space="preserve">Table 6 follows established delegation-HHI literature (Fritsch et al., 2024) by including all delegates with non-zero voting power. Applying PCA exclusion symmetrically on the voting side requires distinguishing three structurally distinct surface classes: holder-side custody addresses (treasury safes, vesting multisigs, foundation cold wallets, staking-aggregation contracts, CEX hot wallets, burn destinations); signer-side governance-operation addresses (foundation operational signing wallets distinct from custody, introduced in this revision via the sibling canonical store</w:t>
+        <w:t xml:space="preserve">Table 6 follows established delegation-HHI literature (Fritsch et al., 2024) by including all delegates with non-zero voting power. Applying PCA exclusion symmetrically on the voting side requires distinguishing three structurally distinct surface classes: holder-side custody addresses (treasury safes, vesting multisigs, foundation cold wallets, staking-aggregation contracts, CEX hot wallets, burn destinations); signer-side governance-operation addresses (foundation operational signing wallets distinct from custody, captured in the sibling canonical store</w:t>
       </w:r>
       <w:r>
         <w:t xml:space="preserve"> </w:t>
@@ -20095,15 +20054,7 @@
         <w:pStyle w:val="FirstParagraph"/>
       </w:pPr>
       <w:r>
-        <w:t xml:space="preserve">The evidence reported here carries three main limitations and three documented-as-resolved or partially-resolved methodology cases. First, the analysis is a March 2026 cross-section, so it supports descriptive association rather than causal inference or trajectory claims; partial longitudinal evidence is reported in Supplementary File S7 (14-protocol quarterly HHI panel; 11 of 14 monotonic-decay) and Supplementary File S17 (14-protocol Q1/Q8 trajectory analysis; 85.7 percent monotonic-decay; HALT-3.2 PASS), but a full 40-protocol monthly panel remains future work (Section 5.8). Second, the 40-protocol sample is large enough for descriptive comparison but small for fully specified multivariate regression; Model 3 has only 35 observations, and the Phase 4 mini-batch extension to 45 protocols (Supplementary File S16) closes the sample-size limitation pending Token Terminal covariate availability for the 5 added protocols (revenue + FDV + treasury + incentives). Third, operator-attribution coverage is asymmetric across chain architectures: Etherscan + Nansen labels yield roughly 95 percent high-share holder attribution on EVM protocols; Helius DAS + Sim API yields roughly 80 percent on Solana protocols (Phase 5 cross-protocol candidate verification cycle closed at 7 of 7 candidates per S13 addendum); Substrate NPoS protocols (Polkadot; sister substrate-native L1+DePIN) require external attribution services (Polkawatch DDP API; Web3 Foundation TVP registry) to reach 53 percent coverage from a 16 percent on-chain baseline, with the residual approximately 47 percent representing a structural attribution ceiling for voluntary-identity-pallet protocols. The CEX-validator concentration findings in Section 4.5.5 are therefore reported as lower bounds for Substrate NPoS protocols; the same is not true for the EVM and Solana CEX-overlap findings, which use near-complete-coverage attribution data.</w:t>
-      </w:r>
-    </w:p>
-    <w:p>
-      <w:pPr>
-        <w:pStyle w:val="BodyText"/>
-      </w:pPr>
-      <w:r>
-        <w:t xml:space="preserve">Three originally-identified limitations have been substantively resolved across the post-R2 data-collection arc and are noted here for review-process completeness rather than as standing limitations. The voting-HHI coverage gap (originally 13 protocols) has been extended to 17 protocols via the Phase 2 voting-HHI expansion (Supplementary File S15 addendum: BAL + GTC + POKT + MPL_SYRUP added through Snapshot Hub voter-pool extension); the predominant-amplification fraction 68.75 percent on the extended sample remains above the conventional two-thirds threshold supporting the Section 4.5 finding. The HHI-versus-pivotal-power gap has been closed via the Phase 1 Shapley-Shubik + Banzhaf full-sample extension to N = 16 (Supplementary File S14 full closure); the 3-class amplification typology in Section 4.5 (structural-majority; coordinated-amplification; track-share) replaces the originally-identified gap with a methodologically-stronger framework, with the Phase 1 acceptance test (Pearson r SS-HHI versus Voting-HHI greater than 0.95) passing at r = 0.9756 across the full N = 16 sample with rank-stability holding across all six quorum thresholds from 0.33 through 0.75. The Solana PCA classification gap has been closed via the Phase 5 cross-protocol Solana candidate verification cycle: 7 of 7 candidates verified via Sim API balance + token-portfolio analysis (6 classified as CEX hot wallet; 1 as institutional investor; HONEY exclusion-attribution mismatch and IO holder-data gap both resolved per supplements S13 and S13 addendum).</w:t>
+        <w:t xml:space="preserve">The evidence reported here carries three main limitations. First, the analysis is a March 2026 cross-section, so it supports descriptive association rather than causal inference or trajectory claims; an initial 14-protocol quarterly panel is reported in Supplementary File S7 (11 of 14 protocols monotonic-decay) and a 14-protocol Q1/Q8 trajectory analysis is reported in Supplementary File S17 (85.7 percent monotonic-decay), but a full 40-protocol monthly panel remains future work (Section 5.8). Second, the 40-protocol cross-section is large enough for descriptive comparison but small for fully specified multivariate regression; Model 3 has only 35 observations, and a 45-protocol extended sample is reported in Supplementary File S16 with the multivariate regression on the extended sample pending revenue and treasury covariate extraction for the 5 added protocols (Section 5.8). Third, operator-attribution coverage is asymmetric across chain architectures: Etherscan + Nansen labels yield roughly 95 percent high-share holder attribution on EVM protocols; Helius DAS + Sim API yields roughly 80 percent on Solana protocols; Substrate NPoS protocols (Polkadot; sister substrate-native L1+DePIN) require external attribution services (Polkawatch DDP API; Web3 Foundation TVP registry) to reach 53 percent coverage from a 16 percent on-chain baseline, with the residual approximately 47 percent representing a structural attribution ceiling for voluntary-identity-pallet protocols. The CEX-validator concentration findings in Section 4.5.5 are therefore reported as lower bounds for Substrate NPoS protocols; the same is not true for the EVM and Solana CEX-overlap findings, which use near-complete-coverage attribution data.</w:t>
       </w:r>
     </w:p>
     <w:p>
@@ -20193,7 +20144,7 @@
         <w:pStyle w:val="FirstParagraph"/>
       </w:pPr>
       <w:r>
-        <w:t xml:space="preserve">Three research directions have highest priority. First, longitudinal governance tracking: monthly snapshots of HHI and Gini across the full 40-protocol sample would convert the current cross-section into a panel dataset, enabling analysis of deconcentration trajectories and the governance effects of specific reform events (delegation program launches, vesting cliff expirations). Partial closure of this direction has already shipped via a 14-protocol quarterly panel (</w:t>
+        <w:t xml:space="preserve">Four research directions have highest priority. First, longitudinal governance tracking: monthly snapshots of HHI and Gini across the full 40-protocol sample would convert the current cross-section into a panel dataset, enabling analysis of deconcentration trajectories and the governance effects of specific reform events (delegation program launches; vesting cliff expirations). An initial 14-protocol quarterly panel (</w:t>
       </w:r>
       <w:hyperlink r:id="rId97">
         <w:r>
@@ -20204,7 +20155,7 @@
         </w:r>
       </w:hyperlink>
       <w:r>
-        <w:t xml:space="preserve">; 11 of 14 protocols exhibit monotonic governance HHI decay over 24 months post-token-generation event with vote-escrow CRV, reservoir-drip COMP, and claim-window ENS as exceptions) and a 14-protocol Q1/Q8 trajectory analysis (</w:t>
+        <w:t xml:space="preserve">) documents that 11 of 14 protocols exhibit monotonic governance HHI decay over 24 months post-token-generation event with vote-escrow CRV, reservoir-drip COMP, and claim-window ENS as exceptions; a 14-protocol Q1/Q8 trajectory analysis (</w:t>
       </w:r>
       <w:hyperlink r:id="rId98">
         <w:r>
@@ -20215,39 +20166,53 @@
         </w:r>
       </w:hyperlink>
       <w:r>
-        <w:t xml:space="preserve">; 85.7 percent monotonic-decay; HALT-3.2 PASS); both are consistent with the cross-sectional allocation null reported in Section 4.4. Full 40-protocol monthly extraction remains a dedicated multi-cycle dispatch.</w:t>
-      </w:r>
-    </w:p>
-    <w:p>
-      <w:pPr>
-        <w:pStyle w:val="BodyText"/>
-      </w:pPr>
-      <w:r>
-        <w:t xml:space="preserve">Second, sample expansion: the current cross-section of 40 protocols supports descriptive analysis. A Phase 4 mini-batch already extends the sample to 45 protocols (FXS, SNX, GNO, TAO, DOT added; PCA classification + holder distributions + top-N values shipped to Supplementary File S16); the remaining expansion to N = 50-60 plus the multivariate regression on the extended sample is the natural next step (the latter pending Dune extraction of revenue + treasury covariates for the 5 added protocols, since Token Terminal coverage is not yet available for these protocols).</w:t>
-      </w:r>
-    </w:p>
-    <w:p>
-      <w:pPr>
-        <w:pStyle w:val="BodyText"/>
-      </w:pPr>
-      <w:r>
-        <w:t xml:space="preserve">Third, operator-infrastructure concentration as candidate sixth concentration axis. The Polkadot operator-attribution audit (Section 4.5.5; supplements S19) surfaces a candidate axis specific to validator-network infrastructure: cloud-provider / colocation / self-hosted classification of the underlying compute substrate, computable from external sources (Polkawatch records include LastRegion + LastCountry + LastNetwork + Nominators + TokenRewards fields). Validator-infrastructure HHI at the ISP-tier (Hetzner Online GmbH vs AWS vs DigitalOcean vs self-hosted residential) is not load-bearing for the Section 4.5 amplification finding but is methodologically relevant for any future Section 3.8 typology extension covering operator-infrastructure as a distinct concentration class. The axis generalizes beyond Polkadot to any protocol with validator-set governance (Ethereum proposer-builder separation; Cosmos validator sets; Solana validator clusters); cross-protocol operator-infrastructure HHI is a natural N &gt;= 5 future-cycle expansion target.</w:t>
-      </w:r>
-    </w:p>
-    <w:p>
-      <w:pPr>
-        <w:pStyle w:val="BodyText"/>
-      </w:pPr>
-      <w:r>
-        <w:t xml:space="preserve">Three originally-identified future directions have been substantively addressed across the post-R2 data-collection arc and are noted here for review-process completeness. The cross-protocol delegate overlap research direction is closed at the Snapshot + Tally surfaces via Section 4.5.5 (PGov + Tane Governance + Arana Digital cross-platform attestation; 7 additional Tally-side institutional firms surfaced including Blockworks Advisory, Wintermute Governance, L2BEAT, Humpy, Gauntlet, GFX Labs, olimpio) and via the Polkadot sister-evidence (Coinbase 12 + EXNESS 6 + Binance 15 cross-protocol CEX-validator footprint at least 27); extension to Solana governance surfaces (Realms, SPL Governance) and to off-Snapshot off-Tally surfaces (governance forums, off-chain coordination mechanisms) remains the natural next step. The coalition-based power-index extension (Shapley &amp; Shubik, 1954; Banzhaf, 1968) is closed via the Phase 1 full-sample extension to N = 16 (Supplementary File S14 full closure); the 3-class amplification typology in Section 4.5 (structural-majority; coordinated-amplification; track-share) is the substantive contribution. Recent game-theoretic results (Kiayias et al., 2025) indicate Shapley-based reward distributions achieve bounded Price of Stability (4/3) in oceanic staking models while resisting Sybil stake-splitting attacks, supporting the measurement extension’s theoretical grounding. The voting-HHI coverage gap has been extended from 13 to 17 protocols via the Phase 2 expansion (Supplementary File S15 addendum: BAL + GTC + POKT + MPL_SYRUP added through Snapshot Hub voter-pool extension); the predominant-amplification fraction 68.75 percent on the extended sample remains above the conventional two-thirds threshold supporting the Section 4.5 finding.</w:t>
-      </w:r>
-    </w:p>
-    <w:p>
-      <w:pPr>
-        <w:pStyle w:val="BodyText"/>
-      </w:pPr>
-      <w:r>
-        <w:t xml:space="preserve">B2’s forward agenda is empirical: convert the current cross-section into panel evidence, complete the sample expansion to N = 50-60 with multivariate regression on the extended sample, and evaluate operator-infrastructure as candidate sixth axis.</w:t>
+        <w:t xml:space="preserve">) returns 85.7 percent monotonic-decay; both are consistent with the cross-sectional allocation null reported in Section 4.4. Full 40-protocol monthly extraction is the natural extension.</w:t>
+      </w:r>
+    </w:p>
+    <w:p>
+      <w:pPr>
+        <w:pStyle w:val="BodyText"/>
+      </w:pPr>
+      <w:r>
+        <w:t xml:space="preserve">Second, sample expansion: the current 40-protocol cross-section supports descriptive analysis; an extended 45-protocol sample (FXS, SNX, GNO, TAO, DOT added with PCA classification + holder distributions + top-N values;</w:t>
+      </w:r>
+      <w:r>
+        <w:t xml:space="preserve"> </w:t>
+      </w:r>
+      <w:hyperlink r:id="rId69">
+        <w:r>
+          <w:rPr>
+            <w:rStyle w:val="Hyperlink"/>
+          </w:rPr>
+          <w:t xml:space="preserve">Supplementary File S16</w:t>
+        </w:r>
+      </w:hyperlink>
+      <w:r>
+        <w:t xml:space="preserve">) provides infrastructure for the multivariate regression on the extended sample, pending revenue and treasury covariate extraction for the 5 added protocols. Further expansion to N = 50-60 would enable the panel and event-study analyses currently specified as replication-ready designs.</w:t>
+      </w:r>
+    </w:p>
+    <w:p>
+      <w:pPr>
+        <w:pStyle w:val="BodyText"/>
+      </w:pPr>
+      <w:r>
+        <w:t xml:space="preserve">Third, cross-protocol delegate overlap extension: Section 4.5.5 documents the pattern across Snapshot, Tally, and Polkadot validator-set surfaces; extension to Solana governance surfaces (Realms, SPL Governance) and to off-Snapshot off-Tally surfaces (governance forums, off-chain coordination mechanisms) remains the natural next step.</w:t>
+      </w:r>
+    </w:p>
+    <w:p>
+      <w:pPr>
+        <w:pStyle w:val="BodyText"/>
+      </w:pPr>
+      <w:r>
+        <w:t xml:space="preserve">Fourth, operator-infrastructure concentration as candidate sixth concentration axis. The Polkadot operator-attribution audit (Section 4.5.5; supplements S19) surfaces a candidate axis specific to validator-network infrastructure: cloud-provider / colocation / self-hosted classification of the underlying compute substrate, computable from external sources (Polkawatch records include LastRegion + LastCountry + LastNetwork + Nominators + TokenRewards fields). Validator-infrastructure HHI at the ISP-tier (Hetzner Online GmbH vs AWS vs DigitalOcean vs self-hosted residential) is not load-bearing for the Section 4.5 amplification finding but is methodologically relevant for any future Section 3.8 typology extension covering operator-infrastructure as a distinct concentration class. The axis generalizes beyond Polkadot to any protocol with validator-set governance (Ethereum proposer-builder separation; Cosmos validator sets; Solana validator clusters); cross-protocol operator-infrastructure HHI is a natural N &gt;= 5 expansion target.</w:t>
+      </w:r>
+    </w:p>
+    <w:p>
+      <w:pPr>
+        <w:pStyle w:val="BodyText"/>
+      </w:pPr>
+      <w:r>
+        <w:t xml:space="preserve">The forward empirical agenda is to convert the current cross-section into panel evidence, complete the sample expansion to N = 50-60 with multivariate regression on the extended sample, extend cross-protocol delegate overlap to Solana governance surfaces, and evaluate operator-infrastructure as candidate sixth axis. Recent game-theoretic results (Kiayias et al., 2025) indicate Shapley-based reward distributions achieve bounded Price of Stability (4/3) in oceanic staking models while resisting Sybil stake-splitting attacks, supporting the measurement extensions’ theoretical grounding.</w:t>
       </w:r>
     </w:p>
     <w:p>

--- a/b2/paper/B2_Frontiers_R2_clean.docx
+++ b/b2/paper/B2_Frontiers_R2_clean.docx
@@ -72,7 +72,7 @@
         <w:pStyle w:val="FirstParagraph"/>
       </w:pPr>
       <w:r>
-        <w:t xml:space="preserve">Governance concentration in token systems is a post-distribution institutional-design outcome, not a launch-allocation or holder-list artifact; it cannot be read off initial tokenomics tables or naive holder lists. Across a 52-protocol cross-section spanning DePIN, DeFi, infrastructure, and social tokens, we compute Herfindahl-Hirschman Index (HHI) concentration after excluding protocol-controlled addresses (PCAs), and find that launch-design and protocol-financial covariates (insider, team, and investor allocation; protocol maturity; circulating float; valuation ratios) are each uninformative about steady-state concentration (insider allocation Pearson r = 0.07, p = 0.68, N = 37). Post-distribution and institutional-design factors are the larger correlates: protocols with more insider wallets among top holders are more concentrated (Spearman rho = 0.48, p = 0.003, N = 37, surviving a non-insider HHI tautology check); DePIN governance is more concentrated than DeFi after correction (Mann-Whitney p = 0.011, Cohen’s d = 1.05, robust across leave-one-out, permutation, and a powered multivariate specification); and delegation amplifies voting power above token holdings in thirteen of eighteen protocols with sufficient governance data, with five design-driven exceptions (ENS, GMX, HNT, JUP, LPT). A subsidy-to-concentration association appears only through a single outlier (Pearson r = 0.62 including Livepeer, r = 0.07 excluding it).</w:t>
+        <w:t xml:space="preserve">Governance concentration in token systems is a post-distribution institutional-design outcome, not a launch-allocation or holder-list artifact; it cannot be read off initial tokenomics tables or naive holder lists. Across a 52-protocol cross-section spanning DePIN, DeFi, infrastructure, and social tokens, we compute Herfindahl-Hirschman Index (HHI) concentration after excluding protocol-controlled addresses (PCAs), and find that launch-design and protocol-financial covariates (insider, team, and investor allocation; protocol maturity; circulating float; valuation ratios) are each uninformative about steady-state concentration (insider allocation Pearson r = 0.07, p = 0.68, N = 37). Post-distribution and institutional-design factors are the larger correlates: protocols with more insider wallets among top holders are more concentrated (Spearman rho = 0.48, p = 0.003, N = 37, surviving a non-insider HHI tautology check); DePIN governance is more concentrated than DeFi after correction (Mann-Whitney p = 0.011, Cohen’s d = 1.05, robust in direction across leave-one-out, permutation, and a powered multivariate specification, with statistical significance conditional on the protocol-controlled-address and exchange-custody exclusion applied symmetrically across sectors, Section 4.6.2); and delegation amplifies voting power above token holdings in thirteen of eighteen protocols with sufficient governance data, with five design-driven exceptions (ENS, GMX, HNT, JUP, LPT). A subsidy-to-concentration association appears only through a single outlier (Pearson r = 0.62 including Livepeer, r = 0.07 excluding it).</w:t>
       </w:r>
     </w:p>
     <w:p>
@@ -1254,7 +1254,7 @@
         <w:t xml:space="preserve"> </w:t>
       </w:r>
       <w:r>
-        <w:t xml:space="preserve">fully specified multivariate models. These limitations are developed in Sections 5.3 and 5.7 with the relevant robustness defenses.</w:t>
+        <w:t xml:space="preserve">fully specified multivariate models. The statistical significance, though not the direction, of the sector contrast is additionally load-bearing on the exchange-custody exclusion, developed in Sections 4.6.2 and 5.7. These limitations are developed in Sections 5.3 and 5.7 with the relevant robustness analyses.</w:t>
       </w:r>
     </w:p>
     <w:bookmarkEnd w:id="15"/>
@@ -22773,15 +22773,15 @@
         <w:pStyle w:val="FirstParagraph"/>
       </w:pPr>
       <w:r>
-        <w:t xml:space="preserve">Several empirical risks deserve candid acknowledgment. First, concentration may be efficient in some protocols if high-stake holders are also the participants most informed about protocol maintenance. This paper does not resolve that normative dispute; it documents that concentration should be measured after PCA correction and voting-power adjustment before decentralization claims are made, and it leaves the standard for when a given concentration distribution is legitimate to the companion normative paper, which grounds that standard in non-domination and Ostrom’s principles for enduring self-governance (Zukowski, 2026f). Second, launch allocation is empirically uninformative about current concentration, so audits that rely on allocation documents alone will miss post-distribution accumulation. Third, voting-HHI depends on governance-platform data that can drift over time, making rank ordering more durable than exact point estimates.</w:t>
-      </w:r>
-    </w:p>
-    <w:p>
-      <w:pPr>
-        <w:pStyle w:val="BodyText"/>
-      </w:pPr>
-      <w:r>
-        <w:t xml:space="preserve">Measurement remains incomplete. Informal influence, off-chain coordination, and legal or equity-holder obligations can affect governance without appearing in token-holder lists. The paper therefore treats HHI and voting-HHI as necessary but not sufficient measures of governance power.</w:t>
+        <w:t xml:space="preserve">Several empirical risks deserve candid acknowledgment. First, concentration may be efficient in some protocols if high-stake holders are also the participants most informed about protocol maintenance. This paper does not resolve that normative dispute; it documents that concentration should be measured after PCA correction and voting-power adjustment before decentralization claims are made, and it leaves the standard for when a given concentration distribution is legitimate to the companion normative paper, which grounds that standard in non-domination and Ostrom’s principles for enduring self-governance (Zukowski, 2026f). Second, launch allocation is empirically uninformative about current concentration, so audits that rely on allocation documents alone will miss post-distribution accumulation. Third, voting-HHI depends on governance-platform data that can drift over time, making rank ordering more durable than exact point estimates. Fourth, the sector contrast is contingent on the exchange-custody exclusion. Retaining all centralized-exchange deposit wallets reduces the balanced contrast to p = 0.184 (Cohen’s d = 0.52, not significant); only complete entity-label exchange identification recovers the p = 0.011 result. We treat complete exchange identification as the correct measurement (Section 4.6.2), but the result is load-bearing on this choice and is reported as such here rather than only as a methodological refinement.</w:t>
+      </w:r>
+    </w:p>
+    <w:p>
+      <w:pPr>
+        <w:pStyle w:val="BodyText"/>
+      </w:pPr>
+      <w:r>
+        <w:t xml:space="preserve">Measurement remains incomplete. Informal influence, off-chain coordination, and legal or equity-holder obligations can affect governance without appearing in token-holder lists. Concentration is also measured at the address level, a proxy for entity-level control: a single entity can split holdings across many addresses, deflating measured concentration, and many beneficiaries can sit behind one custodial address, inflating it. Protocol-controlled-address and exchange-custody exclusion mitigate the custodial-aggregation side, but address-splitting by a single entity is not directly observable and would, where it occurs, cause holding HHI to understate true concentration; the Aave stkAAVE pass-through case (Section 4.4) is one worked instance of this address-versus-entity gap. The paper therefore treats HHI and voting-HHI as necessary but not sufficient measures of governance power.</w:t>
       </w:r>
     </w:p>
     <w:bookmarkEnd w:id="93"/>
@@ -22949,7 +22949,7 @@
         <w:pStyle w:val="FirstParagraph"/>
       </w:pPr>
       <w:r>
-        <w:t xml:space="preserve">The evidence reported here carries three main limitations. First, the analysis is a March 2026 cross-section, so it supports descriptive association rather than causal inference or trajectory claims; an initial 14-protocol quarterly panel is reported in Supplementary File S7 (11 of 14 protocols monotonic-decay) and a 14-protocol Q1/Q8 trajectory analysis is reported in Supplementary File S23 (85.7 percent monotonic-decay), but a full 52-protocol monthly panel remains future work (Section 5.8). Second, the published Models 1 through 3 carry 35 to 38 observations, the small-sample multivariate regime that limits how cleanly independent effects can be isolated; the covariate-complete powered specification (Model 4, Section 4.4) relaxes this substantially, spanning 50 governance-token protocols including the six most recently added (Frax, Synthetix, Gnosis, Algorand, Polkadot, Bittensor) at 12.5 observations per predictor. The residual sample constraint is the insider-retention measure, which is reliably available only on the established-protocol cohort, where insiders appear among the post-exclusion top holders; in the newer cohort insiders concentrate through excluded vehicles, so retention is reported as an original-sample association (Section 4.4) rather than carried in the powered model. Third, operator-attribution coverage is asymmetric across chain architectures: Etherscan + Nansen labels yield roughly 95 percent high-share holder attribution on EVM protocols; Helius DAS + Sim API yields roughly 80 percent on Solana protocols; Substrate NPoS protocols (Polkadot; sister substrate-native L1+DePIN) require external attribution services (Polkawatch DDP API; Web3 Foundation TVP registry) to reach 53 percent coverage from a 16 percent on-chain baseline, with the residual approximately 47 percent representing a structural attribution ceiling for voluntary-identity-pallet protocols. The CEX-validator concentration findings (Section 4.5.5; Supplementary File S25) are therefore reported as lower bounds for Substrate NPoS protocols; the same is not true for the EVM and Solana CEX-overlap findings, which use near-complete-coverage attribution data.</w:t>
+        <w:t xml:space="preserve">The evidence reported here carries several main limitations. First, the analysis is a March 2026 cross-section, so it supports descriptive association rather than causal inference or trajectory claims; an initial 14-protocol quarterly panel is reported in Supplementary File S7 (11 of 14 protocols monotonic-decay) and a 14-protocol Q1/Q8 trajectory analysis is reported in Supplementary File S23 (85.7 percent monotonic-decay), but a full 52-protocol monthly panel remains future work (Section 5.8). The longitudinal cohort is additionally bounded by chain-history-depth availability: a small number of protocols whose archival-node history does not reach the trailing-24-month window are absent from the panel supplements (S7, S23) even where they appear in the cross-section, so the panel sample is constrained by historical-data availability rather than by collection effort alone. Second, the statistical significance of the balanced sector contrast is load-bearing on the centralized-exchange (Class 5) exclusion: retaining all exchange-deposit wallets in the holding distribution collapses the balanced-30 contrast from p = 0.011 (Cohen’s d = 1.05) to p = 0.184 (Cohen’s d = 0.52, not significant), because exchange-deposit concentration is sector-similar and masks the underlying governance-holder difference until it is removed (Section 4.6.2). The directional claim that DePIN central tendency exceeds DeFi is robust across all five exclusion-strictness specifications; the inference of significance requires the entity-label-complete exchange-custody exclusion, so a reader who prefers to retain those wallets should treat the sector difference as directional rather than conventionally significant. Third, the headline is a sector contrast, and sector assignment at the DePIN, DeFi, and infrastructure layer-1 boundary is a researcher judgment call, most visibly for Bittensor (classed here as an infrastructure layer-1 rather than DePIN) and Filecoin (classed as DePIN); aggregators differ on these assignments (Section 3.1). The leave-one-out and permutation checks in Section 4.6 perturb sample membership and label assignment under a fixed taxonomy; they do not perturb the taxonomy itself, so a reviewer reclassifying borderline protocols should expect the effect size, not the direction, to move. The headline effect size (Cohen’s d = 1.05) is also computed on a balanced 15-DePIN and 15-DeFi sub-sample drawn from the larger cross-section, so the specific balanced draw is itself a measurement choice; the unbalanced full-frame contrast (15 DePIN versus all 24 DeFi, p = 0.017) and the powered Model 4 (N = 50) reproduce a significant DePIN coefficient without relying on the balanced draw. Fourth, the published Models 1 through 3 carry 35 to 38 observations, the small-sample multivariate regime that limits how cleanly independent effects can be isolated; the covariate-complete powered specification (Model 4, Section 4.4) relaxes this substantially, spanning 50 governance-token protocols including the six most recently added (Frax, Synthetix, Gnosis, Algorand, Polkadot, Bittensor) at 12.5 observations per predictor. The residual sample constraint is the insider-retention measure, which is reliably available only on the established-protocol cohort, where insiders appear among the post-exclusion top holders; in the newer cohort insiders concentrate through excluded vehicles, so retention is reported as an original-sample association (Section 4.4) rather than carried in the powered model. Fifth, operator-attribution coverage is asymmetric across chain architectures: Etherscan + Nansen labels yield roughly 95 percent high-share holder attribution on EVM protocols; Helius DAS + Sim API yields roughly 80 percent on Solana protocols; Substrate NPoS protocols (Polkadot; sister substrate-native L1+DePIN) require external attribution services (Polkawatch DDP API; Web3 Foundation TVP registry) to reach 53 percent coverage from a 16 percent on-chain baseline, with the residual approximately 47 percent representing a structural attribution ceiling for voluntary-identity-pallet protocols. The CEX-validator concentration findings (Section 4.5.5; Supplementary File S25) are therefore reported as lower bounds for Substrate NPoS protocols; the same is not true for the EVM and Solana CEX-overlap findings, which use near-complete-coverage attribution data. Sixth, the sample covers roughly one-third of DeFi and one-fifth to one-quarter of DePIN category market capitalization (Section 3.1), skewing toward larger, better-capitalized protocols, and protocol inclusion is conditioned on sufficient on-chain holder data and address-label coverage, which is systematically thinner for DePIN protocols; findings generalize most safely to established, data-rich protocols, and generalization to the smaller-cap, thinly indexed long tail of either category is not established by the present cross-section.</w:t>
       </w:r>
     </w:p>
     <w:p>
@@ -23041,7 +23041,7 @@
         <w:pStyle w:val="FirstParagraph"/>
       </w:pPr>
       <w:r>
-        <w:t xml:space="preserve">Four research directions have highest priority. First, longitudinal governance tracking: monthly snapshots of HHI and Gini across the full 52-protocol sample would convert the current cross-section into a panel dataset, enabling analysis of deconcentration trajectories and the governance effects of specific reform events (delegation program launches; vesting cliff expirations). An initial 14-protocol quarterly panel (</w:t>
+        <w:t xml:space="preserve">Six research directions have highest priority. First, longitudinal governance tracking: monthly snapshots of HHI and Gini across the full 52-protocol sample would convert the current cross-section into a panel dataset, enabling analysis of deconcentration trajectories and the governance effects of specific reform events (delegation program launches; vesting cliff expirations). An initial 14-protocol quarterly panel (</w:t>
       </w:r>
       <w:hyperlink r:id="rId98">
         <w:r>
@@ -23071,7 +23071,7 @@
         <w:pStyle w:val="BodyText"/>
       </w:pPr>
       <w:r>
-        <w:t xml:space="preserve">Second, expanding the multivariate regression beyond the current N = 50 covariate-complete sample: Model 4 already spans the 50 covariate-complete protocols, including the six most recently added (Frax, Synthetix, Gnosis, Algorand, Polkadot, Bittensor). Completing revenue and treasury covariate extraction for the remaining protocols in the 52-protocol cross-section, and extending toward N = 60 and beyond, would widen the covariate-complete sample and strengthen the panel and event-study analyses currently specified as replication-ready designs.</w:t>
+        <w:t xml:space="preserve">Second, expanding the multivariate regression beyond the current N = 50 covariate-complete sample: Model 4 already spans the 50 covariate-complete protocols, including the six most recently added (Frax, Synthetix, Gnosis, Algorand, Polkadot, Bittensor). Completing revenue and treasury covariate extraction across the full 52-protocol cross-section, with any expansion beyond the current 52-protocol universe contingent on acquiring panel-grade chain-history depth for additional protocols, would widen the covariate-complete sample and strengthen the panel and event-study analyses currently specified as replication-ready designs.</w:t>
       </w:r>
     </w:p>
     <w:p>
@@ -23095,7 +23095,23 @@
         <w:pStyle w:val="BodyText"/>
       </w:pPr>
       <w:r>
-        <w:t xml:space="preserve">The forward empirical agenda is to convert the current cross-section into panel evidence, complete the sample expansion to N = 50-60 with multivariate regression on the extended sample, extend cross-protocol delegate overlap to Solana governance surfaces, and evaluate operator-infrastructure as candidate sixth axis. Recent game-theoretic results (Kiayias et al., 2025) indicate Shapley-based reward distributions achieve bounded Price of Stability (4/3) in oceanic staking models while resisting Sybil stake-splitting attacks, supporting the measurement extensions’ theoretical grounding.</w:t>
+        <w:t xml:space="preserve">Fifth, sector-classification robustness. Because the headline is a sector comparison on a balanced sample, the assignment of category-boundary protocols (Bittensor as infrastructure layer-1 versus DePIN; Filecoin as DePIN versus infrastructure) is a researcher judgment that a pre-registered sensitivity analysis should bound directly, re-running the balanced Mann-Whitney contrast under each defensible alternative taxonomy and reporting the resulting p-value and effect-size range.</w:t>
+      </w:r>
+    </w:p>
+    <w:p>
+      <w:pPr>
+        <w:pStyle w:val="BodyText"/>
+      </w:pPr>
+      <w:r>
+        <w:t xml:space="preserve">Sixth, independent reproduction. Because the audit framework depends on several researcher-judgment classification layers (the five-class protocol-controlled-address exclusion, behavioral-signature exchange-custody attribution, sector assignment, and the insider classification of record), reproduction of the headline contrast by an independent team working from the public replication package (Section 5.9, Supplementary File S5) is a direct test of whether the pipeline generalizes beyond this lab.</w:t>
+      </w:r>
+    </w:p>
+    <w:p>
+      <w:pPr>
+        <w:pStyle w:val="BodyText"/>
+      </w:pPr>
+      <w:r>
+        <w:t xml:space="preserve">The forward empirical agenda is to convert the current cross-section into panel evidence, complete the covariate-complete sample across the 52-protocol cross-section, extend cross-protocol delegate overlap to Solana governance surfaces, evaluate operator-infrastructure as candidate sixth concentration axis, bound the headline directly through a pre-registered sector-reclassification sensitivity analysis, and invite independent reproduction from the public replication package. Recent game-theoretic results (Kiayias et al., 2025) indicate Shapley-based reward distributions achieve bounded Price of Stability (4/3) in oceanic staking models while resisting Sybil stake-splitting attacks, supporting the measurement extensions’ theoretical grounding.</w:t>
       </w:r>
     </w:p>
     <w:p>

--- a/b2/paper/B2_Frontiers_R2_clean.docx
+++ b/b2/paper/B2_Frontiers_R2_clean.docx
@@ -80,7 +80,7 @@
         <w:pStyle w:val="BodyText"/>
       </w:pPr>
       <w:r>
-        <w:t xml:space="preserve">The methodological contribution is a generalizable five-class PCA-exclusion typology that corrects systematic inflation in prior holder-list concentration studies (median inflation factor 2.3x, maximum approximately 18x); Gini and HHI capture distinct properties of the same holder set (r = 0.58) and inequality metrics cannot substitute for direct concentration measurement. All findings are descriptive associations from a single cross-section, not causal claims. Together they reposition the question: token governance concentration is shaped less by launch-time allocation than by post-distribution institutional design (insider retention, architectural sector, and delegate-program structure), which is where measurement and governance-design attention should focus. The practical implication is a changed audit default: a serious decentralization audit should start from PCA-corrected current holder concentration and then add insider-retention, voting-HHI, and delegation or vote-escrow adjustment, rather than reasoning from launch allocation tables. Concentration of this kind bears on the legitimacy of decentralized governance, not only its efficiency: where a small set of holders or delegates commands decisive voting weight, the broad participation in rule modification that the commons self-governance ideal presumes is nominal rather than operative.</w:t>
+        <w:t xml:space="preserve">The methodological contribution is a generalizable five-class PCA-exclusion typology that corrects systematic inflation in prior holder-list concentration studies (median inflation factor 2.3x, maximum approximately 18x); Gini and HHI capture distinct properties of the same holder set (r = 0.58) and inequality metrics cannot substitute for direct concentration measurement. All findings are descriptive associations from a single cross-section, not causal claims. The paper disciplines that descriptive status by specifying five forward predictions with explicit falsification thresholds and stated test windows, committing to pre-register their hypothesis specifications, statistical tests, and thresholds on the Open Science Framework before any panel-data or event-study extension. Together they reposition the question: token governance concentration is shaped less by launch-time allocation than by post-distribution institutional design (insider retention, architectural sector, and delegate-program structure), which is where measurement and governance-design attention should focus. The practical implication is a changed audit default: a serious decentralization audit should start from PCA-corrected current holder concentration and then add insider-retention, voting-HHI, and delegation or vote-escrow adjustment, rather than reasoning from launch allocation tables. Concentration of this kind bears on the legitimacy of decentralized governance, not only its efficiency: where a small set of holders or delegates commands decisive voting weight, the broad participation in rule modification that the commons self-governance ideal presumes is nominal rather than operative.</w:t>
       </w:r>
     </w:p>
     <w:p>
@@ -22949,7 +22949,7 @@
         <w:pStyle w:val="FirstParagraph"/>
       </w:pPr>
       <w:r>
-        <w:t xml:space="preserve">The evidence reported here carries several main limitations. First, the analysis is a March 2026 cross-section, so it supports descriptive association rather than causal inference or trajectory claims; an initial 14-protocol quarterly panel is reported in Supplementary File S7 (11 of 14 protocols monotonic-decay) and a 14-protocol Q1/Q8 trajectory analysis is reported in Supplementary File S23 (85.7 percent monotonic-decay), but a full 52-protocol monthly panel remains future work (Section 5.8). The longitudinal cohort is additionally bounded by chain-history-depth availability: a small number of protocols whose archival-node history does not reach the trailing-24-month window are absent from the panel supplements (S7, S23) even where they appear in the cross-section, so the panel sample is constrained by historical-data availability rather than by collection effort alone. Second, the statistical significance of the balanced sector contrast is load-bearing on the centralized-exchange (Class 5) exclusion: retaining all exchange-deposit wallets in the holding distribution collapses the balanced-30 contrast from p = 0.011 (Cohen’s d = 1.05) to p = 0.184 (Cohen’s d = 0.52, not significant), because exchange-deposit concentration is sector-similar and masks the underlying governance-holder difference until it is removed (Section 4.6.2). The directional claim that DePIN central tendency exceeds DeFi is robust across all five exclusion-strictness specifications; the inference of significance requires the entity-label-complete exchange-custody exclusion, so a reader who prefers to retain those wallets should treat the sector difference as directional rather than conventionally significant. Third, the headline is a sector contrast, and sector assignment at the DePIN, DeFi, and infrastructure layer-1 boundary is a researcher judgment call, most visibly for Bittensor (classed here as an infrastructure layer-1 rather than DePIN) and Filecoin (classed as DePIN); aggregators differ on these assignments (Section 3.1). The leave-one-out and permutation checks in Section 4.6 perturb sample membership and label assignment under a fixed taxonomy; they do not perturb the taxonomy itself, so a reviewer reclassifying borderline protocols should expect the effect size, not the direction, to move. The headline effect size (Cohen’s d = 1.05) is also computed on a balanced 15-DePIN and 15-DeFi sub-sample drawn from the larger cross-section, so the specific balanced draw is itself a measurement choice; the unbalanced full-frame contrast (15 DePIN versus all 24 DeFi, p = 0.017) and the powered Model 4 (N = 50) reproduce a significant DePIN coefficient without relying on the balanced draw. Fourth, the published Models 1 through 3 carry 35 to 38 observations, the small-sample multivariate regime that limits how cleanly independent effects can be isolated; the covariate-complete powered specification (Model 4, Section 4.4) relaxes this substantially, spanning 50 governance-token protocols including the six most recently added (Frax, Synthetix, Gnosis, Algorand, Polkadot, Bittensor) at 12.5 observations per predictor. The residual sample constraint is the insider-retention measure, which is reliably available only on the established-protocol cohort, where insiders appear among the post-exclusion top holders; in the newer cohort insiders concentrate through excluded vehicles, so retention is reported as an original-sample association (Section 4.4) rather than carried in the powered model. Fifth, operator-attribution coverage is asymmetric across chain architectures: Etherscan + Nansen labels yield roughly 95 percent high-share holder attribution on EVM protocols; Helius DAS + Sim API yields roughly 80 percent on Solana protocols; Substrate NPoS protocols (Polkadot; sister substrate-native L1+DePIN) require external attribution services (Polkawatch DDP API; Web3 Foundation TVP registry) to reach 53 percent coverage from a 16 percent on-chain baseline, with the residual approximately 47 percent representing a structural attribution ceiling for voluntary-identity-pallet protocols. The CEX-validator concentration findings (Section 4.5.5; Supplementary File S25) are therefore reported as lower bounds for Substrate NPoS protocols; the same is not true for the EVM and Solana CEX-overlap findings, which use near-complete-coverage attribution data. Sixth, the sample covers roughly one-third of DeFi and one-fifth to one-quarter of DePIN category market capitalization (Section 3.1), skewing toward larger, better-capitalized protocols, and protocol inclusion is conditioned on sufficient on-chain holder data and address-label coverage, which is systematically thinner for DePIN protocols; findings generalize most safely to established, data-rich protocols, and generalization to the smaller-cap, thinly indexed long tail of either category is not established by the present cross-section.</w:t>
+        <w:t xml:space="preserve">The evidence reported here carries several main limitations. First, the analysis is a March 2026 cross-section, so it supports descriptive association rather than causal inference or trajectory claims; an initial 14-protocol quarterly panel is reported in Supplementary File S7 (11 of 14 protocols monotonic-decay) and a 14-protocol Q1/Q8 trajectory analysis is reported in Supplementary File S23 (85.7 percent monotonic-decay), but a full 52-protocol monthly panel remains future work (Section 5.8). The longitudinal cohort is additionally bounded by chain-history-depth availability: a small number of protocols whose archival-node history does not reach the trailing-24-month window are absent from the panel supplements (S7, S23) even where they appear in the cross-section, so the panel sample is constrained by historical-data availability rather than by collection effort alone. Second, the statistical significance of the balanced sector contrast is load-bearing on the centralized-exchange (Class 5) exclusion: retaining all exchange-deposit wallets in the holding distribution collapses the balanced-30 contrast from p = 0.011 (Cohen’s d = 1.05) to p = 0.184 (Cohen’s d = 0.52, not significant), because exchange-deposit concentration is sector-similar and masks the underlying governance-holder difference until it is removed (Section 4.6.2). The directional claim that DePIN central tendency exceeds DeFi is robust across all five exclusion-strictness specifications; the inference of significance requires the entity-label-complete exchange-custody exclusion, so a reader who prefers to retain those wallets should treat the sector difference as directional rather than conventionally significant. Third, the headline is a sector contrast, and sector assignment at the DePIN, DeFi, and infrastructure layer-1 boundary is a researcher judgment call, most visibly for Bittensor (classed here as an infrastructure layer-1 rather than DePIN) and Filecoin (classed as DePIN); aggregators differ on these assignments (Section 3.1). The leave-one-out and permutation checks in Section 4.6 perturb sample membership and label assignment under a fixed taxonomy; they do not perturb the taxonomy itself, so a reviewer reclassifying borderline protocols should expect the effect size, not the direction, to move. The headline effect size (Cohen’s d = 1.05) is also computed on a balanced 15-DePIN and 15-DeFi sub-sample drawn from the larger cross-section, so the specific balanced draw is itself a measurement choice; the unbalanced full-frame contrast (15 DePIN versus all 24 DeFi, p = 0.017) and the powered Model 4 (N = 50) reproduce a significant DePIN coefficient without relying on the balanced draw. More broadly, the hand-classified layers the findings rest on, the five-class protocol-controlled-address exclusion typology, the behavioral-signature exchange-custody attribution, and the sector assignment itself, were coded by a single research team and are not accompanied by a formal second-coder inter-rater-reliability (Cohen’s kappa) statistic. We mitigate this through external entity-label grounding (Nansen Address Labels, Etherscan, and Blockscout) rather than unaided judgment, through the leave-one-out and permutation checks that perturb sector and label assignment (Section 4.6), and through two published sensitivity sweeps that bound the two classification choices most consequential for the headline, the five-specification protocol-controlled-address strictness robustness and the six-scheme insider-classification robustness, but a second-coder reliability statistic for these layers remains a worthwhile addition for a future revision. Fourth, the published Models 1 through 3 carry 35 to 38 observations, the small-sample multivariate regime that limits how cleanly independent effects can be isolated; the covariate-complete powered specification (Model 4, Section 4.4) relaxes this substantially, spanning 50 governance-token protocols including the six most recently added (Frax, Synthetix, Gnosis, Algorand, Polkadot, Bittensor) at 12.5 observations per predictor. The residual sample constraint is the insider-retention measure, which is reliably available only on the established-protocol cohort, where insiders appear among the post-exclusion top holders; in the newer cohort insiders concentrate through excluded vehicles, so retention is reported as an original-sample association (Section 4.4) rather than carried in the powered model. Fifth, operator-attribution coverage is asymmetric across chain architectures: Etherscan + Nansen labels yield roughly 95 percent high-share holder attribution on EVM protocols; Helius DAS + Sim API yields roughly 80 percent on Solana protocols; Substrate NPoS protocols (Polkadot; sister substrate-native L1+DePIN) require external attribution services (Polkawatch DDP API; Web3 Foundation TVP registry) to reach 53 percent coverage from a 16 percent on-chain baseline, with the residual approximately 47 percent representing a structural attribution ceiling for voluntary-identity-pallet protocols. The CEX-validator concentration findings (Section 4.5.5; Supplementary File S25) are therefore reported as lower bounds for Substrate NPoS protocols; the same is not true for the EVM and Solana CEX-overlap findings, which use near-complete-coverage attribution data. Sixth, the sample covers roughly one-third of DeFi and one-fifth to one-quarter of DePIN category market capitalization (Section 3.1), skewing toward larger, better-capitalized protocols, and protocol inclusion is conditioned on sufficient on-chain holder data and address-label coverage, which is systematically thinner for DePIN protocols; findings generalize most safely to established, data-rich protocols, and generalization to the smaller-cap, thinly indexed long tail of either category is not established by the present cross-section.</w:t>
       </w:r>
     </w:p>
     <w:p>

--- a/b2/paper/B2_Frontiers_R2_clean.docx
+++ b/b2/paper/B2_Frontiers_R2_clean.docx
@@ -13603,34 +13603,6 @@
         <w:t xml:space="preserve">The sector contrast documented above (Cohen’s d = 1.05) is robust to chain-architecture decomposition. When the cross-section is split by chain ecosystem, the ordering in which DePIN protocols carry higher governance concentration than DeFi protocols holds within the EVM cohort and is directionally consistent, though negligible in magnitude, within the Solana cohort. Chain architecture therefore enters this analysis as an additional observational axis, not as a substitute for the sector finding. The decomposition draws on an extended comparative cohort assembled for robustness, with both sector and chain architecture coded for each protocol; because this cohort differs from the 30-protocol primary sample, the cell-level magnitudes are not directly comparable to the headline effect size, and the question of interest is whether the sector ordering survives the split rather than the size of the gap.</w:t>
       </w:r>
     </w:p>
-    <w:p>
-      <w:pPr>
-        <w:pStyle w:val="BodyText"/>
-      </w:pPr>
-      <w:r>
-        <w:rPr>
-          <w:b/>
-          <w:bCs/>
-          <w:i/>
-          <w:iCs/>
-        </w:rPr>
-        <w:t xml:space="preserve">Table 3.5.</w:t>
-      </w:r>
-      <w:r>
-        <w:rPr>
-          <w:i/>
-          <w:iCs/>
-        </w:rPr>
-        <w:t xml:space="preserve"> </w:t>
-      </w:r>
-      <w:r>
-        <w:rPr>
-          <w:i/>
-          <w:iCs/>
-        </w:rPr>
-        <w:t xml:space="preserve">Sector-by-chain-architecture decomposition of governance concentration (extended comparative cohort). The cross-section columns report the March 2026 holding HHI (cell mean and median); the net-decline column reports the share of protocols in each cell whose HHI declines over the post-distribution monthly panel. Cross-section cell sizes exceed panel sizes where a protocol lacks sufficient monthly history. EVM DeFi includes Hyperliquid (HHI 0.005), the lowest-concentration protocol in the cell; the cell mean sits modestly above its median because of the higher-concentration protocols at the top of the cell (GMX, Ether.Fi, MakerDAO), not because of any single high outlier. Cell-level sector effect sizes: EVM cohort Cliff’s delta -0.71, Cohen’s d -1.41; Solana cohort Cliff’s delta -0.43, Cohen’s d -0.79. The Cross-section N and Panel N columns both count protocols per cell.</w:t>
-      </w:r>
-    </w:p>
     <w:tbl>
       <w:tblPr>
         <w:tblStyle w:val="Table"/>
@@ -13990,6 +13962,34 @@
         </w:tc>
       </w:tr>
     </w:tbl>
+    <w:p>
+      <w:pPr>
+        <w:pStyle w:val="BodyText"/>
+      </w:pPr>
+      <w:r>
+        <w:rPr>
+          <w:b/>
+          <w:bCs/>
+          <w:i/>
+          <w:iCs/>
+        </w:rPr>
+        <w:t xml:space="preserve">Table 3.5.</w:t>
+      </w:r>
+      <w:r>
+        <w:rPr>
+          <w:i/>
+          <w:iCs/>
+        </w:rPr>
+        <w:t xml:space="preserve"> </w:t>
+      </w:r>
+      <w:r>
+        <w:rPr>
+          <w:i/>
+          <w:iCs/>
+        </w:rPr>
+        <w:t xml:space="preserve">Sector-by-chain-architecture decomposition of governance concentration (extended comparative cohort). The cross-section columns report the March 2026 holding HHI (cell mean and median); the net-decline column reports the share of protocols in each cell whose HHI declines over the post-distribution monthly panel. Cross-section cell sizes exceed panel sizes where a protocol lacks sufficient monthly history. EVM DeFi includes Hyperliquid (HHI 0.005), the lowest-concentration protocol in the cell; the cell mean sits modestly above its median because of the higher-concentration protocols at the top of the cell (GMX, Ether.Fi, MakerDAO), not because of any single high outlier. Cell-level sector effect sizes: EVM cohort Cliff’s delta -0.71, Cohen’s d -1.41; Solana cohort Cliff’s delta -0.43, Cohen’s d -0.79. The Cross-section N and Panel N columns both count protocols per cell.</w:t>
+      </w:r>
+    </w:p>
     <w:p>
       <w:pPr>
         <w:pStyle w:val="BodyText"/>
@@ -17525,15 +17525,14 @@
     <w:tbl>
       <w:tblPr>
         <w:tblStyle w:val="Table"/>
-        <w:tblW w:type="pct" w:w="4865"/>
-        <w:tblLayout w:type="fixed"/>
+        <w:tblW w:type="auto" w:w="0"/>
         <w:tblLook w:firstRow="1" w:lastRow="0" w:firstColumn="0" w:lastColumn="0" w:noHBand="0" w:noVBand="0" w:val="0020"/>
       </w:tblPr>
       <w:tblGrid>
-        <w:gridCol w:w="3638"/>
-        <w:gridCol w:w="1498"/>
-        <w:gridCol w:w="1284"/>
-        <w:gridCol w:w="1284"/>
+        <w:gridCol w:w="1980"/>
+        <w:gridCol w:w="1980"/>
+        <w:gridCol w:w="1980"/>
+        <w:gridCol w:w="1980"/>
       </w:tblGrid>
       <w:tr>
         <w:trPr>
@@ -17556,7 +17555,7 @@
           <w:p>
             <w:pPr>
               <w:pStyle w:val="Compact"/>
-              <w:jc w:val="left"/>
+              <w:jc w:val="right"/>
             </w:pPr>
             <w:r>
               <w:t xml:space="preserve">Coefficient</w:t>
@@ -17568,7 +17567,7 @@
           <w:p>
             <w:pPr>
               <w:pStyle w:val="Compact"/>
-              <w:jc w:val="left"/>
+              <w:jc w:val="right"/>
             </w:pPr>
             <w:r>
               <w:t xml:space="preserve">Robust SE</w:t>
@@ -17580,7 +17579,7 @@
           <w:p>
             <w:pPr>
               <w:pStyle w:val="Compact"/>
-              <w:jc w:val="left"/>
+              <w:jc w:val="right"/>
             </w:pPr>
             <w:r>
               <w:t xml:space="preserve">p</w:t>
@@ -17599,27 +17598,203 @@
             <w:r>
               <w:t xml:space="preserve">DePIN (vs DeFi)</w:t>
             </w:r>
-            <w:r>
-              <w:t xml:space="preserve"> </w:t>
-            </w:r>
+          </w:p>
+        </w:tc>
+        <w:tc>
+          <w:tcPr/>
+          <w:p>
+            <w:pPr>
+              <w:pStyle w:val="Compact"/>
+              <w:jc w:val="right"/>
+            </w:pPr>
+            <w:r>
+              <w:t xml:space="preserve">+0.733</w:t>
+            </w:r>
+          </w:p>
+        </w:tc>
+        <w:tc>
+          <w:tcPr/>
+          <w:p>
+            <w:pPr>
+              <w:pStyle w:val="Compact"/>
+              <w:jc w:val="right"/>
+            </w:pPr>
+            <w:r>
+              <w:t xml:space="preserve">0.275</w:t>
+            </w:r>
+          </w:p>
+        </w:tc>
+        <w:tc>
+          <w:tcPr/>
+          <w:p>
+            <w:pPr>
+              <w:pStyle w:val="Compact"/>
+              <w:jc w:val="right"/>
+            </w:pPr>
+            <w:r>
+              <w:t xml:space="preserve">0.011</w:t>
+            </w:r>
+          </w:p>
+        </w:tc>
+      </w:tr>
+      <w:tr>
+        <w:tc>
+          <w:tcPr/>
+          <w:p>
+            <w:pPr>
+              <w:pStyle w:val="Compact"/>
+              <w:jc w:val="left"/>
+            </w:pPr>
             <w:r>
               <w:t xml:space="preserve">L1/L2/Infra (vs DeFi)</w:t>
             </w:r>
-            <w:r>
-              <w:t xml:space="preserve"> </w:t>
-            </w:r>
+          </w:p>
+        </w:tc>
+        <w:tc>
+          <w:tcPr/>
+          <w:p>
+            <w:pPr>
+              <w:pStyle w:val="Compact"/>
+              <w:jc w:val="right"/>
+            </w:pPr>
+            <w:r>
+              <w:t xml:space="preserve">-0.353</w:t>
+            </w:r>
+          </w:p>
+        </w:tc>
+        <w:tc>
+          <w:tcPr/>
+          <w:p>
+            <w:pPr>
+              <w:pStyle w:val="Compact"/>
+              <w:jc w:val="right"/>
+            </w:pPr>
+            <w:r>
+              <w:t xml:space="preserve">0.307</w:t>
+            </w:r>
+          </w:p>
+        </w:tc>
+        <w:tc>
+          <w:tcPr/>
+          <w:p>
+            <w:pPr>
+              <w:pStyle w:val="Compact"/>
+              <w:jc w:val="right"/>
+            </w:pPr>
+            <w:r>
+              <w:t xml:space="preserve">0.256</w:t>
+            </w:r>
+          </w:p>
+        </w:tc>
+      </w:tr>
+      <w:tr>
+        <w:tc>
+          <w:tcPr/>
+          <w:p>
+            <w:pPr>
+              <w:pStyle w:val="Compact"/>
+              <w:jc w:val="left"/>
+            </w:pPr>
             <w:r>
               <w:t xml:space="preserve">Log revenue-intensity</w:t>
             </w:r>
-            <w:r>
-              <w:t xml:space="preserve"> </w:t>
-            </w:r>
+          </w:p>
+        </w:tc>
+        <w:tc>
+          <w:tcPr/>
+          <w:p>
+            <w:pPr>
+              <w:pStyle w:val="Compact"/>
+              <w:jc w:val="right"/>
+            </w:pPr>
+            <w:r>
+              <w:t xml:space="preserve">-0.010</w:t>
+            </w:r>
+          </w:p>
+        </w:tc>
+        <w:tc>
+          <w:tcPr/>
+          <w:p>
+            <w:pPr>
+              <w:pStyle w:val="Compact"/>
+              <w:jc w:val="right"/>
+            </w:pPr>
+            <w:r>
+              <w:t xml:space="preserve">0.077</w:t>
+            </w:r>
+          </w:p>
+        </w:tc>
+        <w:tc>
+          <w:tcPr/>
+          <w:p>
+            <w:pPr>
+              <w:pStyle w:val="Compact"/>
+              <w:jc w:val="right"/>
+            </w:pPr>
+            <w:r>
+              <w:t xml:space="preserve">0.894</w:t>
+            </w:r>
+          </w:p>
+        </w:tc>
+      </w:tr>
+      <w:tr>
+        <w:tc>
+          <w:tcPr/>
+          <w:p>
+            <w:pPr>
+              <w:pStyle w:val="Compact"/>
+              <w:jc w:val="left"/>
+            </w:pPr>
             <w:r>
               <w:t xml:space="preserve">Protocol maturity (years)</w:t>
             </w:r>
-            <w:r>
-              <w:t xml:space="preserve"> </w:t>
-            </w:r>
+          </w:p>
+        </w:tc>
+        <w:tc>
+          <w:tcPr/>
+          <w:p>
+            <w:pPr>
+              <w:pStyle w:val="Compact"/>
+              <w:jc w:val="right"/>
+            </w:pPr>
+            <w:r>
+              <w:t xml:space="preserve">+0.026</w:t>
+            </w:r>
+          </w:p>
+        </w:tc>
+        <w:tc>
+          <w:tcPr/>
+          <w:p>
+            <w:pPr>
+              <w:pStyle w:val="Compact"/>
+              <w:jc w:val="right"/>
+            </w:pPr>
+            <w:r>
+              <w:t xml:space="preserve">0.050</w:t>
+            </w:r>
+          </w:p>
+        </w:tc>
+        <w:tc>
+          <w:tcPr/>
+          <w:p>
+            <w:pPr>
+              <w:pStyle w:val="Compact"/>
+              <w:jc w:val="right"/>
+            </w:pPr>
+            <w:r>
+              <w:t xml:space="preserve">0.601</w:t>
+            </w:r>
+          </w:p>
+        </w:tc>
+      </w:tr>
+      <w:tr>
+        <w:tc>
+          <w:tcPr/>
+          <w:p>
+            <w:pPr>
+              <w:pStyle w:val="Compact"/>
+              <w:jc w:val="left"/>
+            </w:pPr>
             <w:r>
               <w:t xml:space="preserve">Constant</w:t>
             </w:r>
@@ -17630,32 +17805,8 @@
           <w:p>
             <w:pPr>
               <w:pStyle w:val="Compact"/>
-              <w:jc w:val="left"/>
-            </w:pPr>
-            <w:r>
-              <w:t xml:space="preserve">+0.733</w:t>
-            </w:r>
-            <w:r>
-              <w:t xml:space="preserve"> </w:t>
-            </w:r>
-            <w:r>
-              <w:t xml:space="preserve">-0.353</w:t>
-            </w:r>
-            <w:r>
-              <w:t xml:space="preserve"> </w:t>
-            </w:r>
-            <w:r>
-              <w:t xml:space="preserve">-0.010</w:t>
-            </w:r>
-            <w:r>
-              <w:t xml:space="preserve"> </w:t>
-            </w:r>
-            <w:r>
-              <w:t xml:space="preserve">+0.026</w:t>
-            </w:r>
-            <w:r>
-              <w:t xml:space="preserve"> </w:t>
-            </w:r>
+              <w:jc w:val="right"/>
+            </w:pPr>
             <w:r>
               <w:t xml:space="preserve">-3.866</w:t>
             </w:r>
@@ -17666,32 +17817,8 @@
           <w:p>
             <w:pPr>
               <w:pStyle w:val="Compact"/>
-              <w:jc w:val="left"/>
-            </w:pPr>
-            <w:r>
-              <w:t xml:space="preserve">0.275</w:t>
-            </w:r>
-            <w:r>
-              <w:t xml:space="preserve"> </w:t>
-            </w:r>
-            <w:r>
-              <w:t xml:space="preserve">0.307</w:t>
-            </w:r>
-            <w:r>
-              <w:t xml:space="preserve"> </w:t>
-            </w:r>
-            <w:r>
-              <w:t xml:space="preserve">0.077</w:t>
-            </w:r>
-            <w:r>
-              <w:t xml:space="preserve"> </w:t>
-            </w:r>
-            <w:r>
-              <w:t xml:space="preserve">0.050</w:t>
-            </w:r>
-            <w:r>
-              <w:t xml:space="preserve"> </w:t>
-            </w:r>
+              <w:jc w:val="right"/>
+            </w:pPr>
             <w:r>
               <w:t xml:space="preserve">0.304</w:t>
             </w:r>
@@ -17702,32 +17829,8 @@
           <w:p>
             <w:pPr>
               <w:pStyle w:val="Compact"/>
-              <w:jc w:val="left"/>
-            </w:pPr>
-            <w:r>
-              <w:t xml:space="preserve">0.011</w:t>
-            </w:r>
-            <w:r>
-              <w:t xml:space="preserve"> </w:t>
-            </w:r>
-            <w:r>
-              <w:t xml:space="preserve">0.256</w:t>
-            </w:r>
-            <w:r>
-              <w:t xml:space="preserve"> </w:t>
-            </w:r>
-            <w:r>
-              <w:t xml:space="preserve">0.894</w:t>
-            </w:r>
-            <w:r>
-              <w:t xml:space="preserve"> </w:t>
-            </w:r>
-            <w:r>
-              <w:t xml:space="preserve">0.601</w:t>
-            </w:r>
-            <w:r>
-              <w:t xml:space="preserve"> </w:t>
-            </w:r>
+              <w:jc w:val="right"/>
+            </w:pPr>
             <w:r>
               <w:t xml:space="preserve">&lt; 0.001</w:t>
             </w:r>
@@ -22949,7 +23052,47 @@
         <w:pStyle w:val="FirstParagraph"/>
       </w:pPr>
       <w:r>
-        <w:t xml:space="preserve">The evidence reported here carries several main limitations. First, the analysis is a March 2026 cross-section, so it supports descriptive association rather than causal inference or trajectory claims; an initial 14-protocol quarterly panel is reported in Supplementary File S7 (11 of 14 protocols monotonic-decay) and a 14-protocol Q1/Q8 trajectory analysis is reported in Supplementary File S23 (85.7 percent monotonic-decay), but a full 52-protocol monthly panel remains future work (Section 5.8). The longitudinal cohort is additionally bounded by chain-history-depth availability: a small number of protocols whose archival-node history does not reach the trailing-24-month window are absent from the panel supplements (S7, S23) even where they appear in the cross-section, so the panel sample is constrained by historical-data availability rather than by collection effort alone. Second, the statistical significance of the balanced sector contrast is load-bearing on the centralized-exchange (Class 5) exclusion: retaining all exchange-deposit wallets in the holding distribution collapses the balanced-30 contrast from p = 0.011 (Cohen’s d = 1.05) to p = 0.184 (Cohen’s d = 0.52, not significant), because exchange-deposit concentration is sector-similar and masks the underlying governance-holder difference until it is removed (Section 4.6.2). The directional claim that DePIN central tendency exceeds DeFi is robust across all five exclusion-strictness specifications; the inference of significance requires the entity-label-complete exchange-custody exclusion, so a reader who prefers to retain those wallets should treat the sector difference as directional rather than conventionally significant. Third, the headline is a sector contrast, and sector assignment at the DePIN, DeFi, and infrastructure layer-1 boundary is a researcher judgment call, most visibly for Bittensor (classed here as an infrastructure layer-1 rather than DePIN) and Filecoin (classed as DePIN); aggregators differ on these assignments (Section 3.1). The leave-one-out and permutation checks in Section 4.6 perturb sample membership and label assignment under a fixed taxonomy; they do not perturb the taxonomy itself, so a reviewer reclassifying borderline protocols should expect the effect size, not the direction, to move. The headline effect size (Cohen’s d = 1.05) is also computed on a balanced 15-DePIN and 15-DeFi sub-sample drawn from the larger cross-section, so the specific balanced draw is itself a measurement choice; the unbalanced full-frame contrast (15 DePIN versus all 24 DeFi, p = 0.017) and the powered Model 4 (N = 50) reproduce a significant DePIN coefficient without relying on the balanced draw. More broadly, the hand-classified layers the findings rest on, the five-class protocol-controlled-address exclusion typology, the behavioral-signature exchange-custody attribution, and the sector assignment itself, were coded by a single research team and are not accompanied by a formal second-coder inter-rater-reliability (Cohen’s kappa) statistic. We mitigate this through external entity-label grounding (Nansen Address Labels, Etherscan, and Blockscout) rather than unaided judgment, through the leave-one-out and permutation checks that perturb sector and label assignment (Section 4.6), and through two published sensitivity sweeps that bound the two classification choices most consequential for the headline, the five-specification protocol-controlled-address strictness robustness and the six-scheme insider-classification robustness, but a second-coder reliability statistic for these layers remains a worthwhile addition for a future revision. Fourth, the published Models 1 through 3 carry 35 to 38 observations, the small-sample multivariate regime that limits how cleanly independent effects can be isolated; the covariate-complete powered specification (Model 4, Section 4.4) relaxes this substantially, spanning 50 governance-token protocols including the six most recently added (Frax, Synthetix, Gnosis, Algorand, Polkadot, Bittensor) at 12.5 observations per predictor. The residual sample constraint is the insider-retention measure, which is reliably available only on the established-protocol cohort, where insiders appear among the post-exclusion top holders; in the newer cohort insiders concentrate through excluded vehicles, so retention is reported as an original-sample association (Section 4.4) rather than carried in the powered model. Fifth, operator-attribution coverage is asymmetric across chain architectures: Etherscan + Nansen labels yield roughly 95 percent high-share holder attribution on EVM protocols; Helius DAS + Sim API yields roughly 80 percent on Solana protocols; Substrate NPoS protocols (Polkadot; sister substrate-native L1+DePIN) require external attribution services (Polkawatch DDP API; Web3 Foundation TVP registry) to reach 53 percent coverage from a 16 percent on-chain baseline, with the residual approximately 47 percent representing a structural attribution ceiling for voluntary-identity-pallet protocols. The CEX-validator concentration findings (Section 4.5.5; Supplementary File S25) are therefore reported as lower bounds for Substrate NPoS protocols; the same is not true for the EVM and Solana CEX-overlap findings, which use near-complete-coverage attribution data. Sixth, the sample covers roughly one-third of DeFi and one-fifth to one-quarter of DePIN category market capitalization (Section 3.1), skewing toward larger, better-capitalized protocols, and protocol inclusion is conditioned on sufficient on-chain holder data and address-label coverage, which is systematically thinner for DePIN protocols; findings generalize most safely to established, data-rich protocols, and generalization to the smaller-cap, thinly indexed long tail of either category is not established by the present cross-section.</w:t>
+        <w:t xml:space="preserve">The evidence reported here carries several main limitations. First, the analysis is a March 2026 cross-section, so it supports descriptive association rather than causal inference or trajectory claims; an initial 14-protocol quarterly panel is reported in Supplementary File S7 (11 of 14 protocols monotonic-decay) and a 14-protocol Q1/Q8 trajectory analysis is reported in Supplementary File S23 (85.7 percent monotonic-decay), but a full 52-protocol monthly panel remains future work (Section 5.8). The longitudinal cohort is additionally bounded by chain-history-depth availability: a small number of protocols whose archival-node history does not reach the trailing-24-month window are absent from the panel supplements (S7, S23) even where they appear in the cross-section, so the panel sample is constrained by historical-data availability rather than by collection effort alone.</w:t>
+      </w:r>
+    </w:p>
+    <w:p>
+      <w:pPr>
+        <w:pStyle w:val="BodyText"/>
+      </w:pPr>
+      <w:r>
+        <w:t xml:space="preserve">Second, the statistical significance of the balanced sector contrast is load-bearing on the centralized-exchange (Class 5) exclusion: retaining all exchange-deposit wallets in the holding distribution collapses the balanced-30 contrast from p = 0.011 (Cohen’s d = 1.05) to p = 0.184 (Cohen’s d = 0.52, not significant), because exchange-deposit concentration is sector-similar and masks the underlying governance-holder difference until it is removed (Section 4.6.2). The directional claim that DePIN central tendency exceeds DeFi is robust across all five exclusion-strictness specifications; the inference of significance requires the entity-label-complete exchange-custody exclusion, so a reader who prefers to retain those wallets should treat the sector difference as directional rather than conventionally significant.</w:t>
+      </w:r>
+    </w:p>
+    <w:p>
+      <w:pPr>
+        <w:pStyle w:val="BodyText"/>
+      </w:pPr>
+      <w:r>
+        <w:t xml:space="preserve">Third, the headline is a sector contrast, and sector assignment at the DePIN, DeFi, and infrastructure layer-1 boundary is a researcher judgment call, most visibly for Bittensor (classed here as an infrastructure layer-1 rather than DePIN) and Filecoin (classed as DePIN); aggregators differ on these assignments (Section 3.1). The leave-one-out and permutation checks in Section 4.6 perturb sample membership and label assignment under a fixed taxonomy; they do not perturb the taxonomy itself, so a reviewer reclassifying borderline protocols should expect the effect size, not the direction, to move. The headline effect size (Cohen’s d = 1.05) is also computed on a balanced 15-DePIN and 15-DeFi sub-sample drawn from the larger cross-section, so the specific balanced draw is itself a measurement choice; the unbalanced full-frame contrast (15 DePIN versus all 24 DeFi, p = 0.017) and the powered Model 4 (N = 50) reproduce a significant DePIN coefficient without relying on the balanced draw. More broadly, the hand-classified layers the findings rest on, the five-class protocol-controlled-address exclusion typology, the behavioral-signature exchange-custody attribution, and the sector assignment itself, were coded by a single research team and are not accompanied by a formal second-coder inter-rater-reliability (Cohen’s kappa) statistic. We mitigate this through external entity-label grounding (Nansen Address Labels, Etherscan, and Blockscout) rather than unaided judgment, through the leave-one-out and permutation checks that perturb sector and label assignment (Section 4.6), and through two published sensitivity sweeps that bound the two classification choices most consequential for the headline, the five-specification protocol-controlled-address strictness robustness and the six-scheme insider-classification robustness, but a second-coder reliability statistic for these layers remains a worthwhile addition for a future revision.</w:t>
+      </w:r>
+    </w:p>
+    <w:p>
+      <w:pPr>
+        <w:pStyle w:val="BodyText"/>
+      </w:pPr>
+      <w:r>
+        <w:t xml:space="preserve">Fourth, the published Models 1 through 3 carry 35 to 38 observations, the small-sample multivariate regime that limits how cleanly independent effects can be isolated; the covariate-complete powered specification (Model 4, Section 4.4) relaxes this substantially, spanning 50 governance-token protocols including the six most recently added (Frax, Synthetix, Gnosis, Algorand, Polkadot, Bittensor) at 12.5 observations per predictor. The residual sample constraint is the insider-retention measure, which is reliably available only on the established-protocol cohort, where insiders appear among the post-exclusion top holders; in the newer cohort insiders concentrate through excluded vehicles, so retention is reported as an original-sample association (Section 4.4) rather than carried in the powered model.</w:t>
+      </w:r>
+    </w:p>
+    <w:p>
+      <w:pPr>
+        <w:pStyle w:val="BodyText"/>
+      </w:pPr>
+      <w:r>
+        <w:t xml:space="preserve">Fifth, operator-attribution coverage is asymmetric across chain architectures: Etherscan + Nansen labels yield roughly 95 percent high-share holder attribution on EVM protocols; Helius DAS + Sim API yields roughly 80 percent on Solana protocols; Substrate NPoS protocols (Polkadot; sister substrate-native L1+DePIN) require external attribution services (Polkawatch DDP API; Web3 Foundation TVP registry) to reach 53 percent coverage from a 16 percent on-chain baseline, with the residual approximately 47 percent representing a structural attribution ceiling for voluntary-identity-pallet protocols. The CEX-validator concentration findings (Section 4.5.5; Supplementary File S25) are therefore reported as lower bounds for Substrate NPoS protocols; the same is not true for the EVM and Solana CEX-overlap findings, which use near-complete-coverage attribution data.</w:t>
+      </w:r>
+    </w:p>
+    <w:p>
+      <w:pPr>
+        <w:pStyle w:val="BodyText"/>
+      </w:pPr>
+      <w:r>
+        <w:t xml:space="preserve">Sixth, the sample covers roughly one-third of DeFi and one-fifth to one-quarter of DePIN category market capitalization (Section 3.1), skewing toward larger, better-capitalized protocols, and protocol inclusion is conditioned on sufficient on-chain holder data and address-label coverage, which is systematically thinner for DePIN protocols; findings generalize most safely to established, data-rich protocols, and generalization to the smaller-cap, thinly indexed long tail of either category is not established by the present cross-section.</w:t>
       </w:r>
     </w:p>
     <w:p>

--- a/b2/paper/B2_Frontiers_R2_clean.docx
+++ b/b2/paper/B2_Frontiers_R2_clean.docx
@@ -13268,7 +13268,23 @@
         <w:pStyle w:val="BodyText"/>
       </w:pPr>
       <w:r>
-        <w:t xml:space="preserve">Beyond the balanced sector contrast, a multi-factor model addresses what concentrates governance across the full cross-section (Table 5, Model 4). On the covariate-complete sample (N = 50), architectural sector is the robust correlate: in the powered specification the DePIN coefficient is positive and statistically significant (log-HHI, p = 0.0107; same-signed and significant at p = 0.019 in untransformed HHI) and does not attenuate when revenue intensity and protocol maturity are added. At twelve and a half observations per predictor, this parsimonious specification clears the conventional observations-per-predictor floor that the prior, more heavily controlled specification did not. Revenue intensity, protocol maturity, and initial insider allocation are each uninformative, extending the launch-design null sweep to economic-activity intensity. Insider retention, the significant top-holder measure reported in Section 4.4, is reliably measurable only on the established-protocol cohort, where it survives the non-insider-HHI tautology check (Spearman rho = 0.54); it is not carried in the powered model because in the newer cohort insider holdings concentrate through addresses the exclusion methodology removes (foundation multisigs, exchange custody, and staking contracts), so the post-exclusion top-holder retention measure reads near zero by construction there. Whether that reflects a structural shift in how insiders hold rather than a weaker underlying mechanism is a question the cross-section cannot resolve, and is left to future work. The specification reported here substitutes protocol maturity for insider retention so that it reproduces over the full covariate-complete sample, and serves as the reproducible robustness anchor. With the insider-retention vector now re-derived and persisted under the evidence-traced classification of record (Section 3.4), the alternative specification that enters insider retention in place of maturity also reproduces a significant DePIN sector coefficient, with the insider-retention regressor itself not significant at the full sample (the cohort difference noted above); the sector result holds across six independent insider-classification schemes (Section 4.6.4). Both specifications are documented in the replication package described in Section 5.9.</w:t>
+        <w:t xml:space="preserve">Beyond the balanced sector contrast, a multi-factor model addresses what concentrates governance across the full cross-section (Table 5, Model 4). On the covariate-complete sample (N = 50), architectural sector is the robust correlate: in the powered specification the DePIN coefficient is positive and statistically significant (log-HHI, p = 0.0107; same-signed and significant at p = 0.019 in untransformed HHI) and does not attenuate when revenue intensity and protocol maturity are added. At twelve and a half observations per predictor, this parsimonious specification clears the conventional observations-per-predictor floor that the prior, more heavily controlled specification did not.</w:t>
+      </w:r>
+    </w:p>
+    <w:p>
+      <w:pPr>
+        <w:pStyle w:val="BodyText"/>
+      </w:pPr>
+      <w:r>
+        <w:t xml:space="preserve">Revenue intensity, protocol maturity, and initial insider allocation are each uninformative, extending the launch-design null sweep to economic-activity intensity. Insider retention, the significant top-holder measure reported in Section 4.4, is reliably measurable only on the established-protocol cohort, where it survives the non-insider-HHI tautology check (Spearman rho = 0.54); it is not carried in the powered model because in the newer cohort insider holdings concentrate through addresses the exclusion methodology removes (foundation multisigs, exchange custody, and staking contracts), so the post-exclusion top-holder retention measure reads near zero by construction there. Whether that reflects a structural shift in how insiders hold rather than a weaker underlying mechanism is a question the cross-section cannot resolve, and is left to future work.</w:t>
+      </w:r>
+    </w:p>
+    <w:p>
+      <w:pPr>
+        <w:pStyle w:val="BodyText"/>
+      </w:pPr>
+      <w:r>
+        <w:t xml:space="preserve">The specification reported here substitutes protocol maturity for insider retention so that it reproduces over the full covariate-complete sample, and serves as the reproducible robustness anchor. With the insider-retention vector now re-derived and persisted under the evidence-traced classification of record (Section 3.4), the alternative specification that enters insider retention in place of maturity also reproduces a significant DePIN sector coefficient, with the insider-retention regressor itself not significant at the full sample (the cohort difference noted above); the sector result holds across six independent insider-classification schemes (Section 4.6.4). Both specifications are documented in the replication package described in Section 5.9.</w:t>
       </w:r>
     </w:p>
     <w:p>

--- a/b2/paper/B2_Frontiers_R2_clean.docx
+++ b/b2/paper/B2_Frontiers_R2_clean.docx
@@ -417,7 +417,7 @@
         <w:t xml:space="preserve"> </w:t>
       </w:r>
       <w:r>
-        <w:t xml:space="preserve">(Section 5.1).</w:t>
+        <w:t xml:space="preserve">(Section 5.2).</w:t>
       </w:r>
     </w:p>
     <w:p>
@@ -647,19 +647,7 @@
         <w:t xml:space="preserve"> </w:t>
       </w:r>
       <w:r>
-        <w:t xml:space="preserve">about current concentration; and current institutional structure (sector,</w:t>
-      </w:r>
-      <w:r>
-        <w:t xml:space="preserve"> </w:t>
-      </w:r>
-      <w:r>
-        <w:t xml:space="preserve">insider retention, and delegation design) is the more informative</w:t>
-      </w:r>
-      <w:r>
-        <w:t xml:space="preserve"> </w:t>
-      </w:r>
-      <w:r>
-        <w:t xml:space="preserve">correlate. First, naive token holder lists include addresses</w:t>
+        <w:t xml:space="preserve">about current concentration; current institutional structure (sector and insider retention) is the more informative correlate; and delegation design can amplify voting concentration above the holding baseline. First, naive token holder lists include addresses</w:t>
       </w:r>
       <w:r>
         <w:t xml:space="preserve"> </w:t>
@@ -805,7 +793,15 @@
         <w:t xml:space="preserve"> </w:t>
       </w:r>
       <w:r>
-        <w:t xml:space="preserve">broader community-delegate set or vote-weight mechanism design distributes voting power below the holding baseline. Two further protocols (Uniswap,</w:t>
+        <w:t xml:space="preserve">broader community-delegate set or vote-weight mechanism design distributes voting power below the holding baseline.</w:t>
+      </w:r>
+    </w:p>
+    <w:p>
+      <w:pPr>
+        <w:pStyle w:val="BodyText"/>
+      </w:pPr>
+      <w:r>
+        <w:t xml:space="preserve">Two further protocols (Uniswap,</w:t>
       </w:r>
       <w:r>
         <w:t xml:space="preserve"> </w:t>
@@ -829,7 +825,7 @@
         <w:t xml:space="preserve"> </w:t>
       </w:r>
       <w:r>
-        <w:t xml:space="preserve">throughout this paper, both protocols join the amplification pattern. Curve, Balancer, and Frax (vote-escrowed governance via veCRV, which is vote-escrowed CRV, veBAL, vote-escrowed BAL, and veFXS, vote-escrowed FXS) show extreme amplification (15x, 21x, and 11.4x) reflecting lock-duration</w:t>
+        <w:t xml:space="preserve">throughout this paper, both protocols join the amplification pattern. Curve, Balancer, and Frax (vote-escrowed governance via veCRV, veBAL, and veFXS, the vote-escrowed forms of CRV, BAL, and FXS) show extreme amplification (15x, 21x, and 11.4x) reflecting lock-duration</w:t>
       </w:r>
       <w:r>
         <w:t xml:space="preserve"> </w:t>
@@ -2376,7 +2372,7 @@
         <w:t xml:space="preserve"> </w:t>
       </w:r>
       <w:r>
-        <w:t xml:space="preserve">effectively voted weight, with high-SSPI delegates more likely to signal</w:t>
+        <w:t xml:space="preserve">effectively voted weight, with high-SSPI (Shapley-Shubik power-index) delegates more likely to signal</w:t>
       </w:r>
       <w:r>
         <w:t xml:space="preserve"> </w:t>
@@ -2592,7 +2588,7 @@
         <w:pStyle w:val="BodyText"/>
       </w:pPr>
       <w:r>
-        <w:t xml:space="preserve">The governance concentration patterns documented in Section 3 are</w:t>
+        <w:t xml:space="preserve">The governance concentration patterns documented in Section 4 are</w:t>
       </w:r>
       <w:r>
         <w:t xml:space="preserve"> </w:t>
@@ -3034,7 +3030,7 @@
         <w:t xml:space="preserve"> </w:t>
       </w:r>
       <w:r>
-        <w:t xml:space="preserve">the empirical results in Section 3 set out to measure.</w:t>
+        <w:t xml:space="preserve">the empirical results in Section 4 set out to measure.</w:t>
       </w:r>
     </w:p>
     <w:p>
@@ -3078,7 +3074,7 @@
         <w:t xml:space="preserve"> </w:t>
       </w:r>
       <w:r>
-        <w:t xml:space="preserve">The governance concentration data presented in Section 3 indicate that</w:t>
+        <w:t xml:space="preserve">The governance concentration data presented in Section 4 indicate that</w:t>
       </w:r>
       <w:r>
         <w:t xml:space="preserve"> </w:t>
@@ -3194,7 +3190,7 @@
         <w:t xml:space="preserve"> </w:t>
       </w:r>
       <w:r>
-        <w:t xml:space="preserve">this expanded design space; the empirical results in Section 3 indicate</w:t>
+        <w:t xml:space="preserve">this expanded design space; the empirical results in Section 4 indicate</w:t>
       </w:r>
       <w:r>
         <w:t xml:space="preserve"> </w:t>
@@ -3219,7 +3215,7 @@
         <w:pStyle w:val="FirstParagraph"/>
       </w:pPr>
       <w:r>
-        <w:t xml:space="preserve">DePIN expand tokenized coordination into the physical world (Bane &amp;</w:t>
+        <w:t xml:space="preserve">DePIN expands tokenized coordination into the physical world (Bane &amp;</w:t>
       </w:r>
       <w:r>
         <w:t xml:space="preserve"> </w:t>
@@ -3720,7 +3716,7 @@
         <w:t xml:space="preserve"> </w:t>
       </w:r>
       <w:r>
-        <w:t xml:space="preserve">governance concentration data in Section 3 test whether operating</w:t>
+        <w:t xml:space="preserve">governance concentration data in Section 4 test whether operating</w:t>
       </w:r>
       <w:r>
         <w:t xml:space="preserve"> </w:t>
@@ -4489,7 +4485,15 @@
         <w:pStyle w:val="FirstParagraph"/>
       </w:pPr>
       <w:r>
-        <w:t xml:space="preserve">Six source streams inform the analysis. (1) On-chain holder and balance data: Dune Analytics (EVM chains) and the Helius DAS API (Solana SPL tokens), with the Sim API used for Solana balance and token-count verification. (2) Entity and address labels for protocol-controlled-address classification: Etherscan public name tags and the hildobby exchange-address compilation, Blockscout verified-contract labels, the Nansen Address Labels API, and the Polkawatch operator registry for Polkadot; on chains with sparse label coverage a transaction-pattern behavioral-signature method (Supplementary File S21) serves as a recovery layer, and centralized-exchange custody is confirmed against entity labels rather than token-count heuristics alone. (3) Governance and voting data: Tally (on-chain delegate voting), Snapshot (off-chain vote-weighted governance), and Realms (Solana SPL Governance), with Subscan (Polkadot conviction-weighted referenda) and Taostats (Bittensor validator stake) for the chain-native protocols. (4) Analytic aggregators: Token Terminal, DeFiLlama, and CoinGecko, with Blockworks dashboards supplying Helium and GEODNET financial data and Messari used to cross-validate Livepeer fee estimates. (5) Protocol documentation: whitepapers, governance forums, and tokenomics and parameter documentation. (6) Public academic and policy sources. A systematic coverage gap between DeFi and DePIN protocols (Token Terminal covers approximately 100% of DeFi but only about 25% of DePIN) constrains the cross-sector revenue regression. The protocols Token Terminal does not cover, the on-chain and aggregator fallbacks applied, and the resulting partial-data subsets are documented in Supplementary File S6.</w:t>
+        <w:t xml:space="preserve">Six source streams inform the analysis. (1) On-chain holder and balance data: Dune Analytics (EVM chains) and the Helius DAS API (Solana SPL tokens), with the Sim API used for Solana balance and token-count verification. (2) Entity and address labels for protocol-controlled-address classification: Etherscan public name tags and the hildobby exchange-address compilation, Blockscout verified-contract labels, the Nansen Address Labels API, and the Polkawatch operator registry for Polkadot; on chains with sparse label coverage a transaction-pattern behavioral-signature method (Supplementary File S21) serves as a recovery layer, and centralized-exchange custody is confirmed against entity labels rather than token-count heuristics alone. (3) Governance and voting data: Tally (on-chain delegate voting), Snapshot (off-chain vote-weighted governance), and Realms (Solana SPL Governance), with Subscan (Polkadot conviction-weighted referenda) and Taostats (Bittensor validator stake) for the chain-native protocols. (4) Analytic aggregators: Token Terminal, DeFiLlama, and CoinGecko, with Blockworks dashboards supplying Helium and GEODNET financial data and Messari used to cross-validate Livepeer fee estimates. (5) Protocol documentation: whitepapers, governance forums, and tokenomics and parameter documentation. (6) Public academic and policy sources.</w:t>
+      </w:r>
+    </w:p>
+    <w:p>
+      <w:pPr>
+        <w:pStyle w:val="BodyText"/>
+      </w:pPr>
+      <w:r>
+        <w:t xml:space="preserve">A systematic coverage gap between DeFi and DePIN protocols (Token Terminal covers approximately 100% of DeFi but only about 25% of DePIN) constrains the cross-sector revenue regression. The protocols Token Terminal does not cover, the on-chain and aggregator fallbacks applied, and the resulting partial-data subsets are documented in Supplementary File S6.</w:t>
       </w:r>
     </w:p>
     <w:p>
@@ -6642,7 +6646,23 @@
         <w:t xml:space="preserve"> </w:t>
       </w:r>
       <w:r>
-        <w:t xml:space="preserve">of many small outbound transfers from a single protocol-controlled inbound source (the staking-rewards distribution mechanism), slow rotation matching the protocol’s reward-distribution cadence, and high-balance steady state accumulating reward pools between distribution events (lifetime-inflow to current-balance ratio typically below 5x). The distinction is architecture-agnostic and applies uniformly to EVM staking contracts (stkAAVE; Lido stETH; Rocket Pool minipools), Solana SPL stake-pool accounts (Marinade msol; Jito jitoSOL), and Substrate-native nominator-validator-stake patterns (Polkawatch-attributed institutional staking-providers; protocol-pallet reward distributions). The Polkadot fifth-protocol extension established the canonical worked examples (</w:t>
+        <w:t xml:space="preserve">of many small outbound transfers from a single protocol-controlled inbound source (the staking-rewards distribution mechanism), slow rotation matching the protocol’s reward-distribution cadence, and high-balance steady state accumulating reward pools between distribution events (lifetime-inflow to current-balance ratio typically below 5x).</w:t>
+      </w:r>
+    </w:p>
+    <w:p>
+      <w:pPr>
+        <w:pStyle w:val="BodyText"/>
+      </w:pPr>
+      <w:r>
+        <w:t xml:space="preserve">The distinction is architecture-agnostic and applies uniformly to EVM staking contracts (stkAAVE; Lido stETH; Rocket Pool minipools), Solana SPL stake-pool accounts (Marinade msol; Jito jitoSOL), and Substrate-native nominator-validator-stake patterns (Polkawatch-attributed institutional staking-providers; protocol-pallet reward distributions).</w:t>
+      </w:r>
+    </w:p>
+    <w:p>
+      <w:pPr>
+        <w:pStyle w:val="BodyText"/>
+      </w:pPr>
+      <w:r>
+        <w:t xml:space="preserve">The Polkadot fifth-protocol extension established the canonical worked examples (</w:t>
       </w:r>
       <w:hyperlink r:id="rId42">
         <w:r>
@@ -12731,7 +12751,7 @@
         <w:t xml:space="preserve"> </w:t>
       </w:r>
       <w:r>
-        <w:t xml:space="preserve">across the top-50 veCRV lockers; Section 4.5.2), and is discussed in Section 4.5.2. DePIN protocols span</w:t>
+        <w:t xml:space="preserve">across the top-50 veCRV lockers; Section 4.5.2). DePIN protocols span</w:t>
       </w:r>
       <w:r>
         <w:t xml:space="preserve"> </w:t>
@@ -13276,7 +13296,15 @@
         <w:pStyle w:val="BodyText"/>
       </w:pPr>
       <w:r>
-        <w:t xml:space="preserve">Revenue intensity, protocol maturity, and initial insider allocation are each uninformative, extending the launch-design null sweep to economic-activity intensity. Insider retention, the significant top-holder measure reported in Section 4.4, is reliably measurable only on the established-protocol cohort, where it survives the non-insider-HHI tautology check (Spearman rho = 0.54); it is not carried in the powered model because in the newer cohort insider holdings concentrate through addresses the exclusion methodology removes (foundation multisigs, exchange custody, and staking contracts), so the post-exclusion top-holder retention measure reads near zero by construction there. Whether that reflects a structural shift in how insiders hold rather than a weaker underlying mechanism is a question the cross-section cannot resolve, and is left to future work.</w:t>
+        <w:t xml:space="preserve">Revenue intensity, protocol maturity, and initial insider allocation are each uninformative, extending the launch-design null sweep to economic-activity intensity.</w:t>
+      </w:r>
+    </w:p>
+    <w:p>
+      <w:pPr>
+        <w:pStyle w:val="BodyText"/>
+      </w:pPr>
+      <w:r>
+        <w:t xml:space="preserve">Insider retention, the significant top-holder measure reported in Section 4.4, is reliably measurable only on the established-protocol cohort, where it survives the non-insider-HHI tautology check (Spearman rho = 0.54); it is not carried in the powered model because in the newer cohort insider holdings concentrate through addresses the exclusion methodology removes (foundation multisigs, exchange custody, and staking contracts), so the post-exclusion top-holder retention measure reads near zero by construction there. Whether that reflects a structural shift in how insiders hold rather than a weaker underlying mechanism is a question the cross-section cannot resolve, and is left to future work.</w:t>
       </w:r>
     </w:p>
     <w:p>
@@ -13616,7 +13644,7 @@
         <w:pStyle w:val="FirstParagraph"/>
       </w:pPr>
       <w:r>
-        <w:t xml:space="preserve">The sector contrast documented above (Cohen’s d = 1.05) is robust to chain-architecture decomposition. When the cross-section is split by chain ecosystem, the ordering in which DePIN protocols carry higher governance concentration than DeFi protocols holds within the EVM cohort and is directionally consistent, though negligible in magnitude, within the Solana cohort. Chain architecture therefore enters this analysis as an additional observational axis, not as a substitute for the sector finding. The decomposition draws on an extended comparative cohort assembled for robustness, with both sector and chain architecture coded for each protocol; because this cohort differs from the 30-protocol primary sample, the cell-level magnitudes are not directly comparable to the headline effect size, and the question of interest is whether the sector ordering survives the split rather than the size of the gap.</w:t>
+        <w:t xml:space="preserve">The sector contrast documented above (Cohen’s d = 1.05) is robust to chain-architecture decomposition. When the cross-section is split by chain ecosystem, the ordering in which DePIN protocols carry higher governance concentration than DeFi protocols holds within the EVM cohort and is directionally consistent, though negligible in magnitude, within the Solana cohort. Chain architecture therefore enters this analysis as an additional observational axis, not as a substitute for the sector finding. The decomposition draws on an extended comparative cohort assembled for robustness, with both sector and chain architecture coded for each protocol; because this cohort differs from the 30-protocol balanced sector sample, the cell-level magnitudes are not directly comparable to the headline effect size, and the question of interest is whether the sector ordering survives the split rather than the size of the gap.</w:t>
       </w:r>
     </w:p>
     <w:tbl>
@@ -14100,7 +14128,7 @@
         <w:t xml:space="preserve"> </w:t>
       </w:r>
       <w:r>
-        <w:t xml:space="preserve">analysis across DeFi protocols documents that governance concentration</w:t>
+        <w:t xml:space="preserve">analysis (a method that filters a correlation network to retain only statistically significant co-movement links) across DeFi protocols documents that governance concentration</w:t>
       </w:r>
       <w:r>
         <w:t xml:space="preserve"> </w:t>
@@ -20575,13 +20603,13 @@
         <w:t xml:space="preserve"> </w:t>
       </w:r>
       <w:r>
-        <w:t xml:space="preserve">sectors with no clear concentration in any one; sector membership does</w:t>
-      </w:r>
-      <w:r>
-        <w:t xml:space="preserve"> </w:t>
-      </w:r>
-      <w:r>
-        <w:t xml:space="preserve">is not associated with how strongly delegation concentrates power.</w:t>
+        <w:t xml:space="preserve">sectors with no clear concentration in any one; sector membership is</w:t>
+      </w:r>
+      <w:r>
+        <w:t xml:space="preserve"> </w:t>
+      </w:r>
+      <w:r>
+        <w:t xml:space="preserve">not associated with how strongly delegation concentrates power.</w:t>
       </w:r>
     </w:p>
     <w:p>
@@ -20675,7 +20703,23 @@
         <w:pStyle w:val="BodyText"/>
       </w:pPr>
       <w:r>
-        <w:t xml:space="preserve">A power-index extension across the N = 16 cross-source voting-HHI sample (Tally + Snapshot + Solana proper-weight) refines the binary amplify-versus-disperse framing into a three-class amplification typology. Class 1 (structural-majority): top-1 voter holds an absolute majority of weight, producing Shapley-Shubik HHI mechanically at 1.000 (WXM only example in current sample; +30.85 percentage-point SS-share amplification over nominal share). Class 2 (coordinated-amplification): top-1 voter dominant with disparate second-tier weight distribution; positive but sub-majority amplification (AAVE +4.80 pp, GMX +2.93 pp, COMP-snap +2.25 pp, LDO +2.20 pp, HNT +5.45 pp, DRIFT +8.52 pp). Class 3 (track-share): top-1 SS-share tracks nominal share within 1 percentage point (UNI, COMP-tally, ARB, OP, ENS, DIMO, JUP). Pearson r between SS-HHI and Voting-HHI is 0.9756 across the N = 16 sample, with rank-stability holding across all six quorum thresholds from 0.33 through 0.75; the cross-sectional rank ordering of governance concentration is preserved whether measured by HHI or by Shapley-Shubik pivotal power. Per-class quorum-sensitivity profile: Class 1 protocols are highly quorum-sensitive (WXM SS-HHI transitions from 1.000 to 0.609 at the q = 0.74 to 0.75 boundary), Class 3 protocols are quorum-stable, and Class 2 protocols sit in between. The Class 1 versus Class 2 distinction matters for design implications because the underlying institutional dynamics differ: Class 1 reflects a single-actor absolute-veto position; Class 2 reflects coordination capacity across a dominant top-tier voter and a fragmented secondary tier where the dominant voter’s coalition-building costs scale with the second-tier fragmentation. Full per-protocol SS + Banzhaf values, quorum-variation table, and 3-class assignments are in</w:t>
+        <w:t xml:space="preserve">A power-index extension across the N = 16 cross-source voting-HHI sample (Tally + Snapshot + Solana proper-weight) refines the binary amplify-versus-disperse framing into a three-class amplification typology. Class 1 (structural-majority): top-1 voter holds an absolute majority of weight, producing Shapley-Shubik HHI mechanically at 1.000 (WXM only example in current sample; +30.85 percentage-point SS-share amplification over nominal share). Class 2 (coordinated-amplification): top-1 voter dominant with disparate second-tier weight distribution; positive but sub-majority amplification (AAVE +4.80 pp, GMX +2.93 pp, COMP-snap +2.25 pp, LDO +2.20 pp, HNT +5.45 pp, DRIFT +8.52 pp). Class 3 (track-share): top-1 SS-share tracks nominal share within 1 percentage point (UNI, COMP-tally, ARB, OP, ENS, DIMO, JUP).</w:t>
+      </w:r>
+    </w:p>
+    <w:p>
+      <w:pPr>
+        <w:pStyle w:val="BodyText"/>
+      </w:pPr>
+      <w:r>
+        <w:t xml:space="preserve">Pearson r between SS-HHI and Voting-HHI is 0.9756 across the N = 16 sample, with rank-stability holding across all six quorum thresholds from 0.33 through 0.75; the cross-sectional rank ordering of governance concentration is preserved whether measured by HHI or by Shapley-Shubik pivotal power. Per-class quorum-sensitivity profile: Class 1 protocols are highly quorum-sensitive (WXM SS-HHI transitions from 1.000 to 0.609 at the q = 0.74 to 0.75 boundary), Class 3 protocols are quorum-stable, and Class 2 protocols sit in between.</w:t>
+      </w:r>
+    </w:p>
+    <w:p>
+      <w:pPr>
+        <w:pStyle w:val="BodyText"/>
+      </w:pPr>
+      <w:r>
+        <w:t xml:space="preserve">The Class 1 versus Class 2 distinction matters for design implications because the underlying institutional dynamics differ: Class 1 reflects a single-actor absolute-veto position; Class 2 reflects coordination capacity across a dominant top-tier voter and a fragmented secondary tier where the dominant voter’s coalition-building costs scale with the second-tier fragmentation. Full per-protocol SS + Banzhaf values, quorum-variation table, and 3-class assignments are in</w:t>
       </w:r>
       <w:r>
         <w:t xml:space="preserve"> </w:t>
@@ -21323,7 +21367,15 @@
         <w:pStyle w:val="BodyText"/>
       </w:pPr>
       <w:r>
-        <w:t xml:space="preserve">The within-Solana heterogeneity is structurally organized by voting-weight mechanism design as the primary axis, with user-base composition and rewards-calibration as secondary axes. The primary driver: two of the three Solana protocols (Helium HNT; Drift DRIFT) use Voter Stake Registry (VSR) lockup-weighted vote design, where vote weight is locked-amount multiplied by a lockup-duration multiplier (HNT VSR saturates at four-year lockup; Drift VSR uses an analogous lockup multiplier within its governance program). Both VSR-using Solana protocols cluster at EVM-typical voting HHI (HNT 0.0261 to 0.0394; DRIFT 0.0833). Jupiter JUP, by contrast, uses delegated-vote weight (each token equals one vote at vote time; no lockup multiplier), and Jupiter is the only Solana protocol exhibiting voting concentration order-of-magnitude below the EVM median. The VSR design choice penalizes short-lockup voters and rewards long-lockup whales (whales can afford to lock larger positions for longer durations), raising concentration relative to per-token weighting; delegated-vote design flattens the vote-weight distribution within the active voter pool. Secondary drivers within the design classes: user-base composition (Jupiter’s 128,476-voter pool was built by a broad launch airdrop, producing a retail tail that flattens distribution within the delegated-vote class); rewards calibration (Jupiter’s Active Staker Rewards directly compensate voting participation at a high engagement rate; Helium’s VSR rewards lockup-and-vote but the lockup-weight calculus advantages whales; Drift lacks a comparable direct vote-rewards mechanism).</w:t>
+        <w:t xml:space="preserve">The within-Solana heterogeneity is structurally organized by voting-weight mechanism design as the primary axis, with user-base composition and rewards-calibration as secondary axes. The primary driver: two of the three Solana protocols (Helium HNT; Drift DRIFT) use Voter Stake Registry (VSR) lockup-weighted vote design, where vote weight is locked-amount multiplied by a lockup-duration multiplier (HNT VSR saturates at four-year lockup; Drift VSR uses an analogous lockup multiplier within its governance program). Both VSR-using Solana protocols cluster at EVM-typical voting HHI (HNT 0.0261 to 0.0394; DRIFT 0.0833). Jupiter JUP, by contrast, uses delegated-vote weight (each token equals one vote at vote time; no lockup multiplier), and Jupiter is the only Solana protocol exhibiting voting concentration order-of-magnitude below the EVM median. The VSR design choice penalizes short-lockup voters and rewards long-lockup whales (whales can afford to lock larger positions for longer durations), raising concentration relative to per-token weighting; delegated-vote design flattens the vote-weight distribution within the active voter pool.</w:t>
+      </w:r>
+    </w:p>
+    <w:p>
+      <w:pPr>
+        <w:pStyle w:val="BodyText"/>
+      </w:pPr>
+      <w:r>
+        <w:t xml:space="preserve">Secondary drivers within the design classes: user-base composition (Jupiter’s 128,476-voter pool was built by a broad launch airdrop, producing a retail tail that flattens distribution within the delegated-vote class); rewards calibration (Jupiter’s Active Staker Rewards directly compensate voting participation at a high engagement rate; Helium’s VSR rewards lockup-and-vote but the lockup-weight calculus advantages whales; Drift lacks a comparable direct vote-rewards mechanism).</w:t>
       </w:r>
     </w:p>
     <w:p>
@@ -21415,13 +21467,13 @@
     </w:p>
     <w:bookmarkEnd w:id="74"/>
     <w:bookmarkEnd w:id="75"/>
-    <w:bookmarkStart w:id="89" w:name="robustness-leave-one-out-sensitivity"/>
+    <w:bookmarkStart w:id="89" w:name="Xc10448b48f3bc18e70a56f1ee20940fec9f4b9b"/>
     <w:p>
       <w:pPr>
         <w:pStyle w:val="Heading2"/>
       </w:pPr>
       <w:r>
-        <w:t xml:space="preserve">4.6 Robustness: Leave-One-Out Sensitivity</w:t>
+        <w:t xml:space="preserve">4.6 Robustness: Leave-One-Out, Resampling, and Specification Sensitivity</w:t>
       </w:r>
     </w:p>
     <w:p>
@@ -21921,7 +21973,15 @@
         <w:t xml:space="preserve"> </w:t>
       </w:r>
       <w:r>
-        <w:t xml:space="preserve">framing, is robust to alternative non-native fee specification. A parallel cross-protocol symmetry audit of the 23-protocol subsidy sample confirms that 11 of 11 priority protocols with non-native fee streams (Helium USDC Data Credit burns; GEODNET USDC subscription burns (Blockworks, 2026a); io.net USDC compute fees; Render burn-mint equilibrium; others) already include those streams in either Token Terminal revenue or on-chain emission/fee aggregation; DIMO has a small off-chain vehicle-subscription gap below the 10 percent materiality threshold. Cross-protocol non-native-fee accounting is symmetric across the cross-section; the Livepeer outlier is not an artifact of asymmetric methodology application.</w:t>
+        <w:t xml:space="preserve">framing, is robust to alternative non-native fee specification.</w:t>
+      </w:r>
+    </w:p>
+    <w:p>
+      <w:pPr>
+        <w:pStyle w:val="BodyText"/>
+      </w:pPr>
+      <w:r>
+        <w:t xml:space="preserve">A parallel cross-protocol symmetry audit of the 23-protocol subsidy sample confirms that 11 of 11 priority protocols with non-native fee streams (Helium USDC Data Credit burns; GEODNET USDC subscription burns (Blockworks, 2026a); io.net USDC compute fees; Render burn-mint equilibrium; others) already include those streams in either Token Terminal revenue or on-chain emission/fee aggregation; DIMO has a small off-chain vehicle-subscription gap below the 10 percent materiality threshold. Cross-protocol non-native-fee accounting is symmetric across the cross-section; the Livepeer outlier is not an artifact of asymmetric methodology application.</w:t>
       </w:r>
     </w:p>
     <w:p>
@@ -22630,7 +22690,7 @@
         <w:pStyle w:val="BodyText"/>
       </w:pPr>
       <w:r>
-        <w:t xml:space="preserve">Three practical directives follow for auditors and protocol designers, each mapped to one of the paper’s findings. First, no concentration claim should be made before holder-list HHI is computed on the current holder list with explicit PCA exclusions, because addresses that cannot vote as independent governance actors otherwise inflate the estimate by the median factor of 2.3x documented here. Second, an audit should check insider-wallet retention among the current top holders rather than read insider share off the launch allocation table, because initial allocation is uninformative about current concentration while present-day insider retention is associated with it. Third, an audit should compare voting-HHI with post-exclusion holding HHI rather than assume the two coincide, because delegated power usually differs from token holdings. Fourth, an audit should treat vote-escrow systems and delegation systems as different mechanism classes rather than aggregating them under one generic governance label, since the two amplify voting concentration through different designs.</w:t>
+        <w:t xml:space="preserve">Four practical directives follow for auditors and protocol designers, each mapped to one of the paper’s findings. First, no concentration claim should be made before holder-list HHI is computed on the current holder list with explicit PCA exclusions, because addresses that cannot vote as independent governance actors otherwise inflate the estimate by the median factor of 2.3x documented here. Second, an audit should check insider-wallet retention among the current top holders rather than read insider share off the launch allocation table, because initial allocation is uninformative about current concentration while present-day insider retention is associated with it. Third, an audit should compare voting-HHI with post-exclusion holding HHI rather than assume the two coincide, because delegated power usually differs from token holdings. Fourth, an audit should treat vote-escrow systems and delegation systems as different mechanism classes rather than aggregating them under one generic governance label, since the two amplify voting concentration through different designs.</w:t>
       </w:r>
     </w:p>
     <w:bookmarkEnd w:id="91"/>
@@ -23084,7 +23144,15 @@
         <w:pStyle w:val="BodyText"/>
       </w:pPr>
       <w:r>
-        <w:t xml:space="preserve">Third, the headline is a sector contrast, and sector assignment at the DePIN, DeFi, and infrastructure layer-1 boundary is a researcher judgment call, most visibly for Bittensor (classed here as an infrastructure layer-1 rather than DePIN) and Filecoin (classed as DePIN); aggregators differ on these assignments (Section 3.1). The leave-one-out and permutation checks in Section 4.6 perturb sample membership and label assignment under a fixed taxonomy; they do not perturb the taxonomy itself, so a reviewer reclassifying borderline protocols should expect the effect size, not the direction, to move. The headline effect size (Cohen’s d = 1.05) is also computed on a balanced 15-DePIN and 15-DeFi sub-sample drawn from the larger cross-section, so the specific balanced draw is itself a measurement choice; the unbalanced full-frame contrast (15 DePIN versus all 24 DeFi, p = 0.017) and the powered Model 4 (N = 50) reproduce a significant DePIN coefficient without relying on the balanced draw. More broadly, the hand-classified layers the findings rest on, the five-class protocol-controlled-address exclusion typology, the behavioral-signature exchange-custody attribution, and the sector assignment itself, were coded by a single research team and are not accompanied by a formal second-coder inter-rater-reliability (Cohen’s kappa) statistic. We mitigate this through external entity-label grounding (Nansen Address Labels, Etherscan, and Blockscout) rather than unaided judgment, through the leave-one-out and permutation checks that perturb sector and label assignment (Section 4.6), and through two published sensitivity sweeps that bound the two classification choices most consequential for the headline, the five-specification protocol-controlled-address strictness robustness and the six-scheme insider-classification robustness, but a second-coder reliability statistic for these layers remains a worthwhile addition for a future revision.</w:t>
+        <w:t xml:space="preserve">Third, the headline is a sector contrast, and sector assignment at the DePIN, DeFi, and infrastructure layer-1 boundary is a researcher judgment call, most visibly for Bittensor (classed here as an infrastructure layer-1 rather than DePIN) and Filecoin (classed as DePIN); aggregators differ on these assignments (Section 3.1). The leave-one-out and permutation checks in Section 4.6 perturb sample membership and label assignment under a fixed taxonomy; they do not perturb the taxonomy itself, so a reviewer reclassifying borderline protocols should expect the effect size, not the direction, to move. The headline effect size (Cohen’s d = 1.05) is also computed on a balanced 15-DePIN and 15-DeFi sub-sample drawn from the larger cross-section, so the specific balanced draw is itself a measurement choice; the unbalanced full-frame contrast (15 DePIN versus all 24 DeFi, p = 0.017) and the powered Model 4 (N = 50) reproduce a significant DePIN coefficient without relying on the balanced draw.</w:t>
+      </w:r>
+    </w:p>
+    <w:p>
+      <w:pPr>
+        <w:pStyle w:val="BodyText"/>
+      </w:pPr>
+      <w:r>
+        <w:t xml:space="preserve">More broadly, the hand-classified layers the findings rest on, the five-class protocol-controlled-address exclusion typology, the behavioral-signature exchange-custody attribution, and the sector assignment itself, were coded by a single research team and are not accompanied by a formal second-coder inter-rater-reliability (Cohen’s kappa) statistic. We mitigate this through external entity-label grounding (Nansen Address Labels, Etherscan, and Blockscout) rather than unaided judgment, through the leave-one-out and permutation checks that perturb sector and label assignment (Section 4.6), and through two published sensitivity sweeps that bound the two classification choices most consequential for the headline, the five-specification protocol-controlled-address strictness robustness and the six-scheme insider-classification robustness, but a second-coder reliability statistic for these layers remains a worthwhile addition for a future revision.</w:t>
       </w:r>
     </w:p>
     <w:p>

--- a/b2/paper/B2_Frontiers_R2_clean.docx
+++ b/b2/paper/B2_Frontiers_R2_clean.docx
@@ -72,7 +72,7 @@
         <w:pStyle w:val="FirstParagraph"/>
       </w:pPr>
       <w:r>
-        <w:t xml:space="preserve">Governance concentration in token systems is a post-distribution institutional-design outcome, not a launch-allocation or holder-list artifact; it cannot be read off initial tokenomics tables or naive holder lists. Across a 52-protocol cross-section spanning DePIN, DeFi, infrastructure, and social tokens, we compute Herfindahl-Hirschman Index (HHI) concentration after excluding protocol-controlled addresses (PCAs), and find that launch-design and protocol-financial covariates (insider, team, and investor allocation; protocol maturity; circulating float; valuation ratios) are each uninformative about steady-state concentration (insider allocation Pearson r = 0.07, p = 0.68, N = 37). Post-distribution and institutional-design factors are the larger correlates: protocols with more insider wallets among top holders are more concentrated (Spearman rho = 0.48, p = 0.003, N = 37, surviving a non-insider HHI tautology check); DePIN governance is more concentrated than DeFi after correction (Mann-Whitney p = 0.011, Cohen’s d = 1.05, robust in direction across leave-one-out, permutation, and a powered multivariate specification, with statistical significance conditional on the protocol-controlled-address and exchange-custody exclusion applied symmetrically across sectors, Section 4.6.2); and delegation amplifies voting power above token holdings in thirteen of eighteen protocols with sufficient governance data, with five design-driven exceptions (ENS, GMX, HNT, JUP, LPT). A subsidy-to-concentration association appears only through a single outlier (Pearson r = 0.62 including Livepeer, r = 0.07 excluding it).</w:t>
+        <w:t xml:space="preserve">Governance concentration in token systems is a post-distribution institutional-design outcome, not a launch-allocation or holder-list artifact; it cannot be read off initial tokenomics tables or naive holder lists. Across a 52-protocol cross-section spanning DePIN, DeFi, infrastructure, and social tokens, we compute Herfindahl-Hirschman Index (HHI) concentration after excluding protocol-controlled addresses (PCAs), and find that launch-design and protocol-financial covariates (insider, team, and investor allocation; protocol maturity; circulating float; valuation ratios) are each uninformative about steady-state concentration (insider allocation Pearson r = 0.07, p = 0.68, N = 37). Post-distribution and institutional-design factors are the larger correlates. Protocols with more insider wallets among top holders are more concentrated (Spearman rho = 0.48, p = 0.003, N = 37, surviving a non-insider HHI tautology check). DePIN governance is more concentrated than DeFi after correction (Mann-Whitney p = 0.011, Cohen’s d = 1.05); the sector contrast is robust in direction across leave-one-out, permutation, and a powered multivariate specification, with statistical significance conditional on applying the protocol-controlled-address and exchange-custody exclusion symmetrically across sectors (Section 4.6.2). Delegation amplifies voting power above token holdings in thirteen of eighteen protocols with sufficient governance data, with five design-driven exceptions (ENS, GMX, HNT, JUP, LPT). A subsidy-to-concentration association appears only through a single outlier (Pearson r = 0.62 including Livepeer, r = 0.07 excluding it).</w:t>
       </w:r>
     </w:p>
     <w:p>
@@ -573,7 +573,7 @@
         <w:t xml:space="preserve"> </w:t>
       </w:r>
       <w:r>
-        <w:t xml:space="preserve">DePIN and DeFi, develop a Blockscout-verified (a blockchain contract</w:t>
+        <w:t xml:space="preserve">DePIN and DeFi. We develop a Blockscout-verified (a blockchain contract</w:t>
       </w:r>
       <w:r>
         <w:t xml:space="preserve"> </w:t>
@@ -585,7 +585,7 @@
         <w:t xml:space="preserve"> </w:t>
       </w:r>
       <w:r>
-        <w:t xml:space="preserve">protocol-controlled address exclusions (PCAs; addresses that appear on holder</w:t>
+        <w:t xml:space="preserve">protocol-controlled-address exclusions (PCAs; addresses that appear on holder</w:t>
       </w:r>
       <w:r>
         <w:t xml:space="preserve"> </w:t>
@@ -609,7 +609,7 @@
         <w:t xml:space="preserve"> </w:t>
       </w:r>
       <w:r>
-        <w:t xml:space="preserve">time, and protocol treasuries) from HHI computation, and test every available</w:t>
+        <w:t xml:space="preserve">time, and protocol treasuries) from HHI computation. We then test every available</w:t>
       </w:r>
       <w:r>
         <w:t xml:space="preserve"> </w:t>
@@ -659,13 +659,13 @@
         <w:t xml:space="preserve"> </w:t>
       </w:r>
       <w:r>
-        <w:t xml:space="preserve">and protocol treasuries. Across 38 protocols, 133 such address</w:t>
-      </w:r>
-      <w:r>
-        <w:t xml:space="preserve"> </w:t>
-      </w:r>
-      <w:r>
-        <w:t xml:space="preserve">inclusions (125 unique addresses; five recur across multiple protocols,</w:t>
+        <w:t xml:space="preserve">and protocol treasuries. Across 38 protocols, 133 such protocol-controlled-address</w:t>
+      </w:r>
+      <w:r>
+        <w:t xml:space="preserve"> </w:t>
+      </w:r>
+      <w:r>
+        <w:t xml:space="preserve">exclusions (125 unique addresses; five recur across multiple protocols,</w:t>
       </w:r>
       <w:r>
         <w:t xml:space="preserve"> </w:t>
@@ -793,7 +793,7 @@
         <w:t xml:space="preserve"> </w:t>
       </w:r>
       <w:r>
-        <w:t xml:space="preserve">broader community-delegate set or vote-weight mechanism design distributes voting power below the holding baseline.</w:t>
+        <w:t xml:space="preserve">broader community-delegate set or vote-weight mechanism design disperses voting power below the holding baseline.</w:t>
       </w:r>
     </w:p>
     <w:p>
@@ -5323,7 +5323,7 @@
               <w:pStyle w:val="Compact"/>
             </w:pPr>
             <w:r>
-              <w:t xml:space="preserve">VSR position-state via Helius RPC</w:t>
+              <w:t xml:space="preserve">Voter Stake Registry (VSR) position-state via Helius RPC</w:t>
             </w:r>
           </w:p>
         </w:tc>
@@ -6741,7 +6741,7 @@
         <w:t xml:space="preserve"> </w:t>
       </w:r>
       <w:r>
-        <w:t xml:space="preserve">on the N = 30 DePIN-vs-DeFi sector contrast (125 exclusions across 36 protocols),</w:t>
+        <w:t xml:space="preserve">on the N = 30 DePIN-vs-DeFi sector contrast (125 of the 133 exclusions, across 36 protocols),</w:t>
       </w:r>
       <w:r>
         <w:t xml:space="preserve"> </w:t>
@@ -12715,7 +12715,7 @@
         <w:pStyle w:val="BodyText"/>
       </w:pPr>
       <w:r>
-        <w:t xml:space="preserve">HHI ranges from 0.005 to 0.199 across the full sample. Among DeFi</w:t>
+        <w:t xml:space="preserve">Among DeFi</w:t>
       </w:r>
       <w:r>
         <w:t xml:space="preserve"> </w:t>
@@ -12777,37 +12777,7 @@
         <w:t xml:space="preserve"> </w:t>
       </w:r>
       <w:r>
-        <w:t xml:space="preserve">exclusion top-1,000 sample than in the raw holder list. Applying the</w:t>
-      </w:r>
-      <w:r>
-        <w:t xml:space="preserve"> </w:t>
-      </w:r>
-      <w:r>
-        <w:t xml:space="preserve">holder-list correction for Solana tokens (Helius DAS API enumeration</w:t>
-      </w:r>
-      <w:r>
-        <w:t xml:space="preserve"> </w:t>
-      </w:r>
-      <w:r>
-        <w:t xml:space="preserve">versus the systematically-undercounting Dune indexer) and the PCA</w:t>
-      </w:r>
-      <w:r>
-        <w:t xml:space="preserve"> </w:t>
-      </w:r>
-      <w:r>
-        <w:t xml:space="preserve">exclusion methodology (38 protocols with documented exclusions; Section</w:t>
-      </w:r>
-      <w:r>
-        <w:t xml:space="preserve"> </w:t>
-      </w:r>
-      <w:r>
-        <w:t xml:space="preserve">3.8), the DePIN-DeFi concentration gap is computed on a holder</w:t>
-      </w:r>
-      <w:r>
-        <w:t xml:space="preserve"> </w:t>
-      </w:r>
-      <w:r>
-        <w:t xml:space="preserve">sample materially different from the naive top-1,000 alternative. For</w:t>
+        <w:t xml:space="preserve">exclusion top-1,000 sample than in the raw holder list. For</w:t>
       </w:r>
       <w:r>
         <w:t xml:space="preserve"> </w:t>
@@ -13312,7 +13282,7 @@
         <w:pStyle w:val="BodyText"/>
       </w:pPr>
       <w:r>
-        <w:t xml:space="preserve">The specification reported here substitutes protocol maturity for insider retention so that it reproduces over the full covariate-complete sample, and serves as the reproducible robustness anchor. With the insider-retention vector now re-derived and persisted under the evidence-traced classification of record (Section 3.4), the alternative specification that enters insider retention in place of maturity also reproduces a significant DePIN sector coefficient, with the insider-retention regressor itself not significant at the full sample (the cohort difference noted above); the sector result holds across six independent insider-classification schemes (Section 4.6.4). Both specifications are documented in the replication package described in Section 5.9.</w:t>
+        <w:t xml:space="preserve">The specification reported here substitutes protocol maturity for insider retention so that it reproduces over the full covariate-complete sample, and serves as the reproducible robustness anchor. The alternative specification that enters insider retention in place of maturity also reproduces a significant DePIN sector coefficient, with the insider-retention regressor itself not significant at the full sample (the cohort difference noted above). The insider-retention vector here is the version re-derived and persisted under the evidence-traced classification of record (Section 3.4), and the sector result holds across six independent insider-classification schemes (Section 4.6.4). Both specifications are documented in the replication package described in Section 5.9.</w:t>
       </w:r>
     </w:p>
     <w:p>
@@ -16059,25 +16029,25 @@
         <w:t xml:space="preserve"> </w:t>
       </w:r>
       <w:r>
-        <w:t xml:space="preserve">class: early protocols’ commitment to governance minimization, the</w:t>
-      </w:r>
-      <w:r>
-        <w:t xml:space="preserve"> </w:t>
-      </w:r>
-      <w:r>
-        <w:t xml:space="preserve">assumption that minimal on-chain rules would produce emergent</w:t>
-      </w:r>
-      <w:r>
-        <w:t xml:space="preserve"> </w:t>
-      </w:r>
-      <w:r>
-        <w:t xml:space="preserve">decentralization is inconsistent with the concentration patterns the</w:t>
-      </w:r>
-      <w:r>
-        <w:t xml:space="preserve"> </w:t>
-      </w:r>
-      <w:r>
-        <w:t xml:space="preserve">ideology sought to prevent. Protocols whose insiders retain their</w:t>
+        <w:t xml:space="preserve">class. Early protocols’ commitment to governance minimization rested on</w:t>
+      </w:r>
+      <w:r>
+        <w:t xml:space="preserve"> </w:t>
+      </w:r>
+      <w:r>
+        <w:t xml:space="preserve">the assumption that minimal on-chain rules would produce emergent</w:t>
+      </w:r>
+      <w:r>
+        <w:t xml:space="preserve"> </w:t>
+      </w:r>
+      <w:r>
+        <w:t xml:space="preserve">decentralization, and that assumption is inconsistent with the</w:t>
+      </w:r>
+      <w:r>
+        <w:t xml:space="preserve"> </w:t>
+      </w:r>
+      <w:r>
+        <w:t xml:space="preserve">concentration patterns the ideology sought to prevent. Protocols whose insiders retain their</w:t>
       </w:r>
       <w:r>
         <w:t xml:space="preserve"> </w:t>
@@ -20033,7 +20003,7 @@
           <w:i/>
           <w:iCs/>
         </w:rPr>
-        <w:t xml:space="preserve">25.6x (Polkadot); five protocols show dispersion: ENS (0.48x), GMX</w:t>
+        <w:t xml:space="preserve">25.6x (Polkadot); five protocols show dispersion (the five dispersion</w:t>
       </w:r>
       <w:r>
         <w:rPr>
@@ -20047,35 +20017,7 @@
           <w:i/>
           <w:iCs/>
         </w:rPr>
-        <w:t xml:space="preserve">(0.87x), HNT (0.26x to 0.39x), JUP (0.12x, the most-extreme dispersion</w:t>
-      </w:r>
-      <w:r>
-        <w:rPr>
-          <w:i/>
-          <w:iCs/>
-        </w:rPr>
-        <w:t xml:space="preserve"> </w:t>
-      </w:r>
-      <w:r>
-        <w:rPr>
-          <w:i/>
-          <w:iCs/>
-        </w:rPr>
-        <w:t xml:space="preserve">outlier), and Livepeer (0.27x, the most pronounced DePIN governance</w:t>
-      </w:r>
-      <w:r>
-        <w:rPr>
-          <w:i/>
-          <w:iCs/>
-        </w:rPr>
-        <w:t xml:space="preserve"> </w:t>
-      </w:r>
-      <w:r>
-        <w:rPr>
-          <w:i/>
-          <w:iCs/>
-        </w:rPr>
-        <w:t xml:space="preserve">disperser). Per-protocol values and source notes are in Table 6 and</w:t>
+        <w:t xml:space="preserve">exceptions, Table 6). Per-protocol values and source notes are in Table 6 and</w:t>
       </w:r>
       <w:r>
         <w:rPr>
@@ -20579,19 +20521,13 @@
         <w:t xml:space="preserve"> </w:t>
       </w:r>
       <w:r>
-        <w:t xml:space="preserve">to 25.6x (Polkadot) across the thirteen amplifying protocols; ENS at 0.48x; GMX at 0.87x; HNT at 0.26x-0.39x; JUP at 0.12x; and LPT at 0.27x are</w:t>
-      </w:r>
-      <w:r>
-        <w:t xml:space="preserve"> </w:t>
-      </w:r>
-      <w:r>
-        <w:t xml:space="preserve">the five structural exceptions (ENS: mature delegate program where holders</w:t>
-      </w:r>
-      <w:r>
-        <w:t xml:space="preserve"> </w:t>
-      </w:r>
-      <w:r>
-        <w:t xml:space="preserve">systematically delegate to a broad community-delegate set; GMX: methodology-sensitive crossover per Section 4.5.1.1; HNT: Solana VSR lockup-weighted design per Section 4.5.4; JUP: Solana delegated-vote with broad airdrop user base per Section 4.5.4, the most-extreme dispersion outlier in the cross-section; LPT: Livepeer orchestrator bonded-stake delegation across roughly 100 orchestrators, the most pronounced DePIN governance disperser, with holdings concentration unchanged at the cross-section maximum). Within the</w:t>
+        <w:t xml:space="preserve">to 25.6x (Polkadot) across the thirteen amplifying protocols; ENS, GMX, HNT, JUP, and LPT are</w:t>
+      </w:r>
+      <w:r>
+        <w:t xml:space="preserve"> </w:t>
+      </w:r>
+      <w:r>
+        <w:t xml:space="preserve">the five structural exceptions (the five dispersion exceptions discussed individually in Sections 4.5.1, 4.5.1.1, and 4.5.4, with per-protocol ratios and descriptors in Table 6). Within the</w:t>
       </w:r>
       <w:r>
         <w:t xml:space="preserve"> </w:t>
@@ -21060,7 +20996,7 @@
         <w:t xml:space="preserve"> </w:t>
       </w:r>
       <w:r>
-        <w:t xml:space="preserve">(ENS at 0.48x; GMX at 0.87x; HNT at 0.26x-0.39x; JUP at 0.12x; LPT at 0.27x) together preserve the dispersion pattern</w:t>
+        <w:t xml:space="preserve">(the five dispersion exceptions, Table 6) together preserve the dispersion pattern</w:t>
       </w:r>
       <w:r>
         <w:t xml:space="preserve"> </w:t>
@@ -22613,7 +22549,7 @@
         <w:pStyle w:val="FirstParagraph"/>
       </w:pPr>
       <w:r>
-        <w:t xml:space="preserve">The sector finding does not depend on how insider holdings are coded. We re-estimate the retention specification (log-HHI on sector, revenue intensity, and the insider-retention regressor over the covariate-complete sample, N = 50) under six independent insider-classification schemes, spanning a keyword-floor lower bound (any treasury- or multisig-keyword holder counted as insider) through reliability-gated and adversarially reviewed variants to the evidence-traced classification of record (Nansen entity labels plus deployer and signer tracing; Section 3.4). The DePIN sector coefficient stays positive and significant under every scheme, with its two-sided p-value ranging from 0.0013 at the keyword floor to 0.0082 at the most permissive gap-filled variant (0.0050 under the classification of record); all six fall below 0.01. The insider-retention regressor itself is not significant under any scheme, so the sector channel, not the insider-retention channel, carries the result regardless of classification choice. Because the evidence-traced classification of record corrects the over-count present in keyword-only coding (Section 3.4), the sector signal is, if anything, sharpest there. The per-scheme estimates are tabulated in</w:t>
+        <w:t xml:space="preserve">The sector finding does not depend on how insider holdings are coded. We re-estimate the retention specification (log-HHI on sector, revenue intensity, and the insider-retention regressor over the covariate-complete sample, N = 50) under six independent insider-classification schemes. These schemes span a keyword-floor lower bound (any treasury- or multisig-keyword holder counted as insider), reliability-gated and adversarially reviewed variants, and the evidence-traced classification of record (Nansen entity labels plus deployer and signer tracing; Section 3.4). The DePIN sector coefficient stays positive and significant under every scheme, with its two-sided p-value ranging from 0.0013 at the keyword floor to 0.0082 at the most permissive gap-filled variant (0.0050 under the classification of record); all six fall below 0.01. The insider-retention regressor itself is not significant under any scheme, so the sector channel, not the insider-retention channel, carries the result regardless of classification choice. Because the evidence-traced classification of record corrects the over-count present in keyword-only coding (Section 3.4), the sector signal is, if anything, sharpest there. The per-scheme estimates are tabulated in</w:t>
       </w:r>
       <w:r>
         <w:t xml:space="preserve"> </w:t>
@@ -23056,7 +22992,7 @@
         <w:t xml:space="preserve"> </w:t>
       </w:r>
       <w:r>
-        <w:t xml:space="preserve">(Section 3.8). The exclusion methodology applies 133 address exclusions controlled by protocols themselves across 38 protocols. Correcting for these addresses changed affected protocols’ HHI by a median factor of 2.3x and up to approximately 18x, showing that prior holder-list studies can measure protocol architecture rather than governance control.</w:t>
+        <w:t xml:space="preserve">(Section 3.8). The exclusion methodology gives the field a reproducible, five-class typology for separating protocol-controlled addresses from genuine holders, applicable beyond this sample. Its contribution is to show that prior holder-list studies can measure protocol architecture rather than governance control, so any decentralization claim built on raw holder lists is unsafe until the protocol-controlled addresses are removed.</w:t>
       </w:r>
     </w:p>
     <w:p>
@@ -23110,7 +23046,7 @@
         <w:t xml:space="preserve"> </w:t>
       </w:r>
       <w:r>
-        <w:t xml:space="preserve">(Section 4.5). Voting-HHI exceeds post-exclusion holding HHI in thirteen of eighteen protocols with sufficient governance data, while ENS, GMX, HNT, JUP, and LPT show that dispersion is possible under different delegate-program, voting-mechanism, or bonded-stake-delegation designs. Curve, Balancer, and Frax form a separate vote-escrow class with much larger amplification.</w:t>
+        <w:t xml:space="preserve">(Section 4.5). The contribution to the field is to show that delegation is not a deconcentrating force by default: voting power usually concentrates above the post-exclusion holding baseline, so a holding-based decentralization audit understates true governance concentration unless it adds a voting-HHI comparison. The dispersion cases (ENS, GMX, HNT, JUP, LPT) and the separate vote-escrow class (Curve, Balancer, Frax) establish that the direction and magnitude of delegation’s effect are design-tractable rather than mechanism-inevitable.</w:t>
       </w:r>
     </w:p>
     <w:bookmarkEnd w:id="96"/>

--- a/b2/paper/B2_Frontiers_R2_clean.docx
+++ b/b2/paper/B2_Frontiers_R2_clean.docx
@@ -22914,7 +22914,7 @@
         <w:pStyle w:val="FirstParagraph"/>
       </w:pPr>
       <w:r>
-        <w:t xml:space="preserve">This paper contributes to the empirical DAO-governance literature by refining how concentration is measured. Prior work documents token inequality, voter concentration, participation gaps, and the decentralization illusion. This paper extends that literature by showing that concentration estimates change materially once protocol-controlled addresses are excluded, and by comparing holding HHI with voting-HHI across delegation systems.</w:t>
+        <w:t xml:space="preserve">Prior holder-list concentration studies (Barbereau et al., 2023; Feichtinger et al., 2023) document token inequality, voter concentration, participation gaps, and the decentralization illusion, but they measure a contaminated object: raw holder lists inflate HHI by a median factor of 2.3x and up to approximately 18x once protocol-controlled addresses are removed. The correction is not a refinement of those estimates but a change in what they measure, from protocol architecture to governance control. The holding-HHI to voting-HHI comparison across delegation systems is a second measurement layer prior work omits.</w:t>
       </w:r>
     </w:p>
     <w:p>
@@ -23557,15 +23557,15 @@
         <w:pStyle w:val="BodyText"/>
       </w:pPr>
       <w:r>
-        <w:t xml:space="preserve">For practitioners and researchers, the actionable implication is that live-governance measurement, not launch tokenomics, is the basis for any decentralization claim: a serious audit starts from PCA-corrected current holder concentration and then adds insider-retention checks, a voting-HHI to holding-HHI comparison, and delegation and vote-escrow adjustment. Token allocation is a launch document; governance concentration is a live institutional state, and only the live state can be audited. ENS and Anyone Protocol show that lower concentration and delegation-mediated dispersion are achievable through deliberate institutional design.</w:t>
-      </w:r>
-    </w:p>
-    <w:p>
-      <w:pPr>
-        <w:pStyle w:val="BodyText"/>
-      </w:pPr>
-      <w:r>
-        <w:t xml:space="preserve">The stakes of measuring concentration accurately are normative as well as descriptive. Where decisive voting weight sits with a small set of holders, participants govern under others’ discretion rather than under rules they jointly control, a condition the republican tradition names domination and the commons-governance literature treats as inconsistent with durable self-governance. A companion theoretical paper accounts for why concentration persists across protocol age, valuation, and allocation design as a structural equilibrium rather than a transient failure (Zukowski, 2026e); a companion normative paper develops the non-domination standard by which a given distribution counts as legitimate self-governance (Zukowski, 2026f). Longitudinal panel analysis and pre-registered falsifiable predictions are specified in Section 5.8 and Supplementary File S17.</w:t>
+        <w:t xml:space="preserve">For practitioners and researchers, the actionable implication is that live-governance measurement, not launch tokenomics, is the basis for any decentralization claim: a serious audit starts from PCA-corrected current holder concentration and then adds insider-retention checks, a voting-HHI to holding-HHI comparison, and delegation and vote-escrow adjustment. Token allocation is a launch document. Governance concentration is a live institutional state: the allocation table records de jure authority, and only the de facto state, measured after PCA correction, can be audited. ENS and Anyone Protocol show that lower concentration and delegation-mediated dispersion are achievable through deliberate institutional design.</w:t>
+      </w:r>
+    </w:p>
+    <w:p>
+      <w:pPr>
+        <w:pStyle w:val="BodyText"/>
+      </w:pPr>
+      <w:r>
+        <w:t xml:space="preserve">The stakes of measuring concentration accurately are normative as well as descriptive. Where decisive voting weight sits with a small set of holders, participants govern under others’ discretion rather than under rules they jointly control, a condition the republican tradition names domination and the commons-governance literature treats as inconsistent with durable self-governance. A companion theoretical paper accounts for why concentration persists across protocol age, valuation, and allocation design as a structural equilibrium rather than a transient failure (Zukowski, 2026e); a companion normative paper develops the non-domination standard by which a given distribution counts as legitimate self-governance (Zukowski, 2026f). Measured correctly, token governance concentration is not a tokenomics statistic but a political fact: it tells whether the people a protocol governs hold rule-making power or merely hold tokens.</w:t>
       </w:r>
     </w:p>
     <w:bookmarkEnd w:id="104"/>

--- a/b2/paper/B2_Frontiers_R2_clean.docx
+++ b/b2/paper/B2_Frontiers_R2_clean.docx
@@ -72,15 +72,15 @@
         <w:pStyle w:val="FirstParagraph"/>
       </w:pPr>
       <w:r>
-        <w:t xml:space="preserve">Governance concentration in token systems is a post-distribution institutional-design outcome, not a launch-allocation or holder-list artifact; it cannot be read off initial tokenomics tables or naive holder lists. Across a 52-protocol cross-section spanning DePIN, DeFi, infrastructure, and social tokens, we compute Herfindahl-Hirschman Index (HHI) concentration after excluding protocol-controlled addresses (PCAs), and find that launch-design and protocol-financial covariates (insider, team, and investor allocation; protocol maturity; circulating float; valuation ratios) are each uninformative about steady-state concentration (insider allocation Pearson r = 0.07, p = 0.68, N = 37). Post-distribution and institutional-design factors are the larger correlates. Protocols with more insider wallets among top holders are more concentrated (Spearman rho = 0.48, p = 0.003, N = 37, surviving a non-insider HHI tautology check). DePIN governance is more concentrated than DeFi after correction (Mann-Whitney p = 0.011, Cohen’s d = 1.05); the sector contrast is robust in direction across leave-one-out, permutation, and a powered multivariate specification, with statistical significance conditional on applying the protocol-controlled-address and exchange-custody exclusion symmetrically across sectors (Section 4.6.2). Delegation amplifies voting power above token holdings in thirteen of eighteen protocols with sufficient governance data, with five design-driven exceptions (ENS, GMX, HNT, JUP, LPT). A subsidy-to-concentration association appears only through a single outlier (Pearson r = 0.62 including Livepeer, r = 0.07 excluding it).</w:t>
-      </w:r>
-    </w:p>
-    <w:p>
-      <w:pPr>
-        <w:pStyle w:val="BodyText"/>
-      </w:pPr>
-      <w:r>
-        <w:t xml:space="preserve">The methodological contribution is a generalizable five-class PCA-exclusion typology that corrects systematic inflation in prior holder-list concentration studies (median inflation factor 2.3x, maximum approximately 18x); Gini and HHI capture distinct properties of the same holder set (r = 0.58) and inequality metrics cannot substitute for direct concentration measurement. All findings are descriptive associations from a single cross-section, not causal claims. The paper disciplines that descriptive status by specifying five forward predictions with explicit falsification thresholds and stated test windows, committing to pre-register their hypothesis specifications, statistical tests, and thresholds on the Open Science Framework before any panel-data or event-study extension. Together they reposition the question: token governance concentration is shaped less by launch-time allocation than by post-distribution institutional design (insider retention, architectural sector, and delegate-program structure), which is where measurement and governance-design attention should focus. The practical implication is a changed audit default: a serious decentralization audit should start from PCA-corrected current holder concentration and then add insider-retention, voting-HHI, and delegation or vote-escrow adjustment, rather than reasoning from launch allocation tables. Concentration of this kind bears on the legitimacy of decentralized governance, not only its efficiency: where a small set of holders or delegates commands decisive voting weight, the broad participation in rule modification that the commons self-governance ideal presumes is nominal rather than operative.</w:t>
+        <w:t xml:space="preserve">Governance concentration in token systems is a post-distribution institutional-design outcome, not a launch-allocation or holder-list artifact; it cannot be read off initial tokenomics tables or naive holder lists. Across a 52-protocol cross-section spanning DePIN, DeFi, infrastructure, and social tokens, we compute Herfindahl-Hirschman Index (HHI) concentration after excluding protocol-controlled addresses (PCAs), and find that launch-design and protocol-financial covariates (insider, team, and investor allocation; protocol maturity; circulating float; valuation ratios) are each uninformative about steady-state concentration (insider allocation Pearson r = 0.10, p = 0.49, N = 50). Post-distribution and institutional-design factors are the larger correlates. Protocols with more insider wallets among top holders are more concentrated (Spearman rho = 0.44, p = 0.005, N = 39, surviving a non-insider HHI tautology check at rho = 0.54). DePIN governance is more concentrated than DeFi after correction, a directionally robust finding (Cohen’s d positive across every protocol-controlled-address exclusion specification and all thirty leave-one-out folds) of medium magnitude. Under the headline voter-inclusive staking pass-through treatment the contrast is medium and rank-significant (Cohen’s d = 0.65, Mann-Whitney p = 0.028) with marginal mean-based significance (label-permutation p approximately 0.08), a heavy-tail effect of a single DeFi-side vote-escrow bloc; a uniform staking-aggregation exclusion gives a comparable effect that is significant on every test (Cohen’s d = 0.75), while an earlier inconsistent-treatment specification (Cohen’s d = 1.05) is reported as inflated rather than as the headline. The direction is the durable claim and the magnitude medium (Section 4.6.2). Delegation amplifies voting power above token holdings in thirteen of eighteen protocols with sufficient governance data, with five design-driven exceptions (ENS, GMX, HNT, JUP, LPT). A subsidy-to-concentration association appears only through a single outlier (Pearson r = 0.62 including Livepeer, r = 0.07 excluding it).</w:t>
+      </w:r>
+    </w:p>
+    <w:p>
+      <w:pPr>
+        <w:pStyle w:val="BodyText"/>
+      </w:pPr>
+      <w:r>
+        <w:t xml:space="preserve">The methodological contribution is a generalizable five-class PCA-exclusion typology that corrects systematic inflation in prior holder-list concentration studies (median inflation factor 2.3x, maximum approximately 18x); Gini and HHI capture distinct properties of the same holder set (r = 0.52) and inequality metrics cannot substitute for direct concentration measurement. All findings are descriptive associations from a single March 2026 cross-section that skews toward established, on-chain-data-rich protocols, not causal claims; the post-distribution thesis is general, while the specific point estimates are bounded to that sample. The paper disciplines that descriptive status by specifying five forward predictions with explicit falsification thresholds and stated test windows, committing to pre-register their hypothesis specifications, statistical tests, and thresholds on the Open Science Framework before any panel-data or event-study extension. Together they reposition the question: token governance concentration is shaped less by launch-time allocation than by post-distribution institutional design (insider retention, architectural sector, and delegate-program structure), which is where measurement and governance-design attention should focus. The practical implication is a changed audit default: a serious decentralization audit should start from PCA-corrected current holder concentration and then add insider-retention, voting-HHI, and delegation or vote-escrow adjustment, rather than reasoning from launch allocation tables. Concentration of this kind bears on the legitimacy of decentralized governance, not only its efficiency: where a small set of holders or delegates commands decisive voting weight, the broad participation in rule modification that the commons self-governance ideal presumes is nominal rather than operative.</w:t>
       </w:r>
     </w:p>
     <w:p>
@@ -505,7 +505,7 @@
         <w:t xml:space="preserve"> </w:t>
       </w:r>
       <w:r>
-        <w:t xml:space="preserve">rules unilaterally; concentrated voting weight establishes exactly that</w:t>
+        <w:t xml:space="preserve">rules unilaterally; concentrated voting weight constitutes exactly that</w:t>
       </w:r>
       <w:r>
         <w:t xml:space="preserve"> </w:t>
@@ -647,7 +647,7 @@
         <w:t xml:space="preserve"> </w:t>
       </w:r>
       <w:r>
-        <w:t xml:space="preserve">about current concentration; current institutional structure (sector and insider retention) is the more informative correlate; and delegation design can amplify voting concentration above the holding baseline. First, naive token holder lists include addresses</w:t>
+        <w:t xml:space="preserve">about current concentration; current institutional structure (sector and insider retention) is the more informative correlate; and delegation design can amplify voting concentration above the holding baseline. The first two are the central contributions: the corrected-measurement method, and the contrast between an uninformative launch-allocation design and an informative current insider-retention mechanism. The DePIN-versus-DeFi sector difference and the delegation-amplification pattern are secondary, directionally robust illustrations of the same post-distribution thesis, the sector contrast medium in magnitude with test-dependent significance. First, naive token holder lists include addresses</w:t>
       </w:r>
       <w:r>
         <w:t xml:space="preserve"> </w:t>
@@ -683,7 +683,7 @@
         <w:t xml:space="preserve"> </w:t>
       </w:r>
       <w:r>
-        <w:t xml:space="preserve">where Wormhole Token Bridge custody dominated naive top-1000 holdings;</w:t>
+        <w:t xml:space="preserve">where Wormhole Token Bridge custody dominated naive top-1,000 holdings;</w:t>
       </w:r>
       <w:r>
         <w:t xml:space="preserve"> </w:t>
@@ -719,13 +719,13 @@
         <w:t xml:space="preserve"> </w:t>
       </w:r>
       <w:r>
-        <w:t xml:space="preserve">retention is associated with concentration (Spearman rho = 0.48, p =</w:t>
-      </w:r>
-      <w:r>
-        <w:t xml:space="preserve"> </w:t>
-      </w:r>
-      <w:r>
-        <w:t xml:space="preserve">0.003, N = 37; Section 4.4). Third,</w:t>
+        <w:t xml:space="preserve">retention is associated with concentration (Spearman rho = 0.44, p =</w:t>
+      </w:r>
+      <w:r>
+        <w:t xml:space="preserve"> </w:t>
+      </w:r>
+      <w:r>
+        <w:t xml:space="preserve">0.005, N = 39; Section 4.4). Third,</w:t>
       </w:r>
       <w:r>
         <w:t xml:space="preserve"> </w:t>
@@ -737,7 +737,7 @@
         <w:t xml:space="preserve"> </w:t>
       </w:r>
       <w:r>
-        <w:t xml:space="preserve">correction (Mann-Whitney p = 0.011, Cohen’s d = 1.05), and the finding</w:t>
+        <w:t xml:space="preserve">correction (Mann-Whitney p = 0.028, Cohen’s d = 0.65, a medium effect under the voter-inclusive staking pass-through treatment), and the finding</w:t>
       </w:r>
       <w:r>
         <w:t xml:space="preserve"> </w:t>
@@ -793,7 +793,7 @@
         <w:t xml:space="preserve"> </w:t>
       </w:r>
       <w:r>
-        <w:t xml:space="preserve">broader community-delegate set or vote-weight mechanism design disperses voting power below the holding baseline.</w:t>
+        <w:t xml:space="preserve">broader community-delegate set, or where vote-weight mechanism design disperses voting power below the holding baseline.</w:t>
       </w:r>
     </w:p>
     <w:p>
@@ -2188,7 +2188,7 @@
         <w:t xml:space="preserve"> </w:t>
       </w:r>
       <w:r>
-        <w:t xml:space="preserve">between DAO design and commons-management scholarship. This paper uses that literature to motivate measurement of who can actually exercise governance power. The separation of ownership from control has been a central concern of corporate-governance theory since Berle and Means (1932): nominal ownership shares do not by themselves determine who directs an organization (Shleifer &amp; Vishny, 1997). Delegated token governance reproduces that separation and the principal-agent costs it creates (Jensen &amp; Meckling, 1976; Tirole, 2001, on managerial accountability and minority protection), so holder lists and voting power must be measured separately rather than assumed to coincide.</w:t>
+        <w:t xml:space="preserve">between DAO design and commons-management scholarship. This paper uses that literature to motivate measurement of who can actually exercise governance power. The separation of ownership from control has been a central concern of corporate-governance theory since Berle and Means (1932): nominal ownership shares do not by themselves determine who directs an organization (Shleifer &amp; Vishny, 1997). Delegated token governance reproduces that separation and the principal-agent costs it creates (Jensen &amp; Meckling, 1976; Tirole, 2001, on managerial accountability and minority protection). Holder lists and voting power must therefore be measured separately rather than assumed to coincide.</w:t>
       </w:r>
     </w:p>
     <w:p>
@@ -2360,13 +2360,13 @@
         <w:t xml:space="preserve"> </w:t>
       </w:r>
       <w:r>
-        <w:t xml:space="preserve">liquid democracy across 18 DAOs, finding that only 17% of tokens are</w:t>
-      </w:r>
-      <w:r>
-        <w:t xml:space="preserve"> </w:t>
-      </w:r>
-      <w:r>
-        <w:t xml:space="preserve">delegated yet the top five delegates routinely capture over 50% of</w:t>
+        <w:t xml:space="preserve">liquid democracy across 18 DAOs, finding that only 17 percent of tokens are</w:t>
+      </w:r>
+      <w:r>
+        <w:t xml:space="preserve"> </w:t>
+      </w:r>
+      <w:r>
+        <w:t xml:space="preserve">delegated yet the top five delegates routinely capture over 50 percent of</w:t>
       </w:r>
       <w:r>
         <w:t xml:space="preserve"> </w:t>
@@ -2548,13 +2548,13 @@
         <w:t xml:space="preserve"> </w:t>
       </w:r>
       <w:r>
-        <w:t xml:space="preserve">the cross-sectional allocation null documented here (Pearson r = 0.07,</w:t>
-      </w:r>
-      <w:r>
-        <w:t xml:space="preserve"> </w:t>
-      </w:r>
-      <w:r>
-        <w:t xml:space="preserve">p = 0.68, N = 37) is compatible with this scale-driven concentration</w:t>
+        <w:t xml:space="preserve">the cross-sectional allocation null documented here (Pearson r = 0.10,</w:t>
+      </w:r>
+      <w:r>
+        <w:t xml:space="preserve"> </w:t>
+      </w:r>
+      <w:r>
+        <w:t xml:space="preserve">p = 0.49, N = 50) is compatible with this scale-driven concentration</w:t>
       </w:r>
       <w:r>
         <w:t xml:space="preserve"> </w:t>
@@ -2574,7 +2574,7 @@
         <w:t xml:space="preserve"> </w:t>
       </w:r>
       <w:r>
-        <w:t xml:space="preserve">Web3 ecosystems, documenting whale dominance and voter turnout below 10%</w:t>
+        <w:t xml:space="preserve">Web3 ecosystems, documenting whale dominance and voter turnout below 10 percent</w:t>
       </w:r>
       <w:r>
         <w:t xml:space="preserve"> </w:t>
@@ -2665,7 +2665,7 @@
         <w:t xml:space="preserve"> </w:t>
       </w:r>
       <w:r>
-        <w:t xml:space="preserve">domination risk rather than routine domination in the sense the republican tradition makes precise: on Pettit’s (1997) account of freedom as non-domination, the standing capacity for arbitrary interference constitutes domination even when that power sits unexercised, so the dependent position of other participants is a structural concern and not only a matter of observed behavior. Across 10,639 proposals</w:t>
+        <w:t xml:space="preserve">domination risk rather than routine domination in the sense the republican tradition makes precise. On Pettit’s (1997) account of freedom as non-domination, the standing capacity for arbitrary interference constitutes domination even when that power sits unexercised. The dependent position of other participants is therefore a structural concern and not only a matter of observed behavior. Across 10,639 proposals</w:t>
       </w:r>
       <w:r>
         <w:t xml:space="preserve"> </w:t>
@@ -3827,7 +3827,7 @@
         <w:t xml:space="preserve"> </w:t>
       </w:r>
       <w:r>
-        <w:t xml:space="preserve">addresses the gap empirically; §3 specifies the data and methods, §4 reports the results, and the four contributions stated in §1.1 are developed across them.</w:t>
+        <w:t xml:space="preserve">addresses the gap empirically; Section 3 specifies the data and methods, Section 4 reports the results, and the four contributions stated in Section 1.1 are developed across them.</w:t>
       </w:r>
     </w:p>
     <w:bookmarkEnd w:id="30"/>
@@ -3881,7 +3881,7 @@
         <w:t xml:space="preserve"> </w:t>
       </w:r>
       <w:r>
-        <w:t xml:space="preserve">The full cross-section includes N = 52 protocols with post-exclusion holding HHI (Table 3). The allocation battery uses N = 37 protocols with initial insider allocation data. The headline DePIN-vs-DeFi contrast uses 15 DePIN and 15 DeFi protocols. Subsidy analysis uses N = 23 protocols with non-zero subsidy under either Token Terminal or on-chain metrics, and N = 22 when Livepeer is excluded. Voting-HHI comparison uses N = 18 protocols with sufficient governance data (Table 6). In market-capitalization terms, the sampled DeFi and DePIN protocols aggregate to approximately $20.5 billion and $2.7 billion respectively at the snapshot, on the order of one-third of the DeFi category and one-fifth to one-quarter of the DePIN category against contemporaneous CoinGecko category totals (DeFi approximately $56 billion, DePIN approximately $9.4 billion in early 2026); the DePIN share is sensitive to category-boundary differences across aggregators (for example, whether Bittensor is classed as DePIN or, as here, as an infrastructure layer-1).</w:t>
+        <w:t xml:space="preserve">The full cross-section includes N = 52 protocols with post-exclusion holding HHI (Table 3). The allocation battery uses N = 50 protocols with insider allocation data (companion team and investor allocation covariates on N = 45). The headline DePIN-vs-DeFi contrast uses 15 DePIN and 15 DeFi protocols. Subsidy analysis uses N = 23 protocols with non-zero subsidy under either Token Terminal or on-chain metrics, and N = 22 when Livepeer is excluded. Voting-HHI comparison uses N = 18 protocols with sufficient governance data (Table 6). In market-capitalization terms, the sampled DeFi and DePIN protocols aggregate to approximately $20.5 billion and $2.7 billion respectively at the snapshot, on the order of one-third of the DeFi category and one-fifth to one-quarter of the DePIN category against contemporaneous CoinGecko category totals (DeFi approximately $56 billion, DePIN approximately $9.4 billion in early 2026); the DePIN share is sensitive to category-boundary differences across aggregators (for example, whether Bittensor is classed as DePIN or, as here, as an infrastructure layer-1).</w:t>
       </w:r>
     </w:p>
     <w:bookmarkEnd w:id="32"/>
@@ -4239,13 +4239,13 @@
         <w:t xml:space="preserve"> </w:t>
       </w:r>
       <w:r>
-        <w:t xml:space="preserve">canonical methodology pulls top-(1000 + number of PCAs) holders by</w:t>
-      </w:r>
-      <w:r>
-        <w:t xml:space="preserve"> </w:t>
-      </w:r>
-      <w:r>
-        <w:t xml:space="preserve">balance and applies PCA exclusion to yield 1000 post-exclusion non-PCA</w:t>
+        <w:t xml:space="preserve">canonical methodology pulls top-(1,000 + number of PCAs) holders by</w:t>
+      </w:r>
+      <w:r>
+        <w:t xml:space="preserve"> </w:t>
+      </w:r>
+      <w:r>
+        <w:t xml:space="preserve">balance and applies PCA exclusion to yield 1,000 post-exclusion non-PCA</w:t>
       </w:r>
       <w:r>
         <w:t xml:space="preserve"> </w:t>
@@ -4263,7 +4263,7 @@
         <w:t xml:space="preserve"> </w:t>
       </w:r>
       <w:r>
-        <w:t xml:space="preserve">7 PCAs excluded to yield 1000 non-PCA holders for HHI computation).</w:t>
+        <w:t xml:space="preserve">7 PCAs excluded to yield 1,000 non-PCA holders for HHI computation).</w:t>
       </w:r>
       <w:r>
         <w:t xml:space="preserve"> </w:t>
@@ -4493,7 +4493,7 @@
         <w:pStyle w:val="BodyText"/>
       </w:pPr>
       <w:r>
-        <w:t xml:space="preserve">A systematic coverage gap between DeFi and DePIN protocols (Token Terminal covers approximately 100% of DeFi but only about 25% of DePIN) constrains the cross-sector revenue regression. The protocols Token Terminal does not cover, the on-chain and aggregator fallbacks applied, and the resulting partial-data subsets are documented in Supplementary File S6.</w:t>
+        <w:t xml:space="preserve">Aggregator revenue coverage is more fully developed for the established DeFi category than for the younger DePIN category, where revenue often accrues on-chain in native or ETH-denominated forms that standardized aggregator pipelines are still incorporating; Token Terminal covers essentially the full DeFi sector and roughly one-quarter of the DePIN sample, so for the remaining DePIN protocols the analysis supplements aggregator data with direct on-chain measurement, which constrains the cross-sector revenue regression to the comparably-covered subset. The DePIN protocols measured on-chain, the aggregator and on-chain fallbacks applied, and the resulting partial-data subsets are documented in Supplementary File S6.</w:t>
       </w:r>
     </w:p>
     <w:p>
@@ -6083,19 +6083,19 @@
         <w:t xml:space="preserve"> </w:t>
       </w:r>
       <w:r>
-        <w:t xml:space="preserve">to this paper’s 52-protocol sample (the exclusions log contains</w:t>
-      </w:r>
-      <w:r>
-        <w:t xml:space="preserve"> </w:t>
-      </w:r>
-      <w:r>
-        <w:t xml:space="preserve">the address-by-address documentation), but the generalizable typology</w:t>
-      </w:r>
-      <w:r>
-        <w:t xml:space="preserve"> </w:t>
-      </w:r>
-      <w:r>
-        <w:t xml:space="preserve">that future replication and extension work can apply uniformly. The</w:t>
+        <w:t xml:space="preserve">to this paper’s 52-protocol sample, but the generalizable typology</w:t>
+      </w:r>
+      <w:r>
+        <w:t xml:space="preserve"> </w:t>
+      </w:r>
+      <w:r>
+        <w:t xml:space="preserve">that future replication and extension work can apply uniformly (the</w:t>
+      </w:r>
+      <w:r>
+        <w:t xml:space="preserve"> </w:t>
+      </w:r>
+      <w:r>
+        <w:t xml:space="preserve">exclusions log contains the address-by-address documentation). The</w:t>
       </w:r>
       <w:r>
         <w:t xml:space="preserve"> </w:t>
@@ -6293,7 +6293,7 @@
         <w:t xml:space="preserve"> </w:t>
       </w:r>
       <w:r>
-        <w:t xml:space="preserve">(0x2a82ae142…; 32 percent of pre-exclusion top-1000 OP); Arbitrum</w:t>
+        <w:t xml:space="preserve">(0x2a82ae142…; 32 percent of pre-exclusion top-1,000 OP); Arbitrum</w:t>
       </w:r>
       <w:r>
         <w:t xml:space="preserve"> </w:t>
@@ -6305,13 +6305,13 @@
         <w:t xml:space="preserve"> </w:t>
       </w:r>
       <w:r>
-        <w:t xml:space="preserve">top-1000 ARB); WeatherXM treasury (74.8 percent of pre-exclusion</w:t>
-      </w:r>
-      <w:r>
-        <w:t xml:space="preserve"> </w:t>
-      </w:r>
-      <w:r>
-        <w:t xml:space="preserve">top-1000 WXM); DIMO Foundation (52.3 percent of pre-exclusion top-1000</w:t>
+        <w:t xml:space="preserve">top-1,000 ARB); WeatherXM treasury (74.8 percent of pre-exclusion</w:t>
+      </w:r>
+      <w:r>
+        <w:t xml:space="preserve"> </w:t>
+      </w:r>
+      <w:r>
+        <w:t xml:space="preserve">top-1,000 WXM); DIMO Foundation (52.3 percent of pre-exclusion top-1,000</w:t>
       </w:r>
       <w:r>
         <w:t xml:space="preserve"> </w:t>
@@ -6377,7 +6377,7 @@
         <w:t xml:space="preserve"> </w:t>
       </w:r>
       <w:r>
-        <w:t xml:space="preserve">top-1000 AAVE) is the canonical case; AAVE stakers vote through</w:t>
+        <w:t xml:space="preserve">top-1,000 AAVE) is the canonical case; AAVE stakers vote through</w:t>
       </w:r>
       <w:r>
         <w:t xml:space="preserve"> </w:t>
@@ -7128,7 +7128,7 @@
           <w:i/>
           <w:iCs/>
         </w:rPr>
-        <w:t xml:space="preserve">Holding-based HHI across 52 governance tokens (March 2026 snapshot; top-1,000 holders; 133 protocol-controlled addresses excluded across 38 protocols per Section 3.8 five-class typology, plus 64 Nansen-labeled centralized-exchange deposit wallets excluded across 21 protocols per the 2026 exchange-custody completion audit, Supplementary File S13). Bars colored by category (DeFi orange; DePIN blue; L1/L2 Infrastructure green; Social grey); sorted by category then HHI ascending. Dashed vertical line at 0.25 marks the antitrust concentration threshold. Highest HHIs cluster in DePIN (Livepeer 0.199; WeatherXM 0.148; Aethir 0.100; Helium 0.099); DeFi and L1/L2 protocols sit predominantly below 0.05.</w:t>
+        <w:t xml:space="preserve">Holding-based HHI across 52 governance tokens (March 2026 snapshot; top-1,000 holders; 133 protocol-controlled addresses excluded across 38 protocols per Section 3.8 five-class typology, plus 64 Nansen-labeled centralized-exchange deposit wallets excluded across 21 protocols per the 2026 exchange-custody completion audit, Supplementary File S13). These per-protocol HHIs use the canonical five-class exclusion of record; the headline sector contrast (abstract, Section 4.3) is characterized under the voter-inclusive staking pass-through treatment developed in Section 4.6.2 (a medium effect, Cohen’s d = 0.65, significant on the rank-based Mann-Whitney test with marginal mean-based significance), reported alongside a uniform staking-aggregation exclusion as a robustness check (Cohen’s d = 0.75, significant on every test). These staking treatments shift individual protocols (most notably Livepeer, 0.199 here versus 0.033 under the uniform exclusion) but preserve the sector-level pattern of DePIN holding HHI above DeFi. Bars colored by category (DeFi orange; DePIN blue; L1/L2 Infrastructure green; Social grey); sorted by category then HHI ascending. Dashed vertical line at 0.25 marks the antitrust concentration threshold. Highest HHIs cluster in DePIN (Livepeer 0.199; WeatherXM 0.148; Aethir 0.100; Helium 0.099); DeFi and L1/L2 protocols sit predominantly below 0.05.</w:t>
       </w:r>
     </w:p>
     <w:p>
@@ -7242,7 +7242,7 @@
         <w:t xml:space="preserve"> </w:t>
       </w:r>
       <w:r>
-        <w:t xml:space="preserve">snapshot, top-1000 holders per protocol), after applying 133</w:t>
+        <w:t xml:space="preserve">snapshot, top-1,000 holders per protocol), after applying 133</w:t>
       </w:r>
       <w:r>
         <w:t xml:space="preserve"> </w:t>
@@ -7330,7 +7330,7 @@
         <w:t xml:space="preserve"> </w:t>
       </w:r>
       <w:r>
-        <w:t xml:space="preserve">for ERC-20 tokens, Helius for Solana SPL tokens, top-1000 holders,</w:t>
+        <w:t xml:space="preserve">for ERC-20 tokens, Helius for Solana SPL tokens, top-1,000 holders,</w:t>
       </w:r>
       <w:r>
         <w:t xml:space="preserve"> </w:t>
@@ -12597,7 +12597,7 @@
           <w:i/>
           <w:iCs/>
         </w:rPr>
-        <w:t xml:space="preserve">Governance concentration cross-section (March 2026 snapshot; Dune Analytics + Helius DAS API; top-(1,000 + number of PCAs) holders per token pre-exclusion, yielding 1,000 post-exclusion non-PCA holders for HHI computation; 133 protocol-controlled-address exclusions across 38 protocols per Section 3.8 five-class typology, plus a 2026 exchange-custody completion audit that excluded an additional 64 Nansen-entity-labeled centralized-exchange deposit wallets across 21 protocols, reflected in the HHIs reported here, per Supplementary File S13; N column reflects pre-exclusion sample size). Grouped by category (within-category rows are not strictly HHI-ordered). HHI values measure raw token-holding concentration, not voting power; vote-escrowed concentration (Curve veCRV, Balancer veBAL) is expected to be higher due to lock-duration multipliers (Section 4.5.2). Hyperliquid is excluded from the subsidy regression because 97% of trading fees route to an Assistance Fund that permanently burns HYPE tokens (sink-mechanism in framework). Aethir HHI (0.100) reflects May 2026 Dune top-1008 pull with eight PCA exclusions plus three Nansen-labeled exchange-custody exclusions; Hivemapper + io.net rows from Helius DAS API. Six tokens (WLFI, ENA, PUMP, JTO, BONK, KMNO) report raw top-1000 token-holder HHI (holder measurement) rather than governance-token HHI; they appear in this distribution but are excluded from the governance sector contrast in Section 4.3.</w:t>
+        <w:t xml:space="preserve">Governance concentration cross-section (March 2026 snapshot; Dune Analytics + Helius DAS API; top-(1,000 + number of PCAs) holders per token pre-exclusion, yielding 1,000 post-exclusion non-PCA holders for HHI computation; 133 protocol-controlled-address exclusions across 38 protocols per Section 3.8 five-class typology, plus a 2026 exchange-custody completion audit that excluded an additional 64 Nansen-entity-labeled centralized-exchange deposit wallets across 21 protocols, reflected in the HHIs reported here, per Supplementary File S13; N column reflects pre-exclusion sample size; the per-protocol HHIs reported here use the canonical five-class exclusion of record, while the headline sector contrast is characterized under the voter-inclusive staking pass-through treatment of Section 4.6.2, Cohen’s d = 0.65, with the uniform staking-aggregation exclusion as a robustness check, Cohen’s d = 0.75; these staking treatments shift some protocols, most visibly Livepeer at 0.199 of-record versus 0.033 under the uniform exclusion, but preserve the sector-level pattern of DePIN holding HHI above DeFi). Grouped by category (within-category rows are not strictly HHI-ordered). HHI values measure raw token-holding concentration, not voting power; vote-escrowed concentration (Curve veCRV, Balancer veBAL) is expected to be higher due to lock-duration multipliers (Section 4.5.2). Hyperliquid is excluded from the subsidy regression because 97 percent of trading fees route to an Assistance Fund that permanently burns HYPE tokens (sink-mechanism in framework). Aethir HHI (0.100) reflects May 2026 Dune top-1008 pull with eight PCA exclusions plus three Nansen-labeled exchange-custody exclusions; Hivemapper + io.net rows from Helius DAS API. Six tokens (WLFI, ENA, PUMP, JTO, BONK, KMNO) report raw top-1,000 token-holder HHI (holder measurement) rather than governance-token HHI; they appear in this distribution but are excluded from the governance sector contrast in Section 4.3.</w:t>
       </w:r>
     </w:p>
     <w:p>
@@ -12659,7 +12659,7 @@
         <w:t xml:space="preserve"> </w:t>
       </w:r>
       <w:r>
-        <w:t xml:space="preserve">layer on behalf of depositors, holds 48% of the top-50 deposit-weighted</w:t>
+        <w:t xml:space="preserve">layer on behalf of depositors, holds 48 percent of the top-50 deposit-weighted</w:t>
       </w:r>
       <w:r>
         <w:t xml:space="preserve"> </w:t>
@@ -12671,13 +12671,13 @@
         <w:t xml:space="preserve"> </w:t>
       </w:r>
       <w:r>
-        <w:t xml:space="preserve">meta-governance position, holds 14%; Stake DAO holds 9%; the remaining</w:t>
-      </w:r>
-      <w:r>
-        <w:t xml:space="preserve"> </w:t>
-      </w:r>
-      <w:r>
-        <w:t xml:space="preserve">top-50 lockers each hold less than 4%); the methodology is</w:t>
+        <w:t xml:space="preserve">meta-governance position, holds 14 percent; Stake DAO holds 9 percent; the remaining</w:t>
+      </w:r>
+      <w:r>
+        <w:t xml:space="preserve"> </w:t>
+      </w:r>
+      <w:r>
+        <w:t xml:space="preserve">top-50 lockers each hold less than 4 percent); the methodology is</w:t>
       </w:r>
       <w:r>
         <w:t xml:space="preserve"> </w:t>
@@ -12877,25 +12877,13 @@
         <w:t xml:space="preserve"> </w:t>
       </w:r>
       <w:r>
-        <w:t xml:space="preserve">0.02. These counterexamples</w:t>
-      </w:r>
-      <w:r>
-        <w:t xml:space="preserve"> </w:t>
-      </w:r>
-      <w:r>
-        <w:t xml:space="preserve">indicate that low governance concentration is achievable across multiple</w:t>
-      </w:r>
-      <w:r>
-        <w:t xml:space="preserve"> </w:t>
-      </w:r>
-      <w:r>
-        <w:t xml:space="preserve">sectors, constraining explanations that treat high concentration as</w:t>
-      </w:r>
-      <w:r>
-        <w:t xml:space="preserve"> </w:t>
-      </w:r>
-      <w:r>
-        <w:t xml:space="preserve">structurally inevitable in any single sector. The fourth sector, social</w:t>
+        <w:t xml:space="preserve">0.02. These counterexamples constrain explanations that treat high</w:t>
+      </w:r>
+      <w:r>
+        <w:t xml:space="preserve"> </w:t>
+      </w:r>
+      <w:r>
+        <w:t xml:space="preserve">concentration as structurally inevitable in any single sector. The fourth sector, social</w:t>
       </w:r>
       <w:r>
         <w:t xml:space="preserve"> </w:t>
@@ -12999,13 +12987,13 @@
         <w:t xml:space="preserve"> </w:t>
       </w:r>
       <w:r>
-        <w:t xml:space="preserve">concentration of DeFi protocols (mean HHI 0.067 vs. 0.026, a ratio of 2.6; Mann-Whitney</w:t>
-      </w:r>
-      <w:r>
-        <w:t xml:space="preserve"> </w:t>
-      </w:r>
-      <w:r>
-        <w:t xml:space="preserve">p = 0.011, Cohen’s d = 1.05, N = 15/15). The gap holds at the</w:t>
+        <w:t xml:space="preserve">concentration of DeFi protocols (mean HHI 0.067 vs. 0.026, a ratio of 2.6; under the voter-inclusive staking pass-through treatment we adopt as the headline, Mann-Whitney</w:t>
+      </w:r>
+      <w:r>
+        <w:t xml:space="preserve"> </w:t>
+      </w:r>
+      <w:r>
+        <w:t xml:space="preserve">p = 0.028, Cohen’s d = 0.65, N = 15/15; the uniform staking-aggregation exclusion gives a comparable Cohen’s d = 0.75 at Mann-Whitney p = 0.018, Section 4.6.2). The gap holds at the</w:t>
       </w:r>
       <w:r>
         <w:t xml:space="preserve"> </w:t>
@@ -13194,7 +13182,7 @@
           <w:i/>
           <w:iCs/>
         </w:rPr>
-        <w:t xml:space="preserve">substantially: 9 of 15 DePIN protocols fall within the DeFi range. The</w:t>
+        <w:t xml:space="preserve">substantially: 9 of 15 DePIN protocols fall within the DeFi range. The displayed distributions use the of-record post-exclusion HHI; the headline sector test uses the voter-inclusive pass-through treatment (Mann-Whitney</w:t>
       </w:r>
       <w:r>
         <w:rPr>
@@ -13208,7 +13196,7 @@
           <w:i/>
           <w:iCs/>
         </w:rPr>
-        <w:t xml:space="preserve">Mann-Whitney test (p = 0.011, d = 1.05) is robust to sample composition</w:t>
+        <w:t xml:space="preserve">p = 0.028, d = 0.65; the uniform staking-aggregation exclusion gives d = 0.75 at p = 0.018) and is robust in direction to sample composition</w:t>
       </w:r>
       <w:r>
         <w:rPr>
@@ -13250,15 +13238,15 @@
           <w:i/>
           <w:iCs/>
         </w:rPr>
-        <w:t xml:space="preserve">DePIN-DeFi gap is visible in median position despite overlap in tails. The contrast uses a balanced sample (15 DePIN and 15 DeFi) to equalize the two groups for the nonparametric test; the sector effect does not depend on this balancing, holding on the full unbalanced cross-section (15 DePIN versus all 24 DeFi: Mann-Whitney p = 0.017, Cohen’s d = 1.05) and generalizing in the three-class contrast (Figure 2b, N = 44) and the multivariate specification (Table 5, Model 4, N = 50).</w:t>
-      </w:r>
-    </w:p>
-    <w:p>
-      <w:pPr>
-        <w:pStyle w:val="BodyText"/>
-      </w:pPr>
-      <w:r>
-        <w:t xml:space="preserve">Beyond the balanced sector contrast, a multi-factor model addresses what concentrates governance across the full cross-section (Table 5, Model 4). On the covariate-complete sample (N = 50), architectural sector is the robust correlate: in the powered specification the DePIN coefficient is positive and statistically significant (log-HHI, p = 0.0107; same-signed and significant at p = 0.019 in untransformed HHI) and does not attenuate when revenue intensity and protocol maturity are added. At twelve and a half observations per predictor, this parsimonious specification clears the conventional observations-per-predictor floor that the prior, more heavily controlled specification did not.</w:t>
+        <w:t xml:space="preserve">DePIN-DeFi gap is visible in median position despite overlap in tails. The contrast uses a balanced sample (15 DePIN and 15 DeFi) to equalize the two groups for the nonparametric test; the sector effect does not depend on this balancing, directionally consistent on the full unbalanced cross-section (15 DePIN versus all 24 DeFi), where significance is sensitive to the staking-aggregation treatment (Section 4.6.2) and generalizing in the three-class contrast (Figure 2b, N = 44) and the multivariate specification (Table 5, Model 4, N = 50).</w:t>
+      </w:r>
+    </w:p>
+    <w:p>
+      <w:pPr>
+        <w:pStyle w:val="BodyText"/>
+      </w:pPr>
+      <w:r>
+        <w:t xml:space="preserve">Beyond the balanced sector contrast, a multi-factor model addresses what is associated with governance concentration across the full cross-section (Table 5, Model 4). On the covariate-complete sample (N = 50), architectural sector is the robust correlate: in the powered specification the DePIN coefficient is positive and statistically significant (log-HHI, p = 0.0107; same-signed and significant at p = 0.019 in untransformed HHI) and does not attenuate when revenue intensity and protocol maturity are added. At twelve and a half observations per predictor, this parsimonious specification clears the conventional observations-per-predictor floor that the prior, more heavily controlled specification did not.</w:t>
       </w:r>
     </w:p>
     <w:p>
@@ -13274,7 +13262,7 @@
         <w:pStyle w:val="BodyText"/>
       </w:pPr>
       <w:r>
-        <w:t xml:space="preserve">Insider retention, the significant top-holder measure reported in Section 4.4, is reliably measurable only on the established-protocol cohort, where it survives the non-insider-HHI tautology check (Spearman rho = 0.54); it is not carried in the powered model because in the newer cohort insider holdings concentrate through addresses the exclusion methodology removes (foundation multisigs, exchange custody, and staking contracts), so the post-exclusion top-holder retention measure reads near zero by construction there. Whether that reflects a structural shift in how insiders hold rather than a weaker underlying mechanism is a question the cross-section cannot resolve, and is left to future work.</w:t>
+        <w:t xml:space="preserve">Insider retention, the significant top-holder measure reported in Section 4.4, is reliably measurable only on the established-protocol cohort, where it survives the non-insider-HHI tautology check (Spearman rho = 0.54); it is not carried in the powered model because in the newer cohort insider holdings concentrate through addresses the exclusion methodology removes (foundation multisigs, exchange custody, and staking contracts), so the post-exclusion top-holder retention measure reads near zero by construction there. The within-sector partial rank correlation (r = 0.47, p = 0.005; Section 4.4) favors a genuine retention mechanism that the sector dummy partly absorbs rather than a weaker underlying effect; whether the newer cohort’s near-zero post-exclusion retention reflects a structural shift in how insiders hold remains a question the cross-section cannot fully resolve, and is left to future panel work.</w:t>
       </w:r>
     </w:p>
     <w:p>
@@ -13371,13 +13359,13 @@
         <w:t xml:space="preserve"> </w:t>
       </w:r>
       <w:r>
-        <w:t xml:space="preserve">market downturn, Helium’s onchain revenue grew over 800% while leading</w:t>
-      </w:r>
-      <w:r>
-        <w:t xml:space="preserve"> </w:t>
-      </w:r>
-      <w:r>
-        <w:t xml:space="preserve">DeFi protocol fees declined 27-70% over the same period (Bane &amp; Gala, 2026; Blockworks, 2026b), suggesting that physical infrastructure revenue streams exhibit</w:t>
+        <w:t xml:space="preserve">market downturn, Helium’s onchain revenue grew over 800 percent while leading</w:t>
+      </w:r>
+      <w:r>
+        <w:t xml:space="preserve"> </w:t>
+      </w:r>
+      <w:r>
+        <w:t xml:space="preserve">DeFi protocol fees declined 27 to 70 percent over the same period (Bane &amp; Gala, 2026; Blockworks, 2026b), suggesting that physical infrastructure revenue streams exhibit</w:t>
       </w:r>
       <w:r>
         <w:t xml:space="preserve"> </w:t>
@@ -13614,7 +13602,7 @@
         <w:pStyle w:val="FirstParagraph"/>
       </w:pPr>
       <w:r>
-        <w:t xml:space="preserve">The sector contrast documented above (Cohen’s d = 1.05) is robust to chain-architecture decomposition. When the cross-section is split by chain ecosystem, the ordering in which DePIN protocols carry higher governance concentration than DeFi protocols holds within the EVM cohort and is directionally consistent, though negligible in magnitude, within the Solana cohort. Chain architecture therefore enters this analysis as an additional observational axis, not as a substitute for the sector finding. The decomposition draws on an extended comparative cohort assembled for robustness, with both sector and chain architecture coded for each protocol; because this cohort differs from the 30-protocol balanced sector sample, the cell-level magnitudes are not directly comparable to the headline effect size, and the question of interest is whether the sector ordering survives the split rather than the size of the gap.</w:t>
+        <w:t xml:space="preserve">The sector contrast documented above (Cohen’s d = 0.65 under the headline voter-inclusive pass-through treatment) is robust in direction to chain-architecture decomposition. When the cross-section is split by chain ecosystem, the ordering in which DePIN protocols carry higher governance concentration than DeFi protocols holds within the EVM cohort and is directionally consistent, though negligible in magnitude, within the Solana cohort. Chain architecture therefore enters this analysis as an additional observational axis, not as a substitute for the sector finding. The decomposition draws on an extended comparative cohort assembled for robustness, with both sector and chain architecture coded for each protocol; because this cohort differs from the 30-protocol balanced sector sample, the cell-level magnitudes are not directly comparable to the headline effect size, and the question of interest is whether the sector ordering survives the split rather than the size of the gap.</w:t>
       </w:r>
     </w:p>
     <w:tbl>
@@ -14062,13 +14050,13 @@
         <w:t xml:space="preserve"> </w:t>
       </w:r>
       <w:r>
-        <w:t xml:space="preserve">post-distribution HHI (Pearson r = 0.07, p = 0.68, N = 37; Spearman rho</w:t>
-      </w:r>
-      <w:r>
-        <w:t xml:space="preserve"> </w:t>
-      </w:r>
-      <w:r>
-        <w:t xml:space="preserve">= 0.05, p = 0.76). At N = 37 this test has roughly 80 percent power to detect a population correlation of about |r| = 0.45 (two-sided, alpha = 0.05), so the null rules out a large allocation-concentration association but is not powered to exclude small or moderate effects. The allocation-design null is therefore an upper bound on effect size rather than evidence of exact independence, reported as a bounded effect rather than as proof of no effect (Wasserstein &amp; Lazar, 2016). This null persists across alternative specifications:</w:t>
+        <w:t xml:space="preserve">post-distribution HHI (Pearson r = 0.10, p = 0.49, N = 50; Spearman rho</w:t>
+      </w:r>
+      <w:r>
+        <w:t xml:space="preserve"> </w:t>
+      </w:r>
+      <w:r>
+        <w:t xml:space="preserve">= 0.16, p = 0.27). At N = 50 this test has roughly 80 percent power to detect a population correlation of about |r| = 0.38 (two-sided, alpha = 0.05), so the null rules out a large allocation-concentration association but is not powered to exclude small or moderate effects. The allocation-design null is therefore an upper bound on effect size rather than evidence of exact independence, reported as a bounded effect rather than as proof of no effect (Wasserstein &amp; Lazar, 2016). A two-one-sided-tests equivalence procedure makes that bound explicit: the observed correlation is statistically equivalent to zero within the |r| = 0.38 envelope the sample is powered to detect (TOST p = 0.02), so the allocation null is a positive bounded-effect result rather than a mere failure to reject. The null is reported on the of-record post-exclusion holding measure displayed in Table 3; under the voter-inclusive staking pass-through treatment adopted for the sector headline (Section 4.6.2) the allocation-concentration association rises to a marginal Pearson r = 0.30 (p = 0.04), but that association is fragile rather than robust (rank-based Spearman p = 0.05, and significance does not survive dropping either of the two highest-insider protocols), and diagnostic tests rule out the denominator-renormalization mechanism that an inconsistent exclusion would otherwise produce; we therefore report the of-record null as primary and flag the allocation association as denominator-sensitive. This null persists across alternative specifications:</w:t>
       </w:r>
       <w:r>
         <w:t xml:space="preserve"> </w:t>
@@ -14092,7 +14080,7 @@
         <w:t xml:space="preserve"> </w:t>
       </w:r>
       <w:r>
-        <w:t xml:space="preserve">summarizes the bivariate battery). Statistically Validated Network</w:t>
+        <w:t xml:space="preserve">summarizes the bivariate battery). Beyond these single-covariate tests, a joint test of the full launch-design block (founder-team allocation, investor allocation, and protocol maturity) is also null: together these covariates explain 4.6 percent of the variance in post-exclusion HHI (F(3, 41) = 0.66, p = 0.58), so no launch-design covariate is informative about steady-state concentration individually or jointly. Statistically Validated Network</w:t>
       </w:r>
       <w:r>
         <w:t xml:space="preserve"> </w:t>
@@ -14130,6 +14118,14 @@
         <w:pStyle w:val="BodyText"/>
       </w:pPr>
       <w:r>
+        <w:t xml:space="preserve">A descriptive check on the post-distribution HHI panel (Supplementary File S7; quarterly governance-HHI from three to twenty-four months after token generation) corroborates the cross-sectional null longitudinally: launch insider allocation is uncorrelated with the twenty-four-month governance-HHI endpoint (Pearson r = -0.11, Spearman rho = 0.04, N = 13; both non-significant), with the three-month value (Pearson r = -0.23), and with the three-to-twenty-four-month change (Pearson r = -0.23), and the null is robust to dropping the two most influential protocols (Curve, a structural vote-escrow outlier, and Aave, the only zero-insider-allocation protocol) and to how MakerDAO’s two panel vintages are collapsed to a single protocol. This panel measures a governance-participation HHI construct that diverges from the post-exclusion holding HHI used elsewhere, most notably for vote-escrow protocols such as Curve, so it is a longitudinal corroboration of the allocation null rather than the same measure observed at a later date. Consistent with the paper’s scope (Section 5.7), these panel correlations are descriptive and do not support causal or trajectory claims; the full panel analysis is specified as future work (Section 5.8).</w:t>
+      </w:r>
+    </w:p>
+    <w:p>
+      <w:pPr>
+        <w:pStyle w:val="BodyText"/>
+      </w:pPr>
+      <w:r>
         <w:t xml:space="preserve">Methodological note on AAVE: the stkAAVE staking contract is excluded</w:t>
       </w:r>
       <w:r>
@@ -14178,7 +14174,7 @@
         <w:t xml:space="preserve"> </w:t>
       </w:r>
       <w:r>
-        <w:t xml:space="preserve">invisible to the top-1000 holder snapshot. At the address level this</w:t>
+        <w:t xml:space="preserve">invisible to the top-1,000 holder snapshot. At the address level this</w:t>
       </w:r>
       <w:r>
         <w:t xml:space="preserve"> </w:t>
@@ -14500,31 +14496,31 @@
               <w:jc w:val="left"/>
             </w:pPr>
             <w:r>
-              <w:t xml:space="preserve">0.07</w:t>
-            </w:r>
-          </w:p>
-        </w:tc>
-        <w:tc>
-          <w:tcPr/>
-          <w:p>
-            <w:pPr>
-              <w:pStyle w:val="Compact"/>
-              <w:jc w:val="left"/>
-            </w:pPr>
-            <w:r>
-              <w:t xml:space="preserve">0.68</w:t>
-            </w:r>
-          </w:p>
-        </w:tc>
-        <w:tc>
-          <w:tcPr/>
-          <w:p>
-            <w:pPr>
-              <w:pStyle w:val="Compact"/>
-              <w:jc w:val="left"/>
-            </w:pPr>
-            <w:r>
-              <w:t xml:space="preserve">37</w:t>
+              <w:t xml:space="preserve">0.10</w:t>
+            </w:r>
+          </w:p>
+        </w:tc>
+        <w:tc>
+          <w:tcPr/>
+          <w:p>
+            <w:pPr>
+              <w:pStyle w:val="Compact"/>
+              <w:jc w:val="left"/>
+            </w:pPr>
+            <w:r>
+              <w:t xml:space="preserve">0.49</w:t>
+            </w:r>
+          </w:p>
+        </w:tc>
+        <w:tc>
+          <w:tcPr/>
+          <w:p>
+            <w:pPr>
+              <w:pStyle w:val="Compact"/>
+              <w:jc w:val="left"/>
+            </w:pPr>
+            <w:r>
+              <w:t xml:space="preserve">50</w:t>
             </w:r>
           </w:p>
         </w:tc>
@@ -14574,31 +14570,31 @@
               <w:jc w:val="left"/>
             </w:pPr>
             <w:r>
-              <w:t xml:space="preserve">-0.08</w:t>
-            </w:r>
-          </w:p>
-        </w:tc>
-        <w:tc>
-          <w:tcPr/>
-          <w:p>
-            <w:pPr>
-              <w:pStyle w:val="Compact"/>
-              <w:jc w:val="left"/>
-            </w:pPr>
-            <w:r>
-              <w:t xml:space="preserve">0.62</w:t>
-            </w:r>
-          </w:p>
-        </w:tc>
-        <w:tc>
-          <w:tcPr/>
-          <w:p>
-            <w:pPr>
-              <w:pStyle w:val="Compact"/>
-              <w:jc w:val="left"/>
-            </w:pPr>
-            <w:r>
-              <w:t xml:space="preserve">37</w:t>
+              <w:t xml:space="preserve">-0.02</w:t>
+            </w:r>
+          </w:p>
+        </w:tc>
+        <w:tc>
+          <w:tcPr/>
+          <w:p>
+            <w:pPr>
+              <w:pStyle w:val="Compact"/>
+              <w:jc w:val="left"/>
+            </w:pPr>
+            <w:r>
+              <w:t xml:space="preserve">0.88</w:t>
+            </w:r>
+          </w:p>
+        </w:tc>
+        <w:tc>
+          <w:tcPr/>
+          <w:p>
+            <w:pPr>
+              <w:pStyle w:val="Compact"/>
+              <w:jc w:val="left"/>
+            </w:pPr>
+            <w:r>
+              <w:t xml:space="preserve">45</w:t>
             </w:r>
           </w:p>
         </w:tc>
@@ -14654,31 +14650,31 @@
               <w:jc w:val="left"/>
             </w:pPr>
             <w:r>
-              <w:t xml:space="preserve">0.14</w:t>
-            </w:r>
-          </w:p>
-        </w:tc>
-        <w:tc>
-          <w:tcPr/>
-          <w:p>
-            <w:pPr>
-              <w:pStyle w:val="Compact"/>
-              <w:jc w:val="left"/>
-            </w:pPr>
-            <w:r>
-              <w:t xml:space="preserve">0.39</w:t>
-            </w:r>
-          </w:p>
-        </w:tc>
-        <w:tc>
-          <w:tcPr/>
-          <w:p>
-            <w:pPr>
-              <w:pStyle w:val="Compact"/>
-              <w:jc w:val="left"/>
-            </w:pPr>
-            <w:r>
-              <w:t xml:space="preserve">37</w:t>
+              <w:t xml:space="preserve">0.19</w:t>
+            </w:r>
+          </w:p>
+        </w:tc>
+        <w:tc>
+          <w:tcPr/>
+          <w:p>
+            <w:pPr>
+              <w:pStyle w:val="Compact"/>
+              <w:jc w:val="left"/>
+            </w:pPr>
+            <w:r>
+              <w:t xml:space="preserve">0.21</w:t>
+            </w:r>
+          </w:p>
+        </w:tc>
+        <w:tc>
+          <w:tcPr/>
+          <w:p>
+            <w:pPr>
+              <w:pStyle w:val="Compact"/>
+              <w:jc w:val="left"/>
+            </w:pPr>
+            <w:r>
+              <w:t xml:space="preserve">45</w:t>
             </w:r>
           </w:p>
         </w:tc>
@@ -14734,31 +14730,31 @@
               <w:jc w:val="left"/>
             </w:pPr>
             <w:r>
-              <w:t xml:space="preserve">0.02</w:t>
-            </w:r>
-          </w:p>
-        </w:tc>
-        <w:tc>
-          <w:tcPr/>
-          <w:p>
-            <w:pPr>
-              <w:pStyle w:val="Compact"/>
-              <w:jc w:val="left"/>
-            </w:pPr>
-            <w:r>
-              <w:t xml:space="preserve">0.92</w:t>
-            </w:r>
-          </w:p>
-        </w:tc>
-        <w:tc>
-          <w:tcPr/>
-          <w:p>
-            <w:pPr>
-              <w:pStyle w:val="Compact"/>
-              <w:jc w:val="left"/>
-            </w:pPr>
-            <w:r>
-              <w:t xml:space="preserve">38</w:t>
+              <w:t xml:space="preserve">0.10</w:t>
+            </w:r>
+          </w:p>
+        </w:tc>
+        <w:tc>
+          <w:tcPr/>
+          <w:p>
+            <w:pPr>
+              <w:pStyle w:val="Compact"/>
+              <w:jc w:val="left"/>
+            </w:pPr>
+            <w:r>
+              <w:t xml:space="preserve">0.49</w:t>
+            </w:r>
+          </w:p>
+        </w:tc>
+        <w:tc>
+          <w:tcPr/>
+          <w:p>
+            <w:pPr>
+              <w:pStyle w:val="Compact"/>
+              <w:jc w:val="left"/>
+            </w:pPr>
+            <w:r>
+              <w:t xml:space="preserve">50</w:t>
             </w:r>
           </w:p>
         </w:tc>
@@ -15036,43 +15032,43 @@
               <w:jc w:val="left"/>
             </w:pPr>
             <w:r>
-              <w:t xml:space="preserve">Spearman ρ</w:t>
-            </w:r>
-          </w:p>
-        </w:tc>
-        <w:tc>
-          <w:tcPr/>
-          <w:p>
-            <w:pPr>
-              <w:pStyle w:val="Compact"/>
-              <w:jc w:val="left"/>
-            </w:pPr>
-            <w:r>
-              <w:t xml:space="preserve">0.48</w:t>
-            </w:r>
-          </w:p>
-        </w:tc>
-        <w:tc>
-          <w:tcPr/>
-          <w:p>
-            <w:pPr>
-              <w:pStyle w:val="Compact"/>
-              <w:jc w:val="left"/>
-            </w:pPr>
-            <w:r>
-              <w:t xml:space="preserve">0.003</w:t>
-            </w:r>
-          </w:p>
-        </w:tc>
-        <w:tc>
-          <w:tcPr/>
-          <w:p>
-            <w:pPr>
-              <w:pStyle w:val="Compact"/>
-              <w:jc w:val="left"/>
-            </w:pPr>
-            <w:r>
-              <w:t xml:space="preserve">37</w:t>
+              <w:t xml:space="preserve">Spearman ρ</w:t>
+            </w:r>
+          </w:p>
+        </w:tc>
+        <w:tc>
+          <w:tcPr/>
+          <w:p>
+            <w:pPr>
+              <w:pStyle w:val="Compact"/>
+              <w:jc w:val="left"/>
+            </w:pPr>
+            <w:r>
+              <w:t xml:space="preserve">0.44</w:t>
+            </w:r>
+          </w:p>
+        </w:tc>
+        <w:tc>
+          <w:tcPr/>
+          <w:p>
+            <w:pPr>
+              <w:pStyle w:val="Compact"/>
+              <w:jc w:val="left"/>
+            </w:pPr>
+            <w:r>
+              <w:t xml:space="preserve">0.005</w:t>
+            </w:r>
+          </w:p>
+        </w:tc>
+        <w:tc>
+          <w:tcPr/>
+          <w:p>
+            <w:pPr>
+              <w:pStyle w:val="Compact"/>
+              <w:jc w:val="left"/>
+            </w:pPr>
+            <w:r>
+              <w:t xml:space="preserve">39</w:t>
             </w:r>
           </w:p>
         </w:tc>
@@ -15534,7 +15530,7 @@
               <w:jc w:val="left"/>
             </w:pPr>
             <w:r>
-              <w:t xml:space="preserve">0.011</w:t>
+              <w:t xml:space="preserve">0.018</w:t>
             </w:r>
           </w:p>
         </w:tc>
@@ -15596,7 +15592,7 @@
               <w:jc w:val="left"/>
             </w:pPr>
             <w:r>
-              <w:t xml:space="preserve">0.58</w:t>
+              <w:t xml:space="preserve">0.52</w:t>
             </w:r>
           </w:p>
         </w:tc>
@@ -15620,7 +15616,7 @@
               <w:jc w:val="left"/>
             </w:pPr>
             <w:r>
-              <w:t xml:space="preserve">44</w:t>
+              <w:t xml:space="preserve">48</w:t>
             </w:r>
           </w:p>
         </w:tc>
@@ -15733,7 +15729,7 @@
           <w:i/>
           <w:iCs/>
         </w:rPr>
-        <w:t xml:space="preserve">(Section 4.6). * LOO-robust (37/37). MCap = market capitalization; FDV</w:t>
+        <w:t xml:space="preserve">(Section 4.6). * LOO-robust (39/39). MCap = market capitalization; FDV</w:t>
       </w:r>
       <w:r>
         <w:rPr>
@@ -15791,19 +15787,19 @@
         <w:t xml:space="preserve"> </w:t>
       </w:r>
       <w:r>
-        <w:t xml:space="preserve">tokens, 119 (30.5%) are identifiable as insider wallets (team,</w:t>
-      </w:r>
-      <w:r>
-        <w:t xml:space="preserve"> </w:t>
-      </w:r>
-      <w:r>
-        <w:t xml:space="preserve">foundation, or investor multisigs), 67 (17.2%) are exchange addresses,</w:t>
-      </w:r>
-      <w:r>
-        <w:t xml:space="preserve"> </w:t>
-      </w:r>
-      <w:r>
-        <w:t xml:space="preserve">78 (20.0%) are protocol contracts, and 126 (32.3%) remain unclassified.</w:t>
+        <w:t xml:space="preserve">tokens, 119 (30.5 percent) are identifiable as insider wallets (team,</w:t>
+      </w:r>
+      <w:r>
+        <w:t xml:space="preserve"> </w:t>
+      </w:r>
+      <w:r>
+        <w:t xml:space="preserve">foundation, or investor multisigs), 67 (17.2 percent) are exchange addresses,</w:t>
+      </w:r>
+      <w:r>
+        <w:t xml:space="preserve"> </w:t>
+      </w:r>
+      <w:r>
+        <w:t xml:space="preserve">78 (20.0 percent) are protocol contracts, and 126 (32.3 percent) remain unclassified.</w:t>
       </w:r>
       <w:r>
         <w:t xml:space="preserve"> </w:t>
@@ -15865,19 +15861,13 @@
         <w:t xml:space="preserve"> </w:t>
       </w:r>
       <w:r>
-        <w:t xml:space="preserve">exhibit higher governance concentration (Spearman rho = 0.48, p = 0.003,</w:t>
-      </w:r>
-      <w:r>
-        <w:t xml:space="preserve"> </w:t>
-      </w:r>
-      <w:r>
-        <w:t xml:space="preserve">N = 37), robust across all 37 leave-one-out iterations (rho range: 0.45</w:t>
-      </w:r>
-      <w:r>
-        <w:t xml:space="preserve"> </w:t>
-      </w:r>
-      <w:r>
-        <w:t xml:space="preserve">to 0.55). However, this association has a mechanical component: insider</w:t>
+        <w:t xml:space="preserve">exhibit higher governance concentration (Spearman rho = 0.44, p = 0.005,</w:t>
+      </w:r>
+      <w:r>
+        <w:t xml:space="preserve"> </w:t>
+      </w:r>
+      <w:r>
+        <w:t xml:space="preserve">N = 39), robust across all 39 leave-one-out iterations (every single-protocol exclusion remains significant). However, this association has a mechanical component: insider</w:t>
       </w:r>
       <w:r>
         <w:t xml:space="preserve"> </w:t>
@@ -15949,7 +15939,7 @@
         <w:t xml:space="preserve"> </w:t>
       </w:r>
       <w:r>
-        <w:t xml:space="preserve">positions. The balance-based measure loses significance (rho = 0.33, p =</w:t>
+        <w:t xml:space="preserve">positions. The non-insider correlation is robust to resampling and perturbation: its bootstrap 95 percent confidence interval is [0.21, 0.80] with 99.9 percent of resamples positive, a label-permutation test gives p = 0.001, and all thirty-four leave-one-out folds remain positive. Controlling for architectural sector with a partial rank correlation, the within-sector association holds (r = 0.47, p = 0.005, N = 34), so the retention-concentration link operates within sectors rather than reflecting the DePIN-versus-DeFi contrast alone. The balance-based measure loses significance (rho = 0.33, p =</w:t>
       </w:r>
       <w:r>
         <w:t xml:space="preserve"> </w:t>
@@ -16077,25 +16067,13 @@
         <w:t xml:space="preserve"> </w:t>
       </w:r>
       <w:r>
-        <w:t xml:space="preserve">concentrated non-insider holders as well, consistent with a pattern</w:t>
-      </w:r>
-      <w:r>
-        <w:t xml:space="preserve"> </w:t>
-      </w:r>
-      <w:r>
-        <w:t xml:space="preserve">where concentrated insider presence attracts or coexists with</w:t>
-      </w:r>
-      <w:r>
-        <w:t xml:space="preserve"> </w:t>
-      </w:r>
-      <w:r>
-        <w:t xml:space="preserve">concentrated non-insider holders, rather than insider balances alone</w:t>
-      </w:r>
-      <w:r>
-        <w:t xml:space="preserve"> </w:t>
-      </w:r>
-      <w:r>
-        <w:t xml:space="preserve">inflating the metric.</w:t>
+        <w:t xml:space="preserve">concentrated non-insider holders as well, rather than insider balances</w:t>
+      </w:r>
+      <w:r>
+        <w:t xml:space="preserve"> </w:t>
+      </w:r>
+      <w:r>
+        <w:t xml:space="preserve">alone inflating the metric.</w:t>
       </w:r>
     </w:p>
     <w:p>
@@ -16170,7 +16148,7 @@
           <w:i/>
           <w:iCs/>
         </w:rPr>
-        <w:t xml:space="preserve">Initial insider allocation (%) vs. post-exclusion holding HHI for 37</w:t>
+        <w:t xml:space="preserve">Initial insider allocation (%) vs. post-exclusion holding HHI for the 37</w:t>
       </w:r>
       <w:r>
         <w:rPr>
@@ -16184,7 +16162,7 @@
           <w:i/>
           <w:iCs/>
         </w:rPr>
-        <w:t xml:space="preserve">regression-ready protocols. The null relationship (r = 0.07, p = 0.68)</w:t>
+        <w:t xml:space="preserve">regression-ready protocols of the original insider-allocation cohort. The null relationship (cohort r = 0.07, p = 0.68; the null holds on the current N = 50 frame at r = 0.10, p = 0.49)</w:t>
       </w:r>
       <w:r>
         <w:rPr>
@@ -16198,7 +16176,7 @@
           <w:i/>
           <w:iCs/>
         </w:rPr>
-        <w:t xml:space="preserve">is the paper’s lead finding: initial allocation design is not associated with</w:t>
+        <w:t xml:space="preserve">is the paper ’s lead finding: initial allocation design is not associated with</w:t>
       </w:r>
       <w:r>
         <w:rPr>
@@ -16260,7 +16238,7 @@
         <w:t xml:space="preserve"> </w:t>
       </w:r>
       <w:r>
-        <w:t xml:space="preserve">distributed 31% of total supply via a single community airdrop (the</w:t>
+        <w:t xml:space="preserve">distributed 31 percent of total supply via a single community airdrop (the</w:t>
       </w:r>
       <w:r>
         <w:t xml:space="preserve"> </w:t>
@@ -16272,7 +16250,7 @@
         <w:t xml:space="preserve"> </w:t>
       </w:r>
       <w:r>
-        <w:t xml:space="preserve">model where 97% of trading fees purchase and burn the native token; it</w:t>
+        <w:t xml:space="preserve">model where 97 percent of trading fees purchase and burn the native token; it</w:t>
       </w:r>
       <w:r>
         <w:t xml:space="preserve"> </w:t>
@@ -16302,7 +16280,7 @@
         <w:t xml:space="preserve"> </w:t>
       </w:r>
       <w:r>
-        <w:t xml:space="preserve">allocation), the Foundation treasury (60 million tokens, exactly 6% of</w:t>
+        <w:t xml:space="preserve">allocation), the Foundation treasury (60 million tokens, exactly 6 percent of</w:t>
       </w:r>
       <w:r>
         <w:t xml:space="preserve"> </w:t>
@@ -16344,7 +16322,7 @@
         <w:t xml:space="preserve"> </w:t>
       </w:r>
       <w:r>
-        <w:t xml:space="preserve">causal identification claim on its own. The cross-sectional null (Pearson r = 0.07, p = 0.68, N = 37) shows that protocols across the full range of</w:t>
+        <w:t xml:space="preserve">causal identification claim on its own. The cross-sectional null (Pearson r = 0.10, p = 0.49, N = 50) shows that protocols across the full range of</w:t>
       </w:r>
       <w:r>
         <w:t xml:space="preserve"> </w:t>
@@ -16500,7 +16478,7 @@
         <w:t xml:space="preserve"> </w:t>
       </w:r>
       <w:r>
-        <w:t xml:space="preserve">insider-retention measure reported in Section 4.4 (Spearman rho = 0.48),</w:t>
+        <w:t xml:space="preserve">insider-retention measure reported in Section 4.4 (Spearman rho = 0.44),</w:t>
       </w:r>
       <w:r>
         <w:t xml:space="preserve"> </w:t>
@@ -17893,7 +17871,7 @@
         <w:pStyle w:val="BodyText"/>
       </w:pPr>
       <w:r>
-        <w:t xml:space="preserve">A bootstrap robustness check supports the sector coefficient is</w:t>
+        <w:t xml:space="preserve">A bootstrap robustness check confirms that the sector coefficient is</w:t>
       </w:r>
       <w:r>
         <w:t xml:space="preserve"> </w:t>
@@ -17917,13 +17895,13 @@
         <w:t xml:space="preserve"> </w:t>
       </w:r>
       <w:r>
-        <w:t xml:space="preserve">95% percentile interval of [+0.001, +0.091], strictly above zero.</w:t>
-      </w:r>
-      <w:r>
-        <w:t xml:space="preserve"> </w:t>
-      </w:r>
-      <w:r>
-        <w:t xml:space="preserve">The bootstrap-positive fraction is 98.0%. The Model 3 attenuation</w:t>
+        <w:t xml:space="preserve">95 percent percentile interval of [+0.001, +0.091], strictly above zero.</w:t>
+      </w:r>
+      <w:r>
+        <w:t xml:space="preserve"> </w:t>
+      </w:r>
+      <w:r>
+        <w:t xml:space="preserve">The bootstrap-positive fraction is 98.0 percent. The Model 3 attenuation</w:t>
       </w:r>
       <w:r>
         <w:t xml:space="preserve"> </w:t>
@@ -17965,7 +17943,7 @@
         <w:t xml:space="preserve"> </w:t>
       </w:r>
       <w:r>
-        <w:t xml:space="preserve">allocation null (Table 4, Pearson r = 0.07 for insider allocation</w:t>
+        <w:t xml:space="preserve">allocation null (Table 4, Pearson r = 0.10 for insider allocation</w:t>
       </w:r>
       <w:r>
         <w:t xml:space="preserve"> </w:t>
@@ -18001,7 +17979,7 @@
         <w:t xml:space="preserve"> </w:t>
       </w:r>
       <w:r>
-        <w:t xml:space="preserve">multivariate conditions. Model 4 corroborates this reading directly: with the collinear insider-allocation control replaced by revenue intensity and maturity and the sample enlarged to 50, the DePIN coefficient is both unattenuated and significant.</w:t>
+        <w:t xml:space="preserve">multivariate conditions. Model 4 corroborates this reading directly: with the collinear insider-allocation control replaced by revenue intensity and maturity and the sample enlarged to 50, the DePIN coefficient is both unattenuated and significant. An influence check confirms that no single protocol drives this result: across all fifty leave-one-out refits the DePIN coefficient stays significant in both the maturity and retention specifications (worst-case p = 0.022 and p = 0.013), and the most influential observation in the maturity specification is a DeFi protocol whose removal strengthens the DePIN coefficient rather than a DePIN protocol propping it up.</w:t>
       </w:r>
     </w:p>
     <w:bookmarkEnd w:id="62"/>
@@ -18165,13 +18143,13 @@
         <w:t xml:space="preserve"> </w:t>
       </w:r>
       <w:r>
-        <w:t xml:space="preserve">likely foundation-affiliated or early-investor wallets, control</w:t>
-      </w:r>
-      <w:r>
-        <w:t xml:space="preserve"> </w:t>
-      </w:r>
-      <w:r>
-        <w:t xml:space="preserve">governance outcomes despite relatively distributed token holdings.</w:t>
+        <w:t xml:space="preserve">likely foundation-affiliated or early-investor wallets, hold</w:t>
+      </w:r>
+      <w:r>
+        <w:t xml:space="preserve"> </w:t>
+      </w:r>
+      <w:r>
+        <w:t xml:space="preserve">concentrated governance power despite relatively distributed token holdings.</w:t>
       </w:r>
     </w:p>
     <w:tbl>
@@ -19586,7 +19564,7 @@
           <w:i/>
           <w:iCs/>
         </w:rPr>
-        <w:t xml:space="preserve">Holding versus voting concentration for protocols with sufficient governance activity (12-month lookback). Voting HHI from Tally delegate voting power (on-chain) or Snapshot vote-weighted power (off-chain) or Solana on-chain governance (VSR lockup-weighted or delegated-vote per protocol design); N is unique-voter count (Snapshot rows; 12-month rolling window), top-1000 delegate sample (Tally rows), all-delegates count (Aave Tally all-delegates pull), or unique-voter count from Solana on-chain VoteRecord parsing (Solana rows). Ratio above 1.0 indicates delegation concentrates governance above token-holdings; below 1.0 indicates delegation distributes. Holding HHIs are post-exclusion per Table 3. Thirteen of eighteen sampled protocols amplify; five structural exceptions show dispersion (ENS 0.48x and GMX 0.87x per Sections 4.5.1 + 4.5.1.1; HNT 0.26x-0.39x sensitivity-range per Section 4.5.4 VSR-lockup-weighted design; JUP 0.12x per Section 4.5.4 delegated-vote + broad-airdrop-user-base, the most-extreme dispersion outlier in the cross-section; and LPT 0.27x, the most pronounced DePIN governance disperser). The Livepeer voting HHI (‖) is computed over orchestrators by total bonded stake (self plus delegated) from the Livepeer protocol subgraph, as-of Arbitrum block 468186375 / round 4216, with N the active-orchestrator count; this governance-layer dispersion sits on a different axis from the Livepeer subsidy-outlier finding (Section 4.4), and LPT’s holding concentration remains the cross-section maximum (0.199, Table 3), so the DePIN-concentration headline is unaffected. Curve veCRV, Balancer veBAL, and Frax veFXS (15x, 21x, and 11.4x respectively) form a distinct ve-token class discussed separately in Section 4.5.2. Gnosis, Synthetix, Bittensor, and Polkadot are the N=52 additions (Supplement S15): Gnosis Snapshot linear; Synthetix Snapshot council-election weighted-debt (small-N, 30 voters); Bittensor validator-stake share via Taostats; Polkadot conviction-weighted referendum vote via Subscan, pooled over 20 decided referenda.</w:t>
+        <w:t xml:space="preserve">Holding versus voting concentration for protocols with sufficient governance activity (12-month lookback). Voting HHI from Tally delegate voting power (on-chain) or Snapshot vote-weighted power (off-chain) or Solana on-chain governance (VSR lockup-weighted or delegated-vote per protocol design); N is unique-voter count (Snapshot rows; 12-month rolling window), top-1,000 delegate sample (Tally rows), all-delegates count (Aave Tally all-delegates pull), or unique-voter count from Solana on-chain VoteRecord parsing (Solana rows). Ratio above 1.0 indicates delegation concentrates governance above token-holdings; below 1.0 indicates delegation distributes. Holding HHIs are post-exclusion per Table 3. Thirteen of eighteen sampled protocols amplify; five structural exceptions show dispersion (ENS 0.48x and GMX 0.87x per Sections 4.5.1 + 4.5.1.1; HNT 0.26x-0.39x sensitivity-range per Section 4.5.4 VSR-lockup-weighted design; JUP 0.12x per Section 4.5.4 delegated-vote + broad-airdrop-user-base, the most-extreme dispersion outlier in the cross-section; and LPT 0.27x, the most pronounced DePIN governance disperser). The Livepeer voting HHI (‖) is computed over orchestrators by total bonded stake (self plus delegated) from the Livepeer protocol subgraph, as-of Arbitrum block 468186375 / round 4216, with N the active-orchestrator count; this governance-layer dispersion sits on a different axis from the Livepeer subsidy-outlier finding (Section 4.4), and LPT’s holding concentration remains the cross-section maximum (0.199, Table 3), so the DePIN-concentration headline is unaffected. Curve veCRV, Balancer veBAL, and Frax veFXS (15x, 21x, and 11.4x respectively) form a distinct ve-token class discussed separately in Section 4.5.2. Gnosis, Synthetix, Bittensor, and Polkadot are the N=52 additions (Supplement S15): Gnosis Snapshot linear; Synthetix Snapshot council-election weighted-debt (small-N, 30 voters); Bittensor validator-stake share via Taostats; Polkadot conviction-weighted referendum vote via Subscan, pooled over 20 decided referenda.</w:t>
       </w:r>
     </w:p>
     <w:p>
@@ -19727,7 +19705,7 @@
         <w:t xml:space="preserve"> </w:t>
       </w:r>
       <w:r>
-        <w:t xml:space="preserve">top-1000 baseline, confirming the top-1000 methodology floor.</w:t>
+        <w:t xml:space="preserve">top-1,000 baseline, supporting the top-1,000 methodology floor.</w:t>
       </w:r>
     </w:p>
     <w:p>
@@ -20045,7 +20023,7 @@
           <w:i/>
           <w:iCs/>
         </w:rPr>
-        <w:t xml:space="preserve">proposals in a 12-month rolling window; Tally rows reflect top-1000</w:t>
+        <w:t xml:space="preserve">proposals in a 12-month rolling window; Tally rows reflect top-1,000</w:t>
       </w:r>
       <w:r>
         <w:rPr>
@@ -20079,7 +20057,7 @@
         <w:t xml:space="preserve"> </w:t>
       </w:r>
       <w:r>
-        <w:t xml:space="preserve">delegated-vote with broad-airdrop-user-base mechanism), GMX (0.87x, disperses; methodology-sensitive crossover from amplification 1.2x at top-100 sample to dispersion at top-1000 sample; Section 4.5.1.1), DRIFT (3.1x, amplifier; Solana VSR-lockup-weighted per</w:t>
+        <w:t xml:space="preserve">delegated-vote with broad-airdrop-user-base mechanism), GMX (0.87x, disperses; methodology-sensitive crossover from amplification 1.2x at top-100 sample to dispersion at top-1,000 sample; Section 4.5.1.1), DRIFT (3.1x, amplifier; Solana VSR-lockup-weighted per</w:t>
       </w:r>
       <w:r>
         <w:t xml:space="preserve"> </w:t>
@@ -20385,7 +20363,7 @@
         <w:t xml:space="preserve"> </w:t>
       </w:r>
       <w:r>
-        <w:t xml:space="preserve">Under the universal top-1000 holder methodology applied in this</w:t>
+        <w:t xml:space="preserve">Under the universal top-1,000 holder methodology applied in this</w:t>
       </w:r>
       <w:r>
         <w:t xml:space="preserve"> </w:t>
@@ -20752,7 +20730,7 @@
         <w:t xml:space="preserve"> </w:t>
       </w:r>
       <w:r>
-        <w:t xml:space="preserve">holding share is 16.8% while top-1 voting-power share is 12.1%</w:t>
+        <w:t xml:space="preserve">holding share is 16.8 percent while top-1 voting-power share is 12.1 percent</w:t>
       </w:r>
       <w:r>
         <w:t xml:space="preserve"> </w:t>
@@ -20916,7 +20894,7 @@
         <w:t xml:space="preserve"> </w:t>
       </w:r>
       <w:r>
-        <w:t xml:space="preserve">GMX appears to amplify at 1.2x, while at the canonical top-1000 sample</w:t>
+        <w:t xml:space="preserve">GMX appears to amplify at 1.2x, while at the canonical top-1,000 sample</w:t>
       </w:r>
       <w:r>
         <w:t xml:space="preserve"> </w:t>
@@ -20940,7 +20918,7 @@
         <w:t xml:space="preserve"> </w:t>
       </w:r>
       <w:r>
-        <w:t xml:space="preserve">(0.87x at N = 1000) indicates that GMX top-100 amplification readings</w:t>
+        <w:t xml:space="preserve">(0.87x at N = 1,000) indicates that GMX top-100 amplification readings</w:t>
       </w:r>
       <w:r>
         <w:t xml:space="preserve"> </w:t>
@@ -20952,7 +20930,7 @@
         <w:t xml:space="preserve"> </w:t>
       </w:r>
       <w:r>
-        <w:t xml:space="preserve">underlying delegate-program design; the top-1000 sample better captures</w:t>
+        <w:t xml:space="preserve">underlying delegate-program design; the top-1,000 sample better captures</w:t>
       </w:r>
       <w:r>
         <w:t xml:space="preserve"> </w:t>
@@ -21254,7 +21232,7 @@
         <w:pStyle w:val="FirstParagraph"/>
       </w:pPr>
       <w:r>
-        <w:t xml:space="preserve">Three of the eighteen Table 6 protocols (plus the ve-token class protocols in Section 4.5.2) have their largest single voting block held by a protocol-controlled aggregation entity rather than an independent community delegate: Compound Foundation (21.5% of total delegated voting power in May 2026 Tally pull); Aave stkAAVE staking contract (21.9%; aggregates underlying staker voting power as a single delegate); Curve Convex (48% of top-50 deposit-weighted veCRV share per Section 4.5.2). The three Solana-native protocols added at the earlier Table 6 expansion (JUP, HNT, DRIFT; Section 4.5.4) do not exhibit the foundation-or-aggregation-entity top-delegate pattern at the Solana SPL Governance member-set layer; among the four N=52 additions, Polkadot’s largest effective voter is an independent delegate collective (ChaosDAO OpenGov) rather than a protocol-controlled aggregation entity; Section 4.5.4.1 documents the Drift Foundation proposal-authorship-versus-vote-weight decoupling pattern that further differentiates Solana governance topology from the EVM precedents described here.</w:t>
+        <w:t xml:space="preserve">Three of the eighteen Table 6 protocols (plus the ve-token class protocols in Section 4.5.2) have their largest single voting block held by a protocol-controlled aggregation entity rather than an independent community delegate: Compound Foundation (21.5 percent of total delegated voting power in May 2026 Tally pull); Aave stkAAVE staking contract (21.9 percent; aggregates underlying staker voting power as a single delegate); Curve Convex (48 percent of top-50 deposit-weighted veCRV share per Section 4.5.2). The three Solana-native protocols added at the earlier Table 6 expansion (JUP, HNT, DRIFT; Section 4.5.4) do not exhibit the foundation-or-aggregation-entity top-delegate pattern at the Solana SPL Governance member-set layer; among the four N=52 additions, Polkadot’s largest effective voter is an independent delegate collective (ChaosDAO OpenGov) rather than a protocol-controlled aggregation entity; Section 4.5.4.1 documents the Drift Foundation proposal-authorship-versus-vote-weight decoupling pattern that further differentiates Solana governance topology from the EVM precedents described here.</w:t>
       </w:r>
     </w:p>
     <w:p>
@@ -21280,7 +21258,7 @@
         <w:pStyle w:val="FirstParagraph"/>
       </w:pPr>
       <w:r>
-        <w:t xml:space="preserve">Three Solana-native protocols in the cross-section have on-chain voting HHI computable via proper-weight methodology: Jupiter (JUP) at 0.00546 via per-signer max(weight) aggregation on</w:t>
+        <w:t xml:space="preserve">The within-Solana spread (0.005 to 0.083; 15x range) sits within the broader within-EVM voting HHI spread (full range 0.022 to 0.556 across the EVM voting-HHI cross-section; range 0.022 to 0.089 if the WeatherXM thin-pool outlier with N=73 voters is excluded). Three Solana-native protocols in the cross-section have on-chain voting HHI computable via proper-weight methodology: Jupiter (JUP) at 0.00546 via per-signer max(weight) aggregation on</w:t>
       </w:r>
       <w:r>
         <w:t xml:space="preserve"> </w:t>
@@ -21295,7 +21273,7 @@
         <w:t xml:space="preserve"> </w:t>
       </w:r>
       <w:r>
-        <w:t xml:space="preserve">(delegated-vote design); Helium (HNT) at 0.0261 to 0.0394 (sensitivity range under Voter Stake Registry lockup-weight reconstruction; 14.8 percent closed-position rate brackets the bounds); and Drift Protocol (DRIFT) at 0.0833 via direct on-chain parsing of VoteRecordV2 accounts in the DRIFT governance program (VSR lockup-weighted design analogous to HNT). The within-Solana spread (0.005 to 0.083; 15x range) sits within the broader within-EVM voting HHI spread (full range 0.022 to 0.556 across the EVM voting-HHI cross-section; range 0.022 to 0.089 if the WeatherXM thin-pool outlier with N=73 voters is excluded). The apples-to-apples within-Solana versus within-EVM comparison requires acknowledging that small-voter-pool protocols on both chains (WeatherXM N=73 on EVM; DIMO N=10 on EVM-Polygon; analogous small-pool Solana protocols outside the voting-HHI subset due to data availability) skew their respective ranges upward; the within-Solana sample does not include a comparable thin-pool outlier in the voting-HHI subset. Both Helium and Drift sit within the EVM-typical voting HHI range (HNT in the Arbitrum neighborhood at 0.0376; DRIFT in the Uniswap-to-Compound neighborhood at 0.0727 to 0.0889). Jupiter is the only Solana protocol exhibiting voting concentration order-of-magnitude below the EVM cross-section median.</w:t>
+        <w:t xml:space="preserve">(delegated-vote design); Helium (HNT) at 0.0261 to 0.0394 (sensitivity range under Voter Stake Registry lockup-weight reconstruction; 14.8 percent closed-position rate brackets the bounds); and Drift Protocol (DRIFT) at 0.0833 via direct on-chain parsing of VoteRecordV2 accounts in the DRIFT governance program (VSR lockup-weighted design analogous to HNT). The apples-to-apples within-Solana versus within-EVM comparison requires acknowledging that small-voter-pool protocols on both chains (WeatherXM N=73 on EVM; DIMO N=10 on EVM-Polygon; analogous small-pool Solana protocols outside the voting-HHI subset due to data availability) skew their respective ranges upward; the within-Solana sample does not include a comparable thin-pool outlier in the voting-HHI subset. Both Helium and Drift sit within the EVM-typical voting HHI range (HNT in the Arbitrum neighborhood at 0.0376; DRIFT in the Uniswap-to-Compound neighborhood at 0.0727 to 0.0889). Jupiter is the only Solana protocol exhibiting voting concentration order-of-magnitude below the EVM cross-section median.</w:t>
       </w:r>
     </w:p>
     <w:p>
@@ -21319,7 +21297,7 @@
         <w:pStyle w:val="BodyText"/>
       </w:pPr>
       <w:r>
-        <w:t xml:space="preserve">The pattern matters for chain-comparative governance analysis. A categorical claim that Solana governance is less concentrated than EVM governance is not supported by the proper-weight Solana sample; the apparent low-concentration finding from vote-count-proxy methodology on Helium was an artifact superseded by lockup-weight reconstruction. Chain context alone is insufficient to produce low-concentration governance, as HNT and DRIFT demonstrate by clustering in EVM-typical concentration ranges. JUP’s design choices (airdrop engagement; Active Staker Rewards; retail orientation) are protocol-design-level decisions that produce the outlier; these decisions are enabled by Solana’s low-cost voting environment, but whether they would replicate at scale on a higher-fee chain is untested because JUP is Solana-native. Protocol design and chain context co-vary for chain-tied protocols, which limits clean protocol-level versus chain-level decomposition. Section 4.5.4.1 documents the Drift Foundation proposal-authorship versus vote-weight decoupling pattern that further differentiates Solana governance topology from EVM precedents.</w:t>
+        <w:t xml:space="preserve">The pattern matters for chain-comparative governance analysis. A categorical claim that Solana governance is less concentrated than EVM governance is not supported by the proper-weight Solana sample; the apparent low-concentration finding from vote-count-proxy methodology on Helium was an artifact superseded by lockup-weight reconstruction. Chain context alone is insufficient to produce low-concentration governance, as HNT and DRIFT illustrate by clustering in EVM-typical concentration ranges. JUP’s design choices (airdrop engagement; Active Staker Rewards; retail orientation) are protocol-design-level decisions that produce the outlier; these decisions are enabled by Solana’s low-cost voting environment, but whether they would replicate at scale on a higher-fee chain is untested because JUP is Solana-native. Protocol design and chain context co-vary for chain-tied protocols, which limits clean protocol-level versus chain-level decomposition. Section 4.5.4.1 documents the Drift Foundation proposal-authorship versus vote-weight decoupling pattern that further differentiates Solana governance topology from EVM precedents.</w:t>
       </w:r>
     </w:p>
     <w:bookmarkEnd w:id="71"/>
@@ -21441,7 +21419,7 @@
         <w:t xml:space="preserve"> </w:t>
       </w:r>
       <w:r>
-        <w:t xml:space="preserve">resamples following the holder-list cutoff correction. Across the 30 iterations the leave-one-out p ranges from 0.006 to 0.020 (Cohen’s d 0.97 to 1.17); a two-sided permutation test (100,000 sector-label reassignments) yields p = 0.004; and a non-parametric bootstrap (10,000 resamples) yields a 95 percent mean-difference interval of [0.016, 0.070] HHI points (Cohen’s d 95 percent CI [0.56, 1.72]), strictly excluding zero. Findings</w:t>
+        <w:t xml:space="preserve">resamples following the holder-list cutoff correction. Across the 30 iterations the leave-one-out p ranges from 0.006 to 0.031 (Cohen’s d 0.68 to 0.92); a two-sided permutation test (100,000 sector-label reassignments) yields p = 0.009; and a non-parametric bootstrap (10,000 resamples) yields a 95 percent mean-difference interval of [0.010, 0.081] HHI points (Cohen’s d 95 percent CI [0.40, 1.52]), strictly excluding zero. Findings</w:t>
       </w:r>
       <w:r>
         <w:t xml:space="preserve"> </w:t>
@@ -21550,25 +21528,19 @@
         <w:pStyle w:val="BodyText"/>
       </w:pPr>
       <w:r>
-        <w:t xml:space="preserve">The insider concentration relationship (Spearman rho = 0.48, p = 0.003,</w:t>
-      </w:r>
-      <w:r>
-        <w:t xml:space="preserve"> </w:t>
-      </w:r>
-      <w:r>
-        <w:t xml:space="preserve">N = 37) is robust: it remains</w:t>
-      </w:r>
-      <w:r>
-        <w:t xml:space="preserve"> </w:t>
-      </w:r>
-      <w:r>
-        <w:t xml:space="preserve">significant across all 37 single-protocol exclusions, with rho ranging</w:t>
-      </w:r>
-      <w:r>
-        <w:t xml:space="preserve"> </w:t>
-      </w:r>
-      <w:r>
-        <w:t xml:space="preserve">from 0.45 to 0.55. Neither the highest-insider protocols (DIMO and</w:t>
+        <w:t xml:space="preserve">The insider concentration relationship (Spearman rho = 0.44, p = 0.005,</w:t>
+      </w:r>
+      <w:r>
+        <w:t xml:space="preserve"> </w:t>
+      </w:r>
+      <w:r>
+        <w:t xml:space="preserve">N = 39) is robust: it remains</w:t>
+      </w:r>
+      <w:r>
+        <w:t xml:space="preserve"> </w:t>
+      </w:r>
+      <w:r>
+        <w:t xml:space="preserve">significant across all 39 single-protocol exclusions. Neither the highest-insider protocols (DIMO and</w:t>
       </w:r>
       <w:r>
         <w:t xml:space="preserve"> </w:t>
@@ -21668,7 +21640,7 @@
         <w:pStyle w:val="BodyText"/>
       </w:pPr>
       <w:r>
-        <w:t xml:space="preserve">The DePIN-versus-DeFi sector difference (Mann-Whitney p = 0.011, Cohen’s d = 1.05) is robust to sample composition. The test remains significant</w:t>
+        <w:t xml:space="preserve">The DePIN-versus-DeFi sector difference is robust in direction and medium in magnitude under a consistent staking-aggregation exclusion (Mann-Whitney p = 0.018, Cohen’s d = 0.75). The test remains significant</w:t>
       </w:r>
       <w:r>
         <w:t xml:space="preserve"> </w:t>
@@ -21680,19 +21652,19 @@
         <w:t xml:space="preserve"> </w:t>
       </w:r>
       <w:r>
-        <w:t xml:space="preserve">to 0.020; Cohen’s d range: 0.97 to 1.17; per-iteration LOO data (see Supplementary Figure S5b in Supplementary File S5 for the LOO forest plot) covers the per-</w:t>
-      </w:r>
-      <w:r>
-        <w:t xml:space="preserve"> </w:t>
-      </w:r>
-      <w:r>
-        <w:t xml:space="preserve">iteration forest plot with bootstrap 95% CI on the headline d). No single dropped</w:t>
-      </w:r>
-      <w:r>
-        <w:t xml:space="preserve"> </w:t>
-      </w:r>
-      <w:r>
-        <w:t xml:space="preserve">protocol pushes the per-iteration p-value above 0.020, and no single</w:t>
+        <w:t xml:space="preserve">to 0.031; Cohen’s d range: 0.68 to 0.92; the per-iteration forest plot with bootstrap 95 percent CI on the</w:t>
+      </w:r>
+      <w:r>
+        <w:t xml:space="preserve"> </w:t>
+      </w:r>
+      <w:r>
+        <w:t xml:space="preserve">robustness-treatment d is in Supplementary Figure S5b in Supplementary File S5). No single dropped</w:t>
+      </w:r>
+      <w:r>
+        <w:t xml:space="preserve"> </w:t>
+      </w:r>
+      <w:r>
+        <w:t xml:space="preserve">protocol pushes the per-iteration p-value above 0.031, and no single</w:t>
       </w:r>
       <w:r>
         <w:t xml:space="preserve"> </w:t>
@@ -21704,13 +21676,13 @@
         <w:t xml:space="preserve"> </w:t>
       </w:r>
       <w:r>
-        <w:t xml:space="preserve">test (100,000 random reassignments of sector labels) yields p = 0.004,</w:t>
-      </w:r>
-      <w:r>
-        <w:t xml:space="preserve"> </w:t>
-      </w:r>
-      <w:r>
-        <w:t xml:space="preserve">consistent with the direction not being an artifact of the asymptotic</w:t>
+        <w:t xml:space="preserve">test (100,000 random reassignments of sector labels) yields p = 0.009,</w:t>
+      </w:r>
+      <w:r>
+        <w:t xml:space="preserve"> </w:t>
+      </w:r>
+      <w:r>
+        <w:t xml:space="preserve">confirming that the direction is not an artifact of the asymptotic</w:t>
       </w:r>
       <w:r>
         <w:t xml:space="preserve"> </w:t>
@@ -21722,25 +21694,25 @@
         <w:t xml:space="preserve"> </w:t>
       </w:r>
       <w:r>
-        <w:t xml:space="preserve">(10,000 resamples) yields a 95% percentile interval of [+0.016,</w:t>
-      </w:r>
-      <w:r>
-        <w:t xml:space="preserve"> </w:t>
-      </w:r>
-      <w:r>
-        <w:t xml:space="preserve">+0.070] HHI points, strictly excluding zero; the Cohen’s d 95%</w:t>
-      </w:r>
-      <w:r>
-        <w:t xml:space="preserve"> </w:t>
-      </w:r>
-      <w:r>
-        <w:t xml:space="preserve">percentile interval is [0.56, 1.72], strictly above the small-effect</w:t>
-      </w:r>
-      <w:r>
-        <w:t xml:space="preserve"> </w:t>
-      </w:r>
-      <w:r>
-        <w:t xml:space="preserve">threshold and including the conventional large-effect threshold (d = 0.8; Cohen, 1988) within the upper portion of the interval. We characterize this finding as robust under</w:t>
+        <w:t xml:space="preserve">(10,000 resamples) yields a 95 percent percentile interval of [+0.010,</w:t>
+      </w:r>
+      <w:r>
+        <w:t xml:space="preserve"> </w:t>
+      </w:r>
+      <w:r>
+        <w:t xml:space="preserve">+0.081] HHI points, strictly excluding zero; the Cohen’s d 95 percent</w:t>
+      </w:r>
+      <w:r>
+        <w:t xml:space="preserve"> </w:t>
+      </w:r>
+      <w:r>
+        <w:t xml:space="preserve">percentile interval is [0.40, 1.52], spanning the small-to-large range with the point estimate at the medium level, so it remains above the small-effect</w:t>
+      </w:r>
+      <w:r>
+        <w:t xml:space="preserve"> </w:t>
+      </w:r>
+      <w:r>
+        <w:t xml:space="preserve">threshold and including the conventional large-effect threshold (d = 0.8; Cohen, 1988) in the upper portion. The powered multivariate specification on the governance-token sample retains a significant positive DePIN coefficient under the consistent exclusion (+0.87, p = 0.02; Section 4.6.2). We characterize this finding as robust in direction and medium in magnitude under</w:t>
       </w:r>
       <w:r>
         <w:t xml:space="preserve"> </w:t>
@@ -21821,7 +21793,7 @@
           <w:i/>
           <w:iCs/>
         </w:rPr>
-        <w:t xml:space="preserve">Leave-one-out forest plot for the DePIN-versus-DeFi sector contrast. Each row reports Cohen’s d (point estimate) for the Mann-Whitney sector test recomputed after dropping the named protocol from the 30-protocol sector sample (N = 15 DePIN + 15 DeFi). All 30 iterations remain statistically significant at p &lt; 0.05 (per-iteration p range 0.006 to 0.020); the Cohen’s d point estimates span 0.97 to 1.17 across iterations. The bootstrap 95 percent percentile interval on the headline d (10,000 resamples; full-sample estimate) is [0.56, 1.72], strictly above the small-effect threshold and including the conventional large-effect threshold (d = 0.8). No single protocol drives the sector contrast; the finding is structurally robust to single-observation perturbation.</w:t>
+        <w:t xml:space="preserve">Leave-one-out forest plot for the DePIN-versus-DeFi sector contrast, computed under the uniform staking-aggregation exclusion of Section 4.6.2 (the robustness-check treatment, Cohen’s d = 0.75; the headline voter-inclusive pass-through treatment is reported in Section 4.6.2 and the abstract). Each row reports Cohen’s d (point estimate) for the Mann-Whitney sector test recomputed after dropping the named protocol from the 30-protocol sector sample (N = 15 DePIN + 15 DeFi). All 30 iterations remain statistically significant at p &lt; 0.05 (per-iteration p range 0.006 to 0.031); the Cohen’s d point estimates span 0.68 to 0.92 across iterations. The bootstrap 95 percent percentile interval on d under this exclusion (10,000 resamples; full-sample estimate) is [0.40, 1.52], spanning the small-to-large range with the point estimate at the medium level (d = 0.8 sits in the upper portion of the interval). No single protocol drives the sector contrast; the finding is structurally robust to single-observation perturbation.</w:t>
       </w:r>
     </w:p>
     <w:p>
@@ -21897,7 +21869,7 @@
         <w:pStyle w:val="BodyText"/>
       </w:pPr>
       <w:r>
-        <w:t xml:space="preserve">A specification-robustness check addresses whether the 88.5x ratio is sensitive to alternative non-native fee specifications. Token Terminal reports Livepeer revenue at zero because TT does not capture the ETH-denominated transcoding fees that LPT-staking orchestrators earn directly via the TicketBroker contract on Arbitrum; the canonical 88.5x uses revenue_onchain_usd = $838,701 from TicketBroker ETH-fee aggregation. Cross-validation against Messari State of Livepeer Q1-Q3 2025 reports yields trailing-twelve-month ETH-fee estimates in the $1.17M to $1.43M range; the canonical $838,701 sits within 30 to 40 percent of these external estimates, consistent with time-window mismatch and AI Subnet activity ramp during the measurement window. Sensitivity analysis under upper-bound ETH-fee specification ($1.43M) reduces the ratio from 88.5x to 51.9x; even quadrupling the specification to $3.4M produces 21.8x, which remains far above the next-highest subsidy ratio in the cross-section (Filecoin at 46.05x). The 3-sigma outlier status, and therefore the</w:t>
+        <w:t xml:space="preserve">A specification-robustness check addresses whether the 88.5x ratio is sensitive to alternative non-native fee specifications. Livepeer’s revenue accrues on-chain as ETH-denominated transcoding fees that LPT-staking orchestrators earn directly via the TicketBroker contract on Arbitrum, a native form that standardized aggregator pipelines (including Token Terminal) do not yet capture; the canonical 88.5x therefore uses revenue_onchain_usd = $838,701 from direct TicketBroker ETH-fee aggregation. Cross-validation against Messari State of Livepeer Q1-Q3 2025 reports yields trailing-twelve-month ETH-fee estimates in the $1.17M to $1.43M range; the canonical $838,701 sits within 30 to 40 percent of these external estimates, consistent with time-window mismatch and AI Subnet activity ramp during the measurement window. Sensitivity analysis under upper-bound ETH-fee specification ($1.43M) reduces the ratio from 88.5x to 51.9x; even quadrupling the specification to $3.4M produces 21.8x, which remains far above the next-highest subsidy ratio in the cross-section (Filecoin at 46.05x). The 3-sigma outlier status, and therefore the</w:t>
       </w:r>
       <w:r>
         <w:t xml:space="preserve"> </w:t>
@@ -22443,7 +22415,7 @@
         <w:t xml:space="preserve"> </w:t>
       </w:r>
       <w:r>
-        <w:t xml:space="preserve">The amplification finding is robust to (a) top-1,000 versus all-delegates sampling depth on Tally (empirically validated by 4-of-10 protocols at all-delegates depth with sub-0.005 HHI shifts); (b) PCA-symmetric exclusion via holder-side plus signer-side canonical stores on Snapshot (under both concentration-reducing and concentration-increasing direction-of-effect outcomes, both of which are substantive findings); and (c) proper-weight versus vote-count methodology on VSR-using protocols (vote-count proxy understates HNT concentration by 5x to 7.5x per the multi-source extension EC log). Full per-protocol detail in</w:t>
+        <w:t xml:space="preserve">The amplification finding is robust to (a) top-1,000 versus all-delegates sampling depth on Tally (empirically validated by 4-of-10 protocols at all-delegates depth with sub-0.005 HHI shifts); (b) PCA-symmetric exclusion via holder-side plus signer-side canonical stores on Snapshot (under both concentration-reducing and concentration-increasing direction-of-effect outcomes, both of which are substantive findings); and (c) proper-weight versus vote-count methodology on VSR-using protocols (vote-count proxy understates HNT concentration by 5x to 7.5x per the multi-source extension). Full per-protocol detail in</w:t>
       </w:r>
       <w:r>
         <w:t xml:space="preserve"> </w:t>
@@ -22475,23 +22447,39 @@
         <w:pStyle w:val="FirstParagraph"/>
       </w:pPr>
       <w:r>
-        <w:t xml:space="preserve">The sector contrast is robust to PCA exclusion strictness. We recompute the Mann-Whitney sector test under five progressively weaker exclusion specifications, from the canonical 5-class typology (all protocol-treasury, burn destinations, intermediary contracts, bridge contracts, and CEX custody addresses excluded) through to a minimal-exclusion case that excludes only burn destinations. Cohen’s d stays positive across all five (range 0.17 to 0.94), so the directional claim (DePIN HHI &gt; DeFi HHI in central tendency) does not depend on which exclusion strictness is chosen. Statistical significance at the 0.05 threshold holds for the canonical typology and its nearest neighbor (excluding CEX custody from the exclusion set) but is exhausted as more non-vote-eligible custody mass flows back into the holding distribution at the weakest specifications. The PCA exclusion methodology is therefore load-bearing for the inferential claim of significance; the directional claim is robust to specification choice.</w:t>
-      </w:r>
-    </w:p>
-    <w:p>
-      <w:pPr>
-        <w:pStyle w:val="BodyText"/>
-      </w:pPr>
-      <w:r>
-        <w:t xml:space="preserve">Two per-class findings from the sweep carry downstream methodology implications. Class 3 (staking-aggregation contracts) carries disproportionate sector-distinguishing signal relative to its small share of total exclusion addresses: dropping Class 3 in addition to Classes 4 and 5 materially reduces the sector effect size (Supplementary File S10). Future researchers operationalizing this methodology should treat Class 3 identification as load-bearing for sector-comparative inference rather than a minor procedural step. Class 5 (centralized-exchange custody) is also load-bearing once exchange-deposit wallets are fully identified by entity label: retaining all Class 5 holders collapses the balanced sector contrast from p = 0.011 (Cohen’s d = 1.05) to p = 0.184 (Cohen’s d = 0.52, not significant), because exchange-deposit concentration is sector-similar and masks the genuine governance-holder difference until it is removed. Complete CEX identification (Nansen entity labels across all fifty-two protocols, Supplementary File S13) is therefore methodologically essential for detecting the sector contrast rather than an optional refinement.</w:t>
-      </w:r>
-    </w:p>
-    <w:p>
-      <w:pPr>
-        <w:pStyle w:val="BodyText"/>
-      </w:pPr>
-      <w:r>
-        <w:t xml:space="preserve">Full per-specification table and per-cell numerical detail are in</w:t>
+        <w:t xml:space="preserve">The directional sector contrast (DePIN holding HHI above DeFi) is stable across the full range of exclusion strictness. Cohen’s d stays positive across five progressively weaker specifications, from the canonical five-class typology through a minimal case excluding only burn destinations, so the direction of the effect does not depend on the strictness chosen. The magnitude and significance, by contrast, are sensitive to the completeness and consistency of the exclusion, developed below.</w:t>
+      </w:r>
+    </w:p>
+    <w:p>
+      <w:pPr>
+        <w:pStyle w:val="BodyText"/>
+      </w:pPr>
+      <w:r>
+        <w:t xml:space="preserve">Treating staking-aggregation contracts (Class 3) consistently across sectors is load-bearing for the magnitude and significance of the contrast. A complete entity-label audit (Nansen plus on-chain reads across all Nansen-supported protocols) shows staking aggregates hold large, sector-asymmetric supply shares: a single staking or vote-escrow contract holds 64 percent of staked GMX, 49 percent of Rocket Pool RPL, and 40 percent of vote-escrowed CRV. We adopt the voter-inclusive pass-through treatment, which counts each staking aggregate as its measured underlying stakers, as the primary headline treatment, and report the uniform staking-aggregation exclusion as a robustness check that is significant on every test. Excluding the staking-aggregation class uniformly across both sectors yields a medium effect (Cohen’s d = 0.75) that is significant on both the rank-based Mann-Whitney test (p = 0.018) and a label-permutation test on the mean difference (p = 0.009), with all thirty leave-one-out folds significant and a bootstrap interval on d of [0.40, 1.52], whose lower bound sits just below the conventional medium threshold, so the medium characterization rests on the point estimate while the interval spans small to large. A voter-inclusive treatment that instead distributes each aggregate across its measured underlying stakers (68,127 stakers for staked GMX and 1,655 node operators for Rocket Pool, both highly distributed; vote-escrowed CRV the one concentrated exception, 49 percent Convex-controlled) yields a comparable medium effect (Cohen’s d = 0.65) that remains significant on the rank-based test (Mann-Whitney p = 0.028; all thirty leave-one-out folds significant) but is only borderline on the mean-based permutation test (p approximately 0.08). That gap is a heavy-tail signature rather than an absence of effect: a single Convex-controlled vote-escrow bloc on the DeFi side enlarges the mean-difference permutation null, whereas the rank-based Mann-Whitney test is insensitive to the magnitude of that tail, which is why we treat the rank-based result as the primary inference and the marginal mean-based permutation as a disclosed tail-sensitivity. The two treatments agree on the substantive reading: the direction is robust, the magnitude is medium, and significance sits at the margin of conventional thresholds and depends on the test.</w:t>
+      </w:r>
+    </w:p>
+    <w:p>
+      <w:pPr>
+        <w:pStyle w:val="BodyText"/>
+      </w:pPr>
+      <w:r>
+        <w:t xml:space="preserve">The powered multivariate specification (Table 5, Model 4) is computed on the governance-token sample, holding the six holder-measurement protocols at their raw-holder HHI, because the governance-address exclusion does not properly reshape raw top-1,000 holder concentration; on that sample the DePIN coefficient is +0.87 (p = 0.02) under the complete exclusion. Including the six holder-measurement protocols with a governance-address exclusion mis-applied to them drops the coefficient to non-significance, which is a sample-composition artifact rather than a loss of signal.</w:t>
+      </w:r>
+    </w:p>
+    <w:p>
+      <w:pPr>
+        <w:pStyle w:val="BodyText"/>
+      </w:pPr>
+      <w:r>
+        <w:t xml:space="preserve">An earlier specification excluded DeFi-side staking aggregates but retained one DePIN-side staking pool; that asymmetry inflated the top DePIN value (Livepeer holding HHI 0.199 versus 0.033 under consistent exclusion) and produced a large, clean-significance result (Cohen’s d = 1.05, both tests below 0.01) that does not survive a consistent treatment. We therefore characterize the sector contrast as a directionally robust, medium effect: significant on the rank-based and leave-one-out tests with marginal mean-based significance under the headline voter-inclusive pass-through treatment (Cohen’s d = 0.65), and significant on every test under the uniform staking-aggregation exclusion robustness check (Cohen’s d = 0.75), rather than a large and unambiguously significant one.</w:t>
+      </w:r>
+    </w:p>
+    <w:p>
+      <w:pPr>
+        <w:pStyle w:val="BodyText"/>
+      </w:pPr>
+      <w:r>
+        <w:t xml:space="preserve">Full per-specification table, per-cell numerical detail, and the per-pool staking decomposition are in Supplementary Files S10 and S22, the former at</w:t>
       </w:r>
       <w:r>
         <w:t xml:space="preserve"> </w:t>
@@ -22523,7 +22511,7 @@
         <w:pStyle w:val="FirstParagraph"/>
       </w:pPr>
       <w:r>
-        <w:t xml:space="preserve">Rank ordering across concentration metrics is stable: HHI-Theil Pearson r = 0.77 and HHI-Gini Pearson r = 0.58 (both p &lt; 0.001) on the post-exclusion sample. The bivariate associations in Table 4 (sector contrast, insider-retention significance, subsidy fragility) would not flip under Gini-based or Theil-based measurement. The HHI-Gini correlation is moderate rather than perfect because the two metrics weight the holder distribution differently (HHI is dominated by top-share squared terms; Gini integrates the full Lorenz curve), so each adds some independent information about distributional shape while agreeing on protocol rank ordering.</w:t>
+        <w:t xml:space="preserve">Rank ordering across concentration metrics is stable: HHI-Theil Pearson r = 0.77 and HHI-Gini Pearson r = 0.52 (both p &lt; 0.001, N = 48) on the post-exclusion sample. The bivariate associations in Table 4 (sector contrast, insider-retention significance, subsidy fragility) would not flip under Gini-based or Theil-based measurement. The HHI-Gini correlation is moderate rather than perfect because the two metrics weight the holder distribution differently (HHI is dominated by top-share squared terms; Gini integrates the full Lorenz curve), so each adds some independent information about distributional shape while agreeing on protocol rank ordering.</w:t>
       </w:r>
     </w:p>
     <w:p>
@@ -22888,7 +22876,7 @@
         <w:pStyle w:val="FirstParagraph"/>
       </w:pPr>
       <w:r>
-        <w:t xml:space="preserve">Several empirical risks deserve candid acknowledgment. First, concentration may be efficient in some protocols if high-stake holders are also the participants most informed about protocol maintenance. This paper does not resolve that normative dispute; it documents that concentration should be measured after PCA correction and voting-power adjustment before decentralization claims are made, and it leaves the standard for when a given concentration distribution is legitimate to the companion normative paper, which grounds that standard in non-domination and Ostrom’s principles for enduring self-governance (Zukowski, 2026f). Second, launch allocation is empirically uninformative about current concentration, so audits that rely on allocation documents alone will miss post-distribution accumulation. Third, voting-HHI depends on governance-platform data that can drift over time, making rank ordering more durable than exact point estimates. Fourth, the sector contrast is contingent on the exchange-custody exclusion. Retaining all centralized-exchange deposit wallets reduces the balanced contrast to p = 0.184 (Cohen’s d = 0.52, not significant); only complete entity-label exchange identification recovers the p = 0.011 result. We treat complete exchange identification as the correct measurement (Section 4.6.2), but the result is load-bearing on this choice and is reported as such here rather than only as a methodological refinement.</w:t>
+        <w:t xml:space="preserve">Several empirical risks deserve candid acknowledgment. First, concentration may be efficient in some protocols if high-stake holders are also the participants most informed about protocol maintenance. This paper does not resolve that normative dispute; it documents that concentration should be measured after PCA correction and voting-power adjustment before decentralization claims are made, and it leaves the standard for when a given concentration distribution is legitimate to the companion normative paper, which grounds that standard in non-domination and Ostrom’s principles for enduring self-governance (Zukowski, 2026f). Second, launch allocation is empirically uninformative about current concentration, so audits that rely on allocation documents alone will miss post-distribution accumulation. Third, voting-HHI depends on governance-platform data that can drift over time, making rank ordering more durable than exact point estimates. Fourth, the magnitude and significance of the sector contrast are sensitive to the completeness and consistency of the protocol-controlled-address exclusion, particularly the treatment of staking-aggregation contracts and exchange custody. Under the headline voter-inclusive pass-through treatment the contrast is a medium effect (Cohen’s d = 0.65) significant on the rank-based and leave-one-out tests with marginal mean-based significance; the uniform staking-aggregation exclusion robustness check gives a comparable medium effect (Cohen’s d = 0.75) significant across the rank-based, permutation, leave-one-out, and properly-specified multivariate tests; weaker or inconsistent exclusions move both the magnitude and the significance, and the previously-reported large effect reflected an inconsistent staking treatment. We report the direction as durable, the magnitude as medium, and significance as robust under the uniform exclusion and marginal under the headline pass-through treatment (Section 4.6.2).</w:t>
       </w:r>
     </w:p>
     <w:p>
@@ -22940,15 +22928,15 @@
         <w:pStyle w:val="FirstParagraph"/>
       </w:pPr>
       <w:r>
-        <w:t xml:space="preserve">Across 52 protocols, naive holder lists are a weak basis for governance claims. PCA exclusion corrects large measurement artifacts, with median HHI inflation of 2.3x and a maximum near 18x in affected protocols. Initial insider allocation is uninformative about post-distribution concentration (Pearson r = 0.07, p = 0.68, N = 37), while current insider wallet retention is associated with concentration (Spearman rho = 0.48, p = 0.003, N = 37); the non-insider HHI check supports this as more than a purely mechanical result.</w:t>
-      </w:r>
-    </w:p>
-    <w:p>
-      <w:pPr>
-        <w:pStyle w:val="BodyText"/>
-      </w:pPr>
-      <w:r>
-        <w:t xml:space="preserve">DePIN protocols are more concentrated than DeFi protocols after correction (mean HHI 0.067 vs 0.026; Mann-Whitney p = 0.011; Cohen’s d = 1.05), but the finding is descriptive and partially attenuates in the smallest multivariate specification. Subsidy dependence does not generalize as a concentration indicator once Livepeer is excluded (r = 0.07, p = 0.76, N = 22). Delegation usually amplifies voting concentration above token holdings in thirteen of eighteen protocols with sufficient governance data, with ENS, GMX, HNT, JUP, and LPT as dispersion exceptions.</w:t>
+        <w:t xml:space="preserve">Across 52 protocols, naive holder lists are a weak basis for governance claims. PCA exclusion corrects large measurement artifacts, with median HHI inflation of 2.3x and a maximum near 18x in affected protocols. Initial insider allocation is uninformative about post-distribution concentration (Pearson r = 0.10, p = 0.49, N = 50), while current insider wallet retention is associated with concentration (Spearman rho = 0.44, p = 0.005, N = 39); the non-insider HHI check supports this as more than a purely mechanical result (rho = 0.54).</w:t>
+      </w:r>
+    </w:p>
+    <w:p>
+      <w:pPr>
+        <w:pStyle w:val="BodyText"/>
+      </w:pPr>
+      <w:r>
+        <w:t xml:space="preserve">DePIN protocols are more concentrated than DeFi protocols after correction (mean HHI 0.067 vs 0.026; Mann-Whitney p = 0.028; Cohen’s d = 0.65, a medium effect under the voter-inclusive pass-through treatment; the uniform staking-aggregation exclusion gives a comparable d = 0.75 at p = 0.018, significant on every test), but the finding is descriptive and partially attenuates in the smallest multivariate specification. Subsidy dependence does not generalize as a concentration indicator once Livepeer is excluded (r = 0.07, p = 0.76, N = 22). Delegation usually amplifies voting concentration above token holdings in thirteen of eighteen protocols with sufficient governance data, with ENS, GMX, HNT, JUP, and LPT as dispersion exceptions.</w:t>
       </w:r>
     </w:p>
     <w:p>
@@ -23046,7 +23034,7 @@
         <w:t xml:space="preserve"> </w:t>
       </w:r>
       <w:r>
-        <w:t xml:space="preserve">(Section 4.5). The contribution to the field is to show that delegation is not a deconcentrating force by default: voting power usually concentrates above the post-exclusion holding baseline, so a holding-based decentralization audit understates true governance concentration unless it adds a voting-HHI comparison. The dispersion cases (ENS, GMX, HNT, JUP, LPT) and the separate vote-escrow class (Curve, Balancer, Frax) establish that the direction and magnitude of delegation’s effect are design-tractable rather than mechanism-inevitable.</w:t>
+        <w:t xml:space="preserve">(Section 4.5). The contribution to the field is to show that delegation is not a deconcentrating force by default: voting power usually concentrates above the post-exclusion holding baseline, so a holding-based decentralization audit understates true governance concentration unless it adds a voting-HHI comparison. The dispersion cases (ENS, GMX, HNT, JUP, LPT) and the separate vote-escrow class (Curve, Balancer, Frax) show that the direction and magnitude of delegation’s effect are design-tractable rather than mechanism-inevitable.</w:t>
       </w:r>
     </w:p>
     <w:bookmarkEnd w:id="96"/>
@@ -23072,15 +23060,15 @@
         <w:pStyle w:val="BodyText"/>
       </w:pPr>
       <w:r>
-        <w:t xml:space="preserve">Second, the statistical significance of the balanced sector contrast is load-bearing on the centralized-exchange (Class 5) exclusion: retaining all exchange-deposit wallets in the holding distribution collapses the balanced-30 contrast from p = 0.011 (Cohen’s d = 1.05) to p = 0.184 (Cohen’s d = 0.52, not significant), because exchange-deposit concentration is sector-similar and masks the underlying governance-holder difference until it is removed (Section 4.6.2). The directional claim that DePIN central tendency exceeds DeFi is robust across all five exclusion-strictness specifications; the inference of significance requires the entity-label-complete exchange-custody exclusion, so a reader who prefers to retain those wallets should treat the sector difference as directional rather than conventionally significant.</w:t>
-      </w:r>
-    </w:p>
-    <w:p>
-      <w:pPr>
-        <w:pStyle w:val="BodyText"/>
-      </w:pPr>
-      <w:r>
-        <w:t xml:space="preserve">Third, the headline is a sector contrast, and sector assignment at the DePIN, DeFi, and infrastructure layer-1 boundary is a researcher judgment call, most visibly for Bittensor (classed here as an infrastructure layer-1 rather than DePIN) and Filecoin (classed as DePIN); aggregators differ on these assignments (Section 3.1). The leave-one-out and permutation checks in Section 4.6 perturb sample membership and label assignment under a fixed taxonomy; they do not perturb the taxonomy itself, so a reviewer reclassifying borderline protocols should expect the effect size, not the direction, to move. The headline effect size (Cohen’s d = 1.05) is also computed on a balanced 15-DePIN and 15-DeFi sub-sample drawn from the larger cross-section, so the specific balanced draw is itself a measurement choice; the unbalanced full-frame contrast (15 DePIN versus all 24 DeFi, p = 0.017) and the powered Model 4 (N = 50) reproduce a significant DePIN coefficient without relying on the balanced draw.</w:t>
+        <w:t xml:space="preserve">Second, the magnitude and significance of the balanced sector contrast depend on the completeness and consistency of the exclusion. Under the headline voter-inclusive pass-through treatment the contrast is a medium effect (Cohen’s d = 0.65) significant on the rank-based and leave-one-out tests with marginal mean-based significance; the uniform staking-aggregation exclusion robustness check gives a comparable medium effect (Cohen’s d = 0.75) significant on the rank-based, permutation, and leave-one-out tests; retaining exchange-deposit wallets in the holding distribution attenuates the contrast toward the margin of conventional significance (Cohen’s d approximately 0.62; Mann-Whitney p approximately 0.03 to 0.05), and the previously-reported large effect (Cohen’s d = 1.05) reflected an inconsistent staking treatment that retained one DePIN-side staking pool while excluding the DeFi-side ones. The directional claim that DePIN central tendency exceeds DeFi is robust across every exclusion specification; the magnitude is medium, and the significance, robust under the uniform exclusion, sits closer to the margin under the headline pass-through treatment (Section 4.6.2).</w:t>
+      </w:r>
+    </w:p>
+    <w:p>
+      <w:pPr>
+        <w:pStyle w:val="BodyText"/>
+      </w:pPr>
+      <w:r>
+        <w:t xml:space="preserve">Third, the headline is a sector contrast, and sector assignment at the DePIN, DeFi, and infrastructure layer-1 boundary is a researcher judgment call, most visibly for Bittensor (classed here as an infrastructure layer-1 rather than DePIN) and Filecoin (classed as DePIN); aggregators differ on these assignments (Section 3.1). The leave-one-out and permutation checks in Section 4.6 perturb sample membership and label assignment under a fixed taxonomy; they do not perturb the taxonomy itself, so a reviewer reclassifying borderline protocols should expect the effect size, not the direction, to move. The headline effect size (Cohen’s d = 0.65, voter-inclusive pass-through treatment) is computed on a balanced 15-DePIN and 15-DeFi sub-sample drawn from the larger cross-section, so the specific balanced draw is itself a measurement choice; the unbalanced full-frame contrast (15 DePIN versus all 24 DeFi) preserves the direction, though its significance is sensitive to the staking-aggregation treatment, and the powered Model 4 on the governance-token sample (N = 44) reproduces a significant DePIN coefficient (+0.87, p = 0.02) without relying on the balanced draw.</w:t>
       </w:r>
     </w:p>
     <w:p>
@@ -23274,7 +23262,7 @@
         <w:pStyle w:val="BodyText"/>
       </w:pPr>
       <w:r>
-        <w:t xml:space="preserve">The forward empirical agenda is to convert the current cross-section into panel evidence, complete the covariate-complete sample across the 52-protocol cross-section, extend cross-protocol delegate overlap to Solana governance surfaces, evaluate operator-infrastructure as candidate sixth concentration axis, bound the headline directly through a pre-registered sector-reclassification sensitivity analysis, and invite independent reproduction from the public replication package. Recent game-theoretic results (Kiayias et al., 2025) indicate Shapley-based reward distributions achieve bounded Price of Stability (4/3) in oceanic staking models while resisting Sybil stake-splitting attacks, supporting the measurement extensions’ theoretical grounding.</w:t>
+        <w:t xml:space="preserve">The forward empirical agenda is to convert the current cross-section into panel evidence, complete the covariate-complete sample across the 52-protocol cross-section, extend cross-protocol delegate overlap to Solana governance surfaces, evaluate operator-infrastructure as candidate sixth concentration axis, bound the headline directly through a pre-registered sector-reclassification sensitivity analysis, and invite independent reproduction from the public replication package. Recent game-theoretic results (Kiayias et al., 2025) show Shapley-based reward distributions achieve bounded Price of Stability (4/3) in oceanic staking models while resisting Sybil stake-splitting attacks, supporting the measurement extensions’ theoretical grounding.</w:t>
       </w:r>
     </w:p>
     <w:p>
@@ -23403,7 +23391,7 @@
         <w:pStyle w:val="FirstParagraph"/>
       </w:pPr>
       <w:r>
-        <w:t xml:space="preserve">All five predictions inherit the methodology applied in this paper (PCA-symmetric exclusion via the five-class typology; HHI on post-exclusion top-1,000 holders; Mann-Whitney for two-sample tests; bootstrap 95% percentile intervals). Pre-registration commitment: hypothesis specifications, statistical tests, and falsification thresholds will be deposited on the Open Science Framework prior to data collection for any panel-data or event-study extension. Full operationalization detail per prediction (data requirements; explicit falsification thresholds; statistical test specifications) in</w:t>
+        <w:t xml:space="preserve">All five predictions inherit the methodology applied in this paper (PCA-symmetric exclusion via the five-class typology; HHI on post-exclusion top-1,000 holders; Mann-Whitney for two-sample tests; bootstrap 95 percent percentile intervals). Pre-registration commitment: hypothesis specifications, statistical tests, and falsification thresholds will be deposited on the Open Science Framework prior to data collection for any panel-data or event-study extension. Full operationalization detail per prediction (data requirements; explicit falsification thresholds; statistical test specifications) in</w:t>
       </w:r>
       <w:r>
         <w:t xml:space="preserve"> </w:t>
@@ -23549,7 +23537,7 @@
         <w:pStyle w:val="FirstParagraph"/>
       </w:pPr>
       <w:r>
-        <w:t xml:space="preserve">Governance concentration in token protocols is weakly associated with launch-time allocation and poorly measured by naive holder lists. Across fifty-two protocols, PCA exclusion corrects systematic inflation in prior concentration studies (median factor 2.3x), initial insider allocation is uninformative (Pearson r = 0.07, p = 0.68, N = 37), and post-distribution insider wallet retention is associated with higher concentration (Spearman rho = 0.48, p = 0.003, N = 37). DePIN protocols exhibit higher concentration than DeFi after measurement correction (Mann-Whitney p = 0.011, Cohen’s d = 1.05), and delegation amplifies voting power above holdings in thirteen of eighteen protocols with sufficient governance data (ratios 2.5x to 25.6x; mean approximately 6.8x, median 4.4x).</w:t>
+        <w:t xml:space="preserve">Governance concentration in token protocols is weakly associated with launch-time allocation and poorly measured by naive holder lists. Across fifty-two protocols, PCA exclusion corrects systematic inflation in prior concentration studies (median factor 2.3x), initial insider allocation is uninformative (Pearson r = 0.10, p = 0.49, N = 50), and post-distribution insider wallet retention is associated with higher concentration (Spearman rho = 0.44, p = 0.005, N = 39). DePIN protocols exhibit higher concentration than DeFi after measurement correction (Mann-Whitney p = 0.028, Cohen’s d = 0.65, a medium effect under the voter-inclusive pass-through treatment), and delegation amplifies voting power above holdings in thirteen of eighteen protocols with sufficient governance data (ratios 2.5x to 25.6x; mean approximately 6.8x, median 4.4x).</w:t>
       </w:r>
     </w:p>
     <w:p>
@@ -23777,7 +23765,7 @@
         <w:pStyle w:val="BodyText"/>
       </w:pPr>
       <w:r>
-        <w:t xml:space="preserve">S16c: Polkadot fifth-protocol closure (post-PCA-exclusion holder-HHI via AssetHub Polkadot Subscan; 2026-05-27 capture; top-1000 captures ~92% of supply; brings sample-expansion to N = 45; data + scripts at exhibits/dot_holder_hhi/). Two reportable values reflect methodology completeness: primary value 0.0052 with Class 5 Binance cluster excluded (3 confirmed addresses totaling 125.1M DOT or ~9.2% of top-1000 supply; ground-truth attributed via SubSquare hydration governance forum testimony plus extrinsic 0x51bc6c… block 8156083 auto-rotation verification; intra-AssetHub cold-plus-hot-plus-staking architecture, the Substrate-analog custody pattern); sensitivity value 0.0093 if Class 5 attribution is rejected and only refined Class 2 plus Class 3 exclusion is applied (5 Treasury/pallet via modlpy/* pattern plus 5 institutional staking-providers via Polkawatch operator-registry cross-reference: pos.dog 38 validators, Novasama 4 validators, 3 multi-funder clusters). Primary 0.0052 places DOT as lowest-concentration observation in cross-section, below Lido (0.008); sensitivity 0.0093 places DOT in Compound (0.009) / Optimism (0.009) / Uniswap (0.010) peer group. The 44.4% gap between values is itself a finding about cross-architecture CEX-attribution methodology gap relative to EVM (Etherscan + Nansen labels yield ~95% high-share holder attribution) and Solana (Helius + Sim API yield ~80%). Distinguishes from validator-stake HHI = 0.0017 (mechanically near-zero by NPoS Phragmen-equalization design; reported in S19 as separate axis, not directly comparable to holder-balance HHI across the 44 EVM/Solana protocols).</w:t>
+        <w:t xml:space="preserve">S16c: Polkadot fifth-protocol closure (post-PCA-exclusion holder-HHI via AssetHub Polkadot Subscan; 2026-05-27 capture; top-1,000 captures ~92 percent of supply; brings sample-expansion to N = 45; data + scripts at exhibits/dot_holder_hhi/). Two reportable values reflect methodology completeness: primary value 0.0052 with Class 5 Binance cluster excluded (3 confirmed addresses totaling 125.1M DOT or ~9.2 percent of top-1,000 supply; ground-truth attributed via SubSquare hydration governance forum testimony plus extrinsic 0x51bc6c… block 8156083 auto-rotation verification; intra-AssetHub cold-plus-hot-plus-staking architecture, the Substrate-analog custody pattern); sensitivity value 0.0093 if Class 5 attribution is rejected and only refined Class 2 plus Class 3 exclusion is applied (5 Treasury/pallet via modlpy/* pattern plus 5 institutional staking-providers via Polkawatch operator-registry cross-reference: pos.dog 38 validators, Novasama 4 validators, 3 multi-funder clusters). Primary 0.0052 places DOT as lowest-concentration observation in cross-section, below Lido (0.008); sensitivity 0.0093 places DOT in Compound (0.009) / Optimism (0.009) / Uniswap (0.010) peer group. The 44.4 percent gap between values is itself a finding about cross-architecture CEX-attribution methodology gap relative to EVM (Etherscan + Nansen labels yield ~95 percent high-share holder attribution) and Solana (Helius + Sim API yield ~80 percent). Distinguishes from validator-stake HHI = 0.0017 (mechanically near-zero by NPoS Phragmen-equalization design; reported in S19 as separate axis, not directly comparable to holder-balance HHI across the 44 EVM/Solana protocols).</w:t>
       </w:r>
     </w:p>
     <w:p>
@@ -23801,7 +23789,7 @@
         <w:pStyle w:val="BodyText"/>
       </w:pPr>
       <w:r>
-        <w:t xml:space="preserve">S19: Polkadot validator-set five-axis attribution methodology (Subscan Identity Pallet + Polkawatch DDP API + Web3 Foundation TVP + L2 funding-source + display-name; 53 percent attribution coverage from 16 percent on-chain baseline).</w:t>
+        <w:t xml:space="preserve">S19: Polkadot validator-set five-axis attribution methodology (Subscan Identity Pallet + Polkawatch DDP API + Web3 Foundation TVP + L2 funding-source + display-name; 53 percent attribution coverage from a 16 percent on-chain baseline).</w:t>
       </w:r>
     </w:p>
     <w:p>

--- a/b2/paper/B2_Frontiers_R2_clean.docx
+++ b/b2/paper/B2_Frontiers_R2_clean.docx
@@ -72,15 +72,15 @@
         <w:pStyle w:val="FirstParagraph"/>
       </w:pPr>
       <w:r>
-        <w:t xml:space="preserve">Governance concentration in token systems is a post-distribution institutional-design outcome, not a launch-allocation or holder-list artifact; it cannot be read off initial tokenomics tables or naive holder lists. Across a 52-protocol cross-section spanning DePIN, DeFi, infrastructure, and social tokens, we compute Herfindahl-Hirschman Index (HHI) concentration after excluding protocol-controlled addresses (PCAs), and find that launch-design and protocol-financial covariates (insider, team, and investor allocation; protocol maturity; circulating float; valuation ratios) are each uninformative about steady-state concentration (insider allocation Pearson r = 0.10, p = 0.49, N = 50). Post-distribution and institutional-design factors are the larger correlates. Protocols with more insider wallets among top holders are more concentrated (Spearman rho = 0.44, p = 0.005, N = 39, surviving a non-insider HHI tautology check at rho = 0.54). DePIN governance is more concentrated than DeFi after correction, a directionally robust finding (Cohen’s d positive across every protocol-controlled-address exclusion specification and all thirty leave-one-out folds) of medium magnitude. Under the headline voter-inclusive staking pass-through treatment the contrast is medium and rank-significant (Cohen’s d = 0.65, Mann-Whitney p = 0.028) with marginal mean-based significance (label-permutation p approximately 0.08), a heavy-tail effect of a single DeFi-side vote-escrow bloc; a uniform staking-aggregation exclusion gives a comparable effect that is significant on every test (Cohen’s d = 0.75), while an earlier inconsistent-treatment specification (Cohen’s d = 1.05) is reported as inflated rather than as the headline. The direction is the durable claim and the magnitude medium (Section 4.6.2). Delegation amplifies voting power above token holdings in thirteen of eighteen protocols with sufficient governance data, with five design-driven exceptions (ENS, GMX, HNT, JUP, LPT). A subsidy-to-concentration association appears only through a single outlier (Pearson r = 0.62 including Livepeer, r = 0.07 excluding it).</w:t>
-      </w:r>
-    </w:p>
-    <w:p>
-      <w:pPr>
-        <w:pStyle w:val="BodyText"/>
-      </w:pPr>
-      <w:r>
-        <w:t xml:space="preserve">The methodological contribution is a generalizable five-class PCA-exclusion typology that corrects systematic inflation in prior holder-list concentration studies (median inflation factor 2.3x, maximum approximately 18x); Gini and HHI capture distinct properties of the same holder set (r = 0.52) and inequality metrics cannot substitute for direct concentration measurement. All findings are descriptive associations from a single March 2026 cross-section that skews toward established, on-chain-data-rich protocols, not causal claims; the post-distribution thesis is general, while the specific point estimates are bounded to that sample. The paper disciplines that descriptive status by specifying five forward predictions with explicit falsification thresholds and stated test windows, committing to pre-register their hypothesis specifications, statistical tests, and thresholds on the Open Science Framework before any panel-data or event-study extension. Together they reposition the question: token governance concentration is shaped less by launch-time allocation than by post-distribution institutional design (insider retention, architectural sector, and delegate-program structure), which is where measurement and governance-design attention should focus. The practical implication is a changed audit default: a serious decentralization audit should start from PCA-corrected current holder concentration and then add insider-retention, voting-HHI, and delegation or vote-escrow adjustment, rather than reasoning from launch allocation tables. Concentration of this kind bears on the legitimacy of decentralized governance, not only its efficiency: where a small set of holders or delegates commands decisive voting weight, the broad participation in rule modification that the commons self-governance ideal presumes is nominal rather than operative.</w:t>
+        <w:t xml:space="preserve">Token allocation is a launch document. Governance concentration is a live institutional state: a post-distribution institutional-design outcome, not a launch-allocation or holder-list artifact, that cannot be read off initial tokenomics tables or naive holder lists. Across a 52-protocol cross-section spanning DePIN, DeFi, infrastructure, and social tokens, we compute Herfindahl-Hirschman Index (HHI) concentration after excluding protocol-controlled addresses (PCAs), and find that launch-design and protocol-financial covariates (insider, team, and investor allocation; protocol maturity; circulating float; valuation ratios) are each uninformative about steady-state concentration (insider allocation Pearson r = 0.10, p = 0.49, N = 50). Post-distribution and institutional-design factors are the larger correlates. Protocols with more insider wallets among top holders are more concentrated (Spearman rho = 0.44, p = 0.005, N = 39, surviving a non-insider HHI tautology check at rho = 0.54). DePIN governance is more concentrated than DeFi after correction, a directionally robust medium effect (Cohen’s d = 0.65, Mann-Whitney p = 0.028, under the headline pass-through treatment) whose magnitude and mean-based significance depend on the staking treatment; we treat it as a descriptive sector contrast rather than the paper’s central claim (Section 4.6.2). Delegation amplifies voting power above token holdings in thirteen of eighteen protocols with sufficient governance data, with five design-driven exceptions (ENS, GMX, HNT, JUP, LPT). A subsidy-to-concentration association appears only through a single outlier (Pearson r = 0.62 including Livepeer, r = 0.07 excluding it).</w:t>
+      </w:r>
+    </w:p>
+    <w:p>
+      <w:pPr>
+        <w:pStyle w:val="BodyText"/>
+      </w:pPr>
+      <w:r>
+        <w:t xml:space="preserve">The methodological contribution is a generalizable five-class PCA-exclusion typology that corrects systematic inflation in prior holder-list concentration studies (median inflation factor 2.3x, maximum approximately 18x); Gini and HHI capture distinct properties of the same holder set (r = 0.52) and inequality metrics cannot substitute for direct concentration measurement. All findings are descriptive associations from a single March 2026 cross-section that skews toward established, on-chain-data-rich protocols, not causal claims; the post-distribution thesis is general, while the specific point estimates are bounded to that sample. The paper disciplines that descriptive status by specifying five forward predictions with explicit falsification thresholds and stated test windows, committing to pre-register their hypothesis specifications, statistical tests, and thresholds on the Open Science Framework before any panel-data or event-study extension. Together they reposition the question: token governance concentration is shaped less by launch-time allocation than by post-distribution institutional design (insider retention, architectural sector, and delegate-program structure), which is where measurement and governance-design attention should focus. The practical implication is a changed audit default: a decentralization claim is not supported by launch allocation or raw holder lists; it requires a live-governance audit of PCA-corrected holdings, insider retention, and voting power. Concentration of this kind bears on the legitimacy of decentralized governance, not only its efficiency: where a small set of holders or delegates commands decisive voting weight, the broad participation in rule modification that the commons self-governance ideal presumes is nominal rather than operative.</w:t>
       </w:r>
     </w:p>
     <w:p>
@@ -3881,7 +3881,7 @@
         <w:t xml:space="preserve"> </w:t>
       </w:r>
       <w:r>
-        <w:t xml:space="preserve">The full cross-section includes N = 52 protocols with post-exclusion holding HHI (Table 3). The allocation battery uses N = 50 protocols with insider allocation data (companion team and investor allocation covariates on N = 45). The headline DePIN-vs-DeFi contrast uses 15 DePIN and 15 DeFi protocols. Subsidy analysis uses N = 23 protocols with non-zero subsidy under either Token Terminal or on-chain metrics, and N = 22 when Livepeer is excluded. Voting-HHI comparison uses N = 18 protocols with sufficient governance data (Table 6). In market-capitalization terms, the sampled DeFi and DePIN protocols aggregate to approximately $20.5 billion and $2.7 billion respectively at the snapshot, on the order of one-third of the DeFi category and one-fifth to one-quarter of the DePIN category against contemporaneous CoinGecko category totals (DeFi approximately $56 billion, DePIN approximately $9.4 billion in early 2026); the DePIN share is sensitive to category-boundary differences across aggregators (for example, whether Bittensor is classed as DePIN or, as here, as an infrastructure layer-1).</w:t>
+        <w:t xml:space="preserve">The full cross-section includes N = 52 protocols with post-exclusion holding HHI (Table 3). The allocation battery uses N = 50 protocols with insider allocation data (companion team and investor allocation covariates on N = 45). The headline DePIN-vs-DeFi contrast uses 15 DePIN and 15 DeFi protocols. Subsidy analysis uses N = 23 protocols with non-zero subsidy under either Token Terminal or on-chain metrics, and N = 22 when Livepeer is excluded; a sample-size-robustness extension that relaxes the non-zero filter to include the twelve genuine-zero-subsidy protocols (N = 35, and N = 34 excluding Livepeer) is reported in Section 4.6. Voting-HHI comparison uses N = 18 protocols with sufficient governance data (Table 6). In market-capitalization terms, the sampled DeFi and DePIN protocols aggregate to approximately $20.5 billion and $2.7 billion respectively at the snapshot, on the order of one-third of the DeFi category and one-fifth to one-quarter of the DePIN category against contemporaneous CoinGecko category totals (DeFi approximately $56 billion, DePIN approximately $9.4 billion in early 2026); the DePIN share is sensitive to category-boundary differences across aggregators (for example, whether Bittensor is classed as DePIN or, as here, as an infrastructure layer-1).</w:t>
       </w:r>
     </w:p>
     <w:bookmarkEnd w:id="32"/>
@@ -4507,49 +4507,91 @@
         <w:t xml:space="preserve"> </w:t>
       </w:r>
       <w:r>
-        <w:t xml:space="preserve">HHI values are computed from a March 2026 snapshot of Tally and</w:t>
-      </w:r>
-      <w:r>
-        <w:t xml:space="preserve"> </w:t>
-      </w:r>
-      <w:r>
-        <w:t xml:space="preserve">Snapshot governance data, consistent with the March 2026 holder-list</w:t>
-      </w:r>
-      <w:r>
-        <w:t xml:space="preserve"> </w:t>
-      </w:r>
-      <w:r>
-        <w:t xml:space="preserve">snapshot used for Table 3 holding HHI. Voting-power distributions can</w:t>
-      </w:r>
-      <w:r>
-        <w:t xml:space="preserve"> </w:t>
-      </w:r>
-      <w:r>
-        <w:t xml:space="preserve">drift materially over multi-month windows: replication runs using fresh</w:t>
-      </w:r>
-      <w:r>
-        <w:t xml:space="preserve"> </w:t>
-      </w:r>
-      <w:r>
-        <w:t xml:space="preserve">Tally and Snapshot data should expect comparable but not identical voting</w:t>
-      </w:r>
-      <w:r>
-        <w:t xml:space="preserve"> </w:t>
-      </w:r>
-      <w:r>
-        <w:t xml:space="preserve">HHI values, and rank ordering across protocols is the more durable</w:t>
-      </w:r>
-      <w:r>
-        <w:t xml:space="preserve"> </w:t>
-      </w:r>
-      <w:r>
-        <w:t xml:space="preserve">inferential property than absolute magnitude. Section 4.6 reports a</w:t>
-      </w:r>
-      <w:r>
-        <w:t xml:space="preserve"> </w:t>
-      </w:r>
-      <w:r>
-        <w:t xml:space="preserve">PCA-symmetric voting-HHI sensitivity check.</w:t>
+        <w:t xml:space="preserve">HHI values are computed over a 12-month rolling window (2025-05-22 to</w:t>
+      </w:r>
+      <w:r>
+        <w:t xml:space="preserve"> </w:t>
+      </w:r>
+      <w:r>
+        <w:t xml:space="preserve">2026-05-22) of Tally and Snapshot governance data, while the Table 3</w:t>
+      </w:r>
+      <w:r>
+        <w:t xml:space="preserve"> </w:t>
+      </w:r>
+      <w:r>
+        <w:t xml:space="preserve">holding HHI uses a March 2026 holder-list snapshot. Voting-power</w:t>
+      </w:r>
+      <w:r>
+        <w:t xml:space="preserve"> </w:t>
+      </w:r>
+      <w:r>
+        <w:t xml:space="preserve">distributions can drift over multi-month windows, so replication runs</w:t>
+      </w:r>
+      <w:r>
+        <w:t xml:space="preserve"> </w:t>
+      </w:r>
+      <w:r>
+        <w:t xml:space="preserve">using fresh data should expect comparable but not identical voting HHI</w:t>
+      </w:r>
+      <w:r>
+        <w:t xml:space="preserve"> </w:t>
+      </w:r>
+      <w:r>
+        <w:t xml:space="preserve">values, with rank ordering across protocols the more durable inferential</w:t>
+      </w:r>
+      <w:r>
+        <w:t xml:space="preserve"> </w:t>
+      </w:r>
+      <w:r>
+        <w:t xml:space="preserve">property than absolute magnitude. Two robustness checks support this</w:t>
+      </w:r>
+      <w:r>
+        <w:t xml:space="preserve"> </w:t>
+      </w:r>
+      <w:r>
+        <w:t xml:space="preserve">durability claim. First, Table 6b recomputes pooled voting HHI over each</w:t>
+      </w:r>
+      <w:r>
+        <w:t xml:space="preserve"> </w:t>
+      </w:r>
+      <w:r>
+        <w:t xml:space="preserve">protocol’s complete same-surface proposal history for the twelve</w:t>
+      </w:r>
+      <w:r>
+        <w:t xml:space="preserve"> </w:t>
+      </w:r>
+      <w:r>
+        <w:t xml:space="preserve">protocols with a same-surface full-history pool; the 12-month and</w:t>
+      </w:r>
+      <w:r>
+        <w:t xml:space="preserve"> </w:t>
+      </w:r>
+      <w:r>
+        <w:t xml:space="preserve">full-history values are rank-stable (Spearman rho = 0.87) and preserve</w:t>
+      </w:r>
+      <w:r>
+        <w:t xml:space="preserve"> </w:t>
+      </w:r>
+      <w:r>
+        <w:t xml:space="preserve">every amplify-or-disperse classification. Second, Section 4.5.4.2 reports</w:t>
+      </w:r>
+      <w:r>
+        <w:t xml:space="preserve"> </w:t>
+      </w:r>
+      <w:r>
+        <w:t xml:space="preserve">per-period voting-HHI trajectories that are stable across multi-year</w:t>
+      </w:r>
+      <w:r>
+        <w:t xml:space="preserve"> </w:t>
+      </w:r>
+      <w:r>
+        <w:t xml:space="preserve">windows of normal participation. Section 4.6 reports a PCA-symmetric</w:t>
+      </w:r>
+      <w:r>
+        <w:t xml:space="preserve"> </w:t>
+      </w:r>
+      <w:r>
+        <w:t xml:space="preserve">voting-HHI sensitivity check.</w:t>
       </w:r>
     </w:p>
     <w:p>
@@ -6818,7 +6860,7 @@
     </w:p>
     <w:bookmarkEnd w:id="43"/>
     <w:bookmarkEnd w:id="44"/>
-    <w:bookmarkStart w:id="90" w:name="results"/>
+    <w:bookmarkStart w:id="94" w:name="results"/>
     <w:p>
       <w:pPr>
         <w:pStyle w:val="Heading1"/>
@@ -6853,13 +6895,7 @@
         <w:t xml:space="preserve"> </w:t>
       </w:r>
       <w:r>
-        <w:t xml:space="preserve">findings are descriptive within the observed scope. The governance data represent a</w:t>
-      </w:r>
-      <w:r>
-        <w:t xml:space="preserve"> </w:t>
-      </w:r>
-      <w:r>
-        <w:t xml:space="preserve">March 2026 snapshot, not a time series. Causal claims about the</w:t>
+        <w:t xml:space="preserve">findings are descriptive within the observed scope. The holding data represent a March 2026 snapshot; the voting data are pooled over a 12-month rolling window (Section 3.3), and the cross-section is not itself a time series. Causal claims about the</w:t>
       </w:r>
       <w:r>
         <w:t xml:space="preserve"> </w:t>
@@ -6883,19 +6919,37 @@
         <w:t xml:space="preserve"> </w:t>
       </w:r>
       <w:r>
-        <w:t xml:space="preserve">multi-chain queries. Concentration metrics are point-in-time snapshots;</w:t>
-      </w:r>
-      <w:r>
-        <w:t xml:space="preserve"> </w:t>
-      </w:r>
-      <w:r>
-        <w:t xml:space="preserve">trajectory analysis requires the longitudinal extension specified in the</w:t>
-      </w:r>
-      <w:r>
-        <w:t xml:space="preserve"> </w:t>
-      </w:r>
-      <w:r>
-        <w:t xml:space="preserve">Future Research discussion (Section 5.8).</w:t>
+        <w:t xml:space="preserve">multi-chain queries. Holding-concentration metrics are point-in-time snapshots and</w:t>
+      </w:r>
+      <w:r>
+        <w:t xml:space="preserve"> </w:t>
+      </w:r>
+      <w:r>
+        <w:t xml:space="preserve">voting-concentration metrics are 12-month-window pooled values; the</w:t>
+      </w:r>
+      <w:r>
+        <w:t xml:space="preserve"> </w:t>
+      </w:r>
+      <w:r>
+        <w:t xml:space="preserve">full-history and per-period robustness checks (Table 6b; Section 4.5.4.2)</w:t>
+      </w:r>
+      <w:r>
+        <w:t xml:space="preserve"> </w:t>
+      </w:r>
+      <w:r>
+        <w:t xml:space="preserve">confirm these are stable rather than single-date artifacts, while a full</w:t>
+      </w:r>
+      <w:r>
+        <w:t xml:space="preserve"> </w:t>
+      </w:r>
+      <w:r>
+        <w:t xml:space="preserve">panel across all 52 protocols remains the longitudinal extension</w:t>
+      </w:r>
+      <w:r>
+        <w:t xml:space="preserve"> </w:t>
+      </w:r>
+      <w:r>
+        <w:t xml:space="preserve">specified in the Future Research discussion (Section 5.8).</w:t>
       </w:r>
     </w:p>
     <w:tbl>
@@ -15494,67 +15548,73 @@
               <w:jc w:val="left"/>
             </w:pPr>
             <w:r>
-              <w:t xml:space="preserve">DePIN sector indicato</w:t>
-            </w:r>
-          </w:p>
-        </w:tc>
-        <w:tc>
-          <w:tcPr/>
-          <w:p>
-            <w:pPr>
-              <w:pStyle w:val="Compact"/>
-              <w:jc w:val="left"/>
-            </w:pPr>
-            <w:r>
-              <w:t xml:space="preserve">r Mann-Whitney</w:t>
-            </w:r>
-          </w:p>
-        </w:tc>
-        <w:tc>
-          <w:tcPr/>
-          <w:p>
-            <w:pPr>
-              <w:pStyle w:val="Compact"/>
-              <w:jc w:val="left"/>
-            </w:pPr>
-            <w:r>
-              <w:t xml:space="preserve">U=174</w:t>
-            </w:r>
-          </w:p>
-        </w:tc>
-        <w:tc>
-          <w:tcPr/>
-          <w:p>
-            <w:pPr>
-              <w:pStyle w:val="Compact"/>
-              <w:jc w:val="left"/>
-            </w:pPr>
-            <w:r>
-              <w:t xml:space="preserve">0.018</w:t>
-            </w:r>
-          </w:p>
-        </w:tc>
-        <w:tc>
-          <w:tcPr/>
-          <w:p>
-            <w:pPr>
-              <w:pStyle w:val="Compact"/>
-              <w:jc w:val="left"/>
-            </w:pPr>
-            <w:r>
-              <w:t xml:space="preserve">30</w:t>
-            </w:r>
-          </w:p>
-        </w:tc>
-        <w:tc>
-          <w:tcPr/>
-          <w:p>
-            <w:pPr>
-              <w:pStyle w:val="Compact"/>
-              <w:jc w:val="left"/>
-            </w:pPr>
-            <w:r>
-              <w:t xml:space="preserve">Robust (30/30 LOO)</w:t>
+              <w:t xml:space="preserve">DePIN sector</w:t>
+            </w:r>
+            <w:r>
+              <w:t xml:space="preserve"> </w:t>
+            </w:r>
+            <w:r>
+              <w:t xml:space="preserve">indicator</w:t>
+            </w:r>
+          </w:p>
+        </w:tc>
+        <w:tc>
+          <w:tcPr/>
+          <w:p>
+            <w:pPr>
+              <w:pStyle w:val="Compact"/>
+              <w:jc w:val="left"/>
+            </w:pPr>
+            <w:r>
+              <w:t xml:space="preserve">Mann-Whitney U=</w:t>
+            </w:r>
+          </w:p>
+        </w:tc>
+        <w:tc>
+          <w:tcPr/>
+          <w:p>
+            <w:pPr>
+              <w:pStyle w:val="Compact"/>
+              <w:jc w:val="left"/>
+            </w:pPr>
+            <w:r>
+              <w:t xml:space="preserve">174 0.</w:t>
+            </w:r>
+          </w:p>
+        </w:tc>
+        <w:tc>
+          <w:tcPr/>
+          <w:p>
+            <w:pPr>
+              <w:pStyle w:val="Compact"/>
+              <w:jc w:val="left"/>
+            </w:pPr>
+            <w:r>
+              <w:t xml:space="preserve">018 30</w:t>
+            </w:r>
+          </w:p>
+        </w:tc>
+        <w:tc>
+          <w:tcPr/>
+          <w:p>
+            <w:pPr>
+              <w:pStyle w:val="Compact"/>
+              <w:jc w:val="left"/>
+            </w:pPr>
+            <w:r>
+              <w:t xml:space="preserve">Ro</w:t>
+            </w:r>
+          </w:p>
+        </w:tc>
+        <w:tc>
+          <w:tcPr/>
+          <w:p>
+            <w:pPr>
+              <w:pStyle w:val="Compact"/>
+              <w:jc w:val="left"/>
+            </w:pPr>
+            <w:r>
+              <w:t xml:space="preserve">bust (30/30 LOO)</w:t>
             </w:r>
           </w:p>
         </w:tc>
@@ -16148,7 +16208,7 @@
           <w:i/>
           <w:iCs/>
         </w:rPr>
-        <w:t xml:space="preserve">Initial insider allocation (%) vs. post-exclusion holding HHI for the 37</w:t>
+        <w:t xml:space="preserve">Initial insider allocation (%) vs. post-exclusion holding HHI for the N = 50</w:t>
       </w:r>
       <w:r>
         <w:rPr>
@@ -16162,7 +16222,7 @@
           <w:i/>
           <w:iCs/>
         </w:rPr>
-        <w:t xml:space="preserve">regression-ready protocols of the original insider-allocation cohort. The null relationship (cohort r = 0.07, p = 0.68; the null holds on the current N = 50 frame at r = 0.10, p = 0.49)</w:t>
+        <w:t xml:space="preserve">allocation battery (the DePIN, DeFi, and infrastructure-layer cross-section with initial-insider-allocation data). The null relationship (Pearson r = 0.10, p = 0.49; Spearman rho = 0.16, p = 0.27)</w:t>
       </w:r>
       <w:r>
         <w:rPr>
@@ -16176,7 +16236,7 @@
           <w:i/>
           <w:iCs/>
         </w:rPr>
-        <w:t xml:space="preserve">is the paper ’s lead finding: initial allocation design is not associated with</w:t>
+        <w:t xml:space="preserve">is the paper’s lead finding: initial allocation design is not associated with</w:t>
       </w:r>
       <w:r>
         <w:rPr>
@@ -17983,7 +18043,7 @@
       </w:r>
     </w:p>
     <w:bookmarkEnd w:id="62"/>
-    <w:bookmarkStart w:id="75" w:name="voting-power-vs-holding-concentration"/>
+    <w:bookmarkStart w:id="79" w:name="voting-power-vs-holding-concentration"/>
     <w:p>
       <w:pPr>
         <w:pStyle w:val="Heading2"/>
@@ -19564,7 +19624,7 @@
           <w:i/>
           <w:iCs/>
         </w:rPr>
-        <w:t xml:space="preserve">Holding versus voting concentration for protocols with sufficient governance activity (12-month lookback). Voting HHI from Tally delegate voting power (on-chain) or Snapshot vote-weighted power (off-chain) or Solana on-chain governance (VSR lockup-weighted or delegated-vote per protocol design); N is unique-voter count (Snapshot rows; 12-month rolling window), top-1,000 delegate sample (Tally rows), all-delegates count (Aave Tally all-delegates pull), or unique-voter count from Solana on-chain VoteRecord parsing (Solana rows). Ratio above 1.0 indicates delegation concentrates governance above token-holdings; below 1.0 indicates delegation distributes. Holding HHIs are post-exclusion per Table 3. Thirteen of eighteen sampled protocols amplify; five structural exceptions show dispersion (ENS 0.48x and GMX 0.87x per Sections 4.5.1 + 4.5.1.1; HNT 0.26x-0.39x sensitivity-range per Section 4.5.4 VSR-lockup-weighted design; JUP 0.12x per Section 4.5.4 delegated-vote + broad-airdrop-user-base, the most-extreme dispersion outlier in the cross-section; and LPT 0.27x, the most pronounced DePIN governance disperser). The Livepeer voting HHI (‖) is computed over orchestrators by total bonded stake (self plus delegated) from the Livepeer protocol subgraph, as-of Arbitrum block 468186375 / round 4216, with N the active-orchestrator count; this governance-layer dispersion sits on a different axis from the Livepeer subsidy-outlier finding (Section 4.4), and LPT’s holding concentration remains the cross-section maximum (0.199, Table 3), so the DePIN-concentration headline is unaffected. Curve veCRV, Balancer veBAL, and Frax veFXS (15x, 21x, and 11.4x respectively) form a distinct ve-token class discussed separately in Section 4.5.2. Gnosis, Synthetix, Bittensor, and Polkadot are the N=52 additions (Supplement S15): Gnosis Snapshot linear; Synthetix Snapshot council-election weighted-debt (small-N, 30 voters); Bittensor validator-stake share via Taostats; Polkadot conviction-weighted referendum vote via Subscan, pooled over 20 decided referenda.</w:t>
+        <w:t xml:space="preserve">Holding versus voting concentration for protocols with sufficient governance activity (12-month lookback). Voting HHI from Tally delegate voting power (on-chain) or Snapshot vote-weighted power (off-chain) or Solana on-chain governance (VSR lockup-weighted or delegated-vote per protocol design); N is unique-voter count (Snapshot rows; 12-month rolling window), top-1,000 delegate sample (Tally rows), all-delegates count (Aave Tally all-delegates pull), or unique-voter count from Solana on-chain VoteRecord parsing (Solana rows). Ratio above 1.0 indicates delegation concentrates governance above token-holdings; below 1.0 indicates delegation distributes. Holding HHIs are post-exclusion per Table 3. Thirteen of eighteen sampled protocols amplify; five structural exceptions show dispersion (ENS 0.48x and GMX 0.87x per Sections 4.5.1 + 4.5.1.1; HNT 0.26x-0.39x sensitivity-range per Section 4.5.4 VSR-lockup-weighted design; JUP 0.12x per Section 4.5.4 delegated-vote + broad-airdrop-user-base, the most-extreme dispersion outlier in the cross-section; and LPT 0.27x, the most pronounced DePIN governance disperser). The Livepeer voting HHI (‖) is computed over orchestrators by total bonded stake (self plus delegated) from the Livepeer protocol subgraph, as-of Arbitrum block 468186375 / round 4216, with N the active-orchestrator count; this governance-layer dispersion sits on a different axis from the Livepeer subsidy-outlier finding (Section 4.4), and LPT’s holding concentration remains the cross-section maximum (0.199, Table 3), so the DePIN-concentration headline is unaffected. Curve veCRV, Balancer veBAL, and Frax veFXS (15x, 21x, and 11.4x respectively) form a distinct ve-token class discussed separately in Section 4.5.2. Gnosis, Synthetix, Bittensor, and Polkadot are the N=52 additions (Supplement S15): Gnosis Snapshot linear; Synthetix Snapshot council-election weighted-debt (small-N, 30 voters); Bittensor validator-stake share via Taostats; Polkadot conviction-weighted referendum vote via Subscan, pooled over 20 decided referenda. A full-history robustness companion (Table 6b) reports pooled voting HHI computed over each protocol’s complete same-surface proposal history for the twelve protocols with a same-surface (Snapshot or Tally-delegate) full-history pool; the 12-month and full-history values are comparable and rank-stable (Spearman rho = 0.87), and every amplify-or-disperse classification is preserved.</w:t>
       </w:r>
     </w:p>
     <w:p>
@@ -19795,6 +19855,974 @@
       </w:r>
       <w:r>
         <w:t xml:space="preserve">dispersion outlier in the cross-section.</w:t>
+      </w:r>
+    </w:p>
+    <w:p>
+      <w:pPr>
+        <w:pStyle w:val="BodyText"/>
+      </w:pPr>
+      <w:r>
+        <w:rPr>
+          <w:b/>
+          <w:bCs/>
+        </w:rPr>
+        <w:t xml:space="preserve">Table 6b. Full-history voting-HHI robustness.</w:t>
+      </w:r>
+      <w:r>
+        <w:t xml:space="preserve"> </w:t>
+      </w:r>
+      <w:r>
+        <w:t xml:space="preserve">For the twelve Table 6 protocols with a same-surface full-history pooled voting HHI, the 12-month window value (Table 6) is shown alongside the pooled value computed over the protocol’s complete same-surface proposal history. Snapshot rows pool all proposals in the protocol’s Snapshot space; Tally rows pool the top-1,000 delegate registry. Same surface means the full-history pool uses the identical governance venue (Snapshot vote-weighted or Tally delegate registry) that Table 6 sources for that protocol. The Spearman rank correlation between the two columns is 0.87 (n = 12); no protocol crosses the 1.0x amplify-or-disperse boundary under the full-history value, so every Table 6 classification is preserved.</w:t>
+      </w:r>
+    </w:p>
+    <w:tbl>
+      <w:tblPr>
+        <w:tblStyle w:val="Table"/>
+        <w:tblW w:type="pct" w:w="5000"/>
+        <w:tblLayout w:type="fixed"/>
+        <w:tblLook w:firstRow="1" w:lastRow="0" w:firstColumn="0" w:lastColumn="0" w:noHBand="0" w:noVBand="0" w:val="0020"/>
+      </w:tblPr>
+      <w:tblGrid>
+        <w:gridCol w:w="845"/>
+        <w:gridCol w:w="1307"/>
+        <w:gridCol w:w="1307"/>
+        <w:gridCol w:w="1922"/>
+        <w:gridCol w:w="999"/>
+        <w:gridCol w:w="1537"/>
+      </w:tblGrid>
+      <w:tr>
+        <w:trPr>
+          <w:tblHeader w:val="on"/>
+        </w:trPr>
+        <w:tc>
+          <w:tcPr/>
+          <w:p>
+            <w:pPr>
+              <w:pStyle w:val="Compact"/>
+            </w:pPr>
+            <w:r>
+              <w:t xml:space="preserve">Protocol</w:t>
+            </w:r>
+          </w:p>
+        </w:tc>
+        <w:tc>
+          <w:tcPr/>
+          <w:p>
+            <w:pPr>
+              <w:pStyle w:val="Compact"/>
+            </w:pPr>
+            <w:r>
+              <w:t xml:space="preserve">Surface</w:t>
+            </w:r>
+          </w:p>
+        </w:tc>
+        <w:tc>
+          <w:tcPr/>
+          <w:p>
+            <w:pPr>
+              <w:pStyle w:val="Compact"/>
+              <w:jc w:val="right"/>
+            </w:pPr>
+            <w:r>
+              <w:t xml:space="preserve">12mo voting HHI</w:t>
+            </w:r>
+          </w:p>
+        </w:tc>
+        <w:tc>
+          <w:tcPr/>
+          <w:p>
+            <w:pPr>
+              <w:pStyle w:val="Compact"/>
+              <w:jc w:val="right"/>
+            </w:pPr>
+            <w:r>
+              <w:t xml:space="preserve">Full-history voting HHI</w:t>
+            </w:r>
+          </w:p>
+        </w:tc>
+        <w:tc>
+          <w:tcPr/>
+          <w:p>
+            <w:pPr>
+              <w:pStyle w:val="Compact"/>
+              <w:jc w:val="right"/>
+            </w:pPr>
+            <w:r>
+              <w:t xml:space="preserve">n proposals</w:t>
+            </w:r>
+          </w:p>
+        </w:tc>
+        <w:tc>
+          <w:tcPr/>
+          <w:p>
+            <w:pPr>
+              <w:pStyle w:val="Compact"/>
+            </w:pPr>
+            <w:r>
+              <w:t xml:space="preserve">Date span</w:t>
+            </w:r>
+          </w:p>
+        </w:tc>
+      </w:tr>
+      <w:tr>
+        <w:tc>
+          <w:tcPr/>
+          <w:p>
+            <w:pPr>
+              <w:pStyle w:val="Compact"/>
+            </w:pPr>
+            <w:r>
+              <w:t xml:space="preserve">DIMO</w:t>
+            </w:r>
+          </w:p>
+        </w:tc>
+        <w:tc>
+          <w:tcPr/>
+          <w:p>
+            <w:pPr>
+              <w:pStyle w:val="Compact"/>
+            </w:pPr>
+            <w:r>
+              <w:t xml:space="preserve">Snapshot</w:t>
+            </w:r>
+          </w:p>
+        </w:tc>
+        <w:tc>
+          <w:tcPr/>
+          <w:p>
+            <w:pPr>
+              <w:pStyle w:val="Compact"/>
+              <w:jc w:val="right"/>
+            </w:pPr>
+            <w:r>
+              <w:t xml:space="preserve">0.228</w:t>
+            </w:r>
+          </w:p>
+        </w:tc>
+        <w:tc>
+          <w:tcPr/>
+          <w:p>
+            <w:pPr>
+              <w:pStyle w:val="Compact"/>
+              <w:jc w:val="right"/>
+            </w:pPr>
+            <w:r>
+              <w:t xml:space="preserve">0.1428</w:t>
+            </w:r>
+          </w:p>
+        </w:tc>
+        <w:tc>
+          <w:tcPr/>
+          <w:p>
+            <w:pPr>
+              <w:pStyle w:val="Compact"/>
+              <w:jc w:val="right"/>
+            </w:pPr>
+            <w:r>
+              <w:t xml:space="preserve">27</w:t>
+            </w:r>
+          </w:p>
+        </w:tc>
+        <w:tc>
+          <w:tcPr/>
+          <w:p>
+            <w:pPr>
+              <w:pStyle w:val="Compact"/>
+            </w:pPr>
+            <w:r>
+              <w:t xml:space="preserve">2023-01 to 2025-08</w:t>
+            </w:r>
+          </w:p>
+        </w:tc>
+      </w:tr>
+      <w:tr>
+        <w:tc>
+          <w:tcPr/>
+          <w:p>
+            <w:pPr>
+              <w:pStyle w:val="Compact"/>
+            </w:pPr>
+            <w:r>
+              <w:t xml:space="preserve">Lido</w:t>
+            </w:r>
+          </w:p>
+        </w:tc>
+        <w:tc>
+          <w:tcPr/>
+          <w:p>
+            <w:pPr>
+              <w:pStyle w:val="Compact"/>
+            </w:pPr>
+            <w:r>
+              <w:t xml:space="preserve">Snapshot</w:t>
+            </w:r>
+          </w:p>
+        </w:tc>
+        <w:tc>
+          <w:tcPr/>
+          <w:p>
+            <w:pPr>
+              <w:pStyle w:val="Compact"/>
+              <w:jc w:val="right"/>
+            </w:pPr>
+            <w:r>
+              <w:t xml:space="preserve">0.050</w:t>
+            </w:r>
+          </w:p>
+        </w:tc>
+        <w:tc>
+          <w:tcPr/>
+          <w:p>
+            <w:pPr>
+              <w:pStyle w:val="Compact"/>
+              <w:jc w:val="right"/>
+            </w:pPr>
+            <w:r>
+              <w:t xml:space="preserve">0.0193</w:t>
+            </w:r>
+          </w:p>
+        </w:tc>
+        <w:tc>
+          <w:tcPr/>
+          <w:p>
+            <w:pPr>
+              <w:pStyle w:val="Compact"/>
+              <w:jc w:val="right"/>
+            </w:pPr>
+            <w:r>
+              <w:t xml:space="preserve">411</w:t>
+            </w:r>
+          </w:p>
+        </w:tc>
+        <w:tc>
+          <w:tcPr/>
+          <w:p>
+            <w:pPr>
+              <w:pStyle w:val="Compact"/>
+            </w:pPr>
+            <w:r>
+              <w:t xml:space="preserve">2021-02 to 2026-05</w:t>
+            </w:r>
+          </w:p>
+        </w:tc>
+      </w:tr>
+      <w:tr>
+        <w:tc>
+          <w:tcPr/>
+          <w:p>
+            <w:pPr>
+              <w:pStyle w:val="Compact"/>
+            </w:pPr>
+            <w:r>
+              <w:t xml:space="preserve">WeatherXM</w:t>
+            </w:r>
+          </w:p>
+        </w:tc>
+        <w:tc>
+          <w:tcPr/>
+          <w:p>
+            <w:pPr>
+              <w:pStyle w:val="Compact"/>
+            </w:pPr>
+            <w:r>
+              <w:t xml:space="preserve">Snapshot</w:t>
+            </w:r>
+          </w:p>
+        </w:tc>
+        <w:tc>
+          <w:tcPr/>
+          <w:p>
+            <w:pPr>
+              <w:pStyle w:val="Compact"/>
+              <w:jc w:val="right"/>
+            </w:pPr>
+            <w:r>
+              <w:t xml:space="preserve">0.556</w:t>
+            </w:r>
+          </w:p>
+        </w:tc>
+        <w:tc>
+          <w:tcPr/>
+          <w:p>
+            <w:pPr>
+              <w:pStyle w:val="Compact"/>
+              <w:jc w:val="right"/>
+            </w:pPr>
+            <w:r>
+              <w:t xml:space="preserve">0.4798</w:t>
+            </w:r>
+          </w:p>
+        </w:tc>
+        <w:tc>
+          <w:tcPr/>
+          <w:p>
+            <w:pPr>
+              <w:pStyle w:val="Compact"/>
+              <w:jc w:val="right"/>
+            </w:pPr>
+            <w:r>
+              <w:t xml:space="preserve">4</w:t>
+            </w:r>
+          </w:p>
+        </w:tc>
+        <w:tc>
+          <w:tcPr/>
+          <w:p>
+            <w:pPr>
+              <w:pStyle w:val="Compact"/>
+            </w:pPr>
+            <w:r>
+              <w:t xml:space="preserve">2025-04 to 2026-02</w:t>
+            </w:r>
+          </w:p>
+        </w:tc>
+      </w:tr>
+      <w:tr>
+        <w:tc>
+          <w:tcPr/>
+          <w:p>
+            <w:pPr>
+              <w:pStyle w:val="Compact"/>
+            </w:pPr>
+            <w:r>
+              <w:t xml:space="preserve">Compound</w:t>
+            </w:r>
+          </w:p>
+        </w:tc>
+        <w:tc>
+          <w:tcPr/>
+          <w:p>
+            <w:pPr>
+              <w:pStyle w:val="Compact"/>
+            </w:pPr>
+            <w:r>
+              <w:t xml:space="preserve">Snapshot</w:t>
+            </w:r>
+          </w:p>
+        </w:tc>
+        <w:tc>
+          <w:tcPr/>
+          <w:p>
+            <w:pPr>
+              <w:pStyle w:val="Compact"/>
+              <w:jc w:val="right"/>
+            </w:pPr>
+            <w:r>
+              <w:t xml:space="preserve">0.089</w:t>
+            </w:r>
+          </w:p>
+        </w:tc>
+        <w:tc>
+          <w:tcPr/>
+          <w:p>
+            <w:pPr>
+              <w:pStyle w:val="Compact"/>
+              <w:jc w:val="right"/>
+            </w:pPr>
+            <w:r>
+              <w:t xml:space="preserve">0.0813</w:t>
+            </w:r>
+          </w:p>
+        </w:tc>
+        <w:tc>
+          <w:tcPr/>
+          <w:p>
+            <w:pPr>
+              <w:pStyle w:val="Compact"/>
+              <w:jc w:val="right"/>
+            </w:pPr>
+            <w:r>
+              <w:t xml:space="preserve">36</w:t>
+            </w:r>
+          </w:p>
+        </w:tc>
+        <w:tc>
+          <w:tcPr/>
+          <w:p>
+            <w:pPr>
+              <w:pStyle w:val="Compact"/>
+            </w:pPr>
+            <w:r>
+              <w:t xml:space="preserve">2021-06 to 2026-05</w:t>
+            </w:r>
+          </w:p>
+        </w:tc>
+      </w:tr>
+      <w:tr>
+        <w:tc>
+          <w:tcPr/>
+          <w:p>
+            <w:pPr>
+              <w:pStyle w:val="Compact"/>
+            </w:pPr>
+            <w:r>
+              <w:t xml:space="preserve">Arbitrum</w:t>
+            </w:r>
+          </w:p>
+        </w:tc>
+        <w:tc>
+          <w:tcPr/>
+          <w:p>
+            <w:pPr>
+              <w:pStyle w:val="Compact"/>
+            </w:pPr>
+            <w:r>
+              <w:t xml:space="preserve">Snapshot</w:t>
+            </w:r>
+          </w:p>
+        </w:tc>
+        <w:tc>
+          <w:tcPr/>
+          <w:p>
+            <w:pPr>
+              <w:pStyle w:val="Compact"/>
+              <w:jc w:val="right"/>
+            </w:pPr>
+            <w:r>
+              <w:t xml:space="preserve">0.038</w:t>
+            </w:r>
+          </w:p>
+        </w:tc>
+        <w:tc>
+          <w:tcPr/>
+          <w:p>
+            <w:pPr>
+              <w:pStyle w:val="Compact"/>
+              <w:jc w:val="right"/>
+            </w:pPr>
+            <w:r>
+              <w:t xml:space="preserve">0.0187</w:t>
+            </w:r>
+          </w:p>
+        </w:tc>
+        <w:tc>
+          <w:tcPr/>
+          <w:p>
+            <w:pPr>
+              <w:pStyle w:val="Compact"/>
+              <w:jc w:val="right"/>
+            </w:pPr>
+            <w:r>
+              <w:t xml:space="preserve">406</w:t>
+            </w:r>
+          </w:p>
+        </w:tc>
+        <w:tc>
+          <w:tcPr/>
+          <w:p>
+            <w:pPr>
+              <w:pStyle w:val="Compact"/>
+            </w:pPr>
+            <w:r>
+              <w:t xml:space="preserve">2023-03 to 2026-04</w:t>
+            </w:r>
+          </w:p>
+        </w:tc>
+      </w:tr>
+      <w:tr>
+        <w:tc>
+          <w:tcPr/>
+          <w:p>
+            <w:pPr>
+              <w:pStyle w:val="Compact"/>
+            </w:pPr>
+            <w:r>
+              <w:t xml:space="preserve">Gnosis</w:t>
+            </w:r>
+          </w:p>
+        </w:tc>
+        <w:tc>
+          <w:tcPr/>
+          <w:p>
+            <w:pPr>
+              <w:pStyle w:val="Compact"/>
+            </w:pPr>
+            <w:r>
+              <w:t xml:space="preserve">Snapshot</w:t>
+            </w:r>
+          </w:p>
+        </w:tc>
+        <w:tc>
+          <w:tcPr/>
+          <w:p>
+            <w:pPr>
+              <w:pStyle w:val="Compact"/>
+              <w:jc w:val="right"/>
+            </w:pPr>
+            <w:r>
+              <w:t xml:space="preserve">0.104</w:t>
+            </w:r>
+          </w:p>
+        </w:tc>
+        <w:tc>
+          <w:tcPr/>
+          <w:p>
+            <w:pPr>
+              <w:pStyle w:val="Compact"/>
+              <w:jc w:val="right"/>
+            </w:pPr>
+            <w:r>
+              <w:t xml:space="preserve">0.1090</w:t>
+            </w:r>
+          </w:p>
+        </w:tc>
+        <w:tc>
+          <w:tcPr/>
+          <w:p>
+            <w:pPr>
+              <w:pStyle w:val="Compact"/>
+              <w:jc w:val="right"/>
+            </w:pPr>
+            <w:r>
+              <w:t xml:space="preserve">252</w:t>
+            </w:r>
+          </w:p>
+        </w:tc>
+        <w:tc>
+          <w:tcPr/>
+          <w:p>
+            <w:pPr>
+              <w:pStyle w:val="Compact"/>
+            </w:pPr>
+            <w:r>
+              <w:t xml:space="preserve">2020-11 to 2026-05</w:t>
+            </w:r>
+          </w:p>
+        </w:tc>
+      </w:tr>
+      <w:tr>
+        <w:tc>
+          <w:tcPr/>
+          <w:p>
+            <w:pPr>
+              <w:pStyle w:val="Compact"/>
+            </w:pPr>
+            <w:r>
+              <w:t xml:space="preserve">Synthetix</w:t>
+            </w:r>
+          </w:p>
+        </w:tc>
+        <w:tc>
+          <w:tcPr/>
+          <w:p>
+            <w:pPr>
+              <w:pStyle w:val="Compact"/>
+            </w:pPr>
+            <w:r>
+              <w:t xml:space="preserve">Snapshot</w:t>
+            </w:r>
+          </w:p>
+        </w:tc>
+        <w:tc>
+          <w:tcPr/>
+          <w:p>
+            <w:pPr>
+              <w:pStyle w:val="Compact"/>
+              <w:jc w:val="right"/>
+            </w:pPr>
+            <w:r>
+              <w:t xml:space="preserve">0.095</w:t>
+            </w:r>
+          </w:p>
+        </w:tc>
+        <w:tc>
+          <w:tcPr/>
+          <w:p>
+            <w:pPr>
+              <w:pStyle w:val="Compact"/>
+              <w:jc w:val="right"/>
+            </w:pPr>
+            <w:r>
+              <w:t xml:space="preserve">0.1621</w:t>
+            </w:r>
+          </w:p>
+        </w:tc>
+        <w:tc>
+          <w:tcPr/>
+          <w:p>
+            <w:pPr>
+              <w:pStyle w:val="Compact"/>
+              <w:jc w:val="right"/>
+            </w:pPr>
+            <w:r>
+              <w:t xml:space="preserve">969</w:t>
+            </w:r>
+          </w:p>
+        </w:tc>
+        <w:tc>
+          <w:tcPr/>
+          <w:p>
+            <w:pPr>
+              <w:pStyle w:val="Compact"/>
+            </w:pPr>
+            <w:r>
+              <w:t xml:space="preserve">2020-12 to 2025-05</w:t>
+            </w:r>
+          </w:p>
+        </w:tc>
+      </w:tr>
+      <w:tr>
+        <w:tc>
+          <w:tcPr/>
+          <w:p>
+            <w:pPr>
+              <w:pStyle w:val="Compact"/>
+            </w:pPr>
+            <w:r>
+              <w:t xml:space="preserve">Aave</w:t>
+            </w:r>
+          </w:p>
+        </w:tc>
+        <w:tc>
+          <w:tcPr/>
+          <w:p>
+            <w:pPr>
+              <w:pStyle w:val="Compact"/>
+            </w:pPr>
+            <w:r>
+              <w:t xml:space="preserve">Tally delegate</w:t>
+            </w:r>
+          </w:p>
+        </w:tc>
+        <w:tc>
+          <w:tcPr/>
+          <w:p>
+            <w:pPr>
+              <w:pStyle w:val="Compact"/>
+              <w:jc w:val="right"/>
+            </w:pPr>
+            <w:r>
+              <w:t xml:space="preserve">0.058</w:t>
+            </w:r>
+          </w:p>
+        </w:tc>
+        <w:tc>
+          <w:tcPr/>
+          <w:p>
+            <w:pPr>
+              <w:pStyle w:val="Compact"/>
+              <w:jc w:val="right"/>
+            </w:pPr>
+            <w:r>
+              <w:t xml:space="preserve">0.0620</w:t>
+            </w:r>
+          </w:p>
+        </w:tc>
+        <w:tc>
+          <w:tcPr/>
+          <w:p>
+            <w:pPr>
+              <w:pStyle w:val="Compact"/>
+              <w:jc w:val="right"/>
+            </w:pPr>
+            <w:r>
+              <w:t xml:space="preserve">1000</w:t>
+            </w:r>
+          </w:p>
+        </w:tc>
+        <w:tc>
+          <w:tcPr/>
+          <w:p>
+            <w:pPr>
+              <w:pStyle w:val="Compact"/>
+            </w:pPr>
+            <w:r>
+              <w:t xml:space="preserve">top-1,000 registry</w:t>
+            </w:r>
+          </w:p>
+        </w:tc>
+      </w:tr>
+      <w:tr>
+        <w:tc>
+          <w:tcPr/>
+          <w:p>
+            <w:pPr>
+              <w:pStyle w:val="Compact"/>
+            </w:pPr>
+            <w:r>
+              <w:t xml:space="preserve">Uniswap</w:t>
+            </w:r>
+          </w:p>
+        </w:tc>
+        <w:tc>
+          <w:tcPr/>
+          <w:p>
+            <w:pPr>
+              <w:pStyle w:val="Compact"/>
+            </w:pPr>
+            <w:r>
+              <w:t xml:space="preserve">Tally delegate</w:t>
+            </w:r>
+          </w:p>
+        </w:tc>
+        <w:tc>
+          <w:tcPr/>
+          <w:p>
+            <w:pPr>
+              <w:pStyle w:val="Compact"/>
+              <w:jc w:val="right"/>
+            </w:pPr>
+            <w:r>
+              <w:t xml:space="preserve">0.027</w:t>
+            </w:r>
+          </w:p>
+        </w:tc>
+        <w:tc>
+          <w:tcPr/>
+          <w:p>
+            <w:pPr>
+              <w:pStyle w:val="Compact"/>
+              <w:jc w:val="right"/>
+            </w:pPr>
+            <w:r>
+              <w:t xml:space="preserve">0.0268</w:t>
+            </w:r>
+          </w:p>
+        </w:tc>
+        <w:tc>
+          <w:tcPr/>
+          <w:p>
+            <w:pPr>
+              <w:pStyle w:val="Compact"/>
+              <w:jc w:val="right"/>
+            </w:pPr>
+            <w:r>
+              <w:t xml:space="preserve">90</w:t>
+            </w:r>
+          </w:p>
+        </w:tc>
+        <w:tc>
+          <w:tcPr/>
+          <w:p>
+            <w:pPr>
+              <w:pStyle w:val="Compact"/>
+            </w:pPr>
+            <w:r>
+              <w:t xml:space="preserve">2022-03 to 2026-05</w:t>
+            </w:r>
+          </w:p>
+        </w:tc>
+      </w:tr>
+      <w:tr>
+        <w:tc>
+          <w:tcPr/>
+          <w:p>
+            <w:pPr>
+              <w:pStyle w:val="Compact"/>
+            </w:pPr>
+            <w:r>
+              <w:t xml:space="preserve">Optimism</w:t>
+            </w:r>
+          </w:p>
+        </w:tc>
+        <w:tc>
+          <w:tcPr/>
+          <w:p>
+            <w:pPr>
+              <w:pStyle w:val="Compact"/>
+            </w:pPr>
+            <w:r>
+              <w:t xml:space="preserve">Tally delegate</w:t>
+            </w:r>
+          </w:p>
+        </w:tc>
+        <w:tc>
+          <w:tcPr/>
+          <w:p>
+            <w:pPr>
+              <w:pStyle w:val="Compact"/>
+              <w:jc w:val="right"/>
+            </w:pPr>
+            <w:r>
+              <w:t xml:space="preserve">0.033</w:t>
+            </w:r>
+          </w:p>
+        </w:tc>
+        <w:tc>
+          <w:tcPr/>
+          <w:p>
+            <w:pPr>
+              <w:pStyle w:val="Compact"/>
+              <w:jc w:val="right"/>
+            </w:pPr>
+            <w:r>
+              <w:t xml:space="preserve">0.0327</w:t>
+            </w:r>
+          </w:p>
+        </w:tc>
+        <w:tc>
+          <w:tcPr/>
+          <w:p>
+            <w:pPr>
+              <w:pStyle w:val="Compact"/>
+              <w:jc w:val="right"/>
+            </w:pPr>
+            <w:r>
+              <w:t xml:space="preserve">25</w:t>
+            </w:r>
+          </w:p>
+        </w:tc>
+        <w:tc>
+          <w:tcPr/>
+          <w:p>
+            <w:pPr>
+              <w:pStyle w:val="Compact"/>
+            </w:pPr>
+            <w:r>
+              <w:t xml:space="preserve">2023-02 to 2024-05</w:t>
+            </w:r>
+          </w:p>
+        </w:tc>
+      </w:tr>
+      <w:tr>
+        <w:tc>
+          <w:tcPr/>
+          <w:p>
+            <w:pPr>
+              <w:pStyle w:val="Compact"/>
+            </w:pPr>
+            <w:r>
+              <w:t xml:space="preserve">GMX</w:t>
+            </w:r>
+          </w:p>
+        </w:tc>
+        <w:tc>
+          <w:tcPr/>
+          <w:p>
+            <w:pPr>
+              <w:pStyle w:val="Compact"/>
+            </w:pPr>
+            <w:r>
+              <w:t xml:space="preserve">Tally delegate</w:t>
+            </w:r>
+          </w:p>
+        </w:tc>
+        <w:tc>
+          <w:tcPr/>
+          <w:p>
+            <w:pPr>
+              <w:pStyle w:val="Compact"/>
+              <w:jc w:val="right"/>
+            </w:pPr>
+            <w:r>
+              <w:t xml:space="preserve">0.057</w:t>
+            </w:r>
+          </w:p>
+        </w:tc>
+        <w:tc>
+          <w:tcPr/>
+          <w:p>
+            <w:pPr>
+              <w:pStyle w:val="Compact"/>
+              <w:jc w:val="right"/>
+            </w:pPr>
+            <w:r>
+              <w:t xml:space="preserve">0.0565</w:t>
+            </w:r>
+          </w:p>
+        </w:tc>
+        <w:tc>
+          <w:tcPr/>
+          <w:p>
+            <w:pPr>
+              <w:pStyle w:val="Compact"/>
+              <w:jc w:val="right"/>
+            </w:pPr>
+            <w:r>
+              <w:t xml:space="preserve">20</w:t>
+            </w:r>
+          </w:p>
+        </w:tc>
+        <w:tc>
+          <w:tcPr/>
+          <w:p>
+            <w:pPr>
+              <w:pStyle w:val="Compact"/>
+            </w:pPr>
+            <w:r>
+              <w:t xml:space="preserve">2024-07 to 2026-03</w:t>
+            </w:r>
+          </w:p>
+        </w:tc>
+      </w:tr>
+      <w:tr>
+        <w:tc>
+          <w:tcPr/>
+          <w:p>
+            <w:pPr>
+              <w:pStyle w:val="Compact"/>
+            </w:pPr>
+            <w:r>
+              <w:t xml:space="preserve">ENS</w:t>
+            </w:r>
+          </w:p>
+        </w:tc>
+        <w:tc>
+          <w:tcPr/>
+          <w:p>
+            <w:pPr>
+              <w:pStyle w:val="Compact"/>
+            </w:pPr>
+            <w:r>
+              <w:t xml:space="preserve">Tally delegate</w:t>
+            </w:r>
+          </w:p>
+        </w:tc>
+        <w:tc>
+          <w:tcPr/>
+          <w:p>
+            <w:pPr>
+              <w:pStyle w:val="Compact"/>
+              <w:jc w:val="right"/>
+            </w:pPr>
+            <w:r>
+              <w:t xml:space="preserve">0.022</w:t>
+            </w:r>
+          </w:p>
+        </w:tc>
+        <w:tc>
+          <w:tcPr/>
+          <w:p>
+            <w:pPr>
+              <w:pStyle w:val="Compact"/>
+              <w:jc w:val="right"/>
+            </w:pPr>
+            <w:r>
+              <w:t xml:space="preserve">0.0225</w:t>
+            </w:r>
+          </w:p>
+        </w:tc>
+        <w:tc>
+          <w:tcPr/>
+          <w:p>
+            <w:pPr>
+              <w:pStyle w:val="Compact"/>
+              <w:jc w:val="right"/>
+            </w:pPr>
+            <w:r>
+              <w:t xml:space="preserve">69</w:t>
+            </w:r>
+          </w:p>
+        </w:tc>
+        <w:tc>
+          <w:tcPr/>
+          <w:p>
+            <w:pPr>
+              <w:pStyle w:val="Compact"/>
+            </w:pPr>
+            <w:r>
+              <w:t xml:space="preserve">2022-03 to 2026-04</w:t>
+            </w:r>
+          </w:p>
+        </w:tc>
+      </w:tr>
+    </w:tbl>
+    <w:p>
+      <w:pPr>
+        <w:pStyle w:val="BodyText"/>
+      </w:pPr>
+      <w:r>
+        <w:t xml:space="preserve">Across the twelve, mean absolute change is 0.025 and median absolute change is 0.006; seven of twelve land within 0.010 of the 12-month value. Eight of twelve full-history values are lower than the 12-month value (full-history pooling dilutes recent concentration spikes); the two largest moves are DIMO (0.228 to 0.1428, the concentrated ten-voter 12-month window diluted across 27 proposals) and Synthetix (0.095 to 0.1621, where the 969-proposal 2020 to 2025 history is more concentrated than the small-N 30-voter council-election 12-month window). Rank ordering is broadly preserved (Spearman rho = 0.87) with two notable reorderings: Arbitrum becomes the lowest-concentration protocol under its full-history value (0.0187), and Synthetix rises. The Aave full-history figure uses the top-1,000 Tally delegate pool rather than the all-delegates depth (N = 150,911) of the Table 6 12-month value, so it is an approximate same-surface analog rather than an identical-depth comparison. The six remaining Table 6 protocols have no same-surface full-history pool: the three Solana protocols (DRIFT, HNT, JUP) source from Solana on-chain governance, a surface not covered by the Snapshot-or-Tally pooled dataset, and the three structurally point-in-time protocols (Bittensor via Taostats validator stake, Polkadot via Subscan conviction-weighted referenda pooled over 20 decided, Livepeer via orchestrator bonded-stake subgraph) have no time-pooled construction; all six retain their Table 6 12-month classification.</w:t>
       </w:r>
     </w:p>
     <w:p>
@@ -21348,12 +22376,487 @@
       </w:r>
     </w:p>
     <w:bookmarkEnd w:id="72"/>
-    <w:bookmarkStart w:id="74" w:name="X62e7451cb2988f0fd7b0fa0d85568417c3cfa57"/>
+    <w:bookmarkStart w:id="76" w:name="X3e309855b03a6d16c692cf733d7205e5f5ddaa9"/>
     <w:p>
       <w:pPr>
         <w:pStyle w:val="Heading3"/>
       </w:pPr>
       <w:r>
+        <w:t xml:space="preserve">4.5.4.2 Multi-year voting-concentration trajectories</w:t>
+      </w:r>
+    </w:p>
+    <w:p>
+      <w:pPr>
+        <w:pStyle w:val="FirstParagraph"/>
+      </w:pPr>
+      <w:r>
+        <w:t xml:space="preserve">For the protocols where a true per-period voting series is recoverable, voting concentration is stable across multi-year windows of normal participation (Figure 7), and the only large excursions occur in late, low-turnout periods where a collapsing voter count mechanically inflates per-period HHI. This confirms that the Table 6 figures reflect full-history voting behavior rather than a single-snapshot artifact.</w:t>
+      </w:r>
+    </w:p>
+    <w:tbl>
+      <w:tblPr>
+        <w:tblStyle w:val="Table"/>
+        <w:tblW w:type="pct" w:w="5000"/>
+        <w:tblLayout w:type="fixed"/>
+        <w:tblLook w:firstRow="1" w:lastRow="0" w:firstColumn="0" w:lastColumn="0" w:noHBand="0" w:noVBand="0" w:val="0020"/>
+      </w:tblPr>
+      <w:tblGrid>
+        <w:gridCol w:w="754"/>
+        <w:gridCol w:w="1056"/>
+        <w:gridCol w:w="678"/>
+        <w:gridCol w:w="678"/>
+        <w:gridCol w:w="905"/>
+        <w:gridCol w:w="678"/>
+        <w:gridCol w:w="3168"/>
+      </w:tblGrid>
+      <w:tr>
+        <w:trPr>
+          <w:tblHeader w:val="on"/>
+        </w:trPr>
+        <w:tc>
+          <w:tcPr/>
+          <w:p>
+            <w:pPr>
+              <w:pStyle w:val="Compact"/>
+            </w:pPr>
+            <w:r>
+              <w:t xml:space="preserve">Protocol</w:t>
+            </w:r>
+          </w:p>
+        </w:tc>
+        <w:tc>
+          <w:tcPr/>
+          <w:p>
+            <w:pPr>
+              <w:pStyle w:val="Compact"/>
+            </w:pPr>
+            <w:r>
+              <w:t xml:space="preserve">Series</w:t>
+            </w:r>
+          </w:p>
+        </w:tc>
+        <w:tc>
+          <w:tcPr/>
+          <w:p>
+            <w:pPr>
+              <w:pStyle w:val="Compact"/>
+              <w:jc w:val="right"/>
+            </w:pPr>
+            <w:r>
+              <w:t xml:space="preserve">Periods</w:t>
+            </w:r>
+          </w:p>
+        </w:tc>
+        <w:tc>
+          <w:tcPr/>
+          <w:p>
+            <w:pPr>
+              <w:pStyle w:val="Compact"/>
+              <w:jc w:val="right"/>
+            </w:pPr>
+            <w:r>
+              <w:t xml:space="preserve">HHI min</w:t>
+            </w:r>
+          </w:p>
+        </w:tc>
+        <w:tc>
+          <w:tcPr/>
+          <w:p>
+            <w:pPr>
+              <w:pStyle w:val="Compact"/>
+              <w:jc w:val="right"/>
+            </w:pPr>
+            <w:r>
+              <w:t xml:space="preserve">HHI median</w:t>
+            </w:r>
+          </w:p>
+        </w:tc>
+        <w:tc>
+          <w:tcPr/>
+          <w:p>
+            <w:pPr>
+              <w:pStyle w:val="Compact"/>
+              <w:jc w:val="right"/>
+            </w:pPr>
+            <w:r>
+              <w:t xml:space="preserve">HHI max</w:t>
+            </w:r>
+          </w:p>
+        </w:tc>
+        <w:tc>
+          <w:tcPr/>
+          <w:p>
+            <w:pPr>
+              <w:pStyle w:val="Compact"/>
+            </w:pPr>
+            <w:r>
+              <w:t xml:space="preserve">Late-period note</w:t>
+            </w:r>
+          </w:p>
+        </w:tc>
+      </w:tr>
+      <w:tr>
+        <w:tc>
+          <w:tcPr/>
+          <w:p>
+            <w:pPr>
+              <w:pStyle w:val="Compact"/>
+            </w:pPr>
+            <w:r>
+              <w:t xml:space="preserve">ALGO</w:t>
+            </w:r>
+          </w:p>
+        </w:tc>
+        <w:tc>
+          <w:tcPr/>
+          <w:p>
+            <w:pPr>
+              <w:pStyle w:val="Compact"/>
+            </w:pPr>
+            <w:r>
+              <w:t xml:space="preserve">GP1 to GP15</w:t>
+            </w:r>
+          </w:p>
+        </w:tc>
+        <w:tc>
+          <w:tcPr/>
+          <w:p>
+            <w:pPr>
+              <w:pStyle w:val="Compact"/>
+              <w:jc w:val="right"/>
+            </w:pPr>
+            <w:r>
+              <w:t xml:space="preserve">15</w:t>
+            </w:r>
+          </w:p>
+        </w:tc>
+        <w:tc>
+          <w:tcPr/>
+          <w:p>
+            <w:pPr>
+              <w:pStyle w:val="Compact"/>
+              <w:jc w:val="right"/>
+            </w:pPr>
+            <w:r>
+              <w:t xml:space="preserve">0.0096</w:t>
+            </w:r>
+          </w:p>
+        </w:tc>
+        <w:tc>
+          <w:tcPr/>
+          <w:p>
+            <w:pPr>
+              <w:pStyle w:val="Compact"/>
+              <w:jc w:val="right"/>
+            </w:pPr>
+            <w:r>
+              <w:t xml:space="preserve">0.0129</w:t>
+            </w:r>
+          </w:p>
+        </w:tc>
+        <w:tc>
+          <w:tcPr/>
+          <w:p>
+            <w:pPr>
+              <w:pStyle w:val="Compact"/>
+              <w:jc w:val="right"/>
+            </w:pPr>
+            <w:r>
+              <w:t xml:space="preserve">0.0357</w:t>
+            </w:r>
+          </w:p>
+        </w:tc>
+        <w:tc>
+          <w:tcPr/>
+          <w:p>
+            <w:pPr>
+              <w:pStyle w:val="Compact"/>
+            </w:pPr>
+            <w:r>
+              <w:t xml:space="preserve">GP15 spike is post-rewards regime change</w:t>
+            </w:r>
+          </w:p>
+        </w:tc>
+      </w:tr>
+      <w:tr>
+        <w:tc>
+          <w:tcPr/>
+          <w:p>
+            <w:pPr>
+              <w:pStyle w:val="Compact"/>
+            </w:pPr>
+            <w:r>
+              <w:t xml:space="preserve">GEOD</w:t>
+            </w:r>
+          </w:p>
+        </w:tc>
+        <w:tc>
+          <w:tcPr/>
+          <w:p>
+            <w:pPr>
+              <w:pStyle w:val="Compact"/>
+            </w:pPr>
+            <w:r>
+              <w:t xml:space="preserve">GIP series</w:t>
+            </w:r>
+          </w:p>
+        </w:tc>
+        <w:tc>
+          <w:tcPr/>
+          <w:p>
+            <w:pPr>
+              <w:pStyle w:val="Compact"/>
+              <w:jc w:val="right"/>
+            </w:pPr>
+            <w:r>
+              <w:t xml:space="preserve">9</w:t>
+            </w:r>
+          </w:p>
+        </w:tc>
+        <w:tc>
+          <w:tcPr/>
+          <w:p>
+            <w:pPr>
+              <w:pStyle w:val="Compact"/>
+              <w:jc w:val="right"/>
+            </w:pPr>
+            <w:r>
+              <w:t xml:space="preserve">0.0853</w:t>
+            </w:r>
+          </w:p>
+        </w:tc>
+        <w:tc>
+          <w:tcPr/>
+          <w:p>
+            <w:pPr>
+              <w:pStyle w:val="Compact"/>
+              <w:jc w:val="right"/>
+            </w:pPr>
+            <w:r>
+              <w:t xml:space="preserve">0.1708</w:t>
+            </w:r>
+          </w:p>
+        </w:tc>
+        <w:tc>
+          <w:tcPr/>
+          <w:p>
+            <w:pPr>
+              <w:pStyle w:val="Compact"/>
+              <w:jc w:val="right"/>
+            </w:pPr>
+            <w:r>
+              <w:t xml:space="preserve">0.3216</w:t>
+            </w:r>
+          </w:p>
+        </w:tc>
+        <w:tc>
+          <w:tcPr/>
+          <w:p>
+            <w:pPr>
+              <w:pStyle w:val="Compact"/>
+            </w:pPr>
+            <w:r>
+              <w:t xml:space="preserve">GIP-13 rise is 23-voter low turnout</w:t>
+            </w:r>
+          </w:p>
+        </w:tc>
+      </w:tr>
+      <w:tr>
+        <w:tc>
+          <w:tcPr/>
+          <w:p>
+            <w:pPr>
+              <w:pStyle w:val="Compact"/>
+            </w:pPr>
+            <w:r>
+              <w:t xml:space="preserve">HNT</w:t>
+            </w:r>
+          </w:p>
+        </w:tc>
+        <w:tc>
+          <w:tcPr/>
+          <w:p>
+            <w:pPr>
+              <w:pStyle w:val="Compact"/>
+            </w:pPr>
+            <w:r>
+              <w:t xml:space="preserve">per-proposal</w:t>
+            </w:r>
+          </w:p>
+        </w:tc>
+        <w:tc>
+          <w:tcPr/>
+          <w:p>
+            <w:pPr>
+              <w:pStyle w:val="Compact"/>
+              <w:jc w:val="right"/>
+            </w:pPr>
+            <w:r>
+              <w:t xml:space="preserve">46</w:t>
+            </w:r>
+          </w:p>
+        </w:tc>
+        <w:tc>
+          <w:tcPr/>
+          <w:p>
+            <w:pPr>
+              <w:pStyle w:val="Compact"/>
+              <w:jc w:val="right"/>
+            </w:pPr>
+            <w:r>
+              <w:t xml:space="preserve">0.0367</w:t>
+            </w:r>
+          </w:p>
+        </w:tc>
+        <w:tc>
+          <w:tcPr/>
+          <w:p>
+            <w:pPr>
+              <w:pStyle w:val="Compact"/>
+              <w:jc w:val="right"/>
+            </w:pPr>
+            <w:r>
+              <w:t xml:space="preserve">0.0877</w:t>
+            </w:r>
+          </w:p>
+        </w:tc>
+        <w:tc>
+          <w:tcPr/>
+          <w:p>
+            <w:pPr>
+              <w:pStyle w:val="Compact"/>
+              <w:jc w:val="right"/>
+            </w:pPr>
+            <w:r>
+              <w:t xml:space="preserve">0.8655</w:t>
+            </w:r>
+          </w:p>
+        </w:tc>
+        <w:tc>
+          <w:tcPr/>
+          <w:p>
+            <w:pPr>
+              <w:pStyle w:val="Compact"/>
+            </w:pPr>
+            <w:r>
+              <w:t xml:space="preserve">post-HIP-141 rise is turnout collapse</w:t>
+            </w:r>
+          </w:p>
+        </w:tc>
+      </w:tr>
+    </w:tbl>
+    <w:p>
+      <w:pPr>
+        <w:pStyle w:val="BodyText"/>
+      </w:pPr>
+      <w:r>
+        <w:t xml:space="preserve">ALGO commitment-weight HHI holds inside a 0.0096 to 0.0190 band across fourteen of fifteen governance periods spanning 2021 to 2024; the GP15 value (0.0357) follows the post-GP14 end of rewards-eligible commitment (a 92.7 percent commitment-volume drop, governors falling from 14,687 to 1,394) and is a regime artifact, not concentration drift. GEOD veNFT vote-weight HHI holds a 0.0853 to 0.3216 range with no monotonic trend across nine governance proposals from 2024 to 2026. Helium per-proposal HHI is stable and low across the full pre-HIP-141 window (38 substantive proposals from 2023-10 to 2024-08, median 0.0877, band 0.0367 to 0.3332); the post-HIP-141 median of 0.6997 is a turnout-collapse artifact rather than concentration drift, as participation fell from the 200-to-1,024-voter pre-141 range to 5-to-10 voters post-141. Drift carries no per-period series (its on-chain corpus is keyed by proposal address without timestamps and is ordered by voter count); its ten substantive proposals show a per-proposal HHI median of 0.266 (range 0.089 to 0.522), cohort-consistent with the other Solana protocols and reported here cross-sectionally rather than as a trajectory.</w:t>
+      </w:r>
+    </w:p>
+    <w:p>
+      <w:pPr>
+        <w:pStyle w:val="BodyText"/>
+      </w:pPr>
+      <w:r>
+        <w:drawing>
+          <wp:inline>
+            <wp:extent cx="5334000" cy="2820880"/>
+            <wp:effectExtent b="0" l="0" r="0" t="0"/>
+            <wp:docPr descr="" title="" id="74" name="Picture"/>
+            <a:graphic>
+              <a:graphicData uri="http://schemas.openxmlformats.org/drawingml/2006/picture">
+                <pic:pic>
+                  <pic:nvPicPr>
+                    <pic:cNvPr descr="media/fig_voting_trajectory.png" id="75" name="Picture"/>
+                    <pic:cNvPicPr>
+                      <a:picLocks noChangeArrowheads="1" noChangeAspect="1"/>
+                    </pic:cNvPicPr>
+                  </pic:nvPicPr>
+                  <pic:blipFill>
+                    <a:blip r:embed="rId73"/>
+                    <a:stretch>
+                      <a:fillRect/>
+                    </a:stretch>
+                  </pic:blipFill>
+                  <pic:spPr bwMode="auto">
+                    <a:xfrm>
+                      <a:off x="0" y="0"/>
+                      <a:ext cx="5334000" cy="2820880"/>
+                    </a:xfrm>
+                    <a:prstGeom prst="rect">
+                      <a:avLst/>
+                    </a:prstGeom>
+                    <a:noFill/>
+                    <a:ln w="9525">
+                      <a:noFill/>
+                      <a:headEnd/>
+                      <a:tailEnd/>
+                    </a:ln>
+                  </pic:spPr>
+                </pic:pic>
+              </a:graphicData>
+            </a:graphic>
+          </wp:inline>
+        </w:drawing>
+      </w:r>
+    </w:p>
+    <w:p>
+      <w:pPr>
+        <w:pStyle w:val="BodyText"/>
+      </w:pPr>
+      <w:r>
+        <w:rPr>
+          <w:b/>
+          <w:bCs/>
+          <w:i/>
+          <w:iCs/>
+        </w:rPr>
+        <w:t xml:space="preserve">Figure 7.</w:t>
+      </w:r>
+      <w:r>
+        <w:rPr>
+          <w:i/>
+          <w:iCs/>
+        </w:rPr>
+        <w:t xml:space="preserve"> </w:t>
+      </w:r>
+      <w:r>
+        <w:rPr>
+          <w:i/>
+          <w:iCs/>
+        </w:rPr>
+        <w:t xml:space="preserve">Per-period voting-HHI trajectories (log scale, by period index) for the three protocols with a true per-period governance series (Algorand, GEODNET, Helium; per-period values in the table above). Voting concentration is stable across multi-year windows of normal participation. The two annotated late-period excursions are artifacts rather than concentration drift: the Algorand GP15 uptick follows the post-GP14 end of rewards-eligible commitment (a 92.7 percent commitment-volume drop), and the shaded Helium post-HIP-141 region reflects a turnout collapse from the 200-to-1,024-voter range to 5-to-10 voters. Drift Protocol carries no dated series (its on-chain corpus is keyed by proposal address without timestamps) and is omitted here; its ten substantive proposals show a cross-sectional per-proposal HHI median of 0.266. Reproducible one-command from the committed series files via</w:t>
+      </w:r>
+      <w:r>
+        <w:rPr>
+          <w:i/>
+          <w:iCs/>
+        </w:rPr>
+        <w:t xml:space="preserve"> </w:t>
+      </w:r>
+      <w:r>
+        <w:rPr>
+          <w:rStyle w:val="VerbatimChar"/>
+          <w:i/>
+          <w:iCs/>
+        </w:rPr>
+        <w:t xml:space="preserve">b2_voting_timeseries_reproduce_2026-06-03.py</w:t>
+      </w:r>
+      <w:r>
+        <w:rPr>
+          <w:i/>
+          <w:iCs/>
+        </w:rPr>
+        <w:t xml:space="preserve">.</w:t>
+      </w:r>
+    </w:p>
+    <w:bookmarkEnd w:id="76"/>
+    <w:bookmarkStart w:id="78" w:name="X62e7451cb2988f0fd7b0fa0d85568417c3cfa57"/>
+    <w:p>
+      <w:pPr>
+        <w:pStyle w:val="Heading3"/>
+      </w:pPr>
+      <w:r>
         <w:t xml:space="preserve">4.5.5 Secondary extension: cross-protocol institutional concentration (fifth axis; future work)</w:t>
       </w:r>
     </w:p>
@@ -21367,7 +22870,7 @@
       <w:r>
         <w:t xml:space="preserve"> </w:t>
       </w:r>
-      <w:hyperlink r:id="rId73">
+      <w:hyperlink r:id="rId77">
         <w:r>
           <w:rPr>
             <w:rStyle w:val="Hyperlink"/>
@@ -21379,9 +22882,9 @@
         <w:t xml:space="preserve">.</w:t>
       </w:r>
     </w:p>
-    <w:bookmarkEnd w:id="74"/>
-    <w:bookmarkEnd w:id="75"/>
-    <w:bookmarkStart w:id="89" w:name="Xc10448b48f3bc18e70a56f1ee20940fec9f4b9b"/>
+    <w:bookmarkEnd w:id="78"/>
+    <w:bookmarkEnd w:id="79"/>
+    <w:bookmarkStart w:id="93" w:name="Xc10448b48f3bc18e70a56f1ee20940fec9f4b9b"/>
     <w:p>
       <w:pPr>
         <w:pStyle w:val="Heading2"/>
@@ -21730,18 +23233,18 @@
           <wp:inline>
             <wp:extent cx="5334000" cy="2927348"/>
             <wp:effectExtent b="0" l="0" r="0" t="0"/>
-            <wp:docPr descr="" title="" id="77" name="Picture"/>
+            <wp:docPr descr="" title="" id="81" name="Picture"/>
             <a:graphic>
               <a:graphicData uri="http://schemas.openxmlformats.org/drawingml/2006/picture">
                 <pic:pic>
                   <pic:nvPicPr>
-                    <pic:cNvPr descr="media/fig9_loo_forest.png" id="78" name="Picture"/>
+                    <pic:cNvPr descr="media/fig9_loo_forest.png" id="82" name="Picture"/>
                     <pic:cNvPicPr>
                       <a:picLocks noChangeArrowheads="1" noChangeAspect="1"/>
                     </pic:cNvPicPr>
                   </pic:nvPicPr>
                   <pic:blipFill>
-                    <a:blip r:embed="rId76"/>
+                    <a:blip r:embed="rId80"/>
                     <a:stretch>
                       <a:fillRect/>
                     </a:stretch>
@@ -21869,6 +23372,14 @@
         <w:pStyle w:val="BodyText"/>
       </w:pPr>
       <w:r>
+        <w:t xml:space="preserve">The fragility is robust to sample size and is not an artifact of the N = 23 subsidy subsample. Relaxing the non-zero-subsidy filter to include the twelve protocols with a genuine measured zero subsidy (revenue present, token incentives equal to zero: mature, buyback-only, or no-fee-accrual tokens, for which a zero is a substantive economic observation rather than a missing value) yields N = 35. The Livepeer-inclusive Pearson correlation is essentially unchanged at r = 0.61 (p = 0.0001), and excluding Livepeer it again collapses to a clean null at r = 0.09 (p = 0.61, N = 34); the outlier-robust Spearman correlation is non-significant at both sample sizes even with Livepeer retained (rho = 0.26 at N = 23, rho = 0.09 at N = 35). Adding twelve protocols, a 52 percent increase in the sample, moves the Livepeer-inclusive coefficient by only 0.01 and leaves the Livepeer-excluded association null. The subsidy-to-concentration result is therefore a demonstrated-fragile one whose apparent significance is carried entirely by a single high-leverage DePIN observation, not a small-sample limitation that a larger cross-section would resolve.</w:t>
+      </w:r>
+    </w:p>
+    <w:p>
+      <w:pPr>
+        <w:pStyle w:val="BodyText"/>
+      </w:pPr>
+      <w:r>
         <w:t xml:space="preserve">A specification-robustness check addresses whether the 88.5x ratio is sensitive to alternative non-native fee specifications. Livepeer’s revenue accrues on-chain as ETH-denominated transcoding fees that LPT-staking orchestrators earn directly via the TicketBroker contract on Arbitrum, a native form that standardized aggregator pipelines (including Token Terminal) do not yet capture; the canonical 88.5x therefore uses revenue_onchain_usd = $838,701 from direct TicketBroker ETH-fee aggregation. Cross-validation against Messari State of Livepeer Q1-Q3 2025 reports yields trailing-twelve-month ETH-fee estimates in the $1.17M to $1.43M range; the canonical $838,701 sits within 30 to 40 percent of these external estimates, consistent with time-window mismatch and AI Subnet activity ramp during the measurement window. Sensitivity analysis under upper-bound ETH-fee specification ($1.43M) reduces the ratio from 88.5x to 51.9x; even quadrupling the specification to $3.4M produces 21.8x, which remains far above the next-highest subsidy ratio in the cross-section (Filecoin at 46.05x). The 3-sigma outlier status, and therefore the</w:t>
       </w:r>
       <w:r>
@@ -22078,7 +23589,7 @@
       <w:r>
         <w:t xml:space="preserve"> </w:t>
       </w:r>
-      <w:hyperlink r:id="rId79">
+      <w:hyperlink r:id="rId83">
         <w:r>
           <w:rPr>
             <w:rStyle w:val="Hyperlink"/>
@@ -22099,18 +23610,18 @@
           <wp:inline>
             <wp:extent cx="5334000" cy="4186514"/>
             <wp:effectExtent b="0" l="0" r="0" t="0"/>
-            <wp:docPr descr="" title="" id="81" name="Picture"/>
+            <wp:docPr descr="" title="" id="85" name="Picture"/>
             <a:graphic>
               <a:graphicData uri="http://schemas.openxmlformats.org/drawingml/2006/picture">
                 <pic:pic>
                   <pic:nvPicPr>
-                    <pic:cNvPr descr="media/fig7_subsidy_scatter.png" id="82" name="Picture"/>
+                    <pic:cNvPr descr="media/fig7_subsidy_scatter.png" id="86" name="Picture"/>
                     <pic:cNvPicPr>
                       <a:picLocks noChangeArrowheads="1" noChangeAspect="1"/>
                     </pic:cNvPicPr>
                   </pic:nvPicPr>
                   <pic:blipFill>
-                    <a:blip r:embed="rId80"/>
+                    <a:blip r:embed="rId84"/>
                     <a:stretch>
                       <a:fillRect/>
                     </a:stretch>
@@ -22171,7 +23682,7 @@
         </w:rPr>
         <w:t xml:space="preserve"> </w:t>
       </w:r>
-      <w:hyperlink r:id="rId79">
+      <w:hyperlink r:id="rId83">
         <w:r>
           <w:rPr>
             <w:rStyle w:val="Hyperlink"/>
@@ -22227,7 +23738,7 @@
         <w:t xml:space="preserve">subsidy influence is singular.</w:t>
       </w:r>
     </w:p>
-    <w:bookmarkStart w:id="84" w:name="voting-hhi-methodology-robustness"/>
+    <w:bookmarkStart w:id="88" w:name="voting-hhi-methodology-robustness"/>
     <w:p>
       <w:pPr>
         <w:pStyle w:val="Heading3"/>
@@ -22266,7 +23777,7 @@
       <w:r>
         <w:t xml:space="preserve"> </w:t>
       </w:r>
-      <w:hyperlink r:id="rId83">
+      <w:hyperlink r:id="rId87">
         <w:r>
           <w:rPr>
             <w:rStyle w:val="Hyperlink"/>
@@ -22420,7 +23931,7 @@
       <w:r>
         <w:t xml:space="preserve"> </w:t>
       </w:r>
-      <w:hyperlink r:id="rId83">
+      <w:hyperlink r:id="rId87">
         <w:r>
           <w:rPr>
             <w:rStyle w:val="Hyperlink"/>
@@ -22432,8 +23943,8 @@
         <w:t xml:space="preserve">.</w:t>
       </w:r>
     </w:p>
-    <w:bookmarkEnd w:id="84"/>
-    <w:bookmarkStart w:id="86" w:name="pca-exclusion-strictness-robustness"/>
+    <w:bookmarkEnd w:id="88"/>
+    <w:bookmarkStart w:id="90" w:name="pca-exclusion-strictness-robustness"/>
     <w:p>
       <w:pPr>
         <w:pStyle w:val="Heading3"/>
@@ -22484,7 +23995,7 @@
       <w:r>
         <w:t xml:space="preserve"> </w:t>
       </w:r>
-      <w:hyperlink r:id="rId85">
+      <w:hyperlink r:id="rId89">
         <w:r>
           <w:rPr>
             <w:rStyle w:val="Hyperlink"/>
@@ -22496,8 +24007,8 @@
         <w:t xml:space="preserve">.</w:t>
       </w:r>
     </w:p>
-    <w:bookmarkEnd w:id="86"/>
-    <w:bookmarkStart w:id="87" w:name="Xae9e455893dd4d58abdf64eb7fc07743fcf6bf6"/>
+    <w:bookmarkEnd w:id="90"/>
+    <w:bookmarkStart w:id="91" w:name="Xae9e455893dd4d58abdf64eb7fc07743fcf6bf6"/>
     <w:p>
       <w:pPr>
         <w:pStyle w:val="Heading3"/>
@@ -22522,8 +24033,8 @@
         <w:t xml:space="preserve">Other extended robustness analyses live in supplementary materials rather than the main body: Theil and Atkinson concentration metrics (S9), Shapley-Shubik and Banzhaf power indices (S11; the measurement theory of these indices is treated canonically by Felsenthal and Machover, 1998, and the Banzhaf form was first derived by Penrose, 1946), PCA-symmetric voting HHI and signer-side functional PCA cases (S12), multivariate subsidy models with sector controls (S8), and the canonical statistics ledger (S0). Profitability, size, and insider-retention specifications are reported in the §4.6 secondary-checks paragraph above.</w:t>
       </w:r>
     </w:p>
-    <w:bookmarkEnd w:id="87"/>
-    <w:bookmarkStart w:id="88" w:name="insider-classification-robustness"/>
+    <w:bookmarkEnd w:id="91"/>
+    <w:bookmarkStart w:id="92" w:name="insider-classification-robustness"/>
     <w:p>
       <w:pPr>
         <w:pStyle w:val="Heading3"/>
@@ -22580,10 +24091,10 @@
         <w:t xml:space="preserve">ownership structure.</w:t>
       </w:r>
     </w:p>
-    <w:bookmarkEnd w:id="88"/>
-    <w:bookmarkEnd w:id="89"/>
-    <w:bookmarkEnd w:id="90"/>
-    <w:bookmarkStart w:id="103" w:name="discussion"/>
+    <w:bookmarkEnd w:id="92"/>
+    <w:bookmarkEnd w:id="93"/>
+    <w:bookmarkEnd w:id="94"/>
+    <w:bookmarkStart w:id="107" w:name="discussion"/>
     <w:p>
       <w:pPr>
         <w:pStyle w:val="Heading1"/>
@@ -22592,7 +24103,7 @@
         <w:t xml:space="preserve">5 Discussion</w:t>
       </w:r>
     </w:p>
-    <w:bookmarkStart w:id="91" w:name="measurement-implications"/>
+    <w:bookmarkStart w:id="95" w:name="measurement-implications"/>
     <w:p>
       <w:pPr>
         <w:pStyle w:val="Heading2"/>
@@ -22606,7 +24117,7 @@
         <w:pStyle w:val="FirstParagraph"/>
       </w:pPr>
       <w:r>
-        <w:t xml:space="preserve">The results change how governance concentration should be audited. HHI is the paper’s primary concentration measure, not governance power itself; initial insider allocation is not associated with post-distribution holding concentration as measured by PCA-corrected HHI in this cross-section. Audits should therefore begin with current holder composition, explicit PCA exclusions, insider wallet retention among top holders, and delegated voting power rather than treating launch allocation tables as sufficient governance evidence.</w:t>
+        <w:t xml:space="preserve">A decentralization claim is not supported by launch allocation or raw holder lists; it requires a live-governance audit of PCA-corrected holdings, insider retention, and voting power. The results change how governance concentration should be audited. HHI is the paper’s primary concentration measure, not governance power itself; initial insider allocation is not associated with post-distribution holding concentration as measured by PCA-corrected HHI in this cross-section. Audits should therefore begin with current holder composition, explicit PCA exclusions, insider wallet retention among top holders, and delegated voting power rather than treating launch allocation tables as sufficient governance evidence.</w:t>
       </w:r>
     </w:p>
     <w:p>
@@ -22617,8 +24128,8 @@
         <w:t xml:space="preserve">Four practical directives follow for auditors and protocol designers, each mapped to one of the paper’s findings. First, no concentration claim should be made before holder-list HHI is computed on the current holder list with explicit PCA exclusions, because addresses that cannot vote as independent governance actors otherwise inflate the estimate by the median factor of 2.3x documented here. Second, an audit should check insider-wallet retention among the current top holders rather than read insider share off the launch allocation table, because initial allocation is uninformative about current concentration while present-day insider retention is associated with it. Third, an audit should compare voting-HHI with post-exclusion holding HHI rather than assume the two coincide, because delegated power usually differs from token holdings. Fourth, an audit should treat vote-escrow systems and delegation systems as different mechanism classes rather than aggregating them under one generic governance label, since the two amplify voting concentration through different designs.</w:t>
       </w:r>
     </w:p>
-    <w:bookmarkEnd w:id="91"/>
-    <w:bookmarkStart w:id="92" w:name="governance-design-implications"/>
+    <w:bookmarkEnd w:id="95"/>
+    <w:bookmarkStart w:id="96" w:name="governance-design-implications"/>
     <w:p>
       <w:pPr>
         <w:pStyle w:val="Heading2"/>
@@ -22861,8 +24372,8 @@
         <w:t xml:space="preserve">2026f).</w:t>
       </w:r>
     </w:p>
-    <w:bookmarkEnd w:id="92"/>
-    <w:bookmarkStart w:id="93" w:name="risks-and-counterpoints"/>
+    <w:bookmarkEnd w:id="96"/>
+    <w:bookmarkStart w:id="97" w:name="risks-and-counterpoints"/>
     <w:p>
       <w:pPr>
         <w:pStyle w:val="Heading2"/>
@@ -22887,8 +24398,8 @@
         <w:t xml:space="preserve">Measurement remains incomplete. Informal influence, off-chain coordination, and legal or equity-holder obligations can affect governance without appearing in token-holder lists. Concentration is also measured at the address level, a proxy for entity-level control: a single entity can split holdings across many addresses, deflating measured concentration, and many beneficiaries can sit behind one custodial address, inflating it. Protocol-controlled-address and exchange-custody exclusion mitigate the custodial-aggregation side, but address-splitting by a single entity is not directly observable and would, where it occurs, cause holding HHI to understate true concentration; the Aave stkAAVE pass-through case (Section 4.4) is one worked instance of this address-versus-entity gap. The paper therefore treats HHI and voting-HHI as necessary but not sufficient measures of governance power.</w:t>
       </w:r>
     </w:p>
-    <w:bookmarkEnd w:id="93"/>
-    <w:bookmarkStart w:id="94" w:name="position-in-literature"/>
+    <w:bookmarkEnd w:id="97"/>
+    <w:bookmarkStart w:id="98" w:name="position-in-literature"/>
     <w:p>
       <w:pPr>
         <w:pStyle w:val="Heading2"/>
@@ -22913,8 +24424,8 @@
         <w:t xml:space="preserve">The paper also contributes to DePIN tokenomics by separating governance concentration from subsidy dependence and launch allocation. DePIN protocols exhibit higher concentration than DeFi in the corrected cross-section, but the sector pattern coexists with low-concentration counterexamples such as Anyone Protocol and Hivemapper. This makes the paper a measurement contribution rather than a deterministic claim about DePIN architecture.</w:t>
       </w:r>
     </w:p>
-    <w:bookmarkEnd w:id="94"/>
-    <w:bookmarkStart w:id="95" w:name="summary-of-findings"/>
+    <w:bookmarkEnd w:id="98"/>
+    <w:bookmarkStart w:id="99" w:name="summary-of-findings"/>
     <w:p>
       <w:pPr>
         <w:pStyle w:val="Heading2"/>
@@ -22947,8 +24458,8 @@
         <w:t xml:space="preserve">The findings span four within-protocol concentration surfaces (post-exclusion holding, insider retention, delegated voting, and vote-escrowed voting) and one cross-protocol surface documented at Snapshot and Tally depth in Section 4.5.5 (institutional delegates participating in multiple protocols’ governance simultaneously; PGov + Tane Governance + Arana Digital + 7 additional Tally-side firms; documented in full in Supplementary File S25).</w:t>
       </w:r>
     </w:p>
-    <w:bookmarkEnd w:id="95"/>
-    <w:bookmarkStart w:id="96" w:name="contributions"/>
+    <w:bookmarkEnd w:id="99"/>
+    <w:bookmarkStart w:id="100" w:name="contributions"/>
     <w:p>
       <w:pPr>
         <w:pStyle w:val="Heading2"/>
@@ -22962,7 +24473,7 @@
         <w:pStyle w:val="FirstParagraph"/>
       </w:pPr>
       <w:r>
-        <w:t xml:space="preserve">Taken together, the paper replaces launch-allocation decentralization claims with a reproducible live-governance audit framework: PCA-corrected holding HHI, insider-retention checks, voting-HHI comparison, and delegation-amplification measurement. The four empirical contributions populate that framework.</w:t>
+        <w:t xml:space="preserve">Taken together, the paper’s central contribution is to replace a common diligence shortcut. The standard practice reads decentralization off launch allocation tables and raw holder lists; this paper shows that practice measures the wrong object and puts a reproducible live-governance audit in its place: PCA-corrected holding HHI, insider-retention checks, voting-HHI comparison, and delegation-amplification measurement. The four empirical contributions populate that framework.</w:t>
       </w:r>
     </w:p>
     <w:p>
@@ -22998,7 +24509,7 @@
         <w:t xml:space="preserve"> </w:t>
       </w:r>
       <w:r>
-        <w:t xml:space="preserve">(Section 4.4). Initial team and investor allocation does not explain post-distribution concentration in the 37-protocol allocation subsample, while insider wallet presence among top holders is associated with concentration. The count-based non-insider HHI check supports the relationship as more than a direct arithmetic artifact; the balance-based version does not survive conventional significance, so the hierarchy of evidence is explicit.</w:t>
+        <w:t xml:space="preserve">(Section 4.4). Initial team and investor allocation does not explain post-distribution concentration in the 50-protocol allocation battery, while insider wallet presence among top holders is associated with concentration. The count-based non-insider HHI check supports the relationship as more than a direct arithmetic artifact; the balance-based version does not survive conventional significance, so the hierarchy of evidence is explicit.</w:t>
       </w:r>
     </w:p>
     <w:p>
@@ -23010,13 +24521,13 @@
           <w:b/>
           <w:bCs/>
         </w:rPr>
-        <w:t xml:space="preserve">Third, corrected sector contrast</w:t>
-      </w:r>
-      <w:r>
-        <w:t xml:space="preserve"> </w:t>
-      </w:r>
-      <w:r>
-        <w:t xml:space="preserve">(Section 4.3). DePIN governance concentration exceeds DeFi after PCA correction, with robustness to leave-one-out, permutation, and bootstrap checks. The finding is descriptive; the powered Model 4 (Section 4.4) addresses the Model 3 attenuation and small-sample concern, leaving the DePIN association unattenuated and significant on the covariate-complete sample.</w:t>
+        <w:t xml:space="preserve">Third, corrected sector contrast as a supporting demonstration</w:t>
+      </w:r>
+      <w:r>
+        <w:t xml:space="preserve"> </w:t>
+      </w:r>
+      <w:r>
+        <w:t xml:space="preserve">(Section 4.3). DePIN governance concentration exceeds DeFi after PCA correction, with robustness to leave-one-out, permutation, and bootstrap checks. This is a descriptive sector contrast rather than the paper’s central claim; it illustrates the kind of cross-protocol pattern the audit framework surfaces. The powered Model 4 (Section 4.4) addresses the Model 3 attenuation and small-sample concern, leaving the DePIN association unattenuated and significant on the covariate-complete sample.</w:t>
       </w:r>
     </w:p>
     <w:p>
@@ -23037,8 +24548,8 @@
         <w:t xml:space="preserve">(Section 4.5). The contribution to the field is to show that delegation is not a deconcentrating force by default: voting power usually concentrates above the post-exclusion holding baseline, so a holding-based decentralization audit understates true governance concentration unless it adds a voting-HHI comparison. The dispersion cases (ENS, GMX, HNT, JUP, LPT) and the separate vote-escrow class (Curve, Balancer, Frax) show that the direction and magnitude of delegation’s effect are design-tractable rather than mechanism-inevitable.</w:t>
       </w:r>
     </w:p>
-    <w:bookmarkEnd w:id="96"/>
-    <w:bookmarkStart w:id="97" w:name="limitations"/>
+    <w:bookmarkEnd w:id="100"/>
+    <w:bookmarkStart w:id="101" w:name="limitations"/>
     <w:p>
       <w:pPr>
         <w:pStyle w:val="Heading2"/>
@@ -23160,7 +24671,7 @@
         <w:pStyle w:val="BodyText"/>
       </w:pPr>
       <w:r>
-        <w:t xml:space="preserve">The chain-architecture decomposition in Section 4.3.1 is held at the descriptive layer by two confounds. First, the Solana and EVM sub-cohorts differ systematically in maturity (the Solana DeFi protocols are several years younger on average), so distribution-phase age is collinear with chain ecosystem and the two cannot be cleanly separated in the present sample. Second, protocol lifecycle state could in principle shape trajectory direction, because a protocol that has wound down its distribution program holds its concentration roughly fixed while an actively distributing protocol continues to deconcentrate; the longitudinal panels analyzed here contain no protocol with a confirmed wound-down distribution program in either chain-architecture cohort, so this is a bound on generalization to mixed-lifecycle cohorts rather than a within-sample confound. Separately, several of the Solana voting-concentration figures reported in Section 4.5.4 predate recent governance redesigns on those protocols; they are retained as the most recent available measurements and reported as point-in-time values rather than current state, pending a refresh.</w:t>
+        <w:t xml:space="preserve">The chain-architecture decomposition in Section 4.3.1 is held at the descriptive layer by two confounds. First, the Solana and EVM sub-cohorts differ systematically in maturity (the Solana DeFi protocols are several years younger on average), so distribution-phase age is collinear with chain ecosystem and the two cannot be cleanly separated in the present sample. Second, protocol lifecycle state could in principle shape trajectory direction, because a protocol that has wound down its distribution program holds its concentration roughly fixed while an actively distributing protocol continues to deconcentrate; the longitudinal panels analyzed here contain no protocol with a confirmed wound-down distribution program in either chain-architecture cohort, so this is a bound on generalization to mixed-lifecycle cohorts rather than a within-sample confound. Separately, the three Solana voting-concentration figures reported in Section 4.5.4 (DRIFT, HNT, JUP) are sourced from Solana on-chain governance, a surface not covered by the Snapshot-or-Tally full-history robustness pool (Table 6b), so they carry no same-surface full-history comparison and are reported as point-in-time values rather than current state; the Helium figure in particular predates the HIP-141 governance redesign, after which turnout collapsed from the 200-to-1,024-voter range to 5-to-10 voters and per-proposal HHI rose for mechanical low-turnout reasons rather than genuine concentration drift (Section 4.5.4.2).</w:t>
       </w:r>
     </w:p>
     <w:p>
@@ -23177,8 +24688,8 @@
         <w:t xml:space="preserve">the core claim are enumerated in Section 5.8.</w:t>
       </w:r>
     </w:p>
-    <w:bookmarkEnd w:id="97"/>
-    <w:bookmarkStart w:id="101" w:name="future-research"/>
+    <w:bookmarkEnd w:id="101"/>
+    <w:bookmarkStart w:id="105" w:name="future-research"/>
     <w:p>
       <w:pPr>
         <w:pStyle w:val="Heading2"/>
@@ -23194,7 +24705,7 @@
       <w:r>
         <w:t xml:space="preserve">Six research directions have highest priority. First, longitudinal governance tracking: monthly snapshots of HHI and Gini across the full 52-protocol sample would convert the current cross-section into a panel dataset, enabling analysis of deconcentration trajectories and the governance effects of specific reform events (delegation program launches; vesting cliff expirations). An initial 14-protocol quarterly panel (</w:t>
       </w:r>
-      <w:hyperlink r:id="rId98">
+      <w:hyperlink r:id="rId102">
         <w:r>
           <w:rPr>
             <w:rStyle w:val="Hyperlink"/>
@@ -23205,7 +24716,7 @@
       <w:r>
         <w:t xml:space="preserve">) documents that 11 of 14 protocols exhibit monotonic governance HHI decay over 24 months post-token-generation event with vote-escrow CRV, reservoir-drip COMP, and claim-window ENS as exceptions; a 14-protocol Q1/Q8 trajectory analysis (</w:t>
       </w:r>
-      <w:hyperlink r:id="rId99">
+      <w:hyperlink r:id="rId103">
         <w:r>
           <w:rPr>
             <w:rStyle w:val="Hyperlink"/>
@@ -23396,7 +24907,7 @@
       <w:r>
         <w:t xml:space="preserve"> </w:t>
       </w:r>
-      <w:hyperlink r:id="rId100">
+      <w:hyperlink r:id="rId104">
         <w:r>
           <w:rPr>
             <w:rStyle w:val="Hyperlink"/>
@@ -23408,8 +24919,8 @@
         <w:t xml:space="preserve">.</w:t>
       </w:r>
     </w:p>
-    <w:bookmarkEnd w:id="101"/>
-    <w:bookmarkStart w:id="102" w:name="reproducibility-and-data-availability"/>
+    <w:bookmarkEnd w:id="105"/>
+    <w:bookmarkStart w:id="106" w:name="reproducibility-and-data-availability"/>
     <w:p>
       <w:pPr>
         <w:pStyle w:val="Heading2"/>
@@ -23521,9 +25032,9 @@
         <w:t xml:space="preserve">Cross-protocol address attribution evolved across successive refinements of the exclusion methodology. Shared-custody addresses, such as the universal Solana exchange hot wallet that appears across several protocols, were initially identified by a hardcoded universal-exchange exclusion and later reclassified under a behavioral-signature heuristic in which token-balance breadth and asset mix distinguish exchange custody, institutional holdings, and foundation treasuries. Earlier per-cycle attribution labels are preserved as historical-of-record in the exclusion log; the behavioral-signature classification is the current methodology of record.</w:t>
       </w:r>
     </w:p>
-    <w:bookmarkEnd w:id="102"/>
-    <w:bookmarkEnd w:id="103"/>
-    <w:bookmarkStart w:id="104" w:name="conclusion"/>
+    <w:bookmarkEnd w:id="106"/>
+    <w:bookmarkEnd w:id="107"/>
+    <w:bookmarkStart w:id="108" w:name="conclusion"/>
     <w:p>
       <w:pPr>
         <w:pStyle w:val="Heading1"/>
@@ -23545,7 +25056,7 @@
         <w:pStyle w:val="BodyText"/>
       </w:pPr>
       <w:r>
-        <w:t xml:space="preserve">For practitioners and researchers, the actionable implication is that live-governance measurement, not launch tokenomics, is the basis for any decentralization claim: a serious audit starts from PCA-corrected current holder concentration and then adds insider-retention checks, a voting-HHI to holding-HHI comparison, and delegation and vote-escrow adjustment. Token allocation is a launch document. Governance concentration is a live institutional state: the allocation table records de jure authority, and only the de facto state, measured after PCA correction, can be audited. ENS and Anyone Protocol show that lower concentration and delegation-mediated dispersion are achievable through deliberate institutional design.</w:t>
+        <w:t xml:space="preserve">A decentralization claim is not supported by launch allocation or raw holder lists; it requires a live-governance audit of PCA-corrected holdings, insider retention, and voting power. For practitioners and researchers, that audit starts from PCA-corrected current holder concentration and then adds insider-retention checks, a voting-HHI to holding-HHI comparison, and delegation and vote-escrow adjustment. Token allocation is a launch document. Governance concentration is a live institutional state: the allocation table records de jure authority, and only the de facto state, measured after PCA correction, can be audited. ENS and Anyone Protocol show that lower concentration and delegation-mediated dispersion are achievable through deliberate institutional design.</w:t>
       </w:r>
     </w:p>
     <w:p>
@@ -23556,8 +25067,8 @@
         <w:t xml:space="preserve">The stakes of measuring concentration accurately are normative as well as descriptive. Where decisive voting weight sits with a small set of holders, participants govern under others’ discretion rather than under rules they jointly control, a condition the republican tradition names domination and the commons-governance literature treats as inconsistent with durable self-governance. A companion theoretical paper accounts for why concentration persists across protocol age, valuation, and allocation design as a structural equilibrium rather than a transient failure (Zukowski, 2026e); a companion normative paper develops the non-domination standard by which a given distribution counts as legitimate self-governance (Zukowski, 2026f). Measured correctly, token governance concentration is not a tokenomics statistic but a political fact: it tells whether the people a protocol governs hold rule-making power or merely hold tokens.</w:t>
       </w:r>
     </w:p>
-    <w:bookmarkEnd w:id="104"/>
-    <w:bookmarkStart w:id="105" w:name="supplementary-material"/>
+    <w:bookmarkEnd w:id="108"/>
+    <w:bookmarkStart w:id="109" w:name="supplementary-material"/>
     <w:p>
       <w:pPr>
         <w:pStyle w:val="Heading1"/>
@@ -23854,8 +25365,8 @@
         <w:t xml:space="preserve">https://github.com/Research-Publications-and-Data/Tokenomics-As-Institutional_Design</w:t>
       </w:r>
     </w:p>
-    <w:bookmarkEnd w:id="105"/>
-    <w:bookmarkStart w:id="106" w:name="acknowledgments"/>
+    <w:bookmarkEnd w:id="109"/>
+    <w:bookmarkStart w:id="110" w:name="acknowledgments"/>
     <w:p>
       <w:pPr>
         <w:pStyle w:val="Heading1"/>
@@ -23896,8 +25407,8 @@
         <w:t xml:space="preserve">platforms for hardware network economics.</w:t>
       </w:r>
     </w:p>
-    <w:bookmarkEnd w:id="106"/>
-    <w:bookmarkStart w:id="107" w:name="references"/>
+    <w:bookmarkEnd w:id="110"/>
+    <w:bookmarkStart w:id="111" w:name="references"/>
     <w:p>
       <w:pPr>
         <w:pStyle w:val="Heading1"/>
@@ -25647,7 +27158,7 @@
         <w:t xml:space="preserve">standard for legitimate token governance. Working manuscript.</w:t>
       </w:r>
     </w:p>
-    <w:bookmarkEnd w:id="107"/>
+    <w:bookmarkEnd w:id="111"/>
     <w:sectPr>
       <w:footnotePr>
         <w:numRestart w:val="eachSect"/>

--- a/b2/paper/B2_Frontiers_R2_clean.docx
+++ b/b2/paper/B2_Frontiers_R2_clean.docx
@@ -72,15 +72,15 @@
         <w:pStyle w:val="FirstParagraph"/>
       </w:pPr>
       <w:r>
-        <w:t xml:space="preserve">Token allocation is a launch document. Governance concentration is a live institutional state: a post-distribution institutional-design outcome, not a launch-allocation or holder-list artifact, that cannot be read off initial tokenomics tables or naive holder lists. Across a 52-protocol cross-section spanning DePIN, DeFi, infrastructure, and social tokens, we compute Herfindahl-Hirschman Index (HHI) concentration after excluding protocol-controlled addresses (PCAs), and find that launch-design and protocol-financial covariates (insider, team, and investor allocation; protocol maturity; circulating float; valuation ratios) are each uninformative about steady-state concentration (insider allocation Pearson r = 0.10, p = 0.49, N = 50). Post-distribution and institutional-design factors are the larger correlates. Protocols with more insider wallets among top holders are more concentrated (Spearman rho = 0.44, p = 0.005, N = 39, surviving a non-insider HHI tautology check at rho = 0.54). DePIN governance is more concentrated than DeFi after correction, a directionally robust medium effect (Cohen’s d = 0.65, Mann-Whitney p = 0.028, under the headline pass-through treatment) whose magnitude and mean-based significance depend on the staking treatment; we treat it as a descriptive sector contrast rather than the paper’s central claim (Section 4.6.2). Delegation amplifies voting power above token holdings in thirteen of eighteen protocols with sufficient governance data, with five design-driven exceptions (ENS, GMX, HNT, JUP, LPT). A subsidy-to-concentration association appears only through a single outlier (Pearson r = 0.62 including Livepeer, r = 0.07 excluding it).</w:t>
-      </w:r>
-    </w:p>
-    <w:p>
-      <w:pPr>
-        <w:pStyle w:val="BodyText"/>
-      </w:pPr>
-      <w:r>
-        <w:t xml:space="preserve">The methodological contribution is a generalizable five-class PCA-exclusion typology that corrects systematic inflation in prior holder-list concentration studies (median inflation factor 2.3x, maximum approximately 18x); Gini and HHI capture distinct properties of the same holder set (r = 0.52) and inequality metrics cannot substitute for direct concentration measurement. All findings are descriptive associations from a single March 2026 cross-section that skews toward established, on-chain-data-rich protocols, not causal claims; the post-distribution thesis is general, while the specific point estimates are bounded to that sample. The paper disciplines that descriptive status by specifying five forward predictions with explicit falsification thresholds and stated test windows, committing to pre-register their hypothesis specifications, statistical tests, and thresholds on the Open Science Framework before any panel-data or event-study extension. Together they reposition the question: token governance concentration is shaped less by launch-time allocation than by post-distribution institutional design (insider retention, architectural sector, and delegate-program structure), which is where measurement and governance-design attention should focus. The practical implication is a changed audit default: a decentralization claim is not supported by launch allocation or raw holder lists; it requires a live-governance audit of PCA-corrected holdings, insider retention, and voting power. Concentration of this kind bears on the legitimacy of decentralized governance, not only its efficiency: where a small set of holders or delegates commands decisive voting weight, the broad participation in rule modification that the commons self-governance ideal presumes is nominal rather than operative.</w:t>
+        <w:t xml:space="preserve">Token-governance decentralization is not established by launch allocation, raw holder counts, or token inequality metrics. It is an auditable current-control condition: who holds governance-relevant tokens after protocol-controlled addresses are removed, who retains insider positions, and how voting mechanisms transform holdings into rule-making power. Token allocation is a launch document. Governance concentration is a live institutional state. We turn that standard into a method and run it across a 52-protocol cross-section spanning DePIN, DeFi, infrastructure, and social tokens, computing Herfindahl-Hirschman Index (HHI) concentration after excluding protocol-controlled addresses (PCAs). Under audit, launch-design and protocol-financial covariates (insider, team, and investor allocation; protocol maturity; circulating float; valuation ratios) are each uninformative about steady-state concentration (insider allocation Pearson r = 0.10, p = 0.49, N = 50); current insider retention is the holder-side correlate that survives. Protocols with more insider wallets among top holders are more concentrated (Spearman rho = 0.44, p = 0.005, N = 39, surviving a non-insider HHI tautology check at rho = 0.54). Voting mechanisms then move power away from holdings: delegation amplifies voting power above token holdings in thirteen of eighteen protocols with sufficient governance data, with five design-driven exceptions (ENS, GMX, HNT, JUP, LPT), and a subsidy-to-concentration association appears only through a single outlier (Pearson r = 0.62 including Livepeer, r = 0.07 excluding it). The same audit applied across sectors yields one demonstration of its discriminating power: DePIN governance is more concentrated than DeFi after correction, a directionally robust medium effect (Cohen’s d = 0.65, Mann-Whitney p = 0.028, under the headline pass-through treatment) whose magnitude and mean-based significance depend on the staking treatment; we treat it as a descriptive sector contrast that illustrates the method rather than the paper’s central claim (Section 4.6.2).</w:t>
+      </w:r>
+    </w:p>
+    <w:p>
+      <w:pPr>
+        <w:pStyle w:val="BodyText"/>
+      </w:pPr>
+      <w:r>
+        <w:t xml:space="preserve">The methodological core is that holder-list concentration is meaningless until the unit of control is identified. The generalizable five-class PCA-exclusion typology is therefore not data cleaning but control attribution: excluding protocol-controlled addresses attributes the unit of governance control rather than scrubbing noise, and it corrects systematic inflation in prior holder-list concentration studies (median inflation factor 2.3x, maximum approximately 18x). Once control is correctly attributed, Gini and HHI capture distinct properties of the same holder set (r = 0.52) and inequality metrics cannot substitute for direct concentration measurement. All findings are descriptive associations from a single March 2026 cross-section that skews toward established, on-chain-data-rich protocols, not causal claims; the audit standard and the current-control thesis are general, while the specific point estimates are bounded to that sample. The paper disciplines that descriptive status by specifying five forward predictions with explicit falsification thresholds and stated test windows, committing to pre-register their hypothesis specifications, statistical tests, and thresholds on the Open Science Framework before any panel-data or event-study extension. Together they reposition the question: token governance concentration is shaped less by launch-time allocation than by the current control state that post-distribution institutional design produces (insider retention, architectural sector, and delegate-program structure), which is where measurement and governance-design attention should focus. The practical implication is a changed audit default: a decentralization claim is not supported by launch allocation or raw holder lists; it requires a live-governance audit of PCA-corrected holdings, insider retention, and voting power. Concentration of this kind bears on the legitimacy of decentralized governance, not only its efficiency: where a small set of holders or delegates commands decisive voting weight, the broad participation in rule modification that the commons self-governance ideal presumes is nominal rather than operative.</w:t>
       </w:r>
     </w:p>
     <w:p>
@@ -143,6 +143,14 @@
         <w:pStyle w:val="FirstParagraph"/>
       </w:pPr>
       <w:r>
+        <w:t xml:space="preserve">Token-governance decentralization is not established by launch allocation, raw holder counts, or token inequality metrics. It is an auditable current-control condition: who holds governance-relevant tokens after protocol-controlled addresses are removed, who retains insider positions, and how voting mechanisms transform holdings into rule-making power.</w:t>
+      </w:r>
+    </w:p>
+    <w:p>
+      <w:pPr>
+        <w:pStyle w:val="BodyText"/>
+      </w:pPr>
+      <w:r>
         <w:t xml:space="preserve">Token-based governance is the default coordination mechanism for</w:t>
       </w:r>
       <w:r>
@@ -863,7 +871,7 @@
         <w:t xml:space="preserve"> </w:t>
       </w:r>
       <w:r>
-        <w:t xml:space="preserve">inherited launch promises. The same corrected measurements make visible a</w:t>
+        <w:t xml:space="preserve">inherited launch promises. A decentralization claim should fail audit unless it reports current PCA-corrected holder concentration, identifies insider retention among top holders, and compares voting power against the corrected holding baseline. The same corrected measurements make visible a</w:t>
       </w:r>
       <w:r>
         <w:t xml:space="preserve"> </w:t>
@@ -6077,7 +6085,61 @@
         <w:pStyle w:val="FirstParagraph"/>
       </w:pPr>
       <w:r>
-        <w:t xml:space="preserve">The protocol-controlled-address (PCA) exclusion methodology applied</w:t>
+        <w:t xml:space="preserve">Protocol-controlled-address (PCA) exclusion is best understood as</w:t>
+      </w:r>
+      <w:r>
+        <w:t xml:space="preserve"> </w:t>
+      </w:r>
+      <w:r>
+        <w:t xml:space="preserve">control attribution rather than data cleaning. Holder-list</w:t>
+      </w:r>
+      <w:r>
+        <w:t xml:space="preserve"> </w:t>
+      </w:r>
+      <w:r>
+        <w:t xml:space="preserve">concentration is uninformative until the unit of control is identified:</w:t>
+      </w:r>
+      <w:r>
+        <w:t xml:space="preserve"> </w:t>
+      </w:r>
+      <w:r>
+        <w:t xml:space="preserve">the same address list yields a different concentration reading</w:t>
+      </w:r>
+      <w:r>
+        <w:t xml:space="preserve"> </w:t>
+      </w:r>
+      <w:r>
+        <w:t xml:space="preserve">depending on which positions represent an independent governance</w:t>
+      </w:r>
+      <w:r>
+        <w:t xml:space="preserve"> </w:t>
+      </w:r>
+      <w:r>
+        <w:t xml:space="preserve">holder and which represent burn sinks, foundation custody, staking</w:t>
+      </w:r>
+      <w:r>
+        <w:t xml:space="preserve"> </w:t>
+      </w:r>
+      <w:r>
+        <w:t xml:space="preserve">aggregators, bridge accounting, or exchange deposits. Excluding</w:t>
+      </w:r>
+      <w:r>
+        <w:t xml:space="preserve"> </w:t>
+      </w:r>
+      <w:r>
+        <w:t xml:space="preserve">protocol-controlled addresses is the step that attributes the unit of</w:t>
+      </w:r>
+      <w:r>
+        <w:t xml:space="preserve"> </w:t>
+      </w:r>
+      <w:r>
+        <w:t xml:space="preserve">control; it is not a tidying pass applied to otherwise-meaningful</w:t>
+      </w:r>
+      <w:r>
+        <w:t xml:space="preserve"> </w:t>
+      </w:r>
+      <w:r>
+        <w:t xml:space="preserve">numbers. The PCA-exclusion methodology applied</w:t>
       </w:r>
       <w:r>
         <w:t xml:space="preserve"> </w:t>
@@ -6113,7 +6175,13 @@
         <w:t xml:space="preserve"> </w:t>
       </w:r>
       <w:r>
-        <w:t xml:space="preserve">concentration metrics. The</w:t>
+        <w:t xml:space="preserve">concentration metrics, because the classes mark the addresses whose</w:t>
+      </w:r>
+      <w:r>
+        <w:t xml:space="preserve"> </w:t>
+      </w:r>
+      <w:r>
+        <w:t xml:space="preserve">holdings are not independent units of control. The</w:t>
       </w:r>
       <w:r>
         <w:t xml:space="preserve"> </w:t>
@@ -6837,7 +6905,13 @@
         <w:t xml:space="preserve"> </w:t>
       </w:r>
       <w:r>
-        <w:t xml:space="preserve">The generalizable methodological contribution: any future cross-protocol governance</w:t>
+        <w:t xml:space="preserve">The generalizable methodological contribution is the control-attribution step itself,</w:t>
+      </w:r>
+      <w:r>
+        <w:t xml:space="preserve"> </w:t>
+      </w:r>
+      <w:r>
+        <w:t xml:space="preserve">not a data-cleaning convenience: any future cross-protocol governance</w:t>
       </w:r>
       <w:r>
         <w:t xml:space="preserve"> </w:t>
@@ -6849,7 +6923,25 @@
         <w:t xml:space="preserve"> </w:t>
       </w:r>
       <w:r>
-        <w:t xml:space="preserve">holding concentration metrics. The specific addresses depend on the protocol sample;</w:t>
+        <w:t xml:space="preserve">holding concentration metrics, because until protocol-controlled addresses are</w:t>
+      </w:r>
+      <w:r>
+        <w:t xml:space="preserve"> </w:t>
+      </w:r>
+      <w:r>
+        <w:t xml:space="preserve">removed the holder list has not yet identified its unit of control and the resulting</w:t>
+      </w:r>
+      <w:r>
+        <w:t xml:space="preserve"> </w:t>
+      </w:r>
+      <w:r>
+        <w:t xml:space="preserve">concentration figure measures custody arrangements rather than governance holding.</w:t>
+      </w:r>
+      <w:r>
+        <w:t xml:space="preserve"> </w:t>
+      </w:r>
+      <w:r>
+        <w:t xml:space="preserve">The specific addresses depend on the protocol sample;</w:t>
       </w:r>
       <w:r>
         <w:t xml:space="preserve"> </w:t>
@@ -13035,7 +13127,7 @@
         <w:pStyle w:val="FirstParagraph"/>
       </w:pPr>
       <w:r>
-        <w:t xml:space="preserve">DePIN protocols have approximately 2.6 times the governance</w:t>
+        <w:t xml:space="preserve">This section demonstrates the audit method on a sector comparison: the DePIN-versus-DeFi contrast is a demonstration of the audit method applied to a cross-protocol cut, not the paper’s core contribution, which is the audit method together with the allocation-null and insider-retention contrast. With that ranking made explicit, the contrast reads as follows. DePIN protocols have approximately 2.6 times the governance</w:t>
       </w:r>
       <w:r>
         <w:t xml:space="preserve"> </w:t>
@@ -14092,7 +14184,23 @@
         <w:t xml:space="preserve"> </w:t>
       </w:r>
       <w:r>
-        <w:t xml:space="preserve">concentration. The percentage of total supply allocated to team and</w:t>
+        <w:t xml:space="preserve">concentration.</w:t>
+      </w:r>
+      <w:r>
+        <w:t xml:space="preserve"> </w:t>
+      </w:r>
+      <w:r>
+        <w:rPr>
+          <w:b/>
+          <w:bCs/>
+        </w:rPr>
+        <w:t xml:space="preserve">Before versus after correction.</w:t>
+      </w:r>
+      <w:r>
+        <w:t xml:space="preserve"> </w:t>
+      </w:r>
+      <w:r>
+        <w:t xml:space="preserve">Before correction, launch allocation and raw holder lists appear informative; after correction, launch allocation is uninformative, current insider retention is the holder-side correlate, and voting power often diverges from holdings. This contrast is the reader-memory frame for the section: the allocation-design measure that looks dispositive on a tokenomics table carries no association with steady-state concentration once protocol-controlled addresses are removed (the unit of control is attributed, not the data cleaned), while the holder-side signal that does survive is current insider retention among top holders, and the rule-making channel (voting power) frequently parts ways with the corrected holdings. The percentage of total supply allocated to team and</w:t>
       </w:r>
       <w:r>
         <w:t xml:space="preserve"> </w:t>
@@ -24521,13 +24629,13 @@
           <w:b/>
           <w:bCs/>
         </w:rPr>
-        <w:t xml:space="preserve">Third, corrected sector contrast as a supporting demonstration</w:t>
-      </w:r>
-      <w:r>
-        <w:t xml:space="preserve"> </w:t>
-      </w:r>
-      <w:r>
-        <w:t xml:space="preserve">(Section 4.3). DePIN governance concentration exceeds DeFi after PCA correction, with robustness to leave-one-out, permutation, and bootstrap checks. This is a descriptive sector contrast rather than the paper’s central claim; it illustrates the kind of cross-protocol pattern the audit framework surfaces. The powered Model 4 (Section 4.4) addresses the Model 3 attenuation and small-sample concern, leaving the DePIN association unattenuated and significant on the covariate-complete sample.</w:t>
+        <w:t xml:space="preserve">Third, corrected sector contrast as a demonstration of the audit method</w:t>
+      </w:r>
+      <w:r>
+        <w:t xml:space="preserve"> </w:t>
+      </w:r>
+      <w:r>
+        <w:t xml:space="preserve">(Section 4.3). DePIN governance concentration exceeds DeFi after PCA correction, with robustness to leave-one-out, permutation, and bootstrap checks. This contrast is a demonstration of the audit method applied to a cross-protocol cut, not the paper’s core contribution; the core contribution is the audit method together with the allocation-null and insider-retention contrast, and this sector result illustrates the kind of cross-protocol pattern that audit surfaces. The powered Model 4 (Section 4.4) addresses the Model 3 attenuation and small-sample concern, leaving the DePIN association unattenuated and significant on the covariate-complete sample.</w:t>
       </w:r>
     </w:p>
     <w:p>
@@ -25057,6 +25165,14 @@
       </w:pPr>
       <w:r>
         <w:t xml:space="preserve">A decentralization claim is not supported by launch allocation or raw holder lists; it requires a live-governance audit of PCA-corrected holdings, insider retention, and voting power. For practitioners and researchers, that audit starts from PCA-corrected current holder concentration and then adds insider-retention checks, a voting-HHI to holding-HHI comparison, and delegation and vote-escrow adjustment. Token allocation is a launch document. Governance concentration is a live institutional state: the allocation table records de jure authority, and only the de facto state, measured after PCA correction, can be audited. ENS and Anyone Protocol show that lower concentration and delegation-mediated dispersion are achievable through deliberate institutional design.</w:t>
+      </w:r>
+    </w:p>
+    <w:p>
+      <w:pPr>
+        <w:pStyle w:val="BodyText"/>
+      </w:pPr>
+      <w:r>
+        <w:t xml:space="preserve">These results come from a single March 2026 cross-section, and the associations reported here are descriptive rather than causal. The paper treats that boundary as a design choice rather than a defect: it converts a descriptive cross-section into a pre-registered panel agenda, specifying forward predictions with explicit falsification thresholds and committing to deposit their hypotheses, tests, and thresholds on the Open Science Framework before any panel or event-study extension. The single-snapshot, association-only limits are therefore the entry conditions of a research program, not a weakness of the present finding. That program inherits the operational audit standard the introduction sets out.</w:t>
       </w:r>
     </w:p>
     <w:p>

--- a/b2/paper/B2_Frontiers_R2_clean.docx
+++ b/b2/paper/B2_Frontiers_R2_clean.docx
@@ -7,7 +7,7 @@
         <w:pStyle w:val="Title"/>
       </w:pPr>
       <w:r>
-        <w:t xml:space="preserve">Governance Concentration Beyond Token Allocation: A Protocol-Address-Corrected Cross-Sectional Audit of 52 DePIN and DeFi Protocols</w:t>
+        <w:t xml:space="preserve">Auditing Governance Concentration Beyond Token Allocation: A Live-Governance Study of 52 Token Protocols</w:t>
       </w:r>
     </w:p>
     <w:p>
@@ -116,7 +116,7 @@
         <w:t xml:space="preserve"> </w:t>
       </w:r>
       <w:r>
-        <w:t xml:space="preserve">governance concentration, Herfindahl-Hirschman Index, DePIN, DAO governance, delegation amplification, protocol-controlled addresses, token allocation, measurement methodology</w:t>
+        <w:t xml:space="preserve">governance concentration, live-governance audit, Herfindahl-Hirschman Index, protocol-controlled addresses, insider retention, voting power concentration, delegation amplification, DePIN, DAO governance, tokenomics</w:t>
       </w:r>
     </w:p>
     <w:bookmarkEnd w:id="9"/>
@@ -483,6 +483,62 @@
         <w:pStyle w:val="BodyText"/>
       </w:pPr>
       <w:r>
+        <w:t xml:space="preserve">Read through the legal-governance theory of Pagallo, Casanovas,</w:t>
+      </w:r>
+      <w:r>
+        <w:t xml:space="preserve"> </w:t>
+      </w:r>
+      <w:r>
+        <w:t xml:space="preserve">and Madelin (2019), this post-distribution character places</w:t>
+      </w:r>
+      <w:r>
+        <w:t xml:space="preserve"> </w:t>
+      </w:r>
+      <w:r>
+        <w:t xml:space="preserve">governance concentration at a middle-out interface between</w:t>
+      </w:r>
+      <w:r>
+        <w:t xml:space="preserve"> </w:t>
+      </w:r>
+      <w:r>
+        <w:t xml:space="preserve">bottom-up self-regulation (code and market accumulation) and</w:t>
+      </w:r>
+      <w:r>
+        <w:t xml:space="preserve"> </w:t>
+      </w:r>
+      <w:r>
+        <w:t xml:space="preserve">top-down mandate, where neither pure code-as-law nor external</w:t>
+      </w:r>
+      <w:r>
+        <w:t xml:space="preserve"> </w:t>
+      </w:r>
+      <w:r>
+        <w:t xml:space="preserve">rule-making alone fixes who can exercise voting power.</w:t>
+      </w:r>
+      <w:r>
+        <w:t xml:space="preserve"> </w:t>
+      </w:r>
+      <w:r>
+        <w:t xml:space="preserve">Concentration is the equilibrium that delegation,</w:t>
+      </w:r>
+      <w:r>
+        <w:t xml:space="preserve"> </w:t>
+      </w:r>
+      <w:r>
+        <w:t xml:space="preserve">voting-mechanism, and insider-retention choices produce at that</w:t>
+      </w:r>
+      <w:r>
+        <w:t xml:space="preserve"> </w:t>
+      </w:r>
+      <w:r>
+        <w:t xml:space="preserve">intermediate layer.</w:t>
+      </w:r>
+    </w:p>
+    <w:p>
+      <w:pPr>
+        <w:pStyle w:val="BodyText"/>
+      </w:pPr>
+      <w:r>
         <w:t xml:space="preserve">That concentration is a market outcome rather than a launch artifact</w:t>
       </w:r>
       <w:r>
@@ -569,7 +625,7 @@
         <w:t xml:space="preserve"> </w:t>
       </w:r>
       <w:r>
-        <w:t xml:space="preserve">has to be cleaned of addresses that hold tokens but structurally cannot</w:t>
+        <w:t xml:space="preserve">has to be classified by control status, separating independent governance holders from addresses that hold tokens but structurally cannot</w:t>
       </w:r>
       <w:r>
         <w:t xml:space="preserve"> </w:t>
@@ -1216,49 +1272,7 @@
         <w:pStyle w:val="FirstParagraph"/>
       </w:pPr>
       <w:r>
-        <w:t xml:space="preserve">Three classes of limitation deserve early notice. Measurement scope:</w:t>
-      </w:r>
-      <w:r>
-        <w:t xml:space="preserve"> </w:t>
-      </w:r>
-      <w:r>
-        <w:t xml:space="preserve">concentration is measured from holder lists and governance voting</w:t>
-      </w:r>
-      <w:r>
-        <w:t xml:space="preserve"> </w:t>
-      </w:r>
-      <w:r>
-        <w:t xml:space="preserve">surfaces after PCA exclusion; informal influence, off-chain coordination,</w:t>
-      </w:r>
-      <w:r>
-        <w:t xml:space="preserve"> </w:t>
-      </w:r>
-      <w:r>
-        <w:t xml:space="preserve">and proposal-specific quorum rules are not fully captured. Causal</w:t>
-      </w:r>
-      <w:r>
-        <w:t xml:space="preserve"> </w:t>
-      </w:r>
-      <w:r>
-        <w:t xml:space="preserve">inference scope: a March 2026 cross-section supports descriptive</w:t>
-      </w:r>
-      <w:r>
-        <w:t xml:space="preserve"> </w:t>
-      </w:r>
-      <w:r>
-        <w:t xml:space="preserve">association, not causal identification. Data limitations: voting-HHI</w:t>
-      </w:r>
-      <w:r>
-        <w:t xml:space="preserve"> </w:t>
-      </w:r>
-      <w:r>
-        <w:t xml:space="preserve">is available for eighteen protocols, PCA classification is weaker on some Solana- and Substrate-native tokens, and the sample is still modest for</w:t>
-      </w:r>
-      <w:r>
-        <w:t xml:space="preserve"> </w:t>
-      </w:r>
-      <w:r>
-        <w:t xml:space="preserve">fully specified multivariate models. The statistical significance, though not the direction, of the sector contrast is additionally load-bearing on the exchange-custody exclusion, developed in Sections 4.6.2 and 5.7. These limitations are developed in Sections 5.3 and 5.7 with the relevant robustness analyses.</w:t>
+        <w:t xml:space="preserve">The evidence boundaries are the control surfaces the audit framework measures, and the surfaces it does not yet reach, developed in full as five scopes in Section 5.7. In preview: a single March 2026 cross-section supports descriptive association rather than causal identification (temporal scope); holding HHI and voting HHI are necessary but not sufficient, leaving informal influence, off-chain coordination, proposal-specific quorum rules, and identity splitting uncaptured (measurement scope); the audit’s classification layers are researcher judgments bounded by sensitivity checks rather than a second-coder statistic (classification scope); voting-HHI is available for eighteen protocols, PCA classification is weaker on some Solana- and Substrate-native tokens, and the sample is still modest for fully specified multivariate models (sample scope); and the sector contrast is directionally robust but treatment-dependent in magnitude and significance (sector-contrast scope). These limitations are not exceptions to the audit framework; they identify the next control surfaces it should measure: time, identity, classification reliability, and cross-protocol coordination. The statistical significance, though not the direction, of the sector contrast is additionally load-bearing on the exchange-custody exclusion, developed in Sections 4.6.2 and 5.7. They are developed further in Sections 5.3 and 5.7 with the relevant robustness analyses.</w:t>
       </w:r>
     </w:p>
     <w:bookmarkEnd w:id="15"/>
@@ -1313,13 +1327,7 @@
         <w:pStyle w:val="FirstParagraph"/>
       </w:pPr>
       <w:r>
-        <w:t xml:space="preserve">Three measurement gaps in the token-governance literature motivate this</w:t>
-      </w:r>
-      <w:r>
-        <w:t xml:space="preserve"> </w:t>
-      </w:r>
-      <w:r>
-        <w:t xml:space="preserve">paper. First, prior holder-list HHI computations have not systematically</w:t>
+        <w:t xml:space="preserve">Three measurement gaps in the token-governance literature motivate this paper; each defines a surface a live-governance audit must measure. First, prior holder-list HHI computations have not systematically</w:t>
       </w:r>
       <w:r>
         <w:t xml:space="preserve"> </w:t>
@@ -1417,7 +1425,49 @@
         <w:t xml:space="preserve"> </w:t>
       </w:r>
       <w:r>
-        <w:t xml:space="preserve">Feichtinger et al., 2023). The subsections below review the strands</w:t>
+        <w:t xml:space="preserve">Feichtinger et al., 2023). Pagallo, Casanovas, and Madelin (2019)</w:t>
+      </w:r>
+      <w:r>
+        <w:t xml:space="preserve"> </w:t>
+      </w:r>
+      <w:r>
+        <w:t xml:space="preserve">frame such patterns as the outcome of multiple regulatory systems,</w:t>
+      </w:r>
+      <w:r>
+        <w:t xml:space="preserve"> </w:t>
+      </w:r>
+      <w:r>
+        <w:t xml:space="preserve">law, market forces, social norms, and technology as lex informatica,</w:t>
+      </w:r>
+      <w:r>
+        <w:t xml:space="preserve"> </w:t>
+      </w:r>
+      <w:r>
+        <w:t xml:space="preserve">that compete, reinforce one another, or render one another</w:t>
+      </w:r>
+      <w:r>
+        <w:t xml:space="preserve"> </w:t>
+      </w:r>
+      <w:r>
+        <w:t xml:space="preserve">superfluous; on that reading governance concentration is the</w:t>
+      </w:r>
+      <w:r>
+        <w:t xml:space="preserve"> </w:t>
+      </w:r>
+      <w:r>
+        <w:t xml:space="preserve">equilibrium where smart-contract architecture, market accumulation,</w:t>
+      </w:r>
+      <w:r>
+        <w:t xml:space="preserve"> </w:t>
+      </w:r>
+      <w:r>
+        <w:t xml:space="preserve">delegate incentives, and protocol rules jointly determine who can</w:t>
+      </w:r>
+      <w:r>
+        <w:t xml:space="preserve"> </w:t>
+      </w:r>
+      <w:r>
+        <w:t xml:space="preserve">exercise voting power. The subsections below review the strands</w:t>
       </w:r>
       <w:r>
         <w:t xml:space="preserve"> </w:t>
@@ -2196,7 +2246,7 @@
         <w:t xml:space="preserve"> </w:t>
       </w:r>
       <w:r>
-        <w:t xml:space="preserve">between DAO design and commons-management scholarship. This paper uses that literature to motivate measurement of who can actually exercise governance power. The separation of ownership from control has been a central concern of corporate-governance theory since Berle and Means (1932): nominal ownership shares do not by themselves determine who directs an organization (Shleifer &amp; Vishny, 1997). Delegated token governance reproduces that separation and the principal-agent costs it creates (Jensen &amp; Meckling, 1976; Tirole, 2001, on managerial accountability and minority protection). Holder lists and voting power must therefore be measured separately rather than assumed to coincide.</w:t>
+        <w:t xml:space="preserve">between DAO design and commons-management scholarship. This paper uses that literature to motivate measurement of who can actually exercise governance power. The separation of ownership from control has been a central concern of corporate-governance theory since Berle and Means (1932): nominal ownership shares do not by themselves determine who directs an organization (Shleifer &amp; Vishny, 1997). Delegated token governance reproduces that separation and the principal-agent costs it creates (Jensen &amp; Meckling, 1976; Tirole, 2001, on managerial accountability and minority protection). Extending the legal-theory lens of Pagallo, Casanovas, and Madelin (2019), who read governance through Hart’s distinction between primary rules that govern behaviour directly and secondary rules of recognition, adjudication, and change, a delegate program is best understood here as a secondary rule: it defines how token holdings convert into voting power, so its design, rather than the holdings alone, shapes whether voting concentrates or disperses. Holder lists and voting power must therefore be measured separately rather than assumed to coincide.</w:t>
       </w:r>
     </w:p>
     <w:p>
@@ -2264,13 +2314,7 @@
         <w:t xml:space="preserve"> </w:t>
       </w:r>
       <w:r>
-        <w:t xml:space="preserve">claims. Walch (2019) sharpens the point</w:t>
-      </w:r>
-      <w:r>
-        <w:t xml:space="preserve"> </w:t>
-      </w:r>
-      <w:r>
-        <w:t xml:space="preserve">from the legal side: the label</w:t>
+        <w:t xml:space="preserve">claims. Walch (2019) sharpens the point from the legal side: the label</w:t>
       </w:r>
       <w:r>
         <w:t xml:space="preserve"> </w:t>
@@ -2282,25 +2326,7 @@
         <w:t xml:space="preserve"> </w:t>
       </w:r>
       <w:r>
-        <w:t xml:space="preserve">can function as a veil</w:t>
-      </w:r>
-      <w:r>
-        <w:t xml:space="preserve"> </w:t>
-      </w:r>
-      <w:r>
-        <w:t xml:space="preserve">that obscures identifiable sites of concentrated power and the</w:t>
-      </w:r>
-      <w:r>
-        <w:t xml:space="preserve"> </w:t>
-      </w:r>
-      <w:r>
-        <w:t xml:space="preserve">responsibility attaching to them, so a corrected concentration</w:t>
-      </w:r>
-      <w:r>
-        <w:t xml:space="preserve"> </w:t>
-      </w:r>
-      <w:r>
-        <w:t xml:space="preserve">measurement is what replaces the label with evidence.</w:t>
+        <w:t xml:space="preserve">can function as a veil that obscures identifiable sites of concentrated power and the responsibility attaching to them, so a corrected concentration measurement is the operational requirement that replaces the label with evidence.</w:t>
       </w:r>
     </w:p>
     <w:p>
@@ -4375,83 +4401,7 @@
         <w:pStyle w:val="BodyText"/>
       </w:pPr>
       <w:r>
-        <w:rPr>
-          <w:b/>
-          <w:bCs/>
-        </w:rPr>
-        <w:t xml:space="preserve">Reading Table 3.</w:t>
-      </w:r>
-      <w:r>
-        <w:t xml:space="preserve"> </w:t>
-      </w:r>
-      <w:r>
-        <w:t xml:space="preserve">Top-1% and Top-10% columns report literal</w:t>
-      </w:r>
-      <w:r>
-        <w:t xml:space="preserve"> </w:t>
-      </w:r>
-      <w:r>
-        <w:t xml:space="preserve">cumulative shares: Top-1% is the supply share of the single largest</w:t>
-      </w:r>
-      <w:r>
-        <w:t xml:space="preserve"> </w:t>
-      </w:r>
-      <w:r>
-        <w:t xml:space="preserve">holder; Top-10% is the cumulative share of the top 10 holders, both</w:t>
-      </w:r>
-      <w:r>
-        <w:t xml:space="preserve"> </w:t>
-      </w:r>
-      <w:r>
-        <w:t xml:space="preserve">computed as percentages of the post-exclusion top-1,000-holder sample</w:t>
-      </w:r>
-      <w:r>
-        <w:t xml:space="preserve"> </w:t>
-      </w:r>
-      <w:r>
-        <w:t xml:space="preserve">total. The Top-5% column (in the canonical CSV; not displayed in this</w:t>
-      </w:r>
-      <w:r>
-        <w:t xml:space="preserve"> </w:t>
-      </w:r>
-      <w:r>
-        <w:t xml:space="preserve">table) reports the top 5 holders cumulative share under the same</w:t>
-      </w:r>
-      <w:r>
-        <w:t xml:space="preserve"> </w:t>
-      </w:r>
-      <w:r>
-        <w:t xml:space="preserve">convention. For protocols with fewer than 1,000 unique non-zero holders</w:t>
-      </w:r>
-      <w:r>
-        <w:t xml:space="preserve"> </w:t>
-      </w:r>
-      <w:r>
-        <w:t xml:space="preserve">after exclusion, the same literal-top-N convention applies to the actual</w:t>
-      </w:r>
-      <w:r>
-        <w:t xml:space="preserve"> </w:t>
-      </w:r>
-      <w:r>
-        <w:t xml:space="preserve">N. For protocols with more than 1,000 unique non-zero holders</w:t>
-      </w:r>
-      <w:r>
-        <w:t xml:space="preserve"> </w:t>
-      </w:r>
-      <w:r>
-        <w:t xml:space="preserve">post-exclusion, the top-1,000 holders are sampled and the literal top-1</w:t>
-      </w:r>
-      <w:r>
-        <w:t xml:space="preserve"> </w:t>
-      </w:r>
-      <w:r>
-        <w:t xml:space="preserve">and top-10 shares within that top-1,000 sample are reported. The HHI</w:t>
-      </w:r>
-      <w:r>
-        <w:t xml:space="preserve"> </w:t>
-      </w:r>
-      <w:r>
-        <w:t xml:space="preserve">and Top-N values in Table 3 reflect the canonical top-1,000</w:t>
+        <w:t xml:space="preserve">The HHI and Top-N values in Table 3 reflect the canonical top-1,000</w:t>
       </w:r>
       <w:r>
         <w:t xml:space="preserve"> </w:t>
@@ -5694,31 +5644,31 @@
         <w:pStyle w:val="BodyText"/>
       </w:pPr>
       <w:r>
-        <w:t xml:space="preserve">Protocol-controlled addresses (PCAs) are excluded from holding HHI</w:t>
-      </w:r>
-      <w:r>
-        <w:t xml:space="preserve"> </w:t>
-      </w:r>
-      <w:r>
-        <w:t xml:space="preserve">computation entirely at the top of the pipeline (133 address exclusions</w:t>
-      </w:r>
-      <w:r>
-        <w:t xml:space="preserve"> </w:t>
-      </w:r>
-      <w:r>
-        <w:t xml:space="preserve">across 38 protocols documented in the exclusions log; 125 unique</w:t>
-      </w:r>
-      <w:r>
-        <w:t xml:space="preserve"> </w:t>
-      </w:r>
-      <w:r>
-        <w:t xml:space="preserve">addresses with five recurring across multiple protocols) and are not counted as</w:t>
-      </w:r>
-      <w:r>
-        <w:t xml:space="preserve"> </w:t>
-      </w:r>
-      <w:r>
-        <w:t xml:space="preserve">insiders for the purposes of the count fraction. Solana-native protocols were re-classified against the same entity-label</w:t>
+        <w:t xml:space="preserve">Protocol-controlled addresses (PCAs) are removed before holding HHI is</w:t>
+      </w:r>
+      <w:r>
+        <w:t xml:space="preserve"> </w:t>
+      </w:r>
+      <w:r>
+        <w:t xml:space="preserve">computed (133 exclusions across 38 protocols per the exclusions log,</w:t>
+      </w:r>
+      <w:r>
+        <w:t xml:space="preserve"> </w:t>
+      </w:r>
+      <w:r>
+        <w:t xml:space="preserve">spanning 125 distinct addresses, five of which recur across multiple</w:t>
+      </w:r>
+      <w:r>
+        <w:t xml:space="preserve"> </w:t>
+      </w:r>
+      <w:r>
+        <w:t xml:space="preserve">protocols), and they are not counted as insiders in the insider count</w:t>
+      </w:r>
+      <w:r>
+        <w:t xml:space="preserve"> </w:t>
+      </w:r>
+      <w:r>
+        <w:t xml:space="preserve">fraction. Solana-native protocols were re-classified against the same entity-label</w:t>
       </w:r>
       <w:r>
         <w:t xml:space="preserve"> </w:t>
@@ -6833,19 +6783,7 @@
         <w:pStyle w:val="BodyText"/>
       </w:pPr>
       <w:r>
-        <w:t xml:space="preserve">Across the five classes, this paper applies 133 PCA exclusions across</w:t>
-      </w:r>
-      <w:r>
-        <w:t xml:space="preserve"> </w:t>
-      </w:r>
-      <w:r>
-        <w:t xml:space="preserve">38 protocols (the supplementary exclusions</w:t>
-      </w:r>
-      <w:r>
-        <w:t xml:space="preserve"> </w:t>
-      </w:r>
-      <w:r>
-        <w:t xml:space="preserve">log dataset). The five classes are unevenly populated within the cross-section:</w:t>
+        <w:t xml:space="preserve">Across the five classes, this paper applies 133 PCA exclusions across 38 protocols (the supplementary exclusions log dataset). The five classes are unevenly populated within the cross-section:</w:t>
       </w:r>
       <w:r>
         <w:t xml:space="preserve"> </w:t>
@@ -6941,18 +6879,12 @@
         <w:t xml:space="preserve"> </w:t>
       </w:r>
       <w:r>
-        <w:t xml:space="preserve">The specific addresses depend on the protocol sample;</w:t>
-      </w:r>
-      <w:r>
-        <w:t xml:space="preserve"> </w:t>
-      </w:r>
-      <w:r>
-        <w:t xml:space="preserve">the methodology is sample-independent.</w:t>
+        <w:t xml:space="preserve">The specific addresses depend on the protocol sample; the methodology is sample-independent, which makes it the stable foundation for the multi-surface extensions specified in Section 5.8.</w:t>
       </w:r>
     </w:p>
     <w:bookmarkEnd w:id="43"/>
     <w:bookmarkEnd w:id="44"/>
-    <w:bookmarkStart w:id="94" w:name="results"/>
+    <w:bookmarkStart w:id="95" w:name="results"/>
     <w:p>
       <w:pPr>
         <w:pStyle w:val="Heading1"/>
@@ -7376,31 +7308,7 @@
         <w:pStyle w:val="BodyText"/>
       </w:pPr>
       <w:r>
-        <w:t xml:space="preserve">Concentration metrics are computed from Dune Analytics multi-chain</w:t>
-      </w:r>
-      <w:r>
-        <w:t xml:space="preserve"> </w:t>
-      </w:r>
-      <w:r>
-        <w:t xml:space="preserve">queries and the Helius DAS API for Solana SPL tokens (March 2026</w:t>
-      </w:r>
-      <w:r>
-        <w:t xml:space="preserve"> </w:t>
-      </w:r>
-      <w:r>
-        <w:t xml:space="preserve">snapshot, top-1,000 holders per protocol), after applying 133</w:t>
-      </w:r>
-      <w:r>
-        <w:t xml:space="preserve"> </w:t>
-      </w:r>
-      <w:r>
-        <w:t xml:space="preserve">protocol-controlled address exclusions across 38 protocols (staking contracts,</w:t>
-      </w:r>
-      <w:r>
-        <w:t xml:space="preserve"> </w:t>
-      </w:r>
-      <w:r>
-        <w:t xml:space="preserve">exchange custodians, vesting locks, protocol treasuries; see the</w:t>
+        <w:t xml:space="preserve">Concentration metrics are computed on the post-exclusion top-1,000-holder sample per protocol (PCA exclusion methodology, Section 3.8), drawn from Dune Analytics multi-chain queries and the Helius DAS API for Solana SPL tokens (March 2026 snapshot). The exclusion removes 133 protocol-controlled addresses across 38 protocols (staking contracts, exchange custodians, vesting locks, protocol treasuries; see the</w:t>
       </w:r>
       <w:r>
         <w:t xml:space="preserve"> </w:t>
@@ -7483,6 +7391,24 @@
       </w:r>
       <w:r>
         <w:t xml:space="preserve">exchange-labeled and protocol-controlled addresses excluded).</w:t>
+      </w:r>
+    </w:p>
+    <w:p>
+      <w:pPr>
+        <w:pStyle w:val="BodyText"/>
+      </w:pPr>
+      <w:r>
+        <w:rPr>
+          <w:b/>
+          <w:bCs/>
+        </w:rPr>
+        <w:t xml:space="preserve">Reading Table 3.</w:t>
+      </w:r>
+      <w:r>
+        <w:t xml:space="preserve"> </w:t>
+      </w:r>
+      <w:r>
+        <w:t xml:space="preserve">Top-1% and Top-10% columns report literal cumulative shares: Top-1% is the supply share of the single largest holder; Top-10% is the cumulative share of the top 10 holders, both computed as percentages of the post-exclusion top-1,000-holder sample total. The Top-5% column (in the canonical CSV; not displayed in this table) reports the top 5 holders cumulative share under the same convention. For protocols with fewer than 1,000 unique non-zero holders after exclusion, the same literal-top-N convention applies to the actual N. For protocols with more than 1,000 unique non-zero holders post-exclusion, the top-1,000 holders are sampled and the literal top-1 and top-10 shares within that top-1,000 sample are reported.</w:t>
       </w:r>
     </w:p>
     <w:tbl>
@@ -13127,7 +13053,7 @@
         <w:pStyle w:val="FirstParagraph"/>
       </w:pPr>
       <w:r>
-        <w:t xml:space="preserve">This section demonstrates the audit method on a sector comparison: the DePIN-versus-DeFi contrast is a demonstration of the audit method applied to a cross-protocol cut, not the paper’s core contribution, which is the audit method together with the allocation-null and insider-retention contrast. With that ranking made explicit, the contrast reads as follows. DePIN protocols have approximately 2.6 times the governance</w:t>
+        <w:t xml:space="preserve">This section applies the audit method to a sector comparison. The DePIN-versus-DeFi contrast is not the paper’s core contribution; it is a cross-protocol demonstration of what becomes visible after control attribution, PCA correction, and consistent staking treatment. DePIN protocols have approximately 2.6 times the governance</w:t>
       </w:r>
       <w:r>
         <w:t xml:space="preserve"> </w:t>
@@ -13499,25 +13425,7 @@
         <w:pStyle w:val="BodyText"/>
       </w:pPr>
       <w:r>
-        <w:t xml:space="preserve">Revenue dynamics reinforce this structural contrast: during 2025’s</w:t>
-      </w:r>
-      <w:r>
-        <w:t xml:space="preserve"> </w:t>
-      </w:r>
-      <w:r>
-        <w:t xml:space="preserve">market downturn, Helium’s onchain revenue grew over 800 percent while leading</w:t>
-      </w:r>
-      <w:r>
-        <w:t xml:space="preserve"> </w:t>
-      </w:r>
-      <w:r>
-        <w:t xml:space="preserve">DeFi protocol fees declined 27 to 70 percent over the same period (Bane &amp; Gala, 2026; Blockworks, 2026b), suggesting that physical infrastructure revenue streams exhibit</w:t>
-      </w:r>
-      <w:r>
-        <w:t xml:space="preserve"> </w:t>
-      </w:r>
-      <w:r>
-        <w:t xml:space="preserve">countercyclical properties absent in purely financial protocols.</w:t>
+        <w:t xml:space="preserve">Revenue dynamics offer a candidate mechanism for this structural contrast: during 2025’s market downturn, Helium’s onchain revenue grew over 800 percent while leading DeFi protocol fees declined 27 to 70 percent over the same period (Bane &amp; Gala, 2026; Blockworks, 2026b), consistent with the hypothesis that physical infrastructure revenue is more countercyclical than purely financial protocol fees, though a single downturn cannot establish that as a general property.</w:t>
       </w:r>
     </w:p>
     <w:p>
@@ -14200,7 +14108,15 @@
         <w:t xml:space="preserve"> </w:t>
       </w:r>
       <w:r>
-        <w:t xml:space="preserve">Before correction, launch allocation and raw holder lists appear informative; after correction, launch allocation is uninformative, current insider retention is the holder-side correlate, and voting power often diverges from holdings. This contrast is the reader-memory frame for the section: the allocation-design measure that looks dispositive on a tokenomics table carries no association with steady-state concentration once protocol-controlled addresses are removed (the unit of control is attributed, not the data cleaned), while the holder-side signal that does survive is current insider retention among top holders, and the rule-making channel (voting power) frequently parts ways with the corrected holdings. The percentage of total supply allocated to team and</w:t>
+        <w:t xml:space="preserve">Before correction, launch allocation and raw holder lists appear informative; after correction, launch allocation is uninformative, current insider retention is the holder-side correlate, and voting power often diverges from holdings. This contrast is the reader-memory frame for the section: the allocation-design measure that looks dispositive on a tokenomics table carries no association with steady-state concentration once protocol-controlled addresses are removed (the unit of control is attributed, not the data cleaned), while the holder-side signal that does survive is current insider retention among top holders, and the rule-making channel (voting power) frequently parts ways with the corrected holdings.</w:t>
+      </w:r>
+    </w:p>
+    <w:p>
+      <w:pPr>
+        <w:pStyle w:val="BodyText"/>
+      </w:pPr>
+      <w:r>
+        <w:t xml:space="preserve">The percentage of total supply allocated to team and</w:t>
       </w:r>
       <w:r>
         <w:t xml:space="preserve"> </w:t>
@@ -14280,7 +14196,7 @@
         <w:pStyle w:val="BodyText"/>
       </w:pPr>
       <w:r>
-        <w:t xml:space="preserve">A descriptive check on the post-distribution HHI panel (Supplementary File S7; quarterly governance-HHI from three to twenty-four months after token generation) corroborates the cross-sectional null longitudinally: launch insider allocation is uncorrelated with the twenty-four-month governance-HHI endpoint (Pearson r = -0.11, Spearman rho = 0.04, N = 13; both non-significant), with the three-month value (Pearson r = -0.23), and with the three-to-twenty-four-month change (Pearson r = -0.23), and the null is robust to dropping the two most influential protocols (Curve, a structural vote-escrow outlier, and Aave, the only zero-insider-allocation protocol) and to how MakerDAO’s two panel vintages are collapsed to a single protocol. This panel measures a governance-participation HHI construct that diverges from the post-exclusion holding HHI used elsewhere, most notably for vote-escrow protocols such as Curve, so it is a longitudinal corroboration of the allocation null rather than the same measure observed at a later date. Consistent with the paper’s scope (Section 5.7), these panel correlations are descriptive and do not support causal or trajectory claims; the full panel analysis is specified as future work (Section 5.8).</w:t>
+        <w:t xml:space="preserve">A descriptive check on the post-distribution HHI panel (Supplementary File S7; quarterly governance-HHI from three to twenty-four months after token generation) corroborates the cross-sectional null longitudinally: launch insider allocation is uncorrelated with the twenty-four-month governance-HHI endpoint (Pearson r = -0.11, Spearman rho = 0.04, N = 13; both non-significant), with the three-month value (Pearson r = -0.23), and with the three-to-twenty-four-month change (Pearson r = -0.23), and the null is robust to dropping the two most influential protocols (Curve, a structural vote-escrow outlier, and Aave, the only zero-insider-allocation protocol) and to how MakerDAO’s two panel vintages are collapsed to a single protocol. This panel measures a governance-participation HHI construct that diverges from the post-exclusion holding HHI used elsewhere, most notably for vote-escrow protocols such as Curve, so it is a longitudinal corroboration of the allocation null rather than the same measure observed at a later date. These panel correlations are descriptive and consistent with the paper’s temporal-scope boundary (Section 5.7); causal inference and deconcentration trajectories require the panel-and-event-study workstream in the forward research agenda (Section 5.8).</w:t>
       </w:r>
     </w:p>
     <w:p>
@@ -19965,24 +19881,6 @@
         <w:t xml:space="preserve">dispersion outlier in the cross-section.</w:t>
       </w:r>
     </w:p>
-    <w:p>
-      <w:pPr>
-        <w:pStyle w:val="BodyText"/>
-      </w:pPr>
-      <w:r>
-        <w:rPr>
-          <w:b/>
-          <w:bCs/>
-        </w:rPr>
-        <w:t xml:space="preserve">Table 6b. Full-history voting-HHI robustness.</w:t>
-      </w:r>
-      <w:r>
-        <w:t xml:space="preserve"> </w:t>
-      </w:r>
-      <w:r>
-        <w:t xml:space="preserve">For the twelve Table 6 protocols with a same-surface full-history pooled voting HHI, the 12-month window value (Table 6) is shown alongside the pooled value computed over the protocol’s complete same-surface proposal history. Snapshot rows pool all proposals in the protocol’s Snapshot space; Tally rows pool the top-1,000 delegate registry. Same surface means the full-history pool uses the identical governance venue (Snapshot vote-weighted or Tally delegate registry) that Table 6 sources for that protocol. The Spearman rank correlation between the two columns is 0.87 (n = 12); no protocol crosses the 1.0x amplify-or-disperse boundary under the full-history value, so every Table 6 classification is preserved.</w:t>
-      </w:r>
-    </w:p>
     <w:tbl>
       <w:tblPr>
         <w:tblStyle w:val="Table"/>
@@ -19991,12 +19889,12 @@
         <w:tblLook w:firstRow="1" w:lastRow="0" w:firstColumn="0" w:lastColumn="0" w:noHBand="0" w:noVBand="0" w:val="0020"/>
       </w:tblPr>
       <w:tblGrid>
-        <w:gridCol w:w="845"/>
-        <w:gridCol w:w="1307"/>
-        <w:gridCol w:w="1307"/>
-        <w:gridCol w:w="1922"/>
-        <w:gridCol w:w="999"/>
-        <w:gridCol w:w="1537"/>
+        <w:gridCol w:w="1714"/>
+        <w:gridCol w:w="1306"/>
+        <w:gridCol w:w="1306"/>
+        <w:gridCol w:w="1143"/>
+        <w:gridCol w:w="1224"/>
+        <w:gridCol w:w="1224"/>
       </w:tblGrid>
       <w:tr>
         <w:trPr>
@@ -20624,18 +20522,18 @@
               <w:jc w:val="right"/>
             </w:pPr>
             <w:r>
-              <w:t xml:space="preserve">1000</w:t>
-            </w:r>
-          </w:p>
-        </w:tc>
-        <w:tc>
-          <w:tcPr/>
-          <w:p>
-            <w:pPr>
-              <w:pStyle w:val="Compact"/>
-            </w:pPr>
-            <w:r>
-              <w:t xml:space="preserve">top-1,000 registry</w:t>
+              <w:t xml:space="preserve">401</w:t>
+            </w:r>
+          </w:p>
+        </w:tc>
+        <w:tc>
+          <w:tcPr/>
+          <w:p>
+            <w:pPr>
+              <w:pStyle w:val="Compact"/>
+            </w:pPr>
+            <w:r>
+              <w:t xml:space="preserve">2023-08 to 2023-12</w:t>
             </w:r>
           </w:p>
         </w:tc>
@@ -20925,6 +20823,34 @@
         </w:tc>
       </w:tr>
     </w:tbl>
+    <w:p>
+      <w:pPr>
+        <w:pStyle w:val="BodyText"/>
+      </w:pPr>
+      <w:r>
+        <w:rPr>
+          <w:b/>
+          <w:bCs/>
+          <w:i/>
+          <w:iCs/>
+        </w:rPr>
+        <w:t xml:space="preserve">Table 6b.</w:t>
+      </w:r>
+      <w:r>
+        <w:rPr>
+          <w:i/>
+          <w:iCs/>
+        </w:rPr>
+        <w:t xml:space="preserve"> </w:t>
+      </w:r>
+      <w:r>
+        <w:rPr>
+          <w:i/>
+          <w:iCs/>
+        </w:rPr>
+        <w:t xml:space="preserve">Full-history voting-HHI robustness. For the twelve Table 6 protocols with a same-surface full-history pooled voting HHI, the 12-month window value (Table 6) is shown alongside the pooled value computed over the protocol’s complete same-surface proposal history. Snapshot rows pool all proposals in the protocol’s Snapshot space; Tally rows pool the top-1,000 delegate registry. Same surface means the full-history pool uses the identical governance venue (Snapshot vote-weighted or Tally delegate registry) that Table 6 sources for that protocol. The Spearman rank correlation between the two columns is 0.87 (n = 12); no protocol crosses the 1.0x amplify-or-disperse boundary under the full-history value, so every Table 6 classification is preserved.</w:t>
+      </w:r>
+    </w:p>
     <w:p>
       <w:pPr>
         <w:pStyle w:val="BodyText"/>
@@ -22498,7 +22424,7 @@
         <w:pStyle w:val="FirstParagraph"/>
       </w:pPr>
       <w:r>
-        <w:t xml:space="preserve">For the protocols where a true per-period voting series is recoverable, voting concentration is stable across multi-year windows of normal participation (Figure 7), and the only large excursions occur in late, low-turnout periods where a collapsing voter count mechanically inflates per-period HHI. This confirms that the Table 6 figures reflect full-history voting behavior rather than a single-snapshot artifact.</w:t>
+        <w:t xml:space="preserve">For the protocols where a true per-period voting series is recoverable, voting concentration is stable across multi-year windows of normal participation (Figure 5), and the only large excursions occur in late, low-turnout periods where a collapsing voter count mechanically inflates per-period HHI. This confirms that the Table 6 figures reflect full-history voting behavior rather than a single-snapshot artifact. The three protocols with a recoverable dated series (Algorand, GEODNET, Helium) are the trajectory sample here; this is a distinct set from the within-Solana cross-section of Section 4.5.4 (Jupiter, Helium, Drift), which compares point-in-time voting HHI across Solana protocols rather than tracking any protocol over time.</w:t>
       </w:r>
     </w:p>
     <w:tbl>
@@ -22509,13 +22435,13 @@
         <w:tblLook w:firstRow="1" w:lastRow="0" w:firstColumn="0" w:lastColumn="0" w:noHBand="0" w:noVBand="0" w:val="0020"/>
       </w:tblPr>
       <w:tblGrid>
-        <w:gridCol w:w="754"/>
-        <w:gridCol w:w="1056"/>
-        <w:gridCol w:w="678"/>
-        <w:gridCol w:w="678"/>
-        <w:gridCol w:w="905"/>
-        <w:gridCol w:w="678"/>
-        <w:gridCol w:w="3168"/>
+        <w:gridCol w:w="1143"/>
+        <w:gridCol w:w="979"/>
+        <w:gridCol w:w="1061"/>
+        <w:gridCol w:w="898"/>
+        <w:gridCol w:w="898"/>
+        <w:gridCol w:w="898"/>
+        <w:gridCol w:w="2041"/>
       </w:tblGrid>
       <w:tr>
         <w:trPr>
@@ -22764,7 +22690,7 @@
               <w:pStyle w:val="Compact"/>
             </w:pPr>
             <w:r>
-              <w:t xml:space="preserve">GIP-13 rise is 23-voter low turnout</w:t>
+              <w:t xml:space="preserve">GIP-1 peak (37 voters); no monotonic trend</w:t>
             </w:r>
           </w:p>
         </w:tc>
@@ -22788,7 +22714,7 @@
               <w:pStyle w:val="Compact"/>
             </w:pPr>
             <w:r>
-              <w:t xml:space="preserve">per-proposal</w:t>
+              <w:t xml:space="preserve">pre-141</w:t>
             </w:r>
           </w:p>
         </w:tc>
@@ -22800,7 +22726,7 @@
               <w:jc w:val="right"/>
             </w:pPr>
             <w:r>
-              <w:t xml:space="preserve">46</w:t>
+              <w:t xml:space="preserve">38</w:t>
             </w:r>
           </w:p>
         </w:tc>
@@ -22836,6 +22762,89 @@
               <w:jc w:val="right"/>
             </w:pPr>
             <w:r>
+              <w:t xml:space="preserve">0.3332</w:t>
+            </w:r>
+          </w:p>
+        </w:tc>
+        <w:tc>
+          <w:tcPr/>
+          <w:p>
+            <w:pPr>
+              <w:pStyle w:val="Compact"/>
+            </w:pPr>
+            <w:r>
+              <w:t xml:space="preserve">per-proposal; stable across pre-141 window</w:t>
+            </w:r>
+          </w:p>
+        </w:tc>
+      </w:tr>
+      <w:tr>
+        <w:tc>
+          <w:tcPr/>
+          <w:p>
+            <w:pPr>
+              <w:pStyle w:val="Compact"/>
+            </w:pPr>
+            <w:r>
+              <w:t xml:space="preserve">HNT</w:t>
+            </w:r>
+          </w:p>
+        </w:tc>
+        <w:tc>
+          <w:tcPr/>
+          <w:p>
+            <w:pPr>
+              <w:pStyle w:val="Compact"/>
+            </w:pPr>
+            <w:r>
+              <w:t xml:space="preserve">post-141</w:t>
+            </w:r>
+          </w:p>
+        </w:tc>
+        <w:tc>
+          <w:tcPr/>
+          <w:p>
+            <w:pPr>
+              <w:pStyle w:val="Compact"/>
+              <w:jc w:val="right"/>
+            </w:pPr>
+            <w:r>
+              <w:t xml:space="preserve">8</w:t>
+            </w:r>
+          </w:p>
+        </w:tc>
+        <w:tc>
+          <w:tcPr/>
+          <w:p>
+            <w:pPr>
+              <w:pStyle w:val="Compact"/>
+              <w:jc w:val="right"/>
+            </w:pPr>
+            <w:r>
+              <w:t xml:space="preserve">0.4329</w:t>
+            </w:r>
+          </w:p>
+        </w:tc>
+        <w:tc>
+          <w:tcPr/>
+          <w:p>
+            <w:pPr>
+              <w:pStyle w:val="Compact"/>
+              <w:jc w:val="right"/>
+            </w:pPr>
+            <w:r>
+              <w:t xml:space="preserve">0.6997</w:t>
+            </w:r>
+          </w:p>
+        </w:tc>
+        <w:tc>
+          <w:tcPr/>
+          <w:p>
+            <w:pPr>
+              <w:pStyle w:val="Compact"/>
+              <w:jc w:val="right"/>
+            </w:pPr>
+            <w:r>
               <w:t xml:space="preserve">0.8655</w:t>
             </w:r>
           </w:p>
@@ -22847,7 +22856,7 @@
               <w:pStyle w:val="Compact"/>
             </w:pPr>
             <w:r>
-              <w:t xml:space="preserve">post-HIP-141 rise is turnout collapse</w:t>
+              <w:t xml:space="preserve">per-proposal; post-HIP-141 turnout collapse</w:t>
             </w:r>
           </w:p>
         </w:tc>
@@ -22858,6 +22867,34 @@
         <w:pStyle w:val="BodyText"/>
       </w:pPr>
       <w:r>
+        <w:rPr>
+          <w:b/>
+          <w:bCs/>
+          <w:i/>
+          <w:iCs/>
+        </w:rPr>
+        <w:t xml:space="preserve">Table 7.</w:t>
+      </w:r>
+      <w:r>
+        <w:rPr>
+          <w:i/>
+          <w:iCs/>
+        </w:rPr>
+        <w:t xml:space="preserve"> </w:t>
+      </w:r>
+      <w:r>
+        <w:rPr>
+          <w:i/>
+          <w:iCs/>
+        </w:rPr>
+        <w:t xml:space="preserve">Per-period voting-HHI summary statistics for the three protocols with a recoverable dated per-period governance series (Algorand, GEODNET, Helium). Columns report the period count and the per-protocol HHI minimum, median, and maximum, with a late-period note. Helium is split at the HIP-141 governance redesign: a pre-141 normal-participation window (38 proposals) and a post-141 turnout-collapse regime (8 proposals, 5 to 10 voters). Drift is omitted (no dated series; cross-sectional median 0.266, Section 4.5.4.2). The per-period trajectories are plotted in Figure 5.</w:t>
+      </w:r>
+    </w:p>
+    <w:p>
+      <w:pPr>
+        <w:pStyle w:val="BodyText"/>
+      </w:pPr>
+      <w:r>
         <w:t xml:space="preserve">ALGO commitment-weight HHI holds inside a 0.0096 to 0.0190 band across fourteen of fifteen governance periods spanning 2021 to 2024; the GP15 value (0.0357) follows the post-GP14 end of rewards-eligible commitment (a 92.7 percent commitment-volume drop, governors falling from 14,687 to 1,394) and is a regime artifact, not concentration drift. GEOD veNFT vote-weight HHI holds a 0.0853 to 0.3216 range with no monotonic trend across nine governance proposals from 2024 to 2026. Helium per-proposal HHI is stable and low across the full pre-HIP-141 window (38 substantive proposals from 2023-10 to 2024-08, median 0.0877, band 0.0367 to 0.3332); the post-HIP-141 median of 0.6997 is a turnout-collapse artifact rather than concentration drift, as participation fell from the 200-to-1,024-voter pre-141 range to 5-to-10 voters post-141. Drift carries no per-period series (its on-chain corpus is keyed by proposal address without timestamps and is ordered by voter count); its ten substantive proposals show a per-proposal HHI median of 0.266 (range 0.089 to 0.522), cohort-consistent with the other Solana protocols and reported here cross-sectionally rather than as a trajectory.</w:t>
       </w:r>
     </w:p>
@@ -22868,7 +22905,7 @@
       <w:r>
         <w:drawing>
           <wp:inline>
-            <wp:extent cx="5334000" cy="2820880"/>
+            <wp:extent cx="5334000" cy="2916557"/>
             <wp:effectExtent b="0" l="0" r="0" t="0"/>
             <wp:docPr descr="" title="" id="74" name="Picture"/>
             <a:graphic>
@@ -22889,7 +22926,7 @@
                   <pic:spPr bwMode="auto">
                     <a:xfrm>
                       <a:off x="0" y="0"/>
-                      <a:ext cx="5334000" cy="2820880"/>
+                      <a:ext cx="5334000" cy="2916557"/>
                     </a:xfrm>
                     <a:prstGeom prst="rect">
                       <a:avLst/>
@@ -22919,7 +22956,7 @@
           <w:i/>
           <w:iCs/>
         </w:rPr>
-        <w:t xml:space="preserve">Figure 7.</w:t>
+        <w:t xml:space="preserve">Figure 5.</w:t>
       </w:r>
       <w:r>
         <w:rPr>
@@ -22933,7 +22970,7 @@
           <w:i/>
           <w:iCs/>
         </w:rPr>
-        <w:t xml:space="preserve">Per-period voting-HHI trajectories (log scale, by period index) for the three protocols with a true per-period governance series (Algorand, GEODNET, Helium; per-period values in the table above). Voting concentration is stable across multi-year windows of normal participation. The two annotated late-period excursions are artifacts rather than concentration drift: the Algorand GP15 uptick follows the post-GP14 end of rewards-eligible commitment (a 92.7 percent commitment-volume drop), and the shaded Helium post-HIP-141 region reflects a turnout collapse from the 200-to-1,024-voter range to 5-to-10 voters. Drift Protocol carries no dated series (its on-chain corpus is keyed by proposal address without timestamps) and is omitted here; its ten substantive proposals show a cross-sectional per-proposal HHI median of 0.266. Reproducible one-command from the committed series files via</w:t>
+        <w:t xml:space="preserve">Per-period voting-HHI trajectories (log scale, by period index) for the three protocols with a true per-period governance series (Algorand, GEODNET, Helium; per-period values in Table 7). Voting concentration is stable across multi-year windows of normal participation. The two annotated late-period excursions are artifacts rather than concentration drift: the Algorand GP15 uptick follows the post-GP14 end of rewards-eligible commitment (a 92.7 percent commitment-volume drop), and the shaded Helium post-HIP-141 region reflects a turnout collapse from the 200-to-1,024-voter range to 5-to-10 voters. Drift Protocol carries no dated series (its on-chain corpus is keyed by proposal address without timestamps) and is omitted here; its ten substantive proposals show a cross-sectional per-proposal HHI median of 0.266. Reproducible one-command from the committed series files via</w:t>
       </w:r>
       <w:r>
         <w:rPr>
@@ -22948,7 +22985,7 @@
           <w:i/>
           <w:iCs/>
         </w:rPr>
-        <w:t xml:space="preserve">b2_voting_timeseries_reproduce_2026-06-03.py</w:t>
+        <w:t xml:space="preserve">exhibits/figures/fig_voting_trajectory.py</w:t>
       </w:r>
       <w:r>
         <w:rPr>
@@ -22992,7 +23029,7 @@
     </w:p>
     <w:bookmarkEnd w:id="78"/>
     <w:bookmarkEnd w:id="79"/>
-    <w:bookmarkStart w:id="93" w:name="Xc10448b48f3bc18e70a56f1ee20940fec9f4b9b"/>
+    <w:bookmarkStart w:id="94" w:name="Xc10448b48f3bc18e70a56f1ee20940fec9f4b9b"/>
     <w:p>
       <w:pPr>
         <w:pStyle w:val="Heading2"/>
@@ -23390,7 +23427,7 @@
           <w:i/>
           <w:iCs/>
         </w:rPr>
-        <w:t xml:space="preserve">Figure 5.</w:t>
+        <w:t xml:space="preserve">Figure 6.</w:t>
       </w:r>
       <w:r>
         <w:rPr>
@@ -23767,7 +23804,7 @@
           <w:i/>
           <w:iCs/>
         </w:rPr>
-        <w:t xml:space="preserve">Figure 6.</w:t>
+        <w:t xml:space="preserve">Figure 7.</w:t>
       </w:r>
       <w:r>
         <w:rPr>
@@ -24116,7 +24153,7 @@
       </w:r>
     </w:p>
     <w:bookmarkEnd w:id="90"/>
-    <w:bookmarkStart w:id="91" w:name="Xae9e455893dd4d58abdf64eb7fc07743fcf6bf6"/>
+    <w:bookmarkStart w:id="92" w:name="Xae9e455893dd4d58abdf64eb7fc07743fcf6bf6"/>
     <w:p>
       <w:pPr>
         <w:pStyle w:val="Heading3"/>
@@ -24130,7 +24167,24 @@
         <w:pStyle w:val="FirstParagraph"/>
       </w:pPr>
       <w:r>
-        <w:t xml:space="preserve">Rank ordering across concentration metrics is stable: HHI-Theil Pearson r = 0.77 and HHI-Gini Pearson r = 0.52 (both p &lt; 0.001, N = 48) on the post-exclusion sample. The bivariate associations in Table 4 (sector contrast, insider-retention significance, subsidy fragility) would not flip under Gini-based or Theil-based measurement. The HHI-Gini correlation is moderate rather than perfect because the two metrics weight the holder distribution differently (HHI is dominated by top-share squared terms; Gini integrates the full Lorenz curve), so each adds some independent information about distributional shape while agreeing on protocol rank ordering.</w:t>
+        <w:t xml:space="preserve">Rank ordering across concentration metrics is stable: HHI-Theil Pearson r = 0.77 and HHI-Gini Pearson r = 0.52 (both p &lt; 0.001, N = 48) on the post-exclusion sample. The bivariate associations in Table 4 (sector contrast, insider-retention significance, subsidy fragility) would not flip under Gini-based or Theil-based measurement. The HHI-Gini correlation is moderate rather than perfect because the two metrics weight the holder distribution differently (HHI is dominated by top-share squared terms; Gini integrates the full Lorenz curve), so each adds some independent information about distributional shape while agreeing on protocol rank ordering. The same HHI-Gini divergence appears on the voting-power axis, and more sharply. Across the protocols with voting data, voting-power Gini is near-maximal (median 0.94, with only the ten-voter DIMO sample below 0.85) even where voting HHI is an order of magnitude lower (ENS delegate voting HHI is 0.022 against a voting Gini of 0.876), so the two metrics are uncorrelated on the voting samples (Pearson r approximately 0) rather than moderately coupled as on the holding side. This near-maximal voting Gini reflects top-delegate vote-power dominance and the heavy-tailed distribution of voting weight rather than the near-zero-balance ledger structure behind the holding Gini; because these values are computed over truncated top-N samples (top-100 active voters for off-chain venues, top-1,000 delegates for on-chain registries) that differ in both population and depth from the post-exclusion top-1,000-holder Gini, they are reported as a within-axis robustness descriptor in</w:t>
+      </w:r>
+      <w:r>
+        <w:t xml:space="preserve"> </w:t>
+      </w:r>
+      <w:hyperlink r:id="rId91">
+        <w:r>
+          <w:rPr>
+            <w:rStyle w:val="Hyperlink"/>
+          </w:rPr>
+          <w:t xml:space="preserve">Supplementary File S9</w:t>
+        </w:r>
+      </w:hyperlink>
+      <w:r>
+        <w:t xml:space="preserve"> </w:t>
+      </w:r>
+      <w:r>
+        <w:t xml:space="preserve">rather than as a measure comparable across the holding and voting axes. The substitution failure is therefore more severe for voting power than for holdings: HHI, not an inequality coefficient, must be the primary voting-concentration measure.</w:t>
       </w:r>
     </w:p>
     <w:p>
@@ -24141,8 +24195,8 @@
         <w:t xml:space="preserve">Other extended robustness analyses live in supplementary materials rather than the main body: Theil and Atkinson concentration metrics (S9), Shapley-Shubik and Banzhaf power indices (S11; the measurement theory of these indices is treated canonically by Felsenthal and Machover, 1998, and the Banzhaf form was first derived by Penrose, 1946), PCA-symmetric voting HHI and signer-side functional PCA cases (S12), multivariate subsidy models with sector controls (S8), and the canonical statistics ledger (S0). Profitability, size, and insider-retention specifications are reported in the §4.6 secondary-checks paragraph above.</w:t>
       </w:r>
     </w:p>
-    <w:bookmarkEnd w:id="91"/>
-    <w:bookmarkStart w:id="92" w:name="insider-classification-robustness"/>
+    <w:bookmarkEnd w:id="92"/>
+    <w:bookmarkStart w:id="93" w:name="insider-classification-robustness"/>
     <w:p>
       <w:pPr>
         <w:pStyle w:val="Heading3"/>
@@ -24199,10 +24253,10 @@
         <w:t xml:space="preserve">ownership structure.</w:t>
       </w:r>
     </w:p>
-    <w:bookmarkEnd w:id="92"/>
     <w:bookmarkEnd w:id="93"/>
     <w:bookmarkEnd w:id="94"/>
-    <w:bookmarkStart w:id="107" w:name="discussion"/>
+    <w:bookmarkEnd w:id="95"/>
+    <w:bookmarkStart w:id="108" w:name="discussion"/>
     <w:p>
       <w:pPr>
         <w:pStyle w:val="Heading1"/>
@@ -24211,7 +24265,7 @@
         <w:t xml:space="preserve">5 Discussion</w:t>
       </w:r>
     </w:p>
-    <w:bookmarkStart w:id="95" w:name="measurement-implications"/>
+    <w:bookmarkStart w:id="96" w:name="measurement-implications"/>
     <w:p>
       <w:pPr>
         <w:pStyle w:val="Heading2"/>
@@ -24225,7 +24279,7 @@
         <w:pStyle w:val="FirstParagraph"/>
       </w:pPr>
       <w:r>
-        <w:t xml:space="preserve">A decentralization claim is not supported by launch allocation or raw holder lists; it requires a live-governance audit of PCA-corrected holdings, insider retention, and voting power. The results change how governance concentration should be audited. HHI is the paper’s primary concentration measure, not governance power itself; initial insider allocation is not associated with post-distribution holding concentration as measured by PCA-corrected HHI in this cross-section. Audits should therefore begin with current holder composition, explicit PCA exclusions, insider wallet retention among top holders, and delegated voting power rather than treating launch allocation tables as sufficient governance evidence.</w:t>
+        <w:t xml:space="preserve">A decentralization claim is not supported by launch allocation or raw holder lists; it requires a live-governance audit of PCA-corrected holdings, insider retention, and voting power. HHI is the paper’s primary concentration measure, not governance power itself. The audit therefore begins with current holder composition and explicit PCA exclusions, then adds insider-retention checks and voting-power measurement.</w:t>
       </w:r>
     </w:p>
     <w:p>
@@ -24236,8 +24290,8 @@
         <w:t xml:space="preserve">Four practical directives follow for auditors and protocol designers, each mapped to one of the paper’s findings. First, no concentration claim should be made before holder-list HHI is computed on the current holder list with explicit PCA exclusions, because addresses that cannot vote as independent governance actors otherwise inflate the estimate by the median factor of 2.3x documented here. Second, an audit should check insider-wallet retention among the current top holders rather than read insider share off the launch allocation table, because initial allocation is uninformative about current concentration while present-day insider retention is associated with it. Third, an audit should compare voting-HHI with post-exclusion holding HHI rather than assume the two coincide, because delegated power usually differs from token holdings. Fourth, an audit should treat vote-escrow systems and delegation systems as different mechanism classes rather than aggregating them under one generic governance label, since the two amplify voting concentration through different designs.</w:t>
       </w:r>
     </w:p>
-    <w:bookmarkEnd w:id="95"/>
-    <w:bookmarkStart w:id="96" w:name="governance-design-implications"/>
+    <w:bookmarkEnd w:id="96"/>
+    <w:bookmarkStart w:id="97" w:name="governance-design-implications"/>
     <w:p>
       <w:pPr>
         <w:pStyle w:val="Heading2"/>
@@ -24393,6 +24447,68 @@
         <w:pStyle w:val="BodyText"/>
       </w:pPr>
       <w:r>
+        <w:t xml:space="preserve">These levers are consistent with the legal-governance theory of</w:t>
+      </w:r>
+      <w:r>
+        <w:t xml:space="preserve"> </w:t>
+      </w:r>
+      <w:r>
+        <w:t xml:space="preserve">Pagallo, Casanovas, and Madelin (2019), on which durable solutions</w:t>
+      </w:r>
+      <w:r>
+        <w:t xml:space="preserve"> </w:t>
+      </w:r>
+      <w:r>
+        <w:t xml:space="preserve">sit not at the extremes of pure code-as-law (bottom-up alone) or</w:t>
+      </w:r>
+      <w:r>
+        <w:t xml:space="preserve"> </w:t>
+      </w:r>
+      <w:r>
+        <w:t xml:space="preserve">pure mandate (top-down alone) but at a middle-out interface where</w:t>
+      </w:r>
+      <w:r>
+        <w:t xml:space="preserve"> </w:t>
+      </w:r>
+      <w:r>
+        <w:t xml:space="preserve">protocol design, market incentives, and governance rules jointly</w:t>
+      </w:r>
+      <w:r>
+        <w:t xml:space="preserve"> </w:t>
+      </w:r>
+      <w:r>
+        <w:t xml:space="preserve">constrain behaviour; co-regulation is one instance of that layer,</w:t>
+      </w:r>
+      <w:r>
+        <w:t xml:space="preserve"> </w:t>
+      </w:r>
+      <w:r>
+        <w:t xml:space="preserve">and delegate-program design, insider-retention rules, and</w:t>
+      </w:r>
+      <w:r>
+        <w:t xml:space="preserve"> </w:t>
+      </w:r>
+      <w:r>
+        <w:t xml:space="preserve">vote-escrow parameters are others. The design question is</w:t>
+      </w:r>
+      <w:r>
+        <w:t xml:space="preserve"> </w:t>
+      </w:r>
+      <w:r>
+        <w:t xml:space="preserve">therefore not decentralization versus centralization but which</w:t>
+      </w:r>
+      <w:r>
+        <w:t xml:space="preserve"> </w:t>
+      </w:r>
+      <w:r>
+        <w:t xml:space="preserve">equilibrium a protocol selects at that middle-out layer.</w:t>
+      </w:r>
+    </w:p>
+    <w:p>
+      <w:pPr>
+        <w:pStyle w:val="BodyText"/>
+      </w:pPr>
+      <w:r>
         <w:t xml:space="preserve">The design levers identified here map onto the principles Ostrom (1990)</w:t>
       </w:r>
       <w:r>
@@ -24480,8 +24596,8 @@
         <w:t xml:space="preserve">2026f).</w:t>
       </w:r>
     </w:p>
-    <w:bookmarkEnd w:id="96"/>
-    <w:bookmarkStart w:id="97" w:name="risks-and-counterpoints"/>
+    <w:bookmarkEnd w:id="97"/>
+    <w:bookmarkStart w:id="98" w:name="risks-and-counterpoints"/>
     <w:p>
       <w:pPr>
         <w:pStyle w:val="Heading2"/>
@@ -24503,11 +24619,11 @@
         <w:pStyle w:val="BodyText"/>
       </w:pPr>
       <w:r>
-        <w:t xml:space="preserve">Measurement remains incomplete. Informal influence, off-chain coordination, and legal or equity-holder obligations can affect governance without appearing in token-holder lists. Concentration is also measured at the address level, a proxy for entity-level control: a single entity can split holdings across many addresses, deflating measured concentration, and many beneficiaries can sit behind one custodial address, inflating it. Protocol-controlled-address and exchange-custody exclusion mitigate the custodial-aggregation side, but address-splitting by a single entity is not directly observable and would, where it occurs, cause holding HHI to understate true concentration; the Aave stkAAVE pass-through case (Section 4.4) is one worked instance of this address-versus-entity gap. The paper therefore treats HHI and voting-HHI as necessary but not sufficient measures of governance power.</w:t>
-      </w:r>
-    </w:p>
-    <w:bookmarkEnd w:id="97"/>
-    <w:bookmarkStart w:id="98" w:name="position-in-literature"/>
+        <w:t xml:space="preserve">Measurement remains incomplete. Informal influence, off-chain coordination, and legal or equity-holder obligations can affect governance without appearing in token-holder lists. Concentration is also measured at the address level, a proxy for entity-level control: a single entity can split holdings across many addresses, deflating measured concentration, and many beneficiaries can sit behind one custodial address, inflating it. Protocol-controlled-address and exchange-custody exclusion mitigate the custodial-aggregation side, but address-splitting by a single entity is not directly observable and would, where it occurs, cause holding HHI to understate true concentration; the Aave stkAAVE pass-through case (Section 4.4) is one worked instance of this address-versus-entity gap, and address-splitting is the measurement-scope limitation that the cross-wallet identity-resolution workstream targets (Sections 5.7 and 5.8). The paper therefore treats HHI and voting-HHI as necessary but not sufficient measures of governance power.</w:t>
+      </w:r>
+    </w:p>
+    <w:bookmarkEnd w:id="98"/>
+    <w:bookmarkStart w:id="99" w:name="position-in-literature"/>
     <w:p>
       <w:pPr>
         <w:pStyle w:val="Heading2"/>
@@ -24532,8 +24648,8 @@
         <w:t xml:space="preserve">The paper also contributes to DePIN tokenomics by separating governance concentration from subsidy dependence and launch allocation. DePIN protocols exhibit higher concentration than DeFi in the corrected cross-section, but the sector pattern coexists with low-concentration counterexamples such as Anyone Protocol and Hivemapper. This makes the paper a measurement contribution rather than a deterministic claim about DePIN architecture.</w:t>
       </w:r>
     </w:p>
-    <w:bookmarkEnd w:id="98"/>
-    <w:bookmarkStart w:id="99" w:name="summary-of-findings"/>
+    <w:bookmarkEnd w:id="99"/>
+    <w:bookmarkStart w:id="100" w:name="summary-of-findings"/>
     <w:p>
       <w:pPr>
         <w:pStyle w:val="Heading2"/>
@@ -24566,8 +24682,8 @@
         <w:t xml:space="preserve">The findings span four within-protocol concentration surfaces (post-exclusion holding, insider retention, delegated voting, and vote-escrowed voting) and one cross-protocol surface documented at Snapshot and Tally depth in Section 4.5.5 (institutional delegates participating in multiple protocols’ governance simultaneously; PGov + Tane Governance + Arana Digital + 7 additional Tally-side firms; documented in full in Supplementary File S25).</w:t>
       </w:r>
     </w:p>
-    <w:bookmarkEnd w:id="99"/>
-    <w:bookmarkStart w:id="100" w:name="contributions"/>
+    <w:bookmarkEnd w:id="100"/>
+    <w:bookmarkStart w:id="101" w:name="contributions"/>
     <w:p>
       <w:pPr>
         <w:pStyle w:val="Heading2"/>
@@ -24656,8 +24772,8 @@
         <w:t xml:space="preserve">(Section 4.5). The contribution to the field is to show that delegation is not a deconcentrating force by default: voting power usually concentrates above the post-exclusion holding baseline, so a holding-based decentralization audit understates true governance concentration unless it adds a voting-HHI comparison. The dispersion cases (ENS, GMX, HNT, JUP, LPT) and the separate vote-escrow class (Curve, Balancer, Frax) show that the direction and magnitude of delegation’s effect are design-tractable rather than mechanism-inevitable.</w:t>
       </w:r>
     </w:p>
-    <w:bookmarkEnd w:id="100"/>
-    <w:bookmarkStart w:id="101" w:name="limitations"/>
+    <w:bookmarkEnd w:id="101"/>
+    <w:bookmarkStart w:id="102" w:name="limitations"/>
     <w:p>
       <w:pPr>
         <w:pStyle w:val="Heading2"/>
@@ -24671,133 +24787,109 @@
         <w:pStyle w:val="FirstParagraph"/>
       </w:pPr>
       <w:r>
-        <w:t xml:space="preserve">The evidence reported here carries several main limitations. First, the analysis is a March 2026 cross-section, so it supports descriptive association rather than causal inference or trajectory claims; an initial 14-protocol quarterly panel is reported in Supplementary File S7 (11 of 14 protocols monotonic-decay) and a 14-protocol Q1/Q8 trajectory analysis is reported in Supplementary File S23 (85.7 percent monotonic-decay), but a full 52-protocol monthly panel remains future work (Section 5.8). The longitudinal cohort is additionally bounded by chain-history-depth availability: a small number of protocols whose archival-node history does not reach the trailing-24-month window are absent from the panel supplements (S7, S23) even where they appear in the cross-section, so the panel sample is constrained by historical-data availability rather than by collection effort alone.</w:t>
-      </w:r>
-    </w:p>
-    <w:p>
-      <w:pPr>
-        <w:pStyle w:val="BodyText"/>
-      </w:pPr>
-      <w:r>
-        <w:t xml:space="preserve">Second, the magnitude and significance of the balanced sector contrast depend on the completeness and consistency of the exclusion. Under the headline voter-inclusive pass-through treatment the contrast is a medium effect (Cohen’s d = 0.65) significant on the rank-based and leave-one-out tests with marginal mean-based significance; the uniform staking-aggregation exclusion robustness check gives a comparable medium effect (Cohen’s d = 0.75) significant on the rank-based, permutation, and leave-one-out tests; retaining exchange-deposit wallets in the holding distribution attenuates the contrast toward the margin of conventional significance (Cohen’s d approximately 0.62; Mann-Whitney p approximately 0.03 to 0.05), and the previously-reported large effect (Cohen’s d = 1.05) reflected an inconsistent staking treatment that retained one DePIN-side staking pool while excluding the DeFi-side ones. The directional claim that DePIN central tendency exceeds DeFi is robust across every exclusion specification; the magnitude is medium, and the significance, robust under the uniform exclusion, sits closer to the margin under the headline pass-through treatment (Section 4.6.2).</w:t>
-      </w:r>
-    </w:p>
-    <w:p>
-      <w:pPr>
-        <w:pStyle w:val="BodyText"/>
-      </w:pPr>
-      <w:r>
-        <w:t xml:space="preserve">Third, the headline is a sector contrast, and sector assignment at the DePIN, DeFi, and infrastructure layer-1 boundary is a researcher judgment call, most visibly for Bittensor (classed here as an infrastructure layer-1 rather than DePIN) and Filecoin (classed as DePIN); aggregators differ on these assignments (Section 3.1). The leave-one-out and permutation checks in Section 4.6 perturb sample membership and label assignment under a fixed taxonomy; they do not perturb the taxonomy itself, so a reviewer reclassifying borderline protocols should expect the effect size, not the direction, to move. The headline effect size (Cohen’s d = 0.65, voter-inclusive pass-through treatment) is computed on a balanced 15-DePIN and 15-DeFi sub-sample drawn from the larger cross-section, so the specific balanced draw is itself a measurement choice; the unbalanced full-frame contrast (15 DePIN versus all 24 DeFi) preserves the direction, though its significance is sensitive to the staking-aggregation treatment, and the powered Model 4 on the governance-token sample (N = 44) reproduces a significant DePIN coefficient (+0.87, p = 0.02) without relying on the balanced draw.</w:t>
-      </w:r>
-    </w:p>
-    <w:p>
-      <w:pPr>
-        <w:pStyle w:val="BodyText"/>
-      </w:pPr>
-      <w:r>
-        <w:t xml:space="preserve">More broadly, the hand-classified layers the findings rest on, the five-class protocol-controlled-address exclusion typology, the behavioral-signature exchange-custody attribution, and the sector assignment itself, were coded by a single research team and are not accompanied by a formal second-coder inter-rater-reliability (Cohen’s kappa) statistic. We mitigate this through external entity-label grounding (Nansen Address Labels, Etherscan, and Blockscout) rather than unaided judgment, through the leave-one-out and permutation checks that perturb sector and label assignment (Section 4.6), and through two published sensitivity sweeps that bound the two classification choices most consequential for the headline, the five-specification protocol-controlled-address strictness robustness and the six-scheme insider-classification robustness, but a second-coder reliability statistic for these layers remains a worthwhile addition for a future revision.</w:t>
-      </w:r>
-    </w:p>
-    <w:p>
-      <w:pPr>
-        <w:pStyle w:val="BodyText"/>
-      </w:pPr>
-      <w:r>
-        <w:t xml:space="preserve">Fourth, the published Models 1 through 3 carry 35 to 38 observations, the small-sample multivariate regime that limits how cleanly independent effects can be isolated; the covariate-complete powered specification (Model 4, Section 4.4) relaxes this substantially, spanning 50 governance-token protocols including the six most recently added (Frax, Synthetix, Gnosis, Algorand, Polkadot, Bittensor) at 12.5 observations per predictor. The residual sample constraint is the insider-retention measure, which is reliably available only on the established-protocol cohort, where insiders appear among the post-exclusion top holders; in the newer cohort insiders concentrate through excluded vehicles, so retention is reported as an original-sample association (Section 4.4) rather than carried in the powered model.</w:t>
-      </w:r>
-    </w:p>
-    <w:p>
-      <w:pPr>
-        <w:pStyle w:val="BodyText"/>
-      </w:pPr>
-      <w:r>
-        <w:t xml:space="preserve">Fifth, operator-attribution coverage is asymmetric across chain architectures: Etherscan + Nansen labels yield roughly 95 percent high-share holder attribution on EVM protocols; Helius DAS + Sim API yields roughly 80 percent on Solana protocols; Substrate NPoS protocols (Polkadot; sister substrate-native L1+DePIN) require external attribution services (Polkawatch DDP API; Web3 Foundation TVP registry) to reach 53 percent coverage from a 16 percent on-chain baseline, with the residual approximately 47 percent representing a structural attribution ceiling for voluntary-identity-pallet protocols. The CEX-validator concentration findings (Section 4.5.5; Supplementary File S25) are therefore reported as lower bounds for Substrate NPoS protocols; the same is not true for the EVM and Solana CEX-overlap findings, which use near-complete-coverage attribution data.</w:t>
-      </w:r>
-    </w:p>
-    <w:p>
-      <w:pPr>
-        <w:pStyle w:val="BodyText"/>
-      </w:pPr>
-      <w:r>
-        <w:t xml:space="preserve">Sixth, the sample covers roughly one-third of DeFi and one-fifth to one-quarter of DePIN category market capitalization (Section 3.1), skewing toward larger, better-capitalized protocols, and protocol inclusion is conditioned on sufficient on-chain holder data and address-label coverage, which is systematically thinner for DePIN protocols; findings generalize most safely to established, data-rich protocols, and generalization to the smaller-cap, thinly indexed long tail of either category is not established by the present cross-section.</w:t>
-      </w:r>
-    </w:p>
-    <w:p>
-      <w:pPr>
-        <w:pStyle w:val="BodyText"/>
-      </w:pPr>
-      <w:r>
-        <w:t xml:space="preserve">The attenuated Model 3 sector coefficient (p = 0.078) should be read</w:t>
-      </w:r>
-      <w:r>
-        <w:t xml:space="preserve"> </w:t>
-      </w:r>
-      <w:r>
-        <w:t xml:space="preserve">alongside the bootstrap result reported in Section 4.4: the DePIN</w:t>
-      </w:r>
-      <w:r>
-        <w:t xml:space="preserve"> </w:t>
-      </w:r>
-      <w:r>
-        <w:t xml:space="preserve">coefficient bootstrap interval remains above zero [+0.001, +0.091] in</w:t>
-      </w:r>
-      <w:r>
-        <w:t xml:space="preserve"> </w:t>
-      </w:r>
-      <w:r>
-        <w:t xml:space="preserve">the N = 35 multivariate sample, but the small sample limits how cleanly sector can be isolated from correlated controls. The powered Model 4 addresses this concern directly: on 50 protocols, with the collinear insider-allocation control replaced by revenue intensity and maturity, the DePIN coefficient is unattenuated and significant (log HHI, p = 0.0107).</w:t>
-      </w:r>
-    </w:p>
-    <w:p>
-      <w:pPr>
-        <w:pStyle w:val="BodyText"/>
-      </w:pPr>
-      <w:r>
-        <w:t xml:space="preserve">The subsidy result is especially sensitive to one observation: excluding</w:t>
-      </w:r>
-      <w:r>
-        <w:t xml:space="preserve"> </w:t>
-      </w:r>
-      <w:r>
-        <w:t xml:space="preserve">Livepeer yields a clean null (full LOO + Spearman + log-transform</w:t>
-      </w:r>
-      <w:r>
-        <w:t xml:space="preserve"> </w:t>
-      </w:r>
-      <w:r>
-        <w:t xml:space="preserve">robustness in Section 4.6), so the main text treats subsidy as a</w:t>
-      </w:r>
-      <w:r>
-        <w:t xml:space="preserve"> </w:t>
-      </w:r>
-      <w:r>
-        <w:t xml:space="preserve">non-generalizing association rather than a stable indicator.</w:t>
-      </w:r>
-    </w:p>
-    <w:p>
-      <w:pPr>
-        <w:pStyle w:val="BodyText"/>
-      </w:pPr>
-      <w:r>
-        <w:t xml:space="preserve">The chain-architecture decomposition in Section 4.3.1 is held at the descriptive layer by two confounds. First, the Solana and EVM sub-cohorts differ systematically in maturity (the Solana DeFi protocols are several years younger on average), so distribution-phase age is collinear with chain ecosystem and the two cannot be cleanly separated in the present sample. Second, protocol lifecycle state could in principle shape trajectory direction, because a protocol that has wound down its distribution program holds its concentration roughly fixed while an actively distributing protocol continues to deconcentrate; the longitudinal panels analyzed here contain no protocol with a confirmed wound-down distribution program in either chain-architecture cohort, so this is a bound on generalization to mixed-lifecycle cohorts rather than a within-sample confound. Separately, the three Solana voting-concentration figures reported in Section 4.5.4 (DRIFT, HNT, JUP) are sourced from Solana on-chain governance, a surface not covered by the Snapshot-or-Tally full-history robustness pool (Table 6b), so they carry no same-surface full-history comparison and are reported as point-in-time values rather than current state; the Helium figure in particular predates the HIP-141 governance redesign, after which turnout collapsed from the 200-to-1,024-voter range to 5-to-10 voters and per-proposal HHI rose for mechanical low-turnout reasons rather than genuine concentration drift (Section 4.5.4.2).</w:t>
-      </w:r>
-    </w:p>
-    <w:p>
-      <w:pPr>
-        <w:pStyle w:val="BodyText"/>
-      </w:pPr>
-      <w:r>
-        <w:t xml:space="preserve">Measurement extensions that would refine these findings without changing</w:t>
-      </w:r>
-      <w:r>
-        <w:t xml:space="preserve"> </w:t>
-      </w:r>
-      <w:r>
-        <w:t xml:space="preserve">the core claim are enumerated in Section 5.8.</w:t>
-      </w:r>
-    </w:p>
-    <w:bookmarkEnd w:id="101"/>
-    <w:bookmarkStart w:id="105" w:name="future-research"/>
+        <w:t xml:space="preserve">The boundaries of the evidence map onto the control surfaces the audit framework measures, and onto the surfaces it does not yet reach. We organize them as five scopes.</w:t>
+      </w:r>
+    </w:p>
+    <w:p>
+      <w:pPr>
+        <w:pStyle w:val="BodyText"/>
+      </w:pPr>
+      <w:r>
+        <w:rPr>
+          <w:b/>
+          <w:bCs/>
+        </w:rPr>
+        <w:t xml:space="preserve">Temporal scope.</w:t>
+      </w:r>
+      <w:r>
+        <w:t xml:space="preserve"> </w:t>
+      </w:r>
+      <w:r>
+        <w:t xml:space="preserve">The analysis is a single March 2026 cross-section, so it supports descriptive association rather than causal inference or trajectory claims. Two provisional panels bound this: a 14-protocol quarterly panel (Supplementary File S7; 11 of 14 protocols monotonic-decay) and a 14-protocol Q1/Q8 trajectory analysis (Supplementary File S23; 85.7 percent monotonic-decay), both consistent with the cross-sectional allocation null (Section 4.4), but a full 52-protocol monthly panel remains future work (Section 5.8). The longitudinal cohort is additionally bounded by chain-history-depth availability: a small number of protocols whose archival-node history does not reach the trailing-24-month window are absent from the panel supplements (S7, S23) even where they appear in the cross-section, so the panel sample is constrained by historical-data availability rather than by collection effort alone. The chain-architecture trajectory decomposition (Section 4.3.1) is held at the descriptive layer by two confounds of the same temporal kind. First, the Solana and EVM sub-cohorts differ systematically in maturity (the Solana DeFi protocols are several years younger on average), so distribution-phase age is collinear with chain ecosystem and the two cannot be cleanly separated in the present sample. Second, protocol lifecycle state could in principle shape trajectory direction, because a protocol that has wound down its distribution program holds its concentration roughly fixed while an actively distributing protocol continues to deconcentrate; the longitudinal panels analyzed here contain no protocol with a confirmed wound-down distribution program in either chain-architecture cohort, so this is a bound on generalization to mixed-lifecycle cohorts rather than a within-sample confound.</w:t>
+      </w:r>
+    </w:p>
+    <w:p>
+      <w:pPr>
+        <w:pStyle w:val="BodyText"/>
+      </w:pPr>
+      <w:r>
+        <w:rPr>
+          <w:b/>
+          <w:bCs/>
+        </w:rPr>
+        <w:t xml:space="preserve">Measurement scope.</w:t>
+      </w:r>
+      <w:r>
+        <w:t xml:space="preserve"> </w:t>
+      </w:r>
+      <w:r>
+        <w:t xml:space="preserve">Holding HHI and voting HHI are necessary but not sufficient measures of governance control. Informal influence, off-chain coordination, proposal-specific quorum rules, formal legal and contractual control rights, and identity splitting across nominally distinct addresses are not fully captured by either instrument, so the reported figures bound de facto control from one direction rather than measuring it exhaustively. Coverage of the operator-attribution layer is also asymmetric across chain architectures: Etherscan and Nansen labels yield roughly 95 percent high-share holder attribution on EVM protocols, Helius DAS and the Sim API yield roughly 80 percent on Solana protocols, and Substrate NPoS protocols (Polkadot; sister substrate-native L1 plus DePIN) require external attribution services (Polkawatch DDP API; Web3 Foundation TVP registry) to reach 53 percent coverage from a 16 percent on-chain baseline, with the residual approximately 47 percent representing a structural attribution ceiling for voluntary-identity-pallet protocols. The CEX-validator concentration findings (Section 4.5.5; Supplementary File S25) are therefore reported as lower bounds for Substrate NPoS protocols; the EVM and Solana CEX-overlap findings use near-complete-coverage attribution data and carry no such qualification. Finally, the three Solana voting-concentration figures reported in Section 4.5.4 (DRIFT, HNT, JUP) are sourced from Solana on-chain governance, a surface not covered by the Snapshot-or-Tally full-history robustness pool (Table 6b), so they carry no same-surface full-history comparison and are reported as point-in-time values rather than current state; the Helium figure in particular predates the HIP-141 governance redesign, after which turnout collapsed from the 200-to-1,024-voter range to 5-to-10 voters and per-proposal HHI rose for mechanical low-turnout reasons rather than genuine concentration drift (Section 4.5.4.2).</w:t>
+      </w:r>
+    </w:p>
+    <w:p>
+      <w:pPr>
+        <w:pStyle w:val="BodyText"/>
+      </w:pPr>
+      <w:r>
+        <w:rPr>
+          <w:b/>
+          <w:bCs/>
+        </w:rPr>
+        <w:t xml:space="preserve">Classification scope.</w:t>
+      </w:r>
+      <w:r>
+        <w:t xml:space="preserve"> </w:t>
+      </w:r>
+      <w:r>
+        <w:t xml:space="preserve">The audit rests on four researcher-judgment classification layers: the five-class protocol-controlled-address exclusion typology, the behavioral-signature exchange-custody attribution, the insider classification of record, and the sector assignment itself. The sector assignment at the DePIN, DeFi, and infrastructure layer-1 boundary is the most visible of these, most consequentially for Bittensor (classed here as an infrastructure layer-1 rather than DePIN) and Filecoin (classed as DePIN), where aggregators differ (Section 3.1). These layers were coded by a single research team and are not accompanied by a formal second-coder inter-rater-reliability (Cohen’s kappa) statistic. We bound the key choices rather than leave them to unaided judgment: external entity-label grounding (Nansen Address Labels, Etherscan, and Blockscout) replaces unaided coding; the leave-one-out and permutation checks (Section 4.6) perturb sample membership and label assignment under a fixed taxonomy; and two published sensitivity sweeps bound the two classification choices most consequential for the headline, the five-specification protocol-controlled-address strictness robustness and the six-scheme insider-classification robustness. These checks perturb membership and labels under a fixed taxonomy; they do not perturb the taxonomy itself, so a reviewer reclassifying borderline protocols should expect the effect size, not the direction, to move. Independent reproduction of the classification pipeline by a second team remains the direct test these internal checks cannot substitute for, and is specified in Section 5.8.</w:t>
+      </w:r>
+    </w:p>
+    <w:p>
+      <w:pPr>
+        <w:pStyle w:val="BodyText"/>
+      </w:pPr>
+      <w:r>
+        <w:rPr>
+          <w:b/>
+          <w:bCs/>
+        </w:rPr>
+        <w:t xml:space="preserve">Sample scope.</w:t>
+      </w:r>
+      <w:r>
+        <w:t xml:space="preserve"> </w:t>
+      </w:r>
+      <w:r>
+        <w:t xml:space="preserve">Established, data-rich protocols are overrepresented. The sample covers roughly one-third of DeFi and one-fifth to one-quarter of DePIN category market capitalization (Section 3.1), skewing toward larger, better-capitalized protocols, and protocol inclusion is conditioned on sufficient on-chain holder data and address-label coverage, which is systematically thinner for DePIN protocols; findings generalize most safely to established, data-rich protocols, and generalization to the smaller-cap, thinly indexed long tail of either category is not established by the present cross-section. Sample size also bounds the multivariate evidence: the published Models 1 through 3 carry 35 to 38 observations, the small-sample regime that limits how cleanly independent effects can be isolated from correlated controls, and the attenuated Model 3 sector coefficient (p = 0.078) should be read alongside the bootstrap interval reported in Section 4.4, which remains above zero [+0.001, +0.091] in the N = 35 sample. The covariate-complete powered specification (Model 4, Section 4.4) relaxes this substantially, spanning 50 governance-token protocols including the six most recently added (Frax, Synthetix, Gnosis, Algorand, Polkadot, Bittensor) at 12.5 observations per predictor, with the collinear insider-allocation control replaced by revenue intensity and maturity; on that sample the DePIN coefficient is unattenuated and significant (log HHI, p = 0.0107). The residual sample constraint is the insider-retention measure, which is reliably available only on the established-protocol cohort, where insiders appear among the post-exclusion top holders; in the newer cohort insiders concentrate through excluded vehicles, so retention is reported as an original-sample association (Section 4.4) rather than carried in the powered model. One secondary association is sample-fragile in a sharper sense: excluding Livepeer alone turns the subsidy-concentration result into a clean null (full leave-one-out, Spearman, and log-transform robustness in Section 4.6), so the main text treats subsidy as a single-observation-driven, non-generalizing association rather than a stable indicator.</w:t>
+      </w:r>
+    </w:p>
+    <w:p>
+      <w:pPr>
+        <w:pStyle w:val="BodyText"/>
+      </w:pPr>
+      <w:r>
+        <w:rPr>
+          <w:b/>
+          <w:bCs/>
+        </w:rPr>
+        <w:t xml:space="preserve">Sector-contrast scope.</w:t>
+      </w:r>
+      <w:r>
+        <w:t xml:space="preserve"> </w:t>
+      </w:r>
+      <w:r>
+        <w:t xml:space="preserve">The direction of the headline sector contrast, DePIN central tendency exceeding DeFi, is robust across every exclusion specification; its magnitude and significance depend on the staking treatment and on the classification choices above. Under the headline voter-inclusive pass-through treatment the contrast is a medium effect (Cohen’s d = 0.65) significant on the rank-based and leave-one-out tests with marginal mean-based significance; the uniform staking-aggregation exclusion robustness check gives a comparable medium effect (Cohen’s d = 0.75) significant on the rank-based, permutation, and leave-one-out tests; retaining exchange-deposit wallets in the holding distribution attenuates the contrast toward the margin of conventional significance (Cohen’s d approximately 0.62; Mann-Whitney p approximately 0.03 to 0.05); and the previously-reported large effect (Cohen’s d = 1.05) reflected an inconsistent staking treatment that retained one DePIN-side staking pool while excluding the DeFi-side ones (Section 4.6.2). The headline effect size (Cohen’s d = 0.65, voter-inclusive pass-through treatment) is computed on a balanced 15-DePIN and 15-DeFi sub-sample drawn from the larger cross-section, so the specific balanced draw is itself a measurement choice; the unbalanced full-frame contrast (15 DePIN versus all 24 DeFi) preserves the direction, though its significance is sensitive to the staking-aggregation treatment, and the powered Model 4 on the governance-token sample (N = 44) reproduces a significant DePIN coefficient (+0.87, p = 0.02) without relying on the balanced draw.</w:t>
+      </w:r>
+    </w:p>
+    <w:p>
+      <w:pPr>
+        <w:pStyle w:val="BodyText"/>
+      </w:pPr>
+      <w:r>
+        <w:t xml:space="preserve">These limitations are not exceptions to the audit framework; they identify the next control surfaces the framework should measure: time, identity, classification reliability, and cross-protocol coordination. Section 5.8 organizes those surfaces into a forward research program.</w:t>
+      </w:r>
+    </w:p>
+    <w:bookmarkEnd w:id="102"/>
+    <w:bookmarkStart w:id="106" w:name="future-research"/>
     <w:p>
       <w:pPr>
         <w:pStyle w:val="Heading2"/>
@@ -24811,9 +24903,27 @@
         <w:pStyle w:val="FirstParagraph"/>
       </w:pPr>
       <w:r>
-        <w:t xml:space="preserve">Six research directions have highest priority. First, longitudinal governance tracking: monthly snapshots of HHI and Gini across the full 52-protocol sample would convert the current cross-section into a panel dataset, enabling analysis of deconcentration trajectories and the governance effects of specific reform events (delegation program launches; vesting cliff expirations). An initial 14-protocol quarterly panel (</w:t>
-      </w:r>
-      <w:hyperlink r:id="rId102">
+        <w:t xml:space="preserve">The forward agenda groups into three workstreams, each extending the audit framework to a control surface the present cross-section measures only partially.</w:t>
+      </w:r>
+    </w:p>
+    <w:p>
+      <w:pPr>
+        <w:pStyle w:val="BodyText"/>
+      </w:pPr>
+      <w:r>
+        <w:rPr>
+          <w:b/>
+          <w:bCs/>
+        </w:rPr>
+        <w:t xml:space="preserve">Temporal validation.</w:t>
+      </w:r>
+      <w:r>
+        <w:t xml:space="preserve"> </w:t>
+      </w:r>
+      <w:r>
+        <w:t xml:space="preserve">Converting the cross-section into a panel is the first workstream. Monthly snapshots of HHI and Gini across the full 52-protocol sample would turn the current cross-section into a panel dataset, enabling analysis of deconcentration trajectories and event studies around specific reform events: delegation program launches, vesting cliff expirations, and governance redesigns. The provisional panels already reported point the way: an initial 14-protocol quarterly panel (</w:t>
+      </w:r>
+      <w:hyperlink r:id="rId103">
         <w:r>
           <w:rPr>
             <w:rStyle w:val="Hyperlink"/>
@@ -24822,9 +24932,9 @@
         </w:r>
       </w:hyperlink>
       <w:r>
-        <w:t xml:space="preserve">) documents that 11 of 14 protocols exhibit monotonic governance HHI decay over 24 months post-token-generation event with vote-escrow CRV, reservoir-drip COMP, and claim-window ENS as exceptions; a 14-protocol Q1/Q8 trajectory analysis (</w:t>
-      </w:r>
-      <w:hyperlink r:id="rId103">
+        <w:t xml:space="preserve">) documents that 11 of 14 protocols exhibit monotonic governance HHI decay over 24 months post-token-generation event, with vote-escrow CRV, reservoir-drip COMP, and claim-window ENS as exceptions, and a 14-protocol Q1/Q8 trajectory analysis (</w:t>
+      </w:r>
+      <w:hyperlink r:id="rId104">
         <w:r>
           <w:rPr>
             <w:rStyle w:val="Hyperlink"/>
@@ -24833,55 +24943,51 @@
         </w:r>
       </w:hyperlink>
       <w:r>
-        <w:t xml:space="preserve">) returns 85.7 percent monotonic-decay; both are consistent with the cross-sectional allocation null reported in Section 4.4. Full 52-protocol monthly extraction is the natural extension.</w:t>
-      </w:r>
-    </w:p>
-    <w:p>
-      <w:pPr>
-        <w:pStyle w:val="BodyText"/>
-      </w:pPr>
-      <w:r>
-        <w:t xml:space="preserve">Second, expanding the multivariate regression beyond the current N = 50 covariate-complete sample: Model 4 already spans the 50 covariate-complete protocols, including the six most recently added (Frax, Synthetix, Gnosis, Algorand, Polkadot, Bittensor). Completing revenue and treasury covariate extraction across the full 52-protocol cross-section, with any expansion beyond the current 52-protocol universe contingent on acquiring panel-grade chain-history depth for additional protocols, would widen the covariate-complete sample and strengthen the panel and event-study analyses currently specified as replication-ready designs.</w:t>
-      </w:r>
-    </w:p>
-    <w:p>
-      <w:pPr>
-        <w:pStyle w:val="BodyText"/>
-      </w:pPr>
-      <w:r>
-        <w:t xml:space="preserve">Third, cross-protocol delegate overlap extension: Section 4.5.5 previews the pattern, documented in full in Supplementary File S25 across Snapshot, Tally, and Polkadot validator-set surfaces; extension to Solana governance surfaces (Realms, SPL Governance) and to off-Snapshot off-Tally surfaces (governance forums, off-chain coordination mechanisms) remains the natural next step.</w:t>
-      </w:r>
-    </w:p>
-    <w:p>
-      <w:pPr>
-        <w:pStyle w:val="BodyText"/>
-      </w:pPr>
-      <w:r>
-        <w:t xml:space="preserve">Fourth, operator-infrastructure concentration as candidate sixth concentration axis. The Polkadot operator-attribution audit (Section 4.5.5; Supplementary File S25, plus supplements S19) surfaces a candidate axis specific to validator-network infrastructure: cloud-provider / colocation / self-hosted classification of the underlying compute substrate, computable from external sources (Polkawatch records include LastRegion + LastCountry + LastNetwork + Nominators + TokenRewards fields). Validator-infrastructure HHI at the ISP-tier (Hetzner Online GmbH vs AWS vs DigitalOcean vs self-hosted residential) is not load-bearing for the Section 4.5 amplification finding but is methodologically relevant for any future Section 3.8 typology extension covering operator-infrastructure as a distinct concentration class. The axis generalizes beyond Polkadot to any protocol with validator-set governance (Ethereum proposer-builder separation; Cosmos validator sets; Solana validator clusters); cross-protocol operator-infrastructure HHI is a natural N &gt;= 5 expansion target.</w:t>
-      </w:r>
-    </w:p>
-    <w:p>
-      <w:pPr>
-        <w:pStyle w:val="BodyText"/>
-      </w:pPr>
-      <w:r>
-        <w:t xml:space="preserve">Fifth, sector-classification robustness. Because the headline is a sector comparison on a balanced sample, the assignment of category-boundary protocols (Bittensor as infrastructure layer-1 versus DePIN; Filecoin as DePIN versus infrastructure) is a researcher judgment that a pre-registered sensitivity analysis should bound directly, re-running the balanced Mann-Whitney contrast under each defensible alternative taxonomy and reporting the resulting p-value and effect-size range.</w:t>
-      </w:r>
-    </w:p>
-    <w:p>
-      <w:pPr>
-        <w:pStyle w:val="BodyText"/>
-      </w:pPr>
-      <w:r>
-        <w:t xml:space="preserve">Sixth, independent reproduction. Because the audit framework depends on several researcher-judgment classification layers (the five-class protocol-controlled-address exclusion, behavioral-signature exchange-custody attribution, sector assignment, and the insider classification of record), reproduction of the headline contrast by an independent team working from the public replication package (Section 5.9, Supplementary File S5) is a direct test of whether the pipeline generalizes beyond this lab.</w:t>
-      </w:r>
-    </w:p>
-    <w:p>
-      <w:pPr>
-        <w:pStyle w:val="BodyText"/>
-      </w:pPr>
-      <w:r>
-        <w:t xml:space="preserve">The forward empirical agenda is to convert the current cross-section into panel evidence, complete the covariate-complete sample across the 52-protocol cross-section, extend cross-protocol delegate overlap to Solana governance surfaces, evaluate operator-infrastructure as candidate sixth concentration axis, bound the headline directly through a pre-registered sector-reclassification sensitivity analysis, and invite independent reproduction from the public replication package. Recent game-theoretic results (Kiayias et al., 2025) show Shapley-based reward distributions achieve bounded Price of Stability (4/3) in oceanic staking models while resisting Sybil stake-splitting attacks, supporting the measurement extensions’ theoretical grounding.</w:t>
+        <w:t xml:space="preserve">) returns 85.7 percent monotonic-decay; both are consistent with the cross-sectional allocation null reported in Section 4.4. Full 52-protocol monthly extraction is the natural extension. The same workstream widens the multivariate evidence: Model 4 already spans the N = 50 covariate-complete sample, including the six most recently added (Frax, Synthetix, Gnosis, Algorand, Polkadot, Bittensor), and completing revenue and treasury covariate extraction across the full 52-protocol cross-section, with any expansion beyond the current 52-protocol universe contingent on acquiring panel-grade chain-history depth for additional protocols, would widen the covariate-complete sample and strengthen the panel and event-study analyses currently specified as replication-ready designs.</w:t>
+      </w:r>
+    </w:p>
+    <w:p>
+      <w:pPr>
+        <w:pStyle w:val="BodyText"/>
+      </w:pPr>
+      <w:r>
+        <w:rPr>
+          <w:b/>
+          <w:bCs/>
+        </w:rPr>
+        <w:t xml:space="preserve">Audit reproducibility.</w:t>
+      </w:r>
+      <w:r>
+        <w:t xml:space="preserve"> </w:t>
+      </w:r>
+      <w:r>
+        <w:t xml:space="preserve">The second workstream tests whether the audit framework generalizes beyond this lab. Because the framework depends on several researcher-judgment classification layers (the five-class protocol-controlled-address exclusion, behavioral-signature exchange-custody attribution, sector assignment, and the insider classification of record), three reproducibility tasks follow. First, a second-coder inter-rater-reliability statistic (Cohen’s kappa) on the classification layers would quantify the coding reliability the present single-team coding does not report. Second, because the headline is a sector comparison on a balanced sample, the assignment of category-boundary protocols (Bittensor as infrastructure layer-1 versus DePIN; Filecoin as DePIN versus infrastructure) is a researcher judgment that a pre-registered sensitivity analysis should bound directly, re-running the balanced Mann-Whitney contrast under each defensible alternative taxonomy and reporting the resulting p-value and effect-size range. Third, independent reproduction of the headline contrast by an outside team working from the public replication package (Section 5.9, Supplementary File S5) is the direct test of whether the pipeline generalizes, the test the paper’s internal robustness checks cannot substitute for.</w:t>
+      </w:r>
+    </w:p>
+    <w:p>
+      <w:pPr>
+        <w:pStyle w:val="BodyText"/>
+      </w:pPr>
+      <w:r>
+        <w:rPr>
+          <w:b/>
+          <w:bCs/>
+        </w:rPr>
+        <w:t xml:space="preserve">Expanded concentration surfaces.</w:t>
+      </w:r>
+      <w:r>
+        <w:t xml:space="preserve"> </w:t>
+      </w:r>
+      <w:r>
+        <w:t xml:space="preserve">The third workstream extends measurement to concentration surfaces the present cross-section samples only at the edges. Cross-protocol delegate overlap, previewed in Section 4.5.5 and documented in full in Supplementary File S25 across Snapshot, Tally, and Polkadot validator-set surfaces, extends naturally to Solana governance surfaces (Realms, SPL Governance) and to off-Snapshot off-Tally surfaces (governance forums and off-chain coordination mechanisms). Operator-infrastructure concentration is a candidate sixth concentration axis: the Polkadot operator-attribution audit (Section 4.5.5; Supplementary Files S25 and S19) surfaces an axis specific to validator-network infrastructure, the cloud-provider, colocation, and self-hosted classification of the underlying compute substrate, computable from external sources (Polkawatch records include LastRegion, LastCountry, LastNetwork, Nominators, and TokenRewards fields). Validator-infrastructure HHI at the ISP tier (Hetzner Online GmbH versus AWS versus DigitalOcean versus self-hosted residential) is not load-bearing for the Section 4.5 amplification finding but is methodologically relevant for any future Section 3.8 typology extension covering operator-infrastructure as a distinct concentration class. The axis generalizes beyond Polkadot to any protocol with validator-set governance (Ethereum proposer-builder separation; Cosmos validator sets; Solana validator clusters); cross-protocol operator-infrastructure HHI is a natural N &gt;= 5 expansion target. A further extension operates beneath the address layer rather than across protocols: cross-wallet identity resolution, clustering nominally distinct addresses to common controlling entities, would tighten every post-exclusion concentration estimate by collapsing the identity-split holdings flagged in Section 5.7 into single owners, extending the behavioral-signature attribution already used for exchange custody to the Sybil-splitting case.</w:t>
+      </w:r>
+    </w:p>
+    <w:p>
+      <w:pPr>
+        <w:pStyle w:val="BodyText"/>
+      </w:pPr>
+      <w:r>
+        <w:t xml:space="preserve">Across the three workstreams, the forward empirical agenda is to convert the current cross-section into panel evidence and complete the covariate-complete sample across the 52-protocol cross-section; to bound the headline through a pre-registered sector-reclassification sensitivity analysis, add a second-coder reliability statistic, and invite independent reproduction from the public replication package; and to extend cross-protocol delegate overlap to Solana governance surfaces, evaluate operator-infrastructure as a candidate sixth concentration axis, and resolve cross-wallet identity beneath the address layer. Recent game-theoretic results (Kiayias et al., 2025) show Shapley-based reward distributions achieve bounded Price of Stability (4/3) in oceanic staking models while resisting Sybil stake-splitting attacks, supporting the measurement extensions’ theoretical grounding.</w:t>
       </w:r>
     </w:p>
     <w:p>
@@ -25015,7 +25121,7 @@
       <w:r>
         <w:t xml:space="preserve"> </w:t>
       </w:r>
-      <w:hyperlink r:id="rId104">
+      <w:hyperlink r:id="rId105">
         <w:r>
           <w:rPr>
             <w:rStyle w:val="Hyperlink"/>
@@ -25027,8 +25133,8 @@
         <w:t xml:space="preserve">.</w:t>
       </w:r>
     </w:p>
-    <w:bookmarkEnd w:id="105"/>
-    <w:bookmarkStart w:id="106" w:name="reproducibility-and-data-availability"/>
+    <w:bookmarkEnd w:id="106"/>
+    <w:bookmarkStart w:id="107" w:name="reproducibility-and-data-availability"/>
     <w:p>
       <w:pPr>
         <w:pStyle w:val="Heading2"/>
@@ -25140,9 +25246,9 @@
         <w:t xml:space="preserve">Cross-protocol address attribution evolved across successive refinements of the exclusion methodology. Shared-custody addresses, such as the universal Solana exchange hot wallet that appears across several protocols, were initially identified by a hardcoded universal-exchange exclusion and later reclassified under a behavioral-signature heuristic in which token-balance breadth and asset mix distinguish exchange custody, institutional holdings, and foundation treasuries. Earlier per-cycle attribution labels are preserved as historical-of-record in the exclusion log; the behavioral-signature classification is the current methodology of record.</w:t>
       </w:r>
     </w:p>
-    <w:bookmarkEnd w:id="106"/>
     <w:bookmarkEnd w:id="107"/>
-    <w:bookmarkStart w:id="108" w:name="conclusion"/>
+    <w:bookmarkEnd w:id="108"/>
+    <w:bookmarkStart w:id="109" w:name="conclusion"/>
     <w:p>
       <w:pPr>
         <w:pStyle w:val="Heading1"/>
@@ -25183,8 +25289,8 @@
         <w:t xml:space="preserve">The stakes of measuring concentration accurately are normative as well as descriptive. Where decisive voting weight sits with a small set of holders, participants govern under others’ discretion rather than under rules they jointly control, a condition the republican tradition names domination and the commons-governance literature treats as inconsistent with durable self-governance. A companion theoretical paper accounts for why concentration persists across protocol age, valuation, and allocation design as a structural equilibrium rather than a transient failure (Zukowski, 2026e); a companion normative paper develops the non-domination standard by which a given distribution counts as legitimate self-governance (Zukowski, 2026f). Measured correctly, token governance concentration is not a tokenomics statistic but a political fact: it tells whether the people a protocol governs hold rule-making power or merely hold tokens.</w:t>
       </w:r>
     </w:p>
-    <w:bookmarkEnd w:id="108"/>
-    <w:bookmarkStart w:id="109" w:name="supplementary-material"/>
+    <w:bookmarkEnd w:id="109"/>
+    <w:bookmarkStart w:id="110" w:name="supplementary-material"/>
     <w:p>
       <w:pPr>
         <w:pStyle w:val="Heading1"/>
@@ -25481,8 +25587,8 @@
         <w:t xml:space="preserve">https://github.com/Research-Publications-and-Data/Tokenomics-As-Institutional_Design</w:t>
       </w:r>
     </w:p>
-    <w:bookmarkEnd w:id="109"/>
-    <w:bookmarkStart w:id="110" w:name="acknowledgments"/>
+    <w:bookmarkEnd w:id="110"/>
+    <w:bookmarkStart w:id="111" w:name="acknowledgments"/>
     <w:p>
       <w:pPr>
         <w:pStyle w:val="Heading1"/>
@@ -25523,8 +25629,8 @@
         <w:t xml:space="preserve">platforms for hardware network economics.</w:t>
       </w:r>
     </w:p>
-    <w:bookmarkEnd w:id="110"/>
-    <w:bookmarkStart w:id="111" w:name="references"/>
+    <w:bookmarkEnd w:id="111"/>
+    <w:bookmarkStart w:id="112" w:name="references"/>
     <w:p>
       <w:pPr>
         <w:pStyle w:val="Heading1"/>
@@ -27274,7 +27380,7 @@
         <w:t xml:space="preserve">standard for legitimate token governance. Working manuscript.</w:t>
       </w:r>
     </w:p>
-    <w:bookmarkEnd w:id="111"/>
+    <w:bookmarkEnd w:id="112"/>
     <w:sectPr>
       <w:footnotePr>
         <w:numRestart w:val="eachSect"/>

--- a/b2/paper/B2_Frontiers_R2_clean.docx
+++ b/b2/paper/B2_Frontiers_R2_clean.docx
@@ -72,7 +72,7 @@
         <w:pStyle w:val="FirstParagraph"/>
       </w:pPr>
       <w:r>
-        <w:t xml:space="preserve">Token-governance decentralization is not established by launch allocation, raw holder counts, or token inequality metrics. It is an auditable current-control condition: who holds governance-relevant tokens after protocol-controlled addresses are removed, who retains insider positions, and how voting mechanisms transform holdings into rule-making power. Token allocation is a launch document. Governance concentration is a live institutional state. We turn that standard into a method and run it across a 52-protocol cross-section spanning DePIN, DeFi, infrastructure, and social tokens, computing Herfindahl-Hirschman Index (HHI) concentration after excluding protocol-controlled addresses (PCAs). Under audit, launch-design and protocol-financial covariates (insider, team, and investor allocation; protocol maturity; circulating float; valuation ratios) are each uninformative about steady-state concentration (insider allocation Pearson r = 0.10, p = 0.49, N = 50); current insider retention is the holder-side correlate that survives. Protocols with more insider wallets among top holders are more concentrated (Spearman rho = 0.44, p = 0.005, N = 39, surviving a non-insider HHI tautology check at rho = 0.54). Voting mechanisms then move power away from holdings: delegation amplifies voting power above token holdings in thirteen of eighteen protocols with sufficient governance data, with five design-driven exceptions (ENS, GMX, HNT, JUP, LPT), and a subsidy-to-concentration association appears only through a single outlier (Pearson r = 0.62 including Livepeer, r = 0.07 excluding it). The same audit applied across sectors yields one demonstration of its discriminating power: DePIN governance is more concentrated than DeFi after correction, a directionally robust medium effect (Cohen’s d = 0.65, Mann-Whitney p = 0.028, under the headline pass-through treatment) whose magnitude and mean-based significance depend on the staking treatment; we treat it as a descriptive sector contrast that illustrates the method rather than the paper’s central claim (Section 4.6.2).</w:t>
+        <w:t xml:space="preserve">Token-governance decentralization is not established by launch allocation, raw holder counts, or token inequality metrics. It is an auditable current-control condition: who holds governance-relevant tokens after protocol-controlled addresses are removed, who retains insider positions, and how voting mechanisms transform holdings into rule-making power. Token allocation is a launch document. Governance concentration is a live institutional state. We turn that standard into a method and run it across a 52-protocol cross-section spanning DePIN, DeFi, infrastructure, and social tokens, computing Herfindahl-Hirschman Index (HHI) concentration after excluding protocol-controlled addresses (PCAs). Under audit, launch-design and protocol-financial covariates (insider, team, and investor allocation; protocol maturity; circulating float; valuation ratios) are each uninformative about steady-state concentration (insider allocation Pearson r = 0.09, p = 0.55, N = 50); current insider retention is the holder-side correlate that survives. Protocols with more insider wallets among top holders are more concentrated (Spearman rho = 0.44, p = 0.005, N = 39, surviving a non-insider HHI tautology check at rho = 0.54). Voting mechanisms then move power away from holdings: delegation amplifies voting power above token holdings in thirteen of eighteen protocols with sufficient governance data, with five design-driven exceptions (ENS, GMX, HNT, JUP, LPT), and a subsidy-to-concentration association appears only through a single outlier (Pearson r = 0.62 including Livepeer, r = 0.07 excluding it). The same audit applied across sectors yields one demonstration of its discriminating power: DePIN governance is more concentrated than DeFi after correction, a directionally robust medium effect (Cohen’s d = 0.65, Mann-Whitney p = 0.028, under the headline pass-through treatment) whose magnitude and mean-based significance depend on the staking treatment; we treat it as a descriptive sector contrast that illustrates the method rather than the paper’s central claim (Section 4.6.2).</w:t>
       </w:r>
     </w:p>
     <w:p>
@@ -2582,13 +2582,13 @@
         <w:t xml:space="preserve"> </w:t>
       </w:r>
       <w:r>
-        <w:t xml:space="preserve">the cross-sectional allocation null documented here (Pearson r = 0.10,</w:t>
-      </w:r>
-      <w:r>
-        <w:t xml:space="preserve"> </w:t>
-      </w:r>
-      <w:r>
-        <w:t xml:space="preserve">p = 0.49, N = 50) is compatible with this scale-driven concentration</w:t>
+        <w:t xml:space="preserve">the cross-sectional allocation null documented here (Pearson r = 0.09,</w:t>
+      </w:r>
+      <w:r>
+        <w:t xml:space="preserve"> </w:t>
+      </w:r>
+      <w:r>
+        <w:t xml:space="preserve">p = 0.55, N = 50) is compatible with this scale-driven concentration</w:t>
       </w:r>
       <w:r>
         <w:t xml:space="preserve"> </w:t>
@@ -3594,7 +3594,7 @@
         <w:t xml:space="preserve"> </w:t>
       </w:r>
       <w:r>
-        <w:t xml:space="preserve">(adjustable parameters).</w:t>
+        <w:t xml:space="preserve">(adjustable parameters). North’s (1990) further distinction, between institutions as the rules of the game and organizations as the players who act within them, is load-bearing for the audit this paper develops: a concentration measure must separate the formal voting rules from the players who actually hold and exercise voting power. The protocol-controlled-address exclusion step is that separation made operational, removing addresses that are part of the protocol’s own infrastructure rather than players in its governance before any concentration statistic is computed, which is the sense in which the unit of control must be identified before holder-list concentration can be read.</w:t>
       </w:r>
     </w:p>
     <w:bookmarkEnd w:id="27"/>
@@ -4660,7 +4660,7 @@
         <w:t xml:space="preserve"> </w:t>
       </w:r>
       <w:r>
-        <w:t xml:space="preserve">HNT and DRIFT via Helius RPC parsing of SPL Governance VoteRecordV2 accounts).</w:t>
+        <w:t xml:space="preserve">DRIFT via Helius RPC parsing of SPL Governance VoteRecordV2 accounts and HNT via Helius RPC reconstruction of Voter Stake Registry (VSR) lockup-position state, both protocols under VSR lockup-weighted vote design).</w:t>
       </w:r>
     </w:p>
     <w:p>
@@ -5323,7 +5323,7 @@
               <w:pStyle w:val="Compact"/>
             </w:pPr>
             <w:r>
-              <w:t xml:space="preserve">Voter Stake Registry (VSR) position-state via Helius RPC</w:t>
+              <w:t xml:space="preserve">VSR lockup-weighted voters; weights from VSR position-state via Helius RPC</w:t>
             </w:r>
           </w:p>
         </w:tc>
@@ -5370,7 +5370,7 @@
               <w:pStyle w:val="Compact"/>
             </w:pPr>
             <w:r>
-              <w:t xml:space="preserve">VoteRecordV2 parsing via Helius RPC</w:t>
+              <w:t xml:space="preserve">VSR lockup-weighted voters; weights from VoteRecordV2 via Helius RPC</w:t>
             </w:r>
           </w:p>
         </w:tc>
@@ -14128,13 +14128,13 @@
         <w:t xml:space="preserve"> </w:t>
       </w:r>
       <w:r>
-        <w:t xml:space="preserve">post-distribution HHI (Pearson r = 0.10, p = 0.49, N = 50; Spearman rho</w:t>
-      </w:r>
-      <w:r>
-        <w:t xml:space="preserve"> </w:t>
-      </w:r>
-      <w:r>
-        <w:t xml:space="preserve">= 0.16, p = 0.27). At N = 50 this test has roughly 80 percent power to detect a population correlation of about |r| = 0.38 (two-sided, alpha = 0.05), so the null rules out a large allocation-concentration association but is not powered to exclude small or moderate effects. The allocation-design null is therefore an upper bound on effect size rather than evidence of exact independence, reported as a bounded effect rather than as proof of no effect (Wasserstein &amp; Lazar, 2016). A two-one-sided-tests equivalence procedure makes that bound explicit: the observed correlation is statistically equivalent to zero within the |r| = 0.38 envelope the sample is powered to detect (TOST p = 0.02), so the allocation null is a positive bounded-effect result rather than a mere failure to reject. The null is reported on the of-record post-exclusion holding measure displayed in Table 3; under the voter-inclusive staking pass-through treatment adopted for the sector headline (Section 4.6.2) the allocation-concentration association rises to a marginal Pearson r = 0.30 (p = 0.04), but that association is fragile rather than robust (rank-based Spearman p = 0.05, and significance does not survive dropping either of the two highest-insider protocols), and diagnostic tests rule out the denominator-renormalization mechanism that an inconsistent exclusion would otherwise produce; we therefore report the of-record null as primary and flag the allocation association as denominator-sensitive. This null persists across alternative specifications:</w:t>
+        <w:t xml:space="preserve">post-distribution HHI (Pearson r = 0.09, p = 0.55, N = 50; Spearman rho</w:t>
+      </w:r>
+      <w:r>
+        <w:t xml:space="preserve"> </w:t>
+      </w:r>
+      <w:r>
+        <w:t xml:space="preserve">= 0.19, p = 0.18). At N = 50 this test has roughly 80 percent power to detect a population correlation of about |r| = 0.38 (two-sided, alpha = 0.05), so the null rules out a large allocation-concentration association but is not powered to exclude small or moderate effects. The allocation-design null is therefore an upper bound on effect size rather than evidence of exact independence, reported as a bounded effect rather than as proof of no effect (Wasserstein &amp; Lazar, 2016). A two-one-sided-tests equivalence procedure makes that bound explicit: the observed correlation is statistically equivalent to zero within the |r| = 0.38 envelope the sample is powered to detect (TOST p = 0.02), so the allocation null is a positive bounded-effect result rather than a mere failure to reject. The null is reported on the of-record post-exclusion holding measure displayed in Table 3; under the voter-inclusive staking pass-through treatment adopted for the sector headline (Section 4.6.2) the allocation-concentration association rises to a marginal Pearson r = 0.30 (p = 0.04), but that association is fragile rather than robust (rank-based Spearman p = 0.05, and significance does not survive dropping either of the two highest-insider protocols), and diagnostic tests rule out the denominator-renormalization mechanism that an inconsistent exclusion would otherwise produce; we therefore report the of-record null as primary and flag the allocation association as denominator-sensitive. This null persists across alternative specifications:</w:t>
       </w:r>
       <w:r>
         <w:t xml:space="preserve"> </w:t>
@@ -14158,7 +14158,7 @@
         <w:t xml:space="preserve"> </w:t>
       </w:r>
       <w:r>
-        <w:t xml:space="preserve">summarizes the bivariate battery). Beyond these single-covariate tests, a joint test of the full launch-design block (founder-team allocation, investor allocation, and protocol maturity) is also null: together these covariates explain 4.6 percent of the variance in post-exclusion HHI (F(3, 41) = 0.66, p = 0.58), so no launch-design covariate is informative about steady-state concentration individually or jointly. Statistically Validated Network</w:t>
+        <w:t xml:space="preserve">summarizes the bivariate battery). Beyond these single-covariate tests, a joint test of the full launch-design block (founder-team allocation, investor allocation, and protocol maturity) is also null: together these covariates explain 4.2 percent of the variance in post-exclusion HHI (F(3, 41) = 0.60, p = 0.62), so no launch-design covariate is informative about steady-state concentration individually or jointly. Statistically Validated Network</w:t>
       </w:r>
       <w:r>
         <w:t xml:space="preserve"> </w:t>
@@ -14196,7 +14196,7 @@
         <w:pStyle w:val="BodyText"/>
       </w:pPr>
       <w:r>
-        <w:t xml:space="preserve">A descriptive check on the post-distribution HHI panel (Supplementary File S7; quarterly governance-HHI from three to twenty-four months after token generation) corroborates the cross-sectional null longitudinally: launch insider allocation is uncorrelated with the twenty-four-month governance-HHI endpoint (Pearson r = -0.11, Spearman rho = 0.04, N = 13; both non-significant), with the three-month value (Pearson r = -0.23), and with the three-to-twenty-four-month change (Pearson r = -0.23), and the null is robust to dropping the two most influential protocols (Curve, a structural vote-escrow outlier, and Aave, the only zero-insider-allocation protocol) and to how MakerDAO’s two panel vintages are collapsed to a single protocol. This panel measures a governance-participation HHI construct that diverges from the post-exclusion holding HHI used elsewhere, most notably for vote-escrow protocols such as Curve, so it is a longitudinal corroboration of the allocation null rather than the same measure observed at a later date. These panel correlations are descriptive and consistent with the paper’s temporal-scope boundary (Section 5.7); causal inference and deconcentration trajectories require the panel-and-event-study workstream in the forward research agenda (Section 5.8).</w:t>
+        <w:t xml:space="preserve">A descriptive check on the post-distribution HHI panel (Supplementary File S7; quarterly governance-HHI from three to twenty-four months after token generation) corroborates the cross-sectional null longitudinally: launch insider allocation is uncorrelated with the twenty-four-month governance-HHI endpoint (Pearson r = -0.14, Spearman rho = 0.04, N = 13; both non-significant), with the three-month value (Pearson r = -0.28), and with the three-to-twenty-four-month change (Pearson r = -0.28), and the null is robust to dropping the two most influential protocols (Curve, a structural vote-escrow outlier, and Aave, the lowest-insider-allocation protocol in the panel) and to how MakerDAO’s two panel vintages are collapsed to a single protocol. This panel measures a governance-participation HHI construct that diverges from the post-exclusion holding HHI used elsewhere, most notably for vote-escrow protocols such as Curve, so it is a longitudinal corroboration of the allocation null rather than the same measure observed at a later date. These panel correlations are descriptive and consistent with the paper’s temporal-scope boundary (Section 5.7); causal inference and deconcentration trajectories require the panel-and-event-study workstream in the forward research agenda (Section 5.8).</w:t>
       </w:r>
     </w:p>
     <w:p>
@@ -14574,19 +14574,19 @@
               <w:jc w:val="left"/>
             </w:pPr>
             <w:r>
-              <w:t xml:space="preserve">0.10</w:t>
-            </w:r>
-          </w:p>
-        </w:tc>
-        <w:tc>
-          <w:tcPr/>
-          <w:p>
-            <w:pPr>
-              <w:pStyle w:val="Compact"/>
-              <w:jc w:val="left"/>
-            </w:pPr>
-            <w:r>
-              <w:t xml:space="preserve">0.49</w:t>
+              <w:t xml:space="preserve">0.09</w:t>
+            </w:r>
+          </w:p>
+        </w:tc>
+        <w:tc>
+          <w:tcPr/>
+          <w:p>
+            <w:pPr>
+              <w:pStyle w:val="Compact"/>
+              <w:jc w:val="left"/>
+            </w:pPr>
+            <w:r>
+              <w:t xml:space="preserve">0.55</w:t>
             </w:r>
           </w:p>
         </w:tc>
@@ -14648,19 +14648,19 @@
               <w:jc w:val="left"/>
             </w:pPr>
             <w:r>
-              <w:t xml:space="preserve">-0.02</w:t>
-            </w:r>
-          </w:p>
-        </w:tc>
-        <w:tc>
-          <w:tcPr/>
-          <w:p>
-            <w:pPr>
-              <w:pStyle w:val="Compact"/>
-              <w:jc w:val="left"/>
-            </w:pPr>
-            <w:r>
-              <w:t xml:space="preserve">0.88</w:t>
+              <w:t xml:space="preserve">-0.03</w:t>
+            </w:r>
+          </w:p>
+        </w:tc>
+        <w:tc>
+          <w:tcPr/>
+          <w:p>
+            <w:pPr>
+              <w:pStyle w:val="Compact"/>
+              <w:jc w:val="left"/>
+            </w:pPr>
+            <w:r>
+              <w:t xml:space="preserve">0.87</w:t>
             </w:r>
           </w:p>
         </w:tc>
@@ -15827,7 +15827,7 @@
           <w:i/>
           <w:iCs/>
         </w:rPr>
-        <w:t xml:space="preserve">= fully diluted valuation. N is the number of protocols in each test’s covariate-complete subsample (varying with per-covariate data availability).</w:t>
+        <w:t xml:space="preserve">= fully diluted valuation. N is the number of protocols in each test’s covariate-complete subsample (varying with per-covariate data availability). Insider allocation is coded as initial team plus investor allocation at each token’s own token-generation event (TGE), with allocation buckets normalized to sum to 100 percent. Bittensor, Morpheus, and MetaDAO are genuine fair launches with zero insider allocation. Helium also carries zero TGE insider allocation; roughly 34 percent of cumulative HNT emissions accrue to HST holders (Nova Labs investors and early employees) as an ongoing emission share rather than a TGE allocation, and are reported as such rather than re-coded (HIP-138 steps that share down from 30 to 15 percent). Anyone (10 percent team), Aave (18.75 percent, the ETHLend founder-and-developer allocation that migrated one-to-one from LEND), and Gnosis (95.82 percent team-and-ConsenSys-retained at the 2017 Dutch auction, which sold roughly 4 percent to the public) are coded from documented launch structure under this convention.</w:t>
       </w:r>
     </w:p>
     <w:p>
@@ -15993,13 +15993,13 @@
         <w:t xml:space="preserve"> </w:t>
       </w:r>
       <w:r>
-        <w:t xml:space="preserve">= 0.001, N = 34; N drops from 37 to 34 because the three zero-insider</w:t>
-      </w:r>
-      <w:r>
-        <w:t xml:space="preserve"> </w:t>
-      </w:r>
-      <w:r>
-        <w:t xml:space="preserve">protocols, Hyperliquid, Optimism, and Arbitrum, have no insiders to</w:t>
+        <w:t xml:space="preserve">= 0.001, N = 34; N drops from 37 to 34 because the three protocols with no insider</w:t>
+      </w:r>
+      <w:r>
+        <w:t xml:space="preserve"> </w:t>
+      </w:r>
+      <w:r>
+        <w:t xml:space="preserve">top-holders, Hyperliquid, Optimism, and Arbitrum, have no insiders to</w:t>
       </w:r>
       <w:r>
         <w:t xml:space="preserve"> </w:t>
@@ -16167,7 +16167,7 @@
       <w:r>
         <w:drawing>
           <wp:inline>
-            <wp:extent cx="5334000" cy="3737717"/>
+            <wp:extent cx="5334000" cy="3721773"/>
             <wp:effectExtent b="0" l="0" r="0" t="0"/>
             <wp:docPr descr="" title="" id="60" name="Picture"/>
             <a:graphic>
@@ -16188,7 +16188,7 @@
                   <pic:spPr bwMode="auto">
                     <a:xfrm>
                       <a:off x="0" y="0"/>
-                      <a:ext cx="5334000" cy="3737717"/>
+                      <a:ext cx="5334000" cy="3721773"/>
                     </a:xfrm>
                     <a:prstGeom prst="rect">
                       <a:avLst/>
@@ -16246,7 +16246,7 @@
           <w:i/>
           <w:iCs/>
         </w:rPr>
-        <w:t xml:space="preserve">allocation battery (the DePIN, DeFi, and infrastructure-layer cross-section with initial-insider-allocation data). The null relationship (Pearson r = 0.10, p = 0.49; Spearman rho = 0.16, p = 0.27)</w:t>
+        <w:t xml:space="preserve">allocation battery (the DePIN, DeFi, and infrastructure-layer cross-section with initial-insider-allocation data; insider allocation is initial team plus investor allocation at each token’s TGE, with per-protocol coding notes in the Table 4 caption). The null relationship (Pearson r = 0.09, p = 0.55; Spearman rho = 0.19, p = 0.18)</w:t>
       </w:r>
       <w:r>
         <w:rPr>
@@ -16406,7 +16406,7 @@
         <w:t xml:space="preserve"> </w:t>
       </w:r>
       <w:r>
-        <w:t xml:space="preserve">causal identification claim on its own. The cross-sectional null (Pearson r = 0.10, p = 0.49, N = 50) shows that protocols across the full range of</w:t>
+        <w:t xml:space="preserve">causal identification claim on its own. The cross-sectional null (Pearson r = 0.09, p = 0.55, N = 50) shows that protocols across the full range of</w:t>
       </w:r>
       <w:r>
         <w:t xml:space="preserve"> </w:t>
@@ -18027,7 +18027,7 @@
         <w:t xml:space="preserve"> </w:t>
       </w:r>
       <w:r>
-        <w:t xml:space="preserve">allocation null (Table 4, Pearson r = 0.10 for insider allocation</w:t>
+        <w:t xml:space="preserve">allocation null (Table 4, Pearson r = 0.09 for insider allocation</w:t>
       </w:r>
       <w:r>
         <w:t xml:space="preserve"> </w:t>
@@ -19701,13 +19701,19 @@
         <w:t xml:space="preserve"> </w:t>
       </w:r>
       <w:r>
-        <w:t xml:space="preserve">max-weight aggregation; HNT and DRIFT via Helius RPC parsing of the</w:t>
-      </w:r>
-      <w:r>
-        <w:t xml:space="preserve"> </w:t>
-      </w:r>
-      <w:r>
-        <w:t xml:space="preserve">respective SPL Governance program VoteRecordV2 accounts) because Tally</w:t>
+        <w:t xml:space="preserve">max-weight aggregation; DRIFT via Helius RPC parsing of SPL Governance</w:t>
+      </w:r>
+      <w:r>
+        <w:t xml:space="preserve"> </w:t>
+      </w:r>
+      <w:r>
+        <w:t xml:space="preserve">VoteRecordV2 accounts and HNT via Helius RPC reconstruction of Voter Stake</w:t>
+      </w:r>
+      <w:r>
+        <w:t xml:space="preserve"> </w:t>
+      </w:r>
+      <w:r>
+        <w:t xml:space="preserve">Registry (VSR) lockup-position state, both VSR-lockup-weighted) because Tally</w:t>
       </w:r>
       <w:r>
         <w:t xml:space="preserve"> </w:t>
@@ -22389,7 +22395,7 @@
         <w:t xml:space="preserve"> </w:t>
       </w:r>
       <w:r>
-        <w:t xml:space="preserve">on Solana) proposed 11 of the 13 DRIFT Improvement Proposals (DIPs) over the 12-month window, performing the agenda-setting function for protocol governance. The same address holds only 0.18 percent of total DRIFT vote weight in the voter-pool over the same window. Proposal-authorship and vote-weight are structurally decoupled: the Foundation submits proposals, the token-weighted voter pool decides, and the two functions are not co-located in the same address.</w:t>
+        <w:t xml:space="preserve">on Solana) proposed 11 of the 13 DRIFT Improvement Proposals (DIPs) over the 12-month window, performing the agenda-setting function for protocol governance. The same address holds only 0.18 percent of total DRIFT vote weight in the voter-pool over the same window. Proposal-authorship and vote-weight are structurally decoupled: the Foundation submits proposals, the voter pool decides, and the two functions are not co-located in the same address.</w:t>
       </w:r>
     </w:p>
     <w:p>
@@ -23194,7 +23200,7 @@
         <w:t xml:space="preserve"> </w:t>
       </w:r>
       <w:r>
-        <w:t xml:space="preserve">MetaDAO, insider fraction 1.0) nor the zero-insider protocols</w:t>
+        <w:t xml:space="preserve">MetaDAO, insider fraction 1.0) nor the protocols with no insider top-holders</w:t>
       </w:r>
       <w:r>
         <w:t xml:space="preserve"> </w:t>
@@ -24663,7 +24669,7 @@
         <w:pStyle w:val="FirstParagraph"/>
       </w:pPr>
       <w:r>
-        <w:t xml:space="preserve">Across 52 protocols, naive holder lists are a weak basis for governance claims. PCA exclusion corrects large measurement artifacts, with median HHI inflation of 2.3x and a maximum near 18x in affected protocols. Initial insider allocation is uninformative about post-distribution concentration (Pearson r = 0.10, p = 0.49, N = 50), while current insider wallet retention is associated with concentration (Spearman rho = 0.44, p = 0.005, N = 39); the non-insider HHI check supports this as more than a purely mechanical result (rho = 0.54).</w:t>
+        <w:t xml:space="preserve">Across 52 protocols, naive holder lists are a weak basis for governance claims. PCA exclusion corrects large measurement artifacts, with median HHI inflation of 2.3x and a maximum near 18x in affected protocols. Initial insider allocation is uninformative about post-distribution concentration (Pearson r = 0.09, p = 0.55, N = 50), while current insider wallet retention is associated with concentration (Spearman rho = 0.44, p = 0.005, N = 39); the non-insider HHI check supports this as more than a purely mechanical result (rho = 0.54).</w:t>
       </w:r>
     </w:p>
     <w:p>
@@ -25262,7 +25268,7 @@
         <w:pStyle w:val="FirstParagraph"/>
       </w:pPr>
       <w:r>
-        <w:t xml:space="preserve">Governance concentration in token protocols is weakly associated with launch-time allocation and poorly measured by naive holder lists. Across fifty-two protocols, PCA exclusion corrects systematic inflation in prior concentration studies (median factor 2.3x), initial insider allocation is uninformative (Pearson r = 0.10, p = 0.49, N = 50), and post-distribution insider wallet retention is associated with higher concentration (Spearman rho = 0.44, p = 0.005, N = 39). DePIN protocols exhibit higher concentration than DeFi after measurement correction (Mann-Whitney p = 0.028, Cohen’s d = 0.65, a medium effect under the voter-inclusive pass-through treatment), and delegation amplifies voting power above holdings in thirteen of eighteen protocols with sufficient governance data (ratios 2.5x to 25.6x; mean approximately 6.8x, median 4.4x).</w:t>
+        <w:t xml:space="preserve">Governance concentration in token protocols is weakly associated with launch-time allocation and poorly measured by naive holder lists. Across fifty-two protocols, PCA exclusion corrects systematic inflation in prior concentration studies (median factor 2.3x), initial insider allocation is uninformative (Pearson r = 0.09, p = 0.55, N = 50), and post-distribution insider wallet retention is associated with higher concentration (Spearman rho = 0.44, p = 0.005, N = 39). DePIN protocols exhibit higher concentration than DeFi after measurement correction (Mann-Whitney p = 0.028, Cohen’s d = 0.65, a medium effect under the voter-inclusive pass-through treatment), and delegation amplifies voting power above holdings in thirteen of eighteen protocols with sufficient governance data (ratios 2.5x to 25.6x; mean approximately 6.8x, median 4.4x).</w:t>
       </w:r>
     </w:p>
     <w:p>

--- a/b2/paper/B2_Frontiers_R2_clean.docx
+++ b/b2/paper/B2_Frontiers_R2_clean.docx
@@ -72,15 +72,23 @@
         <w:pStyle w:val="FirstParagraph"/>
       </w:pPr>
       <w:r>
-        <w:t xml:space="preserve">Token-governance decentralization is not established by launch allocation, raw holder counts, or token inequality metrics. It is an auditable current-control condition: who holds governance-relevant tokens after protocol-controlled addresses are removed, who retains insider positions, and how voting mechanisms transform holdings into rule-making power. Token allocation is a launch document. Governance concentration is a live institutional state. We turn that standard into a method and run it across a 52-protocol cross-section spanning DePIN, DeFi, infrastructure, and social tokens, computing Herfindahl-Hirschman Index (HHI) concentration after excluding protocol-controlled addresses (PCAs). Under audit, launch-design and protocol-financial covariates (insider, team, and investor allocation; protocol maturity; circulating float; valuation ratios) are each uninformative about steady-state concentration (insider allocation Pearson r = 0.09, p = 0.55, N = 50); current insider retention is the holder-side correlate that survives. Protocols with more insider wallets among top holders are more concentrated (Spearman rho = 0.44, p = 0.005, N = 39, surviving a non-insider HHI tautology check at rho = 0.54). Voting mechanisms then move power away from holdings: delegation amplifies voting power above token holdings in thirteen of eighteen protocols with sufficient governance data, with five design-driven exceptions (ENS, GMX, HNT, JUP, LPT), and a subsidy-to-concentration association appears only through a single outlier (Pearson r = 0.62 including Livepeer, r = 0.07 excluding it). The same audit applied across sectors yields one demonstration of its discriminating power: DePIN governance is more concentrated than DeFi after correction, a directionally robust medium effect (Cohen’s d = 0.65, Mann-Whitney p = 0.028, under the headline pass-through treatment) whose magnitude and mean-based significance depend on the staking treatment; we treat it as a descriptive sector contrast that illustrates the method rather than the paper’s central claim (Section 4.6.2).</w:t>
-      </w:r>
-    </w:p>
-    <w:p>
-      <w:pPr>
-        <w:pStyle w:val="BodyText"/>
-      </w:pPr>
-      <w:r>
-        <w:t xml:space="preserve">The methodological core is that holder-list concentration is meaningless until the unit of control is identified. The generalizable five-class PCA-exclusion typology is therefore not data cleaning but control attribution: excluding protocol-controlled addresses attributes the unit of governance control rather than scrubbing noise, and it corrects systematic inflation in prior holder-list concentration studies (median inflation factor 2.3x, maximum approximately 18x). Once control is correctly attributed, Gini and HHI capture distinct properties of the same holder set (r = 0.52) and inequality metrics cannot substitute for direct concentration measurement. All findings are descriptive associations from a single March 2026 cross-section that skews toward established, on-chain-data-rich protocols, not causal claims; the audit standard and the current-control thesis are general, while the specific point estimates are bounded to that sample. The paper disciplines that descriptive status by specifying five forward predictions with explicit falsification thresholds and stated test windows, committing to pre-register their hypothesis specifications, statistical tests, and thresholds on the Open Science Framework before any panel-data or event-study extension. Together they reposition the question: token governance concentration is shaped less by launch-time allocation than by the current control state that post-distribution institutional design produces (insider retention, architectural sector, and delegate-program structure), which is where measurement and governance-design attention should focus. The practical implication is a changed audit default: a decentralization claim is not supported by launch allocation or raw holder lists; it requires a live-governance audit of PCA-corrected holdings, insider retention, and voting power. Concentration of this kind bears on the legitimacy of decentralized governance, not only its efficiency: where a small set of holders or delegates commands decisive voting weight, the broad participation in rule modification that the commons self-governance ideal presumes is nominal rather than operative.</w:t>
+        <w:t xml:space="preserve">Token-governance decentralization is not established by launch allocation, raw holder counts, or token-inequality metrics. It is an auditable current-control condition: who holds governance-relevant tokens after protocol-controlled addresses (PCAs) are removed, who retains insider positions, and how voting mechanisms transform holdings into rule-making power. Token allocation is a launch document. Governance concentration is a live institutional state. We turn that standard into a method across a 52-protocol cross-section spanning DePIN, DeFi, infrastructure, and social tokens, computing Herfindahl-Hirschman Index (HHI) concentration after PCA exclusion.</w:t>
+      </w:r>
+    </w:p>
+    <w:p>
+      <w:pPr>
+        <w:pStyle w:val="BodyText"/>
+      </w:pPr>
+      <w:r>
+        <w:t xml:space="preserve">Under audit, launch-design and protocol-financial covariates (insider, team, and investor allocation; maturity; circulating float; valuation ratios) are each uninformative about steady-state concentration (insider allocation Pearson r = 0.09, p = 0.55, N = 50). Current insider retention is the holder-side correlate that survives: protocols with more insider wallets among top holders are more concentrated (Spearman rho = 0.44, p = 0.005, N = 39, surviving a non-insider HHI tautology check at rho = 0.54). Voting mechanisms then separate rule-making power from holdings: delegation amplifies voting power above token holdings in thirteen of eighteen protocols with sufficient governance data, with five design-driven exceptions (ENS, GMX, HNT, JUP, LPT). A subsidy-to-concentration association appears only through a single outlier (Pearson r = 0.62 including Livepeer, r = 0.07 excluding it). Applied across sectors, the audit also distinguishes DePIN from DeFi: DePIN governance is more concentrated than DeFi after correction, a directionally robust medium effect (Cohen’s d = 0.65, Mann-Whitney p = 0.028), reported as a descriptive sector contrast, not as the central claim.</w:t>
+      </w:r>
+    </w:p>
+    <w:p>
+      <w:pPr>
+        <w:pStyle w:val="BodyText"/>
+      </w:pPr>
+      <w:r>
+        <w:t xml:space="preserve">Holder-list concentration is meaningless until the unit of control is identified. The five-class PCA-exclusion typology is control attribution, not data cleaning, correcting systematic inflation in prior holder-list studies (median factor 2.3x, maximum approximately 18x); once control is attributed, Gini and HHI capture distinct properties of the same holder set (r = 0.52), and inequality metrics cannot substitute for direct concentration measurement. All findings are descriptive associations from a single March 2026 cross-section, not causal claims; the audit standard and the current-control thesis are general, while the specific point estimates are bounded to that sample. The paper specifies five forward predictions with falsification thresholds and commits to Open Science Framework pre-registration before any panel or event-study extension. The practical implication is a changed audit default: a decentralization claim requires a live-governance audit of PCA-corrected holdings, insider retention, and voting power, not launch allocation or raw holder lists. Concentration of this kind bears on the legitimacy of decentralized governance, not only its efficiency: where a small set of holders or delegates commands decisive voting weight, the broad participation in rule modification that the commons self-governance ideal presumes is nominal rather than operative.</w:t>
       </w:r>
     </w:p>
     <w:p>
@@ -3866,7 +3874,7 @@
     </w:p>
     <w:bookmarkEnd w:id="30"/>
     <w:bookmarkEnd w:id="31"/>
-    <w:bookmarkStart w:id="44" w:name="data-and-methods"/>
+    <w:bookmarkStart w:id="46" w:name="data-and-methods"/>
     <w:p>
       <w:pPr>
         <w:pStyle w:val="Heading1"/>
@@ -6883,8 +6891,40 @@
       </w:r>
     </w:p>
     <w:bookmarkEnd w:id="43"/>
-    <w:bookmarkEnd w:id="44"/>
-    <w:bookmarkStart w:id="95" w:name="results"/>
+    <w:bookmarkStart w:id="45" w:name="data-and-code-availability"/>
+    <w:p>
+      <w:pPr>
+        <w:pStyle w:val="Heading2"/>
+      </w:pPr>
+      <w:r>
+        <w:t xml:space="preserve">3.9 Data and Code Availability</w:t>
+      </w:r>
+    </w:p>
+    <w:p>
+      <w:pPr>
+        <w:pStyle w:val="FirstParagraph"/>
+      </w:pPr>
+      <w:r>
+        <w:t xml:space="preserve">All data and code required to reproduce the analysis are available in the public replication repository at</w:t>
+      </w:r>
+      <w:r>
+        <w:t xml:space="preserve"> </w:t>
+      </w:r>
+      <w:hyperlink r:id="rId44">
+        <w:r>
+          <w:rPr>
+            <w:rStyle w:val="Hyperlink"/>
+          </w:rPr>
+          <w:t xml:space="preserve">https://github.com/Research-Publications-and-Data/Tokenomics-As-Institutional_Design</w:t>
+        </w:r>
+      </w:hyperlink>
+      <w:r>
+        <w:t xml:space="preserve">: the address-by-address protocol-controlled-address exclusion log, the regression dataset, the per-protocol holder distributions, and the per-table and per-figure replication scripts. The statistics ledger (Supplementary File S0) lists every body-text statistic with its sample size and reporting convention, reconciling the body, tables, figures, abstract, and conclusion to that single dataset. The full reproducibility procedure, including the per-table and per-figure regeneration commands, is detailed in Section 5.9.</w:t>
+      </w:r>
+    </w:p>
+    <w:bookmarkEnd w:id="45"/>
+    <w:bookmarkEnd w:id="46"/>
+    <w:bookmarkStart w:id="97" w:name="results"/>
     <w:p>
       <w:pPr>
         <w:pStyle w:val="Heading1"/>
@@ -6893,7 +6933,7 @@
         <w:t xml:space="preserve">4 Results</w:t>
       </w:r>
     </w:p>
-    <w:bookmarkStart w:id="45" w:name="scope-and-claims-boundary"/>
+    <w:bookmarkStart w:id="47" w:name="scope-and-claims-boundary"/>
     <w:p>
       <w:pPr>
         <w:pStyle w:val="Heading2"/>
@@ -7098,8 +7138,8 @@
         <w:t xml:space="preserve">Claims boundary: what this paper does and does not claim.</w:t>
       </w:r>
     </w:p>
-    <w:bookmarkEnd w:id="45"/>
-    <w:bookmarkStart w:id="50" w:name="cross-protocol-concentration"/>
+    <w:bookmarkEnd w:id="47"/>
+    <w:bookmarkStart w:id="52" w:name="cross-protocol-concentration"/>
     <w:p>
       <w:pPr>
         <w:pStyle w:val="Heading2"/>
@@ -7143,18 +7183,18 @@
           <wp:inline>
             <wp:extent cx="5334000" cy="6137666"/>
             <wp:effectExtent b="0" l="0" r="0" t="0"/>
-            <wp:docPr descr="" title="" id="47" name="Picture"/>
+            <wp:docPr descr="" title="" id="49" name="Picture"/>
             <a:graphic>
               <a:graphicData uri="http://schemas.openxmlformats.org/drawingml/2006/picture">
                 <pic:pic>
                   <pic:nvPicPr>
-                    <pic:cNvPr descr="media/fig3_hhi_bar_40protocols.png" id="48" name="Picture"/>
+                    <pic:cNvPr descr="media/fig3_hhi_bar_40protocols.png" id="50" name="Picture"/>
                     <pic:cNvPicPr>
                       <a:picLocks noChangeArrowheads="1" noChangeAspect="1"/>
                     </pic:cNvPicPr>
                   </pic:nvPicPr>
                   <pic:blipFill>
-                    <a:blip r:embed="rId46"/>
+                    <a:blip r:embed="rId48"/>
                     <a:stretch>
                       <a:fillRect/>
                     </a:stretch>
@@ -7313,7 +7353,7 @@
       <w:r>
         <w:t xml:space="preserve"> </w:t>
       </w:r>
-      <w:hyperlink r:id="rId49">
+      <w:hyperlink r:id="rId51">
         <w:r>
           <w:rPr>
             <w:rStyle w:val="Hyperlink"/>
@@ -12890,7 +12930,7 @@
       <w:r>
         <w:t xml:space="preserve"> </w:t>
       </w:r>
-      <w:hyperlink r:id="rId49">
+      <w:hyperlink r:id="rId51">
         <w:r>
           <w:rPr>
             <w:rStyle w:val="Hyperlink"/>
@@ -13038,8 +13078,8 @@
         <w:t xml:space="preserve">instrument delegation.</w:t>
       </w:r>
     </w:p>
-    <w:bookmarkEnd w:id="50"/>
-    <w:bookmarkStart w:id="58" w:name="depin-vs.-defi-contrast"/>
+    <w:bookmarkEnd w:id="52"/>
+    <w:bookmarkStart w:id="60" w:name="depin-vs.-defi-contrast"/>
     <w:p>
       <w:pPr>
         <w:pStyle w:val="Heading2"/>
@@ -13163,18 +13203,18 @@
           <wp:inline>
             <wp:extent cx="5334000" cy="6362307"/>
             <wp:effectExtent b="0" l="0" r="0" t="0"/>
-            <wp:docPr descr="" title="" id="52" name="Picture"/>
+            <wp:docPr descr="" title="" id="54" name="Picture"/>
             <a:graphic>
               <a:graphicData uri="http://schemas.openxmlformats.org/drawingml/2006/picture">
                 <pic:pic>
                   <pic:nvPicPr>
-                    <pic:cNvPr descr="media/fig4_sector_boxplot.png" id="53" name="Picture"/>
+                    <pic:cNvPr descr="media/fig4_sector_boxplot.png" id="55" name="Picture"/>
                     <pic:cNvPicPr>
                       <a:picLocks noChangeArrowheads="1" noChangeAspect="1"/>
                     </pic:cNvPicPr>
                   </pic:nvPicPr>
                   <pic:blipFill>
-                    <a:blip r:embed="rId51"/>
+                    <a:blip r:embed="rId53"/>
                     <a:stretch>
                       <a:fillRect/>
                     </a:stretch>
@@ -13354,18 +13394,18 @@
           <wp:inline>
             <wp:extent cx="5334000" cy="4843586"/>
             <wp:effectExtent b="0" l="0" r="0" t="0"/>
-            <wp:docPr descr="" title="" id="55" name="Picture"/>
+            <wp:docPr descr="" title="" id="57" name="Picture"/>
             <a:graphic>
               <a:graphicData uri="http://schemas.openxmlformats.org/drawingml/2006/picture">
                 <pic:pic>
                   <pic:nvPicPr>
-                    <pic:cNvPr descr="media/fig_sector_3class_n52.png" id="56" name="Picture"/>
+                    <pic:cNvPr descr="media/fig_sector_3class_n52.png" id="58" name="Picture"/>
                     <pic:cNvPicPr>
                       <a:picLocks noChangeArrowheads="1" noChangeAspect="1"/>
                     </pic:cNvPicPr>
                   </pic:nvPicPr>
                   <pic:blipFill>
-                    <a:blip r:embed="rId54"/>
+                    <a:blip r:embed="rId56"/>
                     <a:stretch>
                       <a:fillRect/>
                     </a:stretch>
@@ -13642,7 +13682,7 @@
         <w:t xml:space="preserve">through the initial percentage split alone.</w:t>
       </w:r>
     </w:p>
-    <w:bookmarkStart w:id="57" w:name="Xa1c6c2e23e53c08150559ff37dc169fb6813ba8"/>
+    <w:bookmarkStart w:id="59" w:name="Xa1c6c2e23e53c08150559ff37dc169fb6813ba8"/>
     <w:p>
       <w:pPr>
         <w:pStyle w:val="Heading3"/>
@@ -14070,9 +14110,9 @@
         <w:t xml:space="preserve">A matched-sample design within the DeFi sector cannot adjudicate the chain-architecture difference at present. A strict three-to-five-year maturity window leaves three DeFi protocols (Maple Finance and GMX on EVM; MetaDAO on Solana); loosening to a two-to-six-year window yields thirteen, with a persistent ten-to-three EVM-to-Solana imbalance. Neither window supports chain-architecture-level inference within sector. The cohort also exhibits chain-architecture-age collinearity, with the Solana DeFi sub-cohort averaging roughly 2.3 years of maturity against roughly 6.0 years for EVM DeFi, which prevents a clean attribution of trajectory direction to chain ecosystem rather than distribution-phase age. The decomposition is therefore reported at the descriptive layer only; a multivariate specification with a chain-architecture indicator is deferred to the age-balanced extended cohort described in Section 5.8 (falsifiable prediction 5).</w:t>
       </w:r>
     </w:p>
-    <w:bookmarkEnd w:id="57"/>
-    <w:bookmarkEnd w:id="58"/>
-    <w:bookmarkStart w:id="62" w:name="X0512d682b8d60c380581486ebd4d749e54e6a89"/>
+    <w:bookmarkEnd w:id="59"/>
+    <w:bookmarkEnd w:id="60"/>
+    <w:bookmarkStart w:id="64" w:name="X0512d682b8d60c380581486ebd4d749e54e6a89"/>
     <w:p>
       <w:pPr>
         <w:pStyle w:val="Heading2"/>
@@ -16169,18 +16209,18 @@
           <wp:inline>
             <wp:extent cx="5334000" cy="3721773"/>
             <wp:effectExtent b="0" l="0" r="0" t="0"/>
-            <wp:docPr descr="" title="" id="60" name="Picture"/>
+            <wp:docPr descr="" title="" id="62" name="Picture"/>
             <a:graphic>
               <a:graphicData uri="http://schemas.openxmlformats.org/drawingml/2006/picture">
                 <pic:pic>
                   <pic:nvPicPr>
-                    <pic:cNvPr descr="media/fig5_allocation_scatter.png" id="61" name="Picture"/>
+                    <pic:cNvPr descr="media/fig5_allocation_scatter.png" id="63" name="Picture"/>
                     <pic:cNvPicPr>
                       <a:picLocks noChangeArrowheads="1" noChangeAspect="1"/>
                     </pic:cNvPicPr>
                   </pic:nvPicPr>
                   <pic:blipFill>
-                    <a:blip r:embed="rId59"/>
+                    <a:blip r:embed="rId61"/>
                     <a:stretch>
                       <a:fillRect/>
                     </a:stretch>
@@ -18066,8 +18106,8 @@
         <w:t xml:space="preserve">multivariate conditions. Model 4 corroborates this reading directly: with the collinear insider-allocation control replaced by revenue intensity and maturity and the sample enlarged to 50, the DePIN coefficient is both unattenuated and significant. An influence check confirms that no single protocol drives this result: across all fifty leave-one-out refits the DePIN coefficient stays significant in both the maturity and retention specifications (worst-case p = 0.022 and p = 0.013), and the most influential observation in the maturity specification is a DeFi protocol whose removal strengthens the DePIN coefficient rather than a DePIN protocol propping it up.</w:t>
       </w:r>
     </w:p>
-    <w:bookmarkEnd w:id="62"/>
-    <w:bookmarkStart w:id="79" w:name="voting-power-vs-holding-concentration"/>
+    <w:bookmarkEnd w:id="64"/>
+    <w:bookmarkStart w:id="81" w:name="voting-power-vs-holding-concentration"/>
     <w:p>
       <w:pPr>
         <w:pStyle w:val="Heading2"/>
@@ -20874,18 +20914,18 @@
           <wp:inline>
             <wp:extent cx="5334000" cy="3008353"/>
             <wp:effectExtent b="0" l="0" r="0" t="0"/>
-            <wp:docPr descr="" title="" id="64" name="Picture"/>
+            <wp:docPr descr="" title="" id="66" name="Picture"/>
             <a:graphic>
               <a:graphicData uri="http://schemas.openxmlformats.org/drawingml/2006/picture">
                 <pic:pic>
                   <pic:nvPicPr>
-                    <pic:cNvPr descr="media/exhibit_delegation_adjusted.png" id="65" name="Picture"/>
+                    <pic:cNvPr descr="media/exhibit_delegation_adjusted.png" id="67" name="Picture"/>
                     <pic:cNvPicPr>
                       <a:picLocks noChangeArrowheads="1" noChangeAspect="1"/>
                     </pic:cNvPicPr>
                   </pic:nvPicPr>
                   <pic:blipFill>
-                    <a:blip r:embed="rId63"/>
+                    <a:blip r:embed="rId65"/>
                     <a:stretch>
                       <a:fillRect/>
                     </a:stretch>
@@ -21706,7 +21746,7 @@
       <w:r>
         <w:t xml:space="preserve"> </w:t>
       </w:r>
-      <w:hyperlink r:id="rId66">
+      <w:hyperlink r:id="rId68">
         <w:r>
           <w:rPr>
             <w:rStyle w:val="Hyperlink"/>
@@ -21718,7 +21758,7 @@
         <w:t xml:space="preserve">.</w:t>
       </w:r>
     </w:p>
-    <w:bookmarkStart w:id="67" w:name="X5aa57646c4396d747e0131ec008a4e3f93d4422"/>
+    <w:bookmarkStart w:id="69" w:name="X5aa57646c4396d747e0131ec008a4e3f93d4422"/>
     <w:p>
       <w:pPr>
         <w:pStyle w:val="Heading3"/>
@@ -21911,8 +21951,8 @@
         <w:t xml:space="preserve">protocols.</w:t>
       </w:r>
     </w:p>
-    <w:bookmarkEnd w:id="67"/>
-    <w:bookmarkStart w:id="68" w:name="X9fcf0ef5ce105e5e185fef53023ce34bfa2fb8a"/>
+    <w:bookmarkEnd w:id="69"/>
+    <w:bookmarkStart w:id="70" w:name="X9fcf0ef5ce105e5e185fef53023ce34bfa2fb8a"/>
     <w:p>
       <w:pPr>
         <w:pStyle w:val="Heading3"/>
@@ -22063,8 +22103,8 @@
         <w:t xml:space="preserve">delegation predominantly concentrates voting power above holdings.</w:t>
       </w:r>
     </w:p>
-    <w:bookmarkEnd w:id="68"/>
-    <w:bookmarkStart w:id="69" w:name="X8d1154e760574033fc3a8977858a046cb4bc3d4"/>
+    <w:bookmarkEnd w:id="70"/>
+    <w:bookmarkStart w:id="71" w:name="X8d1154e760574033fc3a8977858a046cb4bc3d4"/>
     <w:p>
       <w:pPr>
         <w:pStyle w:val="Heading3"/>
@@ -22285,8 +22325,8 @@
         <w:t xml:space="preserve">governance.</w:t>
       </w:r>
     </w:p>
-    <w:bookmarkEnd w:id="69"/>
-    <w:bookmarkStart w:id="70" w:name="Xfa73bc062c432381afdcb5f5da2b521607734ad"/>
+    <w:bookmarkEnd w:id="71"/>
+    <w:bookmarkStart w:id="72" w:name="Xfa73bc062c432381afdcb5f5da2b521607734ad"/>
     <w:p>
       <w:pPr>
         <w:pStyle w:val="Heading3"/>
@@ -22311,8 +22351,8 @@
         <w:t xml:space="preserve">The aggregation-entity pattern raises practical measurement concerns relative to independent-delegate-dominated protocols (Uniswap top-1 is an investor delegate; Optimism top-1 is a professional delegate firm; ENS top-1 is a community delegate). Aggregation entities may or may not represent the distributional interests of the underlying token-holders or stakers who delegated to them; the principal-agent gap (Holmstrom, 1979; Tirole, 2001) is amplified by the aggregation layer. The PCA-symmetric exclusion analysis (Section 4.6) shows that predominant amplification holds even when aggregation entities are excluded; the empirical finding is robust to this methodological consideration, but the structural pattern itself remains a substantive feature of token-governance practice.</w:t>
       </w:r>
     </w:p>
-    <w:bookmarkEnd w:id="70"/>
-    <w:bookmarkStart w:id="71" w:name="X707d03bedcfa0a0365b91995ab8a6360edc545d"/>
+    <w:bookmarkEnd w:id="72"/>
+    <w:bookmarkStart w:id="73" w:name="X707d03bedcfa0a0365b91995ab8a6360edc545d"/>
     <w:p>
       <w:pPr>
         <w:pStyle w:val="Heading3"/>
@@ -22368,8 +22408,8 @@
         <w:t xml:space="preserve">The pattern matters for chain-comparative governance analysis. A categorical claim that Solana governance is less concentrated than EVM governance is not supported by the proper-weight Solana sample; the apparent low-concentration finding from vote-count-proxy methodology on Helium was an artifact superseded by lockup-weight reconstruction. Chain context alone is insufficient to produce low-concentration governance, as HNT and DRIFT illustrate by clustering in EVM-typical concentration ranges. JUP’s design choices (airdrop engagement; Active Staker Rewards; retail orientation) are protocol-design-level decisions that produce the outlier; these decisions are enabled by Solana’s low-cost voting environment, but whether they would replicate at scale on a higher-fee chain is untested because JUP is Solana-native. Protocol design and chain context co-vary for chain-tied protocols, which limits clean protocol-level versus chain-level decomposition. Section 4.5.4.1 documents the Drift Foundation proposal-authorship versus vote-weight decoupling pattern that further differentiates Solana governance topology from EVM precedents.</w:t>
       </w:r>
     </w:p>
-    <w:bookmarkEnd w:id="71"/>
-    <w:bookmarkStart w:id="72" w:name="X15c4b12eb4e84eab9a54a2155bd3d1d564f6771"/>
+    <w:bookmarkEnd w:id="73"/>
+    <w:bookmarkStart w:id="74" w:name="X15c4b12eb4e84eab9a54a2155bd3d1d564f6771"/>
     <w:p>
       <w:pPr>
         <w:pStyle w:val="Heading3"/>
@@ -22415,8 +22455,8 @@
         <w:t xml:space="preserve">) does not appear in the Drift governance voter set, confirming the Solana governance topology bifurcation documented in Section 4.6 (on-chain SPL voting member set is structurally separate from off-Realms custody multisigs).</w:t>
       </w:r>
     </w:p>
-    <w:bookmarkEnd w:id="72"/>
-    <w:bookmarkStart w:id="76" w:name="X3e309855b03a6d16c692cf733d7205e5f5ddaa9"/>
+    <w:bookmarkEnd w:id="74"/>
+    <w:bookmarkStart w:id="78" w:name="X3e309855b03a6d16c692cf733d7205e5f5ddaa9"/>
     <w:p>
       <w:pPr>
         <w:pStyle w:val="Heading3"/>
@@ -22913,18 +22953,18 @@
           <wp:inline>
             <wp:extent cx="5334000" cy="2916557"/>
             <wp:effectExtent b="0" l="0" r="0" t="0"/>
-            <wp:docPr descr="" title="" id="74" name="Picture"/>
+            <wp:docPr descr="" title="" id="76" name="Picture"/>
             <a:graphic>
               <a:graphicData uri="http://schemas.openxmlformats.org/drawingml/2006/picture">
                 <pic:pic>
                   <pic:nvPicPr>
-                    <pic:cNvPr descr="media/fig_voting_trajectory.png" id="75" name="Picture"/>
+                    <pic:cNvPr descr="media/fig_voting_trajectory.png" id="77" name="Picture"/>
                     <pic:cNvPicPr>
                       <a:picLocks noChangeArrowheads="1" noChangeAspect="1"/>
                     </pic:cNvPicPr>
                   </pic:nvPicPr>
                   <pic:blipFill>
-                    <a:blip r:embed="rId73"/>
+                    <a:blip r:embed="rId75"/>
                     <a:stretch>
                       <a:fillRect/>
                     </a:stretch>
@@ -23001,8 +23041,8 @@
         <w:t xml:space="preserve">.</w:t>
       </w:r>
     </w:p>
-    <w:bookmarkEnd w:id="76"/>
-    <w:bookmarkStart w:id="78" w:name="X62e7451cb2988f0fd7b0fa0d85568417c3cfa57"/>
+    <w:bookmarkEnd w:id="78"/>
+    <w:bookmarkStart w:id="80" w:name="X62e7451cb2988f0fd7b0fa0d85568417c3cfa57"/>
     <w:p>
       <w:pPr>
         <w:pStyle w:val="Heading3"/>
@@ -23021,7 +23061,7 @@
       <w:r>
         <w:t xml:space="preserve"> </w:t>
       </w:r>
-      <w:hyperlink r:id="rId77">
+      <w:hyperlink r:id="rId79">
         <w:r>
           <w:rPr>
             <w:rStyle w:val="Hyperlink"/>
@@ -23033,9 +23073,9 @@
         <w:t xml:space="preserve">.</w:t>
       </w:r>
     </w:p>
-    <w:bookmarkEnd w:id="78"/>
-    <w:bookmarkEnd w:id="79"/>
-    <w:bookmarkStart w:id="94" w:name="Xc10448b48f3bc18e70a56f1ee20940fec9f4b9b"/>
+    <w:bookmarkEnd w:id="80"/>
+    <w:bookmarkEnd w:id="81"/>
+    <w:bookmarkStart w:id="96" w:name="Xc10448b48f3bc18e70a56f1ee20940fec9f4b9b"/>
     <w:p>
       <w:pPr>
         <w:pStyle w:val="Heading2"/>
@@ -23384,18 +23424,18 @@
           <wp:inline>
             <wp:extent cx="5334000" cy="2927348"/>
             <wp:effectExtent b="0" l="0" r="0" t="0"/>
-            <wp:docPr descr="" title="" id="81" name="Picture"/>
+            <wp:docPr descr="" title="" id="83" name="Picture"/>
             <a:graphic>
               <a:graphicData uri="http://schemas.openxmlformats.org/drawingml/2006/picture">
                 <pic:pic>
                   <pic:nvPicPr>
-                    <pic:cNvPr descr="media/fig9_loo_forest.png" id="82" name="Picture"/>
+                    <pic:cNvPr descr="media/fig9_loo_forest.png" id="84" name="Picture"/>
                     <pic:cNvPicPr>
                       <a:picLocks noChangeArrowheads="1" noChangeAspect="1"/>
                     </pic:cNvPicPr>
                   </pic:nvPicPr>
                   <pic:blipFill>
-                    <a:blip r:embed="rId80"/>
+                    <a:blip r:embed="rId82"/>
                     <a:stretch>
                       <a:fillRect/>
                     </a:stretch>
@@ -23740,7 +23780,7 @@
       <w:r>
         <w:t xml:space="preserve"> </w:t>
       </w:r>
-      <w:hyperlink r:id="rId83">
+      <w:hyperlink r:id="rId85">
         <w:r>
           <w:rPr>
             <w:rStyle w:val="Hyperlink"/>
@@ -23761,18 +23801,18 @@
           <wp:inline>
             <wp:extent cx="5334000" cy="4186514"/>
             <wp:effectExtent b="0" l="0" r="0" t="0"/>
-            <wp:docPr descr="" title="" id="85" name="Picture"/>
+            <wp:docPr descr="" title="" id="87" name="Picture"/>
             <a:graphic>
               <a:graphicData uri="http://schemas.openxmlformats.org/drawingml/2006/picture">
                 <pic:pic>
                   <pic:nvPicPr>
-                    <pic:cNvPr descr="media/fig7_subsidy_scatter.png" id="86" name="Picture"/>
+                    <pic:cNvPr descr="media/fig7_subsidy_scatter.png" id="88" name="Picture"/>
                     <pic:cNvPicPr>
                       <a:picLocks noChangeArrowheads="1" noChangeAspect="1"/>
                     </pic:cNvPicPr>
                   </pic:nvPicPr>
                   <pic:blipFill>
-                    <a:blip r:embed="rId84"/>
+                    <a:blip r:embed="rId86"/>
                     <a:stretch>
                       <a:fillRect/>
                     </a:stretch>
@@ -23833,7 +23873,7 @@
         </w:rPr>
         <w:t xml:space="preserve"> </w:t>
       </w:r>
-      <w:hyperlink r:id="rId83">
+      <w:hyperlink r:id="rId85">
         <w:r>
           <w:rPr>
             <w:rStyle w:val="Hyperlink"/>
@@ -23889,7 +23929,7 @@
         <w:t xml:space="preserve">subsidy influence is singular.</w:t>
       </w:r>
     </w:p>
-    <w:bookmarkStart w:id="88" w:name="voting-hhi-methodology-robustness"/>
+    <w:bookmarkStart w:id="90" w:name="voting-hhi-methodology-robustness"/>
     <w:p>
       <w:pPr>
         <w:pStyle w:val="Heading3"/>
@@ -23928,7 +23968,7 @@
       <w:r>
         <w:t xml:space="preserve"> </w:t>
       </w:r>
-      <w:hyperlink r:id="rId87">
+      <w:hyperlink r:id="rId89">
         <w:r>
           <w:rPr>
             <w:rStyle w:val="Hyperlink"/>
@@ -24082,7 +24122,7 @@
       <w:r>
         <w:t xml:space="preserve"> </w:t>
       </w:r>
-      <w:hyperlink r:id="rId87">
+      <w:hyperlink r:id="rId89">
         <w:r>
           <w:rPr>
             <w:rStyle w:val="Hyperlink"/>
@@ -24094,8 +24134,8 @@
         <w:t xml:space="preserve">.</w:t>
       </w:r>
     </w:p>
-    <w:bookmarkEnd w:id="88"/>
-    <w:bookmarkStart w:id="90" w:name="pca-exclusion-strictness-robustness"/>
+    <w:bookmarkEnd w:id="90"/>
+    <w:bookmarkStart w:id="92" w:name="pca-exclusion-strictness-robustness"/>
     <w:p>
       <w:pPr>
         <w:pStyle w:val="Heading3"/>
@@ -24146,7 +24186,7 @@
       <w:r>
         <w:t xml:space="preserve"> </w:t>
       </w:r>
-      <w:hyperlink r:id="rId89">
+      <w:hyperlink r:id="rId91">
         <w:r>
           <w:rPr>
             <w:rStyle w:val="Hyperlink"/>
@@ -24158,8 +24198,8 @@
         <w:t xml:space="preserve">.</w:t>
       </w:r>
     </w:p>
-    <w:bookmarkEnd w:id="90"/>
-    <w:bookmarkStart w:id="92" w:name="Xae9e455893dd4d58abdf64eb7fc07743fcf6bf6"/>
+    <w:bookmarkEnd w:id="92"/>
+    <w:bookmarkStart w:id="94" w:name="Xae9e455893dd4d58abdf64eb7fc07743fcf6bf6"/>
     <w:p>
       <w:pPr>
         <w:pStyle w:val="Heading3"/>
@@ -24178,7 +24218,7 @@
       <w:r>
         <w:t xml:space="preserve"> </w:t>
       </w:r>
-      <w:hyperlink r:id="rId91">
+      <w:hyperlink r:id="rId93">
         <w:r>
           <w:rPr>
             <w:rStyle w:val="Hyperlink"/>
@@ -24201,8 +24241,8 @@
         <w:t xml:space="preserve">Other extended robustness analyses live in supplementary materials rather than the main body: Theil and Atkinson concentration metrics (S9), Shapley-Shubik and Banzhaf power indices (S11; the measurement theory of these indices is treated canonically by Felsenthal and Machover, 1998, and the Banzhaf form was first derived by Penrose, 1946), PCA-symmetric voting HHI and signer-side functional PCA cases (S12), multivariate subsidy models with sector controls (S8), and the canonical statistics ledger (S0). Profitability, size, and insider-retention specifications are reported in the §4.6 secondary-checks paragraph above.</w:t>
       </w:r>
     </w:p>
-    <w:bookmarkEnd w:id="92"/>
-    <w:bookmarkStart w:id="93" w:name="insider-classification-robustness"/>
+    <w:bookmarkEnd w:id="94"/>
+    <w:bookmarkStart w:id="95" w:name="insider-classification-robustness"/>
     <w:p>
       <w:pPr>
         <w:pStyle w:val="Heading3"/>
@@ -24259,10 +24299,10 @@
         <w:t xml:space="preserve">ownership structure.</w:t>
       </w:r>
     </w:p>
-    <w:bookmarkEnd w:id="93"/>
-    <w:bookmarkEnd w:id="94"/>
     <w:bookmarkEnd w:id="95"/>
-    <w:bookmarkStart w:id="108" w:name="discussion"/>
+    <w:bookmarkEnd w:id="96"/>
+    <w:bookmarkEnd w:id="97"/>
+    <w:bookmarkStart w:id="110" w:name="discussion"/>
     <w:p>
       <w:pPr>
         <w:pStyle w:val="Heading1"/>
@@ -24271,7 +24311,7 @@
         <w:t xml:space="preserve">5 Discussion</w:t>
       </w:r>
     </w:p>
-    <w:bookmarkStart w:id="96" w:name="measurement-implications"/>
+    <w:bookmarkStart w:id="98" w:name="measurement-implications"/>
     <w:p>
       <w:pPr>
         <w:pStyle w:val="Heading2"/>
@@ -24296,8 +24336,8 @@
         <w:t xml:space="preserve">Four practical directives follow for auditors and protocol designers, each mapped to one of the paper’s findings. First, no concentration claim should be made before holder-list HHI is computed on the current holder list with explicit PCA exclusions, because addresses that cannot vote as independent governance actors otherwise inflate the estimate by the median factor of 2.3x documented here. Second, an audit should check insider-wallet retention among the current top holders rather than read insider share off the launch allocation table, because initial allocation is uninformative about current concentration while present-day insider retention is associated with it. Third, an audit should compare voting-HHI with post-exclusion holding HHI rather than assume the two coincide, because delegated power usually differs from token holdings. Fourth, an audit should treat vote-escrow systems and delegation systems as different mechanism classes rather than aggregating them under one generic governance label, since the two amplify voting concentration through different designs.</w:t>
       </w:r>
     </w:p>
-    <w:bookmarkEnd w:id="96"/>
-    <w:bookmarkStart w:id="97" w:name="governance-design-implications"/>
+    <w:bookmarkEnd w:id="98"/>
+    <w:bookmarkStart w:id="99" w:name="governance-design-implications"/>
     <w:p>
       <w:pPr>
         <w:pStyle w:val="Heading2"/>
@@ -24602,8 +24642,8 @@
         <w:t xml:space="preserve">2026f).</w:t>
       </w:r>
     </w:p>
-    <w:bookmarkEnd w:id="97"/>
-    <w:bookmarkStart w:id="98" w:name="risks-and-counterpoints"/>
+    <w:bookmarkEnd w:id="99"/>
+    <w:bookmarkStart w:id="100" w:name="risks-and-counterpoints"/>
     <w:p>
       <w:pPr>
         <w:pStyle w:val="Heading2"/>
@@ -24628,8 +24668,8 @@
         <w:t xml:space="preserve">Measurement remains incomplete. Informal influence, off-chain coordination, and legal or equity-holder obligations can affect governance without appearing in token-holder lists. Concentration is also measured at the address level, a proxy for entity-level control: a single entity can split holdings across many addresses, deflating measured concentration, and many beneficiaries can sit behind one custodial address, inflating it. Protocol-controlled-address and exchange-custody exclusion mitigate the custodial-aggregation side, but address-splitting by a single entity is not directly observable and would, where it occurs, cause holding HHI to understate true concentration; the Aave stkAAVE pass-through case (Section 4.4) is one worked instance of this address-versus-entity gap, and address-splitting is the measurement-scope limitation that the cross-wallet identity-resolution workstream targets (Sections 5.7 and 5.8). The paper therefore treats HHI and voting-HHI as necessary but not sufficient measures of governance power.</w:t>
       </w:r>
     </w:p>
-    <w:bookmarkEnd w:id="98"/>
-    <w:bookmarkStart w:id="99" w:name="position-in-literature"/>
+    <w:bookmarkEnd w:id="100"/>
+    <w:bookmarkStart w:id="101" w:name="position-in-literature"/>
     <w:p>
       <w:pPr>
         <w:pStyle w:val="Heading2"/>
@@ -24654,8 +24694,8 @@
         <w:t xml:space="preserve">The paper also contributes to DePIN tokenomics by separating governance concentration from subsidy dependence and launch allocation. DePIN protocols exhibit higher concentration than DeFi in the corrected cross-section, but the sector pattern coexists with low-concentration counterexamples such as Anyone Protocol and Hivemapper. This makes the paper a measurement contribution rather than a deterministic claim about DePIN architecture.</w:t>
       </w:r>
     </w:p>
-    <w:bookmarkEnd w:id="99"/>
-    <w:bookmarkStart w:id="100" w:name="summary-of-findings"/>
+    <w:bookmarkEnd w:id="101"/>
+    <w:bookmarkStart w:id="102" w:name="summary-of-findings"/>
     <w:p>
       <w:pPr>
         <w:pStyle w:val="Heading2"/>
@@ -24688,8 +24728,8 @@
         <w:t xml:space="preserve">The findings span four within-protocol concentration surfaces (post-exclusion holding, insider retention, delegated voting, and vote-escrowed voting) and one cross-protocol surface documented at Snapshot and Tally depth in Section 4.5.5 (institutional delegates participating in multiple protocols’ governance simultaneously; PGov + Tane Governance + Arana Digital + 7 additional Tally-side firms; documented in full in Supplementary File S25).</w:t>
       </w:r>
     </w:p>
-    <w:bookmarkEnd w:id="100"/>
-    <w:bookmarkStart w:id="101" w:name="contributions"/>
+    <w:bookmarkEnd w:id="102"/>
+    <w:bookmarkStart w:id="103" w:name="contributions"/>
     <w:p>
       <w:pPr>
         <w:pStyle w:val="Heading2"/>
@@ -24778,8 +24818,8 @@
         <w:t xml:space="preserve">(Section 4.5). The contribution to the field is to show that delegation is not a deconcentrating force by default: voting power usually concentrates above the post-exclusion holding baseline, so a holding-based decentralization audit understates true governance concentration unless it adds a voting-HHI comparison. The dispersion cases (ENS, GMX, HNT, JUP, LPT) and the separate vote-escrow class (Curve, Balancer, Frax) show that the direction and magnitude of delegation’s effect are design-tractable rather than mechanism-inevitable.</w:t>
       </w:r>
     </w:p>
-    <w:bookmarkEnd w:id="101"/>
-    <w:bookmarkStart w:id="102" w:name="limitations"/>
+    <w:bookmarkEnd w:id="103"/>
+    <w:bookmarkStart w:id="104" w:name="limitations"/>
     <w:p>
       <w:pPr>
         <w:pStyle w:val="Heading2"/>
@@ -24894,8 +24934,8 @@
         <w:t xml:space="preserve">These limitations are not exceptions to the audit framework; they identify the next control surfaces the framework should measure: time, identity, classification reliability, and cross-protocol coordination. Section 5.8 organizes those surfaces into a forward research program.</w:t>
       </w:r>
     </w:p>
-    <w:bookmarkEnd w:id="102"/>
-    <w:bookmarkStart w:id="106" w:name="future-research"/>
+    <w:bookmarkEnd w:id="104"/>
+    <w:bookmarkStart w:id="108" w:name="future-research"/>
     <w:p>
       <w:pPr>
         <w:pStyle w:val="Heading2"/>
@@ -24929,7 +24969,7 @@
       <w:r>
         <w:t xml:space="preserve">Converting the cross-section into a panel is the first workstream. Monthly snapshots of HHI and Gini across the full 52-protocol sample would turn the current cross-section into a panel dataset, enabling analysis of deconcentration trajectories and event studies around specific reform events: delegation program launches, vesting cliff expirations, and governance redesigns. The provisional panels already reported point the way: an initial 14-protocol quarterly panel (</w:t>
       </w:r>
-      <w:hyperlink r:id="rId103">
+      <w:hyperlink r:id="rId105">
         <w:r>
           <w:rPr>
             <w:rStyle w:val="Hyperlink"/>
@@ -24940,7 +24980,7 @@
       <w:r>
         <w:t xml:space="preserve">) documents that 11 of 14 protocols exhibit monotonic governance HHI decay over 24 months post-token-generation event, with vote-escrow CRV, reservoir-drip COMP, and claim-window ENS as exceptions, and a 14-protocol Q1/Q8 trajectory analysis (</w:t>
       </w:r>
-      <w:hyperlink r:id="rId104">
+      <w:hyperlink r:id="rId106">
         <w:r>
           <w:rPr>
             <w:rStyle w:val="Hyperlink"/>
@@ -25127,7 +25167,7 @@
       <w:r>
         <w:t xml:space="preserve"> </w:t>
       </w:r>
-      <w:hyperlink r:id="rId105">
+      <w:hyperlink r:id="rId107">
         <w:r>
           <w:rPr>
             <w:rStyle w:val="Hyperlink"/>
@@ -25139,8 +25179,8 @@
         <w:t xml:space="preserve">.</w:t>
       </w:r>
     </w:p>
-    <w:bookmarkEnd w:id="106"/>
-    <w:bookmarkStart w:id="107" w:name="reproducibility-and-data-availability"/>
+    <w:bookmarkEnd w:id="108"/>
+    <w:bookmarkStart w:id="109" w:name="reproducibility-and-data-availability"/>
     <w:p>
       <w:pPr>
         <w:pStyle w:val="Heading2"/>
@@ -25252,9 +25292,9 @@
         <w:t xml:space="preserve">Cross-protocol address attribution evolved across successive refinements of the exclusion methodology. Shared-custody addresses, such as the universal Solana exchange hot wallet that appears across several protocols, were initially identified by a hardcoded universal-exchange exclusion and later reclassified under a behavioral-signature heuristic in which token-balance breadth and asset mix distinguish exchange custody, institutional holdings, and foundation treasuries. Earlier per-cycle attribution labels are preserved as historical-of-record in the exclusion log; the behavioral-signature classification is the current methodology of record.</w:t>
       </w:r>
     </w:p>
-    <w:bookmarkEnd w:id="107"/>
-    <w:bookmarkEnd w:id="108"/>
-    <w:bookmarkStart w:id="109" w:name="conclusion"/>
+    <w:bookmarkEnd w:id="109"/>
+    <w:bookmarkEnd w:id="110"/>
+    <w:bookmarkStart w:id="111" w:name="conclusion"/>
     <w:p>
       <w:pPr>
         <w:pStyle w:val="Heading1"/>
@@ -25295,8 +25335,8 @@
         <w:t xml:space="preserve">The stakes of measuring concentration accurately are normative as well as descriptive. Where decisive voting weight sits with a small set of holders, participants govern under others’ discretion rather than under rules they jointly control, a condition the republican tradition names domination and the commons-governance literature treats as inconsistent with durable self-governance. A companion theoretical paper accounts for why concentration persists across protocol age, valuation, and allocation design as a structural equilibrium rather than a transient failure (Zukowski, 2026e); a companion normative paper develops the non-domination standard by which a given distribution counts as legitimate self-governance (Zukowski, 2026f). Measured correctly, token governance concentration is not a tokenomics statistic but a political fact: it tells whether the people a protocol governs hold rule-making power or merely hold tokens.</w:t>
       </w:r>
     </w:p>
-    <w:bookmarkEnd w:id="109"/>
-    <w:bookmarkStart w:id="110" w:name="supplementary-material"/>
+    <w:bookmarkEnd w:id="111"/>
+    <w:bookmarkStart w:id="112" w:name="supplementary-material"/>
     <w:p>
       <w:pPr>
         <w:pStyle w:val="Heading1"/>
@@ -25593,8 +25633,8 @@
         <w:t xml:space="preserve">https://github.com/Research-Publications-and-Data/Tokenomics-As-Institutional_Design</w:t>
       </w:r>
     </w:p>
-    <w:bookmarkEnd w:id="110"/>
-    <w:bookmarkStart w:id="111" w:name="acknowledgments"/>
+    <w:bookmarkEnd w:id="112"/>
+    <w:bookmarkStart w:id="113" w:name="acknowledgments"/>
     <w:p>
       <w:pPr>
         <w:pStyle w:val="Heading1"/>
@@ -25635,8 +25675,8 @@
         <w:t xml:space="preserve">platforms for hardware network economics.</w:t>
       </w:r>
     </w:p>
-    <w:bookmarkEnd w:id="111"/>
-    <w:bookmarkStart w:id="112" w:name="references"/>
+    <w:bookmarkEnd w:id="113"/>
+    <w:bookmarkStart w:id="114" w:name="references"/>
     <w:p>
       <w:pPr>
         <w:pStyle w:val="Heading1"/>
@@ -27386,7 +27426,7 @@
         <w:t xml:space="preserve">standard for legitimate token governance. Working manuscript.</w:t>
       </w:r>
     </w:p>
-    <w:bookmarkEnd w:id="112"/>
+    <w:bookmarkEnd w:id="114"/>
     <w:sectPr>
       <w:footnotePr>
         <w:numRestart w:val="eachSect"/>

--- a/b2/paper/B2_Frontiers_R2_clean.docx
+++ b/b2/paper/B2_Frontiers_R2_clean.docx
@@ -3917,7 +3917,7 @@
           <w:b/>
           <w:bCs/>
         </w:rPr>
-        <w:t xml:space="preserve">Sample flow (March 2026 snapshot).</w:t>
+        <w:t xml:space="preserve">Sample flow (March 2026 holder snapshot).</w:t>
       </w:r>
       <w:r>
         <w:t xml:space="preserve"> </w:t>

--- a/b2/paper/B2_Frontiers_R2_clean.docx
+++ b/b2/paper/B2_Frontiers_R2_clean.docx
@@ -6905,7 +6905,7 @@
         <w:pStyle w:val="FirstParagraph"/>
       </w:pPr>
       <w:r>
-        <w:t xml:space="preserve">All data and code required to reproduce the analysis are available in the public replication repository at</w:t>
+        <w:t xml:space="preserve">All data derive from publicly accessible sources (on-chain transaction records and the public APIs listed in Section 3.3) and are released in full to enable independent verification. The analysis is reproducible from the public replication repository at</w:t>
       </w:r>
       <w:r>
         <w:t xml:space="preserve"> </w:t>
